--- a/raildriver-Germany-Remapped.docx
+++ b/raildriver-Germany-Remapped.docx
@@ -19627,8 +19627,8 @@
             </w:pPr>
             <w:r>
               <w:rPr>
-                <w:sz w:val="16"/>
-                <w:szCs w:val="16"/>
+                <w:rFonts w:eastAsia="arial" w:ascii="arial" w:hAnsi="arial"/>
+                <w:color w:val="000000"/>
               </w:rPr>
             </w:r>
           </w:p>
@@ -21594,6 +21594,1146 @@
                 <w:szCs w:val="16"/>
               </w:rPr>
               <w:t>Cab</w:t>
+            </w:r>
+          </w:p>
+        </w:tc>
+        <w:tc>
+          <w:tcPr>
+            <w:tcW w:w="1016" w:type="dxa"/>
+            <w:tcBorders>
+              <w:top w:val="single" w:sz="4" w:space="0" w:color="000000"/>
+              <w:left w:val="single" w:sz="4" w:space="0" w:color="000000"/>
+              <w:bottom w:val="single" w:sz="4" w:space="0" w:color="000000"/>
+            </w:tcBorders>
+            <w:vAlign w:val="bottom"/>
+          </w:tcPr>
+          <w:p>
+            <w:pPr>
+              <w:pStyle w:val="Normal"/>
+              <w:widowControl w:val="false"/>
+              <w:jc w:val="center"/>
+              <w:rPr>
+                <w:color w:val="000000"/>
+                <w:sz w:val="16"/>
+                <w:szCs w:val="16"/>
+              </w:rPr>
+            </w:pPr>
+            <w:r>
+              <w:rPr>
+                <w:rFonts w:eastAsia="arial" w:ascii="arial" w:hAnsi="arial"/>
+                <w:color w:val="000000"/>
+                <w:sz w:val="16"/>
+                <w:szCs w:val="16"/>
+              </w:rPr>
+              <w:t>Parking Brake Off</w:t>
+            </w:r>
+          </w:p>
+        </w:tc>
+        <w:tc>
+          <w:tcPr>
+            <w:tcW w:w="1016" w:type="dxa"/>
+            <w:tcBorders>
+              <w:top w:val="single" w:sz="4" w:space="0" w:color="000000"/>
+              <w:left w:val="single" w:sz="4" w:space="0" w:color="000000"/>
+              <w:bottom w:val="single" w:sz="4" w:space="0" w:color="000000"/>
+            </w:tcBorders>
+            <w:vAlign w:val="bottom"/>
+          </w:tcPr>
+          <w:p>
+            <w:pPr>
+              <w:pStyle w:val="Normal"/>
+              <w:widowControl w:val="false"/>
+              <w:spacing w:lineRule="auto" w:line="180"/>
+              <w:jc w:val="center"/>
+              <w:rPr>
+                <w:color w:val="000000"/>
+                <w:sz w:val="16"/>
+                <w:szCs w:val="16"/>
+              </w:rPr>
+            </w:pPr>
+            <w:r>
+              <w:rPr>
+                <w:rFonts w:eastAsia="arial" w:ascii="arial" w:hAnsi="arial"/>
+                <w:color w:val="000000"/>
+                <w:sz w:val="16"/>
+                <w:szCs w:val="16"/>
+              </w:rPr>
+              <w:t>Exterior</w:t>
+            </w:r>
+          </w:p>
+          <w:p>
+            <w:pPr>
+              <w:pStyle w:val="Normal"/>
+              <w:widowControl w:val="false"/>
+              <w:spacing w:lineRule="auto" w:line="180"/>
+              <w:jc w:val="center"/>
+              <w:rPr>
+                <w:color w:val="000000"/>
+                <w:sz w:val="16"/>
+                <w:szCs w:val="16"/>
+              </w:rPr>
+            </w:pPr>
+            <w:r>
+              <w:rPr>
+                <w:rFonts w:eastAsia="arial" w:ascii="arial" w:hAnsi="arial"/>
+                <w:color w:val="000000"/>
+                <w:sz w:val="16"/>
+                <w:szCs w:val="16"/>
+              </w:rPr>
+              <w:t>Camera</w:t>
+            </w:r>
+          </w:p>
+        </w:tc>
+        <w:tc>
+          <w:tcPr>
+            <w:tcW w:w="1029" w:type="dxa"/>
+            <w:tcBorders>
+              <w:top w:val="single" w:sz="4" w:space="0" w:color="000000"/>
+              <w:left w:val="single" w:sz="4" w:space="0" w:color="000000"/>
+              <w:bottom w:val="single" w:sz="4" w:space="0" w:color="000000"/>
+              <w:right w:val="single" w:sz="4" w:space="0" w:color="000000"/>
+            </w:tcBorders>
+            <w:vAlign w:val="bottom"/>
+          </w:tcPr>
+          <w:p>
+            <w:pPr>
+              <w:pStyle w:val="Normal"/>
+              <w:widowControl w:val="false"/>
+              <w:spacing w:lineRule="auto" w:line="180"/>
+              <w:jc w:val="center"/>
+              <w:rPr>
+                <w:color w:val="000000"/>
+                <w:sz w:val="16"/>
+                <w:szCs w:val="16"/>
+              </w:rPr>
+            </w:pPr>
+            <w:r>
+              <w:rPr>
+                <w:rFonts w:eastAsia="arial" w:ascii="arial" w:hAnsi="arial"/>
+                <w:color w:val="000000"/>
+                <w:sz w:val="16"/>
+                <w:szCs w:val="16"/>
+              </w:rPr>
+              <w:t>Prev</w:t>
+            </w:r>
+          </w:p>
+          <w:p>
+            <w:pPr>
+              <w:pStyle w:val="Normal"/>
+              <w:widowControl w:val="false"/>
+              <w:spacing w:lineRule="auto" w:line="180"/>
+              <w:jc w:val="center"/>
+              <w:rPr>
+                <w:color w:val="000000"/>
+                <w:sz w:val="16"/>
+                <w:szCs w:val="16"/>
+              </w:rPr>
+            </w:pPr>
+            <w:r>
+              <w:rPr>
+                <w:rFonts w:eastAsia="arial" w:ascii="arial" w:hAnsi="arial"/>
+                <w:color w:val="000000"/>
+                <w:sz w:val="16"/>
+                <w:szCs w:val="16"/>
+              </w:rPr>
+              <w:t>Cab Cam</w:t>
+            </w:r>
+          </w:p>
+        </w:tc>
+      </w:tr>
+    </w:tbl>
+    <w:p>
+      <w:pPr>
+        <w:pStyle w:val="Normal"/>
+        <w:bidi w:val="0"/>
+        <w:rPr>
+          <w:color w:val="000000"/>
+          <w:sz w:val="16"/>
+          <w:szCs w:val="16"/>
+        </w:rPr>
+      </w:pPr>
+      <w:r>
+        <w:rPr>
+          <w:color w:val="000000"/>
+          <w:sz w:val="16"/>
+          <w:szCs w:val="16"/>
+        </w:rPr>
+      </w:r>
+    </w:p>
+    <w:p>
+      <w:pPr>
+        <w:pStyle w:val="Normal"/>
+        <w:rPr>
+          <w:color w:val="000000"/>
+          <w:sz w:val="16"/>
+          <w:szCs w:val="16"/>
+        </w:rPr>
+      </w:pPr>
+      <w:r>
+        <w:rPr>
+          <w:color w:val="000000"/>
+          <w:sz w:val="16"/>
+          <w:szCs w:val="16"/>
+        </w:rPr>
+        <w:tab/>
+        <w:t xml:space="preserve">       </w:t>
+      </w:r>
+      <w:r>
+        <w:rPr>
+          <w:rFonts w:eastAsia="arial" w:ascii="arial" w:hAnsi="arial"/>
+          <w:color w:val="000000"/>
+          <w:sz w:val="16"/>
+          <w:szCs w:val="16"/>
+        </w:rPr>
+        <w:t xml:space="preserve">    DB BR 19</w:t>
+      </w:r>
+      <w:r>
+        <w:rPr>
+          <w:rFonts w:eastAsia="arial" w:ascii="arial" w:hAnsi="arial"/>
+          <w:color w:val="000000"/>
+          <w:sz w:val="16"/>
+          <w:szCs w:val="16"/>
+        </w:rPr>
+        <w:t>4 (E94)</w:t>
+      </w:r>
+      <w:r>
+        <w:rPr>
+          <w:rFonts w:eastAsia="arial" w:ascii="arial" w:hAnsi="arial"/>
+          <w:color w:val="000000"/>
+          <w:sz w:val="16"/>
+          <w:szCs w:val="16"/>
+        </w:rPr>
+        <w:t>-1</w:t>
+      </w:r>
+    </w:p>
+    <w:tbl>
+      <w:tblPr>
+        <w:tblW w:w="14248" w:type="dxa"/>
+        <w:jc w:val="left"/>
+        <w:tblInd w:w="-5" w:type="dxa"/>
+        <w:tblLayout w:type="fixed"/>
+        <w:tblCellMar>
+          <w:top w:w="0" w:type="dxa"/>
+          <w:left w:w="108" w:type="dxa"/>
+          <w:bottom w:w="0" w:type="dxa"/>
+          <w:right w:w="108" w:type="dxa"/>
+        </w:tblCellMar>
+        <w:tblLook w:firstRow="1" w:noVBand="1" w:lastRow="0" w:firstColumn="1" w:lastColumn="0" w:noHBand="0" w:val="04a0"/>
+      </w:tblPr>
+      <w:tblGrid>
+        <w:gridCol w:w="1017"/>
+        <w:gridCol w:w="1019"/>
+        <w:gridCol w:w="1014"/>
+        <w:gridCol w:w="1016"/>
+        <w:gridCol w:w="1020"/>
+        <w:gridCol w:w="1016"/>
+        <w:gridCol w:w="1016"/>
+        <w:gridCol w:w="1017"/>
+        <w:gridCol w:w="1016"/>
+        <w:gridCol w:w="1020"/>
+        <w:gridCol w:w="1016"/>
+        <w:gridCol w:w="1016"/>
+        <w:gridCol w:w="1016"/>
+        <w:gridCol w:w="1029"/>
+      </w:tblGrid>
+      <w:tr>
+        <w:trPr>
+          <w:trHeight w:val="440" w:hRule="exact"/>
+          <w:cantSplit w:val="true"/>
+        </w:trPr>
+        <w:tc>
+          <w:tcPr>
+            <w:tcW w:w="1017" w:type="dxa"/>
+            <w:tcBorders>
+              <w:top w:val="single" w:sz="4" w:space="0" w:color="000000"/>
+              <w:left w:val="single" w:sz="4" w:space="0" w:color="000000"/>
+              <w:bottom w:val="single" w:sz="4" w:space="0" w:color="000000"/>
+            </w:tcBorders>
+            <w:vAlign w:val="bottom"/>
+          </w:tcPr>
+          <w:p>
+            <w:pPr>
+              <w:pStyle w:val="Normal"/>
+              <w:widowControl w:val="false"/>
+              <w:spacing w:lineRule="auto" w:line="180" w:before="0" w:after="60"/>
+              <w:jc w:val="center"/>
+              <w:rPr>
+                <w:color w:val="000000"/>
+                <w:sz w:val="16"/>
+                <w:szCs w:val="16"/>
+              </w:rPr>
+            </w:pPr>
+            <w:r>
+              <w:rPr>
+                <w:rFonts w:eastAsia="arial" w:ascii="arial" w:hAnsi="arial"/>
+                <w:b/>
+                <w:color w:val="000000"/>
+                <w:sz w:val="16"/>
+                <w:szCs w:val="16"/>
+              </w:rPr>
+              <w:t>Pause</w:t>
+            </w:r>
+          </w:p>
+        </w:tc>
+        <w:tc>
+          <w:tcPr>
+            <w:tcW w:w="1019" w:type="dxa"/>
+            <w:tcBorders>
+              <w:top w:val="single" w:sz="4" w:space="0" w:color="000000"/>
+              <w:left w:val="single" w:sz="4" w:space="0" w:color="000000"/>
+              <w:bottom w:val="single" w:sz="4" w:space="0" w:color="000000"/>
+            </w:tcBorders>
+            <w:vAlign w:val="bottom"/>
+          </w:tcPr>
+          <w:p>
+            <w:pPr>
+              <w:pStyle w:val="Normal"/>
+              <w:widowControl w:val="false"/>
+              <w:spacing w:lineRule="auto" w:line="180"/>
+              <w:jc w:val="center"/>
+              <w:rPr>
+                <w:color w:val="000000"/>
+                <w:sz w:val="16"/>
+                <w:szCs w:val="16"/>
+              </w:rPr>
+            </w:pPr>
+            <w:r>
+              <w:rPr/>
+            </w:r>
+          </w:p>
+        </w:tc>
+        <w:tc>
+          <w:tcPr>
+            <w:tcW w:w="1014" w:type="dxa"/>
+            <w:tcBorders>
+              <w:top w:val="single" w:sz="4" w:space="0" w:color="000000"/>
+              <w:left w:val="single" w:sz="4" w:space="0" w:color="000000"/>
+              <w:bottom w:val="single" w:sz="4" w:space="0" w:color="000000"/>
+            </w:tcBorders>
+            <w:vAlign w:val="bottom"/>
+          </w:tcPr>
+          <w:p>
+            <w:pPr>
+              <w:pStyle w:val="Normal"/>
+              <w:widowControl w:val="false"/>
+              <w:spacing w:lineRule="auto" w:line="180"/>
+              <w:jc w:val="center"/>
+              <w:rPr>
+                <w:color w:val="000000"/>
+                <w:sz w:val="16"/>
+                <w:szCs w:val="16"/>
+              </w:rPr>
+            </w:pPr>
+            <w:r>
+              <w:rPr>
+                <w:color w:val="000000"/>
+                <w:sz w:val="16"/>
+                <w:szCs w:val="16"/>
+              </w:rPr>
+              <w:t>MCB Close</w:t>
+            </w:r>
+          </w:p>
+        </w:tc>
+        <w:tc>
+          <w:tcPr>
+            <w:tcW w:w="1016" w:type="dxa"/>
+            <w:tcBorders>
+              <w:top w:val="single" w:sz="4" w:space="0" w:color="000000"/>
+              <w:left w:val="single" w:sz="4" w:space="0" w:color="000000"/>
+              <w:bottom w:val="single" w:sz="4" w:space="0" w:color="000000"/>
+            </w:tcBorders>
+            <w:vAlign w:val="bottom"/>
+          </w:tcPr>
+          <w:p>
+            <w:pPr>
+              <w:pStyle w:val="Normal"/>
+              <w:widowControl w:val="false"/>
+              <w:spacing w:lineRule="auto" w:line="180"/>
+              <w:jc w:val="center"/>
+              <w:rPr>
+                <w:sz w:val="16"/>
+                <w:szCs w:val="16"/>
+              </w:rPr>
+            </w:pPr>
+            <w:r>
+              <w:rPr>
+                <w:rFonts w:eastAsia="arial" w:ascii="arial" w:hAnsi="arial"/>
+                <w:color w:val="000000"/>
+                <w:sz w:val="16"/>
+                <w:szCs w:val="16"/>
+              </w:rPr>
+              <w:t>PZB</w:t>
+            </w:r>
+          </w:p>
+        </w:tc>
+        <w:tc>
+          <w:tcPr>
+            <w:tcW w:w="1020" w:type="dxa"/>
+            <w:tcBorders>
+              <w:top w:val="single" w:sz="4" w:space="0" w:color="000000"/>
+              <w:left w:val="single" w:sz="4" w:space="0" w:color="000000"/>
+              <w:bottom w:val="single" w:sz="4" w:space="0" w:color="000000"/>
+            </w:tcBorders>
+            <w:vAlign w:val="bottom"/>
+          </w:tcPr>
+          <w:p>
+            <w:pPr>
+              <w:pStyle w:val="Normal"/>
+              <w:widowControl w:val="false"/>
+              <w:spacing w:lineRule="auto" w:line="180"/>
+              <w:jc w:val="center"/>
+              <w:rPr>
+                <w:color w:val="000000"/>
+                <w:sz w:val="16"/>
+                <w:szCs w:val="16"/>
+              </w:rPr>
+            </w:pPr>
+            <w:r>
+              <w:rPr/>
+            </w:r>
+          </w:p>
+        </w:tc>
+        <w:tc>
+          <w:tcPr>
+            <w:tcW w:w="1016" w:type="dxa"/>
+            <w:tcBorders>
+              <w:top w:val="single" w:sz="4" w:space="0" w:color="000000"/>
+              <w:left w:val="single" w:sz="4" w:space="0" w:color="000000"/>
+              <w:bottom w:val="single" w:sz="4" w:space="0" w:color="000000"/>
+            </w:tcBorders>
+            <w:vAlign w:val="bottom"/>
+          </w:tcPr>
+          <w:p>
+            <w:pPr>
+              <w:pStyle w:val="Normal"/>
+              <w:widowControl w:val="false"/>
+              <w:jc w:val="center"/>
+              <w:rPr>
+                <w:color w:val="000000"/>
+                <w:sz w:val="16"/>
+                <w:szCs w:val="16"/>
+              </w:rPr>
+            </w:pPr>
+            <w:r>
+              <w:rPr>
+                <w:color w:val="000000"/>
+                <w:sz w:val="16"/>
+                <w:szCs w:val="16"/>
+              </w:rPr>
+              <w:t>Compressor</w:t>
+            </w:r>
+          </w:p>
+        </w:tc>
+        <w:tc>
+          <w:tcPr>
+            <w:tcW w:w="1016" w:type="dxa"/>
+            <w:tcBorders>
+              <w:top w:val="single" w:sz="4" w:space="0" w:color="000000"/>
+              <w:left w:val="single" w:sz="4" w:space="0" w:color="000000"/>
+              <w:bottom w:val="single" w:sz="4" w:space="0" w:color="000000"/>
+            </w:tcBorders>
+            <w:vAlign w:val="bottom"/>
+          </w:tcPr>
+          <w:p>
+            <w:pPr>
+              <w:pStyle w:val="Normal"/>
+              <w:widowControl w:val="false"/>
+              <w:jc w:val="center"/>
+              <w:rPr>
+                <w:sz w:val="16"/>
+                <w:szCs w:val="16"/>
+              </w:rPr>
+            </w:pPr>
+            <w:r>
+              <w:rPr>
+                <w:rFonts w:eastAsia="arial" w:ascii="arial" w:hAnsi="arial"/>
+                <w:color w:val="000000"/>
+                <w:sz w:val="16"/>
+                <w:szCs w:val="16"/>
+              </w:rPr>
+              <w:t xml:space="preserve">Brake </w:t>
+            </w:r>
+            <w:r>
+              <w:rPr>
+                <w:rFonts w:eastAsia="arial" w:ascii="arial" w:hAnsi="arial"/>
+                <w:color w:val="000000"/>
+                <w:sz w:val="16"/>
+                <w:szCs w:val="16"/>
+              </w:rPr>
+              <w:t>Key</w:t>
+            </w:r>
+          </w:p>
+        </w:tc>
+        <w:tc>
+          <w:tcPr>
+            <w:tcW w:w="1017" w:type="dxa"/>
+            <w:tcBorders>
+              <w:top w:val="single" w:sz="4" w:space="0" w:color="000000"/>
+              <w:left w:val="single" w:sz="4" w:space="0" w:color="000000"/>
+              <w:bottom w:val="single" w:sz="4" w:space="0" w:color="000000"/>
+            </w:tcBorders>
+            <w:vAlign w:val="bottom"/>
+          </w:tcPr>
+          <w:p>
+            <w:pPr>
+              <w:pStyle w:val="Normal"/>
+              <w:widowControl w:val="false"/>
+              <w:jc w:val="center"/>
+              <w:rPr>
+                <w:rFonts w:ascii="arial" w:hAnsi="arial" w:eastAsia="arial"/>
+                <w:color w:val="000000"/>
+                <w:sz w:val="16"/>
+                <w:szCs w:val="16"/>
+              </w:rPr>
+            </w:pPr>
+            <w:r>
+              <w:rPr/>
+            </w:r>
+          </w:p>
+        </w:tc>
+        <w:tc>
+          <w:tcPr>
+            <w:tcW w:w="1016" w:type="dxa"/>
+            <w:tcBorders>
+              <w:top w:val="single" w:sz="4" w:space="0" w:color="000000"/>
+              <w:left w:val="single" w:sz="4" w:space="0" w:color="000000"/>
+              <w:bottom w:val="single" w:sz="4" w:space="0" w:color="000000"/>
+            </w:tcBorders>
+            <w:vAlign w:val="bottom"/>
+          </w:tcPr>
+          <w:p>
+            <w:pPr>
+              <w:pStyle w:val="Normal"/>
+              <w:widowControl w:val="false"/>
+              <w:jc w:val="center"/>
+              <w:rPr>
+                <w:rFonts w:ascii="arial" w:hAnsi="arial" w:eastAsia="arial"/>
+                <w:color w:val="000000"/>
+                <w:sz w:val="16"/>
+                <w:szCs w:val="16"/>
+              </w:rPr>
+            </w:pPr>
+            <w:r>
+              <w:rPr>
+                <w:rFonts w:eastAsia="arial" w:ascii="arial" w:hAnsi="arial"/>
+                <w:color w:val="000000"/>
+                <w:sz w:val="16"/>
+                <w:szCs w:val="16"/>
+              </w:rPr>
+            </w:r>
+          </w:p>
+        </w:tc>
+        <w:tc>
+          <w:tcPr>
+            <w:tcW w:w="1020" w:type="dxa"/>
+            <w:tcBorders>
+              <w:top w:val="single" w:sz="4" w:space="0" w:color="000000"/>
+              <w:left w:val="single" w:sz="4" w:space="0" w:color="000000"/>
+              <w:bottom w:val="single" w:sz="4" w:space="0" w:color="000000"/>
+            </w:tcBorders>
+            <w:vAlign w:val="bottom"/>
+          </w:tcPr>
+          <w:p>
+            <w:pPr>
+              <w:pStyle w:val="Normal"/>
+              <w:widowControl w:val="false"/>
+              <w:jc w:val="center"/>
+              <w:rPr>
+                <w:rFonts w:ascii="arial" w:hAnsi="arial" w:eastAsia="arial"/>
+                <w:color w:val="000000"/>
+                <w:sz w:val="16"/>
+                <w:szCs w:val="16"/>
+              </w:rPr>
+            </w:pPr>
+            <w:r>
+              <w:rPr>
+                <w:rFonts w:eastAsia="arial" w:ascii="arial" w:hAnsi="arial"/>
+                <w:color w:val="000000"/>
+                <w:sz w:val="16"/>
+                <w:szCs w:val="16"/>
+              </w:rPr>
+              <w:t>Emer. Brake</w:t>
+            </w:r>
+          </w:p>
+        </w:tc>
+        <w:tc>
+          <w:tcPr>
+            <w:tcW w:w="1016" w:type="dxa"/>
+            <w:tcBorders>
+              <w:top w:val="single" w:sz="4" w:space="0" w:color="000000"/>
+              <w:left w:val="single" w:sz="4" w:space="0" w:color="000000"/>
+              <w:bottom w:val="single" w:sz="4" w:space="0" w:color="000000"/>
+            </w:tcBorders>
+            <w:vAlign w:val="bottom"/>
+          </w:tcPr>
+          <w:p>
+            <w:pPr>
+              <w:pStyle w:val="Normal"/>
+              <w:widowControl w:val="false"/>
+              <w:spacing w:lineRule="auto" w:line="180"/>
+              <w:jc w:val="center"/>
+              <w:rPr>
+                <w:color w:val="000000"/>
+                <w:sz w:val="16"/>
+                <w:szCs w:val="16"/>
+              </w:rPr>
+            </w:pPr>
+            <w:r>
+              <w:rPr>
+                <w:rFonts w:eastAsia="arial" w:ascii="arial" w:hAnsi="arial"/>
+                <w:color w:val="000000"/>
+                <w:sz w:val="16"/>
+                <w:szCs w:val="16"/>
+              </w:rPr>
+              <w:t>Desk Light</w:t>
+            </w:r>
+          </w:p>
+        </w:tc>
+        <w:tc>
+          <w:tcPr>
+            <w:tcW w:w="1016" w:type="dxa"/>
+            <w:tcBorders>
+              <w:top w:val="single" w:sz="4" w:space="0" w:color="000000"/>
+              <w:left w:val="single" w:sz="4" w:space="0" w:color="000000"/>
+              <w:bottom w:val="single" w:sz="4" w:space="0" w:color="000000"/>
+            </w:tcBorders>
+            <w:vAlign w:val="bottom"/>
+          </w:tcPr>
+          <w:p>
+            <w:pPr>
+              <w:pStyle w:val="Normal"/>
+              <w:widowControl w:val="false"/>
+              <w:spacing w:lineRule="auto" w:line="180"/>
+              <w:jc w:val="center"/>
+              <w:rPr>
+                <w:color w:val="000000"/>
+                <w:sz w:val="16"/>
+                <w:szCs w:val="16"/>
+              </w:rPr>
+            </w:pPr>
+            <w:r>
+              <w:rPr>
+                <w:rFonts w:eastAsia="arial" w:ascii="arial" w:hAnsi="arial"/>
+                <w:color w:val="000000"/>
+                <w:sz w:val="16"/>
+                <w:szCs w:val="16"/>
+              </w:rPr>
+              <w:t>Parking Brake On</w:t>
+            </w:r>
+          </w:p>
+        </w:tc>
+        <w:tc>
+          <w:tcPr>
+            <w:tcW w:w="1016" w:type="dxa"/>
+            <w:tcBorders>
+              <w:top w:val="single" w:sz="4" w:space="0" w:color="000000"/>
+              <w:left w:val="single" w:sz="4" w:space="0" w:color="000000"/>
+              <w:bottom w:val="single" w:sz="4" w:space="0" w:color="000000"/>
+            </w:tcBorders>
+            <w:vAlign w:val="bottom"/>
+          </w:tcPr>
+          <w:p>
+            <w:pPr>
+              <w:pStyle w:val="Normal"/>
+              <w:widowControl w:val="false"/>
+              <w:spacing w:lineRule="auto" w:line="180"/>
+              <w:jc w:val="center"/>
+              <w:rPr>
+                <w:color w:val="000000"/>
+                <w:sz w:val="16"/>
+                <w:szCs w:val="16"/>
+              </w:rPr>
+            </w:pPr>
+            <w:r>
+              <w:rPr>
+                <w:rFonts w:eastAsia="arial" w:ascii="arial" w:hAnsi="arial"/>
+                <w:color w:val="000000"/>
+                <w:sz w:val="16"/>
+                <w:szCs w:val="16"/>
+              </w:rPr>
+              <w:t>1P Cam</w:t>
+            </w:r>
+          </w:p>
+        </w:tc>
+        <w:tc>
+          <w:tcPr>
+            <w:tcW w:w="1029" w:type="dxa"/>
+            <w:tcBorders>
+              <w:top w:val="single" w:sz="4" w:space="0" w:color="000000"/>
+              <w:left w:val="single" w:sz="4" w:space="0" w:color="000000"/>
+              <w:bottom w:val="single" w:sz="4" w:space="0" w:color="000000"/>
+              <w:right w:val="single" w:sz="4" w:space="0" w:color="000000"/>
+            </w:tcBorders>
+            <w:vAlign w:val="bottom"/>
+          </w:tcPr>
+          <w:p>
+            <w:pPr>
+              <w:pStyle w:val="Normal"/>
+              <w:widowControl w:val="false"/>
+              <w:spacing w:lineRule="auto" w:line="180"/>
+              <w:jc w:val="center"/>
+              <w:rPr>
+                <w:color w:val="000000"/>
+                <w:sz w:val="16"/>
+                <w:szCs w:val="16"/>
+              </w:rPr>
+            </w:pPr>
+            <w:r>
+              <w:rPr>
+                <w:rFonts w:eastAsia="arial" w:ascii="arial" w:hAnsi="arial"/>
+                <w:color w:val="000000"/>
+                <w:sz w:val="16"/>
+                <w:szCs w:val="16"/>
+              </w:rPr>
+              <w:t>Next</w:t>
+            </w:r>
+          </w:p>
+          <w:p>
+            <w:pPr>
+              <w:pStyle w:val="Normal"/>
+              <w:widowControl w:val="false"/>
+              <w:spacing w:lineRule="auto" w:line="180"/>
+              <w:jc w:val="center"/>
+              <w:rPr>
+                <w:color w:val="000000"/>
+                <w:sz w:val="16"/>
+                <w:szCs w:val="16"/>
+              </w:rPr>
+            </w:pPr>
+            <w:r>
+              <w:rPr>
+                <w:rFonts w:eastAsia="arial" w:ascii="arial" w:hAnsi="arial"/>
+                <w:color w:val="000000"/>
+                <w:sz w:val="16"/>
+                <w:szCs w:val="16"/>
+              </w:rPr>
+              <w:t>Cab Cam</w:t>
+            </w:r>
+          </w:p>
+        </w:tc>
+      </w:tr>
+    </w:tbl>
+    <w:p>
+      <w:pPr>
+        <w:pStyle w:val="Normal"/>
+        <w:rPr>
+          <w:rFonts w:ascii="arial" w:hAnsi="arial" w:eastAsia="arial"/>
+          <w:color w:val="000000"/>
+          <w:sz w:val="16"/>
+          <w:szCs w:val="16"/>
+        </w:rPr>
+      </w:pPr>
+      <w:r>
+        <w:rPr>
+          <w:rFonts w:eastAsia="arial" w:ascii="arial" w:hAnsi="arial"/>
+          <w:color w:val="000000"/>
+          <w:sz w:val="16"/>
+          <w:szCs w:val="16"/>
+        </w:rPr>
+      </w:r>
+    </w:p>
+    <w:p>
+      <w:pPr>
+        <w:pStyle w:val="Normal"/>
+        <w:rPr>
+          <w:color w:val="000000"/>
+          <w:sz w:val="16"/>
+          <w:szCs w:val="16"/>
+        </w:rPr>
+      </w:pPr>
+      <w:r>
+        <w:rPr>
+          <w:rFonts w:eastAsia="arial" w:ascii="arial" w:hAnsi="arial"/>
+          <w:color w:val="000000"/>
+          <w:sz w:val="16"/>
+          <w:szCs w:val="16"/>
+        </w:rPr>
+        <w:tab/>
+        <w:t xml:space="preserve">           DB BR 19</w:t>
+      </w:r>
+      <w:r>
+        <w:rPr>
+          <w:rFonts w:eastAsia="arial" w:ascii="arial" w:hAnsi="arial"/>
+          <w:color w:val="000000"/>
+          <w:sz w:val="16"/>
+          <w:szCs w:val="16"/>
+        </w:rPr>
+        <w:t>4 (E94)</w:t>
+      </w:r>
+      <w:r>
+        <w:rPr>
+          <w:rFonts w:eastAsia="arial" w:ascii="arial" w:hAnsi="arial"/>
+          <w:color w:val="000000"/>
+          <w:sz w:val="16"/>
+          <w:szCs w:val="16"/>
+        </w:rPr>
+        <w:t>-2</w:t>
+      </w:r>
+    </w:p>
+    <w:tbl>
+      <w:tblPr>
+        <w:tblW w:w="14248" w:type="dxa"/>
+        <w:jc w:val="left"/>
+        <w:tblInd w:w="-5" w:type="dxa"/>
+        <w:tblLayout w:type="fixed"/>
+        <w:tblCellMar>
+          <w:top w:w="0" w:type="dxa"/>
+          <w:left w:w="108" w:type="dxa"/>
+          <w:bottom w:w="0" w:type="dxa"/>
+          <w:right w:w="108" w:type="dxa"/>
+        </w:tblCellMar>
+        <w:tblLook w:firstRow="1" w:noVBand="1" w:lastRow="0" w:firstColumn="1" w:lastColumn="0" w:noHBand="0" w:val="04a0"/>
+      </w:tblPr>
+      <w:tblGrid>
+        <w:gridCol w:w="1017"/>
+        <w:gridCol w:w="1019"/>
+        <w:gridCol w:w="1014"/>
+        <w:gridCol w:w="1016"/>
+        <w:gridCol w:w="1020"/>
+        <w:gridCol w:w="1016"/>
+        <w:gridCol w:w="1016"/>
+        <w:gridCol w:w="1017"/>
+        <w:gridCol w:w="1016"/>
+        <w:gridCol w:w="1020"/>
+        <w:gridCol w:w="1016"/>
+        <w:gridCol w:w="1016"/>
+        <w:gridCol w:w="1016"/>
+        <w:gridCol w:w="1029"/>
+      </w:tblGrid>
+      <w:tr>
+        <w:trPr>
+          <w:trHeight w:val="440" w:hRule="exact"/>
+          <w:cantSplit w:val="true"/>
+        </w:trPr>
+        <w:tc>
+          <w:tcPr>
+            <w:tcW w:w="1017" w:type="dxa"/>
+            <w:tcBorders>
+              <w:top w:val="single" w:sz="4" w:space="0" w:color="000000"/>
+              <w:left w:val="single" w:sz="4" w:space="0" w:color="000000"/>
+              <w:bottom w:val="single" w:sz="4" w:space="0" w:color="000000"/>
+            </w:tcBorders>
+            <w:vAlign w:val="bottom"/>
+          </w:tcPr>
+          <w:p>
+            <w:pPr>
+              <w:pStyle w:val="Normal"/>
+              <w:widowControl w:val="false"/>
+              <w:spacing w:lineRule="auto" w:line="180" w:before="0" w:after="60"/>
+              <w:jc w:val="center"/>
+              <w:rPr>
+                <w:color w:val="000000"/>
+                <w:sz w:val="16"/>
+                <w:szCs w:val="16"/>
+              </w:rPr>
+            </w:pPr>
+            <w:r>
+              <w:rPr>
+                <w:rFonts w:eastAsia="arial" w:ascii="arial" w:hAnsi="arial"/>
+                <w:b/>
+                <w:color w:val="000000"/>
+                <w:sz w:val="16"/>
+                <w:szCs w:val="16"/>
+              </w:rPr>
+              <w:t>HUD</w:t>
+            </w:r>
+          </w:p>
+        </w:tc>
+        <w:tc>
+          <w:tcPr>
+            <w:tcW w:w="1019" w:type="dxa"/>
+            <w:tcBorders>
+              <w:top w:val="single" w:sz="4" w:space="0" w:color="000000"/>
+              <w:left w:val="single" w:sz="4" w:space="0" w:color="000000"/>
+              <w:bottom w:val="single" w:sz="4" w:space="0" w:color="000000"/>
+            </w:tcBorders>
+            <w:vAlign w:val="bottom"/>
+          </w:tcPr>
+          <w:p>
+            <w:pPr>
+              <w:pStyle w:val="Normal"/>
+              <w:widowControl w:val="false"/>
+              <w:spacing w:lineRule="auto" w:line="180"/>
+              <w:jc w:val="center"/>
+              <w:rPr>
+                <w:rFonts w:ascii="arial" w:hAnsi="arial" w:eastAsia="arial"/>
+                <w:color w:val="000000"/>
+                <w:sz w:val="16"/>
+                <w:szCs w:val="16"/>
+              </w:rPr>
+            </w:pPr>
+            <w:r>
+              <w:rPr>
+                <w:rFonts w:eastAsia="arial" w:ascii="arial" w:hAnsi="arial"/>
+                <w:color w:val="000000"/>
+                <w:sz w:val="16"/>
+                <w:szCs w:val="16"/>
+              </w:rPr>
+              <w:t>Schedule</w:t>
+            </w:r>
+          </w:p>
+        </w:tc>
+        <w:tc>
+          <w:tcPr>
+            <w:tcW w:w="1014" w:type="dxa"/>
+            <w:tcBorders>
+              <w:top w:val="single" w:sz="4" w:space="0" w:color="000000"/>
+              <w:left w:val="single" w:sz="4" w:space="0" w:color="000000"/>
+              <w:bottom w:val="single" w:sz="4" w:space="0" w:color="000000"/>
+            </w:tcBorders>
+            <w:vAlign w:val="bottom"/>
+          </w:tcPr>
+          <w:p>
+            <w:pPr>
+              <w:pStyle w:val="Normal"/>
+              <w:widowControl w:val="false"/>
+              <w:spacing w:lineRule="auto" w:line="180"/>
+              <w:jc w:val="center"/>
+              <w:rPr>
+                <w:color w:val="000000"/>
+                <w:sz w:val="16"/>
+                <w:szCs w:val="16"/>
+              </w:rPr>
+            </w:pPr>
+            <w:r>
+              <w:rPr>
+                <w:rFonts w:eastAsia="arial" w:ascii="arial" w:hAnsi="arial"/>
+                <w:color w:val="000000"/>
+                <w:sz w:val="16"/>
+                <w:szCs w:val="16"/>
+              </w:rPr>
+              <w:t>MCB Open</w:t>
+            </w:r>
+          </w:p>
+        </w:tc>
+        <w:tc>
+          <w:tcPr>
+            <w:tcW w:w="1016" w:type="dxa"/>
+            <w:tcBorders>
+              <w:top w:val="single" w:sz="4" w:space="0" w:color="000000"/>
+              <w:left w:val="single" w:sz="4" w:space="0" w:color="000000"/>
+              <w:bottom w:val="single" w:sz="4" w:space="0" w:color="000000"/>
+            </w:tcBorders>
+            <w:vAlign w:val="bottom"/>
+          </w:tcPr>
+          <w:p>
+            <w:pPr>
+              <w:pStyle w:val="Normal"/>
+              <w:widowControl w:val="false"/>
+              <w:spacing w:lineRule="auto" w:line="180"/>
+              <w:jc w:val="center"/>
+              <w:rPr>
+                <w:sz w:val="16"/>
+                <w:szCs w:val="16"/>
+              </w:rPr>
+            </w:pPr>
+            <w:r>
+              <w:rPr>
+                <w:sz w:val="16"/>
+                <w:szCs w:val="16"/>
+              </w:rPr>
+              <w:t>Sifa</w:t>
+            </w:r>
+          </w:p>
+        </w:tc>
+        <w:tc>
+          <w:tcPr>
+            <w:tcW w:w="1020" w:type="dxa"/>
+            <w:tcBorders>
+              <w:top w:val="single" w:sz="4" w:space="0" w:color="000000"/>
+              <w:left w:val="single" w:sz="4" w:space="0" w:color="000000"/>
+              <w:bottom w:val="single" w:sz="4" w:space="0" w:color="000000"/>
+            </w:tcBorders>
+            <w:vAlign w:val="bottom"/>
+          </w:tcPr>
+          <w:p>
+            <w:pPr>
+              <w:pStyle w:val="Normal"/>
+              <w:widowControl w:val="false"/>
+              <w:jc w:val="center"/>
+              <w:rPr>
+                <w:rFonts w:ascii="arial" w:hAnsi="arial" w:eastAsia="arial"/>
+                <w:color w:val="000000"/>
+                <w:sz w:val="16"/>
+                <w:szCs w:val="16"/>
+              </w:rPr>
+            </w:pPr>
+            <w:r>
+              <w:rPr/>
+            </w:r>
+          </w:p>
+        </w:tc>
+        <w:tc>
+          <w:tcPr>
+            <w:tcW w:w="1016" w:type="dxa"/>
+            <w:tcBorders>
+              <w:top w:val="single" w:sz="4" w:space="0" w:color="000000"/>
+              <w:left w:val="single" w:sz="4" w:space="0" w:color="000000"/>
+              <w:bottom w:val="single" w:sz="4" w:space="0" w:color="000000"/>
+            </w:tcBorders>
+            <w:vAlign w:val="bottom"/>
+          </w:tcPr>
+          <w:p>
+            <w:pPr>
+              <w:pStyle w:val="Normal"/>
+              <w:widowControl w:val="false"/>
+              <w:spacing w:lineRule="auto" w:line="180"/>
+              <w:jc w:val="center"/>
+              <w:rPr>
+                <w:sz w:val="16"/>
+                <w:szCs w:val="16"/>
+              </w:rPr>
+            </w:pPr>
+            <w:r>
+              <w:rPr/>
+            </w:r>
+          </w:p>
+        </w:tc>
+        <w:tc>
+          <w:tcPr>
+            <w:tcW w:w="1016" w:type="dxa"/>
+            <w:tcBorders>
+              <w:top w:val="single" w:sz="4" w:space="0" w:color="000000"/>
+              <w:left w:val="single" w:sz="4" w:space="0" w:color="000000"/>
+              <w:bottom w:val="single" w:sz="4" w:space="0" w:color="000000"/>
+            </w:tcBorders>
+            <w:vAlign w:val="bottom"/>
+          </w:tcPr>
+          <w:p>
+            <w:pPr>
+              <w:pStyle w:val="Normal"/>
+              <w:widowControl w:val="false"/>
+              <w:jc w:val="center"/>
+              <w:rPr>
+                <w:sz w:val="16"/>
+                <w:szCs w:val="16"/>
+              </w:rPr>
+            </w:pPr>
+            <w:r>
+              <w:rPr/>
+            </w:r>
+          </w:p>
+        </w:tc>
+        <w:tc>
+          <w:tcPr>
+            <w:tcW w:w="1017" w:type="dxa"/>
+            <w:tcBorders>
+              <w:top w:val="single" w:sz="4" w:space="0" w:color="000000"/>
+              <w:left w:val="single" w:sz="4" w:space="0" w:color="000000"/>
+              <w:bottom w:val="single" w:sz="4" w:space="0" w:color="000000"/>
+            </w:tcBorders>
+            <w:vAlign w:val="bottom"/>
+          </w:tcPr>
+          <w:p>
+            <w:pPr>
+              <w:pStyle w:val="Normal"/>
+              <w:widowControl w:val="false"/>
+              <w:jc w:val="center"/>
+              <w:rPr>
+                <w:rFonts w:ascii="arial" w:hAnsi="arial" w:eastAsia="arial"/>
+                <w:color w:val="000000"/>
+                <w:sz w:val="16"/>
+                <w:szCs w:val="16"/>
+              </w:rPr>
+            </w:pPr>
+            <w:r>
+              <w:rPr/>
+            </w:r>
+          </w:p>
+        </w:tc>
+        <w:tc>
+          <w:tcPr>
+            <w:tcW w:w="1016" w:type="dxa"/>
+            <w:tcBorders>
+              <w:top w:val="single" w:sz="4" w:space="0" w:color="000000"/>
+              <w:left w:val="single" w:sz="4" w:space="0" w:color="000000"/>
+              <w:bottom w:val="single" w:sz="4" w:space="0" w:color="000000"/>
+            </w:tcBorders>
+            <w:vAlign w:val="bottom"/>
+          </w:tcPr>
+          <w:p>
+            <w:pPr>
+              <w:pStyle w:val="Normal"/>
+              <w:widowControl w:val="false"/>
+              <w:jc w:val="center"/>
+              <w:rPr>
+                <w:rFonts w:ascii="arial" w:hAnsi="arial" w:eastAsia="arial"/>
+                <w:color w:val="000000"/>
+                <w:sz w:val="16"/>
+                <w:szCs w:val="16"/>
+              </w:rPr>
+            </w:pPr>
+            <w:r>
+              <w:rPr>
+                <w:rFonts w:eastAsia="arial" w:ascii="arial" w:hAnsi="arial"/>
+                <w:color w:val="000000"/>
+                <w:sz w:val="16"/>
+                <w:szCs w:val="16"/>
+              </w:rPr>
+            </w:r>
+          </w:p>
+        </w:tc>
+        <w:tc>
+          <w:tcPr>
+            <w:tcW w:w="1020" w:type="dxa"/>
+            <w:tcBorders>
+              <w:top w:val="single" w:sz="4" w:space="0" w:color="000000"/>
+              <w:left w:val="single" w:sz="4" w:space="0" w:color="000000"/>
+              <w:bottom w:val="single" w:sz="4" w:space="0" w:color="000000"/>
+            </w:tcBorders>
+            <w:vAlign w:val="bottom"/>
+          </w:tcPr>
+          <w:p>
+            <w:pPr>
+              <w:pStyle w:val="Normal"/>
+              <w:widowControl w:val="false"/>
+              <w:jc w:val="center"/>
+              <w:rPr>
+                <w:rFonts w:ascii="arial" w:hAnsi="arial" w:eastAsia="arial"/>
+                <w:color w:val="000000"/>
+                <w:sz w:val="16"/>
+                <w:szCs w:val="16"/>
+              </w:rPr>
+            </w:pPr>
+            <w:r>
+              <w:rPr>
+                <w:rFonts w:eastAsia="arial" w:ascii="arial" w:hAnsi="arial"/>
+                <w:color w:val="000000"/>
+                <w:sz w:val="16"/>
+                <w:szCs w:val="16"/>
+              </w:rPr>
+            </w:r>
+          </w:p>
+        </w:tc>
+        <w:tc>
+          <w:tcPr>
+            <w:tcW w:w="1016" w:type="dxa"/>
+            <w:tcBorders>
+              <w:top w:val="single" w:sz="4" w:space="0" w:color="000000"/>
+              <w:left w:val="single" w:sz="4" w:space="0" w:color="000000"/>
+              <w:bottom w:val="single" w:sz="4" w:space="0" w:color="000000"/>
+            </w:tcBorders>
+            <w:vAlign w:val="bottom"/>
+          </w:tcPr>
+          <w:p>
+            <w:pPr>
+              <w:pStyle w:val="Normal"/>
+              <w:widowControl w:val="false"/>
+              <w:jc w:val="center"/>
+              <w:rPr>
+                <w:color w:val="000000"/>
+                <w:sz w:val="16"/>
+                <w:szCs w:val="16"/>
+              </w:rPr>
+            </w:pPr>
+            <w:r>
+              <w:rPr>
+                <w:rFonts w:eastAsia="arial" w:ascii="arial" w:hAnsi="arial"/>
+                <w:color w:val="000000"/>
+                <w:sz w:val="16"/>
+                <w:szCs w:val="16"/>
+              </w:rPr>
+              <w:t>Cab Light</w:t>
             </w:r>
           </w:p>
         </w:tc>
@@ -22781,13 +23921,13 @@
       <w:rFonts w:ascii="Symbol" w:hAnsi="Symbol" w:cs="Symbol"/>
     </w:rPr>
   </w:style>
-  <w:style w:type="character" w:styleId="Style5" w:customStyle="1">
-    <w:name w:val="번호 매기기 기호"/>
+  <w:style w:type="character" w:styleId="user" w:customStyle="1">
+    <w:name w:val="번호 매기기 기호 (user)"/>
     <w:qFormat/>
     <w:rPr/>
   </w:style>
-  <w:style w:type="character" w:styleId="user">
-    <w:name w:val="번호 매기기 기호 (user)"/>
+  <w:style w:type="character" w:styleId="Style5">
+    <w:name w:val="번호 매기기 기호"/>
     <w:qFormat/>
     <w:rPr/>
   </w:style>
@@ -22801,7 +23941,7 @@
       <w:spacing w:before="240" w:after="120"/>
     </w:pPr>
     <w:rPr>
-      <w:rFonts w:ascii="Liberation Sans" w:hAnsi="Liberation Sans" w:eastAsia="Noto Sans KR" w:cs="Arial"/>
+      <w:rFonts w:ascii="Liberation Sans" w:hAnsi="Liberation Sans" w:eastAsia="Noto Sans CJK KR" w:cs="Lohit Devanagari"/>
       <w:sz w:val="28"/>
       <w:szCs w:val="28"/>
     </w:rPr>
@@ -22838,7 +23978,7 @@
       <w:szCs w:val="24"/>
     </w:rPr>
   </w:style>
-  <w:style w:type="paragraph" w:styleId="Style7">
+  <w:style w:type="paragraph" w:styleId="Style7" w:customStyle="1">
     <w:name w:val="색인"/>
     <w:basedOn w:val="Normal"/>
     <w:qFormat/>
@@ -22846,8 +23986,7 @@
       <w:suppressLineNumbers/>
     </w:pPr>
     <w:rPr>
-      <w:rFonts w:cs="Arial"/>
-      <w:sz w:val="24"/>
+      <w:rFonts w:cs="Lohit Devanagari"/>
     </w:rPr>
   </w:style>
   <w:style w:type="paragraph" w:styleId="user1">
@@ -22860,12 +23999,12 @@
       <w:spacing w:before="240" w:after="120"/>
     </w:pPr>
     <w:rPr>
-      <w:rFonts w:ascii="Liberation Sans" w:hAnsi="Liberation Sans" w:eastAsia="Noto Sans CJK KR" w:cs="Lohit Devanagari"/>
+      <w:rFonts w:ascii="Liberation Sans" w:hAnsi="Liberation Sans" w:eastAsia="Noto Sans KR" w:cs="Arial"/>
       <w:sz w:val="28"/>
       <w:szCs w:val="28"/>
     </w:rPr>
   </w:style>
-  <w:style w:type="paragraph" w:styleId="user2" w:customStyle="1">
+  <w:style w:type="paragraph" w:styleId="user2">
     <w:name w:val="색인 (user)"/>
     <w:basedOn w:val="Normal"/>
     <w:qFormat/>
@@ -22873,7 +24012,8 @@
       <w:suppressLineNumbers/>
     </w:pPr>
     <w:rPr>
-      <w:rFonts w:cs="Lohit Devanagari"/>
+      <w:rFonts w:cs="Arial"/>
+      <w:sz w:val="24"/>
     </w:rPr>
   </w:style>
   <w:style w:type="paragraph" w:styleId="Title">
@@ -23555,8 +24695,8 @@
       <w:szCs w:val="24"/>
     </w:rPr>
   </w:style>
-  <w:style w:type="paragraph" w:styleId="user3" w:customStyle="1">
-    <w:name w:val="표 내용 (user)"/>
+  <w:style w:type="paragraph" w:styleId="Style8" w:customStyle="1">
+    <w:name w:val="표 내용"/>
     <w:basedOn w:val="Normal"/>
     <w:qFormat/>
     <w:pPr>
@@ -23564,9 +24704,9 @@
     </w:pPr>
     <w:rPr/>
   </w:style>
-  <w:style w:type="paragraph" w:styleId="user4" w:customStyle="1">
-    <w:name w:val="표제목 (user)"/>
-    <w:basedOn w:val="user3"/>
+  <w:style w:type="paragraph" w:styleId="Style9" w:customStyle="1">
+    <w:name w:val="표제목"/>
+    <w:basedOn w:val="Style8"/>
     <w:qFormat/>
     <w:pPr>
       <w:jc w:val="center"/>
@@ -23576,8 +24716,8 @@
       <w:bCs/>
     </w:rPr>
   </w:style>
-  <w:style w:type="paragraph" w:styleId="Style8">
-    <w:name w:val="표 내용"/>
+  <w:style w:type="paragraph" w:styleId="user3">
+    <w:name w:val="표 내용 (user)"/>
     <w:basedOn w:val="Normal"/>
     <w:qFormat/>
     <w:pPr>
@@ -23586,9 +24726,9 @@
     </w:pPr>
     <w:rPr/>
   </w:style>
-  <w:style w:type="paragraph" w:styleId="Style9">
-    <w:name w:val="표제목"/>
-    <w:basedOn w:val="Style8"/>
+  <w:style w:type="paragraph" w:styleId="user4">
+    <w:name w:val="표제목 (user)"/>
+    <w:basedOn w:val="user3"/>
     <w:qFormat/>
     <w:pPr>
       <w:suppressLineNumbers/>

--- a/raildriver-Germany-Remapped.docx
+++ b/raildriver-Germany-Remapped.docx
@@ -22766,6 +22766,1271 @@
                 <w:szCs w:val="16"/>
               </w:rPr>
               <w:t>Parking Brake Off</w:t>
+            </w:r>
+          </w:p>
+        </w:tc>
+        <w:tc>
+          <w:tcPr>
+            <w:tcW w:w="1016" w:type="dxa"/>
+            <w:tcBorders>
+              <w:top w:val="single" w:sz="4" w:space="0" w:color="000000"/>
+              <w:left w:val="single" w:sz="4" w:space="0" w:color="000000"/>
+              <w:bottom w:val="single" w:sz="4" w:space="0" w:color="000000"/>
+            </w:tcBorders>
+            <w:vAlign w:val="bottom"/>
+          </w:tcPr>
+          <w:p>
+            <w:pPr>
+              <w:pStyle w:val="Normal"/>
+              <w:widowControl w:val="false"/>
+              <w:spacing w:lineRule="auto" w:line="180"/>
+              <w:jc w:val="center"/>
+              <w:rPr>
+                <w:color w:val="000000"/>
+                <w:sz w:val="16"/>
+                <w:szCs w:val="16"/>
+              </w:rPr>
+            </w:pPr>
+            <w:r>
+              <w:rPr>
+                <w:rFonts w:eastAsia="arial" w:ascii="arial" w:hAnsi="arial"/>
+                <w:color w:val="000000"/>
+                <w:sz w:val="16"/>
+                <w:szCs w:val="16"/>
+              </w:rPr>
+              <w:t>Exterior</w:t>
+            </w:r>
+          </w:p>
+          <w:p>
+            <w:pPr>
+              <w:pStyle w:val="Normal"/>
+              <w:widowControl w:val="false"/>
+              <w:spacing w:lineRule="auto" w:line="180"/>
+              <w:jc w:val="center"/>
+              <w:rPr>
+                <w:color w:val="000000"/>
+                <w:sz w:val="16"/>
+                <w:szCs w:val="16"/>
+              </w:rPr>
+            </w:pPr>
+            <w:r>
+              <w:rPr>
+                <w:rFonts w:eastAsia="arial" w:ascii="arial" w:hAnsi="arial"/>
+                <w:color w:val="000000"/>
+                <w:sz w:val="16"/>
+                <w:szCs w:val="16"/>
+              </w:rPr>
+              <w:t>Camera</w:t>
+            </w:r>
+          </w:p>
+        </w:tc>
+        <w:tc>
+          <w:tcPr>
+            <w:tcW w:w="1029" w:type="dxa"/>
+            <w:tcBorders>
+              <w:top w:val="single" w:sz="4" w:space="0" w:color="000000"/>
+              <w:left w:val="single" w:sz="4" w:space="0" w:color="000000"/>
+              <w:bottom w:val="single" w:sz="4" w:space="0" w:color="000000"/>
+              <w:right w:val="single" w:sz="4" w:space="0" w:color="000000"/>
+            </w:tcBorders>
+            <w:vAlign w:val="bottom"/>
+          </w:tcPr>
+          <w:p>
+            <w:pPr>
+              <w:pStyle w:val="Normal"/>
+              <w:widowControl w:val="false"/>
+              <w:spacing w:lineRule="auto" w:line="180"/>
+              <w:jc w:val="center"/>
+              <w:rPr>
+                <w:color w:val="000000"/>
+                <w:sz w:val="16"/>
+                <w:szCs w:val="16"/>
+              </w:rPr>
+            </w:pPr>
+            <w:r>
+              <w:rPr>
+                <w:rFonts w:eastAsia="arial" w:ascii="arial" w:hAnsi="arial"/>
+                <w:color w:val="000000"/>
+                <w:sz w:val="16"/>
+                <w:szCs w:val="16"/>
+              </w:rPr>
+              <w:t>Prev</w:t>
+            </w:r>
+          </w:p>
+          <w:p>
+            <w:pPr>
+              <w:pStyle w:val="Normal"/>
+              <w:widowControl w:val="false"/>
+              <w:spacing w:lineRule="auto" w:line="180"/>
+              <w:jc w:val="center"/>
+              <w:rPr>
+                <w:color w:val="000000"/>
+                <w:sz w:val="16"/>
+                <w:szCs w:val="16"/>
+              </w:rPr>
+            </w:pPr>
+            <w:r>
+              <w:rPr>
+                <w:rFonts w:eastAsia="arial" w:ascii="arial" w:hAnsi="arial"/>
+                <w:color w:val="000000"/>
+                <w:sz w:val="16"/>
+                <w:szCs w:val="16"/>
+              </w:rPr>
+              <w:t>Cab Cam</w:t>
+            </w:r>
+          </w:p>
+        </w:tc>
+      </w:tr>
+    </w:tbl>
+    <w:p>
+      <w:pPr>
+        <w:pStyle w:val="Normal"/>
+        <w:bidi w:val="0"/>
+        <w:rPr>
+          <w:color w:val="000000"/>
+          <w:sz w:val="16"/>
+          <w:szCs w:val="16"/>
+        </w:rPr>
+      </w:pPr>
+      <w:r>
+        <w:rPr>
+          <w:color w:val="000000"/>
+          <w:sz w:val="16"/>
+          <w:szCs w:val="16"/>
+        </w:rPr>
+      </w:r>
+    </w:p>
+    <w:p>
+      <w:pPr>
+        <w:pStyle w:val="Normal"/>
+        <w:rPr>
+          <w:color w:val="000000"/>
+          <w:sz w:val="16"/>
+          <w:szCs w:val="16"/>
+        </w:rPr>
+      </w:pPr>
+      <w:r>
+        <w:rPr>
+          <w:color w:val="000000"/>
+          <w:sz w:val="16"/>
+          <w:szCs w:val="16"/>
+        </w:rPr>
+        <w:tab/>
+        <w:t xml:space="preserve">       </w:t>
+      </w:r>
+      <w:r>
+        <w:rPr>
+          <w:rFonts w:eastAsia="arial" w:ascii="arial" w:hAnsi="arial"/>
+          <w:color w:val="000000"/>
+          <w:sz w:val="16"/>
+          <w:szCs w:val="16"/>
+        </w:rPr>
+        <w:t xml:space="preserve">    DB </w:t>
+      </w:r>
+      <w:r>
+        <w:rPr>
+          <w:rFonts w:eastAsia="arial" w:ascii="arial" w:hAnsi="arial"/>
+          <w:color w:val="000000"/>
+          <w:sz w:val="16"/>
+          <w:szCs w:val="16"/>
+        </w:rPr>
+        <w:t>DoppelStock</w:t>
+      </w:r>
+      <w:r>
+        <w:rPr>
+          <w:rFonts w:eastAsia="arial" w:ascii="arial" w:hAnsi="arial"/>
+          <w:color w:val="000000"/>
+          <w:sz w:val="16"/>
+          <w:szCs w:val="16"/>
+        </w:rPr>
+        <w:t>-1</w:t>
+      </w:r>
+    </w:p>
+    <w:tbl>
+      <w:tblPr>
+        <w:tblW w:w="14248" w:type="dxa"/>
+        <w:jc w:val="left"/>
+        <w:tblInd w:w="-5" w:type="dxa"/>
+        <w:tblLayout w:type="fixed"/>
+        <w:tblCellMar>
+          <w:top w:w="0" w:type="dxa"/>
+          <w:left w:w="108" w:type="dxa"/>
+          <w:bottom w:w="0" w:type="dxa"/>
+          <w:right w:w="108" w:type="dxa"/>
+        </w:tblCellMar>
+        <w:tblLook w:firstRow="1" w:noVBand="1" w:lastRow="0" w:firstColumn="1" w:lastColumn="0" w:noHBand="0" w:val="04a0"/>
+      </w:tblPr>
+      <w:tblGrid>
+        <w:gridCol w:w="1017"/>
+        <w:gridCol w:w="1019"/>
+        <w:gridCol w:w="1014"/>
+        <w:gridCol w:w="1016"/>
+        <w:gridCol w:w="1020"/>
+        <w:gridCol w:w="1016"/>
+        <w:gridCol w:w="1016"/>
+        <w:gridCol w:w="1017"/>
+        <w:gridCol w:w="1016"/>
+        <w:gridCol w:w="1020"/>
+        <w:gridCol w:w="1016"/>
+        <w:gridCol w:w="1016"/>
+        <w:gridCol w:w="1016"/>
+        <w:gridCol w:w="1029"/>
+      </w:tblGrid>
+      <w:tr>
+        <w:trPr>
+          <w:trHeight w:val="440" w:hRule="exact"/>
+          <w:cantSplit w:val="true"/>
+        </w:trPr>
+        <w:tc>
+          <w:tcPr>
+            <w:tcW w:w="1017" w:type="dxa"/>
+            <w:tcBorders>
+              <w:top w:val="single" w:sz="4" w:space="0" w:color="000000"/>
+              <w:left w:val="single" w:sz="4" w:space="0" w:color="000000"/>
+              <w:bottom w:val="single" w:sz="4" w:space="0" w:color="000000"/>
+            </w:tcBorders>
+            <w:vAlign w:val="bottom"/>
+          </w:tcPr>
+          <w:p>
+            <w:pPr>
+              <w:pStyle w:val="Normal"/>
+              <w:widowControl w:val="false"/>
+              <w:spacing w:lineRule="auto" w:line="180" w:before="0" w:after="60"/>
+              <w:jc w:val="center"/>
+              <w:rPr>
+                <w:color w:val="000000"/>
+                <w:sz w:val="16"/>
+                <w:szCs w:val="16"/>
+              </w:rPr>
+            </w:pPr>
+            <w:r>
+              <w:rPr>
+                <w:rFonts w:eastAsia="arial" w:ascii="arial" w:hAnsi="arial"/>
+                <w:b/>
+                <w:color w:val="000000"/>
+                <w:sz w:val="16"/>
+                <w:szCs w:val="16"/>
+              </w:rPr>
+              <w:t>Pause</w:t>
+            </w:r>
+          </w:p>
+        </w:tc>
+        <w:tc>
+          <w:tcPr>
+            <w:tcW w:w="1019" w:type="dxa"/>
+            <w:tcBorders>
+              <w:top w:val="single" w:sz="4" w:space="0" w:color="000000"/>
+              <w:left w:val="single" w:sz="4" w:space="0" w:color="000000"/>
+              <w:bottom w:val="single" w:sz="4" w:space="0" w:color="000000"/>
+            </w:tcBorders>
+            <w:vAlign w:val="bottom"/>
+          </w:tcPr>
+          <w:p>
+            <w:pPr>
+              <w:pStyle w:val="Normal"/>
+              <w:widowControl w:val="false"/>
+              <w:spacing w:lineRule="auto" w:line="180"/>
+              <w:jc w:val="center"/>
+              <w:rPr>
+                <w:color w:val="000000"/>
+                <w:sz w:val="16"/>
+                <w:szCs w:val="16"/>
+              </w:rPr>
+            </w:pPr>
+            <w:r>
+              <w:rPr>
+                <w:rFonts w:eastAsia="arial" w:ascii="arial" w:hAnsi="arial"/>
+                <w:color w:val="000000"/>
+                <w:sz w:val="16"/>
+                <w:szCs w:val="16"/>
+              </w:rPr>
+              <w:t>Reverser</w:t>
+            </w:r>
+          </w:p>
+          <w:p>
+            <w:pPr>
+              <w:pStyle w:val="Normal"/>
+              <w:widowControl w:val="false"/>
+              <w:spacing w:lineRule="auto" w:line="180"/>
+              <w:jc w:val="center"/>
+              <w:rPr>
+                <w:color w:val="000000"/>
+                <w:sz w:val="16"/>
+                <w:szCs w:val="16"/>
+              </w:rPr>
+            </w:pPr>
+            <w:r>
+              <w:rPr>
+                <w:rFonts w:eastAsia="arial" w:ascii="arial" w:hAnsi="arial"/>
+                <w:color w:val="000000"/>
+                <w:sz w:val="16"/>
+                <w:szCs w:val="16"/>
+              </w:rPr>
+              <w:t>Handle</w:t>
+            </w:r>
+          </w:p>
+        </w:tc>
+        <w:tc>
+          <w:tcPr>
+            <w:tcW w:w="1014" w:type="dxa"/>
+            <w:tcBorders>
+              <w:top w:val="single" w:sz="4" w:space="0" w:color="000000"/>
+              <w:left w:val="single" w:sz="4" w:space="0" w:color="000000"/>
+              <w:bottom w:val="single" w:sz="4" w:space="0" w:color="000000"/>
+            </w:tcBorders>
+            <w:vAlign w:val="bottom"/>
+          </w:tcPr>
+          <w:p>
+            <w:pPr>
+              <w:pStyle w:val="Normal"/>
+              <w:widowControl w:val="false"/>
+              <w:spacing w:lineRule="auto" w:line="180"/>
+              <w:jc w:val="center"/>
+              <w:rPr>
+                <w:color w:val="000000"/>
+                <w:sz w:val="16"/>
+                <w:szCs w:val="16"/>
+              </w:rPr>
+            </w:pPr>
+            <w:r>
+              <w:rPr>
+                <w:color w:val="000000"/>
+                <w:sz w:val="16"/>
+                <w:szCs w:val="16"/>
+              </w:rPr>
+              <w:t>MCB Close</w:t>
+            </w:r>
+          </w:p>
+        </w:tc>
+        <w:tc>
+          <w:tcPr>
+            <w:tcW w:w="1016" w:type="dxa"/>
+            <w:tcBorders>
+              <w:top w:val="single" w:sz="4" w:space="0" w:color="000000"/>
+              <w:left w:val="single" w:sz="4" w:space="0" w:color="000000"/>
+              <w:bottom w:val="single" w:sz="4" w:space="0" w:color="000000"/>
+            </w:tcBorders>
+            <w:vAlign w:val="bottom"/>
+          </w:tcPr>
+          <w:p>
+            <w:pPr>
+              <w:pStyle w:val="Normal"/>
+              <w:widowControl w:val="false"/>
+              <w:spacing w:lineRule="auto" w:line="180"/>
+              <w:jc w:val="center"/>
+              <w:rPr>
+                <w:sz w:val="16"/>
+                <w:szCs w:val="16"/>
+              </w:rPr>
+            </w:pPr>
+            <w:r>
+              <w:rPr>
+                <w:rFonts w:eastAsia="arial" w:ascii="arial" w:hAnsi="arial"/>
+                <w:color w:val="000000"/>
+                <w:sz w:val="16"/>
+                <w:szCs w:val="16"/>
+              </w:rPr>
+              <w:t>PZB/LZB</w:t>
+            </w:r>
+          </w:p>
+        </w:tc>
+        <w:tc>
+          <w:tcPr>
+            <w:tcW w:w="1020" w:type="dxa"/>
+            <w:tcBorders>
+              <w:top w:val="single" w:sz="4" w:space="0" w:color="000000"/>
+              <w:left w:val="single" w:sz="4" w:space="0" w:color="000000"/>
+              <w:bottom w:val="single" w:sz="4" w:space="0" w:color="000000"/>
+            </w:tcBorders>
+            <w:vAlign w:val="bottom"/>
+          </w:tcPr>
+          <w:p>
+            <w:pPr>
+              <w:pStyle w:val="Normal"/>
+              <w:widowControl w:val="false"/>
+              <w:spacing w:lineRule="auto" w:line="180"/>
+              <w:jc w:val="center"/>
+              <w:rPr>
+                <w:color w:val="000000"/>
+                <w:sz w:val="16"/>
+                <w:szCs w:val="16"/>
+              </w:rPr>
+            </w:pPr>
+            <w:r>
+              <w:rPr>
+                <w:rFonts w:eastAsia="arial" w:ascii="arial" w:hAnsi="arial"/>
+                <w:color w:val="000000"/>
+                <w:sz w:val="16"/>
+                <w:szCs w:val="16"/>
+              </w:rPr>
+              <w:t>Panto. Raise</w:t>
+            </w:r>
+          </w:p>
+        </w:tc>
+        <w:tc>
+          <w:tcPr>
+            <w:tcW w:w="1016" w:type="dxa"/>
+            <w:tcBorders>
+              <w:top w:val="single" w:sz="4" w:space="0" w:color="000000"/>
+              <w:left w:val="single" w:sz="4" w:space="0" w:color="000000"/>
+              <w:bottom w:val="single" w:sz="4" w:space="0" w:color="000000"/>
+            </w:tcBorders>
+            <w:vAlign w:val="bottom"/>
+          </w:tcPr>
+          <w:p>
+            <w:pPr>
+              <w:pStyle w:val="Normal"/>
+              <w:widowControl w:val="false"/>
+              <w:jc w:val="center"/>
+              <w:rPr>
+                <w:color w:val="000000"/>
+                <w:sz w:val="16"/>
+                <w:szCs w:val="16"/>
+              </w:rPr>
+            </w:pPr>
+            <w:r>
+              <w:rPr>
+                <w:color w:val="000000"/>
+                <w:sz w:val="16"/>
+                <w:szCs w:val="16"/>
+              </w:rPr>
+              <w:t>Train Supply On</w:t>
+            </w:r>
+          </w:p>
+        </w:tc>
+        <w:tc>
+          <w:tcPr>
+            <w:tcW w:w="1016" w:type="dxa"/>
+            <w:tcBorders>
+              <w:top w:val="single" w:sz="4" w:space="0" w:color="000000"/>
+              <w:left w:val="single" w:sz="4" w:space="0" w:color="000000"/>
+              <w:bottom w:val="single" w:sz="4" w:space="0" w:color="000000"/>
+            </w:tcBorders>
+            <w:vAlign w:val="bottom"/>
+          </w:tcPr>
+          <w:p>
+            <w:pPr>
+              <w:pStyle w:val="Normal"/>
+              <w:widowControl w:val="false"/>
+              <w:jc w:val="center"/>
+              <w:rPr>
+                <w:sz w:val="16"/>
+                <w:szCs w:val="16"/>
+              </w:rPr>
+            </w:pPr>
+            <w:r>
+              <w:rPr>
+                <w:rFonts w:eastAsia="arial" w:ascii="arial" w:hAnsi="arial"/>
+                <w:color w:val="000000"/>
+                <w:sz w:val="16"/>
+                <w:szCs w:val="16"/>
+              </w:rPr>
+              <w:t>Train Light On</w:t>
+            </w:r>
+          </w:p>
+        </w:tc>
+        <w:tc>
+          <w:tcPr>
+            <w:tcW w:w="1017" w:type="dxa"/>
+            <w:tcBorders>
+              <w:top w:val="single" w:sz="4" w:space="0" w:color="000000"/>
+              <w:left w:val="single" w:sz="4" w:space="0" w:color="000000"/>
+              <w:bottom w:val="single" w:sz="4" w:space="0" w:color="000000"/>
+            </w:tcBorders>
+            <w:vAlign w:val="bottom"/>
+          </w:tcPr>
+          <w:p>
+            <w:pPr>
+              <w:pStyle w:val="Normal"/>
+              <w:widowControl w:val="false"/>
+              <w:jc w:val="center"/>
+              <w:rPr>
+                <w:rFonts w:ascii="arial" w:hAnsi="arial" w:eastAsia="arial"/>
+                <w:color w:val="000000"/>
+                <w:sz w:val="16"/>
+                <w:szCs w:val="16"/>
+              </w:rPr>
+            </w:pPr>
+            <w:r>
+              <w:rPr>
+                <w:rFonts w:eastAsia="arial" w:ascii="arial" w:hAnsi="arial"/>
+                <w:color w:val="000000"/>
+                <w:sz w:val="16"/>
+                <w:szCs w:val="16"/>
+              </w:rPr>
+              <w:t>Brake Key On</w:t>
+            </w:r>
+          </w:p>
+        </w:tc>
+        <w:tc>
+          <w:tcPr>
+            <w:tcW w:w="1016" w:type="dxa"/>
+            <w:tcBorders>
+              <w:top w:val="single" w:sz="4" w:space="0" w:color="000000"/>
+              <w:left w:val="single" w:sz="4" w:space="0" w:color="000000"/>
+              <w:bottom w:val="single" w:sz="4" w:space="0" w:color="000000"/>
+            </w:tcBorders>
+            <w:vAlign w:val="bottom"/>
+          </w:tcPr>
+          <w:p>
+            <w:pPr>
+              <w:pStyle w:val="Normal"/>
+              <w:widowControl w:val="false"/>
+              <w:jc w:val="center"/>
+              <w:rPr>
+                <w:rFonts w:ascii="arial" w:hAnsi="arial" w:eastAsia="arial"/>
+                <w:color w:val="000000"/>
+                <w:sz w:val="16"/>
+                <w:szCs w:val="16"/>
+              </w:rPr>
+            </w:pPr>
+            <w:r>
+              <w:rPr>
+                <w:rFonts w:eastAsia="arial" w:ascii="arial" w:hAnsi="arial"/>
+                <w:color w:val="000000"/>
+                <w:sz w:val="16"/>
+                <w:szCs w:val="16"/>
+              </w:rPr>
+              <w:t>Master Light Up</w:t>
+            </w:r>
+          </w:p>
+        </w:tc>
+        <w:tc>
+          <w:tcPr>
+            <w:tcW w:w="1020" w:type="dxa"/>
+            <w:tcBorders>
+              <w:top w:val="single" w:sz="4" w:space="0" w:color="000000"/>
+              <w:left w:val="single" w:sz="4" w:space="0" w:color="000000"/>
+              <w:bottom w:val="single" w:sz="4" w:space="0" w:color="000000"/>
+            </w:tcBorders>
+            <w:vAlign w:val="bottom"/>
+          </w:tcPr>
+          <w:p>
+            <w:pPr>
+              <w:pStyle w:val="Normal"/>
+              <w:widowControl w:val="false"/>
+              <w:jc w:val="center"/>
+              <w:rPr>
+                <w:rFonts w:ascii="arial" w:hAnsi="arial" w:eastAsia="arial"/>
+                <w:color w:val="000000"/>
+                <w:sz w:val="16"/>
+                <w:szCs w:val="16"/>
+              </w:rPr>
+            </w:pPr>
+            <w:r>
+              <w:rPr>
+                <w:rFonts w:eastAsia="arial" w:ascii="arial" w:hAnsi="arial"/>
+                <w:color w:val="000000"/>
+                <w:sz w:val="16"/>
+                <w:szCs w:val="16"/>
+              </w:rPr>
+              <w:t>Signal Light HL</w:t>
+            </w:r>
+          </w:p>
+        </w:tc>
+        <w:tc>
+          <w:tcPr>
+            <w:tcW w:w="1016" w:type="dxa"/>
+            <w:tcBorders>
+              <w:top w:val="single" w:sz="4" w:space="0" w:color="000000"/>
+              <w:left w:val="single" w:sz="4" w:space="0" w:color="000000"/>
+              <w:bottom w:val="single" w:sz="4" w:space="0" w:color="000000"/>
+            </w:tcBorders>
+            <w:vAlign w:val="bottom"/>
+          </w:tcPr>
+          <w:p>
+            <w:pPr>
+              <w:pStyle w:val="Normal"/>
+              <w:widowControl w:val="false"/>
+              <w:spacing w:lineRule="auto" w:line="180"/>
+              <w:jc w:val="center"/>
+              <w:rPr>
+                <w:color w:val="000000"/>
+                <w:sz w:val="16"/>
+                <w:szCs w:val="16"/>
+              </w:rPr>
+            </w:pPr>
+            <w:r>
+              <w:rPr>
+                <w:rFonts w:eastAsia="arial" w:ascii="arial" w:hAnsi="arial"/>
+                <w:color w:val="000000"/>
+                <w:sz w:val="16"/>
+                <w:szCs w:val="16"/>
+              </w:rPr>
+              <w:t>Cab Light</w:t>
+            </w:r>
+          </w:p>
+          <w:p>
+            <w:pPr>
+              <w:pStyle w:val="Normal"/>
+              <w:widowControl w:val="false"/>
+              <w:spacing w:lineRule="auto" w:line="180"/>
+              <w:jc w:val="center"/>
+              <w:rPr>
+                <w:color w:val="000000"/>
+                <w:sz w:val="16"/>
+                <w:szCs w:val="16"/>
+              </w:rPr>
+            </w:pPr>
+            <w:r>
+              <w:rPr>
+                <w:rFonts w:eastAsia="arial" w:ascii="arial" w:hAnsi="arial"/>
+                <w:color w:val="000000"/>
+                <w:sz w:val="16"/>
+                <w:szCs w:val="16"/>
+              </w:rPr>
+              <w:t>Desk</w:t>
+            </w:r>
+          </w:p>
+        </w:tc>
+        <w:tc>
+          <w:tcPr>
+            <w:tcW w:w="1016" w:type="dxa"/>
+            <w:tcBorders>
+              <w:top w:val="single" w:sz="4" w:space="0" w:color="000000"/>
+              <w:left w:val="single" w:sz="4" w:space="0" w:color="000000"/>
+              <w:bottom w:val="single" w:sz="4" w:space="0" w:color="000000"/>
+            </w:tcBorders>
+            <w:vAlign w:val="bottom"/>
+          </w:tcPr>
+          <w:p>
+            <w:pPr>
+              <w:pStyle w:val="Normal"/>
+              <w:widowControl w:val="false"/>
+              <w:spacing w:lineRule="auto" w:line="180"/>
+              <w:jc w:val="center"/>
+              <w:rPr>
+                <w:color w:val="000000"/>
+                <w:sz w:val="16"/>
+                <w:szCs w:val="16"/>
+              </w:rPr>
+            </w:pPr>
+            <w:r>
+              <w:rPr>
+                <w:rFonts w:eastAsia="arial" w:ascii="arial" w:hAnsi="arial"/>
+                <w:color w:val="000000"/>
+                <w:sz w:val="16"/>
+                <w:szCs w:val="16"/>
+              </w:rPr>
+              <w:t>Compressor On</w:t>
+            </w:r>
+          </w:p>
+        </w:tc>
+        <w:tc>
+          <w:tcPr>
+            <w:tcW w:w="1016" w:type="dxa"/>
+            <w:tcBorders>
+              <w:top w:val="single" w:sz="4" w:space="0" w:color="000000"/>
+              <w:left w:val="single" w:sz="4" w:space="0" w:color="000000"/>
+              <w:bottom w:val="single" w:sz="4" w:space="0" w:color="000000"/>
+            </w:tcBorders>
+            <w:vAlign w:val="bottom"/>
+          </w:tcPr>
+          <w:p>
+            <w:pPr>
+              <w:pStyle w:val="Normal"/>
+              <w:widowControl w:val="false"/>
+              <w:spacing w:lineRule="auto" w:line="180"/>
+              <w:jc w:val="center"/>
+              <w:rPr>
+                <w:color w:val="000000"/>
+                <w:sz w:val="16"/>
+                <w:szCs w:val="16"/>
+              </w:rPr>
+            </w:pPr>
+            <w:r>
+              <w:rPr>
+                <w:rFonts w:eastAsia="arial" w:ascii="arial" w:hAnsi="arial"/>
+                <w:color w:val="000000"/>
+                <w:sz w:val="16"/>
+                <w:szCs w:val="16"/>
+              </w:rPr>
+              <w:t>1P Cam</w:t>
+            </w:r>
+          </w:p>
+        </w:tc>
+        <w:tc>
+          <w:tcPr>
+            <w:tcW w:w="1029" w:type="dxa"/>
+            <w:tcBorders>
+              <w:top w:val="single" w:sz="4" w:space="0" w:color="000000"/>
+              <w:left w:val="single" w:sz="4" w:space="0" w:color="000000"/>
+              <w:bottom w:val="single" w:sz="4" w:space="0" w:color="000000"/>
+              <w:right w:val="single" w:sz="4" w:space="0" w:color="000000"/>
+            </w:tcBorders>
+            <w:vAlign w:val="bottom"/>
+          </w:tcPr>
+          <w:p>
+            <w:pPr>
+              <w:pStyle w:val="Normal"/>
+              <w:widowControl w:val="false"/>
+              <w:spacing w:lineRule="auto" w:line="180"/>
+              <w:jc w:val="center"/>
+              <w:rPr>
+                <w:color w:val="000000"/>
+                <w:sz w:val="16"/>
+                <w:szCs w:val="16"/>
+              </w:rPr>
+            </w:pPr>
+            <w:r>
+              <w:rPr>
+                <w:rFonts w:eastAsia="arial" w:ascii="arial" w:hAnsi="arial"/>
+                <w:color w:val="000000"/>
+                <w:sz w:val="16"/>
+                <w:szCs w:val="16"/>
+              </w:rPr>
+              <w:t>Next</w:t>
+            </w:r>
+          </w:p>
+          <w:p>
+            <w:pPr>
+              <w:pStyle w:val="Normal"/>
+              <w:widowControl w:val="false"/>
+              <w:spacing w:lineRule="auto" w:line="180"/>
+              <w:jc w:val="center"/>
+              <w:rPr>
+                <w:color w:val="000000"/>
+                <w:sz w:val="16"/>
+                <w:szCs w:val="16"/>
+              </w:rPr>
+            </w:pPr>
+            <w:r>
+              <w:rPr>
+                <w:rFonts w:eastAsia="arial" w:ascii="arial" w:hAnsi="arial"/>
+                <w:color w:val="000000"/>
+                <w:sz w:val="16"/>
+                <w:szCs w:val="16"/>
+              </w:rPr>
+              <w:t>Cab Cam</w:t>
+            </w:r>
+          </w:p>
+        </w:tc>
+      </w:tr>
+    </w:tbl>
+    <w:p>
+      <w:pPr>
+        <w:pStyle w:val="Normal"/>
+        <w:rPr>
+          <w:rFonts w:ascii="arial" w:hAnsi="arial" w:eastAsia="arial"/>
+          <w:color w:val="000000"/>
+          <w:sz w:val="16"/>
+          <w:szCs w:val="16"/>
+        </w:rPr>
+      </w:pPr>
+      <w:r>
+        <w:rPr>
+          <w:rFonts w:eastAsia="arial" w:ascii="arial" w:hAnsi="arial"/>
+          <w:color w:val="000000"/>
+          <w:sz w:val="16"/>
+          <w:szCs w:val="16"/>
+        </w:rPr>
+      </w:r>
+    </w:p>
+    <w:p>
+      <w:pPr>
+        <w:pStyle w:val="Normal"/>
+        <w:rPr>
+          <w:color w:val="000000"/>
+          <w:sz w:val="16"/>
+          <w:szCs w:val="16"/>
+        </w:rPr>
+      </w:pPr>
+      <w:r>
+        <w:rPr>
+          <w:rFonts w:eastAsia="arial" w:ascii="arial" w:hAnsi="arial"/>
+          <w:color w:val="000000"/>
+          <w:sz w:val="16"/>
+          <w:szCs w:val="16"/>
+        </w:rPr>
+        <w:tab/>
+        <w:t xml:space="preserve">           DB </w:t>
+      </w:r>
+      <w:r>
+        <w:rPr>
+          <w:rFonts w:eastAsia="arial" w:ascii="arial" w:hAnsi="arial"/>
+          <w:color w:val="000000"/>
+          <w:sz w:val="16"/>
+          <w:szCs w:val="16"/>
+        </w:rPr>
+        <w:t>DoppelStock</w:t>
+      </w:r>
+      <w:r>
+        <w:rPr>
+          <w:rFonts w:eastAsia="arial" w:ascii="arial" w:hAnsi="arial"/>
+          <w:color w:val="000000"/>
+          <w:sz w:val="16"/>
+          <w:szCs w:val="16"/>
+        </w:rPr>
+        <w:t>-2</w:t>
+      </w:r>
+    </w:p>
+    <w:tbl>
+      <w:tblPr>
+        <w:tblW w:w="14248" w:type="dxa"/>
+        <w:jc w:val="left"/>
+        <w:tblInd w:w="-5" w:type="dxa"/>
+        <w:tblLayout w:type="fixed"/>
+        <w:tblCellMar>
+          <w:top w:w="0" w:type="dxa"/>
+          <w:left w:w="108" w:type="dxa"/>
+          <w:bottom w:w="0" w:type="dxa"/>
+          <w:right w:w="108" w:type="dxa"/>
+        </w:tblCellMar>
+        <w:tblLook w:firstRow="1" w:noVBand="1" w:lastRow="0" w:firstColumn="1" w:lastColumn="0" w:noHBand="0" w:val="04a0"/>
+      </w:tblPr>
+      <w:tblGrid>
+        <w:gridCol w:w="1017"/>
+        <w:gridCol w:w="1019"/>
+        <w:gridCol w:w="1014"/>
+        <w:gridCol w:w="1016"/>
+        <w:gridCol w:w="1020"/>
+        <w:gridCol w:w="1016"/>
+        <w:gridCol w:w="1016"/>
+        <w:gridCol w:w="1017"/>
+        <w:gridCol w:w="1016"/>
+        <w:gridCol w:w="1020"/>
+        <w:gridCol w:w="1016"/>
+        <w:gridCol w:w="1016"/>
+        <w:gridCol w:w="1016"/>
+        <w:gridCol w:w="1029"/>
+      </w:tblGrid>
+      <w:tr>
+        <w:trPr>
+          <w:trHeight w:val="440" w:hRule="exact"/>
+          <w:cantSplit w:val="true"/>
+        </w:trPr>
+        <w:tc>
+          <w:tcPr>
+            <w:tcW w:w="1017" w:type="dxa"/>
+            <w:tcBorders>
+              <w:top w:val="single" w:sz="4" w:space="0" w:color="000000"/>
+              <w:left w:val="single" w:sz="4" w:space="0" w:color="000000"/>
+              <w:bottom w:val="single" w:sz="4" w:space="0" w:color="000000"/>
+            </w:tcBorders>
+            <w:vAlign w:val="bottom"/>
+          </w:tcPr>
+          <w:p>
+            <w:pPr>
+              <w:pStyle w:val="Normal"/>
+              <w:widowControl w:val="false"/>
+              <w:spacing w:lineRule="auto" w:line="180" w:before="0" w:after="60"/>
+              <w:jc w:val="center"/>
+              <w:rPr>
+                <w:color w:val="000000"/>
+                <w:sz w:val="16"/>
+                <w:szCs w:val="16"/>
+              </w:rPr>
+            </w:pPr>
+            <w:r>
+              <w:rPr>
+                <w:rFonts w:eastAsia="arial" w:ascii="arial" w:hAnsi="arial"/>
+                <w:b/>
+                <w:color w:val="000000"/>
+                <w:sz w:val="16"/>
+                <w:szCs w:val="16"/>
+              </w:rPr>
+              <w:t>HUD</w:t>
+            </w:r>
+          </w:p>
+        </w:tc>
+        <w:tc>
+          <w:tcPr>
+            <w:tcW w:w="1019" w:type="dxa"/>
+            <w:tcBorders>
+              <w:top w:val="single" w:sz="4" w:space="0" w:color="000000"/>
+              <w:left w:val="single" w:sz="4" w:space="0" w:color="000000"/>
+              <w:bottom w:val="single" w:sz="4" w:space="0" w:color="000000"/>
+            </w:tcBorders>
+            <w:vAlign w:val="bottom"/>
+          </w:tcPr>
+          <w:p>
+            <w:pPr>
+              <w:pStyle w:val="Normal"/>
+              <w:widowControl w:val="false"/>
+              <w:spacing w:lineRule="auto" w:line="180"/>
+              <w:jc w:val="center"/>
+              <w:rPr>
+                <w:rFonts w:ascii="arial" w:hAnsi="arial" w:eastAsia="arial"/>
+                <w:color w:val="000000"/>
+                <w:sz w:val="16"/>
+                <w:szCs w:val="16"/>
+              </w:rPr>
+            </w:pPr>
+            <w:r>
+              <w:rPr>
+                <w:rFonts w:eastAsia="arial" w:ascii="arial" w:hAnsi="arial"/>
+                <w:color w:val="000000"/>
+                <w:sz w:val="16"/>
+                <w:szCs w:val="16"/>
+              </w:rPr>
+              <w:t>Schedule</w:t>
+            </w:r>
+          </w:p>
+        </w:tc>
+        <w:tc>
+          <w:tcPr>
+            <w:tcW w:w="1014" w:type="dxa"/>
+            <w:tcBorders>
+              <w:top w:val="single" w:sz="4" w:space="0" w:color="000000"/>
+              <w:left w:val="single" w:sz="4" w:space="0" w:color="000000"/>
+              <w:bottom w:val="single" w:sz="4" w:space="0" w:color="000000"/>
+            </w:tcBorders>
+            <w:vAlign w:val="bottom"/>
+          </w:tcPr>
+          <w:p>
+            <w:pPr>
+              <w:pStyle w:val="Normal"/>
+              <w:widowControl w:val="false"/>
+              <w:spacing w:lineRule="auto" w:line="180"/>
+              <w:jc w:val="center"/>
+              <w:rPr>
+                <w:color w:val="000000"/>
+                <w:sz w:val="16"/>
+                <w:szCs w:val="16"/>
+              </w:rPr>
+            </w:pPr>
+            <w:r>
+              <w:rPr>
+                <w:rFonts w:eastAsia="arial" w:ascii="arial" w:hAnsi="arial"/>
+                <w:color w:val="000000"/>
+                <w:sz w:val="16"/>
+                <w:szCs w:val="16"/>
+              </w:rPr>
+              <w:t>MCB Open</w:t>
+            </w:r>
+          </w:p>
+        </w:tc>
+        <w:tc>
+          <w:tcPr>
+            <w:tcW w:w="1016" w:type="dxa"/>
+            <w:tcBorders>
+              <w:top w:val="single" w:sz="4" w:space="0" w:color="000000"/>
+              <w:left w:val="single" w:sz="4" w:space="0" w:color="000000"/>
+              <w:bottom w:val="single" w:sz="4" w:space="0" w:color="000000"/>
+            </w:tcBorders>
+            <w:vAlign w:val="bottom"/>
+          </w:tcPr>
+          <w:p>
+            <w:pPr>
+              <w:pStyle w:val="Normal"/>
+              <w:widowControl w:val="false"/>
+              <w:spacing w:lineRule="auto" w:line="180"/>
+              <w:jc w:val="center"/>
+              <w:rPr>
+                <w:sz w:val="16"/>
+                <w:szCs w:val="16"/>
+              </w:rPr>
+            </w:pPr>
+            <w:r>
+              <w:rPr>
+                <w:sz w:val="16"/>
+                <w:szCs w:val="16"/>
+              </w:rPr>
+              <w:t>Sifa</w:t>
+            </w:r>
+          </w:p>
+        </w:tc>
+        <w:tc>
+          <w:tcPr>
+            <w:tcW w:w="1020" w:type="dxa"/>
+            <w:tcBorders>
+              <w:top w:val="single" w:sz="4" w:space="0" w:color="000000"/>
+              <w:left w:val="single" w:sz="4" w:space="0" w:color="000000"/>
+              <w:bottom w:val="single" w:sz="4" w:space="0" w:color="000000"/>
+            </w:tcBorders>
+            <w:vAlign w:val="bottom"/>
+          </w:tcPr>
+          <w:p>
+            <w:pPr>
+              <w:pStyle w:val="Normal"/>
+              <w:widowControl w:val="false"/>
+              <w:jc w:val="center"/>
+              <w:rPr>
+                <w:rFonts w:ascii="arial" w:hAnsi="arial" w:eastAsia="arial"/>
+                <w:color w:val="000000"/>
+                <w:sz w:val="16"/>
+                <w:szCs w:val="16"/>
+              </w:rPr>
+            </w:pPr>
+            <w:r>
+              <w:rPr>
+                <w:rFonts w:eastAsia="arial" w:ascii="arial" w:hAnsi="arial"/>
+                <w:color w:val="000000"/>
+                <w:sz w:val="16"/>
+                <w:szCs w:val="16"/>
+              </w:rPr>
+              <w:t>Panto.</w:t>
+            </w:r>
+          </w:p>
+          <w:p>
+            <w:pPr>
+              <w:pStyle w:val="Normal"/>
+              <w:widowControl w:val="false"/>
+              <w:jc w:val="center"/>
+              <w:rPr>
+                <w:rFonts w:ascii="arial" w:hAnsi="arial" w:eastAsia="arial"/>
+                <w:color w:val="000000"/>
+                <w:sz w:val="16"/>
+                <w:szCs w:val="16"/>
+              </w:rPr>
+            </w:pPr>
+            <w:r>
+              <w:rPr>
+                <w:rFonts w:eastAsia="arial" w:ascii="arial" w:hAnsi="arial"/>
+                <w:color w:val="000000"/>
+                <w:sz w:val="16"/>
+                <w:szCs w:val="16"/>
+              </w:rPr>
+              <w:t>Low</w:t>
+            </w:r>
+          </w:p>
+        </w:tc>
+        <w:tc>
+          <w:tcPr>
+            <w:tcW w:w="1016" w:type="dxa"/>
+            <w:tcBorders>
+              <w:top w:val="single" w:sz="4" w:space="0" w:color="000000"/>
+              <w:left w:val="single" w:sz="4" w:space="0" w:color="000000"/>
+              <w:bottom w:val="single" w:sz="4" w:space="0" w:color="000000"/>
+            </w:tcBorders>
+            <w:vAlign w:val="bottom"/>
+          </w:tcPr>
+          <w:p>
+            <w:pPr>
+              <w:pStyle w:val="Normal"/>
+              <w:widowControl w:val="false"/>
+              <w:spacing w:lineRule="auto" w:line="180"/>
+              <w:jc w:val="center"/>
+              <w:rPr>
+                <w:sz w:val="16"/>
+                <w:szCs w:val="16"/>
+              </w:rPr>
+            </w:pPr>
+            <w:r>
+              <w:rPr>
+                <w:rFonts w:eastAsia="arial" w:ascii="arial" w:hAnsi="arial"/>
+                <w:color w:val="000000"/>
+                <w:sz w:val="16"/>
+                <w:szCs w:val="16"/>
+              </w:rPr>
+              <w:t>Train Supply Off</w:t>
+            </w:r>
+          </w:p>
+        </w:tc>
+        <w:tc>
+          <w:tcPr>
+            <w:tcW w:w="1016" w:type="dxa"/>
+            <w:tcBorders>
+              <w:top w:val="single" w:sz="4" w:space="0" w:color="000000"/>
+              <w:left w:val="single" w:sz="4" w:space="0" w:color="000000"/>
+              <w:bottom w:val="single" w:sz="4" w:space="0" w:color="000000"/>
+            </w:tcBorders>
+            <w:vAlign w:val="bottom"/>
+          </w:tcPr>
+          <w:p>
+            <w:pPr>
+              <w:pStyle w:val="Normal"/>
+              <w:widowControl w:val="false"/>
+              <w:jc w:val="center"/>
+              <w:rPr>
+                <w:sz w:val="16"/>
+                <w:szCs w:val="16"/>
+              </w:rPr>
+            </w:pPr>
+            <w:r>
+              <w:rPr>
+                <w:rFonts w:eastAsia="arial" w:ascii="arial" w:hAnsi="arial"/>
+                <w:color w:val="000000"/>
+                <w:sz w:val="16"/>
+                <w:szCs w:val="16"/>
+              </w:rPr>
+              <w:t>Train Light Off</w:t>
+            </w:r>
+          </w:p>
+        </w:tc>
+        <w:tc>
+          <w:tcPr>
+            <w:tcW w:w="1017" w:type="dxa"/>
+            <w:tcBorders>
+              <w:top w:val="single" w:sz="4" w:space="0" w:color="000000"/>
+              <w:left w:val="single" w:sz="4" w:space="0" w:color="000000"/>
+              <w:bottom w:val="single" w:sz="4" w:space="0" w:color="000000"/>
+            </w:tcBorders>
+            <w:vAlign w:val="bottom"/>
+          </w:tcPr>
+          <w:p>
+            <w:pPr>
+              <w:pStyle w:val="Normal"/>
+              <w:widowControl w:val="false"/>
+              <w:jc w:val="center"/>
+              <w:rPr>
+                <w:rFonts w:ascii="arial" w:hAnsi="arial" w:eastAsia="arial"/>
+                <w:color w:val="000000"/>
+                <w:sz w:val="16"/>
+                <w:szCs w:val="16"/>
+              </w:rPr>
+            </w:pPr>
+            <w:r>
+              <w:rPr>
+                <w:rFonts w:eastAsia="arial" w:ascii="arial" w:hAnsi="arial"/>
+                <w:color w:val="000000"/>
+                <w:sz w:val="16"/>
+                <w:szCs w:val="16"/>
+              </w:rPr>
+              <w:t>Brake Key Off</w:t>
+            </w:r>
+          </w:p>
+        </w:tc>
+        <w:tc>
+          <w:tcPr>
+            <w:tcW w:w="1016" w:type="dxa"/>
+            <w:tcBorders>
+              <w:top w:val="single" w:sz="4" w:space="0" w:color="000000"/>
+              <w:left w:val="single" w:sz="4" w:space="0" w:color="000000"/>
+              <w:bottom w:val="single" w:sz="4" w:space="0" w:color="000000"/>
+            </w:tcBorders>
+            <w:vAlign w:val="bottom"/>
+          </w:tcPr>
+          <w:p>
+            <w:pPr>
+              <w:pStyle w:val="Normal"/>
+              <w:widowControl w:val="false"/>
+              <w:jc w:val="center"/>
+              <w:rPr>
+                <w:rFonts w:ascii="arial" w:hAnsi="arial" w:eastAsia="arial"/>
+                <w:color w:val="000000"/>
+                <w:sz w:val="16"/>
+                <w:szCs w:val="16"/>
+              </w:rPr>
+            </w:pPr>
+            <w:r>
+              <w:rPr>
+                <w:rFonts w:eastAsia="arial" w:ascii="arial" w:hAnsi="arial"/>
+                <w:color w:val="000000"/>
+                <w:sz w:val="16"/>
+                <w:szCs w:val="16"/>
+              </w:rPr>
+              <w:t>Master Light Dw.</w:t>
+            </w:r>
+          </w:p>
+        </w:tc>
+        <w:tc>
+          <w:tcPr>
+            <w:tcW w:w="1020" w:type="dxa"/>
+            <w:tcBorders>
+              <w:top w:val="single" w:sz="4" w:space="0" w:color="000000"/>
+              <w:left w:val="single" w:sz="4" w:space="0" w:color="000000"/>
+              <w:bottom w:val="single" w:sz="4" w:space="0" w:color="000000"/>
+            </w:tcBorders>
+            <w:vAlign w:val="bottom"/>
+          </w:tcPr>
+          <w:p>
+            <w:pPr>
+              <w:pStyle w:val="Normal"/>
+              <w:widowControl w:val="false"/>
+              <w:jc w:val="center"/>
+              <w:rPr>
+                <w:rFonts w:ascii="arial" w:hAnsi="arial" w:eastAsia="arial"/>
+                <w:color w:val="000000"/>
+                <w:sz w:val="16"/>
+                <w:szCs w:val="16"/>
+              </w:rPr>
+            </w:pPr>
+            <w:r>
+              <w:rPr>
+                <w:rFonts w:eastAsia="arial" w:ascii="arial" w:hAnsi="arial"/>
+                <w:color w:val="000000"/>
+                <w:sz w:val="16"/>
+                <w:szCs w:val="16"/>
+              </w:rPr>
+              <w:t>Signal Light TL</w:t>
+            </w:r>
+          </w:p>
+        </w:tc>
+        <w:tc>
+          <w:tcPr>
+            <w:tcW w:w="1016" w:type="dxa"/>
+            <w:tcBorders>
+              <w:top w:val="single" w:sz="4" w:space="0" w:color="000000"/>
+              <w:left w:val="single" w:sz="4" w:space="0" w:color="000000"/>
+              <w:bottom w:val="single" w:sz="4" w:space="0" w:color="000000"/>
+            </w:tcBorders>
+            <w:vAlign w:val="bottom"/>
+          </w:tcPr>
+          <w:p>
+            <w:pPr>
+              <w:pStyle w:val="Normal"/>
+              <w:widowControl w:val="false"/>
+              <w:jc w:val="center"/>
+              <w:rPr>
+                <w:color w:val="000000"/>
+                <w:sz w:val="16"/>
+                <w:szCs w:val="16"/>
+              </w:rPr>
+            </w:pPr>
+            <w:r>
+              <w:rPr>
+                <w:rFonts w:eastAsia="arial" w:ascii="arial" w:hAnsi="arial"/>
+                <w:color w:val="000000"/>
+                <w:sz w:val="16"/>
+                <w:szCs w:val="16"/>
+              </w:rPr>
+              <w:t>Cab Light</w:t>
+            </w:r>
+          </w:p>
+          <w:p>
+            <w:pPr>
+              <w:pStyle w:val="Normal"/>
+              <w:widowControl w:val="false"/>
+              <w:spacing w:lineRule="auto" w:line="180"/>
+              <w:jc w:val="center"/>
+              <w:rPr>
+                <w:color w:val="000000"/>
+                <w:sz w:val="16"/>
+                <w:szCs w:val="16"/>
+              </w:rPr>
+            </w:pPr>
+            <w:r>
+              <w:rPr>
+                <w:rFonts w:eastAsia="arial" w:ascii="arial" w:hAnsi="arial"/>
+                <w:color w:val="000000"/>
+                <w:sz w:val="16"/>
+                <w:szCs w:val="16"/>
+              </w:rPr>
+              <w:t>Cab</w:t>
+            </w:r>
+          </w:p>
+        </w:tc>
+        <w:tc>
+          <w:tcPr>
+            <w:tcW w:w="1016" w:type="dxa"/>
+            <w:tcBorders>
+              <w:top w:val="single" w:sz="4" w:space="0" w:color="000000"/>
+              <w:left w:val="single" w:sz="4" w:space="0" w:color="000000"/>
+              <w:bottom w:val="single" w:sz="4" w:space="0" w:color="000000"/>
+            </w:tcBorders>
+            <w:vAlign w:val="bottom"/>
+          </w:tcPr>
+          <w:p>
+            <w:pPr>
+              <w:pStyle w:val="Normal"/>
+              <w:widowControl w:val="false"/>
+              <w:spacing w:lineRule="auto" w:line="180"/>
+              <w:jc w:val="center"/>
+              <w:rPr>
+                <w:color w:val="000000"/>
+                <w:sz w:val="16"/>
+                <w:szCs w:val="16"/>
+              </w:rPr>
+            </w:pPr>
+            <w:r>
+              <w:rPr>
+                <w:rFonts w:eastAsia="arial" w:ascii="arial" w:hAnsi="arial"/>
+                <w:color w:val="000000"/>
+                <w:sz w:val="16"/>
+                <w:szCs w:val="16"/>
+              </w:rPr>
+              <w:t>Compressor Off</w:t>
             </w:r>
           </w:p>
         </w:tc>

--- a/raildriver-Germany-Remapped.docx
+++ b/raildriver-Germany-Remapped.docx
@@ -21785,25 +21785,7 @@
           <w:sz w:val="16"/>
           <w:szCs w:val="16"/>
         </w:rPr>
-        <w:t xml:space="preserve">    DB BR 19</w:t>
-      </w:r>
-      <w:r>
-        <w:rPr>
-          <w:rFonts w:eastAsia="arial" w:ascii="arial" w:hAnsi="arial"/>
-          <w:color w:val="000000"/>
-          <w:sz w:val="16"/>
-          <w:szCs w:val="16"/>
-        </w:rPr>
-        <w:t>4 (E94)</w:t>
-      </w:r>
-      <w:r>
-        <w:rPr>
-          <w:rFonts w:eastAsia="arial" w:ascii="arial" w:hAnsi="arial"/>
-          <w:color w:val="000000"/>
-          <w:sz w:val="16"/>
-          <w:szCs w:val="16"/>
-        </w:rPr>
-        <w:t>-1</w:t>
+        <w:t xml:space="preserve">    DB BR 194 (E94)-1</w:t>
       </w:r>
     </w:p>
     <w:tbl>
@@ -21898,7 +21880,11 @@
               </w:rPr>
             </w:pPr>
             <w:r>
-              <w:rPr/>
+              <w:rPr>
+                <w:color w:val="000000"/>
+                <w:sz w:val="16"/>
+                <w:szCs w:val="16"/>
+              </w:rPr>
             </w:r>
           </w:p>
         </w:tc>
@@ -21989,7 +21975,11 @@
               </w:rPr>
             </w:pPr>
             <w:r>
-              <w:rPr/>
+              <w:rPr>
+                <w:color w:val="000000"/>
+                <w:sz w:val="16"/>
+                <w:szCs w:val="16"/>
+              </w:rPr>
             </w:r>
           </w:p>
         </w:tc>
@@ -22051,16 +22041,7 @@
                 <w:sz w:val="16"/>
                 <w:szCs w:val="16"/>
               </w:rPr>
-              <w:t xml:space="preserve">Brake </w:t>
-            </w:r>
-            <w:r>
-              <w:rPr>
-                <w:rFonts w:eastAsia="arial" w:ascii="arial" w:hAnsi="arial"/>
-                <w:color w:val="000000"/>
-                <w:sz w:val="16"/>
-                <w:szCs w:val="16"/>
-              </w:rPr>
-              <w:t>Key</w:t>
+              <w:t>Brake Key</w:t>
             </w:r>
           </w:p>
         </w:tc>
@@ -22087,7 +22068,12 @@
               </w:rPr>
             </w:pPr>
             <w:r>
-              <w:rPr/>
+              <w:rPr>
+                <w:rFonts w:eastAsia="arial" w:ascii="arial" w:hAnsi="arial"/>
+                <w:color w:val="000000"/>
+                <w:sz w:val="16"/>
+                <w:szCs w:val="16"/>
+              </w:rPr>
             </w:r>
           </w:p>
         </w:tc>
@@ -22349,25 +22335,7 @@
           <w:szCs w:val="16"/>
         </w:rPr>
         <w:tab/>
-        <w:t xml:space="preserve">           DB BR 19</w:t>
-      </w:r>
-      <w:r>
-        <w:rPr>
-          <w:rFonts w:eastAsia="arial" w:ascii="arial" w:hAnsi="arial"/>
-          <w:color w:val="000000"/>
-          <w:sz w:val="16"/>
-          <w:szCs w:val="16"/>
-        </w:rPr>
-        <w:t>4 (E94)</w:t>
-      </w:r>
-      <w:r>
-        <w:rPr>
-          <w:rFonts w:eastAsia="arial" w:ascii="arial" w:hAnsi="arial"/>
-          <w:color w:val="000000"/>
-          <w:sz w:val="16"/>
-          <w:szCs w:val="16"/>
-        </w:rPr>
-        <w:t>-2</w:t>
+        <w:t xml:space="preserve">           DB BR 194 (E94)-2</w:t>
       </w:r>
     </w:p>
     <w:tbl>
@@ -22559,58 +22527,69 @@
               </w:rPr>
             </w:pPr>
             <w:r>
-              <w:rPr/>
-            </w:r>
-          </w:p>
-        </w:tc>
-        <w:tc>
-          <w:tcPr>
-            <w:tcW w:w="1016" w:type="dxa"/>
-            <w:tcBorders>
-              <w:top w:val="single" w:sz="4" w:space="0" w:color="000000"/>
-              <w:left w:val="single" w:sz="4" w:space="0" w:color="000000"/>
-              <w:bottom w:val="single" w:sz="4" w:space="0" w:color="000000"/>
-            </w:tcBorders>
-            <w:vAlign w:val="bottom"/>
-          </w:tcPr>
-          <w:p>
-            <w:pPr>
-              <w:pStyle w:val="Normal"/>
-              <w:widowControl w:val="false"/>
-              <w:spacing w:lineRule="auto" w:line="180"/>
-              <w:jc w:val="center"/>
-              <w:rPr>
-                <w:sz w:val="16"/>
-                <w:szCs w:val="16"/>
-              </w:rPr>
-            </w:pPr>
-            <w:r>
-              <w:rPr/>
-            </w:r>
-          </w:p>
-        </w:tc>
-        <w:tc>
-          <w:tcPr>
-            <w:tcW w:w="1016" w:type="dxa"/>
-            <w:tcBorders>
-              <w:top w:val="single" w:sz="4" w:space="0" w:color="000000"/>
-              <w:left w:val="single" w:sz="4" w:space="0" w:color="000000"/>
-              <w:bottom w:val="single" w:sz="4" w:space="0" w:color="000000"/>
-            </w:tcBorders>
-            <w:vAlign w:val="bottom"/>
-          </w:tcPr>
-          <w:p>
-            <w:pPr>
-              <w:pStyle w:val="Normal"/>
-              <w:widowControl w:val="false"/>
-              <w:jc w:val="center"/>
-              <w:rPr>
-                <w:sz w:val="16"/>
-                <w:szCs w:val="16"/>
-              </w:rPr>
-            </w:pPr>
-            <w:r>
-              <w:rPr/>
+              <w:rPr>
+                <w:rFonts w:eastAsia="arial" w:ascii="arial" w:hAnsi="arial"/>
+                <w:color w:val="000000"/>
+                <w:sz w:val="16"/>
+                <w:szCs w:val="16"/>
+              </w:rPr>
+            </w:r>
+          </w:p>
+        </w:tc>
+        <w:tc>
+          <w:tcPr>
+            <w:tcW w:w="1016" w:type="dxa"/>
+            <w:tcBorders>
+              <w:top w:val="single" w:sz="4" w:space="0" w:color="000000"/>
+              <w:left w:val="single" w:sz="4" w:space="0" w:color="000000"/>
+              <w:bottom w:val="single" w:sz="4" w:space="0" w:color="000000"/>
+            </w:tcBorders>
+            <w:vAlign w:val="bottom"/>
+          </w:tcPr>
+          <w:p>
+            <w:pPr>
+              <w:pStyle w:val="Normal"/>
+              <w:widowControl w:val="false"/>
+              <w:spacing w:lineRule="auto" w:line="180"/>
+              <w:jc w:val="center"/>
+              <w:rPr>
+                <w:sz w:val="16"/>
+                <w:szCs w:val="16"/>
+              </w:rPr>
+            </w:pPr>
+            <w:r>
+              <w:rPr>
+                <w:sz w:val="16"/>
+                <w:szCs w:val="16"/>
+              </w:rPr>
+            </w:r>
+          </w:p>
+        </w:tc>
+        <w:tc>
+          <w:tcPr>
+            <w:tcW w:w="1016" w:type="dxa"/>
+            <w:tcBorders>
+              <w:top w:val="single" w:sz="4" w:space="0" w:color="000000"/>
+              <w:left w:val="single" w:sz="4" w:space="0" w:color="000000"/>
+              <w:bottom w:val="single" w:sz="4" w:space="0" w:color="000000"/>
+            </w:tcBorders>
+            <w:vAlign w:val="bottom"/>
+          </w:tcPr>
+          <w:p>
+            <w:pPr>
+              <w:pStyle w:val="Normal"/>
+              <w:widowControl w:val="false"/>
+              <w:jc w:val="center"/>
+              <w:rPr>
+                <w:sz w:val="16"/>
+                <w:szCs w:val="16"/>
+              </w:rPr>
+            </w:pPr>
+            <w:r>
+              <w:rPr>
+                <w:sz w:val="16"/>
+                <w:szCs w:val="16"/>
+              </w:rPr>
             </w:r>
           </w:p>
         </w:tc>
@@ -22637,7 +22616,12 @@
               </w:rPr>
             </w:pPr>
             <w:r>
-              <w:rPr/>
+              <w:rPr>
+                <w:rFonts w:eastAsia="arial" w:ascii="arial" w:hAnsi="arial"/>
+                <w:color w:val="000000"/>
+                <w:sz w:val="16"/>
+                <w:szCs w:val="16"/>
+              </w:rPr>
             </w:r>
           </w:p>
         </w:tc>
@@ -22925,25 +22909,7 @@
           <w:sz w:val="16"/>
           <w:szCs w:val="16"/>
         </w:rPr>
-        <w:t xml:space="preserve">    DB </w:t>
-      </w:r>
-      <w:r>
-        <w:rPr>
-          <w:rFonts w:eastAsia="arial" w:ascii="arial" w:hAnsi="arial"/>
-          <w:color w:val="000000"/>
-          <w:sz w:val="16"/>
-          <w:szCs w:val="16"/>
-        </w:rPr>
-        <w:t>DoppelStock</w:t>
-      </w:r>
-      <w:r>
-        <w:rPr>
-          <w:rFonts w:eastAsia="arial" w:ascii="arial" w:hAnsi="arial"/>
-          <w:color w:val="000000"/>
-          <w:sz w:val="16"/>
-          <w:szCs w:val="16"/>
-        </w:rPr>
-        <w:t>-1</w:t>
+        <w:t xml:space="preserve">    DB DoppelStock-1</w:t>
       </w:r>
     </w:p>
     <w:tbl>
@@ -23543,7 +23509,627 @@
           <w:szCs w:val="16"/>
         </w:rPr>
         <w:tab/>
-        <w:t xml:space="preserve">           DB </w:t>
+        <w:t xml:space="preserve">           DB DoppelStock-2</w:t>
+      </w:r>
+    </w:p>
+    <w:tbl>
+      <w:tblPr>
+        <w:tblW w:w="14248" w:type="dxa"/>
+        <w:jc w:val="left"/>
+        <w:tblInd w:w="-5" w:type="dxa"/>
+        <w:tblLayout w:type="fixed"/>
+        <w:tblCellMar>
+          <w:top w:w="0" w:type="dxa"/>
+          <w:left w:w="108" w:type="dxa"/>
+          <w:bottom w:w="0" w:type="dxa"/>
+          <w:right w:w="108" w:type="dxa"/>
+        </w:tblCellMar>
+        <w:tblLook w:firstRow="1" w:noVBand="1" w:lastRow="0" w:firstColumn="1" w:lastColumn="0" w:noHBand="0" w:val="04a0"/>
+      </w:tblPr>
+      <w:tblGrid>
+        <w:gridCol w:w="1017"/>
+        <w:gridCol w:w="1019"/>
+        <w:gridCol w:w="1014"/>
+        <w:gridCol w:w="1016"/>
+        <w:gridCol w:w="1020"/>
+        <w:gridCol w:w="1016"/>
+        <w:gridCol w:w="1016"/>
+        <w:gridCol w:w="1017"/>
+        <w:gridCol w:w="1016"/>
+        <w:gridCol w:w="1020"/>
+        <w:gridCol w:w="1016"/>
+        <w:gridCol w:w="1016"/>
+        <w:gridCol w:w="1016"/>
+        <w:gridCol w:w="1029"/>
+      </w:tblGrid>
+      <w:tr>
+        <w:trPr>
+          <w:trHeight w:val="440" w:hRule="exact"/>
+          <w:cantSplit w:val="true"/>
+        </w:trPr>
+        <w:tc>
+          <w:tcPr>
+            <w:tcW w:w="1017" w:type="dxa"/>
+            <w:tcBorders>
+              <w:top w:val="single" w:sz="4" w:space="0" w:color="000000"/>
+              <w:left w:val="single" w:sz="4" w:space="0" w:color="000000"/>
+              <w:bottom w:val="single" w:sz="4" w:space="0" w:color="000000"/>
+            </w:tcBorders>
+            <w:vAlign w:val="bottom"/>
+          </w:tcPr>
+          <w:p>
+            <w:pPr>
+              <w:pStyle w:val="Normal"/>
+              <w:widowControl w:val="false"/>
+              <w:spacing w:lineRule="auto" w:line="180" w:before="0" w:after="60"/>
+              <w:jc w:val="center"/>
+              <w:rPr>
+                <w:color w:val="000000"/>
+                <w:sz w:val="16"/>
+                <w:szCs w:val="16"/>
+              </w:rPr>
+            </w:pPr>
+            <w:r>
+              <w:rPr>
+                <w:rFonts w:eastAsia="arial" w:ascii="arial" w:hAnsi="arial"/>
+                <w:b/>
+                <w:color w:val="000000"/>
+                <w:sz w:val="16"/>
+                <w:szCs w:val="16"/>
+              </w:rPr>
+              <w:t>HUD</w:t>
+            </w:r>
+          </w:p>
+        </w:tc>
+        <w:tc>
+          <w:tcPr>
+            <w:tcW w:w="1019" w:type="dxa"/>
+            <w:tcBorders>
+              <w:top w:val="single" w:sz="4" w:space="0" w:color="000000"/>
+              <w:left w:val="single" w:sz="4" w:space="0" w:color="000000"/>
+              <w:bottom w:val="single" w:sz="4" w:space="0" w:color="000000"/>
+            </w:tcBorders>
+            <w:vAlign w:val="bottom"/>
+          </w:tcPr>
+          <w:p>
+            <w:pPr>
+              <w:pStyle w:val="Normal"/>
+              <w:widowControl w:val="false"/>
+              <w:spacing w:lineRule="auto" w:line="180"/>
+              <w:jc w:val="center"/>
+              <w:rPr>
+                <w:rFonts w:ascii="arial" w:hAnsi="arial" w:eastAsia="arial"/>
+                <w:color w:val="000000"/>
+                <w:sz w:val="16"/>
+                <w:szCs w:val="16"/>
+              </w:rPr>
+            </w:pPr>
+            <w:r>
+              <w:rPr>
+                <w:rFonts w:eastAsia="arial" w:ascii="arial" w:hAnsi="arial"/>
+                <w:color w:val="000000"/>
+                <w:sz w:val="16"/>
+                <w:szCs w:val="16"/>
+              </w:rPr>
+              <w:t>Schedule</w:t>
+            </w:r>
+          </w:p>
+        </w:tc>
+        <w:tc>
+          <w:tcPr>
+            <w:tcW w:w="1014" w:type="dxa"/>
+            <w:tcBorders>
+              <w:top w:val="single" w:sz="4" w:space="0" w:color="000000"/>
+              <w:left w:val="single" w:sz="4" w:space="0" w:color="000000"/>
+              <w:bottom w:val="single" w:sz="4" w:space="0" w:color="000000"/>
+            </w:tcBorders>
+            <w:vAlign w:val="bottom"/>
+          </w:tcPr>
+          <w:p>
+            <w:pPr>
+              <w:pStyle w:val="Normal"/>
+              <w:widowControl w:val="false"/>
+              <w:spacing w:lineRule="auto" w:line="180"/>
+              <w:jc w:val="center"/>
+              <w:rPr>
+                <w:color w:val="000000"/>
+                <w:sz w:val="16"/>
+                <w:szCs w:val="16"/>
+              </w:rPr>
+            </w:pPr>
+            <w:r>
+              <w:rPr>
+                <w:rFonts w:eastAsia="arial" w:ascii="arial" w:hAnsi="arial"/>
+                <w:color w:val="000000"/>
+                <w:sz w:val="16"/>
+                <w:szCs w:val="16"/>
+              </w:rPr>
+              <w:t>MCB Open</w:t>
+            </w:r>
+          </w:p>
+        </w:tc>
+        <w:tc>
+          <w:tcPr>
+            <w:tcW w:w="1016" w:type="dxa"/>
+            <w:tcBorders>
+              <w:top w:val="single" w:sz="4" w:space="0" w:color="000000"/>
+              <w:left w:val="single" w:sz="4" w:space="0" w:color="000000"/>
+              <w:bottom w:val="single" w:sz="4" w:space="0" w:color="000000"/>
+            </w:tcBorders>
+            <w:vAlign w:val="bottom"/>
+          </w:tcPr>
+          <w:p>
+            <w:pPr>
+              <w:pStyle w:val="Normal"/>
+              <w:widowControl w:val="false"/>
+              <w:spacing w:lineRule="auto" w:line="180"/>
+              <w:jc w:val="center"/>
+              <w:rPr>
+                <w:sz w:val="16"/>
+                <w:szCs w:val="16"/>
+              </w:rPr>
+            </w:pPr>
+            <w:r>
+              <w:rPr>
+                <w:sz w:val="16"/>
+                <w:szCs w:val="16"/>
+              </w:rPr>
+              <w:t>Sifa</w:t>
+            </w:r>
+          </w:p>
+        </w:tc>
+        <w:tc>
+          <w:tcPr>
+            <w:tcW w:w="1020" w:type="dxa"/>
+            <w:tcBorders>
+              <w:top w:val="single" w:sz="4" w:space="0" w:color="000000"/>
+              <w:left w:val="single" w:sz="4" w:space="0" w:color="000000"/>
+              <w:bottom w:val="single" w:sz="4" w:space="0" w:color="000000"/>
+            </w:tcBorders>
+            <w:vAlign w:val="bottom"/>
+          </w:tcPr>
+          <w:p>
+            <w:pPr>
+              <w:pStyle w:val="Normal"/>
+              <w:widowControl w:val="false"/>
+              <w:jc w:val="center"/>
+              <w:rPr>
+                <w:rFonts w:ascii="arial" w:hAnsi="arial" w:eastAsia="arial"/>
+                <w:color w:val="000000"/>
+                <w:sz w:val="16"/>
+                <w:szCs w:val="16"/>
+              </w:rPr>
+            </w:pPr>
+            <w:r>
+              <w:rPr>
+                <w:rFonts w:eastAsia="arial" w:ascii="arial" w:hAnsi="arial"/>
+                <w:color w:val="000000"/>
+                <w:sz w:val="16"/>
+                <w:szCs w:val="16"/>
+              </w:rPr>
+              <w:t>Panto.</w:t>
+            </w:r>
+          </w:p>
+          <w:p>
+            <w:pPr>
+              <w:pStyle w:val="Normal"/>
+              <w:widowControl w:val="false"/>
+              <w:jc w:val="center"/>
+              <w:rPr>
+                <w:rFonts w:ascii="arial" w:hAnsi="arial" w:eastAsia="arial"/>
+                <w:color w:val="000000"/>
+                <w:sz w:val="16"/>
+                <w:szCs w:val="16"/>
+              </w:rPr>
+            </w:pPr>
+            <w:r>
+              <w:rPr>
+                <w:rFonts w:eastAsia="arial" w:ascii="arial" w:hAnsi="arial"/>
+                <w:color w:val="000000"/>
+                <w:sz w:val="16"/>
+                <w:szCs w:val="16"/>
+              </w:rPr>
+              <w:t>Low</w:t>
+            </w:r>
+          </w:p>
+        </w:tc>
+        <w:tc>
+          <w:tcPr>
+            <w:tcW w:w="1016" w:type="dxa"/>
+            <w:tcBorders>
+              <w:top w:val="single" w:sz="4" w:space="0" w:color="000000"/>
+              <w:left w:val="single" w:sz="4" w:space="0" w:color="000000"/>
+              <w:bottom w:val="single" w:sz="4" w:space="0" w:color="000000"/>
+            </w:tcBorders>
+            <w:vAlign w:val="bottom"/>
+          </w:tcPr>
+          <w:p>
+            <w:pPr>
+              <w:pStyle w:val="Normal"/>
+              <w:widowControl w:val="false"/>
+              <w:spacing w:lineRule="auto" w:line="180"/>
+              <w:jc w:val="center"/>
+              <w:rPr>
+                <w:sz w:val="16"/>
+                <w:szCs w:val="16"/>
+              </w:rPr>
+            </w:pPr>
+            <w:r>
+              <w:rPr>
+                <w:rFonts w:eastAsia="arial" w:ascii="arial" w:hAnsi="arial"/>
+                <w:color w:val="000000"/>
+                <w:sz w:val="16"/>
+                <w:szCs w:val="16"/>
+              </w:rPr>
+              <w:t>Train Supply Off</w:t>
+            </w:r>
+          </w:p>
+        </w:tc>
+        <w:tc>
+          <w:tcPr>
+            <w:tcW w:w="1016" w:type="dxa"/>
+            <w:tcBorders>
+              <w:top w:val="single" w:sz="4" w:space="0" w:color="000000"/>
+              <w:left w:val="single" w:sz="4" w:space="0" w:color="000000"/>
+              <w:bottom w:val="single" w:sz="4" w:space="0" w:color="000000"/>
+            </w:tcBorders>
+            <w:vAlign w:val="bottom"/>
+          </w:tcPr>
+          <w:p>
+            <w:pPr>
+              <w:pStyle w:val="Normal"/>
+              <w:widowControl w:val="false"/>
+              <w:jc w:val="center"/>
+              <w:rPr>
+                <w:sz w:val="16"/>
+                <w:szCs w:val="16"/>
+              </w:rPr>
+            </w:pPr>
+            <w:r>
+              <w:rPr>
+                <w:rFonts w:eastAsia="arial" w:ascii="arial" w:hAnsi="arial"/>
+                <w:color w:val="000000"/>
+                <w:sz w:val="16"/>
+                <w:szCs w:val="16"/>
+              </w:rPr>
+              <w:t>Train Light Off</w:t>
+            </w:r>
+          </w:p>
+        </w:tc>
+        <w:tc>
+          <w:tcPr>
+            <w:tcW w:w="1017" w:type="dxa"/>
+            <w:tcBorders>
+              <w:top w:val="single" w:sz="4" w:space="0" w:color="000000"/>
+              <w:left w:val="single" w:sz="4" w:space="0" w:color="000000"/>
+              <w:bottom w:val="single" w:sz="4" w:space="0" w:color="000000"/>
+            </w:tcBorders>
+            <w:vAlign w:val="bottom"/>
+          </w:tcPr>
+          <w:p>
+            <w:pPr>
+              <w:pStyle w:val="Normal"/>
+              <w:widowControl w:val="false"/>
+              <w:jc w:val="center"/>
+              <w:rPr>
+                <w:rFonts w:ascii="arial" w:hAnsi="arial" w:eastAsia="arial"/>
+                <w:color w:val="000000"/>
+                <w:sz w:val="16"/>
+                <w:szCs w:val="16"/>
+              </w:rPr>
+            </w:pPr>
+            <w:r>
+              <w:rPr>
+                <w:rFonts w:eastAsia="arial" w:ascii="arial" w:hAnsi="arial"/>
+                <w:color w:val="000000"/>
+                <w:sz w:val="16"/>
+                <w:szCs w:val="16"/>
+              </w:rPr>
+              <w:t>Brake Key Off</w:t>
+            </w:r>
+          </w:p>
+        </w:tc>
+        <w:tc>
+          <w:tcPr>
+            <w:tcW w:w="1016" w:type="dxa"/>
+            <w:tcBorders>
+              <w:top w:val="single" w:sz="4" w:space="0" w:color="000000"/>
+              <w:left w:val="single" w:sz="4" w:space="0" w:color="000000"/>
+              <w:bottom w:val="single" w:sz="4" w:space="0" w:color="000000"/>
+            </w:tcBorders>
+            <w:vAlign w:val="bottom"/>
+          </w:tcPr>
+          <w:p>
+            <w:pPr>
+              <w:pStyle w:val="Normal"/>
+              <w:widowControl w:val="false"/>
+              <w:jc w:val="center"/>
+              <w:rPr>
+                <w:rFonts w:ascii="arial" w:hAnsi="arial" w:eastAsia="arial"/>
+                <w:color w:val="000000"/>
+                <w:sz w:val="16"/>
+                <w:szCs w:val="16"/>
+              </w:rPr>
+            </w:pPr>
+            <w:r>
+              <w:rPr>
+                <w:rFonts w:eastAsia="arial" w:ascii="arial" w:hAnsi="arial"/>
+                <w:color w:val="000000"/>
+                <w:sz w:val="16"/>
+                <w:szCs w:val="16"/>
+              </w:rPr>
+              <w:t>Master Light Dw.</w:t>
+            </w:r>
+          </w:p>
+        </w:tc>
+        <w:tc>
+          <w:tcPr>
+            <w:tcW w:w="1020" w:type="dxa"/>
+            <w:tcBorders>
+              <w:top w:val="single" w:sz="4" w:space="0" w:color="000000"/>
+              <w:left w:val="single" w:sz="4" w:space="0" w:color="000000"/>
+              <w:bottom w:val="single" w:sz="4" w:space="0" w:color="000000"/>
+            </w:tcBorders>
+            <w:vAlign w:val="bottom"/>
+          </w:tcPr>
+          <w:p>
+            <w:pPr>
+              <w:pStyle w:val="Normal"/>
+              <w:widowControl w:val="false"/>
+              <w:jc w:val="center"/>
+              <w:rPr>
+                <w:rFonts w:ascii="arial" w:hAnsi="arial" w:eastAsia="arial"/>
+                <w:color w:val="000000"/>
+                <w:sz w:val="16"/>
+                <w:szCs w:val="16"/>
+              </w:rPr>
+            </w:pPr>
+            <w:r>
+              <w:rPr>
+                <w:rFonts w:eastAsia="arial" w:ascii="arial" w:hAnsi="arial"/>
+                <w:color w:val="000000"/>
+                <w:sz w:val="16"/>
+                <w:szCs w:val="16"/>
+              </w:rPr>
+              <w:t>Signal Light TL</w:t>
+            </w:r>
+          </w:p>
+        </w:tc>
+        <w:tc>
+          <w:tcPr>
+            <w:tcW w:w="1016" w:type="dxa"/>
+            <w:tcBorders>
+              <w:top w:val="single" w:sz="4" w:space="0" w:color="000000"/>
+              <w:left w:val="single" w:sz="4" w:space="0" w:color="000000"/>
+              <w:bottom w:val="single" w:sz="4" w:space="0" w:color="000000"/>
+            </w:tcBorders>
+            <w:vAlign w:val="bottom"/>
+          </w:tcPr>
+          <w:p>
+            <w:pPr>
+              <w:pStyle w:val="Normal"/>
+              <w:widowControl w:val="false"/>
+              <w:jc w:val="center"/>
+              <w:rPr>
+                <w:color w:val="000000"/>
+                <w:sz w:val="16"/>
+                <w:szCs w:val="16"/>
+              </w:rPr>
+            </w:pPr>
+            <w:r>
+              <w:rPr>
+                <w:rFonts w:eastAsia="arial" w:ascii="arial" w:hAnsi="arial"/>
+                <w:color w:val="000000"/>
+                <w:sz w:val="16"/>
+                <w:szCs w:val="16"/>
+              </w:rPr>
+              <w:t>Cab Light</w:t>
+            </w:r>
+          </w:p>
+          <w:p>
+            <w:pPr>
+              <w:pStyle w:val="Normal"/>
+              <w:widowControl w:val="false"/>
+              <w:spacing w:lineRule="auto" w:line="180"/>
+              <w:jc w:val="center"/>
+              <w:rPr>
+                <w:color w:val="000000"/>
+                <w:sz w:val="16"/>
+                <w:szCs w:val="16"/>
+              </w:rPr>
+            </w:pPr>
+            <w:r>
+              <w:rPr>
+                <w:rFonts w:eastAsia="arial" w:ascii="arial" w:hAnsi="arial"/>
+                <w:color w:val="000000"/>
+                <w:sz w:val="16"/>
+                <w:szCs w:val="16"/>
+              </w:rPr>
+              <w:t>Cab</w:t>
+            </w:r>
+          </w:p>
+        </w:tc>
+        <w:tc>
+          <w:tcPr>
+            <w:tcW w:w="1016" w:type="dxa"/>
+            <w:tcBorders>
+              <w:top w:val="single" w:sz="4" w:space="0" w:color="000000"/>
+              <w:left w:val="single" w:sz="4" w:space="0" w:color="000000"/>
+              <w:bottom w:val="single" w:sz="4" w:space="0" w:color="000000"/>
+            </w:tcBorders>
+            <w:vAlign w:val="bottom"/>
+          </w:tcPr>
+          <w:p>
+            <w:pPr>
+              <w:pStyle w:val="Normal"/>
+              <w:widowControl w:val="false"/>
+              <w:spacing w:lineRule="auto" w:line="180"/>
+              <w:jc w:val="center"/>
+              <w:rPr>
+                <w:color w:val="000000"/>
+                <w:sz w:val="16"/>
+                <w:szCs w:val="16"/>
+              </w:rPr>
+            </w:pPr>
+            <w:r>
+              <w:rPr>
+                <w:rFonts w:eastAsia="arial" w:ascii="arial" w:hAnsi="arial"/>
+                <w:color w:val="000000"/>
+                <w:sz w:val="16"/>
+                <w:szCs w:val="16"/>
+              </w:rPr>
+              <w:t>Compressor Off</w:t>
+            </w:r>
+          </w:p>
+        </w:tc>
+        <w:tc>
+          <w:tcPr>
+            <w:tcW w:w="1016" w:type="dxa"/>
+            <w:tcBorders>
+              <w:top w:val="single" w:sz="4" w:space="0" w:color="000000"/>
+              <w:left w:val="single" w:sz="4" w:space="0" w:color="000000"/>
+              <w:bottom w:val="single" w:sz="4" w:space="0" w:color="000000"/>
+            </w:tcBorders>
+            <w:vAlign w:val="bottom"/>
+          </w:tcPr>
+          <w:p>
+            <w:pPr>
+              <w:pStyle w:val="Normal"/>
+              <w:widowControl w:val="false"/>
+              <w:spacing w:lineRule="auto" w:line="180"/>
+              <w:jc w:val="center"/>
+              <w:rPr>
+                <w:color w:val="000000"/>
+                <w:sz w:val="16"/>
+                <w:szCs w:val="16"/>
+              </w:rPr>
+            </w:pPr>
+            <w:r>
+              <w:rPr>
+                <w:rFonts w:eastAsia="arial" w:ascii="arial" w:hAnsi="arial"/>
+                <w:color w:val="000000"/>
+                <w:sz w:val="16"/>
+                <w:szCs w:val="16"/>
+              </w:rPr>
+              <w:t>Exterior</w:t>
+            </w:r>
+          </w:p>
+          <w:p>
+            <w:pPr>
+              <w:pStyle w:val="Normal"/>
+              <w:widowControl w:val="false"/>
+              <w:spacing w:lineRule="auto" w:line="180"/>
+              <w:jc w:val="center"/>
+              <w:rPr>
+                <w:color w:val="000000"/>
+                <w:sz w:val="16"/>
+                <w:szCs w:val="16"/>
+              </w:rPr>
+            </w:pPr>
+            <w:r>
+              <w:rPr>
+                <w:rFonts w:eastAsia="arial" w:ascii="arial" w:hAnsi="arial"/>
+                <w:color w:val="000000"/>
+                <w:sz w:val="16"/>
+                <w:szCs w:val="16"/>
+              </w:rPr>
+              <w:t>Camera</w:t>
+            </w:r>
+          </w:p>
+        </w:tc>
+        <w:tc>
+          <w:tcPr>
+            <w:tcW w:w="1029" w:type="dxa"/>
+            <w:tcBorders>
+              <w:top w:val="single" w:sz="4" w:space="0" w:color="000000"/>
+              <w:left w:val="single" w:sz="4" w:space="0" w:color="000000"/>
+              <w:bottom w:val="single" w:sz="4" w:space="0" w:color="000000"/>
+              <w:right w:val="single" w:sz="4" w:space="0" w:color="000000"/>
+            </w:tcBorders>
+            <w:vAlign w:val="bottom"/>
+          </w:tcPr>
+          <w:p>
+            <w:pPr>
+              <w:pStyle w:val="Normal"/>
+              <w:widowControl w:val="false"/>
+              <w:spacing w:lineRule="auto" w:line="180"/>
+              <w:jc w:val="center"/>
+              <w:rPr>
+                <w:color w:val="000000"/>
+                <w:sz w:val="16"/>
+                <w:szCs w:val="16"/>
+              </w:rPr>
+            </w:pPr>
+            <w:r>
+              <w:rPr>
+                <w:rFonts w:eastAsia="arial" w:ascii="arial" w:hAnsi="arial"/>
+                <w:color w:val="000000"/>
+                <w:sz w:val="16"/>
+                <w:szCs w:val="16"/>
+              </w:rPr>
+              <w:t>Prev</w:t>
+            </w:r>
+          </w:p>
+          <w:p>
+            <w:pPr>
+              <w:pStyle w:val="Normal"/>
+              <w:widowControl w:val="false"/>
+              <w:spacing w:lineRule="auto" w:line="180"/>
+              <w:jc w:val="center"/>
+              <w:rPr>
+                <w:color w:val="000000"/>
+                <w:sz w:val="16"/>
+                <w:szCs w:val="16"/>
+              </w:rPr>
+            </w:pPr>
+            <w:r>
+              <w:rPr>
+                <w:rFonts w:eastAsia="arial" w:ascii="arial" w:hAnsi="arial"/>
+                <w:color w:val="000000"/>
+                <w:sz w:val="16"/>
+                <w:szCs w:val="16"/>
+              </w:rPr>
+              <w:t>Cab Cam</w:t>
+            </w:r>
+          </w:p>
+        </w:tc>
+      </w:tr>
+    </w:tbl>
+    <w:p>
+      <w:pPr>
+        <w:pStyle w:val="Normal"/>
+        <w:bidi w:val="0"/>
+        <w:rPr>
+          <w:color w:val="000000"/>
+          <w:sz w:val="16"/>
+          <w:szCs w:val="16"/>
+        </w:rPr>
+      </w:pPr>
+      <w:r>
+        <w:rPr>
+          <w:color w:val="000000"/>
+          <w:sz w:val="16"/>
+          <w:szCs w:val="16"/>
+        </w:rPr>
+      </w:r>
+    </w:p>
+    <w:p>
+      <w:pPr>
+        <w:pStyle w:val="Normal"/>
+        <w:rPr>
+          <w:color w:val="000000"/>
+          <w:sz w:val="16"/>
+          <w:szCs w:val="16"/>
+        </w:rPr>
+      </w:pPr>
+      <w:r>
+        <w:rPr>
+          <w:color w:val="000000"/>
+          <w:sz w:val="16"/>
+          <w:szCs w:val="16"/>
+        </w:rPr>
+        <w:tab/>
+        <w:t xml:space="preserve">       </w:t>
       </w:r>
       <w:r>
         <w:rPr>
@@ -23552,7 +24138,3083 @@
           <w:sz w:val="16"/>
           <w:szCs w:val="16"/>
         </w:rPr>
-        <w:t>DoppelStock</w:t>
+        <w:t xml:space="preserve">    DB BR 463 Electric-1</w:t>
+      </w:r>
+    </w:p>
+    <w:tbl>
+      <w:tblPr>
+        <w:tblW w:w="14248" w:type="dxa"/>
+        <w:jc w:val="left"/>
+        <w:tblInd w:w="-5" w:type="dxa"/>
+        <w:tblLayout w:type="fixed"/>
+        <w:tblCellMar>
+          <w:top w:w="0" w:type="dxa"/>
+          <w:left w:w="108" w:type="dxa"/>
+          <w:bottom w:w="0" w:type="dxa"/>
+          <w:right w:w="108" w:type="dxa"/>
+        </w:tblCellMar>
+        <w:tblLook w:firstRow="1" w:noVBand="1" w:lastRow="0" w:firstColumn="1" w:lastColumn="0" w:noHBand="0" w:val="04a0"/>
+      </w:tblPr>
+      <w:tblGrid>
+        <w:gridCol w:w="1017"/>
+        <w:gridCol w:w="1019"/>
+        <w:gridCol w:w="1014"/>
+        <w:gridCol w:w="1016"/>
+        <w:gridCol w:w="1020"/>
+        <w:gridCol w:w="1016"/>
+        <w:gridCol w:w="1016"/>
+        <w:gridCol w:w="1017"/>
+        <w:gridCol w:w="1016"/>
+        <w:gridCol w:w="1020"/>
+        <w:gridCol w:w="1016"/>
+        <w:gridCol w:w="1016"/>
+        <w:gridCol w:w="1016"/>
+        <w:gridCol w:w="1029"/>
+      </w:tblGrid>
+      <w:tr>
+        <w:trPr>
+          <w:trHeight w:val="440" w:hRule="exact"/>
+          <w:cantSplit w:val="true"/>
+        </w:trPr>
+        <w:tc>
+          <w:tcPr>
+            <w:tcW w:w="1017" w:type="dxa"/>
+            <w:tcBorders>
+              <w:top w:val="single" w:sz="4" w:space="0" w:color="000000"/>
+              <w:left w:val="single" w:sz="4" w:space="0" w:color="000000"/>
+              <w:bottom w:val="single" w:sz="4" w:space="0" w:color="000000"/>
+            </w:tcBorders>
+            <w:vAlign w:val="bottom"/>
+          </w:tcPr>
+          <w:p>
+            <w:pPr>
+              <w:pStyle w:val="Normal"/>
+              <w:widowControl w:val="false"/>
+              <w:spacing w:lineRule="auto" w:line="180" w:before="0" w:after="60"/>
+              <w:jc w:val="center"/>
+              <w:rPr>
+                <w:color w:val="000000"/>
+                <w:sz w:val="16"/>
+                <w:szCs w:val="16"/>
+              </w:rPr>
+            </w:pPr>
+            <w:r>
+              <w:rPr>
+                <w:rFonts w:eastAsia="arial" w:ascii="arial" w:hAnsi="arial"/>
+                <w:b/>
+                <w:color w:val="000000"/>
+                <w:sz w:val="16"/>
+                <w:szCs w:val="16"/>
+              </w:rPr>
+              <w:t>Pause</w:t>
+            </w:r>
+          </w:p>
+        </w:tc>
+        <w:tc>
+          <w:tcPr>
+            <w:tcW w:w="1019" w:type="dxa"/>
+            <w:tcBorders>
+              <w:top w:val="single" w:sz="4" w:space="0" w:color="000000"/>
+              <w:left w:val="single" w:sz="4" w:space="0" w:color="000000"/>
+              <w:bottom w:val="single" w:sz="4" w:space="0" w:color="000000"/>
+            </w:tcBorders>
+            <w:vAlign w:val="bottom"/>
+          </w:tcPr>
+          <w:p>
+            <w:pPr>
+              <w:pStyle w:val="Normal"/>
+              <w:widowControl w:val="false"/>
+              <w:spacing w:lineRule="auto" w:line="180"/>
+              <w:jc w:val="center"/>
+              <w:rPr>
+                <w:color w:val="000000"/>
+                <w:sz w:val="16"/>
+                <w:szCs w:val="16"/>
+              </w:rPr>
+            </w:pPr>
+            <w:r>
+              <w:rPr>
+                <w:rFonts w:eastAsia="arial" w:ascii="arial" w:hAnsi="arial"/>
+                <w:color w:val="000000"/>
+                <w:sz w:val="16"/>
+                <w:szCs w:val="16"/>
+              </w:rPr>
+              <w:t>Reverser</w:t>
+            </w:r>
+          </w:p>
+          <w:p>
+            <w:pPr>
+              <w:pStyle w:val="Normal"/>
+              <w:widowControl w:val="false"/>
+              <w:spacing w:lineRule="auto" w:line="180"/>
+              <w:jc w:val="center"/>
+              <w:rPr>
+                <w:color w:val="000000"/>
+                <w:sz w:val="16"/>
+                <w:szCs w:val="16"/>
+              </w:rPr>
+            </w:pPr>
+            <w:r>
+              <w:rPr>
+                <w:rFonts w:eastAsia="arial" w:ascii="arial" w:hAnsi="arial"/>
+                <w:color w:val="000000"/>
+                <w:sz w:val="16"/>
+                <w:szCs w:val="16"/>
+              </w:rPr>
+              <w:t>Handle</w:t>
+            </w:r>
+          </w:p>
+        </w:tc>
+        <w:tc>
+          <w:tcPr>
+            <w:tcW w:w="1014" w:type="dxa"/>
+            <w:tcBorders>
+              <w:top w:val="single" w:sz="4" w:space="0" w:color="000000"/>
+              <w:left w:val="single" w:sz="4" w:space="0" w:color="000000"/>
+              <w:bottom w:val="single" w:sz="4" w:space="0" w:color="000000"/>
+            </w:tcBorders>
+            <w:vAlign w:val="bottom"/>
+          </w:tcPr>
+          <w:p>
+            <w:pPr>
+              <w:pStyle w:val="Normal"/>
+              <w:widowControl w:val="false"/>
+              <w:spacing w:lineRule="auto" w:line="180"/>
+              <w:jc w:val="center"/>
+              <w:rPr>
+                <w:color w:val="000000"/>
+                <w:sz w:val="16"/>
+                <w:szCs w:val="16"/>
+              </w:rPr>
+            </w:pPr>
+            <w:r>
+              <w:rPr>
+                <w:color w:val="000000"/>
+                <w:sz w:val="16"/>
+                <w:szCs w:val="16"/>
+              </w:rPr>
+              <w:t>MCB Close</w:t>
+            </w:r>
+          </w:p>
+        </w:tc>
+        <w:tc>
+          <w:tcPr>
+            <w:tcW w:w="1016" w:type="dxa"/>
+            <w:tcBorders>
+              <w:top w:val="single" w:sz="4" w:space="0" w:color="000000"/>
+              <w:left w:val="single" w:sz="4" w:space="0" w:color="000000"/>
+              <w:bottom w:val="single" w:sz="4" w:space="0" w:color="000000"/>
+            </w:tcBorders>
+            <w:vAlign w:val="bottom"/>
+          </w:tcPr>
+          <w:p>
+            <w:pPr>
+              <w:pStyle w:val="Normal"/>
+              <w:widowControl w:val="false"/>
+              <w:spacing w:lineRule="auto" w:line="180"/>
+              <w:jc w:val="center"/>
+              <w:rPr>
+                <w:sz w:val="16"/>
+                <w:szCs w:val="16"/>
+              </w:rPr>
+            </w:pPr>
+            <w:r>
+              <w:rPr>
+                <w:rFonts w:eastAsia="arial" w:ascii="arial" w:hAnsi="arial"/>
+                <w:color w:val="000000"/>
+                <w:sz w:val="16"/>
+                <w:szCs w:val="16"/>
+              </w:rPr>
+              <w:t>PZB/LZB</w:t>
+            </w:r>
+          </w:p>
+        </w:tc>
+        <w:tc>
+          <w:tcPr>
+            <w:tcW w:w="1020" w:type="dxa"/>
+            <w:tcBorders>
+              <w:top w:val="single" w:sz="4" w:space="0" w:color="000000"/>
+              <w:left w:val="single" w:sz="4" w:space="0" w:color="000000"/>
+              <w:bottom w:val="single" w:sz="4" w:space="0" w:color="000000"/>
+            </w:tcBorders>
+            <w:vAlign w:val="bottom"/>
+          </w:tcPr>
+          <w:p>
+            <w:pPr>
+              <w:pStyle w:val="Normal"/>
+              <w:widowControl w:val="false"/>
+              <w:spacing w:lineRule="auto" w:line="180"/>
+              <w:jc w:val="center"/>
+              <w:rPr>
+                <w:color w:val="000000"/>
+                <w:sz w:val="16"/>
+                <w:szCs w:val="16"/>
+              </w:rPr>
+            </w:pPr>
+            <w:r>
+              <w:rPr>
+                <w:rFonts w:eastAsia="arial" w:ascii="arial" w:hAnsi="arial"/>
+                <w:color w:val="000000"/>
+                <w:sz w:val="16"/>
+                <w:szCs w:val="16"/>
+              </w:rPr>
+              <w:t>Panto. Raise</w:t>
+            </w:r>
+          </w:p>
+        </w:tc>
+        <w:tc>
+          <w:tcPr>
+            <w:tcW w:w="1016" w:type="dxa"/>
+            <w:tcBorders>
+              <w:top w:val="single" w:sz="4" w:space="0" w:color="000000"/>
+              <w:left w:val="single" w:sz="4" w:space="0" w:color="000000"/>
+              <w:bottom w:val="single" w:sz="4" w:space="0" w:color="000000"/>
+            </w:tcBorders>
+            <w:vAlign w:val="bottom"/>
+          </w:tcPr>
+          <w:p>
+            <w:pPr>
+              <w:pStyle w:val="Normal"/>
+              <w:widowControl w:val="false"/>
+              <w:jc w:val="center"/>
+              <w:rPr>
+                <w:color w:val="000000"/>
+                <w:sz w:val="16"/>
+                <w:szCs w:val="16"/>
+              </w:rPr>
+            </w:pPr>
+            <w:r>
+              <w:rPr>
+                <w:color w:val="000000"/>
+                <w:sz w:val="16"/>
+                <w:szCs w:val="16"/>
+              </w:rPr>
+              <w:t>Train Supply On</w:t>
+            </w:r>
+          </w:p>
+        </w:tc>
+        <w:tc>
+          <w:tcPr>
+            <w:tcW w:w="1016" w:type="dxa"/>
+            <w:tcBorders>
+              <w:top w:val="single" w:sz="4" w:space="0" w:color="000000"/>
+              <w:left w:val="single" w:sz="4" w:space="0" w:color="000000"/>
+              <w:bottom w:val="single" w:sz="4" w:space="0" w:color="000000"/>
+            </w:tcBorders>
+            <w:vAlign w:val="bottom"/>
+          </w:tcPr>
+          <w:p>
+            <w:pPr>
+              <w:pStyle w:val="Normal"/>
+              <w:widowControl w:val="false"/>
+              <w:jc w:val="center"/>
+              <w:rPr>
+                <w:sz w:val="16"/>
+                <w:szCs w:val="16"/>
+              </w:rPr>
+            </w:pPr>
+            <w:r>
+              <w:rPr>
+                <w:rFonts w:eastAsia="arial" w:ascii="arial" w:hAnsi="arial"/>
+                <w:color w:val="000000"/>
+                <w:sz w:val="16"/>
+                <w:szCs w:val="16"/>
+              </w:rPr>
+              <w:t>Train Light On</w:t>
+            </w:r>
+          </w:p>
+        </w:tc>
+        <w:tc>
+          <w:tcPr>
+            <w:tcW w:w="1017" w:type="dxa"/>
+            <w:tcBorders>
+              <w:top w:val="single" w:sz="4" w:space="0" w:color="000000"/>
+              <w:left w:val="single" w:sz="4" w:space="0" w:color="000000"/>
+              <w:bottom w:val="single" w:sz="4" w:space="0" w:color="000000"/>
+            </w:tcBorders>
+            <w:vAlign w:val="bottom"/>
+          </w:tcPr>
+          <w:p>
+            <w:pPr>
+              <w:pStyle w:val="Normal"/>
+              <w:widowControl w:val="false"/>
+              <w:jc w:val="center"/>
+              <w:rPr>
+                <w:rFonts w:ascii="arial" w:hAnsi="arial" w:eastAsia="arial"/>
+                <w:color w:val="000000"/>
+                <w:sz w:val="16"/>
+                <w:szCs w:val="16"/>
+              </w:rPr>
+            </w:pPr>
+            <w:r>
+              <w:rPr>
+                <w:rFonts w:eastAsia="arial" w:ascii="arial" w:hAnsi="arial"/>
+                <w:color w:val="000000"/>
+                <w:sz w:val="16"/>
+                <w:szCs w:val="16"/>
+              </w:rPr>
+              <w:t>Brake Key On</w:t>
+            </w:r>
+          </w:p>
+        </w:tc>
+        <w:tc>
+          <w:tcPr>
+            <w:tcW w:w="1016" w:type="dxa"/>
+            <w:tcBorders>
+              <w:top w:val="single" w:sz="4" w:space="0" w:color="000000"/>
+              <w:left w:val="single" w:sz="4" w:space="0" w:color="000000"/>
+              <w:bottom w:val="single" w:sz="4" w:space="0" w:color="000000"/>
+            </w:tcBorders>
+            <w:vAlign w:val="bottom"/>
+          </w:tcPr>
+          <w:p>
+            <w:pPr>
+              <w:pStyle w:val="Normal"/>
+              <w:widowControl w:val="false"/>
+              <w:jc w:val="center"/>
+              <w:rPr>
+                <w:rFonts w:ascii="arial" w:hAnsi="arial" w:eastAsia="arial"/>
+                <w:color w:val="000000"/>
+                <w:sz w:val="16"/>
+                <w:szCs w:val="16"/>
+              </w:rPr>
+            </w:pPr>
+            <w:r>
+              <w:rPr>
+                <w:rFonts w:eastAsia="arial" w:ascii="arial" w:hAnsi="arial"/>
+                <w:color w:val="000000"/>
+                <w:sz w:val="16"/>
+                <w:szCs w:val="16"/>
+              </w:rPr>
+              <w:t>Gauge Light</w:t>
+            </w:r>
+          </w:p>
+        </w:tc>
+        <w:tc>
+          <w:tcPr>
+            <w:tcW w:w="1020" w:type="dxa"/>
+            <w:tcBorders>
+              <w:top w:val="single" w:sz="4" w:space="0" w:color="000000"/>
+              <w:left w:val="single" w:sz="4" w:space="0" w:color="000000"/>
+              <w:bottom w:val="single" w:sz="4" w:space="0" w:color="000000"/>
+            </w:tcBorders>
+            <w:vAlign w:val="bottom"/>
+          </w:tcPr>
+          <w:p>
+            <w:pPr>
+              <w:pStyle w:val="Normal"/>
+              <w:widowControl w:val="false"/>
+              <w:jc w:val="center"/>
+              <w:rPr>
+                <w:rFonts w:ascii="arial" w:hAnsi="arial" w:eastAsia="arial"/>
+                <w:color w:val="000000"/>
+                <w:sz w:val="16"/>
+                <w:szCs w:val="16"/>
+              </w:rPr>
+            </w:pPr>
+            <w:r>
+              <w:rPr>
+                <w:rFonts w:eastAsia="arial" w:ascii="arial" w:hAnsi="arial"/>
+                <w:color w:val="000000"/>
+                <w:sz w:val="16"/>
+                <w:szCs w:val="16"/>
+              </w:rPr>
+              <w:t>Signal Light HL</w:t>
+            </w:r>
+          </w:p>
+        </w:tc>
+        <w:tc>
+          <w:tcPr>
+            <w:tcW w:w="1016" w:type="dxa"/>
+            <w:tcBorders>
+              <w:top w:val="single" w:sz="4" w:space="0" w:color="000000"/>
+              <w:left w:val="single" w:sz="4" w:space="0" w:color="000000"/>
+              <w:bottom w:val="single" w:sz="4" w:space="0" w:color="000000"/>
+            </w:tcBorders>
+            <w:vAlign w:val="bottom"/>
+          </w:tcPr>
+          <w:p>
+            <w:pPr>
+              <w:pStyle w:val="Normal"/>
+              <w:widowControl w:val="false"/>
+              <w:spacing w:lineRule="auto" w:line="180"/>
+              <w:jc w:val="center"/>
+              <w:rPr>
+                <w:color w:val="000000"/>
+                <w:sz w:val="16"/>
+                <w:szCs w:val="16"/>
+              </w:rPr>
+            </w:pPr>
+            <w:r>
+              <w:rPr>
+                <w:rFonts w:eastAsia="arial" w:ascii="arial" w:hAnsi="arial"/>
+                <w:color w:val="000000"/>
+                <w:sz w:val="16"/>
+                <w:szCs w:val="16"/>
+              </w:rPr>
+              <w:t>Cab Light</w:t>
+            </w:r>
+          </w:p>
+        </w:tc>
+        <w:tc>
+          <w:tcPr>
+            <w:tcW w:w="1016" w:type="dxa"/>
+            <w:tcBorders>
+              <w:top w:val="single" w:sz="4" w:space="0" w:color="000000"/>
+              <w:left w:val="single" w:sz="4" w:space="0" w:color="000000"/>
+              <w:bottom w:val="single" w:sz="4" w:space="0" w:color="000000"/>
+            </w:tcBorders>
+            <w:vAlign w:val="bottom"/>
+          </w:tcPr>
+          <w:p>
+            <w:pPr>
+              <w:pStyle w:val="Normal"/>
+              <w:widowControl w:val="false"/>
+              <w:spacing w:lineRule="auto" w:line="180"/>
+              <w:jc w:val="center"/>
+              <w:rPr>
+                <w:color w:val="000000"/>
+                <w:sz w:val="16"/>
+                <w:szCs w:val="16"/>
+              </w:rPr>
+            </w:pPr>
+            <w:r>
+              <w:rPr>
+                <w:rFonts w:eastAsia="arial" w:ascii="arial" w:hAnsi="arial"/>
+                <w:color w:val="000000"/>
+                <w:sz w:val="16"/>
+                <w:szCs w:val="16"/>
+              </w:rPr>
+              <w:t>Emer.</w:t>
+            </w:r>
+          </w:p>
+          <w:p>
+            <w:pPr>
+              <w:pStyle w:val="Normal"/>
+              <w:widowControl w:val="false"/>
+              <w:spacing w:lineRule="auto" w:line="180"/>
+              <w:jc w:val="center"/>
+              <w:rPr>
+                <w:color w:val="000000"/>
+                <w:sz w:val="16"/>
+                <w:szCs w:val="16"/>
+              </w:rPr>
+            </w:pPr>
+            <w:r>
+              <w:rPr>
+                <w:rFonts w:eastAsia="arial" w:ascii="arial" w:hAnsi="arial"/>
+                <w:color w:val="000000"/>
+                <w:sz w:val="16"/>
+                <w:szCs w:val="16"/>
+              </w:rPr>
+              <w:t>Brake</w:t>
+            </w:r>
+          </w:p>
+        </w:tc>
+        <w:tc>
+          <w:tcPr>
+            <w:tcW w:w="1016" w:type="dxa"/>
+            <w:tcBorders>
+              <w:top w:val="single" w:sz="4" w:space="0" w:color="000000"/>
+              <w:left w:val="single" w:sz="4" w:space="0" w:color="000000"/>
+              <w:bottom w:val="single" w:sz="4" w:space="0" w:color="000000"/>
+            </w:tcBorders>
+            <w:vAlign w:val="bottom"/>
+          </w:tcPr>
+          <w:p>
+            <w:pPr>
+              <w:pStyle w:val="Normal"/>
+              <w:widowControl w:val="false"/>
+              <w:spacing w:lineRule="auto" w:line="180"/>
+              <w:jc w:val="center"/>
+              <w:rPr>
+                <w:color w:val="000000"/>
+                <w:sz w:val="16"/>
+                <w:szCs w:val="16"/>
+              </w:rPr>
+            </w:pPr>
+            <w:r>
+              <w:rPr>
+                <w:rFonts w:eastAsia="arial" w:ascii="arial" w:hAnsi="arial"/>
+                <w:color w:val="000000"/>
+                <w:sz w:val="16"/>
+                <w:szCs w:val="16"/>
+              </w:rPr>
+              <w:t>1P Cam</w:t>
+            </w:r>
+          </w:p>
+        </w:tc>
+        <w:tc>
+          <w:tcPr>
+            <w:tcW w:w="1029" w:type="dxa"/>
+            <w:tcBorders>
+              <w:top w:val="single" w:sz="4" w:space="0" w:color="000000"/>
+              <w:left w:val="single" w:sz="4" w:space="0" w:color="000000"/>
+              <w:bottom w:val="single" w:sz="4" w:space="0" w:color="000000"/>
+              <w:right w:val="single" w:sz="4" w:space="0" w:color="000000"/>
+            </w:tcBorders>
+            <w:vAlign w:val="bottom"/>
+          </w:tcPr>
+          <w:p>
+            <w:pPr>
+              <w:pStyle w:val="Normal"/>
+              <w:widowControl w:val="false"/>
+              <w:spacing w:lineRule="auto" w:line="180"/>
+              <w:jc w:val="center"/>
+              <w:rPr>
+                <w:color w:val="000000"/>
+                <w:sz w:val="16"/>
+                <w:szCs w:val="16"/>
+              </w:rPr>
+            </w:pPr>
+            <w:r>
+              <w:rPr>
+                <w:rFonts w:eastAsia="arial" w:ascii="arial" w:hAnsi="arial"/>
+                <w:color w:val="000000"/>
+                <w:sz w:val="16"/>
+                <w:szCs w:val="16"/>
+              </w:rPr>
+              <w:t>Next</w:t>
+            </w:r>
+          </w:p>
+          <w:p>
+            <w:pPr>
+              <w:pStyle w:val="Normal"/>
+              <w:widowControl w:val="false"/>
+              <w:spacing w:lineRule="auto" w:line="180"/>
+              <w:jc w:val="center"/>
+              <w:rPr>
+                <w:color w:val="000000"/>
+                <w:sz w:val="16"/>
+                <w:szCs w:val="16"/>
+              </w:rPr>
+            </w:pPr>
+            <w:r>
+              <w:rPr>
+                <w:rFonts w:eastAsia="arial" w:ascii="arial" w:hAnsi="arial"/>
+                <w:color w:val="000000"/>
+                <w:sz w:val="16"/>
+                <w:szCs w:val="16"/>
+              </w:rPr>
+              <w:t>Cab Cam</w:t>
+            </w:r>
+          </w:p>
+        </w:tc>
+      </w:tr>
+    </w:tbl>
+    <w:p>
+      <w:pPr>
+        <w:pStyle w:val="Normal"/>
+        <w:rPr>
+          <w:rFonts w:ascii="arial" w:hAnsi="arial" w:eastAsia="arial"/>
+          <w:color w:val="000000"/>
+          <w:sz w:val="16"/>
+          <w:szCs w:val="16"/>
+        </w:rPr>
+      </w:pPr>
+      <w:r>
+        <w:rPr>
+          <w:rFonts w:eastAsia="arial" w:ascii="arial" w:hAnsi="arial"/>
+          <w:color w:val="000000"/>
+          <w:sz w:val="16"/>
+          <w:szCs w:val="16"/>
+        </w:rPr>
+      </w:r>
+    </w:p>
+    <w:p>
+      <w:pPr>
+        <w:pStyle w:val="Normal"/>
+        <w:rPr>
+          <w:color w:val="000000"/>
+          <w:sz w:val="16"/>
+          <w:szCs w:val="16"/>
+        </w:rPr>
+      </w:pPr>
+      <w:r>
+        <w:rPr>
+          <w:rFonts w:eastAsia="arial" w:ascii="arial" w:hAnsi="arial"/>
+          <w:color w:val="000000"/>
+          <w:sz w:val="16"/>
+          <w:szCs w:val="16"/>
+        </w:rPr>
+        <w:tab/>
+        <w:t xml:space="preserve">           DB BR 463 Electric-2</w:t>
+      </w:r>
+    </w:p>
+    <w:tbl>
+      <w:tblPr>
+        <w:tblW w:w="14248" w:type="dxa"/>
+        <w:jc w:val="left"/>
+        <w:tblInd w:w="-5" w:type="dxa"/>
+        <w:tblLayout w:type="fixed"/>
+        <w:tblCellMar>
+          <w:top w:w="0" w:type="dxa"/>
+          <w:left w:w="108" w:type="dxa"/>
+          <w:bottom w:w="0" w:type="dxa"/>
+          <w:right w:w="108" w:type="dxa"/>
+        </w:tblCellMar>
+        <w:tblLook w:firstRow="1" w:noVBand="1" w:lastRow="0" w:firstColumn="1" w:lastColumn="0" w:noHBand="0" w:val="04a0"/>
+      </w:tblPr>
+      <w:tblGrid>
+        <w:gridCol w:w="1017"/>
+        <w:gridCol w:w="1019"/>
+        <w:gridCol w:w="1014"/>
+        <w:gridCol w:w="1016"/>
+        <w:gridCol w:w="1020"/>
+        <w:gridCol w:w="1016"/>
+        <w:gridCol w:w="1016"/>
+        <w:gridCol w:w="1017"/>
+        <w:gridCol w:w="1016"/>
+        <w:gridCol w:w="1020"/>
+        <w:gridCol w:w="1016"/>
+        <w:gridCol w:w="1016"/>
+        <w:gridCol w:w="1016"/>
+        <w:gridCol w:w="1029"/>
+      </w:tblGrid>
+      <w:tr>
+        <w:trPr>
+          <w:trHeight w:val="440" w:hRule="exact"/>
+          <w:cantSplit w:val="true"/>
+        </w:trPr>
+        <w:tc>
+          <w:tcPr>
+            <w:tcW w:w="1017" w:type="dxa"/>
+            <w:tcBorders>
+              <w:top w:val="single" w:sz="4" w:space="0" w:color="000000"/>
+              <w:left w:val="single" w:sz="4" w:space="0" w:color="000000"/>
+              <w:bottom w:val="single" w:sz="4" w:space="0" w:color="000000"/>
+            </w:tcBorders>
+            <w:vAlign w:val="bottom"/>
+          </w:tcPr>
+          <w:p>
+            <w:pPr>
+              <w:pStyle w:val="Normal"/>
+              <w:widowControl w:val="false"/>
+              <w:spacing w:lineRule="auto" w:line="180" w:before="0" w:after="60"/>
+              <w:jc w:val="center"/>
+              <w:rPr>
+                <w:color w:val="000000"/>
+                <w:sz w:val="16"/>
+                <w:szCs w:val="16"/>
+              </w:rPr>
+            </w:pPr>
+            <w:r>
+              <w:rPr>
+                <w:rFonts w:eastAsia="arial" w:ascii="arial" w:hAnsi="arial"/>
+                <w:b/>
+                <w:color w:val="000000"/>
+                <w:sz w:val="16"/>
+                <w:szCs w:val="16"/>
+              </w:rPr>
+              <w:t>HUD</w:t>
+            </w:r>
+          </w:p>
+        </w:tc>
+        <w:tc>
+          <w:tcPr>
+            <w:tcW w:w="1019" w:type="dxa"/>
+            <w:tcBorders>
+              <w:top w:val="single" w:sz="4" w:space="0" w:color="000000"/>
+              <w:left w:val="single" w:sz="4" w:space="0" w:color="000000"/>
+              <w:bottom w:val="single" w:sz="4" w:space="0" w:color="000000"/>
+            </w:tcBorders>
+            <w:vAlign w:val="bottom"/>
+          </w:tcPr>
+          <w:p>
+            <w:pPr>
+              <w:pStyle w:val="Normal"/>
+              <w:widowControl w:val="false"/>
+              <w:spacing w:lineRule="auto" w:line="180"/>
+              <w:jc w:val="center"/>
+              <w:rPr>
+                <w:rFonts w:ascii="arial" w:hAnsi="arial" w:eastAsia="arial"/>
+                <w:color w:val="000000"/>
+                <w:sz w:val="16"/>
+                <w:szCs w:val="16"/>
+              </w:rPr>
+            </w:pPr>
+            <w:r>
+              <w:rPr>
+                <w:rFonts w:eastAsia="arial" w:ascii="arial" w:hAnsi="arial"/>
+                <w:color w:val="000000"/>
+                <w:sz w:val="16"/>
+                <w:szCs w:val="16"/>
+              </w:rPr>
+              <w:t>Schedule</w:t>
+            </w:r>
+          </w:p>
+        </w:tc>
+        <w:tc>
+          <w:tcPr>
+            <w:tcW w:w="1014" w:type="dxa"/>
+            <w:tcBorders>
+              <w:top w:val="single" w:sz="4" w:space="0" w:color="000000"/>
+              <w:left w:val="single" w:sz="4" w:space="0" w:color="000000"/>
+              <w:bottom w:val="single" w:sz="4" w:space="0" w:color="000000"/>
+            </w:tcBorders>
+            <w:vAlign w:val="bottom"/>
+          </w:tcPr>
+          <w:p>
+            <w:pPr>
+              <w:pStyle w:val="Normal"/>
+              <w:widowControl w:val="false"/>
+              <w:spacing w:lineRule="auto" w:line="180"/>
+              <w:jc w:val="center"/>
+              <w:rPr>
+                <w:color w:val="000000"/>
+                <w:sz w:val="16"/>
+                <w:szCs w:val="16"/>
+              </w:rPr>
+            </w:pPr>
+            <w:r>
+              <w:rPr>
+                <w:rFonts w:eastAsia="arial" w:ascii="arial" w:hAnsi="arial"/>
+                <w:color w:val="000000"/>
+                <w:sz w:val="16"/>
+                <w:szCs w:val="16"/>
+              </w:rPr>
+              <w:t>MCB Open</w:t>
+            </w:r>
+          </w:p>
+        </w:tc>
+        <w:tc>
+          <w:tcPr>
+            <w:tcW w:w="1016" w:type="dxa"/>
+            <w:tcBorders>
+              <w:top w:val="single" w:sz="4" w:space="0" w:color="000000"/>
+              <w:left w:val="single" w:sz="4" w:space="0" w:color="000000"/>
+              <w:bottom w:val="single" w:sz="4" w:space="0" w:color="000000"/>
+            </w:tcBorders>
+            <w:vAlign w:val="bottom"/>
+          </w:tcPr>
+          <w:p>
+            <w:pPr>
+              <w:pStyle w:val="Normal"/>
+              <w:widowControl w:val="false"/>
+              <w:spacing w:lineRule="auto" w:line="180"/>
+              <w:jc w:val="center"/>
+              <w:rPr>
+                <w:sz w:val="16"/>
+                <w:szCs w:val="16"/>
+              </w:rPr>
+            </w:pPr>
+            <w:r>
+              <w:rPr>
+                <w:sz w:val="16"/>
+                <w:szCs w:val="16"/>
+              </w:rPr>
+              <w:t>Sifa</w:t>
+            </w:r>
+          </w:p>
+        </w:tc>
+        <w:tc>
+          <w:tcPr>
+            <w:tcW w:w="1020" w:type="dxa"/>
+            <w:tcBorders>
+              <w:top w:val="single" w:sz="4" w:space="0" w:color="000000"/>
+              <w:left w:val="single" w:sz="4" w:space="0" w:color="000000"/>
+              <w:bottom w:val="single" w:sz="4" w:space="0" w:color="000000"/>
+            </w:tcBorders>
+            <w:vAlign w:val="bottom"/>
+          </w:tcPr>
+          <w:p>
+            <w:pPr>
+              <w:pStyle w:val="Normal"/>
+              <w:widowControl w:val="false"/>
+              <w:jc w:val="center"/>
+              <w:rPr>
+                <w:rFonts w:ascii="arial" w:hAnsi="arial" w:eastAsia="arial"/>
+                <w:color w:val="000000"/>
+                <w:sz w:val="16"/>
+                <w:szCs w:val="16"/>
+              </w:rPr>
+            </w:pPr>
+            <w:r>
+              <w:rPr>
+                <w:rFonts w:eastAsia="arial" w:ascii="arial" w:hAnsi="arial"/>
+                <w:color w:val="000000"/>
+                <w:sz w:val="16"/>
+                <w:szCs w:val="16"/>
+              </w:rPr>
+              <w:t>Panto.</w:t>
+            </w:r>
+          </w:p>
+          <w:p>
+            <w:pPr>
+              <w:pStyle w:val="Normal"/>
+              <w:widowControl w:val="false"/>
+              <w:jc w:val="center"/>
+              <w:rPr>
+                <w:rFonts w:ascii="arial" w:hAnsi="arial" w:eastAsia="arial"/>
+                <w:color w:val="000000"/>
+                <w:sz w:val="16"/>
+                <w:szCs w:val="16"/>
+              </w:rPr>
+            </w:pPr>
+            <w:r>
+              <w:rPr>
+                <w:rFonts w:eastAsia="arial" w:ascii="arial" w:hAnsi="arial"/>
+                <w:color w:val="000000"/>
+                <w:sz w:val="16"/>
+                <w:szCs w:val="16"/>
+              </w:rPr>
+              <w:t>Low</w:t>
+            </w:r>
+          </w:p>
+        </w:tc>
+        <w:tc>
+          <w:tcPr>
+            <w:tcW w:w="1016" w:type="dxa"/>
+            <w:tcBorders>
+              <w:top w:val="single" w:sz="4" w:space="0" w:color="000000"/>
+              <w:left w:val="single" w:sz="4" w:space="0" w:color="000000"/>
+              <w:bottom w:val="single" w:sz="4" w:space="0" w:color="000000"/>
+            </w:tcBorders>
+            <w:vAlign w:val="bottom"/>
+          </w:tcPr>
+          <w:p>
+            <w:pPr>
+              <w:pStyle w:val="Normal"/>
+              <w:widowControl w:val="false"/>
+              <w:spacing w:lineRule="auto" w:line="180"/>
+              <w:jc w:val="center"/>
+              <w:rPr>
+                <w:sz w:val="16"/>
+                <w:szCs w:val="16"/>
+              </w:rPr>
+            </w:pPr>
+            <w:r>
+              <w:rPr>
+                <w:rFonts w:eastAsia="arial" w:ascii="arial" w:hAnsi="arial"/>
+                <w:color w:val="000000"/>
+                <w:sz w:val="16"/>
+                <w:szCs w:val="16"/>
+              </w:rPr>
+              <w:t>Train Supply Off</w:t>
+            </w:r>
+          </w:p>
+        </w:tc>
+        <w:tc>
+          <w:tcPr>
+            <w:tcW w:w="1016" w:type="dxa"/>
+            <w:tcBorders>
+              <w:top w:val="single" w:sz="4" w:space="0" w:color="000000"/>
+              <w:left w:val="single" w:sz="4" w:space="0" w:color="000000"/>
+              <w:bottom w:val="single" w:sz="4" w:space="0" w:color="000000"/>
+            </w:tcBorders>
+            <w:vAlign w:val="bottom"/>
+          </w:tcPr>
+          <w:p>
+            <w:pPr>
+              <w:pStyle w:val="Normal"/>
+              <w:widowControl w:val="false"/>
+              <w:jc w:val="center"/>
+              <w:rPr>
+                <w:sz w:val="16"/>
+                <w:szCs w:val="16"/>
+              </w:rPr>
+            </w:pPr>
+            <w:r>
+              <w:rPr>
+                <w:rFonts w:eastAsia="arial" w:ascii="arial" w:hAnsi="arial"/>
+                <w:color w:val="000000"/>
+                <w:sz w:val="16"/>
+                <w:szCs w:val="16"/>
+              </w:rPr>
+              <w:t>Train Light Off</w:t>
+            </w:r>
+          </w:p>
+        </w:tc>
+        <w:tc>
+          <w:tcPr>
+            <w:tcW w:w="1017" w:type="dxa"/>
+            <w:tcBorders>
+              <w:top w:val="single" w:sz="4" w:space="0" w:color="000000"/>
+              <w:left w:val="single" w:sz="4" w:space="0" w:color="000000"/>
+              <w:bottom w:val="single" w:sz="4" w:space="0" w:color="000000"/>
+            </w:tcBorders>
+            <w:vAlign w:val="bottom"/>
+          </w:tcPr>
+          <w:p>
+            <w:pPr>
+              <w:pStyle w:val="Normal"/>
+              <w:widowControl w:val="false"/>
+              <w:jc w:val="center"/>
+              <w:rPr>
+                <w:rFonts w:ascii="arial" w:hAnsi="arial" w:eastAsia="arial"/>
+                <w:color w:val="000000"/>
+                <w:sz w:val="16"/>
+                <w:szCs w:val="16"/>
+              </w:rPr>
+            </w:pPr>
+            <w:r>
+              <w:rPr>
+                <w:rFonts w:eastAsia="arial" w:ascii="arial" w:hAnsi="arial"/>
+                <w:color w:val="000000"/>
+                <w:sz w:val="16"/>
+                <w:szCs w:val="16"/>
+              </w:rPr>
+              <w:t>Brake Key Off</w:t>
+            </w:r>
+          </w:p>
+        </w:tc>
+        <w:tc>
+          <w:tcPr>
+            <w:tcW w:w="1016" w:type="dxa"/>
+            <w:tcBorders>
+              <w:top w:val="single" w:sz="4" w:space="0" w:color="000000"/>
+              <w:left w:val="single" w:sz="4" w:space="0" w:color="000000"/>
+              <w:bottom w:val="single" w:sz="4" w:space="0" w:color="000000"/>
+            </w:tcBorders>
+            <w:vAlign w:val="bottom"/>
+          </w:tcPr>
+          <w:p>
+            <w:pPr>
+              <w:pStyle w:val="Normal"/>
+              <w:widowControl w:val="false"/>
+              <w:jc w:val="center"/>
+              <w:rPr>
+                <w:rFonts w:ascii="arial" w:hAnsi="arial" w:eastAsia="arial"/>
+                <w:color w:val="000000"/>
+                <w:sz w:val="16"/>
+                <w:szCs w:val="16"/>
+              </w:rPr>
+            </w:pPr>
+            <w:r>
+              <w:rPr>
+                <w:rFonts w:eastAsia="arial" w:ascii="arial" w:hAnsi="arial"/>
+                <w:color w:val="000000"/>
+                <w:sz w:val="16"/>
+                <w:szCs w:val="16"/>
+              </w:rPr>
+            </w:r>
+          </w:p>
+        </w:tc>
+        <w:tc>
+          <w:tcPr>
+            <w:tcW w:w="1020" w:type="dxa"/>
+            <w:tcBorders>
+              <w:top w:val="single" w:sz="4" w:space="0" w:color="000000"/>
+              <w:left w:val="single" w:sz="4" w:space="0" w:color="000000"/>
+              <w:bottom w:val="single" w:sz="4" w:space="0" w:color="000000"/>
+            </w:tcBorders>
+            <w:vAlign w:val="bottom"/>
+          </w:tcPr>
+          <w:p>
+            <w:pPr>
+              <w:pStyle w:val="Normal"/>
+              <w:widowControl w:val="false"/>
+              <w:jc w:val="center"/>
+              <w:rPr>
+                <w:rFonts w:ascii="arial" w:hAnsi="arial" w:eastAsia="arial"/>
+                <w:color w:val="000000"/>
+                <w:sz w:val="16"/>
+                <w:szCs w:val="16"/>
+              </w:rPr>
+            </w:pPr>
+            <w:r>
+              <w:rPr>
+                <w:rFonts w:eastAsia="arial" w:ascii="arial" w:hAnsi="arial"/>
+                <w:color w:val="000000"/>
+                <w:sz w:val="16"/>
+                <w:szCs w:val="16"/>
+              </w:rPr>
+              <w:t>Signal Light TL</w:t>
+            </w:r>
+          </w:p>
+        </w:tc>
+        <w:tc>
+          <w:tcPr>
+            <w:tcW w:w="1016" w:type="dxa"/>
+            <w:tcBorders>
+              <w:top w:val="single" w:sz="4" w:space="0" w:color="000000"/>
+              <w:left w:val="single" w:sz="4" w:space="0" w:color="000000"/>
+              <w:bottom w:val="single" w:sz="4" w:space="0" w:color="000000"/>
+            </w:tcBorders>
+            <w:vAlign w:val="bottom"/>
+          </w:tcPr>
+          <w:p>
+            <w:pPr>
+              <w:pStyle w:val="Normal"/>
+              <w:widowControl w:val="false"/>
+              <w:spacing w:lineRule="auto" w:line="180"/>
+              <w:jc w:val="center"/>
+              <w:rPr>
+                <w:color w:val="000000"/>
+                <w:sz w:val="16"/>
+                <w:szCs w:val="16"/>
+              </w:rPr>
+            </w:pPr>
+            <w:r>
+              <w:rPr>
+                <w:rFonts w:eastAsia="arial" w:ascii="arial" w:hAnsi="arial"/>
+                <w:color w:val="000000"/>
+                <w:sz w:val="16"/>
+                <w:szCs w:val="16"/>
+              </w:rPr>
+              <w:t>Desk Light</w:t>
+            </w:r>
+          </w:p>
+        </w:tc>
+        <w:tc>
+          <w:tcPr>
+            <w:tcW w:w="1016" w:type="dxa"/>
+            <w:tcBorders>
+              <w:top w:val="single" w:sz="4" w:space="0" w:color="000000"/>
+              <w:left w:val="single" w:sz="4" w:space="0" w:color="000000"/>
+              <w:bottom w:val="single" w:sz="4" w:space="0" w:color="000000"/>
+            </w:tcBorders>
+            <w:vAlign w:val="bottom"/>
+          </w:tcPr>
+          <w:p>
+            <w:pPr>
+              <w:pStyle w:val="Normal"/>
+              <w:widowControl w:val="false"/>
+              <w:spacing w:lineRule="auto" w:line="180"/>
+              <w:jc w:val="center"/>
+              <w:rPr>
+                <w:color w:val="000000"/>
+                <w:sz w:val="16"/>
+                <w:szCs w:val="16"/>
+              </w:rPr>
+            </w:pPr>
+            <w:r>
+              <w:rPr>
+                <w:color w:val="000000"/>
+                <w:sz w:val="16"/>
+                <w:szCs w:val="16"/>
+              </w:rPr>
+            </w:r>
+          </w:p>
+        </w:tc>
+        <w:tc>
+          <w:tcPr>
+            <w:tcW w:w="1016" w:type="dxa"/>
+            <w:tcBorders>
+              <w:top w:val="single" w:sz="4" w:space="0" w:color="000000"/>
+              <w:left w:val="single" w:sz="4" w:space="0" w:color="000000"/>
+              <w:bottom w:val="single" w:sz="4" w:space="0" w:color="000000"/>
+            </w:tcBorders>
+            <w:vAlign w:val="bottom"/>
+          </w:tcPr>
+          <w:p>
+            <w:pPr>
+              <w:pStyle w:val="Normal"/>
+              <w:widowControl w:val="false"/>
+              <w:spacing w:lineRule="auto" w:line="180"/>
+              <w:jc w:val="center"/>
+              <w:rPr>
+                <w:color w:val="000000"/>
+                <w:sz w:val="16"/>
+                <w:szCs w:val="16"/>
+              </w:rPr>
+            </w:pPr>
+            <w:r>
+              <w:rPr>
+                <w:rFonts w:eastAsia="arial" w:ascii="arial" w:hAnsi="arial"/>
+                <w:color w:val="000000"/>
+                <w:sz w:val="16"/>
+                <w:szCs w:val="16"/>
+              </w:rPr>
+              <w:t>Exterior</w:t>
+            </w:r>
+          </w:p>
+          <w:p>
+            <w:pPr>
+              <w:pStyle w:val="Normal"/>
+              <w:widowControl w:val="false"/>
+              <w:spacing w:lineRule="auto" w:line="180"/>
+              <w:jc w:val="center"/>
+              <w:rPr>
+                <w:color w:val="000000"/>
+                <w:sz w:val="16"/>
+                <w:szCs w:val="16"/>
+              </w:rPr>
+            </w:pPr>
+            <w:r>
+              <w:rPr>
+                <w:rFonts w:eastAsia="arial" w:ascii="arial" w:hAnsi="arial"/>
+                <w:color w:val="000000"/>
+                <w:sz w:val="16"/>
+                <w:szCs w:val="16"/>
+              </w:rPr>
+              <w:t>Camera</w:t>
+            </w:r>
+          </w:p>
+        </w:tc>
+        <w:tc>
+          <w:tcPr>
+            <w:tcW w:w="1029" w:type="dxa"/>
+            <w:tcBorders>
+              <w:top w:val="single" w:sz="4" w:space="0" w:color="000000"/>
+              <w:left w:val="single" w:sz="4" w:space="0" w:color="000000"/>
+              <w:bottom w:val="single" w:sz="4" w:space="0" w:color="000000"/>
+              <w:right w:val="single" w:sz="4" w:space="0" w:color="000000"/>
+            </w:tcBorders>
+            <w:vAlign w:val="bottom"/>
+          </w:tcPr>
+          <w:p>
+            <w:pPr>
+              <w:pStyle w:val="Normal"/>
+              <w:widowControl w:val="false"/>
+              <w:spacing w:lineRule="auto" w:line="180"/>
+              <w:jc w:val="center"/>
+              <w:rPr>
+                <w:color w:val="000000"/>
+                <w:sz w:val="16"/>
+                <w:szCs w:val="16"/>
+              </w:rPr>
+            </w:pPr>
+            <w:r>
+              <w:rPr>
+                <w:rFonts w:eastAsia="arial" w:ascii="arial" w:hAnsi="arial"/>
+                <w:color w:val="000000"/>
+                <w:sz w:val="16"/>
+                <w:szCs w:val="16"/>
+              </w:rPr>
+              <w:t>Prev</w:t>
+            </w:r>
+          </w:p>
+          <w:p>
+            <w:pPr>
+              <w:pStyle w:val="Normal"/>
+              <w:widowControl w:val="false"/>
+              <w:spacing w:lineRule="auto" w:line="180"/>
+              <w:jc w:val="center"/>
+              <w:rPr>
+                <w:color w:val="000000"/>
+                <w:sz w:val="16"/>
+                <w:szCs w:val="16"/>
+              </w:rPr>
+            </w:pPr>
+            <w:r>
+              <w:rPr>
+                <w:rFonts w:eastAsia="arial" w:ascii="arial" w:hAnsi="arial"/>
+                <w:color w:val="000000"/>
+                <w:sz w:val="16"/>
+                <w:szCs w:val="16"/>
+              </w:rPr>
+              <w:t>Cab Cam</w:t>
+            </w:r>
+          </w:p>
+        </w:tc>
+      </w:tr>
+    </w:tbl>
+    <w:p>
+      <w:pPr>
+        <w:pStyle w:val="Normal"/>
+        <w:bidi w:val="0"/>
+        <w:rPr>
+          <w:color w:val="000000"/>
+          <w:sz w:val="16"/>
+          <w:szCs w:val="16"/>
+        </w:rPr>
+      </w:pPr>
+      <w:r>
+        <w:rPr>
+          <w:color w:val="000000"/>
+          <w:sz w:val="16"/>
+          <w:szCs w:val="16"/>
+        </w:rPr>
+      </w:r>
+    </w:p>
+    <w:p>
+      <w:pPr>
+        <w:pStyle w:val="Normal"/>
+        <w:rPr>
+          <w:color w:val="000000"/>
+          <w:sz w:val="16"/>
+          <w:szCs w:val="16"/>
+        </w:rPr>
+      </w:pPr>
+      <w:r>
+        <w:rPr>
+          <w:color w:val="000000"/>
+          <w:sz w:val="16"/>
+          <w:szCs w:val="16"/>
+        </w:rPr>
+        <w:tab/>
+        <w:t xml:space="preserve">       </w:t>
+      </w:r>
+      <w:r>
+        <w:rPr>
+          <w:rFonts w:eastAsia="arial" w:ascii="arial" w:hAnsi="arial"/>
+          <w:color w:val="000000"/>
+          <w:sz w:val="16"/>
+          <w:szCs w:val="16"/>
+        </w:rPr>
+        <w:t xml:space="preserve">    DB BR 4</w:t>
+      </w:r>
+      <w:r>
+        <w:rPr>
+          <w:rFonts w:eastAsia="arial" w:ascii="arial" w:hAnsi="arial"/>
+          <w:color w:val="000000"/>
+          <w:sz w:val="16"/>
+          <w:szCs w:val="16"/>
+        </w:rPr>
+        <w:t>8</w:t>
+      </w:r>
+      <w:r>
+        <w:rPr>
+          <w:rFonts w:eastAsia="arial" w:ascii="arial" w:hAnsi="arial"/>
+          <w:color w:val="000000"/>
+          <w:sz w:val="16"/>
+          <w:szCs w:val="16"/>
+        </w:rPr>
+        <w:t>3-1</w:t>
+      </w:r>
+    </w:p>
+    <w:tbl>
+      <w:tblPr>
+        <w:tblW w:w="14248" w:type="dxa"/>
+        <w:jc w:val="left"/>
+        <w:tblInd w:w="-5" w:type="dxa"/>
+        <w:tblLayout w:type="fixed"/>
+        <w:tblCellMar>
+          <w:top w:w="0" w:type="dxa"/>
+          <w:left w:w="108" w:type="dxa"/>
+          <w:bottom w:w="0" w:type="dxa"/>
+          <w:right w:w="108" w:type="dxa"/>
+        </w:tblCellMar>
+        <w:tblLook w:firstRow="1" w:noVBand="1" w:lastRow="0" w:firstColumn="1" w:lastColumn="0" w:noHBand="0" w:val="04a0"/>
+      </w:tblPr>
+      <w:tblGrid>
+        <w:gridCol w:w="1017"/>
+        <w:gridCol w:w="1019"/>
+        <w:gridCol w:w="1014"/>
+        <w:gridCol w:w="1016"/>
+        <w:gridCol w:w="1020"/>
+        <w:gridCol w:w="1016"/>
+        <w:gridCol w:w="1016"/>
+        <w:gridCol w:w="1017"/>
+        <w:gridCol w:w="1016"/>
+        <w:gridCol w:w="1020"/>
+        <w:gridCol w:w="1016"/>
+        <w:gridCol w:w="1016"/>
+        <w:gridCol w:w="1016"/>
+        <w:gridCol w:w="1029"/>
+      </w:tblGrid>
+      <w:tr>
+        <w:trPr>
+          <w:trHeight w:val="440" w:hRule="exact"/>
+          <w:cantSplit w:val="true"/>
+        </w:trPr>
+        <w:tc>
+          <w:tcPr>
+            <w:tcW w:w="1017" w:type="dxa"/>
+            <w:tcBorders>
+              <w:top w:val="single" w:sz="4" w:space="0" w:color="000000"/>
+              <w:left w:val="single" w:sz="4" w:space="0" w:color="000000"/>
+              <w:bottom w:val="single" w:sz="4" w:space="0" w:color="000000"/>
+            </w:tcBorders>
+            <w:vAlign w:val="bottom"/>
+          </w:tcPr>
+          <w:p>
+            <w:pPr>
+              <w:pStyle w:val="Normal"/>
+              <w:widowControl w:val="false"/>
+              <w:spacing w:lineRule="auto" w:line="180" w:before="0" w:after="60"/>
+              <w:jc w:val="center"/>
+              <w:rPr>
+                <w:color w:val="000000"/>
+                <w:sz w:val="16"/>
+                <w:szCs w:val="16"/>
+              </w:rPr>
+            </w:pPr>
+            <w:r>
+              <w:rPr>
+                <w:rFonts w:eastAsia="arial" w:ascii="arial" w:hAnsi="arial"/>
+                <w:b/>
+                <w:color w:val="000000"/>
+                <w:sz w:val="16"/>
+                <w:szCs w:val="16"/>
+              </w:rPr>
+              <w:t>Pause</w:t>
+            </w:r>
+          </w:p>
+        </w:tc>
+        <w:tc>
+          <w:tcPr>
+            <w:tcW w:w="1019" w:type="dxa"/>
+            <w:tcBorders>
+              <w:top w:val="single" w:sz="4" w:space="0" w:color="000000"/>
+              <w:left w:val="single" w:sz="4" w:space="0" w:color="000000"/>
+              <w:bottom w:val="single" w:sz="4" w:space="0" w:color="000000"/>
+            </w:tcBorders>
+            <w:vAlign w:val="bottom"/>
+          </w:tcPr>
+          <w:p>
+            <w:pPr>
+              <w:pStyle w:val="Normal"/>
+              <w:widowControl w:val="false"/>
+              <w:spacing w:lineRule="auto" w:line="180"/>
+              <w:jc w:val="center"/>
+              <w:rPr>
+                <w:color w:val="000000"/>
+                <w:sz w:val="16"/>
+                <w:szCs w:val="16"/>
+              </w:rPr>
+            </w:pPr>
+            <w:r>
+              <w:rPr>
+                <w:rFonts w:eastAsia="arial" w:ascii="arial" w:hAnsi="arial"/>
+                <w:color w:val="000000"/>
+                <w:sz w:val="16"/>
+                <w:szCs w:val="16"/>
+              </w:rPr>
+              <w:t>Reverser</w:t>
+            </w:r>
+          </w:p>
+          <w:p>
+            <w:pPr>
+              <w:pStyle w:val="Normal"/>
+              <w:widowControl w:val="false"/>
+              <w:spacing w:lineRule="auto" w:line="180"/>
+              <w:jc w:val="center"/>
+              <w:rPr>
+                <w:color w:val="000000"/>
+                <w:sz w:val="16"/>
+                <w:szCs w:val="16"/>
+              </w:rPr>
+            </w:pPr>
+            <w:r>
+              <w:rPr>
+                <w:rFonts w:eastAsia="arial" w:ascii="arial" w:hAnsi="arial"/>
+                <w:color w:val="000000"/>
+                <w:sz w:val="16"/>
+                <w:szCs w:val="16"/>
+              </w:rPr>
+              <w:t>Handle</w:t>
+            </w:r>
+          </w:p>
+        </w:tc>
+        <w:tc>
+          <w:tcPr>
+            <w:tcW w:w="1014" w:type="dxa"/>
+            <w:tcBorders>
+              <w:top w:val="single" w:sz="4" w:space="0" w:color="000000"/>
+              <w:left w:val="single" w:sz="4" w:space="0" w:color="000000"/>
+              <w:bottom w:val="single" w:sz="4" w:space="0" w:color="000000"/>
+            </w:tcBorders>
+            <w:vAlign w:val="bottom"/>
+          </w:tcPr>
+          <w:p>
+            <w:pPr>
+              <w:pStyle w:val="Normal"/>
+              <w:widowControl w:val="false"/>
+              <w:spacing w:lineRule="auto" w:line="180"/>
+              <w:jc w:val="center"/>
+              <w:rPr>
+                <w:color w:val="000000"/>
+                <w:sz w:val="16"/>
+                <w:szCs w:val="16"/>
+              </w:rPr>
+            </w:pPr>
+            <w:r>
+              <w:rPr>
+                <w:color w:val="000000"/>
+                <w:sz w:val="16"/>
+                <w:szCs w:val="16"/>
+              </w:rPr>
+              <w:t>MCB Close</w:t>
+            </w:r>
+          </w:p>
+        </w:tc>
+        <w:tc>
+          <w:tcPr>
+            <w:tcW w:w="1016" w:type="dxa"/>
+            <w:tcBorders>
+              <w:top w:val="single" w:sz="4" w:space="0" w:color="000000"/>
+              <w:left w:val="single" w:sz="4" w:space="0" w:color="000000"/>
+              <w:bottom w:val="single" w:sz="4" w:space="0" w:color="000000"/>
+            </w:tcBorders>
+            <w:vAlign w:val="bottom"/>
+          </w:tcPr>
+          <w:p>
+            <w:pPr>
+              <w:pStyle w:val="Normal"/>
+              <w:widowControl w:val="false"/>
+              <w:spacing w:lineRule="auto" w:line="180"/>
+              <w:jc w:val="center"/>
+              <w:rPr>
+                <w:sz w:val="16"/>
+                <w:szCs w:val="16"/>
+              </w:rPr>
+            </w:pPr>
+            <w:r>
+              <w:rPr>
+                <w:rFonts w:eastAsia="arial" w:ascii="arial" w:hAnsi="arial"/>
+                <w:color w:val="000000"/>
+                <w:sz w:val="16"/>
+                <w:szCs w:val="16"/>
+              </w:rPr>
+              <w:t>PZB/LZB</w:t>
+            </w:r>
+          </w:p>
+        </w:tc>
+        <w:tc>
+          <w:tcPr>
+            <w:tcW w:w="1020" w:type="dxa"/>
+            <w:tcBorders>
+              <w:top w:val="single" w:sz="4" w:space="0" w:color="000000"/>
+              <w:left w:val="single" w:sz="4" w:space="0" w:color="000000"/>
+              <w:bottom w:val="single" w:sz="4" w:space="0" w:color="000000"/>
+            </w:tcBorders>
+            <w:vAlign w:val="bottom"/>
+          </w:tcPr>
+          <w:p>
+            <w:pPr>
+              <w:pStyle w:val="Normal"/>
+              <w:widowControl w:val="false"/>
+              <w:spacing w:lineRule="auto" w:line="180"/>
+              <w:jc w:val="center"/>
+              <w:rPr>
+                <w:color w:val="000000"/>
+                <w:sz w:val="16"/>
+                <w:szCs w:val="16"/>
+              </w:rPr>
+            </w:pPr>
+            <w:r>
+              <w:rPr>
+                <w:rFonts w:eastAsia="arial" w:ascii="arial" w:hAnsi="arial"/>
+                <w:color w:val="000000"/>
+                <w:sz w:val="16"/>
+                <w:szCs w:val="16"/>
+              </w:rPr>
+              <w:t>Panto. Raise</w:t>
+            </w:r>
+          </w:p>
+        </w:tc>
+        <w:tc>
+          <w:tcPr>
+            <w:tcW w:w="1016" w:type="dxa"/>
+            <w:tcBorders>
+              <w:top w:val="single" w:sz="4" w:space="0" w:color="000000"/>
+              <w:left w:val="single" w:sz="4" w:space="0" w:color="000000"/>
+              <w:bottom w:val="single" w:sz="4" w:space="0" w:color="000000"/>
+            </w:tcBorders>
+            <w:vAlign w:val="bottom"/>
+          </w:tcPr>
+          <w:p>
+            <w:pPr>
+              <w:pStyle w:val="Normal"/>
+              <w:widowControl w:val="false"/>
+              <w:jc w:val="center"/>
+              <w:rPr>
+                <w:color w:val="000000"/>
+                <w:sz w:val="16"/>
+                <w:szCs w:val="16"/>
+              </w:rPr>
+            </w:pPr>
+            <w:r>
+              <w:rPr>
+                <w:color w:val="000000"/>
+                <w:sz w:val="16"/>
+                <w:szCs w:val="16"/>
+              </w:rPr>
+              <w:t>Train Supply On</w:t>
+            </w:r>
+          </w:p>
+        </w:tc>
+        <w:tc>
+          <w:tcPr>
+            <w:tcW w:w="1016" w:type="dxa"/>
+            <w:tcBorders>
+              <w:top w:val="single" w:sz="4" w:space="0" w:color="000000"/>
+              <w:left w:val="single" w:sz="4" w:space="0" w:color="000000"/>
+              <w:bottom w:val="single" w:sz="4" w:space="0" w:color="000000"/>
+            </w:tcBorders>
+            <w:vAlign w:val="bottom"/>
+          </w:tcPr>
+          <w:p>
+            <w:pPr>
+              <w:pStyle w:val="Normal"/>
+              <w:widowControl w:val="false"/>
+              <w:jc w:val="center"/>
+              <w:rPr>
+                <w:sz w:val="16"/>
+                <w:szCs w:val="16"/>
+              </w:rPr>
+            </w:pPr>
+            <w:r>
+              <w:rPr>
+                <w:rFonts w:eastAsia="arial" w:ascii="arial" w:hAnsi="arial"/>
+                <w:color w:val="000000"/>
+                <w:sz w:val="16"/>
+                <w:szCs w:val="16"/>
+              </w:rPr>
+              <w:t>Train Light On</w:t>
+            </w:r>
+          </w:p>
+        </w:tc>
+        <w:tc>
+          <w:tcPr>
+            <w:tcW w:w="1017" w:type="dxa"/>
+            <w:tcBorders>
+              <w:top w:val="single" w:sz="4" w:space="0" w:color="000000"/>
+              <w:left w:val="single" w:sz="4" w:space="0" w:color="000000"/>
+              <w:bottom w:val="single" w:sz="4" w:space="0" w:color="000000"/>
+            </w:tcBorders>
+            <w:vAlign w:val="bottom"/>
+          </w:tcPr>
+          <w:p>
+            <w:pPr>
+              <w:pStyle w:val="Normal"/>
+              <w:widowControl w:val="false"/>
+              <w:jc w:val="center"/>
+              <w:rPr>
+                <w:rFonts w:ascii="arial" w:hAnsi="arial" w:eastAsia="arial"/>
+                <w:color w:val="000000"/>
+                <w:sz w:val="16"/>
+                <w:szCs w:val="16"/>
+              </w:rPr>
+            </w:pPr>
+            <w:r>
+              <w:rPr>
+                <w:rFonts w:eastAsia="arial" w:ascii="arial" w:hAnsi="arial"/>
+                <w:color w:val="000000"/>
+                <w:sz w:val="16"/>
+                <w:szCs w:val="16"/>
+              </w:rPr>
+              <w:t>Brake Key On</w:t>
+            </w:r>
+          </w:p>
+        </w:tc>
+        <w:tc>
+          <w:tcPr>
+            <w:tcW w:w="1016" w:type="dxa"/>
+            <w:tcBorders>
+              <w:top w:val="single" w:sz="4" w:space="0" w:color="000000"/>
+              <w:left w:val="single" w:sz="4" w:space="0" w:color="000000"/>
+              <w:bottom w:val="single" w:sz="4" w:space="0" w:color="000000"/>
+            </w:tcBorders>
+            <w:vAlign w:val="bottom"/>
+          </w:tcPr>
+          <w:p>
+            <w:pPr>
+              <w:pStyle w:val="Normal"/>
+              <w:widowControl w:val="false"/>
+              <w:jc w:val="center"/>
+              <w:rPr>
+                <w:rFonts w:ascii="arial" w:hAnsi="arial" w:eastAsia="arial"/>
+                <w:color w:val="000000"/>
+                <w:sz w:val="16"/>
+                <w:szCs w:val="16"/>
+              </w:rPr>
+            </w:pPr>
+            <w:r>
+              <w:rPr>
+                <w:rFonts w:eastAsia="arial" w:ascii="arial" w:hAnsi="arial"/>
+                <w:color w:val="000000"/>
+                <w:sz w:val="16"/>
+                <w:szCs w:val="16"/>
+              </w:rPr>
+              <w:t>Gauge Light</w:t>
+            </w:r>
+          </w:p>
+        </w:tc>
+        <w:tc>
+          <w:tcPr>
+            <w:tcW w:w="1020" w:type="dxa"/>
+            <w:tcBorders>
+              <w:top w:val="single" w:sz="4" w:space="0" w:color="000000"/>
+              <w:left w:val="single" w:sz="4" w:space="0" w:color="000000"/>
+              <w:bottom w:val="single" w:sz="4" w:space="0" w:color="000000"/>
+            </w:tcBorders>
+            <w:vAlign w:val="bottom"/>
+          </w:tcPr>
+          <w:p>
+            <w:pPr>
+              <w:pStyle w:val="Normal"/>
+              <w:widowControl w:val="false"/>
+              <w:jc w:val="center"/>
+              <w:rPr>
+                <w:rFonts w:ascii="arial" w:hAnsi="arial" w:eastAsia="arial"/>
+                <w:color w:val="000000"/>
+                <w:sz w:val="16"/>
+                <w:szCs w:val="16"/>
+              </w:rPr>
+            </w:pPr>
+            <w:r>
+              <w:rPr>
+                <w:rFonts w:eastAsia="arial" w:ascii="arial" w:hAnsi="arial"/>
+                <w:color w:val="000000"/>
+                <w:sz w:val="16"/>
+                <w:szCs w:val="16"/>
+              </w:rPr>
+              <w:t>Signal Light HL</w:t>
+            </w:r>
+          </w:p>
+        </w:tc>
+        <w:tc>
+          <w:tcPr>
+            <w:tcW w:w="1016" w:type="dxa"/>
+            <w:tcBorders>
+              <w:top w:val="single" w:sz="4" w:space="0" w:color="000000"/>
+              <w:left w:val="single" w:sz="4" w:space="0" w:color="000000"/>
+              <w:bottom w:val="single" w:sz="4" w:space="0" w:color="000000"/>
+            </w:tcBorders>
+            <w:vAlign w:val="bottom"/>
+          </w:tcPr>
+          <w:p>
+            <w:pPr>
+              <w:pStyle w:val="Normal"/>
+              <w:widowControl w:val="false"/>
+              <w:spacing w:lineRule="auto" w:line="180"/>
+              <w:jc w:val="center"/>
+              <w:rPr>
+                <w:color w:val="000000"/>
+                <w:sz w:val="16"/>
+                <w:szCs w:val="16"/>
+              </w:rPr>
+            </w:pPr>
+            <w:r>
+              <w:rPr>
+                <w:rFonts w:eastAsia="arial" w:ascii="arial" w:hAnsi="arial"/>
+                <w:color w:val="000000"/>
+                <w:sz w:val="16"/>
+                <w:szCs w:val="16"/>
+              </w:rPr>
+              <w:t>Cab Light</w:t>
+            </w:r>
+          </w:p>
+        </w:tc>
+        <w:tc>
+          <w:tcPr>
+            <w:tcW w:w="1016" w:type="dxa"/>
+            <w:tcBorders>
+              <w:top w:val="single" w:sz="4" w:space="0" w:color="000000"/>
+              <w:left w:val="single" w:sz="4" w:space="0" w:color="000000"/>
+              <w:bottom w:val="single" w:sz="4" w:space="0" w:color="000000"/>
+            </w:tcBorders>
+            <w:vAlign w:val="bottom"/>
+          </w:tcPr>
+          <w:p>
+            <w:pPr>
+              <w:pStyle w:val="Normal"/>
+              <w:widowControl w:val="false"/>
+              <w:spacing w:lineRule="auto" w:line="180"/>
+              <w:jc w:val="center"/>
+              <w:rPr>
+                <w:color w:val="000000"/>
+                <w:sz w:val="16"/>
+                <w:szCs w:val="16"/>
+              </w:rPr>
+            </w:pPr>
+            <w:r>
+              <w:rPr>
+                <w:rFonts w:eastAsia="arial" w:ascii="arial" w:hAnsi="arial"/>
+                <w:color w:val="000000"/>
+                <w:sz w:val="16"/>
+                <w:szCs w:val="16"/>
+              </w:rPr>
+              <w:t>Emer.</w:t>
+            </w:r>
+          </w:p>
+          <w:p>
+            <w:pPr>
+              <w:pStyle w:val="Normal"/>
+              <w:widowControl w:val="false"/>
+              <w:spacing w:lineRule="auto" w:line="180"/>
+              <w:jc w:val="center"/>
+              <w:rPr>
+                <w:color w:val="000000"/>
+                <w:sz w:val="16"/>
+                <w:szCs w:val="16"/>
+              </w:rPr>
+            </w:pPr>
+            <w:r>
+              <w:rPr>
+                <w:rFonts w:eastAsia="arial" w:ascii="arial" w:hAnsi="arial"/>
+                <w:color w:val="000000"/>
+                <w:sz w:val="16"/>
+                <w:szCs w:val="16"/>
+              </w:rPr>
+              <w:t>Brake</w:t>
+            </w:r>
+          </w:p>
+        </w:tc>
+        <w:tc>
+          <w:tcPr>
+            <w:tcW w:w="1016" w:type="dxa"/>
+            <w:tcBorders>
+              <w:top w:val="single" w:sz="4" w:space="0" w:color="000000"/>
+              <w:left w:val="single" w:sz="4" w:space="0" w:color="000000"/>
+              <w:bottom w:val="single" w:sz="4" w:space="0" w:color="000000"/>
+            </w:tcBorders>
+            <w:vAlign w:val="bottom"/>
+          </w:tcPr>
+          <w:p>
+            <w:pPr>
+              <w:pStyle w:val="Normal"/>
+              <w:widowControl w:val="false"/>
+              <w:spacing w:lineRule="auto" w:line="180"/>
+              <w:jc w:val="center"/>
+              <w:rPr>
+                <w:color w:val="000000"/>
+                <w:sz w:val="16"/>
+                <w:szCs w:val="16"/>
+              </w:rPr>
+            </w:pPr>
+            <w:r>
+              <w:rPr>
+                <w:rFonts w:eastAsia="arial" w:ascii="arial" w:hAnsi="arial"/>
+                <w:color w:val="000000"/>
+                <w:sz w:val="16"/>
+                <w:szCs w:val="16"/>
+              </w:rPr>
+              <w:t>1P Cam</w:t>
+            </w:r>
+          </w:p>
+        </w:tc>
+        <w:tc>
+          <w:tcPr>
+            <w:tcW w:w="1029" w:type="dxa"/>
+            <w:tcBorders>
+              <w:top w:val="single" w:sz="4" w:space="0" w:color="000000"/>
+              <w:left w:val="single" w:sz="4" w:space="0" w:color="000000"/>
+              <w:bottom w:val="single" w:sz="4" w:space="0" w:color="000000"/>
+              <w:right w:val="single" w:sz="4" w:space="0" w:color="000000"/>
+            </w:tcBorders>
+            <w:vAlign w:val="bottom"/>
+          </w:tcPr>
+          <w:p>
+            <w:pPr>
+              <w:pStyle w:val="Normal"/>
+              <w:widowControl w:val="false"/>
+              <w:spacing w:lineRule="auto" w:line="180"/>
+              <w:jc w:val="center"/>
+              <w:rPr>
+                <w:color w:val="000000"/>
+                <w:sz w:val="16"/>
+                <w:szCs w:val="16"/>
+              </w:rPr>
+            </w:pPr>
+            <w:r>
+              <w:rPr>
+                <w:rFonts w:eastAsia="arial" w:ascii="arial" w:hAnsi="arial"/>
+                <w:color w:val="000000"/>
+                <w:sz w:val="16"/>
+                <w:szCs w:val="16"/>
+              </w:rPr>
+              <w:t>Next</w:t>
+            </w:r>
+          </w:p>
+          <w:p>
+            <w:pPr>
+              <w:pStyle w:val="Normal"/>
+              <w:widowControl w:val="false"/>
+              <w:spacing w:lineRule="auto" w:line="180"/>
+              <w:jc w:val="center"/>
+              <w:rPr>
+                <w:color w:val="000000"/>
+                <w:sz w:val="16"/>
+                <w:szCs w:val="16"/>
+              </w:rPr>
+            </w:pPr>
+            <w:r>
+              <w:rPr>
+                <w:rFonts w:eastAsia="arial" w:ascii="arial" w:hAnsi="arial"/>
+                <w:color w:val="000000"/>
+                <w:sz w:val="16"/>
+                <w:szCs w:val="16"/>
+              </w:rPr>
+              <w:t>Cab Cam</w:t>
+            </w:r>
+          </w:p>
+        </w:tc>
+      </w:tr>
+    </w:tbl>
+    <w:p>
+      <w:pPr>
+        <w:pStyle w:val="Normal"/>
+        <w:rPr>
+          <w:rFonts w:ascii="arial" w:hAnsi="arial" w:eastAsia="arial"/>
+          <w:color w:val="000000"/>
+          <w:sz w:val="16"/>
+          <w:szCs w:val="16"/>
+        </w:rPr>
+      </w:pPr>
+      <w:r>
+        <w:rPr>
+          <w:rFonts w:eastAsia="arial" w:ascii="arial" w:hAnsi="arial"/>
+          <w:color w:val="000000"/>
+          <w:sz w:val="16"/>
+          <w:szCs w:val="16"/>
+        </w:rPr>
+      </w:r>
+    </w:p>
+    <w:p>
+      <w:pPr>
+        <w:pStyle w:val="Normal"/>
+        <w:rPr>
+          <w:color w:val="000000"/>
+          <w:sz w:val="16"/>
+          <w:szCs w:val="16"/>
+        </w:rPr>
+      </w:pPr>
+      <w:r>
+        <w:rPr>
+          <w:rFonts w:eastAsia="arial" w:ascii="arial" w:hAnsi="arial"/>
+          <w:color w:val="000000"/>
+          <w:sz w:val="16"/>
+          <w:szCs w:val="16"/>
+        </w:rPr>
+        <w:tab/>
+        <w:t xml:space="preserve">           DB BR 4</w:t>
+      </w:r>
+      <w:r>
+        <w:rPr>
+          <w:rFonts w:eastAsia="arial" w:ascii="arial" w:hAnsi="arial"/>
+          <w:color w:val="000000"/>
+          <w:sz w:val="16"/>
+          <w:szCs w:val="16"/>
+        </w:rPr>
+        <w:t>8</w:t>
+      </w:r>
+      <w:r>
+        <w:rPr>
+          <w:rFonts w:eastAsia="arial" w:ascii="arial" w:hAnsi="arial"/>
+          <w:color w:val="000000"/>
+          <w:sz w:val="16"/>
+          <w:szCs w:val="16"/>
+        </w:rPr>
+        <w:t>3-2</w:t>
+      </w:r>
+    </w:p>
+    <w:tbl>
+      <w:tblPr>
+        <w:tblW w:w="14248" w:type="dxa"/>
+        <w:jc w:val="left"/>
+        <w:tblInd w:w="-5" w:type="dxa"/>
+        <w:tblLayout w:type="fixed"/>
+        <w:tblCellMar>
+          <w:top w:w="0" w:type="dxa"/>
+          <w:left w:w="108" w:type="dxa"/>
+          <w:bottom w:w="0" w:type="dxa"/>
+          <w:right w:w="108" w:type="dxa"/>
+        </w:tblCellMar>
+        <w:tblLook w:firstRow="1" w:noVBand="1" w:lastRow="0" w:firstColumn="1" w:lastColumn="0" w:noHBand="0" w:val="04a0"/>
+      </w:tblPr>
+      <w:tblGrid>
+        <w:gridCol w:w="1017"/>
+        <w:gridCol w:w="1019"/>
+        <w:gridCol w:w="1014"/>
+        <w:gridCol w:w="1016"/>
+        <w:gridCol w:w="1020"/>
+        <w:gridCol w:w="1016"/>
+        <w:gridCol w:w="1016"/>
+        <w:gridCol w:w="1017"/>
+        <w:gridCol w:w="1016"/>
+        <w:gridCol w:w="1020"/>
+        <w:gridCol w:w="1016"/>
+        <w:gridCol w:w="1016"/>
+        <w:gridCol w:w="1016"/>
+        <w:gridCol w:w="1029"/>
+      </w:tblGrid>
+      <w:tr>
+        <w:trPr>
+          <w:trHeight w:val="440" w:hRule="exact"/>
+          <w:cantSplit w:val="true"/>
+        </w:trPr>
+        <w:tc>
+          <w:tcPr>
+            <w:tcW w:w="1017" w:type="dxa"/>
+            <w:tcBorders>
+              <w:top w:val="single" w:sz="4" w:space="0" w:color="000000"/>
+              <w:left w:val="single" w:sz="4" w:space="0" w:color="000000"/>
+              <w:bottom w:val="single" w:sz="4" w:space="0" w:color="000000"/>
+            </w:tcBorders>
+            <w:vAlign w:val="bottom"/>
+          </w:tcPr>
+          <w:p>
+            <w:pPr>
+              <w:pStyle w:val="Normal"/>
+              <w:widowControl w:val="false"/>
+              <w:spacing w:lineRule="auto" w:line="180" w:before="0" w:after="60"/>
+              <w:jc w:val="center"/>
+              <w:rPr>
+                <w:color w:val="000000"/>
+                <w:sz w:val="16"/>
+                <w:szCs w:val="16"/>
+              </w:rPr>
+            </w:pPr>
+            <w:r>
+              <w:rPr>
+                <w:rFonts w:eastAsia="arial" w:ascii="arial" w:hAnsi="arial"/>
+                <w:b/>
+                <w:color w:val="000000"/>
+                <w:sz w:val="16"/>
+                <w:szCs w:val="16"/>
+              </w:rPr>
+              <w:t>HUD</w:t>
+            </w:r>
+          </w:p>
+        </w:tc>
+        <w:tc>
+          <w:tcPr>
+            <w:tcW w:w="1019" w:type="dxa"/>
+            <w:tcBorders>
+              <w:top w:val="single" w:sz="4" w:space="0" w:color="000000"/>
+              <w:left w:val="single" w:sz="4" w:space="0" w:color="000000"/>
+              <w:bottom w:val="single" w:sz="4" w:space="0" w:color="000000"/>
+            </w:tcBorders>
+            <w:vAlign w:val="bottom"/>
+          </w:tcPr>
+          <w:p>
+            <w:pPr>
+              <w:pStyle w:val="Normal"/>
+              <w:widowControl w:val="false"/>
+              <w:spacing w:lineRule="auto" w:line="180"/>
+              <w:jc w:val="center"/>
+              <w:rPr>
+                <w:rFonts w:ascii="arial" w:hAnsi="arial" w:eastAsia="arial"/>
+                <w:color w:val="000000"/>
+                <w:sz w:val="16"/>
+                <w:szCs w:val="16"/>
+              </w:rPr>
+            </w:pPr>
+            <w:r>
+              <w:rPr>
+                <w:rFonts w:eastAsia="arial" w:ascii="arial" w:hAnsi="arial"/>
+                <w:color w:val="000000"/>
+                <w:sz w:val="16"/>
+                <w:szCs w:val="16"/>
+              </w:rPr>
+              <w:t>Schedule</w:t>
+            </w:r>
+          </w:p>
+        </w:tc>
+        <w:tc>
+          <w:tcPr>
+            <w:tcW w:w="1014" w:type="dxa"/>
+            <w:tcBorders>
+              <w:top w:val="single" w:sz="4" w:space="0" w:color="000000"/>
+              <w:left w:val="single" w:sz="4" w:space="0" w:color="000000"/>
+              <w:bottom w:val="single" w:sz="4" w:space="0" w:color="000000"/>
+            </w:tcBorders>
+            <w:vAlign w:val="bottom"/>
+          </w:tcPr>
+          <w:p>
+            <w:pPr>
+              <w:pStyle w:val="Normal"/>
+              <w:widowControl w:val="false"/>
+              <w:spacing w:lineRule="auto" w:line="180"/>
+              <w:jc w:val="center"/>
+              <w:rPr>
+                <w:color w:val="000000"/>
+                <w:sz w:val="16"/>
+                <w:szCs w:val="16"/>
+              </w:rPr>
+            </w:pPr>
+            <w:r>
+              <w:rPr>
+                <w:rFonts w:eastAsia="arial" w:ascii="arial" w:hAnsi="arial"/>
+                <w:color w:val="000000"/>
+                <w:sz w:val="16"/>
+                <w:szCs w:val="16"/>
+              </w:rPr>
+              <w:t>MCB Open</w:t>
+            </w:r>
+          </w:p>
+        </w:tc>
+        <w:tc>
+          <w:tcPr>
+            <w:tcW w:w="1016" w:type="dxa"/>
+            <w:tcBorders>
+              <w:top w:val="single" w:sz="4" w:space="0" w:color="000000"/>
+              <w:left w:val="single" w:sz="4" w:space="0" w:color="000000"/>
+              <w:bottom w:val="single" w:sz="4" w:space="0" w:color="000000"/>
+            </w:tcBorders>
+            <w:vAlign w:val="bottom"/>
+          </w:tcPr>
+          <w:p>
+            <w:pPr>
+              <w:pStyle w:val="Normal"/>
+              <w:widowControl w:val="false"/>
+              <w:spacing w:lineRule="auto" w:line="180"/>
+              <w:jc w:val="center"/>
+              <w:rPr>
+                <w:sz w:val="16"/>
+                <w:szCs w:val="16"/>
+              </w:rPr>
+            </w:pPr>
+            <w:r>
+              <w:rPr>
+                <w:sz w:val="16"/>
+                <w:szCs w:val="16"/>
+              </w:rPr>
+              <w:t>Sifa</w:t>
+            </w:r>
+          </w:p>
+        </w:tc>
+        <w:tc>
+          <w:tcPr>
+            <w:tcW w:w="1020" w:type="dxa"/>
+            <w:tcBorders>
+              <w:top w:val="single" w:sz="4" w:space="0" w:color="000000"/>
+              <w:left w:val="single" w:sz="4" w:space="0" w:color="000000"/>
+              <w:bottom w:val="single" w:sz="4" w:space="0" w:color="000000"/>
+            </w:tcBorders>
+            <w:vAlign w:val="bottom"/>
+          </w:tcPr>
+          <w:p>
+            <w:pPr>
+              <w:pStyle w:val="Normal"/>
+              <w:widowControl w:val="false"/>
+              <w:jc w:val="center"/>
+              <w:rPr>
+                <w:rFonts w:ascii="arial" w:hAnsi="arial" w:eastAsia="arial"/>
+                <w:color w:val="000000"/>
+                <w:sz w:val="16"/>
+                <w:szCs w:val="16"/>
+              </w:rPr>
+            </w:pPr>
+            <w:r>
+              <w:rPr>
+                <w:rFonts w:eastAsia="arial" w:ascii="arial" w:hAnsi="arial"/>
+                <w:color w:val="000000"/>
+                <w:sz w:val="16"/>
+                <w:szCs w:val="16"/>
+              </w:rPr>
+              <w:t>Panto.</w:t>
+            </w:r>
+          </w:p>
+          <w:p>
+            <w:pPr>
+              <w:pStyle w:val="Normal"/>
+              <w:widowControl w:val="false"/>
+              <w:jc w:val="center"/>
+              <w:rPr>
+                <w:rFonts w:ascii="arial" w:hAnsi="arial" w:eastAsia="arial"/>
+                <w:color w:val="000000"/>
+                <w:sz w:val="16"/>
+                <w:szCs w:val="16"/>
+              </w:rPr>
+            </w:pPr>
+            <w:r>
+              <w:rPr>
+                <w:rFonts w:eastAsia="arial" w:ascii="arial" w:hAnsi="arial"/>
+                <w:color w:val="000000"/>
+                <w:sz w:val="16"/>
+                <w:szCs w:val="16"/>
+              </w:rPr>
+              <w:t>Low</w:t>
+            </w:r>
+          </w:p>
+        </w:tc>
+        <w:tc>
+          <w:tcPr>
+            <w:tcW w:w="1016" w:type="dxa"/>
+            <w:tcBorders>
+              <w:top w:val="single" w:sz="4" w:space="0" w:color="000000"/>
+              <w:left w:val="single" w:sz="4" w:space="0" w:color="000000"/>
+              <w:bottom w:val="single" w:sz="4" w:space="0" w:color="000000"/>
+            </w:tcBorders>
+            <w:vAlign w:val="bottom"/>
+          </w:tcPr>
+          <w:p>
+            <w:pPr>
+              <w:pStyle w:val="Normal"/>
+              <w:widowControl w:val="false"/>
+              <w:spacing w:lineRule="auto" w:line="180"/>
+              <w:jc w:val="center"/>
+              <w:rPr>
+                <w:sz w:val="16"/>
+                <w:szCs w:val="16"/>
+              </w:rPr>
+            </w:pPr>
+            <w:r>
+              <w:rPr>
+                <w:rFonts w:eastAsia="arial" w:ascii="arial" w:hAnsi="arial"/>
+                <w:color w:val="000000"/>
+                <w:sz w:val="16"/>
+                <w:szCs w:val="16"/>
+              </w:rPr>
+              <w:t>Train Supply Off</w:t>
+            </w:r>
+          </w:p>
+        </w:tc>
+        <w:tc>
+          <w:tcPr>
+            <w:tcW w:w="1016" w:type="dxa"/>
+            <w:tcBorders>
+              <w:top w:val="single" w:sz="4" w:space="0" w:color="000000"/>
+              <w:left w:val="single" w:sz="4" w:space="0" w:color="000000"/>
+              <w:bottom w:val="single" w:sz="4" w:space="0" w:color="000000"/>
+            </w:tcBorders>
+            <w:vAlign w:val="bottom"/>
+          </w:tcPr>
+          <w:p>
+            <w:pPr>
+              <w:pStyle w:val="Normal"/>
+              <w:widowControl w:val="false"/>
+              <w:jc w:val="center"/>
+              <w:rPr>
+                <w:sz w:val="16"/>
+                <w:szCs w:val="16"/>
+              </w:rPr>
+            </w:pPr>
+            <w:r>
+              <w:rPr>
+                <w:rFonts w:eastAsia="arial" w:ascii="arial" w:hAnsi="arial"/>
+                <w:color w:val="000000"/>
+                <w:sz w:val="16"/>
+                <w:szCs w:val="16"/>
+              </w:rPr>
+              <w:t>Train Light Off</w:t>
+            </w:r>
+          </w:p>
+        </w:tc>
+        <w:tc>
+          <w:tcPr>
+            <w:tcW w:w="1017" w:type="dxa"/>
+            <w:tcBorders>
+              <w:top w:val="single" w:sz="4" w:space="0" w:color="000000"/>
+              <w:left w:val="single" w:sz="4" w:space="0" w:color="000000"/>
+              <w:bottom w:val="single" w:sz="4" w:space="0" w:color="000000"/>
+            </w:tcBorders>
+            <w:vAlign w:val="bottom"/>
+          </w:tcPr>
+          <w:p>
+            <w:pPr>
+              <w:pStyle w:val="Normal"/>
+              <w:widowControl w:val="false"/>
+              <w:jc w:val="center"/>
+              <w:rPr>
+                <w:rFonts w:ascii="arial" w:hAnsi="arial" w:eastAsia="arial"/>
+                <w:color w:val="000000"/>
+                <w:sz w:val="16"/>
+                <w:szCs w:val="16"/>
+              </w:rPr>
+            </w:pPr>
+            <w:r>
+              <w:rPr>
+                <w:rFonts w:eastAsia="arial" w:ascii="arial" w:hAnsi="arial"/>
+                <w:color w:val="000000"/>
+                <w:sz w:val="16"/>
+                <w:szCs w:val="16"/>
+              </w:rPr>
+              <w:t>Brake Key Off</w:t>
+            </w:r>
+          </w:p>
+        </w:tc>
+        <w:tc>
+          <w:tcPr>
+            <w:tcW w:w="1016" w:type="dxa"/>
+            <w:tcBorders>
+              <w:top w:val="single" w:sz="4" w:space="0" w:color="000000"/>
+              <w:left w:val="single" w:sz="4" w:space="0" w:color="000000"/>
+              <w:bottom w:val="single" w:sz="4" w:space="0" w:color="000000"/>
+            </w:tcBorders>
+            <w:vAlign w:val="bottom"/>
+          </w:tcPr>
+          <w:p>
+            <w:pPr>
+              <w:pStyle w:val="Normal"/>
+              <w:widowControl w:val="false"/>
+              <w:jc w:val="center"/>
+              <w:rPr>
+                <w:rFonts w:ascii="arial" w:hAnsi="arial" w:eastAsia="arial"/>
+                <w:color w:val="000000"/>
+                <w:sz w:val="16"/>
+                <w:szCs w:val="16"/>
+              </w:rPr>
+            </w:pPr>
+            <w:r>
+              <w:rPr>
+                <w:rFonts w:eastAsia="arial" w:ascii="arial" w:hAnsi="arial"/>
+                <w:color w:val="000000"/>
+                <w:sz w:val="16"/>
+                <w:szCs w:val="16"/>
+              </w:rPr>
+            </w:r>
+          </w:p>
+        </w:tc>
+        <w:tc>
+          <w:tcPr>
+            <w:tcW w:w="1020" w:type="dxa"/>
+            <w:tcBorders>
+              <w:top w:val="single" w:sz="4" w:space="0" w:color="000000"/>
+              <w:left w:val="single" w:sz="4" w:space="0" w:color="000000"/>
+              <w:bottom w:val="single" w:sz="4" w:space="0" w:color="000000"/>
+            </w:tcBorders>
+            <w:vAlign w:val="bottom"/>
+          </w:tcPr>
+          <w:p>
+            <w:pPr>
+              <w:pStyle w:val="Normal"/>
+              <w:widowControl w:val="false"/>
+              <w:jc w:val="center"/>
+              <w:rPr>
+                <w:rFonts w:ascii="arial" w:hAnsi="arial" w:eastAsia="arial"/>
+                <w:color w:val="000000"/>
+                <w:sz w:val="16"/>
+                <w:szCs w:val="16"/>
+              </w:rPr>
+            </w:pPr>
+            <w:r>
+              <w:rPr>
+                <w:rFonts w:eastAsia="arial" w:ascii="arial" w:hAnsi="arial"/>
+                <w:color w:val="000000"/>
+                <w:sz w:val="16"/>
+                <w:szCs w:val="16"/>
+              </w:rPr>
+              <w:t>Signal Light TL</w:t>
+            </w:r>
+          </w:p>
+        </w:tc>
+        <w:tc>
+          <w:tcPr>
+            <w:tcW w:w="1016" w:type="dxa"/>
+            <w:tcBorders>
+              <w:top w:val="single" w:sz="4" w:space="0" w:color="000000"/>
+              <w:left w:val="single" w:sz="4" w:space="0" w:color="000000"/>
+              <w:bottom w:val="single" w:sz="4" w:space="0" w:color="000000"/>
+            </w:tcBorders>
+            <w:vAlign w:val="bottom"/>
+          </w:tcPr>
+          <w:p>
+            <w:pPr>
+              <w:pStyle w:val="Normal"/>
+              <w:widowControl w:val="false"/>
+              <w:spacing w:lineRule="auto" w:line="180"/>
+              <w:jc w:val="center"/>
+              <w:rPr>
+                <w:color w:val="000000"/>
+                <w:sz w:val="16"/>
+                <w:szCs w:val="16"/>
+              </w:rPr>
+            </w:pPr>
+            <w:r>
+              <w:rPr>
+                <w:rFonts w:eastAsia="arial" w:ascii="arial" w:hAnsi="arial"/>
+                <w:color w:val="000000"/>
+                <w:sz w:val="16"/>
+                <w:szCs w:val="16"/>
+              </w:rPr>
+              <w:t>Desk Light</w:t>
+            </w:r>
+          </w:p>
+        </w:tc>
+        <w:tc>
+          <w:tcPr>
+            <w:tcW w:w="1016" w:type="dxa"/>
+            <w:tcBorders>
+              <w:top w:val="single" w:sz="4" w:space="0" w:color="000000"/>
+              <w:left w:val="single" w:sz="4" w:space="0" w:color="000000"/>
+              <w:bottom w:val="single" w:sz="4" w:space="0" w:color="000000"/>
+            </w:tcBorders>
+            <w:vAlign w:val="bottom"/>
+          </w:tcPr>
+          <w:p>
+            <w:pPr>
+              <w:pStyle w:val="Normal"/>
+              <w:widowControl w:val="false"/>
+              <w:spacing w:lineRule="auto" w:line="180"/>
+              <w:jc w:val="center"/>
+              <w:rPr>
+                <w:color w:val="000000"/>
+                <w:sz w:val="16"/>
+                <w:szCs w:val="16"/>
+              </w:rPr>
+            </w:pPr>
+            <w:r>
+              <w:rPr>
+                <w:color w:val="000000"/>
+                <w:sz w:val="16"/>
+                <w:szCs w:val="16"/>
+              </w:rPr>
+            </w:r>
+          </w:p>
+        </w:tc>
+        <w:tc>
+          <w:tcPr>
+            <w:tcW w:w="1016" w:type="dxa"/>
+            <w:tcBorders>
+              <w:top w:val="single" w:sz="4" w:space="0" w:color="000000"/>
+              <w:left w:val="single" w:sz="4" w:space="0" w:color="000000"/>
+              <w:bottom w:val="single" w:sz="4" w:space="0" w:color="000000"/>
+            </w:tcBorders>
+            <w:vAlign w:val="bottom"/>
+          </w:tcPr>
+          <w:p>
+            <w:pPr>
+              <w:pStyle w:val="Normal"/>
+              <w:widowControl w:val="false"/>
+              <w:spacing w:lineRule="auto" w:line="180"/>
+              <w:jc w:val="center"/>
+              <w:rPr>
+                <w:color w:val="000000"/>
+                <w:sz w:val="16"/>
+                <w:szCs w:val="16"/>
+              </w:rPr>
+            </w:pPr>
+            <w:r>
+              <w:rPr>
+                <w:rFonts w:eastAsia="arial" w:ascii="arial" w:hAnsi="arial"/>
+                <w:color w:val="000000"/>
+                <w:sz w:val="16"/>
+                <w:szCs w:val="16"/>
+              </w:rPr>
+              <w:t>Exterior</w:t>
+            </w:r>
+          </w:p>
+          <w:p>
+            <w:pPr>
+              <w:pStyle w:val="Normal"/>
+              <w:widowControl w:val="false"/>
+              <w:spacing w:lineRule="auto" w:line="180"/>
+              <w:jc w:val="center"/>
+              <w:rPr>
+                <w:color w:val="000000"/>
+                <w:sz w:val="16"/>
+                <w:szCs w:val="16"/>
+              </w:rPr>
+            </w:pPr>
+            <w:r>
+              <w:rPr>
+                <w:rFonts w:eastAsia="arial" w:ascii="arial" w:hAnsi="arial"/>
+                <w:color w:val="000000"/>
+                <w:sz w:val="16"/>
+                <w:szCs w:val="16"/>
+              </w:rPr>
+              <w:t>Camera</w:t>
+            </w:r>
+          </w:p>
+        </w:tc>
+        <w:tc>
+          <w:tcPr>
+            <w:tcW w:w="1029" w:type="dxa"/>
+            <w:tcBorders>
+              <w:top w:val="single" w:sz="4" w:space="0" w:color="000000"/>
+              <w:left w:val="single" w:sz="4" w:space="0" w:color="000000"/>
+              <w:bottom w:val="single" w:sz="4" w:space="0" w:color="000000"/>
+              <w:right w:val="single" w:sz="4" w:space="0" w:color="000000"/>
+            </w:tcBorders>
+            <w:vAlign w:val="bottom"/>
+          </w:tcPr>
+          <w:p>
+            <w:pPr>
+              <w:pStyle w:val="Normal"/>
+              <w:widowControl w:val="false"/>
+              <w:spacing w:lineRule="auto" w:line="180"/>
+              <w:jc w:val="center"/>
+              <w:rPr>
+                <w:color w:val="000000"/>
+                <w:sz w:val="16"/>
+                <w:szCs w:val="16"/>
+              </w:rPr>
+            </w:pPr>
+            <w:r>
+              <w:rPr>
+                <w:rFonts w:eastAsia="arial" w:ascii="arial" w:hAnsi="arial"/>
+                <w:color w:val="000000"/>
+                <w:sz w:val="16"/>
+                <w:szCs w:val="16"/>
+              </w:rPr>
+              <w:t>Prev</w:t>
+            </w:r>
+          </w:p>
+          <w:p>
+            <w:pPr>
+              <w:pStyle w:val="Normal"/>
+              <w:widowControl w:val="false"/>
+              <w:spacing w:lineRule="auto" w:line="180"/>
+              <w:jc w:val="center"/>
+              <w:rPr>
+                <w:color w:val="000000"/>
+                <w:sz w:val="16"/>
+                <w:szCs w:val="16"/>
+              </w:rPr>
+            </w:pPr>
+            <w:r>
+              <w:rPr>
+                <w:rFonts w:eastAsia="arial" w:ascii="arial" w:hAnsi="arial"/>
+                <w:color w:val="000000"/>
+                <w:sz w:val="16"/>
+                <w:szCs w:val="16"/>
+              </w:rPr>
+              <w:t>Cab Cam</w:t>
+            </w:r>
+          </w:p>
+        </w:tc>
+      </w:tr>
+    </w:tbl>
+    <w:p>
+      <w:pPr>
+        <w:pStyle w:val="Normal"/>
+        <w:bidi w:val="0"/>
+        <w:rPr>
+          <w:color w:val="000000"/>
+          <w:sz w:val="16"/>
+          <w:szCs w:val="16"/>
+        </w:rPr>
+      </w:pPr>
+      <w:r>
+        <w:rPr>
+          <w:color w:val="000000"/>
+          <w:sz w:val="16"/>
+          <w:szCs w:val="16"/>
+        </w:rPr>
+      </w:r>
+    </w:p>
+    <w:p>
+      <w:pPr>
+        <w:pStyle w:val="Normal"/>
+        <w:rPr>
+          <w:color w:val="000000"/>
+          <w:sz w:val="16"/>
+          <w:szCs w:val="16"/>
+        </w:rPr>
+      </w:pPr>
+      <w:r>
+        <w:rPr>
+          <w:color w:val="000000"/>
+          <w:sz w:val="16"/>
+          <w:szCs w:val="16"/>
+        </w:rPr>
+        <w:tab/>
+        <w:t xml:space="preserve">       </w:t>
+      </w:r>
+      <w:r>
+        <w:rPr>
+          <w:rFonts w:eastAsia="arial" w:ascii="arial" w:hAnsi="arial"/>
+          <w:color w:val="000000"/>
+          <w:sz w:val="16"/>
+          <w:szCs w:val="16"/>
+        </w:rPr>
+        <w:t xml:space="preserve">    DB BR 463 </w:t>
+      </w:r>
+      <w:r>
+        <w:rPr>
+          <w:rFonts w:eastAsia="arial" w:ascii="arial" w:hAnsi="arial"/>
+          <w:color w:val="000000"/>
+          <w:sz w:val="16"/>
+          <w:szCs w:val="16"/>
+        </w:rPr>
+        <w:t>Diesel</w:t>
+      </w:r>
+      <w:r>
+        <w:rPr>
+          <w:rFonts w:eastAsia="arial" w:ascii="arial" w:hAnsi="arial"/>
+          <w:color w:val="000000"/>
+          <w:sz w:val="16"/>
+          <w:szCs w:val="16"/>
+        </w:rPr>
+        <w:t>-1</w:t>
+      </w:r>
+    </w:p>
+    <w:tbl>
+      <w:tblPr>
+        <w:tblW w:w="14248" w:type="dxa"/>
+        <w:jc w:val="left"/>
+        <w:tblInd w:w="-5" w:type="dxa"/>
+        <w:tblLayout w:type="fixed"/>
+        <w:tblCellMar>
+          <w:top w:w="0" w:type="dxa"/>
+          <w:left w:w="108" w:type="dxa"/>
+          <w:bottom w:w="0" w:type="dxa"/>
+          <w:right w:w="108" w:type="dxa"/>
+        </w:tblCellMar>
+        <w:tblLook w:firstRow="1" w:noVBand="1" w:lastRow="0" w:firstColumn="1" w:lastColumn="0" w:noHBand="0" w:val="04a0"/>
+      </w:tblPr>
+      <w:tblGrid>
+        <w:gridCol w:w="1017"/>
+        <w:gridCol w:w="1019"/>
+        <w:gridCol w:w="1014"/>
+        <w:gridCol w:w="1016"/>
+        <w:gridCol w:w="1020"/>
+        <w:gridCol w:w="1016"/>
+        <w:gridCol w:w="1016"/>
+        <w:gridCol w:w="1017"/>
+        <w:gridCol w:w="1016"/>
+        <w:gridCol w:w="1020"/>
+        <w:gridCol w:w="1016"/>
+        <w:gridCol w:w="1016"/>
+        <w:gridCol w:w="1016"/>
+        <w:gridCol w:w="1029"/>
+      </w:tblGrid>
+      <w:tr>
+        <w:trPr>
+          <w:trHeight w:val="440" w:hRule="exact"/>
+          <w:cantSplit w:val="true"/>
+        </w:trPr>
+        <w:tc>
+          <w:tcPr>
+            <w:tcW w:w="1017" w:type="dxa"/>
+            <w:tcBorders>
+              <w:top w:val="single" w:sz="4" w:space="0" w:color="000000"/>
+              <w:left w:val="single" w:sz="4" w:space="0" w:color="000000"/>
+              <w:bottom w:val="single" w:sz="4" w:space="0" w:color="000000"/>
+            </w:tcBorders>
+            <w:vAlign w:val="bottom"/>
+          </w:tcPr>
+          <w:p>
+            <w:pPr>
+              <w:pStyle w:val="Normal"/>
+              <w:widowControl w:val="false"/>
+              <w:spacing w:lineRule="auto" w:line="180" w:before="0" w:after="60"/>
+              <w:jc w:val="center"/>
+              <w:rPr>
+                <w:color w:val="000000"/>
+                <w:sz w:val="16"/>
+                <w:szCs w:val="16"/>
+              </w:rPr>
+            </w:pPr>
+            <w:r>
+              <w:rPr>
+                <w:rFonts w:eastAsia="arial" w:ascii="arial" w:hAnsi="arial"/>
+                <w:b/>
+                <w:color w:val="000000"/>
+                <w:sz w:val="16"/>
+                <w:szCs w:val="16"/>
+              </w:rPr>
+              <w:t>Pause</w:t>
+            </w:r>
+          </w:p>
+        </w:tc>
+        <w:tc>
+          <w:tcPr>
+            <w:tcW w:w="1019" w:type="dxa"/>
+            <w:tcBorders>
+              <w:top w:val="single" w:sz="4" w:space="0" w:color="000000"/>
+              <w:left w:val="single" w:sz="4" w:space="0" w:color="000000"/>
+              <w:bottom w:val="single" w:sz="4" w:space="0" w:color="000000"/>
+            </w:tcBorders>
+            <w:vAlign w:val="bottom"/>
+          </w:tcPr>
+          <w:p>
+            <w:pPr>
+              <w:pStyle w:val="Normal"/>
+              <w:widowControl w:val="false"/>
+              <w:spacing w:lineRule="auto" w:line="180"/>
+              <w:jc w:val="center"/>
+              <w:rPr>
+                <w:color w:val="000000"/>
+                <w:sz w:val="16"/>
+                <w:szCs w:val="16"/>
+              </w:rPr>
+            </w:pPr>
+            <w:r>
+              <w:rPr>
+                <w:rFonts w:eastAsia="arial" w:ascii="arial" w:hAnsi="arial"/>
+                <w:color w:val="000000"/>
+                <w:sz w:val="16"/>
+                <w:szCs w:val="16"/>
+              </w:rPr>
+              <w:t>Reverser</w:t>
+            </w:r>
+          </w:p>
+          <w:p>
+            <w:pPr>
+              <w:pStyle w:val="Normal"/>
+              <w:widowControl w:val="false"/>
+              <w:spacing w:lineRule="auto" w:line="180"/>
+              <w:jc w:val="center"/>
+              <w:rPr>
+                <w:color w:val="000000"/>
+                <w:sz w:val="16"/>
+                <w:szCs w:val="16"/>
+              </w:rPr>
+            </w:pPr>
+            <w:r>
+              <w:rPr>
+                <w:rFonts w:eastAsia="arial" w:ascii="arial" w:hAnsi="arial"/>
+                <w:color w:val="000000"/>
+                <w:sz w:val="16"/>
+                <w:szCs w:val="16"/>
+              </w:rPr>
+              <w:t>Handle</w:t>
+            </w:r>
+          </w:p>
+        </w:tc>
+        <w:tc>
+          <w:tcPr>
+            <w:tcW w:w="1014" w:type="dxa"/>
+            <w:tcBorders>
+              <w:top w:val="single" w:sz="4" w:space="0" w:color="000000"/>
+              <w:left w:val="single" w:sz="4" w:space="0" w:color="000000"/>
+              <w:bottom w:val="single" w:sz="4" w:space="0" w:color="000000"/>
+            </w:tcBorders>
+            <w:vAlign w:val="bottom"/>
+          </w:tcPr>
+          <w:p>
+            <w:pPr>
+              <w:pStyle w:val="Normal"/>
+              <w:widowControl w:val="false"/>
+              <w:spacing w:lineRule="auto" w:line="180"/>
+              <w:jc w:val="center"/>
+              <w:rPr>
+                <w:color w:val="000000"/>
+                <w:sz w:val="16"/>
+                <w:szCs w:val="16"/>
+              </w:rPr>
+            </w:pPr>
+            <w:r>
+              <w:rPr>
+                <w:color w:val="000000"/>
+                <w:sz w:val="16"/>
+                <w:szCs w:val="16"/>
+              </w:rPr>
+              <w:t>MCB Close</w:t>
+            </w:r>
+          </w:p>
+        </w:tc>
+        <w:tc>
+          <w:tcPr>
+            <w:tcW w:w="1016" w:type="dxa"/>
+            <w:tcBorders>
+              <w:top w:val="single" w:sz="4" w:space="0" w:color="000000"/>
+              <w:left w:val="single" w:sz="4" w:space="0" w:color="000000"/>
+              <w:bottom w:val="single" w:sz="4" w:space="0" w:color="000000"/>
+            </w:tcBorders>
+            <w:vAlign w:val="bottom"/>
+          </w:tcPr>
+          <w:p>
+            <w:pPr>
+              <w:pStyle w:val="Normal"/>
+              <w:widowControl w:val="false"/>
+              <w:spacing w:lineRule="auto" w:line="180"/>
+              <w:jc w:val="center"/>
+              <w:rPr>
+                <w:sz w:val="16"/>
+                <w:szCs w:val="16"/>
+              </w:rPr>
+            </w:pPr>
+            <w:r>
+              <w:rPr>
+                <w:rFonts w:eastAsia="arial" w:ascii="arial" w:hAnsi="arial"/>
+                <w:color w:val="000000"/>
+                <w:sz w:val="16"/>
+                <w:szCs w:val="16"/>
+              </w:rPr>
+              <w:t>PZB/LZB</w:t>
+            </w:r>
+          </w:p>
+        </w:tc>
+        <w:tc>
+          <w:tcPr>
+            <w:tcW w:w="1020" w:type="dxa"/>
+            <w:tcBorders>
+              <w:top w:val="single" w:sz="4" w:space="0" w:color="000000"/>
+              <w:left w:val="single" w:sz="4" w:space="0" w:color="000000"/>
+              <w:bottom w:val="single" w:sz="4" w:space="0" w:color="000000"/>
+            </w:tcBorders>
+            <w:vAlign w:val="bottom"/>
+          </w:tcPr>
+          <w:p>
+            <w:pPr>
+              <w:pStyle w:val="Normal"/>
+              <w:widowControl w:val="false"/>
+              <w:spacing w:lineRule="auto" w:line="180"/>
+              <w:jc w:val="center"/>
+              <w:rPr>
+                <w:color w:val="000000"/>
+                <w:sz w:val="16"/>
+                <w:szCs w:val="16"/>
+              </w:rPr>
+            </w:pPr>
+            <w:r>
+              <w:rPr>
+                <w:rFonts w:eastAsia="arial" w:ascii="arial" w:hAnsi="arial"/>
+                <w:color w:val="000000"/>
+                <w:sz w:val="16"/>
+                <w:szCs w:val="16"/>
+              </w:rPr>
+              <w:t xml:space="preserve">Transmission </w:t>
+            </w:r>
+            <w:r>
+              <w:rPr>
+                <w:rFonts w:eastAsia="arial" w:ascii="arial" w:hAnsi="arial"/>
+                <w:color w:val="000000"/>
+                <w:sz w:val="16"/>
+                <w:szCs w:val="16"/>
+              </w:rPr>
+              <w:t>On</w:t>
+            </w:r>
+          </w:p>
+        </w:tc>
+        <w:tc>
+          <w:tcPr>
+            <w:tcW w:w="1016" w:type="dxa"/>
+            <w:tcBorders>
+              <w:top w:val="single" w:sz="4" w:space="0" w:color="000000"/>
+              <w:left w:val="single" w:sz="4" w:space="0" w:color="000000"/>
+              <w:bottom w:val="single" w:sz="4" w:space="0" w:color="000000"/>
+            </w:tcBorders>
+            <w:vAlign w:val="bottom"/>
+          </w:tcPr>
+          <w:p>
+            <w:pPr>
+              <w:pStyle w:val="Normal"/>
+              <w:widowControl w:val="false"/>
+              <w:jc w:val="center"/>
+              <w:rPr>
+                <w:color w:val="000000"/>
+                <w:sz w:val="16"/>
+                <w:szCs w:val="16"/>
+              </w:rPr>
+            </w:pPr>
+            <w:r>
+              <w:rPr>
+                <w:color w:val="000000"/>
+                <w:sz w:val="16"/>
+                <w:szCs w:val="16"/>
+              </w:rPr>
+              <w:t>Train Supply On</w:t>
+            </w:r>
+          </w:p>
+        </w:tc>
+        <w:tc>
+          <w:tcPr>
+            <w:tcW w:w="1016" w:type="dxa"/>
+            <w:tcBorders>
+              <w:top w:val="single" w:sz="4" w:space="0" w:color="000000"/>
+              <w:left w:val="single" w:sz="4" w:space="0" w:color="000000"/>
+              <w:bottom w:val="single" w:sz="4" w:space="0" w:color="000000"/>
+            </w:tcBorders>
+            <w:vAlign w:val="bottom"/>
+          </w:tcPr>
+          <w:p>
+            <w:pPr>
+              <w:pStyle w:val="Normal"/>
+              <w:widowControl w:val="false"/>
+              <w:jc w:val="center"/>
+              <w:rPr>
+                <w:sz w:val="16"/>
+                <w:szCs w:val="16"/>
+              </w:rPr>
+            </w:pPr>
+            <w:r>
+              <w:rPr>
+                <w:rFonts w:eastAsia="arial" w:ascii="arial" w:hAnsi="arial"/>
+                <w:color w:val="000000"/>
+                <w:sz w:val="16"/>
+                <w:szCs w:val="16"/>
+              </w:rPr>
+              <w:t>Train Light On</w:t>
+            </w:r>
+          </w:p>
+        </w:tc>
+        <w:tc>
+          <w:tcPr>
+            <w:tcW w:w="1017" w:type="dxa"/>
+            <w:tcBorders>
+              <w:top w:val="single" w:sz="4" w:space="0" w:color="000000"/>
+              <w:left w:val="single" w:sz="4" w:space="0" w:color="000000"/>
+              <w:bottom w:val="single" w:sz="4" w:space="0" w:color="000000"/>
+            </w:tcBorders>
+            <w:vAlign w:val="bottom"/>
+          </w:tcPr>
+          <w:p>
+            <w:pPr>
+              <w:pStyle w:val="Normal"/>
+              <w:widowControl w:val="false"/>
+              <w:jc w:val="center"/>
+              <w:rPr>
+                <w:rFonts w:ascii="arial" w:hAnsi="arial" w:eastAsia="arial"/>
+                <w:color w:val="000000"/>
+                <w:sz w:val="16"/>
+                <w:szCs w:val="16"/>
+              </w:rPr>
+            </w:pPr>
+            <w:r>
+              <w:rPr/>
+            </w:r>
+          </w:p>
+        </w:tc>
+        <w:tc>
+          <w:tcPr>
+            <w:tcW w:w="1016" w:type="dxa"/>
+            <w:tcBorders>
+              <w:top w:val="single" w:sz="4" w:space="0" w:color="000000"/>
+              <w:left w:val="single" w:sz="4" w:space="0" w:color="000000"/>
+              <w:bottom w:val="single" w:sz="4" w:space="0" w:color="000000"/>
+            </w:tcBorders>
+            <w:vAlign w:val="bottom"/>
+          </w:tcPr>
+          <w:p>
+            <w:pPr>
+              <w:pStyle w:val="Normal"/>
+              <w:widowControl w:val="false"/>
+              <w:jc w:val="center"/>
+              <w:rPr>
+                <w:rFonts w:ascii="arial" w:hAnsi="arial" w:eastAsia="arial"/>
+                <w:color w:val="000000"/>
+                <w:sz w:val="16"/>
+                <w:szCs w:val="16"/>
+              </w:rPr>
+            </w:pPr>
+            <w:r>
+              <w:rPr>
+                <w:rFonts w:eastAsia="arial" w:ascii="arial" w:hAnsi="arial"/>
+                <w:color w:val="000000"/>
+                <w:sz w:val="16"/>
+                <w:szCs w:val="16"/>
+              </w:rPr>
+              <w:t>Gauge Light</w:t>
+            </w:r>
+          </w:p>
+        </w:tc>
+        <w:tc>
+          <w:tcPr>
+            <w:tcW w:w="1020" w:type="dxa"/>
+            <w:tcBorders>
+              <w:top w:val="single" w:sz="4" w:space="0" w:color="000000"/>
+              <w:left w:val="single" w:sz="4" w:space="0" w:color="000000"/>
+              <w:bottom w:val="single" w:sz="4" w:space="0" w:color="000000"/>
+            </w:tcBorders>
+            <w:vAlign w:val="bottom"/>
+          </w:tcPr>
+          <w:p>
+            <w:pPr>
+              <w:pStyle w:val="Normal"/>
+              <w:widowControl w:val="false"/>
+              <w:jc w:val="center"/>
+              <w:rPr>
+                <w:rFonts w:ascii="arial" w:hAnsi="arial" w:eastAsia="arial"/>
+                <w:color w:val="000000"/>
+                <w:sz w:val="16"/>
+                <w:szCs w:val="16"/>
+              </w:rPr>
+            </w:pPr>
+            <w:r>
+              <w:rPr>
+                <w:rFonts w:eastAsia="arial" w:ascii="arial" w:hAnsi="arial"/>
+                <w:color w:val="000000"/>
+                <w:sz w:val="16"/>
+                <w:szCs w:val="16"/>
+              </w:rPr>
+              <w:t>Signal Light HL</w:t>
+            </w:r>
+          </w:p>
+        </w:tc>
+        <w:tc>
+          <w:tcPr>
+            <w:tcW w:w="1016" w:type="dxa"/>
+            <w:tcBorders>
+              <w:top w:val="single" w:sz="4" w:space="0" w:color="000000"/>
+              <w:left w:val="single" w:sz="4" w:space="0" w:color="000000"/>
+              <w:bottom w:val="single" w:sz="4" w:space="0" w:color="000000"/>
+            </w:tcBorders>
+            <w:vAlign w:val="bottom"/>
+          </w:tcPr>
+          <w:p>
+            <w:pPr>
+              <w:pStyle w:val="Normal"/>
+              <w:widowControl w:val="false"/>
+              <w:spacing w:lineRule="auto" w:line="180"/>
+              <w:jc w:val="center"/>
+              <w:rPr>
+                <w:color w:val="000000"/>
+                <w:sz w:val="16"/>
+                <w:szCs w:val="16"/>
+              </w:rPr>
+            </w:pPr>
+            <w:r>
+              <w:rPr>
+                <w:rFonts w:eastAsia="arial" w:ascii="arial" w:hAnsi="arial"/>
+                <w:color w:val="000000"/>
+                <w:sz w:val="16"/>
+                <w:szCs w:val="16"/>
+              </w:rPr>
+              <w:t>Cab Light</w:t>
+            </w:r>
+          </w:p>
+        </w:tc>
+        <w:tc>
+          <w:tcPr>
+            <w:tcW w:w="1016" w:type="dxa"/>
+            <w:tcBorders>
+              <w:top w:val="single" w:sz="4" w:space="0" w:color="000000"/>
+              <w:left w:val="single" w:sz="4" w:space="0" w:color="000000"/>
+              <w:bottom w:val="single" w:sz="4" w:space="0" w:color="000000"/>
+            </w:tcBorders>
+            <w:vAlign w:val="bottom"/>
+          </w:tcPr>
+          <w:p>
+            <w:pPr>
+              <w:pStyle w:val="Normal"/>
+              <w:widowControl w:val="false"/>
+              <w:spacing w:lineRule="auto" w:line="180"/>
+              <w:jc w:val="center"/>
+              <w:rPr>
+                <w:color w:val="000000"/>
+                <w:sz w:val="16"/>
+                <w:szCs w:val="16"/>
+              </w:rPr>
+            </w:pPr>
+            <w:r>
+              <w:rPr>
+                <w:rFonts w:eastAsia="arial" w:ascii="arial" w:hAnsi="arial"/>
+                <w:color w:val="000000"/>
+                <w:sz w:val="16"/>
+                <w:szCs w:val="16"/>
+              </w:rPr>
+              <w:t>Emer.</w:t>
+            </w:r>
+          </w:p>
+          <w:p>
+            <w:pPr>
+              <w:pStyle w:val="Normal"/>
+              <w:widowControl w:val="false"/>
+              <w:spacing w:lineRule="auto" w:line="180"/>
+              <w:jc w:val="center"/>
+              <w:rPr>
+                <w:color w:val="000000"/>
+                <w:sz w:val="16"/>
+                <w:szCs w:val="16"/>
+              </w:rPr>
+            </w:pPr>
+            <w:r>
+              <w:rPr>
+                <w:rFonts w:eastAsia="arial" w:ascii="arial" w:hAnsi="arial"/>
+                <w:color w:val="000000"/>
+                <w:sz w:val="16"/>
+                <w:szCs w:val="16"/>
+              </w:rPr>
+              <w:t>Brake</w:t>
+            </w:r>
+          </w:p>
+        </w:tc>
+        <w:tc>
+          <w:tcPr>
+            <w:tcW w:w="1016" w:type="dxa"/>
+            <w:tcBorders>
+              <w:top w:val="single" w:sz="4" w:space="0" w:color="000000"/>
+              <w:left w:val="single" w:sz="4" w:space="0" w:color="000000"/>
+              <w:bottom w:val="single" w:sz="4" w:space="0" w:color="000000"/>
+            </w:tcBorders>
+            <w:vAlign w:val="bottom"/>
+          </w:tcPr>
+          <w:p>
+            <w:pPr>
+              <w:pStyle w:val="Normal"/>
+              <w:widowControl w:val="false"/>
+              <w:spacing w:lineRule="auto" w:line="180"/>
+              <w:jc w:val="center"/>
+              <w:rPr>
+                <w:color w:val="000000"/>
+                <w:sz w:val="16"/>
+                <w:szCs w:val="16"/>
+              </w:rPr>
+            </w:pPr>
+            <w:r>
+              <w:rPr>
+                <w:rFonts w:eastAsia="arial" w:ascii="arial" w:hAnsi="arial"/>
+                <w:color w:val="000000"/>
+                <w:sz w:val="16"/>
+                <w:szCs w:val="16"/>
+              </w:rPr>
+              <w:t>1P Cam</w:t>
+            </w:r>
+          </w:p>
+        </w:tc>
+        <w:tc>
+          <w:tcPr>
+            <w:tcW w:w="1029" w:type="dxa"/>
+            <w:tcBorders>
+              <w:top w:val="single" w:sz="4" w:space="0" w:color="000000"/>
+              <w:left w:val="single" w:sz="4" w:space="0" w:color="000000"/>
+              <w:bottom w:val="single" w:sz="4" w:space="0" w:color="000000"/>
+              <w:right w:val="single" w:sz="4" w:space="0" w:color="000000"/>
+            </w:tcBorders>
+            <w:vAlign w:val="bottom"/>
+          </w:tcPr>
+          <w:p>
+            <w:pPr>
+              <w:pStyle w:val="Normal"/>
+              <w:widowControl w:val="false"/>
+              <w:spacing w:lineRule="auto" w:line="180"/>
+              <w:jc w:val="center"/>
+              <w:rPr>
+                <w:color w:val="000000"/>
+                <w:sz w:val="16"/>
+                <w:szCs w:val="16"/>
+              </w:rPr>
+            </w:pPr>
+            <w:r>
+              <w:rPr>
+                <w:rFonts w:eastAsia="arial" w:ascii="arial" w:hAnsi="arial"/>
+                <w:color w:val="000000"/>
+                <w:sz w:val="16"/>
+                <w:szCs w:val="16"/>
+              </w:rPr>
+              <w:t>Next</w:t>
+            </w:r>
+          </w:p>
+          <w:p>
+            <w:pPr>
+              <w:pStyle w:val="Normal"/>
+              <w:widowControl w:val="false"/>
+              <w:spacing w:lineRule="auto" w:line="180"/>
+              <w:jc w:val="center"/>
+              <w:rPr>
+                <w:color w:val="000000"/>
+                <w:sz w:val="16"/>
+                <w:szCs w:val="16"/>
+              </w:rPr>
+            </w:pPr>
+            <w:r>
+              <w:rPr>
+                <w:rFonts w:eastAsia="arial" w:ascii="arial" w:hAnsi="arial"/>
+                <w:color w:val="000000"/>
+                <w:sz w:val="16"/>
+                <w:szCs w:val="16"/>
+              </w:rPr>
+              <w:t>Cab Cam</w:t>
+            </w:r>
+          </w:p>
+        </w:tc>
+      </w:tr>
+    </w:tbl>
+    <w:p>
+      <w:pPr>
+        <w:pStyle w:val="Normal"/>
+        <w:rPr>
+          <w:rFonts w:ascii="arial" w:hAnsi="arial" w:eastAsia="arial"/>
+          <w:color w:val="000000"/>
+          <w:sz w:val="16"/>
+          <w:szCs w:val="16"/>
+        </w:rPr>
+      </w:pPr>
+      <w:r>
+        <w:rPr>
+          <w:rFonts w:eastAsia="arial" w:ascii="arial" w:hAnsi="arial"/>
+          <w:color w:val="000000"/>
+          <w:sz w:val="16"/>
+          <w:szCs w:val="16"/>
+        </w:rPr>
+      </w:r>
+    </w:p>
+    <w:p>
+      <w:pPr>
+        <w:pStyle w:val="Normal"/>
+        <w:rPr>
+          <w:color w:val="000000"/>
+          <w:sz w:val="16"/>
+          <w:szCs w:val="16"/>
+        </w:rPr>
+      </w:pPr>
+      <w:r>
+        <w:rPr>
+          <w:rFonts w:eastAsia="arial" w:ascii="arial" w:hAnsi="arial"/>
+          <w:color w:val="000000"/>
+          <w:sz w:val="16"/>
+          <w:szCs w:val="16"/>
+        </w:rPr>
+        <w:tab/>
+        <w:t xml:space="preserve">           DB BR 463 </w:t>
+      </w:r>
+      <w:r>
+        <w:rPr>
+          <w:rFonts w:eastAsia="arial" w:ascii="arial" w:hAnsi="arial"/>
+          <w:color w:val="000000"/>
+          <w:sz w:val="16"/>
+          <w:szCs w:val="16"/>
+        </w:rPr>
+        <w:t>Diesel</w:t>
       </w:r>
       <w:r>
         <w:rPr>
@@ -23744,6 +27406,102 @@
             <w:pPr>
               <w:pStyle w:val="Normal"/>
               <w:widowControl w:val="false"/>
+              <w:spacing w:lineRule="auto" w:line="180"/>
+              <w:jc w:val="center"/>
+              <w:rPr>
+                <w:color w:val="000000"/>
+                <w:sz w:val="16"/>
+                <w:szCs w:val="16"/>
+              </w:rPr>
+            </w:pPr>
+            <w:r>
+              <w:rPr>
+                <w:rFonts w:eastAsia="arial" w:ascii="arial" w:hAnsi="arial"/>
+                <w:color w:val="000000"/>
+                <w:sz w:val="16"/>
+                <w:szCs w:val="16"/>
+              </w:rPr>
+              <w:t>Transmission Off</w:t>
+            </w:r>
+          </w:p>
+        </w:tc>
+        <w:tc>
+          <w:tcPr>
+            <w:tcW w:w="1016" w:type="dxa"/>
+            <w:tcBorders>
+              <w:top w:val="single" w:sz="4" w:space="0" w:color="000000"/>
+              <w:left w:val="single" w:sz="4" w:space="0" w:color="000000"/>
+              <w:bottom w:val="single" w:sz="4" w:space="0" w:color="000000"/>
+            </w:tcBorders>
+            <w:vAlign w:val="bottom"/>
+          </w:tcPr>
+          <w:p>
+            <w:pPr>
+              <w:pStyle w:val="Normal"/>
+              <w:widowControl w:val="false"/>
+              <w:spacing w:lineRule="auto" w:line="180"/>
+              <w:jc w:val="center"/>
+              <w:rPr>
+                <w:sz w:val="16"/>
+                <w:szCs w:val="16"/>
+              </w:rPr>
+            </w:pPr>
+            <w:r>
+              <w:rPr>
+                <w:rFonts w:eastAsia="arial" w:ascii="arial" w:hAnsi="arial"/>
+                <w:color w:val="000000"/>
+                <w:sz w:val="16"/>
+                <w:szCs w:val="16"/>
+              </w:rPr>
+              <w:t>Train Supply Off</w:t>
+            </w:r>
+          </w:p>
+        </w:tc>
+        <w:tc>
+          <w:tcPr>
+            <w:tcW w:w="1016" w:type="dxa"/>
+            <w:tcBorders>
+              <w:top w:val="single" w:sz="4" w:space="0" w:color="000000"/>
+              <w:left w:val="single" w:sz="4" w:space="0" w:color="000000"/>
+              <w:bottom w:val="single" w:sz="4" w:space="0" w:color="000000"/>
+            </w:tcBorders>
+            <w:vAlign w:val="bottom"/>
+          </w:tcPr>
+          <w:p>
+            <w:pPr>
+              <w:pStyle w:val="Normal"/>
+              <w:widowControl w:val="false"/>
+              <w:jc w:val="center"/>
+              <w:rPr>
+                <w:sz w:val="16"/>
+                <w:szCs w:val="16"/>
+              </w:rPr>
+            </w:pPr>
+            <w:r>
+              <w:rPr>
+                <w:rFonts w:eastAsia="arial" w:ascii="arial" w:hAnsi="arial"/>
+                <w:color w:val="000000"/>
+                <w:sz w:val="16"/>
+                <w:szCs w:val="16"/>
+              </w:rPr>
+              <w:t>Train Light Off</w:t>
+            </w:r>
+          </w:p>
+        </w:tc>
+        <w:tc>
+          <w:tcPr>
+            <w:tcW w:w="1017" w:type="dxa"/>
+            <w:tcBorders>
+              <w:top w:val="single" w:sz="4" w:space="0" w:color="000000"/>
+              <w:left w:val="single" w:sz="4" w:space="0" w:color="000000"/>
+              <w:bottom w:val="single" w:sz="4" w:space="0" w:color="000000"/>
+            </w:tcBorders>
+            <w:vAlign w:val="bottom"/>
+          </w:tcPr>
+          <w:p>
+            <w:pPr>
+              <w:pStyle w:val="Normal"/>
+              <w:widowControl w:val="false"/>
               <w:jc w:val="center"/>
               <w:rPr>
                 <w:rFonts w:ascii="arial" w:hAnsi="arial" w:eastAsia="arial"/>
@@ -23753,15 +27511,20 @@
               </w:rPr>
             </w:pPr>
             <w:r>
-              <w:rPr>
-                <w:rFonts w:eastAsia="arial" w:ascii="arial" w:hAnsi="arial"/>
-                <w:color w:val="000000"/>
-                <w:sz w:val="16"/>
-                <w:szCs w:val="16"/>
-              </w:rPr>
-              <w:t>Panto.</w:t>
-            </w:r>
-          </w:p>
+              <w:rPr/>
+            </w:r>
+          </w:p>
+        </w:tc>
+        <w:tc>
+          <w:tcPr>
+            <w:tcW w:w="1016" w:type="dxa"/>
+            <w:tcBorders>
+              <w:top w:val="single" w:sz="4" w:space="0" w:color="000000"/>
+              <w:left w:val="single" w:sz="4" w:space="0" w:color="000000"/>
+              <w:bottom w:val="single" w:sz="4" w:space="0" w:color="000000"/>
+            </w:tcBorders>
+            <w:vAlign w:val="bottom"/>
+          </w:tcPr>
           <w:p>
             <w:pPr>
               <w:pStyle w:val="Normal"/>
@@ -23781,76 +27544,12 @@
                 <w:sz w:val="16"/>
                 <w:szCs w:val="16"/>
               </w:rPr>
-              <w:t>Low</w:t>
-            </w:r>
-          </w:p>
-        </w:tc>
-        <w:tc>
-          <w:tcPr>
-            <w:tcW w:w="1016" w:type="dxa"/>
-            <w:tcBorders>
-              <w:top w:val="single" w:sz="4" w:space="0" w:color="000000"/>
-              <w:left w:val="single" w:sz="4" w:space="0" w:color="000000"/>
-              <w:bottom w:val="single" w:sz="4" w:space="0" w:color="000000"/>
-            </w:tcBorders>
-            <w:vAlign w:val="bottom"/>
-          </w:tcPr>
-          <w:p>
-            <w:pPr>
-              <w:pStyle w:val="Normal"/>
-              <w:widowControl w:val="false"/>
-              <w:spacing w:lineRule="auto" w:line="180"/>
-              <w:jc w:val="center"/>
-              <w:rPr>
-                <w:sz w:val="16"/>
-                <w:szCs w:val="16"/>
-              </w:rPr>
-            </w:pPr>
-            <w:r>
-              <w:rPr>
-                <w:rFonts w:eastAsia="arial" w:ascii="arial" w:hAnsi="arial"/>
-                <w:color w:val="000000"/>
-                <w:sz w:val="16"/>
-                <w:szCs w:val="16"/>
-              </w:rPr>
-              <w:t>Train Supply Off</w:t>
-            </w:r>
-          </w:p>
-        </w:tc>
-        <w:tc>
-          <w:tcPr>
-            <w:tcW w:w="1016" w:type="dxa"/>
-            <w:tcBorders>
-              <w:top w:val="single" w:sz="4" w:space="0" w:color="000000"/>
-              <w:left w:val="single" w:sz="4" w:space="0" w:color="000000"/>
-              <w:bottom w:val="single" w:sz="4" w:space="0" w:color="000000"/>
-            </w:tcBorders>
-            <w:vAlign w:val="bottom"/>
-          </w:tcPr>
-          <w:p>
-            <w:pPr>
-              <w:pStyle w:val="Normal"/>
-              <w:widowControl w:val="false"/>
-              <w:jc w:val="center"/>
-              <w:rPr>
-                <w:sz w:val="16"/>
-                <w:szCs w:val="16"/>
-              </w:rPr>
-            </w:pPr>
-            <w:r>
-              <w:rPr>
-                <w:rFonts w:eastAsia="arial" w:ascii="arial" w:hAnsi="arial"/>
-                <w:color w:val="000000"/>
-                <w:sz w:val="16"/>
-                <w:szCs w:val="16"/>
-              </w:rPr>
-              <w:t>Train Light Off</w:t>
-            </w:r>
-          </w:p>
-        </w:tc>
-        <w:tc>
-          <w:tcPr>
-            <w:tcW w:w="1017" w:type="dxa"/>
+            </w:r>
+          </w:p>
+        </w:tc>
+        <w:tc>
+          <w:tcPr>
+            <w:tcW w:w="1020" w:type="dxa"/>
             <w:tcBorders>
               <w:top w:val="single" w:sz="4" w:space="0" w:color="000000"/>
               <w:left w:val="single" w:sz="4" w:space="0" w:color="000000"/>
@@ -23877,72 +27576,6 @@
                 <w:sz w:val="16"/>
                 <w:szCs w:val="16"/>
               </w:rPr>
-              <w:t>Brake Key Off</w:t>
-            </w:r>
-          </w:p>
-        </w:tc>
-        <w:tc>
-          <w:tcPr>
-            <w:tcW w:w="1016" w:type="dxa"/>
-            <w:tcBorders>
-              <w:top w:val="single" w:sz="4" w:space="0" w:color="000000"/>
-              <w:left w:val="single" w:sz="4" w:space="0" w:color="000000"/>
-              <w:bottom w:val="single" w:sz="4" w:space="0" w:color="000000"/>
-            </w:tcBorders>
-            <w:vAlign w:val="bottom"/>
-          </w:tcPr>
-          <w:p>
-            <w:pPr>
-              <w:pStyle w:val="Normal"/>
-              <w:widowControl w:val="false"/>
-              <w:jc w:val="center"/>
-              <w:rPr>
-                <w:rFonts w:ascii="arial" w:hAnsi="arial" w:eastAsia="arial"/>
-                <w:color w:val="000000"/>
-                <w:sz w:val="16"/>
-                <w:szCs w:val="16"/>
-              </w:rPr>
-            </w:pPr>
-            <w:r>
-              <w:rPr>
-                <w:rFonts w:eastAsia="arial" w:ascii="arial" w:hAnsi="arial"/>
-                <w:color w:val="000000"/>
-                <w:sz w:val="16"/>
-                <w:szCs w:val="16"/>
-              </w:rPr>
-              <w:t>Master Light Dw.</w:t>
-            </w:r>
-          </w:p>
-        </w:tc>
-        <w:tc>
-          <w:tcPr>
-            <w:tcW w:w="1020" w:type="dxa"/>
-            <w:tcBorders>
-              <w:top w:val="single" w:sz="4" w:space="0" w:color="000000"/>
-              <w:left w:val="single" w:sz="4" w:space="0" w:color="000000"/>
-              <w:bottom w:val="single" w:sz="4" w:space="0" w:color="000000"/>
-            </w:tcBorders>
-            <w:vAlign w:val="bottom"/>
-          </w:tcPr>
-          <w:p>
-            <w:pPr>
-              <w:pStyle w:val="Normal"/>
-              <w:widowControl w:val="false"/>
-              <w:jc w:val="center"/>
-              <w:rPr>
-                <w:rFonts w:ascii="arial" w:hAnsi="arial" w:eastAsia="arial"/>
-                <w:color w:val="000000"/>
-                <w:sz w:val="16"/>
-                <w:szCs w:val="16"/>
-              </w:rPr>
-            </w:pPr>
-            <w:r>
-              <w:rPr>
-                <w:rFonts w:eastAsia="arial" w:ascii="arial" w:hAnsi="arial"/>
-                <w:color w:val="000000"/>
-                <w:sz w:val="16"/>
-                <w:szCs w:val="16"/>
-              </w:rPr>
               <w:t>Signal Light TL</w:t>
             </w:r>
           </w:p>
@@ -23961,76 +27594,53 @@
             <w:pPr>
               <w:pStyle w:val="Normal"/>
               <w:widowControl w:val="false"/>
-              <w:jc w:val="center"/>
-              <w:rPr>
-                <w:color w:val="000000"/>
-                <w:sz w:val="16"/>
-                <w:szCs w:val="16"/>
-              </w:rPr>
-            </w:pPr>
-            <w:r>
-              <w:rPr>
-                <w:rFonts w:eastAsia="arial" w:ascii="arial" w:hAnsi="arial"/>
-                <w:color w:val="000000"/>
-                <w:sz w:val="16"/>
-                <w:szCs w:val="16"/>
-              </w:rPr>
-              <w:t>Cab Light</w:t>
-            </w:r>
-          </w:p>
-          <w:p>
-            <w:pPr>
-              <w:pStyle w:val="Normal"/>
-              <w:widowControl w:val="false"/>
-              <w:spacing w:lineRule="auto" w:line="180"/>
-              <w:jc w:val="center"/>
-              <w:rPr>
-                <w:color w:val="000000"/>
-                <w:sz w:val="16"/>
-                <w:szCs w:val="16"/>
-              </w:rPr>
-            </w:pPr>
-            <w:r>
-              <w:rPr>
-                <w:rFonts w:eastAsia="arial" w:ascii="arial" w:hAnsi="arial"/>
-                <w:color w:val="000000"/>
-                <w:sz w:val="16"/>
-                <w:szCs w:val="16"/>
-              </w:rPr>
-              <w:t>Cab</w:t>
-            </w:r>
-          </w:p>
-        </w:tc>
-        <w:tc>
-          <w:tcPr>
-            <w:tcW w:w="1016" w:type="dxa"/>
-            <w:tcBorders>
-              <w:top w:val="single" w:sz="4" w:space="0" w:color="000000"/>
-              <w:left w:val="single" w:sz="4" w:space="0" w:color="000000"/>
-              <w:bottom w:val="single" w:sz="4" w:space="0" w:color="000000"/>
-            </w:tcBorders>
-            <w:vAlign w:val="bottom"/>
-          </w:tcPr>
-          <w:p>
-            <w:pPr>
-              <w:pStyle w:val="Normal"/>
-              <w:widowControl w:val="false"/>
-              <w:spacing w:lineRule="auto" w:line="180"/>
-              <w:jc w:val="center"/>
-              <w:rPr>
-                <w:color w:val="000000"/>
-                <w:sz w:val="16"/>
-                <w:szCs w:val="16"/>
-              </w:rPr>
-            </w:pPr>
-            <w:r>
-              <w:rPr>
-                <w:rFonts w:eastAsia="arial" w:ascii="arial" w:hAnsi="arial"/>
-                <w:color w:val="000000"/>
-                <w:sz w:val="16"/>
-                <w:szCs w:val="16"/>
-              </w:rPr>
-              <w:t>Compressor Off</w:t>
+              <w:spacing w:lineRule="auto" w:line="180"/>
+              <w:jc w:val="center"/>
+              <w:rPr>
+                <w:color w:val="000000"/>
+                <w:sz w:val="16"/>
+                <w:szCs w:val="16"/>
+              </w:rPr>
+            </w:pPr>
+            <w:r>
+              <w:rPr>
+                <w:rFonts w:eastAsia="arial" w:ascii="arial" w:hAnsi="arial"/>
+                <w:color w:val="000000"/>
+                <w:sz w:val="16"/>
+                <w:szCs w:val="16"/>
+              </w:rPr>
+              <w:t>Desk Light</w:t>
+            </w:r>
+          </w:p>
+        </w:tc>
+        <w:tc>
+          <w:tcPr>
+            <w:tcW w:w="1016" w:type="dxa"/>
+            <w:tcBorders>
+              <w:top w:val="single" w:sz="4" w:space="0" w:color="000000"/>
+              <w:left w:val="single" w:sz="4" w:space="0" w:color="000000"/>
+              <w:bottom w:val="single" w:sz="4" w:space="0" w:color="000000"/>
+            </w:tcBorders>
+            <w:vAlign w:val="bottom"/>
+          </w:tcPr>
+          <w:p>
+            <w:pPr>
+              <w:pStyle w:val="Normal"/>
+              <w:widowControl w:val="false"/>
+              <w:spacing w:lineRule="auto" w:line="180"/>
+              <w:jc w:val="center"/>
+              <w:rPr>
+                <w:color w:val="000000"/>
+                <w:sz w:val="16"/>
+                <w:szCs w:val="16"/>
+              </w:rPr>
+            </w:pPr>
+            <w:r>
+              <w:rPr>
+                <w:color w:val="000000"/>
+                <w:sz w:val="16"/>
+                <w:szCs w:val="16"/>
+              </w:rPr>
             </w:r>
           </w:p>
         </w:tc>
@@ -24158,11 +27768,7 @@
         </w:rPr>
       </w:pPr>
       <w:r>
-        <w:rPr>
-          <w:color w:val="000000"/>
-          <w:sz w:val="16"/>
-          <w:szCs w:val="16"/>
-        </w:rPr>
+        <w:rPr/>
       </w:r>
     </w:p>
     <w:sectPr>
@@ -25186,13 +28792,13 @@
       <w:rFonts w:ascii="Symbol" w:hAnsi="Symbol" w:cs="Symbol"/>
     </w:rPr>
   </w:style>
-  <w:style w:type="character" w:styleId="user" w:customStyle="1">
-    <w:name w:val="번호 매기기 기호 (user)"/>
+  <w:style w:type="character" w:styleId="Style5" w:customStyle="1">
+    <w:name w:val="번호 매기기 기호"/>
     <w:qFormat/>
     <w:rPr/>
   </w:style>
-  <w:style w:type="character" w:styleId="Style5">
-    <w:name w:val="번호 매기기 기호"/>
+  <w:style w:type="character" w:styleId="user">
+    <w:name w:val="번호 매기기 기호 (user)"/>
     <w:qFormat/>
     <w:rPr/>
   </w:style>
@@ -25206,7 +28812,7 @@
       <w:spacing w:before="240" w:after="120"/>
     </w:pPr>
     <w:rPr>
-      <w:rFonts w:ascii="Liberation Sans" w:hAnsi="Liberation Sans" w:eastAsia="Noto Sans CJK KR" w:cs="Lohit Devanagari"/>
+      <w:rFonts w:ascii="Liberation Sans" w:hAnsi="Liberation Sans" w:eastAsia="Noto Sans KR" w:cs="Arial"/>
       <w:sz w:val="28"/>
       <w:szCs w:val="28"/>
     </w:rPr>
@@ -25243,7 +28849,7 @@
       <w:szCs w:val="24"/>
     </w:rPr>
   </w:style>
-  <w:style w:type="paragraph" w:styleId="Style7" w:customStyle="1">
+  <w:style w:type="paragraph" w:styleId="Style7">
     <w:name w:val="색인"/>
     <w:basedOn w:val="Normal"/>
     <w:qFormat/>
@@ -25251,7 +28857,8 @@
       <w:suppressLineNumbers/>
     </w:pPr>
     <w:rPr>
-      <w:rFonts w:cs="Lohit Devanagari"/>
+      <w:rFonts w:cs="Arial"/>
+      <w:sz w:val="24"/>
     </w:rPr>
   </w:style>
   <w:style w:type="paragraph" w:styleId="user1">
@@ -25264,12 +28871,12 @@
       <w:spacing w:before="240" w:after="120"/>
     </w:pPr>
     <w:rPr>
-      <w:rFonts w:ascii="Liberation Sans" w:hAnsi="Liberation Sans" w:eastAsia="Noto Sans KR" w:cs="Arial"/>
+      <w:rFonts w:ascii="Liberation Sans" w:hAnsi="Liberation Sans" w:eastAsia="Noto Sans CJK KR" w:cs="Lohit Devanagari"/>
       <w:sz w:val="28"/>
       <w:szCs w:val="28"/>
     </w:rPr>
   </w:style>
-  <w:style w:type="paragraph" w:styleId="user2">
+  <w:style w:type="paragraph" w:styleId="user2" w:customStyle="1">
     <w:name w:val="색인 (user)"/>
     <w:basedOn w:val="Normal"/>
     <w:qFormat/>
@@ -25277,8 +28884,7 @@
       <w:suppressLineNumbers/>
     </w:pPr>
     <w:rPr>
-      <w:rFonts w:cs="Arial"/>
-      <w:sz w:val="24"/>
+      <w:rFonts w:cs="Lohit Devanagari"/>
     </w:rPr>
   </w:style>
   <w:style w:type="paragraph" w:styleId="Title">
@@ -25960,8 +29566,8 @@
       <w:szCs w:val="24"/>
     </w:rPr>
   </w:style>
-  <w:style w:type="paragraph" w:styleId="Style8" w:customStyle="1">
-    <w:name w:val="표 내용"/>
+  <w:style w:type="paragraph" w:styleId="user3" w:customStyle="1">
+    <w:name w:val="표 내용 (user)"/>
     <w:basedOn w:val="Normal"/>
     <w:qFormat/>
     <w:pPr>
@@ -25969,9 +29575,9 @@
     </w:pPr>
     <w:rPr/>
   </w:style>
-  <w:style w:type="paragraph" w:styleId="Style9" w:customStyle="1">
-    <w:name w:val="표제목"/>
-    <w:basedOn w:val="Style8"/>
+  <w:style w:type="paragraph" w:styleId="user4" w:customStyle="1">
+    <w:name w:val="표제목 (user)"/>
+    <w:basedOn w:val="user3"/>
     <w:qFormat/>
     <w:pPr>
       <w:jc w:val="center"/>
@@ -25981,8 +29587,8 @@
       <w:bCs/>
     </w:rPr>
   </w:style>
-  <w:style w:type="paragraph" w:styleId="user3">
-    <w:name w:val="표 내용 (user)"/>
+  <w:style w:type="paragraph" w:styleId="Style8">
+    <w:name w:val="표 내용"/>
     <w:basedOn w:val="Normal"/>
     <w:qFormat/>
     <w:pPr>
@@ -25991,9 +29597,9 @@
     </w:pPr>
     <w:rPr/>
   </w:style>
-  <w:style w:type="paragraph" w:styleId="user4">
-    <w:name w:val="표제목 (user)"/>
-    <w:basedOn w:val="user3"/>
+  <w:style w:type="paragraph" w:styleId="Style9">
+    <w:name w:val="표제목"/>
+    <w:basedOn w:val="Style8"/>
     <w:qFormat/>
     <w:pPr>
       <w:suppressLineNumbers/>

--- a/raildriver-Germany-Remapped.docx
+++ b/raildriver-Germany-Remapped.docx
@@ -25343,25 +25343,7 @@
           <w:sz w:val="16"/>
           <w:szCs w:val="16"/>
         </w:rPr>
-        <w:t xml:space="preserve">    DB BR 4</w:t>
-      </w:r>
-      <w:r>
-        <w:rPr>
-          <w:rFonts w:eastAsia="arial" w:ascii="arial" w:hAnsi="arial"/>
-          <w:color w:val="000000"/>
-          <w:sz w:val="16"/>
-          <w:szCs w:val="16"/>
-        </w:rPr>
-        <w:t>8</w:t>
-      </w:r>
-      <w:r>
-        <w:rPr>
-          <w:rFonts w:eastAsia="arial" w:ascii="arial" w:hAnsi="arial"/>
-          <w:color w:val="000000"/>
-          <w:sz w:val="16"/>
-          <w:szCs w:val="16"/>
-        </w:rPr>
-        <w:t>3-1</w:t>
+        <w:t xml:space="preserve">    DB BR 483-1</w:t>
       </w:r>
     </w:p>
     <w:tbl>
@@ -25961,25 +25943,7 @@
           <w:szCs w:val="16"/>
         </w:rPr>
         <w:tab/>
-        <w:t xml:space="preserve">           DB BR 4</w:t>
-      </w:r>
-      <w:r>
-        <w:rPr>
-          <w:rFonts w:eastAsia="arial" w:ascii="arial" w:hAnsi="arial"/>
-          <w:color w:val="000000"/>
-          <w:sz w:val="16"/>
-          <w:szCs w:val="16"/>
-        </w:rPr>
-        <w:t>8</w:t>
-      </w:r>
-      <w:r>
-        <w:rPr>
-          <w:rFonts w:eastAsia="arial" w:ascii="arial" w:hAnsi="arial"/>
-          <w:color w:val="000000"/>
-          <w:sz w:val="16"/>
-          <w:szCs w:val="16"/>
-        </w:rPr>
-        <w:t>3-2</w:t>
+        <w:t xml:space="preserve">           DB BR 483-2</w:t>
       </w:r>
     </w:p>
     <w:tbl>
@@ -26584,25 +26548,7 @@
           <w:sz w:val="16"/>
           <w:szCs w:val="16"/>
         </w:rPr>
-        <w:t xml:space="preserve">    DB BR 463 </w:t>
-      </w:r>
-      <w:r>
-        <w:rPr>
-          <w:rFonts w:eastAsia="arial" w:ascii="arial" w:hAnsi="arial"/>
-          <w:color w:val="000000"/>
-          <w:sz w:val="16"/>
-          <w:szCs w:val="16"/>
-        </w:rPr>
-        <w:t>Diesel</w:t>
-      </w:r>
-      <w:r>
-        <w:rPr>
-          <w:rFonts w:eastAsia="arial" w:ascii="arial" w:hAnsi="arial"/>
-          <w:color w:val="000000"/>
-          <w:sz w:val="16"/>
-          <w:szCs w:val="16"/>
-        </w:rPr>
-        <w:t>-1</w:t>
+        <w:t xml:space="preserve">    DB BR 463 Diesel-1</w:t>
       </w:r>
     </w:p>
     <w:tbl>
@@ -26822,16 +26768,7 @@
                 <w:sz w:val="16"/>
                 <w:szCs w:val="16"/>
               </w:rPr>
-              <w:t xml:space="preserve">Transmission </w:t>
-            </w:r>
-            <w:r>
-              <w:rPr>
-                <w:rFonts w:eastAsia="arial" w:ascii="arial" w:hAnsi="arial"/>
-                <w:color w:val="000000"/>
-                <w:sz w:val="16"/>
-                <w:szCs w:val="16"/>
-              </w:rPr>
-              <w:t>On</w:t>
+              <w:t>Transmission On</w:t>
             </w:r>
           </w:p>
         </w:tc>
@@ -26920,7 +26857,12 @@
               </w:rPr>
             </w:pPr>
             <w:r>
-              <w:rPr/>
+              <w:rPr>
+                <w:rFonts w:eastAsia="arial" w:ascii="arial" w:hAnsi="arial"/>
+                <w:color w:val="000000"/>
+                <w:sz w:val="16"/>
+                <w:szCs w:val="16"/>
+              </w:rPr>
             </w:r>
           </w:p>
         </w:tc>
@@ -27205,25 +27147,7 @@
           <w:szCs w:val="16"/>
         </w:rPr>
         <w:tab/>
-        <w:t xml:space="preserve">           DB BR 463 </w:t>
-      </w:r>
-      <w:r>
-        <w:rPr>
-          <w:rFonts w:eastAsia="arial" w:ascii="arial" w:hAnsi="arial"/>
-          <w:color w:val="000000"/>
-          <w:sz w:val="16"/>
-          <w:szCs w:val="16"/>
-        </w:rPr>
-        <w:t>Diesel</w:t>
-      </w:r>
-      <w:r>
-        <w:rPr>
-          <w:rFonts w:eastAsia="arial" w:ascii="arial" w:hAnsi="arial"/>
-          <w:color w:val="000000"/>
-          <w:sz w:val="16"/>
-          <w:szCs w:val="16"/>
-        </w:rPr>
-        <w:t>-2</w:t>
+        <w:t xml:space="preserve">           DB BR 463 Diesel-2</w:t>
       </w:r>
     </w:p>
     <w:tbl>
@@ -27511,7 +27435,12 @@
               </w:rPr>
             </w:pPr>
             <w:r>
-              <w:rPr/>
+              <w:rPr>
+                <w:rFonts w:eastAsia="arial" w:ascii="arial" w:hAnsi="arial"/>
+                <w:color w:val="000000"/>
+                <w:sz w:val="16"/>
+                <w:szCs w:val="16"/>
+              </w:rPr>
             </w:r>
           </w:p>
         </w:tc>
@@ -27768,7 +27697,1273 @@
         </w:rPr>
       </w:pPr>
       <w:r>
-        <w:rPr/>
+        <w:rPr>
+          <w:color w:val="000000"/>
+          <w:sz w:val="16"/>
+          <w:szCs w:val="16"/>
+        </w:rPr>
+      </w:r>
+    </w:p>
+    <w:p>
+      <w:pPr>
+        <w:pStyle w:val="Normal"/>
+        <w:rPr>
+          <w:color w:val="000000"/>
+          <w:sz w:val="16"/>
+          <w:szCs w:val="16"/>
+        </w:rPr>
+      </w:pPr>
+      <w:r>
+        <w:rPr>
+          <w:color w:val="000000"/>
+          <w:sz w:val="16"/>
+          <w:szCs w:val="16"/>
+        </w:rPr>
+        <w:tab/>
+        <w:t xml:space="preserve">       </w:t>
+      </w:r>
+      <w:r>
+        <w:rPr>
+          <w:rFonts w:eastAsia="arial" w:ascii="arial" w:hAnsi="arial"/>
+          <w:color w:val="000000"/>
+          <w:sz w:val="16"/>
+          <w:szCs w:val="16"/>
+        </w:rPr>
+        <w:t xml:space="preserve">    DB BR 401 ICE 1-1</w:t>
+      </w:r>
+    </w:p>
+    <w:tbl>
+      <w:tblPr>
+        <w:tblW w:w="14248" w:type="dxa"/>
+        <w:jc w:val="left"/>
+        <w:tblInd w:w="-5" w:type="dxa"/>
+        <w:tblLayout w:type="fixed"/>
+        <w:tblCellMar>
+          <w:top w:w="0" w:type="dxa"/>
+          <w:left w:w="108" w:type="dxa"/>
+          <w:bottom w:w="0" w:type="dxa"/>
+          <w:right w:w="108" w:type="dxa"/>
+        </w:tblCellMar>
+        <w:tblLook w:firstRow="1" w:noVBand="1" w:lastRow="0" w:firstColumn="1" w:lastColumn="0" w:noHBand="0" w:val="04a0"/>
+      </w:tblPr>
+      <w:tblGrid>
+        <w:gridCol w:w="1017"/>
+        <w:gridCol w:w="1019"/>
+        <w:gridCol w:w="1014"/>
+        <w:gridCol w:w="1016"/>
+        <w:gridCol w:w="1020"/>
+        <w:gridCol w:w="1016"/>
+        <w:gridCol w:w="1016"/>
+        <w:gridCol w:w="1017"/>
+        <w:gridCol w:w="1016"/>
+        <w:gridCol w:w="1020"/>
+        <w:gridCol w:w="1016"/>
+        <w:gridCol w:w="1016"/>
+        <w:gridCol w:w="1016"/>
+        <w:gridCol w:w="1029"/>
+      </w:tblGrid>
+      <w:tr>
+        <w:trPr>
+          <w:trHeight w:val="440" w:hRule="exact"/>
+          <w:cantSplit w:val="true"/>
+        </w:trPr>
+        <w:tc>
+          <w:tcPr>
+            <w:tcW w:w="1017" w:type="dxa"/>
+            <w:tcBorders>
+              <w:top w:val="single" w:sz="4" w:space="0" w:color="000000"/>
+              <w:left w:val="single" w:sz="4" w:space="0" w:color="000000"/>
+              <w:bottom w:val="single" w:sz="4" w:space="0" w:color="000000"/>
+            </w:tcBorders>
+            <w:vAlign w:val="bottom"/>
+          </w:tcPr>
+          <w:p>
+            <w:pPr>
+              <w:pStyle w:val="Normal"/>
+              <w:widowControl w:val="false"/>
+              <w:spacing w:lineRule="auto" w:line="180" w:before="0" w:after="60"/>
+              <w:jc w:val="center"/>
+              <w:rPr>
+                <w:color w:val="000000"/>
+                <w:sz w:val="16"/>
+                <w:szCs w:val="16"/>
+              </w:rPr>
+            </w:pPr>
+            <w:r>
+              <w:rPr>
+                <w:rFonts w:eastAsia="arial" w:ascii="arial" w:hAnsi="arial"/>
+                <w:b/>
+                <w:color w:val="000000"/>
+                <w:sz w:val="16"/>
+                <w:szCs w:val="16"/>
+              </w:rPr>
+              <w:t>Pause</w:t>
+            </w:r>
+          </w:p>
+        </w:tc>
+        <w:tc>
+          <w:tcPr>
+            <w:tcW w:w="1019" w:type="dxa"/>
+            <w:tcBorders>
+              <w:top w:val="single" w:sz="4" w:space="0" w:color="000000"/>
+              <w:left w:val="single" w:sz="4" w:space="0" w:color="000000"/>
+              <w:bottom w:val="single" w:sz="4" w:space="0" w:color="000000"/>
+            </w:tcBorders>
+            <w:vAlign w:val="bottom"/>
+          </w:tcPr>
+          <w:p>
+            <w:pPr>
+              <w:pStyle w:val="Normal"/>
+              <w:widowControl w:val="false"/>
+              <w:spacing w:lineRule="auto" w:line="180"/>
+              <w:jc w:val="center"/>
+              <w:rPr>
+                <w:color w:val="000000"/>
+                <w:sz w:val="16"/>
+                <w:szCs w:val="16"/>
+              </w:rPr>
+            </w:pPr>
+            <w:r>
+              <w:rPr>
+                <w:rFonts w:eastAsia="arial" w:ascii="arial" w:hAnsi="arial"/>
+                <w:color w:val="000000"/>
+                <w:sz w:val="16"/>
+                <w:szCs w:val="16"/>
+              </w:rPr>
+              <w:t>Reverser</w:t>
+            </w:r>
+          </w:p>
+          <w:p>
+            <w:pPr>
+              <w:pStyle w:val="Normal"/>
+              <w:widowControl w:val="false"/>
+              <w:spacing w:lineRule="auto" w:line="180"/>
+              <w:jc w:val="center"/>
+              <w:rPr>
+                <w:color w:val="000000"/>
+                <w:sz w:val="16"/>
+                <w:szCs w:val="16"/>
+              </w:rPr>
+            </w:pPr>
+            <w:r>
+              <w:rPr>
+                <w:rFonts w:eastAsia="arial" w:ascii="arial" w:hAnsi="arial"/>
+                <w:color w:val="000000"/>
+                <w:sz w:val="16"/>
+                <w:szCs w:val="16"/>
+              </w:rPr>
+              <w:t>Handle</w:t>
+            </w:r>
+          </w:p>
+        </w:tc>
+        <w:tc>
+          <w:tcPr>
+            <w:tcW w:w="1014" w:type="dxa"/>
+            <w:tcBorders>
+              <w:top w:val="single" w:sz="4" w:space="0" w:color="000000"/>
+              <w:left w:val="single" w:sz="4" w:space="0" w:color="000000"/>
+              <w:bottom w:val="single" w:sz="4" w:space="0" w:color="000000"/>
+            </w:tcBorders>
+            <w:vAlign w:val="bottom"/>
+          </w:tcPr>
+          <w:p>
+            <w:pPr>
+              <w:pStyle w:val="Normal"/>
+              <w:widowControl w:val="false"/>
+              <w:spacing w:lineRule="auto" w:line="180"/>
+              <w:jc w:val="center"/>
+              <w:rPr>
+                <w:color w:val="000000"/>
+                <w:sz w:val="16"/>
+                <w:szCs w:val="16"/>
+              </w:rPr>
+            </w:pPr>
+            <w:r>
+              <w:rPr>
+                <w:color w:val="000000"/>
+                <w:sz w:val="16"/>
+                <w:szCs w:val="16"/>
+              </w:rPr>
+              <w:t>MCB Close</w:t>
+            </w:r>
+          </w:p>
+        </w:tc>
+        <w:tc>
+          <w:tcPr>
+            <w:tcW w:w="1016" w:type="dxa"/>
+            <w:tcBorders>
+              <w:top w:val="single" w:sz="4" w:space="0" w:color="000000"/>
+              <w:left w:val="single" w:sz="4" w:space="0" w:color="000000"/>
+              <w:bottom w:val="single" w:sz="4" w:space="0" w:color="000000"/>
+            </w:tcBorders>
+            <w:vAlign w:val="bottom"/>
+          </w:tcPr>
+          <w:p>
+            <w:pPr>
+              <w:pStyle w:val="Normal"/>
+              <w:widowControl w:val="false"/>
+              <w:spacing w:lineRule="auto" w:line="180"/>
+              <w:jc w:val="center"/>
+              <w:rPr>
+                <w:sz w:val="16"/>
+                <w:szCs w:val="16"/>
+              </w:rPr>
+            </w:pPr>
+            <w:r>
+              <w:rPr>
+                <w:rFonts w:eastAsia="arial" w:ascii="arial" w:hAnsi="arial"/>
+                <w:color w:val="000000"/>
+                <w:sz w:val="16"/>
+                <w:szCs w:val="16"/>
+              </w:rPr>
+              <w:t>PZB/LZB</w:t>
+            </w:r>
+          </w:p>
+        </w:tc>
+        <w:tc>
+          <w:tcPr>
+            <w:tcW w:w="1020" w:type="dxa"/>
+            <w:tcBorders>
+              <w:top w:val="single" w:sz="4" w:space="0" w:color="000000"/>
+              <w:left w:val="single" w:sz="4" w:space="0" w:color="000000"/>
+              <w:bottom w:val="single" w:sz="4" w:space="0" w:color="000000"/>
+            </w:tcBorders>
+            <w:vAlign w:val="bottom"/>
+          </w:tcPr>
+          <w:p>
+            <w:pPr>
+              <w:pStyle w:val="Normal"/>
+              <w:widowControl w:val="false"/>
+              <w:spacing w:lineRule="auto" w:line="180"/>
+              <w:jc w:val="center"/>
+              <w:rPr>
+                <w:color w:val="000000"/>
+                <w:sz w:val="16"/>
+                <w:szCs w:val="16"/>
+              </w:rPr>
+            </w:pPr>
+            <w:r>
+              <w:rPr>
+                <w:rFonts w:eastAsia="arial" w:ascii="arial" w:hAnsi="arial"/>
+                <w:color w:val="000000"/>
+                <w:sz w:val="16"/>
+                <w:szCs w:val="16"/>
+              </w:rPr>
+              <w:t>Panto. Raise</w:t>
+            </w:r>
+          </w:p>
+        </w:tc>
+        <w:tc>
+          <w:tcPr>
+            <w:tcW w:w="1016" w:type="dxa"/>
+            <w:tcBorders>
+              <w:top w:val="single" w:sz="4" w:space="0" w:color="000000"/>
+              <w:left w:val="single" w:sz="4" w:space="0" w:color="000000"/>
+              <w:bottom w:val="single" w:sz="4" w:space="0" w:color="000000"/>
+            </w:tcBorders>
+            <w:vAlign w:val="bottom"/>
+          </w:tcPr>
+          <w:p>
+            <w:pPr>
+              <w:pStyle w:val="Normal"/>
+              <w:widowControl w:val="false"/>
+              <w:jc w:val="center"/>
+              <w:rPr>
+                <w:color w:val="000000"/>
+                <w:sz w:val="16"/>
+                <w:szCs w:val="16"/>
+              </w:rPr>
+            </w:pPr>
+            <w:r>
+              <w:rPr>
+                <w:color w:val="000000"/>
+                <w:sz w:val="16"/>
+                <w:szCs w:val="16"/>
+              </w:rPr>
+              <w:t>Train Supply On</w:t>
+            </w:r>
+          </w:p>
+        </w:tc>
+        <w:tc>
+          <w:tcPr>
+            <w:tcW w:w="1016" w:type="dxa"/>
+            <w:tcBorders>
+              <w:top w:val="single" w:sz="4" w:space="0" w:color="000000"/>
+              <w:left w:val="single" w:sz="4" w:space="0" w:color="000000"/>
+              <w:bottom w:val="single" w:sz="4" w:space="0" w:color="000000"/>
+            </w:tcBorders>
+            <w:vAlign w:val="bottom"/>
+          </w:tcPr>
+          <w:p>
+            <w:pPr>
+              <w:pStyle w:val="Normal"/>
+              <w:widowControl w:val="false"/>
+              <w:jc w:val="center"/>
+              <w:rPr>
+                <w:sz w:val="16"/>
+                <w:szCs w:val="16"/>
+              </w:rPr>
+            </w:pPr>
+            <w:r>
+              <w:rPr>
+                <w:rFonts w:eastAsia="arial" w:ascii="arial" w:hAnsi="arial"/>
+                <w:color w:val="000000"/>
+                <w:sz w:val="16"/>
+                <w:szCs w:val="16"/>
+              </w:rPr>
+              <w:t>AFB</w:t>
+            </w:r>
+          </w:p>
+        </w:tc>
+        <w:tc>
+          <w:tcPr>
+            <w:tcW w:w="1017" w:type="dxa"/>
+            <w:tcBorders>
+              <w:top w:val="single" w:sz="4" w:space="0" w:color="000000"/>
+              <w:left w:val="single" w:sz="4" w:space="0" w:color="000000"/>
+              <w:bottom w:val="single" w:sz="4" w:space="0" w:color="000000"/>
+            </w:tcBorders>
+            <w:vAlign w:val="bottom"/>
+          </w:tcPr>
+          <w:p>
+            <w:pPr>
+              <w:pStyle w:val="Normal"/>
+              <w:widowControl w:val="false"/>
+              <w:jc w:val="center"/>
+              <w:rPr>
+                <w:rFonts w:ascii="arial" w:hAnsi="arial" w:eastAsia="arial"/>
+                <w:color w:val="000000"/>
+                <w:sz w:val="16"/>
+                <w:szCs w:val="16"/>
+              </w:rPr>
+            </w:pPr>
+            <w:r>
+              <w:rPr>
+                <w:rFonts w:eastAsia="arial" w:ascii="arial" w:hAnsi="arial"/>
+                <w:color w:val="000000"/>
+                <w:sz w:val="16"/>
+                <w:szCs w:val="16"/>
+              </w:rPr>
+              <w:t>Brake Key On</w:t>
+            </w:r>
+          </w:p>
+        </w:tc>
+        <w:tc>
+          <w:tcPr>
+            <w:tcW w:w="1016" w:type="dxa"/>
+            <w:tcBorders>
+              <w:top w:val="single" w:sz="4" w:space="0" w:color="000000"/>
+              <w:left w:val="single" w:sz="4" w:space="0" w:color="000000"/>
+              <w:bottom w:val="single" w:sz="4" w:space="0" w:color="000000"/>
+            </w:tcBorders>
+            <w:vAlign w:val="bottom"/>
+          </w:tcPr>
+          <w:p>
+            <w:pPr>
+              <w:pStyle w:val="Normal"/>
+              <w:widowControl w:val="false"/>
+              <w:jc w:val="center"/>
+              <w:rPr>
+                <w:rFonts w:ascii="arial" w:hAnsi="arial" w:eastAsia="arial"/>
+                <w:color w:val="000000"/>
+                <w:sz w:val="16"/>
+                <w:szCs w:val="16"/>
+              </w:rPr>
+            </w:pPr>
+            <w:r>
+              <w:rPr>
+                <w:rFonts w:eastAsia="arial" w:ascii="arial" w:hAnsi="arial"/>
+                <w:color w:val="000000"/>
+                <w:sz w:val="16"/>
+                <w:szCs w:val="16"/>
+              </w:rPr>
+              <w:t>Master Light Up</w:t>
+            </w:r>
+          </w:p>
+        </w:tc>
+        <w:tc>
+          <w:tcPr>
+            <w:tcW w:w="1020" w:type="dxa"/>
+            <w:tcBorders>
+              <w:top w:val="single" w:sz="4" w:space="0" w:color="000000"/>
+              <w:left w:val="single" w:sz="4" w:space="0" w:color="000000"/>
+              <w:bottom w:val="single" w:sz="4" w:space="0" w:color="000000"/>
+            </w:tcBorders>
+            <w:vAlign w:val="bottom"/>
+          </w:tcPr>
+          <w:p>
+            <w:pPr>
+              <w:pStyle w:val="Normal"/>
+              <w:widowControl w:val="false"/>
+              <w:jc w:val="center"/>
+              <w:rPr>
+                <w:color w:val="000000"/>
+                <w:sz w:val="16"/>
+                <w:szCs w:val="16"/>
+              </w:rPr>
+            </w:pPr>
+            <w:r>
+              <w:rPr>
+                <w:rFonts w:eastAsia="arial" w:ascii="arial" w:hAnsi="arial"/>
+                <w:color w:val="000000"/>
+                <w:sz w:val="16"/>
+                <w:szCs w:val="16"/>
+              </w:rPr>
+              <w:t>Emer.</w:t>
+            </w:r>
+          </w:p>
+          <w:p>
+            <w:pPr>
+              <w:pStyle w:val="Normal"/>
+              <w:widowControl w:val="false"/>
+              <w:jc w:val="center"/>
+              <w:rPr>
+                <w:color w:val="000000"/>
+                <w:sz w:val="16"/>
+                <w:szCs w:val="16"/>
+              </w:rPr>
+            </w:pPr>
+            <w:r>
+              <w:rPr>
+                <w:rFonts w:eastAsia="arial" w:ascii="arial" w:hAnsi="arial"/>
+                <w:color w:val="000000"/>
+                <w:sz w:val="16"/>
+                <w:szCs w:val="16"/>
+              </w:rPr>
+              <w:t>Brake</w:t>
+            </w:r>
+          </w:p>
+        </w:tc>
+        <w:tc>
+          <w:tcPr>
+            <w:tcW w:w="1016" w:type="dxa"/>
+            <w:tcBorders>
+              <w:top w:val="single" w:sz="4" w:space="0" w:color="000000"/>
+              <w:left w:val="single" w:sz="4" w:space="0" w:color="000000"/>
+              <w:bottom w:val="single" w:sz="4" w:space="0" w:color="000000"/>
+            </w:tcBorders>
+            <w:vAlign w:val="bottom"/>
+          </w:tcPr>
+          <w:p>
+            <w:pPr>
+              <w:pStyle w:val="Normal"/>
+              <w:widowControl w:val="false"/>
+              <w:spacing w:lineRule="auto" w:line="180"/>
+              <w:jc w:val="center"/>
+              <w:rPr>
+                <w:color w:val="000000"/>
+                <w:sz w:val="16"/>
+                <w:szCs w:val="16"/>
+              </w:rPr>
+            </w:pPr>
+            <w:r>
+              <w:rPr>
+                <w:rFonts w:eastAsia="arial" w:ascii="arial" w:hAnsi="arial"/>
+                <w:color w:val="000000"/>
+                <w:sz w:val="16"/>
+                <w:szCs w:val="16"/>
+              </w:rPr>
+              <w:t>Cab Light</w:t>
+            </w:r>
+          </w:p>
+          <w:p>
+            <w:pPr>
+              <w:pStyle w:val="Normal"/>
+              <w:widowControl w:val="false"/>
+              <w:spacing w:lineRule="auto" w:line="180"/>
+              <w:jc w:val="center"/>
+              <w:rPr>
+                <w:color w:val="000000"/>
+                <w:sz w:val="16"/>
+                <w:szCs w:val="16"/>
+              </w:rPr>
+            </w:pPr>
+            <w:r>
+              <w:rPr>
+                <w:rFonts w:eastAsia="arial" w:ascii="arial" w:hAnsi="arial"/>
+                <w:color w:val="000000"/>
+                <w:sz w:val="16"/>
+                <w:szCs w:val="16"/>
+              </w:rPr>
+              <w:t>Desk</w:t>
+            </w:r>
+          </w:p>
+        </w:tc>
+        <w:tc>
+          <w:tcPr>
+            <w:tcW w:w="1016" w:type="dxa"/>
+            <w:tcBorders>
+              <w:top w:val="single" w:sz="4" w:space="0" w:color="000000"/>
+              <w:left w:val="single" w:sz="4" w:space="0" w:color="000000"/>
+              <w:bottom w:val="single" w:sz="4" w:space="0" w:color="000000"/>
+            </w:tcBorders>
+            <w:vAlign w:val="bottom"/>
+          </w:tcPr>
+          <w:p>
+            <w:pPr>
+              <w:pStyle w:val="Normal"/>
+              <w:widowControl w:val="false"/>
+              <w:spacing w:lineRule="auto" w:line="180"/>
+              <w:jc w:val="center"/>
+              <w:rPr>
+                <w:color w:val="000000"/>
+                <w:sz w:val="16"/>
+                <w:szCs w:val="16"/>
+              </w:rPr>
+            </w:pPr>
+            <w:r>
+              <w:rPr>
+                <w:rFonts w:eastAsia="arial" w:ascii="arial" w:hAnsi="arial"/>
+                <w:color w:val="000000"/>
+                <w:sz w:val="16"/>
+                <w:szCs w:val="16"/>
+              </w:rPr>
+              <w:t>Gauge Light Up</w:t>
+            </w:r>
+          </w:p>
+        </w:tc>
+        <w:tc>
+          <w:tcPr>
+            <w:tcW w:w="1016" w:type="dxa"/>
+            <w:tcBorders>
+              <w:top w:val="single" w:sz="4" w:space="0" w:color="000000"/>
+              <w:left w:val="single" w:sz="4" w:space="0" w:color="000000"/>
+              <w:bottom w:val="single" w:sz="4" w:space="0" w:color="000000"/>
+            </w:tcBorders>
+            <w:vAlign w:val="bottom"/>
+          </w:tcPr>
+          <w:p>
+            <w:pPr>
+              <w:pStyle w:val="Normal"/>
+              <w:widowControl w:val="false"/>
+              <w:spacing w:lineRule="auto" w:line="180"/>
+              <w:jc w:val="center"/>
+              <w:rPr>
+                <w:color w:val="000000"/>
+                <w:sz w:val="16"/>
+                <w:szCs w:val="16"/>
+              </w:rPr>
+            </w:pPr>
+            <w:r>
+              <w:rPr>
+                <w:rFonts w:eastAsia="arial" w:ascii="arial" w:hAnsi="arial"/>
+                <w:color w:val="000000"/>
+                <w:sz w:val="16"/>
+                <w:szCs w:val="16"/>
+              </w:rPr>
+              <w:t>1P Cam</w:t>
+            </w:r>
+          </w:p>
+        </w:tc>
+        <w:tc>
+          <w:tcPr>
+            <w:tcW w:w="1029" w:type="dxa"/>
+            <w:tcBorders>
+              <w:top w:val="single" w:sz="4" w:space="0" w:color="000000"/>
+              <w:left w:val="single" w:sz="4" w:space="0" w:color="000000"/>
+              <w:bottom w:val="single" w:sz="4" w:space="0" w:color="000000"/>
+              <w:right w:val="single" w:sz="4" w:space="0" w:color="000000"/>
+            </w:tcBorders>
+            <w:vAlign w:val="bottom"/>
+          </w:tcPr>
+          <w:p>
+            <w:pPr>
+              <w:pStyle w:val="Normal"/>
+              <w:widowControl w:val="false"/>
+              <w:spacing w:lineRule="auto" w:line="180"/>
+              <w:jc w:val="center"/>
+              <w:rPr>
+                <w:color w:val="000000"/>
+                <w:sz w:val="16"/>
+                <w:szCs w:val="16"/>
+              </w:rPr>
+            </w:pPr>
+            <w:r>
+              <w:rPr>
+                <w:rFonts w:eastAsia="arial" w:ascii="arial" w:hAnsi="arial"/>
+                <w:color w:val="000000"/>
+                <w:sz w:val="16"/>
+                <w:szCs w:val="16"/>
+              </w:rPr>
+              <w:t>Next</w:t>
+            </w:r>
+          </w:p>
+          <w:p>
+            <w:pPr>
+              <w:pStyle w:val="Normal"/>
+              <w:widowControl w:val="false"/>
+              <w:spacing w:lineRule="auto" w:line="180"/>
+              <w:jc w:val="center"/>
+              <w:rPr>
+                <w:color w:val="000000"/>
+                <w:sz w:val="16"/>
+                <w:szCs w:val="16"/>
+              </w:rPr>
+            </w:pPr>
+            <w:r>
+              <w:rPr>
+                <w:rFonts w:eastAsia="arial" w:ascii="arial" w:hAnsi="arial"/>
+                <w:color w:val="000000"/>
+                <w:sz w:val="16"/>
+                <w:szCs w:val="16"/>
+              </w:rPr>
+              <w:t>Cab Cam</w:t>
+            </w:r>
+          </w:p>
+        </w:tc>
+      </w:tr>
+    </w:tbl>
+    <w:p>
+      <w:pPr>
+        <w:pStyle w:val="Normal"/>
+        <w:rPr>
+          <w:rFonts w:ascii="arial" w:hAnsi="arial" w:eastAsia="arial"/>
+          <w:color w:val="000000"/>
+          <w:sz w:val="16"/>
+          <w:szCs w:val="16"/>
+        </w:rPr>
+      </w:pPr>
+      <w:r>
+        <w:rPr>
+          <w:rFonts w:eastAsia="arial" w:ascii="arial" w:hAnsi="arial"/>
+          <w:color w:val="000000"/>
+          <w:sz w:val="16"/>
+          <w:szCs w:val="16"/>
+        </w:rPr>
+      </w:r>
+    </w:p>
+    <w:p>
+      <w:pPr>
+        <w:pStyle w:val="Normal"/>
+        <w:rPr>
+          <w:color w:val="000000"/>
+          <w:sz w:val="16"/>
+          <w:szCs w:val="16"/>
+        </w:rPr>
+      </w:pPr>
+      <w:r>
+        <w:rPr>
+          <w:rFonts w:eastAsia="arial" w:ascii="arial" w:hAnsi="arial"/>
+          <w:color w:val="000000"/>
+          <w:sz w:val="16"/>
+          <w:szCs w:val="16"/>
+        </w:rPr>
+        <w:tab/>
+        <w:t xml:space="preserve">           DB BR 401 ICE 1-2</w:t>
+      </w:r>
+    </w:p>
+    <w:tbl>
+      <w:tblPr>
+        <w:tblW w:w="14248" w:type="dxa"/>
+        <w:jc w:val="left"/>
+        <w:tblInd w:w="-5" w:type="dxa"/>
+        <w:tblLayout w:type="fixed"/>
+        <w:tblCellMar>
+          <w:top w:w="0" w:type="dxa"/>
+          <w:left w:w="108" w:type="dxa"/>
+          <w:bottom w:w="0" w:type="dxa"/>
+          <w:right w:w="108" w:type="dxa"/>
+        </w:tblCellMar>
+        <w:tblLook w:firstRow="1" w:noVBand="1" w:lastRow="0" w:firstColumn="1" w:lastColumn="0" w:noHBand="0" w:val="04a0"/>
+      </w:tblPr>
+      <w:tblGrid>
+        <w:gridCol w:w="1017"/>
+        <w:gridCol w:w="1019"/>
+        <w:gridCol w:w="1014"/>
+        <w:gridCol w:w="1016"/>
+        <w:gridCol w:w="1020"/>
+        <w:gridCol w:w="1016"/>
+        <w:gridCol w:w="1016"/>
+        <w:gridCol w:w="1017"/>
+        <w:gridCol w:w="1016"/>
+        <w:gridCol w:w="1020"/>
+        <w:gridCol w:w="1016"/>
+        <w:gridCol w:w="1016"/>
+        <w:gridCol w:w="1016"/>
+        <w:gridCol w:w="1029"/>
+      </w:tblGrid>
+      <w:tr>
+        <w:trPr>
+          <w:trHeight w:val="440" w:hRule="exact"/>
+          <w:cantSplit w:val="true"/>
+        </w:trPr>
+        <w:tc>
+          <w:tcPr>
+            <w:tcW w:w="1017" w:type="dxa"/>
+            <w:tcBorders>
+              <w:top w:val="single" w:sz="4" w:space="0" w:color="000000"/>
+              <w:left w:val="single" w:sz="4" w:space="0" w:color="000000"/>
+              <w:bottom w:val="single" w:sz="4" w:space="0" w:color="000000"/>
+            </w:tcBorders>
+            <w:vAlign w:val="bottom"/>
+          </w:tcPr>
+          <w:p>
+            <w:pPr>
+              <w:pStyle w:val="Normal"/>
+              <w:widowControl w:val="false"/>
+              <w:spacing w:lineRule="auto" w:line="180" w:before="0" w:after="60"/>
+              <w:jc w:val="center"/>
+              <w:rPr>
+                <w:color w:val="000000"/>
+                <w:sz w:val="16"/>
+                <w:szCs w:val="16"/>
+              </w:rPr>
+            </w:pPr>
+            <w:r>
+              <w:rPr>
+                <w:rFonts w:eastAsia="arial" w:ascii="arial" w:hAnsi="arial"/>
+                <w:b/>
+                <w:color w:val="000000"/>
+                <w:sz w:val="16"/>
+                <w:szCs w:val="16"/>
+              </w:rPr>
+              <w:t>HUD</w:t>
+            </w:r>
+          </w:p>
+        </w:tc>
+        <w:tc>
+          <w:tcPr>
+            <w:tcW w:w="1019" w:type="dxa"/>
+            <w:tcBorders>
+              <w:top w:val="single" w:sz="4" w:space="0" w:color="000000"/>
+              <w:left w:val="single" w:sz="4" w:space="0" w:color="000000"/>
+              <w:bottom w:val="single" w:sz="4" w:space="0" w:color="000000"/>
+            </w:tcBorders>
+            <w:vAlign w:val="bottom"/>
+          </w:tcPr>
+          <w:p>
+            <w:pPr>
+              <w:pStyle w:val="Normal"/>
+              <w:widowControl w:val="false"/>
+              <w:spacing w:lineRule="auto" w:line="180"/>
+              <w:jc w:val="center"/>
+              <w:rPr>
+                <w:rFonts w:ascii="arial" w:hAnsi="arial" w:eastAsia="arial"/>
+                <w:color w:val="000000"/>
+                <w:sz w:val="16"/>
+                <w:szCs w:val="16"/>
+              </w:rPr>
+            </w:pPr>
+            <w:r>
+              <w:rPr>
+                <w:rFonts w:eastAsia="arial" w:ascii="arial" w:hAnsi="arial"/>
+                <w:color w:val="000000"/>
+                <w:sz w:val="16"/>
+                <w:szCs w:val="16"/>
+              </w:rPr>
+              <w:t>Schedule</w:t>
+            </w:r>
+          </w:p>
+        </w:tc>
+        <w:tc>
+          <w:tcPr>
+            <w:tcW w:w="1014" w:type="dxa"/>
+            <w:tcBorders>
+              <w:top w:val="single" w:sz="4" w:space="0" w:color="000000"/>
+              <w:left w:val="single" w:sz="4" w:space="0" w:color="000000"/>
+              <w:bottom w:val="single" w:sz="4" w:space="0" w:color="000000"/>
+            </w:tcBorders>
+            <w:vAlign w:val="bottom"/>
+          </w:tcPr>
+          <w:p>
+            <w:pPr>
+              <w:pStyle w:val="Normal"/>
+              <w:widowControl w:val="false"/>
+              <w:spacing w:lineRule="auto" w:line="180"/>
+              <w:jc w:val="center"/>
+              <w:rPr>
+                <w:color w:val="000000"/>
+                <w:sz w:val="16"/>
+                <w:szCs w:val="16"/>
+              </w:rPr>
+            </w:pPr>
+            <w:r>
+              <w:rPr>
+                <w:rFonts w:eastAsia="arial" w:ascii="arial" w:hAnsi="arial"/>
+                <w:color w:val="000000"/>
+                <w:sz w:val="16"/>
+                <w:szCs w:val="16"/>
+              </w:rPr>
+              <w:t>MCB Open</w:t>
+            </w:r>
+          </w:p>
+        </w:tc>
+        <w:tc>
+          <w:tcPr>
+            <w:tcW w:w="1016" w:type="dxa"/>
+            <w:tcBorders>
+              <w:top w:val="single" w:sz="4" w:space="0" w:color="000000"/>
+              <w:left w:val="single" w:sz="4" w:space="0" w:color="000000"/>
+              <w:bottom w:val="single" w:sz="4" w:space="0" w:color="000000"/>
+            </w:tcBorders>
+            <w:vAlign w:val="bottom"/>
+          </w:tcPr>
+          <w:p>
+            <w:pPr>
+              <w:pStyle w:val="Normal"/>
+              <w:widowControl w:val="false"/>
+              <w:spacing w:lineRule="auto" w:line="180"/>
+              <w:jc w:val="center"/>
+              <w:rPr>
+                <w:sz w:val="16"/>
+                <w:szCs w:val="16"/>
+              </w:rPr>
+            </w:pPr>
+            <w:r>
+              <w:rPr>
+                <w:sz w:val="16"/>
+                <w:szCs w:val="16"/>
+              </w:rPr>
+              <w:t>Sifa</w:t>
+            </w:r>
+          </w:p>
+        </w:tc>
+        <w:tc>
+          <w:tcPr>
+            <w:tcW w:w="1020" w:type="dxa"/>
+            <w:tcBorders>
+              <w:top w:val="single" w:sz="4" w:space="0" w:color="000000"/>
+              <w:left w:val="single" w:sz="4" w:space="0" w:color="000000"/>
+              <w:bottom w:val="single" w:sz="4" w:space="0" w:color="000000"/>
+            </w:tcBorders>
+            <w:vAlign w:val="bottom"/>
+          </w:tcPr>
+          <w:p>
+            <w:pPr>
+              <w:pStyle w:val="Normal"/>
+              <w:widowControl w:val="false"/>
+              <w:jc w:val="center"/>
+              <w:rPr>
+                <w:rFonts w:ascii="arial" w:hAnsi="arial" w:eastAsia="arial"/>
+                <w:color w:val="000000"/>
+                <w:sz w:val="16"/>
+                <w:szCs w:val="16"/>
+              </w:rPr>
+            </w:pPr>
+            <w:r>
+              <w:rPr>
+                <w:rFonts w:eastAsia="arial" w:ascii="arial" w:hAnsi="arial"/>
+                <w:color w:val="000000"/>
+                <w:sz w:val="16"/>
+                <w:szCs w:val="16"/>
+              </w:rPr>
+              <w:t>Panto.</w:t>
+            </w:r>
+          </w:p>
+          <w:p>
+            <w:pPr>
+              <w:pStyle w:val="Normal"/>
+              <w:widowControl w:val="false"/>
+              <w:jc w:val="center"/>
+              <w:rPr>
+                <w:rFonts w:ascii="arial" w:hAnsi="arial" w:eastAsia="arial"/>
+                <w:color w:val="000000"/>
+                <w:sz w:val="16"/>
+                <w:szCs w:val="16"/>
+              </w:rPr>
+            </w:pPr>
+            <w:r>
+              <w:rPr>
+                <w:rFonts w:eastAsia="arial" w:ascii="arial" w:hAnsi="arial"/>
+                <w:color w:val="000000"/>
+                <w:sz w:val="16"/>
+                <w:szCs w:val="16"/>
+              </w:rPr>
+              <w:t>Low</w:t>
+            </w:r>
+          </w:p>
+        </w:tc>
+        <w:tc>
+          <w:tcPr>
+            <w:tcW w:w="1016" w:type="dxa"/>
+            <w:tcBorders>
+              <w:top w:val="single" w:sz="4" w:space="0" w:color="000000"/>
+              <w:left w:val="single" w:sz="4" w:space="0" w:color="000000"/>
+              <w:bottom w:val="single" w:sz="4" w:space="0" w:color="000000"/>
+            </w:tcBorders>
+            <w:vAlign w:val="bottom"/>
+          </w:tcPr>
+          <w:p>
+            <w:pPr>
+              <w:pStyle w:val="Normal"/>
+              <w:widowControl w:val="false"/>
+              <w:spacing w:lineRule="auto" w:line="180"/>
+              <w:jc w:val="center"/>
+              <w:rPr>
+                <w:sz w:val="16"/>
+                <w:szCs w:val="16"/>
+              </w:rPr>
+            </w:pPr>
+            <w:r>
+              <w:rPr>
+                <w:rFonts w:eastAsia="arial" w:ascii="arial" w:hAnsi="arial"/>
+                <w:color w:val="000000"/>
+                <w:sz w:val="16"/>
+                <w:szCs w:val="16"/>
+              </w:rPr>
+              <w:t>Train Supply Off</w:t>
+            </w:r>
+          </w:p>
+        </w:tc>
+        <w:tc>
+          <w:tcPr>
+            <w:tcW w:w="1016" w:type="dxa"/>
+            <w:tcBorders>
+              <w:top w:val="single" w:sz="4" w:space="0" w:color="000000"/>
+              <w:left w:val="single" w:sz="4" w:space="0" w:color="000000"/>
+              <w:bottom w:val="single" w:sz="4" w:space="0" w:color="000000"/>
+            </w:tcBorders>
+            <w:vAlign w:val="bottom"/>
+          </w:tcPr>
+          <w:p>
+            <w:pPr>
+              <w:pStyle w:val="Normal"/>
+              <w:widowControl w:val="false"/>
+              <w:jc w:val="center"/>
+              <w:rPr>
+                <w:sz w:val="16"/>
+                <w:szCs w:val="16"/>
+              </w:rPr>
+            </w:pPr>
+            <w:r>
+              <w:rPr>
+                <w:rFonts w:eastAsia="arial" w:ascii="arial" w:hAnsi="arial"/>
+                <w:color w:val="000000"/>
+                <w:sz w:val="16"/>
+                <w:szCs w:val="16"/>
+              </w:rPr>
+              <w:t>AFB</w:t>
+            </w:r>
+          </w:p>
+          <w:p>
+            <w:pPr>
+              <w:pStyle w:val="Normal"/>
+              <w:widowControl w:val="false"/>
+              <w:jc w:val="center"/>
+              <w:rPr>
+                <w:sz w:val="16"/>
+                <w:szCs w:val="16"/>
+              </w:rPr>
+            </w:pPr>
+            <w:r>
+              <w:rPr>
+                <w:rFonts w:eastAsia="arial" w:ascii="arial" w:hAnsi="arial"/>
+                <w:color w:val="000000"/>
+                <w:sz w:val="16"/>
+                <w:szCs w:val="16"/>
+              </w:rPr>
+              <w:t>VSoll</w:t>
+            </w:r>
+          </w:p>
+        </w:tc>
+        <w:tc>
+          <w:tcPr>
+            <w:tcW w:w="1017" w:type="dxa"/>
+            <w:tcBorders>
+              <w:top w:val="single" w:sz="4" w:space="0" w:color="000000"/>
+              <w:left w:val="single" w:sz="4" w:space="0" w:color="000000"/>
+              <w:bottom w:val="single" w:sz="4" w:space="0" w:color="000000"/>
+            </w:tcBorders>
+            <w:vAlign w:val="bottom"/>
+          </w:tcPr>
+          <w:p>
+            <w:pPr>
+              <w:pStyle w:val="Normal"/>
+              <w:widowControl w:val="false"/>
+              <w:jc w:val="center"/>
+              <w:rPr>
+                <w:rFonts w:ascii="arial" w:hAnsi="arial" w:eastAsia="arial"/>
+                <w:color w:val="000000"/>
+                <w:sz w:val="16"/>
+                <w:szCs w:val="16"/>
+              </w:rPr>
+            </w:pPr>
+            <w:r>
+              <w:rPr>
+                <w:rFonts w:eastAsia="arial" w:ascii="arial" w:hAnsi="arial"/>
+                <w:color w:val="000000"/>
+                <w:sz w:val="16"/>
+                <w:szCs w:val="16"/>
+              </w:rPr>
+              <w:t>Brake Key Off</w:t>
+            </w:r>
+          </w:p>
+        </w:tc>
+        <w:tc>
+          <w:tcPr>
+            <w:tcW w:w="1016" w:type="dxa"/>
+            <w:tcBorders>
+              <w:top w:val="single" w:sz="4" w:space="0" w:color="000000"/>
+              <w:left w:val="single" w:sz="4" w:space="0" w:color="000000"/>
+              <w:bottom w:val="single" w:sz="4" w:space="0" w:color="000000"/>
+            </w:tcBorders>
+            <w:vAlign w:val="bottom"/>
+          </w:tcPr>
+          <w:p>
+            <w:pPr>
+              <w:pStyle w:val="Normal"/>
+              <w:widowControl w:val="false"/>
+              <w:jc w:val="center"/>
+              <w:rPr>
+                <w:rFonts w:ascii="arial" w:hAnsi="arial" w:eastAsia="arial"/>
+                <w:color w:val="000000"/>
+                <w:sz w:val="16"/>
+                <w:szCs w:val="16"/>
+              </w:rPr>
+            </w:pPr>
+            <w:r>
+              <w:rPr>
+                <w:rFonts w:eastAsia="arial" w:ascii="arial" w:hAnsi="arial"/>
+                <w:color w:val="000000"/>
+                <w:sz w:val="16"/>
+                <w:szCs w:val="16"/>
+              </w:rPr>
+              <w:t>Master Light Dw.</w:t>
+            </w:r>
+          </w:p>
+        </w:tc>
+        <w:tc>
+          <w:tcPr>
+            <w:tcW w:w="1020" w:type="dxa"/>
+            <w:tcBorders>
+              <w:top w:val="single" w:sz="4" w:space="0" w:color="000000"/>
+              <w:left w:val="single" w:sz="4" w:space="0" w:color="000000"/>
+              <w:bottom w:val="single" w:sz="4" w:space="0" w:color="000000"/>
+            </w:tcBorders>
+            <w:vAlign w:val="bottom"/>
+          </w:tcPr>
+          <w:p>
+            <w:pPr>
+              <w:pStyle w:val="Normal"/>
+              <w:widowControl w:val="false"/>
+              <w:jc w:val="center"/>
+              <w:rPr>
+                <w:color w:val="000000"/>
+                <w:sz w:val="16"/>
+                <w:szCs w:val="16"/>
+              </w:rPr>
+            </w:pPr>
+            <w:r>
+              <w:rPr/>
+            </w:r>
+          </w:p>
+        </w:tc>
+        <w:tc>
+          <w:tcPr>
+            <w:tcW w:w="1016" w:type="dxa"/>
+            <w:tcBorders>
+              <w:top w:val="single" w:sz="4" w:space="0" w:color="000000"/>
+              <w:left w:val="single" w:sz="4" w:space="0" w:color="000000"/>
+              <w:bottom w:val="single" w:sz="4" w:space="0" w:color="000000"/>
+            </w:tcBorders>
+            <w:vAlign w:val="bottom"/>
+          </w:tcPr>
+          <w:p>
+            <w:pPr>
+              <w:pStyle w:val="Normal"/>
+              <w:widowControl w:val="false"/>
+              <w:jc w:val="center"/>
+              <w:rPr>
+                <w:color w:val="000000"/>
+                <w:sz w:val="16"/>
+                <w:szCs w:val="16"/>
+              </w:rPr>
+            </w:pPr>
+            <w:r>
+              <w:rPr>
+                <w:rFonts w:eastAsia="arial" w:ascii="arial" w:hAnsi="arial"/>
+                <w:color w:val="000000"/>
+                <w:sz w:val="16"/>
+                <w:szCs w:val="16"/>
+              </w:rPr>
+              <w:t>Cab Light</w:t>
+            </w:r>
+          </w:p>
+          <w:p>
+            <w:pPr>
+              <w:pStyle w:val="Normal"/>
+              <w:widowControl w:val="false"/>
+              <w:spacing w:lineRule="auto" w:line="180"/>
+              <w:jc w:val="center"/>
+              <w:rPr>
+                <w:color w:val="000000"/>
+                <w:sz w:val="16"/>
+                <w:szCs w:val="16"/>
+              </w:rPr>
+            </w:pPr>
+            <w:r>
+              <w:rPr>
+                <w:rFonts w:eastAsia="arial" w:ascii="arial" w:hAnsi="arial"/>
+                <w:color w:val="000000"/>
+                <w:sz w:val="16"/>
+                <w:szCs w:val="16"/>
+              </w:rPr>
+              <w:t>Cab</w:t>
+            </w:r>
+          </w:p>
+        </w:tc>
+        <w:tc>
+          <w:tcPr>
+            <w:tcW w:w="1016" w:type="dxa"/>
+            <w:tcBorders>
+              <w:top w:val="single" w:sz="4" w:space="0" w:color="000000"/>
+              <w:left w:val="single" w:sz="4" w:space="0" w:color="000000"/>
+              <w:bottom w:val="single" w:sz="4" w:space="0" w:color="000000"/>
+            </w:tcBorders>
+            <w:vAlign w:val="bottom"/>
+          </w:tcPr>
+          <w:p>
+            <w:pPr>
+              <w:pStyle w:val="Normal"/>
+              <w:widowControl w:val="false"/>
+              <w:spacing w:lineRule="auto" w:line="180"/>
+              <w:jc w:val="center"/>
+              <w:rPr>
+                <w:color w:val="000000"/>
+                <w:sz w:val="16"/>
+                <w:szCs w:val="16"/>
+              </w:rPr>
+            </w:pPr>
+            <w:r>
+              <w:rPr>
+                <w:rFonts w:eastAsia="arial" w:ascii="arial" w:hAnsi="arial"/>
+                <w:color w:val="000000"/>
+                <w:sz w:val="16"/>
+                <w:szCs w:val="16"/>
+              </w:rPr>
+              <w:t>Gauge Light Dw</w:t>
+            </w:r>
+          </w:p>
+        </w:tc>
+        <w:tc>
+          <w:tcPr>
+            <w:tcW w:w="1016" w:type="dxa"/>
+            <w:tcBorders>
+              <w:top w:val="single" w:sz="4" w:space="0" w:color="000000"/>
+              <w:left w:val="single" w:sz="4" w:space="0" w:color="000000"/>
+              <w:bottom w:val="single" w:sz="4" w:space="0" w:color="000000"/>
+            </w:tcBorders>
+            <w:vAlign w:val="bottom"/>
+          </w:tcPr>
+          <w:p>
+            <w:pPr>
+              <w:pStyle w:val="Normal"/>
+              <w:widowControl w:val="false"/>
+              <w:spacing w:lineRule="auto" w:line="180"/>
+              <w:jc w:val="center"/>
+              <w:rPr>
+                <w:color w:val="000000"/>
+                <w:sz w:val="16"/>
+                <w:szCs w:val="16"/>
+              </w:rPr>
+            </w:pPr>
+            <w:r>
+              <w:rPr>
+                <w:rFonts w:eastAsia="arial" w:ascii="arial" w:hAnsi="arial"/>
+                <w:color w:val="000000"/>
+                <w:sz w:val="16"/>
+                <w:szCs w:val="16"/>
+              </w:rPr>
+              <w:t>Exterior</w:t>
+            </w:r>
+          </w:p>
+          <w:p>
+            <w:pPr>
+              <w:pStyle w:val="Normal"/>
+              <w:widowControl w:val="false"/>
+              <w:spacing w:lineRule="auto" w:line="180"/>
+              <w:jc w:val="center"/>
+              <w:rPr>
+                <w:color w:val="000000"/>
+                <w:sz w:val="16"/>
+                <w:szCs w:val="16"/>
+              </w:rPr>
+            </w:pPr>
+            <w:r>
+              <w:rPr>
+                <w:rFonts w:eastAsia="arial" w:ascii="arial" w:hAnsi="arial"/>
+                <w:color w:val="000000"/>
+                <w:sz w:val="16"/>
+                <w:szCs w:val="16"/>
+              </w:rPr>
+              <w:t>Camera</w:t>
+            </w:r>
+          </w:p>
+        </w:tc>
+        <w:tc>
+          <w:tcPr>
+            <w:tcW w:w="1029" w:type="dxa"/>
+            <w:tcBorders>
+              <w:top w:val="single" w:sz="4" w:space="0" w:color="000000"/>
+              <w:left w:val="single" w:sz="4" w:space="0" w:color="000000"/>
+              <w:bottom w:val="single" w:sz="4" w:space="0" w:color="000000"/>
+              <w:right w:val="single" w:sz="4" w:space="0" w:color="000000"/>
+            </w:tcBorders>
+            <w:vAlign w:val="bottom"/>
+          </w:tcPr>
+          <w:p>
+            <w:pPr>
+              <w:pStyle w:val="Normal"/>
+              <w:widowControl w:val="false"/>
+              <w:spacing w:lineRule="auto" w:line="180"/>
+              <w:jc w:val="center"/>
+              <w:rPr>
+                <w:color w:val="000000"/>
+                <w:sz w:val="16"/>
+                <w:szCs w:val="16"/>
+              </w:rPr>
+            </w:pPr>
+            <w:r>
+              <w:rPr>
+                <w:rFonts w:eastAsia="arial" w:ascii="arial" w:hAnsi="arial"/>
+                <w:color w:val="000000"/>
+                <w:sz w:val="16"/>
+                <w:szCs w:val="16"/>
+              </w:rPr>
+              <w:t>Prev</w:t>
+            </w:r>
+          </w:p>
+          <w:p>
+            <w:pPr>
+              <w:pStyle w:val="Normal"/>
+              <w:widowControl w:val="false"/>
+              <w:spacing w:lineRule="auto" w:line="180"/>
+              <w:jc w:val="center"/>
+              <w:rPr>
+                <w:color w:val="000000"/>
+                <w:sz w:val="16"/>
+                <w:szCs w:val="16"/>
+              </w:rPr>
+            </w:pPr>
+            <w:r>
+              <w:rPr>
+                <w:rFonts w:eastAsia="arial" w:ascii="arial" w:hAnsi="arial"/>
+                <w:color w:val="000000"/>
+                <w:sz w:val="16"/>
+                <w:szCs w:val="16"/>
+              </w:rPr>
+              <w:t>Cab Cam</w:t>
+            </w:r>
+          </w:p>
+        </w:tc>
+      </w:tr>
+    </w:tbl>
+    <w:p>
+      <w:pPr>
+        <w:pStyle w:val="Normal"/>
+        <w:bidi w:val="0"/>
+        <w:rPr>
+          <w:color w:val="000000"/>
+          <w:sz w:val="16"/>
+          <w:szCs w:val="16"/>
+        </w:rPr>
+      </w:pPr>
+      <w:r>
+        <w:rPr>
+          <w:color w:val="000000"/>
+          <w:sz w:val="16"/>
+          <w:szCs w:val="16"/>
+        </w:rPr>
       </w:r>
     </w:p>
     <w:sectPr>

--- a/raildriver-Germany-Remapped.docx
+++ b/raildriver-Germany-Remapped.docx
@@ -28744,24 +28744,668 @@
               </w:rPr>
             </w:pPr>
             <w:r>
+              <w:rPr>
+                <w:color w:val="000000"/>
+                <w:sz w:val="16"/>
+                <w:szCs w:val="16"/>
+              </w:rPr>
+            </w:r>
+          </w:p>
+        </w:tc>
+        <w:tc>
+          <w:tcPr>
+            <w:tcW w:w="1016" w:type="dxa"/>
+            <w:tcBorders>
+              <w:top w:val="single" w:sz="4" w:space="0" w:color="000000"/>
+              <w:left w:val="single" w:sz="4" w:space="0" w:color="000000"/>
+              <w:bottom w:val="single" w:sz="4" w:space="0" w:color="000000"/>
+            </w:tcBorders>
+            <w:vAlign w:val="bottom"/>
+          </w:tcPr>
+          <w:p>
+            <w:pPr>
+              <w:pStyle w:val="Normal"/>
+              <w:widowControl w:val="false"/>
+              <w:jc w:val="center"/>
+              <w:rPr>
+                <w:color w:val="000000"/>
+                <w:sz w:val="16"/>
+                <w:szCs w:val="16"/>
+              </w:rPr>
+            </w:pPr>
+            <w:r>
+              <w:rPr>
+                <w:rFonts w:eastAsia="arial" w:ascii="arial" w:hAnsi="arial"/>
+                <w:color w:val="000000"/>
+                <w:sz w:val="16"/>
+                <w:szCs w:val="16"/>
+              </w:rPr>
+              <w:t>Cab Light</w:t>
+            </w:r>
+          </w:p>
+          <w:p>
+            <w:pPr>
+              <w:pStyle w:val="Normal"/>
+              <w:widowControl w:val="false"/>
+              <w:spacing w:lineRule="auto" w:line="180"/>
+              <w:jc w:val="center"/>
+              <w:rPr>
+                <w:color w:val="000000"/>
+                <w:sz w:val="16"/>
+                <w:szCs w:val="16"/>
+              </w:rPr>
+            </w:pPr>
+            <w:r>
+              <w:rPr>
+                <w:rFonts w:eastAsia="arial" w:ascii="arial" w:hAnsi="arial"/>
+                <w:color w:val="000000"/>
+                <w:sz w:val="16"/>
+                <w:szCs w:val="16"/>
+              </w:rPr>
+              <w:t>Cab</w:t>
+            </w:r>
+          </w:p>
+        </w:tc>
+        <w:tc>
+          <w:tcPr>
+            <w:tcW w:w="1016" w:type="dxa"/>
+            <w:tcBorders>
+              <w:top w:val="single" w:sz="4" w:space="0" w:color="000000"/>
+              <w:left w:val="single" w:sz="4" w:space="0" w:color="000000"/>
+              <w:bottom w:val="single" w:sz="4" w:space="0" w:color="000000"/>
+            </w:tcBorders>
+            <w:vAlign w:val="bottom"/>
+          </w:tcPr>
+          <w:p>
+            <w:pPr>
+              <w:pStyle w:val="Normal"/>
+              <w:widowControl w:val="false"/>
+              <w:spacing w:lineRule="auto" w:line="180"/>
+              <w:jc w:val="center"/>
+              <w:rPr>
+                <w:color w:val="000000"/>
+                <w:sz w:val="16"/>
+                <w:szCs w:val="16"/>
+              </w:rPr>
+            </w:pPr>
+            <w:r>
+              <w:rPr>
+                <w:rFonts w:eastAsia="arial" w:ascii="arial" w:hAnsi="arial"/>
+                <w:color w:val="000000"/>
+                <w:sz w:val="16"/>
+                <w:szCs w:val="16"/>
+              </w:rPr>
+              <w:t>Gauge Light Dw</w:t>
+            </w:r>
+          </w:p>
+        </w:tc>
+        <w:tc>
+          <w:tcPr>
+            <w:tcW w:w="1016" w:type="dxa"/>
+            <w:tcBorders>
+              <w:top w:val="single" w:sz="4" w:space="0" w:color="000000"/>
+              <w:left w:val="single" w:sz="4" w:space="0" w:color="000000"/>
+              <w:bottom w:val="single" w:sz="4" w:space="0" w:color="000000"/>
+            </w:tcBorders>
+            <w:vAlign w:val="bottom"/>
+          </w:tcPr>
+          <w:p>
+            <w:pPr>
+              <w:pStyle w:val="Normal"/>
+              <w:widowControl w:val="false"/>
+              <w:spacing w:lineRule="auto" w:line="180"/>
+              <w:jc w:val="center"/>
+              <w:rPr>
+                <w:color w:val="000000"/>
+                <w:sz w:val="16"/>
+                <w:szCs w:val="16"/>
+              </w:rPr>
+            </w:pPr>
+            <w:r>
+              <w:rPr>
+                <w:rFonts w:eastAsia="arial" w:ascii="arial" w:hAnsi="arial"/>
+                <w:color w:val="000000"/>
+                <w:sz w:val="16"/>
+                <w:szCs w:val="16"/>
+              </w:rPr>
+              <w:t>Exterior</w:t>
+            </w:r>
+          </w:p>
+          <w:p>
+            <w:pPr>
+              <w:pStyle w:val="Normal"/>
+              <w:widowControl w:val="false"/>
+              <w:spacing w:lineRule="auto" w:line="180"/>
+              <w:jc w:val="center"/>
+              <w:rPr>
+                <w:color w:val="000000"/>
+                <w:sz w:val="16"/>
+                <w:szCs w:val="16"/>
+              </w:rPr>
+            </w:pPr>
+            <w:r>
+              <w:rPr>
+                <w:rFonts w:eastAsia="arial" w:ascii="arial" w:hAnsi="arial"/>
+                <w:color w:val="000000"/>
+                <w:sz w:val="16"/>
+                <w:szCs w:val="16"/>
+              </w:rPr>
+              <w:t>Camera</w:t>
+            </w:r>
+          </w:p>
+        </w:tc>
+        <w:tc>
+          <w:tcPr>
+            <w:tcW w:w="1029" w:type="dxa"/>
+            <w:tcBorders>
+              <w:top w:val="single" w:sz="4" w:space="0" w:color="000000"/>
+              <w:left w:val="single" w:sz="4" w:space="0" w:color="000000"/>
+              <w:bottom w:val="single" w:sz="4" w:space="0" w:color="000000"/>
+              <w:right w:val="single" w:sz="4" w:space="0" w:color="000000"/>
+            </w:tcBorders>
+            <w:vAlign w:val="bottom"/>
+          </w:tcPr>
+          <w:p>
+            <w:pPr>
+              <w:pStyle w:val="Normal"/>
+              <w:widowControl w:val="false"/>
+              <w:spacing w:lineRule="auto" w:line="180"/>
+              <w:jc w:val="center"/>
+              <w:rPr>
+                <w:color w:val="000000"/>
+                <w:sz w:val="16"/>
+                <w:szCs w:val="16"/>
+              </w:rPr>
+            </w:pPr>
+            <w:r>
+              <w:rPr>
+                <w:rFonts w:eastAsia="arial" w:ascii="arial" w:hAnsi="arial"/>
+                <w:color w:val="000000"/>
+                <w:sz w:val="16"/>
+                <w:szCs w:val="16"/>
+              </w:rPr>
+              <w:t>Prev</w:t>
+            </w:r>
+          </w:p>
+          <w:p>
+            <w:pPr>
+              <w:pStyle w:val="Normal"/>
+              <w:widowControl w:val="false"/>
+              <w:spacing w:lineRule="auto" w:line="180"/>
+              <w:jc w:val="center"/>
+              <w:rPr>
+                <w:color w:val="000000"/>
+                <w:sz w:val="16"/>
+                <w:szCs w:val="16"/>
+              </w:rPr>
+            </w:pPr>
+            <w:r>
+              <w:rPr>
+                <w:rFonts w:eastAsia="arial" w:ascii="arial" w:hAnsi="arial"/>
+                <w:color w:val="000000"/>
+                <w:sz w:val="16"/>
+                <w:szCs w:val="16"/>
+              </w:rPr>
+              <w:t>Cab Cam</w:t>
+            </w:r>
+          </w:p>
+        </w:tc>
+      </w:tr>
+    </w:tbl>
+    <w:p>
+      <w:pPr>
+        <w:pStyle w:val="Normal"/>
+        <w:bidi w:val="0"/>
+        <w:rPr>
+          <w:color w:val="000000"/>
+          <w:sz w:val="16"/>
+          <w:szCs w:val="16"/>
+        </w:rPr>
+      </w:pPr>
+      <w:r>
+        <w:rPr>
+          <w:color w:val="000000"/>
+          <w:sz w:val="16"/>
+          <w:szCs w:val="16"/>
+        </w:rPr>
+      </w:r>
+    </w:p>
+    <w:p>
+      <w:pPr>
+        <w:pStyle w:val="Normal"/>
+        <w:rPr>
+          <w:color w:val="000000"/>
+          <w:sz w:val="16"/>
+          <w:szCs w:val="16"/>
+        </w:rPr>
+      </w:pPr>
+      <w:r>
+        <w:rPr>
+          <w:color w:val="000000"/>
+          <w:sz w:val="16"/>
+          <w:szCs w:val="16"/>
+        </w:rPr>
+        <w:tab/>
+        <w:t xml:space="preserve">       </w:t>
+      </w:r>
+      <w:r>
+        <w:rPr>
+          <w:rFonts w:eastAsia="arial" w:ascii="arial" w:hAnsi="arial"/>
+          <w:color w:val="000000"/>
+          <w:sz w:val="16"/>
+          <w:szCs w:val="16"/>
+        </w:rPr>
+        <w:t xml:space="preserve">    DB BR 40</w:t>
+      </w:r>
+      <w:r>
+        <w:rPr>
+          <w:rFonts w:eastAsia="arial" w:ascii="arial" w:hAnsi="arial"/>
+          <w:color w:val="000000"/>
+          <w:sz w:val="16"/>
+          <w:szCs w:val="16"/>
+        </w:rPr>
+        <w:t>3</w:t>
+      </w:r>
+      <w:r>
+        <w:rPr>
+          <w:rFonts w:eastAsia="arial" w:ascii="arial" w:hAnsi="arial"/>
+          <w:color w:val="000000"/>
+          <w:sz w:val="16"/>
+          <w:szCs w:val="16"/>
+        </w:rPr>
+        <w:t xml:space="preserve"> ICE </w:t>
+      </w:r>
+      <w:r>
+        <w:rPr>
+          <w:rFonts w:eastAsia="arial" w:ascii="arial" w:hAnsi="arial"/>
+          <w:color w:val="000000"/>
+          <w:sz w:val="16"/>
+          <w:szCs w:val="16"/>
+        </w:rPr>
+        <w:t>3</w:t>
+      </w:r>
+      <w:r>
+        <w:rPr>
+          <w:rFonts w:eastAsia="arial" w:ascii="arial" w:hAnsi="arial"/>
+          <w:color w:val="000000"/>
+          <w:sz w:val="16"/>
+          <w:szCs w:val="16"/>
+        </w:rPr>
+        <w:t>-1</w:t>
+      </w:r>
+    </w:p>
+    <w:tbl>
+      <w:tblPr>
+        <w:tblW w:w="14248" w:type="dxa"/>
+        <w:jc w:val="left"/>
+        <w:tblInd w:w="-5" w:type="dxa"/>
+        <w:tblLayout w:type="fixed"/>
+        <w:tblCellMar>
+          <w:top w:w="0" w:type="dxa"/>
+          <w:left w:w="108" w:type="dxa"/>
+          <w:bottom w:w="0" w:type="dxa"/>
+          <w:right w:w="108" w:type="dxa"/>
+        </w:tblCellMar>
+        <w:tblLook w:firstRow="1" w:noVBand="1" w:lastRow="0" w:firstColumn="1" w:lastColumn="0" w:noHBand="0" w:val="04a0"/>
+      </w:tblPr>
+      <w:tblGrid>
+        <w:gridCol w:w="1017"/>
+        <w:gridCol w:w="1019"/>
+        <w:gridCol w:w="1014"/>
+        <w:gridCol w:w="1016"/>
+        <w:gridCol w:w="1020"/>
+        <w:gridCol w:w="1016"/>
+        <w:gridCol w:w="1016"/>
+        <w:gridCol w:w="1017"/>
+        <w:gridCol w:w="1016"/>
+        <w:gridCol w:w="1020"/>
+        <w:gridCol w:w="1016"/>
+        <w:gridCol w:w="1016"/>
+        <w:gridCol w:w="1016"/>
+        <w:gridCol w:w="1029"/>
+      </w:tblGrid>
+      <w:tr>
+        <w:trPr>
+          <w:trHeight w:val="440" w:hRule="exact"/>
+          <w:cantSplit w:val="true"/>
+        </w:trPr>
+        <w:tc>
+          <w:tcPr>
+            <w:tcW w:w="1017" w:type="dxa"/>
+            <w:tcBorders>
+              <w:top w:val="single" w:sz="4" w:space="0" w:color="000000"/>
+              <w:left w:val="single" w:sz="4" w:space="0" w:color="000000"/>
+              <w:bottom w:val="single" w:sz="4" w:space="0" w:color="000000"/>
+            </w:tcBorders>
+            <w:vAlign w:val="bottom"/>
+          </w:tcPr>
+          <w:p>
+            <w:pPr>
+              <w:pStyle w:val="Normal"/>
+              <w:widowControl w:val="false"/>
+              <w:spacing w:lineRule="auto" w:line="180" w:before="0" w:after="60"/>
+              <w:jc w:val="center"/>
+              <w:rPr>
+                <w:color w:val="000000"/>
+                <w:sz w:val="16"/>
+                <w:szCs w:val="16"/>
+              </w:rPr>
+            </w:pPr>
+            <w:r>
+              <w:rPr>
+                <w:rFonts w:eastAsia="arial" w:ascii="arial" w:hAnsi="arial"/>
+                <w:b/>
+                <w:color w:val="000000"/>
+                <w:sz w:val="16"/>
+                <w:szCs w:val="16"/>
+              </w:rPr>
+              <w:t>Pause</w:t>
+            </w:r>
+          </w:p>
+        </w:tc>
+        <w:tc>
+          <w:tcPr>
+            <w:tcW w:w="1019" w:type="dxa"/>
+            <w:tcBorders>
+              <w:top w:val="single" w:sz="4" w:space="0" w:color="000000"/>
+              <w:left w:val="single" w:sz="4" w:space="0" w:color="000000"/>
+              <w:bottom w:val="single" w:sz="4" w:space="0" w:color="000000"/>
+            </w:tcBorders>
+            <w:vAlign w:val="bottom"/>
+          </w:tcPr>
+          <w:p>
+            <w:pPr>
+              <w:pStyle w:val="Normal"/>
+              <w:widowControl w:val="false"/>
+              <w:spacing w:lineRule="auto" w:line="180"/>
+              <w:jc w:val="center"/>
+              <w:rPr>
+                <w:color w:val="000000"/>
+                <w:sz w:val="16"/>
+                <w:szCs w:val="16"/>
+              </w:rPr>
+            </w:pPr>
+            <w:r>
               <w:rPr/>
             </w:r>
           </w:p>
         </w:tc>
         <w:tc>
           <w:tcPr>
-            <w:tcW w:w="1016" w:type="dxa"/>
-            <w:tcBorders>
-              <w:top w:val="single" w:sz="4" w:space="0" w:color="000000"/>
-              <w:left w:val="single" w:sz="4" w:space="0" w:color="000000"/>
-              <w:bottom w:val="single" w:sz="4" w:space="0" w:color="000000"/>
-            </w:tcBorders>
-            <w:vAlign w:val="bottom"/>
-          </w:tcPr>
-          <w:p>
-            <w:pPr>
-              <w:pStyle w:val="Normal"/>
-              <w:widowControl w:val="false"/>
+            <w:tcW w:w="1014" w:type="dxa"/>
+            <w:tcBorders>
+              <w:top w:val="single" w:sz="4" w:space="0" w:color="000000"/>
+              <w:left w:val="single" w:sz="4" w:space="0" w:color="000000"/>
+              <w:bottom w:val="single" w:sz="4" w:space="0" w:color="000000"/>
+            </w:tcBorders>
+            <w:vAlign w:val="bottom"/>
+          </w:tcPr>
+          <w:p>
+            <w:pPr>
+              <w:pStyle w:val="Normal"/>
+              <w:widowControl w:val="false"/>
+              <w:spacing w:lineRule="auto" w:line="180"/>
+              <w:jc w:val="center"/>
+              <w:rPr>
+                <w:color w:val="000000"/>
+                <w:sz w:val="16"/>
+                <w:szCs w:val="16"/>
+              </w:rPr>
+            </w:pPr>
+            <w:r>
+              <w:rPr>
+                <w:color w:val="000000"/>
+                <w:sz w:val="16"/>
+                <w:szCs w:val="16"/>
+              </w:rPr>
+              <w:t>MCB Close</w:t>
+            </w:r>
+          </w:p>
+        </w:tc>
+        <w:tc>
+          <w:tcPr>
+            <w:tcW w:w="1016" w:type="dxa"/>
+            <w:tcBorders>
+              <w:top w:val="single" w:sz="4" w:space="0" w:color="000000"/>
+              <w:left w:val="single" w:sz="4" w:space="0" w:color="000000"/>
+              <w:bottom w:val="single" w:sz="4" w:space="0" w:color="000000"/>
+            </w:tcBorders>
+            <w:vAlign w:val="bottom"/>
+          </w:tcPr>
+          <w:p>
+            <w:pPr>
+              <w:pStyle w:val="Normal"/>
+              <w:widowControl w:val="false"/>
+              <w:spacing w:lineRule="auto" w:line="180"/>
+              <w:jc w:val="center"/>
+              <w:rPr>
+                <w:sz w:val="16"/>
+                <w:szCs w:val="16"/>
+              </w:rPr>
+            </w:pPr>
+            <w:r>
+              <w:rPr>
+                <w:rFonts w:eastAsia="arial" w:ascii="arial" w:hAnsi="arial"/>
+                <w:color w:val="000000"/>
+                <w:sz w:val="16"/>
+                <w:szCs w:val="16"/>
+              </w:rPr>
+              <w:t>PZB/LZB</w:t>
+            </w:r>
+          </w:p>
+        </w:tc>
+        <w:tc>
+          <w:tcPr>
+            <w:tcW w:w="1020" w:type="dxa"/>
+            <w:tcBorders>
+              <w:top w:val="single" w:sz="4" w:space="0" w:color="000000"/>
+              <w:left w:val="single" w:sz="4" w:space="0" w:color="000000"/>
+              <w:bottom w:val="single" w:sz="4" w:space="0" w:color="000000"/>
+            </w:tcBorders>
+            <w:vAlign w:val="bottom"/>
+          </w:tcPr>
+          <w:p>
+            <w:pPr>
+              <w:pStyle w:val="Normal"/>
+              <w:widowControl w:val="false"/>
+              <w:spacing w:lineRule="auto" w:line="180"/>
+              <w:jc w:val="center"/>
+              <w:rPr>
+                <w:color w:val="000000"/>
+                <w:sz w:val="16"/>
+                <w:szCs w:val="16"/>
+              </w:rPr>
+            </w:pPr>
+            <w:r>
+              <w:rPr>
+                <w:rFonts w:eastAsia="arial" w:ascii="arial" w:hAnsi="arial"/>
+                <w:color w:val="000000"/>
+                <w:sz w:val="16"/>
+                <w:szCs w:val="16"/>
+              </w:rPr>
+              <w:t>Panto. Raise</w:t>
+            </w:r>
+          </w:p>
+        </w:tc>
+        <w:tc>
+          <w:tcPr>
+            <w:tcW w:w="1016" w:type="dxa"/>
+            <w:tcBorders>
+              <w:top w:val="single" w:sz="4" w:space="0" w:color="000000"/>
+              <w:left w:val="single" w:sz="4" w:space="0" w:color="000000"/>
+              <w:bottom w:val="single" w:sz="4" w:space="0" w:color="000000"/>
+            </w:tcBorders>
+            <w:vAlign w:val="bottom"/>
+          </w:tcPr>
+          <w:p>
+            <w:pPr>
+              <w:pStyle w:val="Normal"/>
+              <w:widowControl w:val="false"/>
+              <w:jc w:val="center"/>
+              <w:rPr>
+                <w:color w:val="000000"/>
+                <w:sz w:val="16"/>
+                <w:szCs w:val="16"/>
+              </w:rPr>
+            </w:pPr>
+            <w:r>
+              <w:rPr/>
+            </w:r>
+          </w:p>
+        </w:tc>
+        <w:tc>
+          <w:tcPr>
+            <w:tcW w:w="1016" w:type="dxa"/>
+            <w:tcBorders>
+              <w:top w:val="single" w:sz="4" w:space="0" w:color="000000"/>
+              <w:left w:val="single" w:sz="4" w:space="0" w:color="000000"/>
+              <w:bottom w:val="single" w:sz="4" w:space="0" w:color="000000"/>
+            </w:tcBorders>
+            <w:vAlign w:val="bottom"/>
+          </w:tcPr>
+          <w:p>
+            <w:pPr>
+              <w:pStyle w:val="Normal"/>
+              <w:widowControl w:val="false"/>
+              <w:jc w:val="center"/>
+              <w:rPr>
+                <w:sz w:val="16"/>
+                <w:szCs w:val="16"/>
+              </w:rPr>
+            </w:pPr>
+            <w:r>
+              <w:rPr/>
+            </w:r>
+          </w:p>
+        </w:tc>
+        <w:tc>
+          <w:tcPr>
+            <w:tcW w:w="1017" w:type="dxa"/>
+            <w:tcBorders>
+              <w:top w:val="single" w:sz="4" w:space="0" w:color="000000"/>
+              <w:left w:val="single" w:sz="4" w:space="0" w:color="000000"/>
+              <w:bottom w:val="single" w:sz="4" w:space="0" w:color="000000"/>
+            </w:tcBorders>
+            <w:vAlign w:val="bottom"/>
+          </w:tcPr>
+          <w:p>
+            <w:pPr>
+              <w:pStyle w:val="Normal"/>
+              <w:widowControl w:val="false"/>
+              <w:jc w:val="center"/>
+              <w:rPr>
+                <w:rFonts w:ascii="arial" w:hAnsi="arial" w:eastAsia="arial"/>
+                <w:color w:val="000000"/>
+                <w:sz w:val="16"/>
+                <w:szCs w:val="16"/>
+              </w:rPr>
+            </w:pPr>
+            <w:r>
+              <w:rPr/>
+            </w:r>
+          </w:p>
+        </w:tc>
+        <w:tc>
+          <w:tcPr>
+            <w:tcW w:w="1016" w:type="dxa"/>
+            <w:tcBorders>
+              <w:top w:val="single" w:sz="4" w:space="0" w:color="000000"/>
+              <w:left w:val="single" w:sz="4" w:space="0" w:color="000000"/>
+              <w:bottom w:val="single" w:sz="4" w:space="0" w:color="000000"/>
+            </w:tcBorders>
+            <w:vAlign w:val="bottom"/>
+          </w:tcPr>
+          <w:p>
+            <w:pPr>
+              <w:pStyle w:val="Normal"/>
+              <w:widowControl w:val="false"/>
+              <w:spacing w:lineRule="auto" w:line="180"/>
+              <w:jc w:val="center"/>
+              <w:rPr>
+                <w:color w:val="000000"/>
+                <w:sz w:val="16"/>
+                <w:szCs w:val="16"/>
+              </w:rPr>
+            </w:pPr>
+            <w:r>
+              <w:rPr>
+                <w:rFonts w:eastAsia="arial" w:ascii="arial" w:hAnsi="arial"/>
+                <w:color w:val="000000"/>
+                <w:sz w:val="16"/>
+                <w:szCs w:val="16"/>
+              </w:rPr>
+              <w:t>Gauge Light Up</w:t>
+            </w:r>
+          </w:p>
+        </w:tc>
+        <w:tc>
+          <w:tcPr>
+            <w:tcW w:w="1020" w:type="dxa"/>
+            <w:tcBorders>
+              <w:top w:val="single" w:sz="4" w:space="0" w:color="000000"/>
+              <w:left w:val="single" w:sz="4" w:space="0" w:color="000000"/>
+              <w:bottom w:val="single" w:sz="4" w:space="0" w:color="000000"/>
+            </w:tcBorders>
+            <w:vAlign w:val="bottom"/>
+          </w:tcPr>
+          <w:p>
+            <w:pPr>
+              <w:pStyle w:val="Normal"/>
+              <w:widowControl w:val="false"/>
+              <w:jc w:val="center"/>
+              <w:rPr>
+                <w:color w:val="000000"/>
+                <w:sz w:val="16"/>
+                <w:szCs w:val="16"/>
+              </w:rPr>
+            </w:pPr>
+            <w:r>
+              <w:rPr>
+                <w:rFonts w:eastAsia="arial" w:ascii="arial" w:hAnsi="arial"/>
+                <w:color w:val="000000"/>
+                <w:sz w:val="16"/>
+                <w:szCs w:val="16"/>
+              </w:rPr>
+              <w:t>Emer.</w:t>
+            </w:r>
+          </w:p>
+          <w:p>
+            <w:pPr>
+              <w:pStyle w:val="Normal"/>
+              <w:widowControl w:val="false"/>
+              <w:jc w:val="center"/>
+              <w:rPr>
+                <w:color w:val="000000"/>
+                <w:sz w:val="16"/>
+                <w:szCs w:val="16"/>
+              </w:rPr>
+            </w:pPr>
+            <w:r>
+              <w:rPr>
+                <w:rFonts w:eastAsia="arial" w:ascii="arial" w:hAnsi="arial"/>
+                <w:color w:val="000000"/>
+                <w:sz w:val="16"/>
+                <w:szCs w:val="16"/>
+              </w:rPr>
+              <w:t>Brake</w:t>
+            </w:r>
+          </w:p>
+        </w:tc>
+        <w:tc>
+          <w:tcPr>
+            <w:tcW w:w="1016" w:type="dxa"/>
+            <w:tcBorders>
+              <w:top w:val="single" w:sz="4" w:space="0" w:color="000000"/>
+              <w:left w:val="single" w:sz="4" w:space="0" w:color="000000"/>
+              <w:bottom w:val="single" w:sz="4" w:space="0" w:color="000000"/>
+            </w:tcBorders>
+            <w:vAlign w:val="bottom"/>
+          </w:tcPr>
+          <w:p>
+            <w:pPr>
+              <w:pStyle w:val="Normal"/>
+              <w:widowControl w:val="false"/>
+              <w:spacing w:lineRule="auto" w:line="180"/>
               <w:jc w:val="center"/>
               <w:rPr>
                 <w:color w:val="000000"/>
@@ -28779,26 +29423,502 @@
               <w:t>Cab Light</w:t>
             </w:r>
           </w:p>
-          <w:p>
-            <w:pPr>
-              <w:pStyle w:val="Normal"/>
-              <w:widowControl w:val="false"/>
-              <w:spacing w:lineRule="auto" w:line="180"/>
-              <w:jc w:val="center"/>
-              <w:rPr>
-                <w:color w:val="000000"/>
-                <w:sz w:val="16"/>
-                <w:szCs w:val="16"/>
-              </w:rPr>
-            </w:pPr>
-            <w:r>
-              <w:rPr>
-                <w:rFonts w:eastAsia="arial" w:ascii="arial" w:hAnsi="arial"/>
-                <w:color w:val="000000"/>
-                <w:sz w:val="16"/>
-                <w:szCs w:val="16"/>
-              </w:rPr>
-              <w:t>Cab</w:t>
+        </w:tc>
+        <w:tc>
+          <w:tcPr>
+            <w:tcW w:w="1016" w:type="dxa"/>
+            <w:tcBorders>
+              <w:top w:val="single" w:sz="4" w:space="0" w:color="000000"/>
+              <w:left w:val="single" w:sz="4" w:space="0" w:color="000000"/>
+              <w:bottom w:val="single" w:sz="4" w:space="0" w:color="000000"/>
+            </w:tcBorders>
+            <w:vAlign w:val="bottom"/>
+          </w:tcPr>
+          <w:p>
+            <w:pPr>
+              <w:pStyle w:val="Normal"/>
+              <w:widowControl w:val="false"/>
+              <w:spacing w:lineRule="auto" w:line="180"/>
+              <w:jc w:val="center"/>
+              <w:rPr>
+                <w:color w:val="000000"/>
+                <w:sz w:val="16"/>
+                <w:szCs w:val="16"/>
+              </w:rPr>
+            </w:pPr>
+            <w:r>
+              <w:rPr>
+                <w:rFonts w:eastAsia="arial" w:ascii="arial" w:hAnsi="arial"/>
+                <w:color w:val="000000"/>
+                <w:sz w:val="16"/>
+                <w:szCs w:val="16"/>
+              </w:rPr>
+              <w:t>Parking Brake On</w:t>
+            </w:r>
+          </w:p>
+        </w:tc>
+        <w:tc>
+          <w:tcPr>
+            <w:tcW w:w="1016" w:type="dxa"/>
+            <w:tcBorders>
+              <w:top w:val="single" w:sz="4" w:space="0" w:color="000000"/>
+              <w:left w:val="single" w:sz="4" w:space="0" w:color="000000"/>
+              <w:bottom w:val="single" w:sz="4" w:space="0" w:color="000000"/>
+            </w:tcBorders>
+            <w:vAlign w:val="bottom"/>
+          </w:tcPr>
+          <w:p>
+            <w:pPr>
+              <w:pStyle w:val="Normal"/>
+              <w:widowControl w:val="false"/>
+              <w:spacing w:lineRule="auto" w:line="180"/>
+              <w:jc w:val="center"/>
+              <w:rPr>
+                <w:color w:val="000000"/>
+                <w:sz w:val="16"/>
+                <w:szCs w:val="16"/>
+              </w:rPr>
+            </w:pPr>
+            <w:r>
+              <w:rPr>
+                <w:rFonts w:eastAsia="arial" w:ascii="arial" w:hAnsi="arial"/>
+                <w:color w:val="000000"/>
+                <w:sz w:val="16"/>
+                <w:szCs w:val="16"/>
+              </w:rPr>
+              <w:t>1P Cam</w:t>
+            </w:r>
+          </w:p>
+        </w:tc>
+        <w:tc>
+          <w:tcPr>
+            <w:tcW w:w="1029" w:type="dxa"/>
+            <w:tcBorders>
+              <w:top w:val="single" w:sz="4" w:space="0" w:color="000000"/>
+              <w:left w:val="single" w:sz="4" w:space="0" w:color="000000"/>
+              <w:bottom w:val="single" w:sz="4" w:space="0" w:color="000000"/>
+              <w:right w:val="single" w:sz="4" w:space="0" w:color="000000"/>
+            </w:tcBorders>
+            <w:vAlign w:val="bottom"/>
+          </w:tcPr>
+          <w:p>
+            <w:pPr>
+              <w:pStyle w:val="Normal"/>
+              <w:widowControl w:val="false"/>
+              <w:spacing w:lineRule="auto" w:line="180"/>
+              <w:jc w:val="center"/>
+              <w:rPr>
+                <w:color w:val="000000"/>
+                <w:sz w:val="16"/>
+                <w:szCs w:val="16"/>
+              </w:rPr>
+            </w:pPr>
+            <w:r>
+              <w:rPr>
+                <w:rFonts w:eastAsia="arial" w:ascii="arial" w:hAnsi="arial"/>
+                <w:color w:val="000000"/>
+                <w:sz w:val="16"/>
+                <w:szCs w:val="16"/>
+              </w:rPr>
+              <w:t>Next</w:t>
+            </w:r>
+          </w:p>
+          <w:p>
+            <w:pPr>
+              <w:pStyle w:val="Normal"/>
+              <w:widowControl w:val="false"/>
+              <w:spacing w:lineRule="auto" w:line="180"/>
+              <w:jc w:val="center"/>
+              <w:rPr>
+                <w:color w:val="000000"/>
+                <w:sz w:val="16"/>
+                <w:szCs w:val="16"/>
+              </w:rPr>
+            </w:pPr>
+            <w:r>
+              <w:rPr>
+                <w:rFonts w:eastAsia="arial" w:ascii="arial" w:hAnsi="arial"/>
+                <w:color w:val="000000"/>
+                <w:sz w:val="16"/>
+                <w:szCs w:val="16"/>
+              </w:rPr>
+              <w:t>Cab Cam</w:t>
+            </w:r>
+          </w:p>
+        </w:tc>
+      </w:tr>
+    </w:tbl>
+    <w:p>
+      <w:pPr>
+        <w:pStyle w:val="Normal"/>
+        <w:rPr>
+          <w:rFonts w:ascii="arial" w:hAnsi="arial" w:eastAsia="arial"/>
+          <w:color w:val="000000"/>
+          <w:sz w:val="16"/>
+          <w:szCs w:val="16"/>
+        </w:rPr>
+      </w:pPr>
+      <w:r>
+        <w:rPr>
+          <w:rFonts w:eastAsia="arial" w:ascii="arial" w:hAnsi="arial"/>
+          <w:color w:val="000000"/>
+          <w:sz w:val="16"/>
+          <w:szCs w:val="16"/>
+        </w:rPr>
+      </w:r>
+    </w:p>
+    <w:p>
+      <w:pPr>
+        <w:pStyle w:val="Normal"/>
+        <w:rPr>
+          <w:color w:val="000000"/>
+          <w:sz w:val="16"/>
+          <w:szCs w:val="16"/>
+        </w:rPr>
+      </w:pPr>
+      <w:r>
+        <w:rPr>
+          <w:rFonts w:eastAsia="arial" w:ascii="arial" w:hAnsi="arial"/>
+          <w:color w:val="000000"/>
+          <w:sz w:val="16"/>
+          <w:szCs w:val="16"/>
+        </w:rPr>
+        <w:tab/>
+        <w:t xml:space="preserve">           DB BR 40</w:t>
+      </w:r>
+      <w:r>
+        <w:rPr>
+          <w:rFonts w:eastAsia="arial" w:ascii="arial" w:hAnsi="arial"/>
+          <w:color w:val="000000"/>
+          <w:sz w:val="16"/>
+          <w:szCs w:val="16"/>
+        </w:rPr>
+        <w:t>3</w:t>
+      </w:r>
+      <w:r>
+        <w:rPr>
+          <w:rFonts w:eastAsia="arial" w:ascii="arial" w:hAnsi="arial"/>
+          <w:color w:val="000000"/>
+          <w:sz w:val="16"/>
+          <w:szCs w:val="16"/>
+        </w:rPr>
+        <w:t xml:space="preserve"> ICE </w:t>
+      </w:r>
+      <w:r>
+        <w:rPr>
+          <w:rFonts w:eastAsia="arial" w:ascii="arial" w:hAnsi="arial"/>
+          <w:color w:val="000000"/>
+          <w:sz w:val="16"/>
+          <w:szCs w:val="16"/>
+        </w:rPr>
+        <w:t>3</w:t>
+      </w:r>
+      <w:r>
+        <w:rPr>
+          <w:rFonts w:eastAsia="arial" w:ascii="arial" w:hAnsi="arial"/>
+          <w:color w:val="000000"/>
+          <w:sz w:val="16"/>
+          <w:szCs w:val="16"/>
+        </w:rPr>
+        <w:t>-2</w:t>
+      </w:r>
+    </w:p>
+    <w:tbl>
+      <w:tblPr>
+        <w:tblW w:w="14248" w:type="dxa"/>
+        <w:jc w:val="left"/>
+        <w:tblInd w:w="-5" w:type="dxa"/>
+        <w:tblLayout w:type="fixed"/>
+        <w:tblCellMar>
+          <w:top w:w="0" w:type="dxa"/>
+          <w:left w:w="108" w:type="dxa"/>
+          <w:bottom w:w="0" w:type="dxa"/>
+          <w:right w:w="108" w:type="dxa"/>
+        </w:tblCellMar>
+        <w:tblLook w:firstRow="1" w:noVBand="1" w:lastRow="0" w:firstColumn="1" w:lastColumn="0" w:noHBand="0" w:val="04a0"/>
+      </w:tblPr>
+      <w:tblGrid>
+        <w:gridCol w:w="1017"/>
+        <w:gridCol w:w="1019"/>
+        <w:gridCol w:w="1014"/>
+        <w:gridCol w:w="1016"/>
+        <w:gridCol w:w="1020"/>
+        <w:gridCol w:w="1016"/>
+        <w:gridCol w:w="1016"/>
+        <w:gridCol w:w="1017"/>
+        <w:gridCol w:w="1016"/>
+        <w:gridCol w:w="1020"/>
+        <w:gridCol w:w="1016"/>
+        <w:gridCol w:w="1016"/>
+        <w:gridCol w:w="1016"/>
+        <w:gridCol w:w="1029"/>
+      </w:tblGrid>
+      <w:tr>
+        <w:trPr>
+          <w:trHeight w:val="440" w:hRule="exact"/>
+          <w:cantSplit w:val="true"/>
+        </w:trPr>
+        <w:tc>
+          <w:tcPr>
+            <w:tcW w:w="1017" w:type="dxa"/>
+            <w:tcBorders>
+              <w:top w:val="single" w:sz="4" w:space="0" w:color="000000"/>
+              <w:left w:val="single" w:sz="4" w:space="0" w:color="000000"/>
+              <w:bottom w:val="single" w:sz="4" w:space="0" w:color="000000"/>
+            </w:tcBorders>
+            <w:vAlign w:val="bottom"/>
+          </w:tcPr>
+          <w:p>
+            <w:pPr>
+              <w:pStyle w:val="Normal"/>
+              <w:widowControl w:val="false"/>
+              <w:spacing w:lineRule="auto" w:line="180" w:before="0" w:after="60"/>
+              <w:jc w:val="center"/>
+              <w:rPr>
+                <w:color w:val="000000"/>
+                <w:sz w:val="16"/>
+                <w:szCs w:val="16"/>
+              </w:rPr>
+            </w:pPr>
+            <w:r>
+              <w:rPr>
+                <w:rFonts w:eastAsia="arial" w:ascii="arial" w:hAnsi="arial"/>
+                <w:b/>
+                <w:color w:val="000000"/>
+                <w:sz w:val="16"/>
+                <w:szCs w:val="16"/>
+              </w:rPr>
+              <w:t>HUD</w:t>
+            </w:r>
+          </w:p>
+        </w:tc>
+        <w:tc>
+          <w:tcPr>
+            <w:tcW w:w="1019" w:type="dxa"/>
+            <w:tcBorders>
+              <w:top w:val="single" w:sz="4" w:space="0" w:color="000000"/>
+              <w:left w:val="single" w:sz="4" w:space="0" w:color="000000"/>
+              <w:bottom w:val="single" w:sz="4" w:space="0" w:color="000000"/>
+            </w:tcBorders>
+            <w:vAlign w:val="bottom"/>
+          </w:tcPr>
+          <w:p>
+            <w:pPr>
+              <w:pStyle w:val="Normal"/>
+              <w:widowControl w:val="false"/>
+              <w:spacing w:lineRule="auto" w:line="180"/>
+              <w:jc w:val="center"/>
+              <w:rPr>
+                <w:rFonts w:ascii="arial" w:hAnsi="arial" w:eastAsia="arial"/>
+                <w:color w:val="000000"/>
+                <w:sz w:val="16"/>
+                <w:szCs w:val="16"/>
+              </w:rPr>
+            </w:pPr>
+            <w:r>
+              <w:rPr>
+                <w:rFonts w:eastAsia="arial" w:ascii="arial" w:hAnsi="arial"/>
+                <w:color w:val="000000"/>
+                <w:sz w:val="16"/>
+                <w:szCs w:val="16"/>
+              </w:rPr>
+              <w:t>Schedule</w:t>
+            </w:r>
+          </w:p>
+        </w:tc>
+        <w:tc>
+          <w:tcPr>
+            <w:tcW w:w="1014" w:type="dxa"/>
+            <w:tcBorders>
+              <w:top w:val="single" w:sz="4" w:space="0" w:color="000000"/>
+              <w:left w:val="single" w:sz="4" w:space="0" w:color="000000"/>
+              <w:bottom w:val="single" w:sz="4" w:space="0" w:color="000000"/>
+            </w:tcBorders>
+            <w:vAlign w:val="bottom"/>
+          </w:tcPr>
+          <w:p>
+            <w:pPr>
+              <w:pStyle w:val="Normal"/>
+              <w:widowControl w:val="false"/>
+              <w:spacing w:lineRule="auto" w:line="180"/>
+              <w:jc w:val="center"/>
+              <w:rPr>
+                <w:color w:val="000000"/>
+                <w:sz w:val="16"/>
+                <w:szCs w:val="16"/>
+              </w:rPr>
+            </w:pPr>
+            <w:r>
+              <w:rPr>
+                <w:rFonts w:eastAsia="arial" w:ascii="arial" w:hAnsi="arial"/>
+                <w:color w:val="000000"/>
+                <w:sz w:val="16"/>
+                <w:szCs w:val="16"/>
+              </w:rPr>
+              <w:t>MCB Open</w:t>
+            </w:r>
+          </w:p>
+        </w:tc>
+        <w:tc>
+          <w:tcPr>
+            <w:tcW w:w="1016" w:type="dxa"/>
+            <w:tcBorders>
+              <w:top w:val="single" w:sz="4" w:space="0" w:color="000000"/>
+              <w:left w:val="single" w:sz="4" w:space="0" w:color="000000"/>
+              <w:bottom w:val="single" w:sz="4" w:space="0" w:color="000000"/>
+            </w:tcBorders>
+            <w:vAlign w:val="bottom"/>
+          </w:tcPr>
+          <w:p>
+            <w:pPr>
+              <w:pStyle w:val="Normal"/>
+              <w:widowControl w:val="false"/>
+              <w:spacing w:lineRule="auto" w:line="180"/>
+              <w:jc w:val="center"/>
+              <w:rPr>
+                <w:sz w:val="16"/>
+                <w:szCs w:val="16"/>
+              </w:rPr>
+            </w:pPr>
+            <w:r>
+              <w:rPr>
+                <w:sz w:val="16"/>
+                <w:szCs w:val="16"/>
+              </w:rPr>
+              <w:t>Sifa</w:t>
+            </w:r>
+          </w:p>
+        </w:tc>
+        <w:tc>
+          <w:tcPr>
+            <w:tcW w:w="1020" w:type="dxa"/>
+            <w:tcBorders>
+              <w:top w:val="single" w:sz="4" w:space="0" w:color="000000"/>
+              <w:left w:val="single" w:sz="4" w:space="0" w:color="000000"/>
+              <w:bottom w:val="single" w:sz="4" w:space="0" w:color="000000"/>
+            </w:tcBorders>
+            <w:vAlign w:val="bottom"/>
+          </w:tcPr>
+          <w:p>
+            <w:pPr>
+              <w:pStyle w:val="Normal"/>
+              <w:widowControl w:val="false"/>
+              <w:jc w:val="center"/>
+              <w:rPr>
+                <w:rFonts w:ascii="arial" w:hAnsi="arial" w:eastAsia="arial"/>
+                <w:color w:val="000000"/>
+                <w:sz w:val="16"/>
+                <w:szCs w:val="16"/>
+              </w:rPr>
+            </w:pPr>
+            <w:r>
+              <w:rPr>
+                <w:rFonts w:eastAsia="arial" w:ascii="arial" w:hAnsi="arial"/>
+                <w:color w:val="000000"/>
+                <w:sz w:val="16"/>
+                <w:szCs w:val="16"/>
+              </w:rPr>
+              <w:t>Panto.</w:t>
+            </w:r>
+          </w:p>
+          <w:p>
+            <w:pPr>
+              <w:pStyle w:val="Normal"/>
+              <w:widowControl w:val="false"/>
+              <w:jc w:val="center"/>
+              <w:rPr>
+                <w:rFonts w:ascii="arial" w:hAnsi="arial" w:eastAsia="arial"/>
+                <w:color w:val="000000"/>
+                <w:sz w:val="16"/>
+                <w:szCs w:val="16"/>
+              </w:rPr>
+            </w:pPr>
+            <w:r>
+              <w:rPr>
+                <w:rFonts w:eastAsia="arial" w:ascii="arial" w:hAnsi="arial"/>
+                <w:color w:val="000000"/>
+                <w:sz w:val="16"/>
+                <w:szCs w:val="16"/>
+              </w:rPr>
+              <w:t>Low</w:t>
+            </w:r>
+          </w:p>
+        </w:tc>
+        <w:tc>
+          <w:tcPr>
+            <w:tcW w:w="1016" w:type="dxa"/>
+            <w:tcBorders>
+              <w:top w:val="single" w:sz="4" w:space="0" w:color="000000"/>
+              <w:left w:val="single" w:sz="4" w:space="0" w:color="000000"/>
+              <w:bottom w:val="single" w:sz="4" w:space="0" w:color="000000"/>
+            </w:tcBorders>
+            <w:vAlign w:val="bottom"/>
+          </w:tcPr>
+          <w:p>
+            <w:pPr>
+              <w:pStyle w:val="Normal"/>
+              <w:widowControl w:val="false"/>
+              <w:spacing w:lineRule="auto" w:line="180"/>
+              <w:jc w:val="center"/>
+              <w:rPr>
+                <w:sz w:val="16"/>
+                <w:szCs w:val="16"/>
+              </w:rPr>
+            </w:pPr>
+            <w:r>
+              <w:rPr/>
+            </w:r>
+          </w:p>
+        </w:tc>
+        <w:tc>
+          <w:tcPr>
+            <w:tcW w:w="1016" w:type="dxa"/>
+            <w:tcBorders>
+              <w:top w:val="single" w:sz="4" w:space="0" w:color="000000"/>
+              <w:left w:val="single" w:sz="4" w:space="0" w:color="000000"/>
+              <w:bottom w:val="single" w:sz="4" w:space="0" w:color="000000"/>
+            </w:tcBorders>
+            <w:vAlign w:val="bottom"/>
+          </w:tcPr>
+          <w:p>
+            <w:pPr>
+              <w:pStyle w:val="Normal"/>
+              <w:widowControl w:val="false"/>
+              <w:jc w:val="center"/>
+              <w:rPr>
+                <w:sz w:val="16"/>
+                <w:szCs w:val="16"/>
+              </w:rPr>
+            </w:pPr>
+            <w:r>
+              <w:rPr/>
+            </w:r>
+          </w:p>
+        </w:tc>
+        <w:tc>
+          <w:tcPr>
+            <w:tcW w:w="1017" w:type="dxa"/>
+            <w:tcBorders>
+              <w:top w:val="single" w:sz="4" w:space="0" w:color="000000"/>
+              <w:left w:val="single" w:sz="4" w:space="0" w:color="000000"/>
+              <w:bottom w:val="single" w:sz="4" w:space="0" w:color="000000"/>
+            </w:tcBorders>
+            <w:vAlign w:val="bottom"/>
+          </w:tcPr>
+          <w:p>
+            <w:pPr>
+              <w:pStyle w:val="Normal"/>
+              <w:widowControl w:val="false"/>
+              <w:jc w:val="center"/>
+              <w:rPr>
+                <w:rFonts w:ascii="arial" w:hAnsi="arial" w:eastAsia="arial"/>
+                <w:color w:val="000000"/>
+                <w:sz w:val="16"/>
+                <w:szCs w:val="16"/>
+              </w:rPr>
+            </w:pPr>
+            <w:r>
+              <w:rPr/>
             </w:r>
           </w:p>
         </w:tc>
@@ -28832,6 +29952,2508 @@
                 <w:szCs w:val="16"/>
               </w:rPr>
               <w:t>Gauge Light Dw</w:t>
+            </w:r>
+          </w:p>
+        </w:tc>
+        <w:tc>
+          <w:tcPr>
+            <w:tcW w:w="1020" w:type="dxa"/>
+            <w:tcBorders>
+              <w:top w:val="single" w:sz="4" w:space="0" w:color="000000"/>
+              <w:left w:val="single" w:sz="4" w:space="0" w:color="000000"/>
+              <w:bottom w:val="single" w:sz="4" w:space="0" w:color="000000"/>
+            </w:tcBorders>
+            <w:vAlign w:val="bottom"/>
+          </w:tcPr>
+          <w:p>
+            <w:pPr>
+              <w:pStyle w:val="Normal"/>
+              <w:widowControl w:val="false"/>
+              <w:jc w:val="center"/>
+              <w:rPr>
+                <w:color w:val="000000"/>
+                <w:sz w:val="16"/>
+                <w:szCs w:val="16"/>
+              </w:rPr>
+            </w:pPr>
+            <w:r>
+              <w:rPr>
+                <w:color w:val="000000"/>
+                <w:sz w:val="16"/>
+                <w:szCs w:val="16"/>
+              </w:rPr>
+              <w:t>Uncouple</w:t>
+            </w:r>
+          </w:p>
+        </w:tc>
+        <w:tc>
+          <w:tcPr>
+            <w:tcW w:w="1016" w:type="dxa"/>
+            <w:tcBorders>
+              <w:top w:val="single" w:sz="4" w:space="0" w:color="000000"/>
+              <w:left w:val="single" w:sz="4" w:space="0" w:color="000000"/>
+              <w:bottom w:val="single" w:sz="4" w:space="0" w:color="000000"/>
+            </w:tcBorders>
+            <w:vAlign w:val="bottom"/>
+          </w:tcPr>
+          <w:p>
+            <w:pPr>
+              <w:pStyle w:val="Normal"/>
+              <w:widowControl w:val="false"/>
+              <w:jc w:val="center"/>
+              <w:rPr>
+                <w:color w:val="000000"/>
+                <w:sz w:val="16"/>
+                <w:szCs w:val="16"/>
+              </w:rPr>
+            </w:pPr>
+            <w:r>
+              <w:rPr/>
+            </w:r>
+          </w:p>
+        </w:tc>
+        <w:tc>
+          <w:tcPr>
+            <w:tcW w:w="1016" w:type="dxa"/>
+            <w:tcBorders>
+              <w:top w:val="single" w:sz="4" w:space="0" w:color="000000"/>
+              <w:left w:val="single" w:sz="4" w:space="0" w:color="000000"/>
+              <w:bottom w:val="single" w:sz="4" w:space="0" w:color="000000"/>
+            </w:tcBorders>
+            <w:vAlign w:val="bottom"/>
+          </w:tcPr>
+          <w:p>
+            <w:pPr>
+              <w:pStyle w:val="Normal"/>
+              <w:widowControl w:val="false"/>
+              <w:spacing w:lineRule="auto" w:line="180"/>
+              <w:jc w:val="center"/>
+              <w:rPr>
+                <w:color w:val="000000"/>
+                <w:sz w:val="16"/>
+                <w:szCs w:val="16"/>
+              </w:rPr>
+            </w:pPr>
+            <w:r>
+              <w:rPr>
+                <w:rFonts w:eastAsia="arial" w:ascii="arial" w:hAnsi="arial"/>
+                <w:color w:val="000000"/>
+                <w:sz w:val="16"/>
+                <w:szCs w:val="16"/>
+              </w:rPr>
+              <w:t>Parking Brake Off</w:t>
+            </w:r>
+          </w:p>
+        </w:tc>
+        <w:tc>
+          <w:tcPr>
+            <w:tcW w:w="1016" w:type="dxa"/>
+            <w:tcBorders>
+              <w:top w:val="single" w:sz="4" w:space="0" w:color="000000"/>
+              <w:left w:val="single" w:sz="4" w:space="0" w:color="000000"/>
+              <w:bottom w:val="single" w:sz="4" w:space="0" w:color="000000"/>
+            </w:tcBorders>
+            <w:vAlign w:val="bottom"/>
+          </w:tcPr>
+          <w:p>
+            <w:pPr>
+              <w:pStyle w:val="Normal"/>
+              <w:widowControl w:val="false"/>
+              <w:spacing w:lineRule="auto" w:line="180"/>
+              <w:jc w:val="center"/>
+              <w:rPr>
+                <w:color w:val="000000"/>
+                <w:sz w:val="16"/>
+                <w:szCs w:val="16"/>
+              </w:rPr>
+            </w:pPr>
+            <w:r>
+              <w:rPr>
+                <w:rFonts w:eastAsia="arial" w:ascii="arial" w:hAnsi="arial"/>
+                <w:color w:val="000000"/>
+                <w:sz w:val="16"/>
+                <w:szCs w:val="16"/>
+              </w:rPr>
+              <w:t>Exterior</w:t>
+            </w:r>
+          </w:p>
+          <w:p>
+            <w:pPr>
+              <w:pStyle w:val="Normal"/>
+              <w:widowControl w:val="false"/>
+              <w:spacing w:lineRule="auto" w:line="180"/>
+              <w:jc w:val="center"/>
+              <w:rPr>
+                <w:color w:val="000000"/>
+                <w:sz w:val="16"/>
+                <w:szCs w:val="16"/>
+              </w:rPr>
+            </w:pPr>
+            <w:r>
+              <w:rPr>
+                <w:rFonts w:eastAsia="arial" w:ascii="arial" w:hAnsi="arial"/>
+                <w:color w:val="000000"/>
+                <w:sz w:val="16"/>
+                <w:szCs w:val="16"/>
+              </w:rPr>
+              <w:t>Camera</w:t>
+            </w:r>
+          </w:p>
+        </w:tc>
+        <w:tc>
+          <w:tcPr>
+            <w:tcW w:w="1029" w:type="dxa"/>
+            <w:tcBorders>
+              <w:top w:val="single" w:sz="4" w:space="0" w:color="000000"/>
+              <w:left w:val="single" w:sz="4" w:space="0" w:color="000000"/>
+              <w:bottom w:val="single" w:sz="4" w:space="0" w:color="000000"/>
+              <w:right w:val="single" w:sz="4" w:space="0" w:color="000000"/>
+            </w:tcBorders>
+            <w:vAlign w:val="bottom"/>
+          </w:tcPr>
+          <w:p>
+            <w:pPr>
+              <w:pStyle w:val="Normal"/>
+              <w:widowControl w:val="false"/>
+              <w:spacing w:lineRule="auto" w:line="180"/>
+              <w:jc w:val="center"/>
+              <w:rPr>
+                <w:color w:val="000000"/>
+                <w:sz w:val="16"/>
+                <w:szCs w:val="16"/>
+              </w:rPr>
+            </w:pPr>
+            <w:r>
+              <w:rPr>
+                <w:rFonts w:eastAsia="arial" w:ascii="arial" w:hAnsi="arial"/>
+                <w:color w:val="000000"/>
+                <w:sz w:val="16"/>
+                <w:szCs w:val="16"/>
+              </w:rPr>
+              <w:t>Prev</w:t>
+            </w:r>
+          </w:p>
+          <w:p>
+            <w:pPr>
+              <w:pStyle w:val="Normal"/>
+              <w:widowControl w:val="false"/>
+              <w:spacing w:lineRule="auto" w:line="180"/>
+              <w:jc w:val="center"/>
+              <w:rPr>
+                <w:color w:val="000000"/>
+                <w:sz w:val="16"/>
+                <w:szCs w:val="16"/>
+              </w:rPr>
+            </w:pPr>
+            <w:r>
+              <w:rPr>
+                <w:rFonts w:eastAsia="arial" w:ascii="arial" w:hAnsi="arial"/>
+                <w:color w:val="000000"/>
+                <w:sz w:val="16"/>
+                <w:szCs w:val="16"/>
+              </w:rPr>
+              <w:t>Cab Cam</w:t>
+            </w:r>
+          </w:p>
+        </w:tc>
+      </w:tr>
+    </w:tbl>
+    <w:p>
+      <w:pPr>
+        <w:pStyle w:val="Normal"/>
+        <w:bidi w:val="0"/>
+        <w:rPr>
+          <w:color w:val="000000"/>
+          <w:sz w:val="16"/>
+          <w:szCs w:val="16"/>
+        </w:rPr>
+      </w:pPr>
+      <w:r>
+        <w:rPr>
+          <w:color w:val="000000"/>
+          <w:sz w:val="16"/>
+          <w:szCs w:val="16"/>
+        </w:rPr>
+      </w:r>
+    </w:p>
+    <w:p>
+      <w:pPr>
+        <w:pStyle w:val="Normal"/>
+        <w:rPr>
+          <w:color w:val="000000"/>
+          <w:sz w:val="16"/>
+          <w:szCs w:val="16"/>
+        </w:rPr>
+      </w:pPr>
+      <w:r>
+        <w:rPr>
+          <w:color w:val="000000"/>
+          <w:sz w:val="16"/>
+          <w:szCs w:val="16"/>
+        </w:rPr>
+        <w:tab/>
+        <w:t xml:space="preserve">       </w:t>
+      </w:r>
+      <w:r>
+        <w:rPr>
+          <w:rFonts w:eastAsia="arial" w:ascii="arial" w:hAnsi="arial"/>
+          <w:color w:val="000000"/>
+          <w:sz w:val="16"/>
+          <w:szCs w:val="16"/>
+        </w:rPr>
+        <w:t xml:space="preserve">    DB BR 40</w:t>
+      </w:r>
+      <w:r>
+        <w:rPr>
+          <w:rFonts w:eastAsia="arial" w:ascii="arial" w:hAnsi="arial"/>
+          <w:color w:val="000000"/>
+          <w:sz w:val="16"/>
+          <w:szCs w:val="16"/>
+        </w:rPr>
+        <w:t>6</w:t>
+      </w:r>
+      <w:r>
+        <w:rPr>
+          <w:rFonts w:eastAsia="arial" w:ascii="arial" w:hAnsi="arial"/>
+          <w:color w:val="000000"/>
+          <w:sz w:val="16"/>
+          <w:szCs w:val="16"/>
+        </w:rPr>
+        <w:t xml:space="preserve"> ICE </w:t>
+      </w:r>
+      <w:r>
+        <w:rPr>
+          <w:rFonts w:eastAsia="arial" w:ascii="arial" w:hAnsi="arial"/>
+          <w:color w:val="000000"/>
+          <w:sz w:val="16"/>
+          <w:szCs w:val="16"/>
+        </w:rPr>
+        <w:t>3M</w:t>
+      </w:r>
+      <w:r>
+        <w:rPr>
+          <w:rFonts w:eastAsia="arial" w:ascii="arial" w:hAnsi="arial"/>
+          <w:color w:val="000000"/>
+          <w:sz w:val="16"/>
+          <w:szCs w:val="16"/>
+        </w:rPr>
+        <w:t>-1</w:t>
+      </w:r>
+    </w:p>
+    <w:tbl>
+      <w:tblPr>
+        <w:tblW w:w="14248" w:type="dxa"/>
+        <w:jc w:val="left"/>
+        <w:tblInd w:w="-5" w:type="dxa"/>
+        <w:tblLayout w:type="fixed"/>
+        <w:tblCellMar>
+          <w:top w:w="0" w:type="dxa"/>
+          <w:left w:w="108" w:type="dxa"/>
+          <w:bottom w:w="0" w:type="dxa"/>
+          <w:right w:w="108" w:type="dxa"/>
+        </w:tblCellMar>
+        <w:tblLook w:firstRow="1" w:noVBand="1" w:lastRow="0" w:firstColumn="1" w:lastColumn="0" w:noHBand="0" w:val="04a0"/>
+      </w:tblPr>
+      <w:tblGrid>
+        <w:gridCol w:w="1017"/>
+        <w:gridCol w:w="1019"/>
+        <w:gridCol w:w="1014"/>
+        <w:gridCol w:w="1016"/>
+        <w:gridCol w:w="1020"/>
+        <w:gridCol w:w="1016"/>
+        <w:gridCol w:w="1016"/>
+        <w:gridCol w:w="1017"/>
+        <w:gridCol w:w="1016"/>
+        <w:gridCol w:w="1020"/>
+        <w:gridCol w:w="1016"/>
+        <w:gridCol w:w="1016"/>
+        <w:gridCol w:w="1016"/>
+        <w:gridCol w:w="1029"/>
+      </w:tblGrid>
+      <w:tr>
+        <w:trPr>
+          <w:trHeight w:val="440" w:hRule="exact"/>
+          <w:cantSplit w:val="true"/>
+        </w:trPr>
+        <w:tc>
+          <w:tcPr>
+            <w:tcW w:w="1017" w:type="dxa"/>
+            <w:tcBorders>
+              <w:top w:val="single" w:sz="4" w:space="0" w:color="000000"/>
+              <w:left w:val="single" w:sz="4" w:space="0" w:color="000000"/>
+              <w:bottom w:val="single" w:sz="4" w:space="0" w:color="000000"/>
+            </w:tcBorders>
+            <w:vAlign w:val="bottom"/>
+          </w:tcPr>
+          <w:p>
+            <w:pPr>
+              <w:pStyle w:val="Normal"/>
+              <w:widowControl w:val="false"/>
+              <w:spacing w:lineRule="auto" w:line="180" w:before="0" w:after="60"/>
+              <w:jc w:val="center"/>
+              <w:rPr>
+                <w:color w:val="000000"/>
+                <w:sz w:val="16"/>
+                <w:szCs w:val="16"/>
+              </w:rPr>
+            </w:pPr>
+            <w:r>
+              <w:rPr>
+                <w:rFonts w:eastAsia="arial" w:ascii="arial" w:hAnsi="arial"/>
+                <w:b/>
+                <w:color w:val="000000"/>
+                <w:sz w:val="16"/>
+                <w:szCs w:val="16"/>
+              </w:rPr>
+              <w:t>Pause</w:t>
+            </w:r>
+          </w:p>
+        </w:tc>
+        <w:tc>
+          <w:tcPr>
+            <w:tcW w:w="1019" w:type="dxa"/>
+            <w:tcBorders>
+              <w:top w:val="single" w:sz="4" w:space="0" w:color="000000"/>
+              <w:left w:val="single" w:sz="4" w:space="0" w:color="000000"/>
+              <w:bottom w:val="single" w:sz="4" w:space="0" w:color="000000"/>
+            </w:tcBorders>
+            <w:vAlign w:val="bottom"/>
+          </w:tcPr>
+          <w:p>
+            <w:pPr>
+              <w:pStyle w:val="Normal"/>
+              <w:widowControl w:val="false"/>
+              <w:spacing w:lineRule="auto" w:line="180"/>
+              <w:jc w:val="center"/>
+              <w:rPr>
+                <w:color w:val="000000"/>
+                <w:sz w:val="16"/>
+                <w:szCs w:val="16"/>
+              </w:rPr>
+            </w:pPr>
+            <w:r>
+              <w:rPr/>
+            </w:r>
+          </w:p>
+        </w:tc>
+        <w:tc>
+          <w:tcPr>
+            <w:tcW w:w="1014" w:type="dxa"/>
+            <w:tcBorders>
+              <w:top w:val="single" w:sz="4" w:space="0" w:color="000000"/>
+              <w:left w:val="single" w:sz="4" w:space="0" w:color="000000"/>
+              <w:bottom w:val="single" w:sz="4" w:space="0" w:color="000000"/>
+            </w:tcBorders>
+            <w:vAlign w:val="bottom"/>
+          </w:tcPr>
+          <w:p>
+            <w:pPr>
+              <w:pStyle w:val="Normal"/>
+              <w:widowControl w:val="false"/>
+              <w:spacing w:lineRule="auto" w:line="180"/>
+              <w:jc w:val="center"/>
+              <w:rPr>
+                <w:color w:val="000000"/>
+                <w:sz w:val="16"/>
+                <w:szCs w:val="16"/>
+              </w:rPr>
+            </w:pPr>
+            <w:r>
+              <w:rPr>
+                <w:color w:val="000000"/>
+                <w:sz w:val="16"/>
+                <w:szCs w:val="16"/>
+              </w:rPr>
+              <w:t>MCB Close</w:t>
+            </w:r>
+          </w:p>
+        </w:tc>
+        <w:tc>
+          <w:tcPr>
+            <w:tcW w:w="1016" w:type="dxa"/>
+            <w:tcBorders>
+              <w:top w:val="single" w:sz="4" w:space="0" w:color="000000"/>
+              <w:left w:val="single" w:sz="4" w:space="0" w:color="000000"/>
+              <w:bottom w:val="single" w:sz="4" w:space="0" w:color="000000"/>
+            </w:tcBorders>
+            <w:vAlign w:val="bottom"/>
+          </w:tcPr>
+          <w:p>
+            <w:pPr>
+              <w:pStyle w:val="Normal"/>
+              <w:widowControl w:val="false"/>
+              <w:spacing w:lineRule="auto" w:line="180"/>
+              <w:jc w:val="center"/>
+              <w:rPr>
+                <w:sz w:val="16"/>
+                <w:szCs w:val="16"/>
+              </w:rPr>
+            </w:pPr>
+            <w:r>
+              <w:rPr>
+                <w:rFonts w:eastAsia="arial" w:ascii="arial" w:hAnsi="arial"/>
+                <w:color w:val="000000"/>
+                <w:sz w:val="16"/>
+                <w:szCs w:val="16"/>
+              </w:rPr>
+              <w:t>PZB/LZB</w:t>
+            </w:r>
+          </w:p>
+        </w:tc>
+        <w:tc>
+          <w:tcPr>
+            <w:tcW w:w="1020" w:type="dxa"/>
+            <w:tcBorders>
+              <w:top w:val="single" w:sz="4" w:space="0" w:color="000000"/>
+              <w:left w:val="single" w:sz="4" w:space="0" w:color="000000"/>
+              <w:bottom w:val="single" w:sz="4" w:space="0" w:color="000000"/>
+            </w:tcBorders>
+            <w:vAlign w:val="bottom"/>
+          </w:tcPr>
+          <w:p>
+            <w:pPr>
+              <w:pStyle w:val="Normal"/>
+              <w:widowControl w:val="false"/>
+              <w:spacing w:lineRule="auto" w:line="180"/>
+              <w:jc w:val="center"/>
+              <w:rPr>
+                <w:color w:val="000000"/>
+                <w:sz w:val="16"/>
+                <w:szCs w:val="16"/>
+              </w:rPr>
+            </w:pPr>
+            <w:r>
+              <w:rPr>
+                <w:rFonts w:eastAsia="arial" w:ascii="arial" w:hAnsi="arial"/>
+                <w:color w:val="000000"/>
+                <w:sz w:val="16"/>
+                <w:szCs w:val="16"/>
+              </w:rPr>
+              <w:t>Panto. Raise</w:t>
+            </w:r>
+          </w:p>
+        </w:tc>
+        <w:tc>
+          <w:tcPr>
+            <w:tcW w:w="1016" w:type="dxa"/>
+            <w:tcBorders>
+              <w:top w:val="single" w:sz="4" w:space="0" w:color="000000"/>
+              <w:left w:val="single" w:sz="4" w:space="0" w:color="000000"/>
+              <w:bottom w:val="single" w:sz="4" w:space="0" w:color="000000"/>
+            </w:tcBorders>
+            <w:vAlign w:val="bottom"/>
+          </w:tcPr>
+          <w:p>
+            <w:pPr>
+              <w:pStyle w:val="Normal"/>
+              <w:widowControl w:val="false"/>
+              <w:jc w:val="center"/>
+              <w:rPr>
+                <w:color w:val="000000"/>
+                <w:sz w:val="16"/>
+                <w:szCs w:val="16"/>
+              </w:rPr>
+            </w:pPr>
+            <w:r>
+              <w:rPr/>
+            </w:r>
+          </w:p>
+        </w:tc>
+        <w:tc>
+          <w:tcPr>
+            <w:tcW w:w="1016" w:type="dxa"/>
+            <w:tcBorders>
+              <w:top w:val="single" w:sz="4" w:space="0" w:color="000000"/>
+              <w:left w:val="single" w:sz="4" w:space="0" w:color="000000"/>
+              <w:bottom w:val="single" w:sz="4" w:space="0" w:color="000000"/>
+            </w:tcBorders>
+            <w:vAlign w:val="bottom"/>
+          </w:tcPr>
+          <w:p>
+            <w:pPr>
+              <w:pStyle w:val="Normal"/>
+              <w:widowControl w:val="false"/>
+              <w:jc w:val="center"/>
+              <w:rPr>
+                <w:sz w:val="16"/>
+                <w:szCs w:val="16"/>
+              </w:rPr>
+            </w:pPr>
+            <w:r>
+              <w:rPr/>
+            </w:r>
+          </w:p>
+        </w:tc>
+        <w:tc>
+          <w:tcPr>
+            <w:tcW w:w="1017" w:type="dxa"/>
+            <w:tcBorders>
+              <w:top w:val="single" w:sz="4" w:space="0" w:color="000000"/>
+              <w:left w:val="single" w:sz="4" w:space="0" w:color="000000"/>
+              <w:bottom w:val="single" w:sz="4" w:space="0" w:color="000000"/>
+            </w:tcBorders>
+            <w:vAlign w:val="bottom"/>
+          </w:tcPr>
+          <w:p>
+            <w:pPr>
+              <w:pStyle w:val="Normal"/>
+              <w:widowControl w:val="false"/>
+              <w:jc w:val="center"/>
+              <w:rPr>
+                <w:rFonts w:ascii="arial" w:hAnsi="arial" w:eastAsia="arial"/>
+                <w:color w:val="000000"/>
+                <w:sz w:val="16"/>
+                <w:szCs w:val="16"/>
+              </w:rPr>
+            </w:pPr>
+            <w:r>
+              <w:rPr/>
+            </w:r>
+          </w:p>
+        </w:tc>
+        <w:tc>
+          <w:tcPr>
+            <w:tcW w:w="1016" w:type="dxa"/>
+            <w:tcBorders>
+              <w:top w:val="single" w:sz="4" w:space="0" w:color="000000"/>
+              <w:left w:val="single" w:sz="4" w:space="0" w:color="000000"/>
+              <w:bottom w:val="single" w:sz="4" w:space="0" w:color="000000"/>
+            </w:tcBorders>
+            <w:vAlign w:val="bottom"/>
+          </w:tcPr>
+          <w:p>
+            <w:pPr>
+              <w:pStyle w:val="Normal"/>
+              <w:widowControl w:val="false"/>
+              <w:spacing w:lineRule="auto" w:line="180"/>
+              <w:jc w:val="center"/>
+              <w:rPr>
+                <w:color w:val="000000"/>
+                <w:sz w:val="16"/>
+                <w:szCs w:val="16"/>
+              </w:rPr>
+            </w:pPr>
+            <w:r>
+              <w:rPr>
+                <w:rFonts w:eastAsia="arial" w:ascii="arial" w:hAnsi="arial"/>
+                <w:color w:val="000000"/>
+                <w:sz w:val="16"/>
+                <w:szCs w:val="16"/>
+              </w:rPr>
+              <w:t>Gauge Light Up</w:t>
+            </w:r>
+          </w:p>
+        </w:tc>
+        <w:tc>
+          <w:tcPr>
+            <w:tcW w:w="1020" w:type="dxa"/>
+            <w:tcBorders>
+              <w:top w:val="single" w:sz="4" w:space="0" w:color="000000"/>
+              <w:left w:val="single" w:sz="4" w:space="0" w:color="000000"/>
+              <w:bottom w:val="single" w:sz="4" w:space="0" w:color="000000"/>
+            </w:tcBorders>
+            <w:vAlign w:val="bottom"/>
+          </w:tcPr>
+          <w:p>
+            <w:pPr>
+              <w:pStyle w:val="Normal"/>
+              <w:widowControl w:val="false"/>
+              <w:jc w:val="center"/>
+              <w:rPr>
+                <w:color w:val="000000"/>
+                <w:sz w:val="16"/>
+                <w:szCs w:val="16"/>
+              </w:rPr>
+            </w:pPr>
+            <w:r>
+              <w:rPr>
+                <w:rFonts w:eastAsia="arial" w:ascii="arial" w:hAnsi="arial"/>
+                <w:color w:val="000000"/>
+                <w:sz w:val="16"/>
+                <w:szCs w:val="16"/>
+              </w:rPr>
+              <w:t>Emer.</w:t>
+            </w:r>
+          </w:p>
+          <w:p>
+            <w:pPr>
+              <w:pStyle w:val="Normal"/>
+              <w:widowControl w:val="false"/>
+              <w:jc w:val="center"/>
+              <w:rPr>
+                <w:color w:val="000000"/>
+                <w:sz w:val="16"/>
+                <w:szCs w:val="16"/>
+              </w:rPr>
+            </w:pPr>
+            <w:r>
+              <w:rPr>
+                <w:rFonts w:eastAsia="arial" w:ascii="arial" w:hAnsi="arial"/>
+                <w:color w:val="000000"/>
+                <w:sz w:val="16"/>
+                <w:szCs w:val="16"/>
+              </w:rPr>
+              <w:t>Brake</w:t>
+            </w:r>
+          </w:p>
+        </w:tc>
+        <w:tc>
+          <w:tcPr>
+            <w:tcW w:w="1016" w:type="dxa"/>
+            <w:tcBorders>
+              <w:top w:val="single" w:sz="4" w:space="0" w:color="000000"/>
+              <w:left w:val="single" w:sz="4" w:space="0" w:color="000000"/>
+              <w:bottom w:val="single" w:sz="4" w:space="0" w:color="000000"/>
+            </w:tcBorders>
+            <w:vAlign w:val="bottom"/>
+          </w:tcPr>
+          <w:p>
+            <w:pPr>
+              <w:pStyle w:val="Normal"/>
+              <w:widowControl w:val="false"/>
+              <w:spacing w:lineRule="auto" w:line="180"/>
+              <w:jc w:val="center"/>
+              <w:rPr>
+                <w:color w:val="000000"/>
+                <w:sz w:val="16"/>
+                <w:szCs w:val="16"/>
+              </w:rPr>
+            </w:pPr>
+            <w:r>
+              <w:rPr>
+                <w:rFonts w:eastAsia="arial" w:ascii="arial" w:hAnsi="arial"/>
+                <w:color w:val="000000"/>
+                <w:sz w:val="16"/>
+                <w:szCs w:val="16"/>
+              </w:rPr>
+              <w:t>Cab Light</w:t>
+            </w:r>
+          </w:p>
+        </w:tc>
+        <w:tc>
+          <w:tcPr>
+            <w:tcW w:w="1016" w:type="dxa"/>
+            <w:tcBorders>
+              <w:top w:val="single" w:sz="4" w:space="0" w:color="000000"/>
+              <w:left w:val="single" w:sz="4" w:space="0" w:color="000000"/>
+              <w:bottom w:val="single" w:sz="4" w:space="0" w:color="000000"/>
+            </w:tcBorders>
+            <w:vAlign w:val="bottom"/>
+          </w:tcPr>
+          <w:p>
+            <w:pPr>
+              <w:pStyle w:val="Normal"/>
+              <w:widowControl w:val="false"/>
+              <w:spacing w:lineRule="auto" w:line="180"/>
+              <w:jc w:val="center"/>
+              <w:rPr>
+                <w:color w:val="000000"/>
+                <w:sz w:val="16"/>
+                <w:szCs w:val="16"/>
+              </w:rPr>
+            </w:pPr>
+            <w:r>
+              <w:rPr>
+                <w:rFonts w:eastAsia="arial" w:ascii="arial" w:hAnsi="arial"/>
+                <w:color w:val="000000"/>
+                <w:sz w:val="16"/>
+                <w:szCs w:val="16"/>
+              </w:rPr>
+              <w:t>Parking Brake On</w:t>
+            </w:r>
+          </w:p>
+        </w:tc>
+        <w:tc>
+          <w:tcPr>
+            <w:tcW w:w="1016" w:type="dxa"/>
+            <w:tcBorders>
+              <w:top w:val="single" w:sz="4" w:space="0" w:color="000000"/>
+              <w:left w:val="single" w:sz="4" w:space="0" w:color="000000"/>
+              <w:bottom w:val="single" w:sz="4" w:space="0" w:color="000000"/>
+            </w:tcBorders>
+            <w:vAlign w:val="bottom"/>
+          </w:tcPr>
+          <w:p>
+            <w:pPr>
+              <w:pStyle w:val="Normal"/>
+              <w:widowControl w:val="false"/>
+              <w:spacing w:lineRule="auto" w:line="180"/>
+              <w:jc w:val="center"/>
+              <w:rPr>
+                <w:color w:val="000000"/>
+                <w:sz w:val="16"/>
+                <w:szCs w:val="16"/>
+              </w:rPr>
+            </w:pPr>
+            <w:r>
+              <w:rPr>
+                <w:rFonts w:eastAsia="arial" w:ascii="arial" w:hAnsi="arial"/>
+                <w:color w:val="000000"/>
+                <w:sz w:val="16"/>
+                <w:szCs w:val="16"/>
+              </w:rPr>
+              <w:t>1P Cam</w:t>
+            </w:r>
+          </w:p>
+        </w:tc>
+        <w:tc>
+          <w:tcPr>
+            <w:tcW w:w="1029" w:type="dxa"/>
+            <w:tcBorders>
+              <w:top w:val="single" w:sz="4" w:space="0" w:color="000000"/>
+              <w:left w:val="single" w:sz="4" w:space="0" w:color="000000"/>
+              <w:bottom w:val="single" w:sz="4" w:space="0" w:color="000000"/>
+              <w:right w:val="single" w:sz="4" w:space="0" w:color="000000"/>
+            </w:tcBorders>
+            <w:vAlign w:val="bottom"/>
+          </w:tcPr>
+          <w:p>
+            <w:pPr>
+              <w:pStyle w:val="Normal"/>
+              <w:widowControl w:val="false"/>
+              <w:spacing w:lineRule="auto" w:line="180"/>
+              <w:jc w:val="center"/>
+              <w:rPr>
+                <w:color w:val="000000"/>
+                <w:sz w:val="16"/>
+                <w:szCs w:val="16"/>
+              </w:rPr>
+            </w:pPr>
+            <w:r>
+              <w:rPr>
+                <w:rFonts w:eastAsia="arial" w:ascii="arial" w:hAnsi="arial"/>
+                <w:color w:val="000000"/>
+                <w:sz w:val="16"/>
+                <w:szCs w:val="16"/>
+              </w:rPr>
+              <w:t>Next</w:t>
+            </w:r>
+          </w:p>
+          <w:p>
+            <w:pPr>
+              <w:pStyle w:val="Normal"/>
+              <w:widowControl w:val="false"/>
+              <w:spacing w:lineRule="auto" w:line="180"/>
+              <w:jc w:val="center"/>
+              <w:rPr>
+                <w:color w:val="000000"/>
+                <w:sz w:val="16"/>
+                <w:szCs w:val="16"/>
+              </w:rPr>
+            </w:pPr>
+            <w:r>
+              <w:rPr>
+                <w:rFonts w:eastAsia="arial" w:ascii="arial" w:hAnsi="arial"/>
+                <w:color w:val="000000"/>
+                <w:sz w:val="16"/>
+                <w:szCs w:val="16"/>
+              </w:rPr>
+              <w:t>Cab Cam</w:t>
+            </w:r>
+          </w:p>
+        </w:tc>
+      </w:tr>
+    </w:tbl>
+    <w:p>
+      <w:pPr>
+        <w:pStyle w:val="Normal"/>
+        <w:rPr>
+          <w:rFonts w:ascii="arial" w:hAnsi="arial" w:eastAsia="arial"/>
+          <w:color w:val="000000"/>
+          <w:sz w:val="16"/>
+          <w:szCs w:val="16"/>
+        </w:rPr>
+      </w:pPr>
+      <w:r>
+        <w:rPr>
+          <w:rFonts w:eastAsia="arial" w:ascii="arial" w:hAnsi="arial"/>
+          <w:color w:val="000000"/>
+          <w:sz w:val="16"/>
+          <w:szCs w:val="16"/>
+        </w:rPr>
+      </w:r>
+    </w:p>
+    <w:p>
+      <w:pPr>
+        <w:pStyle w:val="Normal"/>
+        <w:rPr>
+          <w:color w:val="000000"/>
+          <w:sz w:val="16"/>
+          <w:szCs w:val="16"/>
+        </w:rPr>
+      </w:pPr>
+      <w:r>
+        <w:rPr>
+          <w:rFonts w:eastAsia="arial" w:ascii="arial" w:hAnsi="arial"/>
+          <w:color w:val="000000"/>
+          <w:sz w:val="16"/>
+          <w:szCs w:val="16"/>
+        </w:rPr>
+        <w:tab/>
+        <w:t xml:space="preserve">           DB BR 40</w:t>
+      </w:r>
+      <w:r>
+        <w:rPr>
+          <w:rFonts w:eastAsia="arial" w:ascii="arial" w:hAnsi="arial"/>
+          <w:color w:val="000000"/>
+          <w:sz w:val="16"/>
+          <w:szCs w:val="16"/>
+        </w:rPr>
+        <w:t>6</w:t>
+      </w:r>
+      <w:r>
+        <w:rPr>
+          <w:rFonts w:eastAsia="arial" w:ascii="arial" w:hAnsi="arial"/>
+          <w:color w:val="000000"/>
+          <w:sz w:val="16"/>
+          <w:szCs w:val="16"/>
+        </w:rPr>
+        <w:t xml:space="preserve"> ICE </w:t>
+      </w:r>
+      <w:r>
+        <w:rPr>
+          <w:rFonts w:eastAsia="arial" w:ascii="arial" w:hAnsi="arial"/>
+          <w:color w:val="000000"/>
+          <w:sz w:val="16"/>
+          <w:szCs w:val="16"/>
+        </w:rPr>
+        <w:t xml:space="preserve">3M </w:t>
+      </w:r>
+      <w:r>
+        <w:rPr>
+          <w:rFonts w:eastAsia="arial" w:ascii="arial" w:hAnsi="arial"/>
+          <w:color w:val="000000"/>
+          <w:sz w:val="16"/>
+          <w:szCs w:val="16"/>
+        </w:rPr>
+        <w:t>-2</w:t>
+      </w:r>
+    </w:p>
+    <w:tbl>
+      <w:tblPr>
+        <w:tblW w:w="14248" w:type="dxa"/>
+        <w:jc w:val="left"/>
+        <w:tblInd w:w="-5" w:type="dxa"/>
+        <w:tblLayout w:type="fixed"/>
+        <w:tblCellMar>
+          <w:top w:w="0" w:type="dxa"/>
+          <w:left w:w="108" w:type="dxa"/>
+          <w:bottom w:w="0" w:type="dxa"/>
+          <w:right w:w="108" w:type="dxa"/>
+        </w:tblCellMar>
+        <w:tblLook w:firstRow="1" w:noVBand="1" w:lastRow="0" w:firstColumn="1" w:lastColumn="0" w:noHBand="0" w:val="04a0"/>
+      </w:tblPr>
+      <w:tblGrid>
+        <w:gridCol w:w="1017"/>
+        <w:gridCol w:w="1019"/>
+        <w:gridCol w:w="1014"/>
+        <w:gridCol w:w="1016"/>
+        <w:gridCol w:w="1020"/>
+        <w:gridCol w:w="1016"/>
+        <w:gridCol w:w="1016"/>
+        <w:gridCol w:w="1017"/>
+        <w:gridCol w:w="1016"/>
+        <w:gridCol w:w="1020"/>
+        <w:gridCol w:w="1016"/>
+        <w:gridCol w:w="1016"/>
+        <w:gridCol w:w="1016"/>
+        <w:gridCol w:w="1029"/>
+      </w:tblGrid>
+      <w:tr>
+        <w:trPr>
+          <w:trHeight w:val="440" w:hRule="exact"/>
+          <w:cantSplit w:val="true"/>
+        </w:trPr>
+        <w:tc>
+          <w:tcPr>
+            <w:tcW w:w="1017" w:type="dxa"/>
+            <w:tcBorders>
+              <w:top w:val="single" w:sz="4" w:space="0" w:color="000000"/>
+              <w:left w:val="single" w:sz="4" w:space="0" w:color="000000"/>
+              <w:bottom w:val="single" w:sz="4" w:space="0" w:color="000000"/>
+            </w:tcBorders>
+            <w:vAlign w:val="bottom"/>
+          </w:tcPr>
+          <w:p>
+            <w:pPr>
+              <w:pStyle w:val="Normal"/>
+              <w:widowControl w:val="false"/>
+              <w:spacing w:lineRule="auto" w:line="180" w:before="0" w:after="60"/>
+              <w:jc w:val="center"/>
+              <w:rPr>
+                <w:color w:val="000000"/>
+                <w:sz w:val="16"/>
+                <w:szCs w:val="16"/>
+              </w:rPr>
+            </w:pPr>
+            <w:r>
+              <w:rPr>
+                <w:rFonts w:eastAsia="arial" w:ascii="arial" w:hAnsi="arial"/>
+                <w:b/>
+                <w:color w:val="000000"/>
+                <w:sz w:val="16"/>
+                <w:szCs w:val="16"/>
+              </w:rPr>
+              <w:t>HUD</w:t>
+            </w:r>
+          </w:p>
+        </w:tc>
+        <w:tc>
+          <w:tcPr>
+            <w:tcW w:w="1019" w:type="dxa"/>
+            <w:tcBorders>
+              <w:top w:val="single" w:sz="4" w:space="0" w:color="000000"/>
+              <w:left w:val="single" w:sz="4" w:space="0" w:color="000000"/>
+              <w:bottom w:val="single" w:sz="4" w:space="0" w:color="000000"/>
+            </w:tcBorders>
+            <w:vAlign w:val="bottom"/>
+          </w:tcPr>
+          <w:p>
+            <w:pPr>
+              <w:pStyle w:val="Normal"/>
+              <w:widowControl w:val="false"/>
+              <w:spacing w:lineRule="auto" w:line="180"/>
+              <w:jc w:val="center"/>
+              <w:rPr>
+                <w:rFonts w:ascii="arial" w:hAnsi="arial" w:eastAsia="arial"/>
+                <w:color w:val="000000"/>
+                <w:sz w:val="16"/>
+                <w:szCs w:val="16"/>
+              </w:rPr>
+            </w:pPr>
+            <w:r>
+              <w:rPr>
+                <w:rFonts w:eastAsia="arial" w:ascii="arial" w:hAnsi="arial"/>
+                <w:color w:val="000000"/>
+                <w:sz w:val="16"/>
+                <w:szCs w:val="16"/>
+              </w:rPr>
+              <w:t>Schedule</w:t>
+            </w:r>
+          </w:p>
+        </w:tc>
+        <w:tc>
+          <w:tcPr>
+            <w:tcW w:w="1014" w:type="dxa"/>
+            <w:tcBorders>
+              <w:top w:val="single" w:sz="4" w:space="0" w:color="000000"/>
+              <w:left w:val="single" w:sz="4" w:space="0" w:color="000000"/>
+              <w:bottom w:val="single" w:sz="4" w:space="0" w:color="000000"/>
+            </w:tcBorders>
+            <w:vAlign w:val="bottom"/>
+          </w:tcPr>
+          <w:p>
+            <w:pPr>
+              <w:pStyle w:val="Normal"/>
+              <w:widowControl w:val="false"/>
+              <w:spacing w:lineRule="auto" w:line="180"/>
+              <w:jc w:val="center"/>
+              <w:rPr>
+                <w:color w:val="000000"/>
+                <w:sz w:val="16"/>
+                <w:szCs w:val="16"/>
+              </w:rPr>
+            </w:pPr>
+            <w:r>
+              <w:rPr>
+                <w:rFonts w:eastAsia="arial" w:ascii="arial" w:hAnsi="arial"/>
+                <w:color w:val="000000"/>
+                <w:sz w:val="16"/>
+                <w:szCs w:val="16"/>
+              </w:rPr>
+              <w:t>MCB Open</w:t>
+            </w:r>
+          </w:p>
+        </w:tc>
+        <w:tc>
+          <w:tcPr>
+            <w:tcW w:w="1016" w:type="dxa"/>
+            <w:tcBorders>
+              <w:top w:val="single" w:sz="4" w:space="0" w:color="000000"/>
+              <w:left w:val="single" w:sz="4" w:space="0" w:color="000000"/>
+              <w:bottom w:val="single" w:sz="4" w:space="0" w:color="000000"/>
+            </w:tcBorders>
+            <w:vAlign w:val="bottom"/>
+          </w:tcPr>
+          <w:p>
+            <w:pPr>
+              <w:pStyle w:val="Normal"/>
+              <w:widowControl w:val="false"/>
+              <w:spacing w:lineRule="auto" w:line="180"/>
+              <w:jc w:val="center"/>
+              <w:rPr>
+                <w:sz w:val="16"/>
+                <w:szCs w:val="16"/>
+              </w:rPr>
+            </w:pPr>
+            <w:r>
+              <w:rPr>
+                <w:sz w:val="16"/>
+                <w:szCs w:val="16"/>
+              </w:rPr>
+              <w:t>Sifa</w:t>
+            </w:r>
+          </w:p>
+        </w:tc>
+        <w:tc>
+          <w:tcPr>
+            <w:tcW w:w="1020" w:type="dxa"/>
+            <w:tcBorders>
+              <w:top w:val="single" w:sz="4" w:space="0" w:color="000000"/>
+              <w:left w:val="single" w:sz="4" w:space="0" w:color="000000"/>
+              <w:bottom w:val="single" w:sz="4" w:space="0" w:color="000000"/>
+            </w:tcBorders>
+            <w:vAlign w:val="bottom"/>
+          </w:tcPr>
+          <w:p>
+            <w:pPr>
+              <w:pStyle w:val="Normal"/>
+              <w:widowControl w:val="false"/>
+              <w:jc w:val="center"/>
+              <w:rPr>
+                <w:rFonts w:ascii="arial" w:hAnsi="arial" w:eastAsia="arial"/>
+                <w:color w:val="000000"/>
+                <w:sz w:val="16"/>
+                <w:szCs w:val="16"/>
+              </w:rPr>
+            </w:pPr>
+            <w:r>
+              <w:rPr>
+                <w:rFonts w:eastAsia="arial" w:ascii="arial" w:hAnsi="arial"/>
+                <w:color w:val="000000"/>
+                <w:sz w:val="16"/>
+                <w:szCs w:val="16"/>
+              </w:rPr>
+              <w:t>Panto.</w:t>
+            </w:r>
+          </w:p>
+          <w:p>
+            <w:pPr>
+              <w:pStyle w:val="Normal"/>
+              <w:widowControl w:val="false"/>
+              <w:jc w:val="center"/>
+              <w:rPr>
+                <w:rFonts w:ascii="arial" w:hAnsi="arial" w:eastAsia="arial"/>
+                <w:color w:val="000000"/>
+                <w:sz w:val="16"/>
+                <w:szCs w:val="16"/>
+              </w:rPr>
+            </w:pPr>
+            <w:r>
+              <w:rPr>
+                <w:rFonts w:eastAsia="arial" w:ascii="arial" w:hAnsi="arial"/>
+                <w:color w:val="000000"/>
+                <w:sz w:val="16"/>
+                <w:szCs w:val="16"/>
+              </w:rPr>
+              <w:t>Low</w:t>
+            </w:r>
+          </w:p>
+        </w:tc>
+        <w:tc>
+          <w:tcPr>
+            <w:tcW w:w="1016" w:type="dxa"/>
+            <w:tcBorders>
+              <w:top w:val="single" w:sz="4" w:space="0" w:color="000000"/>
+              <w:left w:val="single" w:sz="4" w:space="0" w:color="000000"/>
+              <w:bottom w:val="single" w:sz="4" w:space="0" w:color="000000"/>
+            </w:tcBorders>
+            <w:vAlign w:val="bottom"/>
+          </w:tcPr>
+          <w:p>
+            <w:pPr>
+              <w:pStyle w:val="Normal"/>
+              <w:widowControl w:val="false"/>
+              <w:spacing w:lineRule="auto" w:line="180"/>
+              <w:jc w:val="center"/>
+              <w:rPr>
+                <w:sz w:val="16"/>
+                <w:szCs w:val="16"/>
+              </w:rPr>
+            </w:pPr>
+            <w:r>
+              <w:rPr/>
+            </w:r>
+          </w:p>
+        </w:tc>
+        <w:tc>
+          <w:tcPr>
+            <w:tcW w:w="1016" w:type="dxa"/>
+            <w:tcBorders>
+              <w:top w:val="single" w:sz="4" w:space="0" w:color="000000"/>
+              <w:left w:val="single" w:sz="4" w:space="0" w:color="000000"/>
+              <w:bottom w:val="single" w:sz="4" w:space="0" w:color="000000"/>
+            </w:tcBorders>
+            <w:vAlign w:val="bottom"/>
+          </w:tcPr>
+          <w:p>
+            <w:pPr>
+              <w:pStyle w:val="Normal"/>
+              <w:widowControl w:val="false"/>
+              <w:jc w:val="center"/>
+              <w:rPr>
+                <w:sz w:val="16"/>
+                <w:szCs w:val="16"/>
+              </w:rPr>
+            </w:pPr>
+            <w:r>
+              <w:rPr/>
+            </w:r>
+          </w:p>
+        </w:tc>
+        <w:tc>
+          <w:tcPr>
+            <w:tcW w:w="1017" w:type="dxa"/>
+            <w:tcBorders>
+              <w:top w:val="single" w:sz="4" w:space="0" w:color="000000"/>
+              <w:left w:val="single" w:sz="4" w:space="0" w:color="000000"/>
+              <w:bottom w:val="single" w:sz="4" w:space="0" w:color="000000"/>
+            </w:tcBorders>
+            <w:vAlign w:val="bottom"/>
+          </w:tcPr>
+          <w:p>
+            <w:pPr>
+              <w:pStyle w:val="Normal"/>
+              <w:widowControl w:val="false"/>
+              <w:jc w:val="center"/>
+              <w:rPr>
+                <w:rFonts w:ascii="arial" w:hAnsi="arial" w:eastAsia="arial"/>
+                <w:color w:val="000000"/>
+                <w:sz w:val="16"/>
+                <w:szCs w:val="16"/>
+              </w:rPr>
+            </w:pPr>
+            <w:r>
+              <w:rPr/>
+            </w:r>
+          </w:p>
+        </w:tc>
+        <w:tc>
+          <w:tcPr>
+            <w:tcW w:w="1016" w:type="dxa"/>
+            <w:tcBorders>
+              <w:top w:val="single" w:sz="4" w:space="0" w:color="000000"/>
+              <w:left w:val="single" w:sz="4" w:space="0" w:color="000000"/>
+              <w:bottom w:val="single" w:sz="4" w:space="0" w:color="000000"/>
+            </w:tcBorders>
+            <w:vAlign w:val="bottom"/>
+          </w:tcPr>
+          <w:p>
+            <w:pPr>
+              <w:pStyle w:val="Normal"/>
+              <w:widowControl w:val="false"/>
+              <w:spacing w:lineRule="auto" w:line="180"/>
+              <w:jc w:val="center"/>
+              <w:rPr>
+                <w:color w:val="000000"/>
+                <w:sz w:val="16"/>
+                <w:szCs w:val="16"/>
+              </w:rPr>
+            </w:pPr>
+            <w:r>
+              <w:rPr>
+                <w:rFonts w:eastAsia="arial" w:ascii="arial" w:hAnsi="arial"/>
+                <w:color w:val="000000"/>
+                <w:sz w:val="16"/>
+                <w:szCs w:val="16"/>
+              </w:rPr>
+              <w:t>Gauge Light Dw</w:t>
+            </w:r>
+          </w:p>
+        </w:tc>
+        <w:tc>
+          <w:tcPr>
+            <w:tcW w:w="1020" w:type="dxa"/>
+            <w:tcBorders>
+              <w:top w:val="single" w:sz="4" w:space="0" w:color="000000"/>
+              <w:left w:val="single" w:sz="4" w:space="0" w:color="000000"/>
+              <w:bottom w:val="single" w:sz="4" w:space="0" w:color="000000"/>
+            </w:tcBorders>
+            <w:vAlign w:val="bottom"/>
+          </w:tcPr>
+          <w:p>
+            <w:pPr>
+              <w:pStyle w:val="Normal"/>
+              <w:widowControl w:val="false"/>
+              <w:jc w:val="center"/>
+              <w:rPr>
+                <w:color w:val="000000"/>
+                <w:sz w:val="16"/>
+                <w:szCs w:val="16"/>
+              </w:rPr>
+            </w:pPr>
+            <w:r>
+              <w:rPr>
+                <w:color w:val="000000"/>
+                <w:sz w:val="16"/>
+                <w:szCs w:val="16"/>
+              </w:rPr>
+              <w:t>Uncouple</w:t>
+            </w:r>
+          </w:p>
+        </w:tc>
+        <w:tc>
+          <w:tcPr>
+            <w:tcW w:w="1016" w:type="dxa"/>
+            <w:tcBorders>
+              <w:top w:val="single" w:sz="4" w:space="0" w:color="000000"/>
+              <w:left w:val="single" w:sz="4" w:space="0" w:color="000000"/>
+              <w:bottom w:val="single" w:sz="4" w:space="0" w:color="000000"/>
+            </w:tcBorders>
+            <w:vAlign w:val="bottom"/>
+          </w:tcPr>
+          <w:p>
+            <w:pPr>
+              <w:pStyle w:val="Normal"/>
+              <w:widowControl w:val="false"/>
+              <w:jc w:val="center"/>
+              <w:rPr>
+                <w:color w:val="000000"/>
+                <w:sz w:val="16"/>
+                <w:szCs w:val="16"/>
+              </w:rPr>
+            </w:pPr>
+            <w:r>
+              <w:rPr/>
+            </w:r>
+          </w:p>
+        </w:tc>
+        <w:tc>
+          <w:tcPr>
+            <w:tcW w:w="1016" w:type="dxa"/>
+            <w:tcBorders>
+              <w:top w:val="single" w:sz="4" w:space="0" w:color="000000"/>
+              <w:left w:val="single" w:sz="4" w:space="0" w:color="000000"/>
+              <w:bottom w:val="single" w:sz="4" w:space="0" w:color="000000"/>
+            </w:tcBorders>
+            <w:vAlign w:val="bottom"/>
+          </w:tcPr>
+          <w:p>
+            <w:pPr>
+              <w:pStyle w:val="Normal"/>
+              <w:widowControl w:val="false"/>
+              <w:spacing w:lineRule="auto" w:line="180"/>
+              <w:jc w:val="center"/>
+              <w:rPr>
+                <w:color w:val="000000"/>
+                <w:sz w:val="16"/>
+                <w:szCs w:val="16"/>
+              </w:rPr>
+            </w:pPr>
+            <w:r>
+              <w:rPr>
+                <w:rFonts w:eastAsia="arial" w:ascii="arial" w:hAnsi="arial"/>
+                <w:color w:val="000000"/>
+                <w:sz w:val="16"/>
+                <w:szCs w:val="16"/>
+              </w:rPr>
+              <w:t>Parking Brake Off</w:t>
+            </w:r>
+          </w:p>
+        </w:tc>
+        <w:tc>
+          <w:tcPr>
+            <w:tcW w:w="1016" w:type="dxa"/>
+            <w:tcBorders>
+              <w:top w:val="single" w:sz="4" w:space="0" w:color="000000"/>
+              <w:left w:val="single" w:sz="4" w:space="0" w:color="000000"/>
+              <w:bottom w:val="single" w:sz="4" w:space="0" w:color="000000"/>
+            </w:tcBorders>
+            <w:vAlign w:val="bottom"/>
+          </w:tcPr>
+          <w:p>
+            <w:pPr>
+              <w:pStyle w:val="Normal"/>
+              <w:widowControl w:val="false"/>
+              <w:spacing w:lineRule="auto" w:line="180"/>
+              <w:jc w:val="center"/>
+              <w:rPr>
+                <w:color w:val="000000"/>
+                <w:sz w:val="16"/>
+                <w:szCs w:val="16"/>
+              </w:rPr>
+            </w:pPr>
+            <w:r>
+              <w:rPr>
+                <w:rFonts w:eastAsia="arial" w:ascii="arial" w:hAnsi="arial"/>
+                <w:color w:val="000000"/>
+                <w:sz w:val="16"/>
+                <w:szCs w:val="16"/>
+              </w:rPr>
+              <w:t>Exterior</w:t>
+            </w:r>
+          </w:p>
+          <w:p>
+            <w:pPr>
+              <w:pStyle w:val="Normal"/>
+              <w:widowControl w:val="false"/>
+              <w:spacing w:lineRule="auto" w:line="180"/>
+              <w:jc w:val="center"/>
+              <w:rPr>
+                <w:color w:val="000000"/>
+                <w:sz w:val="16"/>
+                <w:szCs w:val="16"/>
+              </w:rPr>
+            </w:pPr>
+            <w:r>
+              <w:rPr>
+                <w:rFonts w:eastAsia="arial" w:ascii="arial" w:hAnsi="arial"/>
+                <w:color w:val="000000"/>
+                <w:sz w:val="16"/>
+                <w:szCs w:val="16"/>
+              </w:rPr>
+              <w:t>Camera</w:t>
+            </w:r>
+          </w:p>
+        </w:tc>
+        <w:tc>
+          <w:tcPr>
+            <w:tcW w:w="1029" w:type="dxa"/>
+            <w:tcBorders>
+              <w:top w:val="single" w:sz="4" w:space="0" w:color="000000"/>
+              <w:left w:val="single" w:sz="4" w:space="0" w:color="000000"/>
+              <w:bottom w:val="single" w:sz="4" w:space="0" w:color="000000"/>
+              <w:right w:val="single" w:sz="4" w:space="0" w:color="000000"/>
+            </w:tcBorders>
+            <w:vAlign w:val="bottom"/>
+          </w:tcPr>
+          <w:p>
+            <w:pPr>
+              <w:pStyle w:val="Normal"/>
+              <w:widowControl w:val="false"/>
+              <w:spacing w:lineRule="auto" w:line="180"/>
+              <w:jc w:val="center"/>
+              <w:rPr>
+                <w:color w:val="000000"/>
+                <w:sz w:val="16"/>
+                <w:szCs w:val="16"/>
+              </w:rPr>
+            </w:pPr>
+            <w:r>
+              <w:rPr>
+                <w:rFonts w:eastAsia="arial" w:ascii="arial" w:hAnsi="arial"/>
+                <w:color w:val="000000"/>
+                <w:sz w:val="16"/>
+                <w:szCs w:val="16"/>
+              </w:rPr>
+              <w:t>Prev</w:t>
+            </w:r>
+          </w:p>
+          <w:p>
+            <w:pPr>
+              <w:pStyle w:val="Normal"/>
+              <w:widowControl w:val="false"/>
+              <w:spacing w:lineRule="auto" w:line="180"/>
+              <w:jc w:val="center"/>
+              <w:rPr>
+                <w:color w:val="000000"/>
+                <w:sz w:val="16"/>
+                <w:szCs w:val="16"/>
+              </w:rPr>
+            </w:pPr>
+            <w:r>
+              <w:rPr>
+                <w:rFonts w:eastAsia="arial" w:ascii="arial" w:hAnsi="arial"/>
+                <w:color w:val="000000"/>
+                <w:sz w:val="16"/>
+                <w:szCs w:val="16"/>
+              </w:rPr>
+              <w:t>Cab Cam</w:t>
+            </w:r>
+          </w:p>
+        </w:tc>
+      </w:tr>
+    </w:tbl>
+    <w:p>
+      <w:pPr>
+        <w:pStyle w:val="Normal"/>
+        <w:bidi w:val="0"/>
+        <w:rPr>
+          <w:color w:val="000000"/>
+          <w:sz w:val="16"/>
+          <w:szCs w:val="16"/>
+        </w:rPr>
+      </w:pPr>
+      <w:r>
+        <w:rPr>
+          <w:color w:val="000000"/>
+          <w:sz w:val="16"/>
+          <w:szCs w:val="16"/>
+        </w:rPr>
+      </w:r>
+    </w:p>
+    <w:p>
+      <w:pPr>
+        <w:pStyle w:val="Normal"/>
+        <w:rPr>
+          <w:color w:val="000000"/>
+          <w:sz w:val="16"/>
+          <w:szCs w:val="16"/>
+        </w:rPr>
+      </w:pPr>
+      <w:r>
+        <w:rPr>
+          <w:color w:val="000000"/>
+          <w:sz w:val="16"/>
+          <w:szCs w:val="16"/>
+        </w:rPr>
+        <w:tab/>
+        <w:t xml:space="preserve">       </w:t>
+      </w:r>
+      <w:r>
+        <w:rPr>
+          <w:rFonts w:eastAsia="arial" w:ascii="arial" w:hAnsi="arial"/>
+          <w:color w:val="000000"/>
+          <w:sz w:val="16"/>
+          <w:szCs w:val="16"/>
+        </w:rPr>
+        <w:t xml:space="preserve">    DB BR 4</w:t>
+      </w:r>
+      <w:r>
+        <w:rPr>
+          <w:rFonts w:eastAsia="arial" w:ascii="arial" w:hAnsi="arial"/>
+          <w:color w:val="000000"/>
+          <w:sz w:val="16"/>
+          <w:szCs w:val="16"/>
+        </w:rPr>
+        <w:t>11</w:t>
+      </w:r>
+      <w:r>
+        <w:rPr>
+          <w:rFonts w:eastAsia="arial" w:ascii="arial" w:hAnsi="arial"/>
+          <w:color w:val="000000"/>
+          <w:sz w:val="16"/>
+          <w:szCs w:val="16"/>
+        </w:rPr>
+        <w:t xml:space="preserve"> ICE </w:t>
+      </w:r>
+      <w:r>
+        <w:rPr>
+          <w:rFonts w:eastAsia="arial" w:ascii="arial" w:hAnsi="arial"/>
+          <w:color w:val="000000"/>
+          <w:sz w:val="16"/>
+          <w:szCs w:val="16"/>
+        </w:rPr>
+        <w:t>T</w:t>
+      </w:r>
+      <w:r>
+        <w:rPr>
+          <w:rFonts w:eastAsia="arial" w:ascii="arial" w:hAnsi="arial"/>
+          <w:color w:val="000000"/>
+          <w:sz w:val="16"/>
+          <w:szCs w:val="16"/>
+        </w:rPr>
+        <w:t>-1</w:t>
+      </w:r>
+    </w:p>
+    <w:tbl>
+      <w:tblPr>
+        <w:tblW w:w="14248" w:type="dxa"/>
+        <w:jc w:val="left"/>
+        <w:tblInd w:w="-5" w:type="dxa"/>
+        <w:tblLayout w:type="fixed"/>
+        <w:tblCellMar>
+          <w:top w:w="0" w:type="dxa"/>
+          <w:left w:w="108" w:type="dxa"/>
+          <w:bottom w:w="0" w:type="dxa"/>
+          <w:right w:w="108" w:type="dxa"/>
+        </w:tblCellMar>
+        <w:tblLook w:firstRow="1" w:noVBand="1" w:lastRow="0" w:firstColumn="1" w:lastColumn="0" w:noHBand="0" w:val="04a0"/>
+      </w:tblPr>
+      <w:tblGrid>
+        <w:gridCol w:w="1017"/>
+        <w:gridCol w:w="1019"/>
+        <w:gridCol w:w="1014"/>
+        <w:gridCol w:w="1016"/>
+        <w:gridCol w:w="1020"/>
+        <w:gridCol w:w="1016"/>
+        <w:gridCol w:w="1016"/>
+        <w:gridCol w:w="1017"/>
+        <w:gridCol w:w="1016"/>
+        <w:gridCol w:w="1020"/>
+        <w:gridCol w:w="1016"/>
+        <w:gridCol w:w="1016"/>
+        <w:gridCol w:w="1016"/>
+        <w:gridCol w:w="1029"/>
+      </w:tblGrid>
+      <w:tr>
+        <w:trPr>
+          <w:trHeight w:val="440" w:hRule="exact"/>
+          <w:cantSplit w:val="true"/>
+        </w:trPr>
+        <w:tc>
+          <w:tcPr>
+            <w:tcW w:w="1017" w:type="dxa"/>
+            <w:tcBorders>
+              <w:top w:val="single" w:sz="4" w:space="0" w:color="000000"/>
+              <w:left w:val="single" w:sz="4" w:space="0" w:color="000000"/>
+              <w:bottom w:val="single" w:sz="4" w:space="0" w:color="000000"/>
+            </w:tcBorders>
+            <w:vAlign w:val="bottom"/>
+          </w:tcPr>
+          <w:p>
+            <w:pPr>
+              <w:pStyle w:val="Normal"/>
+              <w:widowControl w:val="false"/>
+              <w:spacing w:lineRule="auto" w:line="180" w:before="0" w:after="60"/>
+              <w:jc w:val="center"/>
+              <w:rPr>
+                <w:color w:val="000000"/>
+                <w:sz w:val="16"/>
+                <w:szCs w:val="16"/>
+              </w:rPr>
+            </w:pPr>
+            <w:r>
+              <w:rPr>
+                <w:rFonts w:eastAsia="arial" w:ascii="arial" w:hAnsi="arial"/>
+                <w:b/>
+                <w:color w:val="000000"/>
+                <w:sz w:val="16"/>
+                <w:szCs w:val="16"/>
+              </w:rPr>
+              <w:t>Pause</w:t>
+            </w:r>
+          </w:p>
+        </w:tc>
+        <w:tc>
+          <w:tcPr>
+            <w:tcW w:w="1019" w:type="dxa"/>
+            <w:tcBorders>
+              <w:top w:val="single" w:sz="4" w:space="0" w:color="000000"/>
+              <w:left w:val="single" w:sz="4" w:space="0" w:color="000000"/>
+              <w:bottom w:val="single" w:sz="4" w:space="0" w:color="000000"/>
+            </w:tcBorders>
+            <w:vAlign w:val="bottom"/>
+          </w:tcPr>
+          <w:p>
+            <w:pPr>
+              <w:pStyle w:val="Normal"/>
+              <w:widowControl w:val="false"/>
+              <w:spacing w:lineRule="auto" w:line="180"/>
+              <w:jc w:val="center"/>
+              <w:rPr>
+                <w:color w:val="000000"/>
+                <w:sz w:val="16"/>
+                <w:szCs w:val="16"/>
+              </w:rPr>
+            </w:pPr>
+            <w:r>
+              <w:rPr/>
+            </w:r>
+          </w:p>
+        </w:tc>
+        <w:tc>
+          <w:tcPr>
+            <w:tcW w:w="1014" w:type="dxa"/>
+            <w:tcBorders>
+              <w:top w:val="single" w:sz="4" w:space="0" w:color="000000"/>
+              <w:left w:val="single" w:sz="4" w:space="0" w:color="000000"/>
+              <w:bottom w:val="single" w:sz="4" w:space="0" w:color="000000"/>
+            </w:tcBorders>
+            <w:vAlign w:val="bottom"/>
+          </w:tcPr>
+          <w:p>
+            <w:pPr>
+              <w:pStyle w:val="Normal"/>
+              <w:widowControl w:val="false"/>
+              <w:spacing w:lineRule="auto" w:line="180"/>
+              <w:jc w:val="center"/>
+              <w:rPr>
+                <w:color w:val="000000"/>
+                <w:sz w:val="16"/>
+                <w:szCs w:val="16"/>
+              </w:rPr>
+            </w:pPr>
+            <w:r>
+              <w:rPr>
+                <w:color w:val="000000"/>
+                <w:sz w:val="16"/>
+                <w:szCs w:val="16"/>
+              </w:rPr>
+              <w:t>MCB Close</w:t>
+            </w:r>
+          </w:p>
+        </w:tc>
+        <w:tc>
+          <w:tcPr>
+            <w:tcW w:w="1016" w:type="dxa"/>
+            <w:tcBorders>
+              <w:top w:val="single" w:sz="4" w:space="0" w:color="000000"/>
+              <w:left w:val="single" w:sz="4" w:space="0" w:color="000000"/>
+              <w:bottom w:val="single" w:sz="4" w:space="0" w:color="000000"/>
+            </w:tcBorders>
+            <w:vAlign w:val="bottom"/>
+          </w:tcPr>
+          <w:p>
+            <w:pPr>
+              <w:pStyle w:val="Normal"/>
+              <w:widowControl w:val="false"/>
+              <w:spacing w:lineRule="auto" w:line="180"/>
+              <w:jc w:val="center"/>
+              <w:rPr>
+                <w:sz w:val="16"/>
+                <w:szCs w:val="16"/>
+              </w:rPr>
+            </w:pPr>
+            <w:r>
+              <w:rPr>
+                <w:rFonts w:eastAsia="arial" w:ascii="arial" w:hAnsi="arial"/>
+                <w:color w:val="000000"/>
+                <w:sz w:val="16"/>
+                <w:szCs w:val="16"/>
+              </w:rPr>
+              <w:t>PZB/LZB</w:t>
+            </w:r>
+          </w:p>
+        </w:tc>
+        <w:tc>
+          <w:tcPr>
+            <w:tcW w:w="1020" w:type="dxa"/>
+            <w:tcBorders>
+              <w:top w:val="single" w:sz="4" w:space="0" w:color="000000"/>
+              <w:left w:val="single" w:sz="4" w:space="0" w:color="000000"/>
+              <w:bottom w:val="single" w:sz="4" w:space="0" w:color="000000"/>
+            </w:tcBorders>
+            <w:vAlign w:val="bottom"/>
+          </w:tcPr>
+          <w:p>
+            <w:pPr>
+              <w:pStyle w:val="Normal"/>
+              <w:widowControl w:val="false"/>
+              <w:spacing w:lineRule="auto" w:line="180"/>
+              <w:jc w:val="center"/>
+              <w:rPr>
+                <w:color w:val="000000"/>
+                <w:sz w:val="16"/>
+                <w:szCs w:val="16"/>
+              </w:rPr>
+            </w:pPr>
+            <w:r>
+              <w:rPr>
+                <w:rFonts w:eastAsia="arial" w:ascii="arial" w:hAnsi="arial"/>
+                <w:color w:val="000000"/>
+                <w:sz w:val="16"/>
+                <w:szCs w:val="16"/>
+              </w:rPr>
+              <w:t>Panto. Raise</w:t>
+            </w:r>
+          </w:p>
+        </w:tc>
+        <w:tc>
+          <w:tcPr>
+            <w:tcW w:w="1016" w:type="dxa"/>
+            <w:tcBorders>
+              <w:top w:val="single" w:sz="4" w:space="0" w:color="000000"/>
+              <w:left w:val="single" w:sz="4" w:space="0" w:color="000000"/>
+              <w:bottom w:val="single" w:sz="4" w:space="0" w:color="000000"/>
+            </w:tcBorders>
+            <w:vAlign w:val="bottom"/>
+          </w:tcPr>
+          <w:p>
+            <w:pPr>
+              <w:pStyle w:val="Normal"/>
+              <w:widowControl w:val="false"/>
+              <w:jc w:val="center"/>
+              <w:rPr>
+                <w:color w:val="000000"/>
+                <w:sz w:val="16"/>
+                <w:szCs w:val="16"/>
+              </w:rPr>
+            </w:pPr>
+            <w:r>
+              <w:rPr/>
+            </w:r>
+          </w:p>
+        </w:tc>
+        <w:tc>
+          <w:tcPr>
+            <w:tcW w:w="1016" w:type="dxa"/>
+            <w:tcBorders>
+              <w:top w:val="single" w:sz="4" w:space="0" w:color="000000"/>
+              <w:left w:val="single" w:sz="4" w:space="0" w:color="000000"/>
+              <w:bottom w:val="single" w:sz="4" w:space="0" w:color="000000"/>
+            </w:tcBorders>
+            <w:vAlign w:val="bottom"/>
+          </w:tcPr>
+          <w:p>
+            <w:pPr>
+              <w:pStyle w:val="Normal"/>
+              <w:widowControl w:val="false"/>
+              <w:jc w:val="center"/>
+              <w:rPr>
+                <w:sz w:val="16"/>
+                <w:szCs w:val="16"/>
+              </w:rPr>
+            </w:pPr>
+            <w:r>
+              <w:rPr/>
+            </w:r>
+          </w:p>
+        </w:tc>
+        <w:tc>
+          <w:tcPr>
+            <w:tcW w:w="1017" w:type="dxa"/>
+            <w:tcBorders>
+              <w:top w:val="single" w:sz="4" w:space="0" w:color="000000"/>
+              <w:left w:val="single" w:sz="4" w:space="0" w:color="000000"/>
+              <w:bottom w:val="single" w:sz="4" w:space="0" w:color="000000"/>
+            </w:tcBorders>
+            <w:vAlign w:val="bottom"/>
+          </w:tcPr>
+          <w:p>
+            <w:pPr>
+              <w:pStyle w:val="Normal"/>
+              <w:widowControl w:val="false"/>
+              <w:jc w:val="center"/>
+              <w:rPr>
+                <w:rFonts w:ascii="arial" w:hAnsi="arial" w:eastAsia="arial"/>
+                <w:color w:val="000000"/>
+                <w:sz w:val="16"/>
+                <w:szCs w:val="16"/>
+              </w:rPr>
+            </w:pPr>
+            <w:r>
+              <w:rPr/>
+            </w:r>
+          </w:p>
+        </w:tc>
+        <w:tc>
+          <w:tcPr>
+            <w:tcW w:w="1016" w:type="dxa"/>
+            <w:tcBorders>
+              <w:top w:val="single" w:sz="4" w:space="0" w:color="000000"/>
+              <w:left w:val="single" w:sz="4" w:space="0" w:color="000000"/>
+              <w:bottom w:val="single" w:sz="4" w:space="0" w:color="000000"/>
+            </w:tcBorders>
+            <w:vAlign w:val="bottom"/>
+          </w:tcPr>
+          <w:p>
+            <w:pPr>
+              <w:pStyle w:val="Normal"/>
+              <w:widowControl w:val="false"/>
+              <w:spacing w:lineRule="auto" w:line="180"/>
+              <w:jc w:val="center"/>
+              <w:rPr>
+                <w:color w:val="000000"/>
+                <w:sz w:val="16"/>
+                <w:szCs w:val="16"/>
+              </w:rPr>
+            </w:pPr>
+            <w:r>
+              <w:rPr>
+                <w:rFonts w:eastAsia="arial" w:ascii="arial" w:hAnsi="arial"/>
+                <w:color w:val="000000"/>
+                <w:sz w:val="16"/>
+                <w:szCs w:val="16"/>
+              </w:rPr>
+              <w:t>Gauge Light Up</w:t>
+            </w:r>
+          </w:p>
+        </w:tc>
+        <w:tc>
+          <w:tcPr>
+            <w:tcW w:w="1020" w:type="dxa"/>
+            <w:tcBorders>
+              <w:top w:val="single" w:sz="4" w:space="0" w:color="000000"/>
+              <w:left w:val="single" w:sz="4" w:space="0" w:color="000000"/>
+              <w:bottom w:val="single" w:sz="4" w:space="0" w:color="000000"/>
+            </w:tcBorders>
+            <w:vAlign w:val="bottom"/>
+          </w:tcPr>
+          <w:p>
+            <w:pPr>
+              <w:pStyle w:val="Normal"/>
+              <w:widowControl w:val="false"/>
+              <w:jc w:val="center"/>
+              <w:rPr>
+                <w:color w:val="000000"/>
+                <w:sz w:val="16"/>
+                <w:szCs w:val="16"/>
+              </w:rPr>
+            </w:pPr>
+            <w:r>
+              <w:rPr>
+                <w:rFonts w:eastAsia="arial" w:ascii="arial" w:hAnsi="arial"/>
+                <w:color w:val="000000"/>
+                <w:sz w:val="16"/>
+                <w:szCs w:val="16"/>
+              </w:rPr>
+              <w:t>Emer.</w:t>
+            </w:r>
+          </w:p>
+          <w:p>
+            <w:pPr>
+              <w:pStyle w:val="Normal"/>
+              <w:widowControl w:val="false"/>
+              <w:jc w:val="center"/>
+              <w:rPr>
+                <w:color w:val="000000"/>
+                <w:sz w:val="16"/>
+                <w:szCs w:val="16"/>
+              </w:rPr>
+            </w:pPr>
+            <w:r>
+              <w:rPr>
+                <w:rFonts w:eastAsia="arial" w:ascii="arial" w:hAnsi="arial"/>
+                <w:color w:val="000000"/>
+                <w:sz w:val="16"/>
+                <w:szCs w:val="16"/>
+              </w:rPr>
+              <w:t>Brake</w:t>
+            </w:r>
+          </w:p>
+        </w:tc>
+        <w:tc>
+          <w:tcPr>
+            <w:tcW w:w="1016" w:type="dxa"/>
+            <w:tcBorders>
+              <w:top w:val="single" w:sz="4" w:space="0" w:color="000000"/>
+              <w:left w:val="single" w:sz="4" w:space="0" w:color="000000"/>
+              <w:bottom w:val="single" w:sz="4" w:space="0" w:color="000000"/>
+            </w:tcBorders>
+            <w:vAlign w:val="bottom"/>
+          </w:tcPr>
+          <w:p>
+            <w:pPr>
+              <w:pStyle w:val="Normal"/>
+              <w:widowControl w:val="false"/>
+              <w:spacing w:lineRule="auto" w:line="180"/>
+              <w:jc w:val="center"/>
+              <w:rPr>
+                <w:color w:val="000000"/>
+                <w:sz w:val="16"/>
+                <w:szCs w:val="16"/>
+              </w:rPr>
+            </w:pPr>
+            <w:r>
+              <w:rPr>
+                <w:rFonts w:eastAsia="arial" w:ascii="arial" w:hAnsi="arial"/>
+                <w:color w:val="000000"/>
+                <w:sz w:val="16"/>
+                <w:szCs w:val="16"/>
+              </w:rPr>
+              <w:t>Cab Light</w:t>
+            </w:r>
+          </w:p>
+        </w:tc>
+        <w:tc>
+          <w:tcPr>
+            <w:tcW w:w="1016" w:type="dxa"/>
+            <w:tcBorders>
+              <w:top w:val="single" w:sz="4" w:space="0" w:color="000000"/>
+              <w:left w:val="single" w:sz="4" w:space="0" w:color="000000"/>
+              <w:bottom w:val="single" w:sz="4" w:space="0" w:color="000000"/>
+            </w:tcBorders>
+            <w:vAlign w:val="bottom"/>
+          </w:tcPr>
+          <w:p>
+            <w:pPr>
+              <w:pStyle w:val="Normal"/>
+              <w:widowControl w:val="false"/>
+              <w:spacing w:lineRule="auto" w:line="180"/>
+              <w:jc w:val="center"/>
+              <w:rPr>
+                <w:color w:val="000000"/>
+                <w:sz w:val="16"/>
+                <w:szCs w:val="16"/>
+              </w:rPr>
+            </w:pPr>
+            <w:r>
+              <w:rPr>
+                <w:rFonts w:eastAsia="arial" w:ascii="arial" w:hAnsi="arial"/>
+                <w:color w:val="000000"/>
+                <w:sz w:val="16"/>
+                <w:szCs w:val="16"/>
+              </w:rPr>
+              <w:t>Parking Brake On</w:t>
+            </w:r>
+          </w:p>
+        </w:tc>
+        <w:tc>
+          <w:tcPr>
+            <w:tcW w:w="1016" w:type="dxa"/>
+            <w:tcBorders>
+              <w:top w:val="single" w:sz="4" w:space="0" w:color="000000"/>
+              <w:left w:val="single" w:sz="4" w:space="0" w:color="000000"/>
+              <w:bottom w:val="single" w:sz="4" w:space="0" w:color="000000"/>
+            </w:tcBorders>
+            <w:vAlign w:val="bottom"/>
+          </w:tcPr>
+          <w:p>
+            <w:pPr>
+              <w:pStyle w:val="Normal"/>
+              <w:widowControl w:val="false"/>
+              <w:spacing w:lineRule="auto" w:line="180"/>
+              <w:jc w:val="center"/>
+              <w:rPr>
+                <w:color w:val="000000"/>
+                <w:sz w:val="16"/>
+                <w:szCs w:val="16"/>
+              </w:rPr>
+            </w:pPr>
+            <w:r>
+              <w:rPr>
+                <w:rFonts w:eastAsia="arial" w:ascii="arial" w:hAnsi="arial"/>
+                <w:color w:val="000000"/>
+                <w:sz w:val="16"/>
+                <w:szCs w:val="16"/>
+              </w:rPr>
+              <w:t>1P Cam</w:t>
+            </w:r>
+          </w:p>
+        </w:tc>
+        <w:tc>
+          <w:tcPr>
+            <w:tcW w:w="1029" w:type="dxa"/>
+            <w:tcBorders>
+              <w:top w:val="single" w:sz="4" w:space="0" w:color="000000"/>
+              <w:left w:val="single" w:sz="4" w:space="0" w:color="000000"/>
+              <w:bottom w:val="single" w:sz="4" w:space="0" w:color="000000"/>
+              <w:right w:val="single" w:sz="4" w:space="0" w:color="000000"/>
+            </w:tcBorders>
+            <w:vAlign w:val="bottom"/>
+          </w:tcPr>
+          <w:p>
+            <w:pPr>
+              <w:pStyle w:val="Normal"/>
+              <w:widowControl w:val="false"/>
+              <w:spacing w:lineRule="auto" w:line="180"/>
+              <w:jc w:val="center"/>
+              <w:rPr>
+                <w:color w:val="000000"/>
+                <w:sz w:val="16"/>
+                <w:szCs w:val="16"/>
+              </w:rPr>
+            </w:pPr>
+            <w:r>
+              <w:rPr>
+                <w:rFonts w:eastAsia="arial" w:ascii="arial" w:hAnsi="arial"/>
+                <w:color w:val="000000"/>
+                <w:sz w:val="16"/>
+                <w:szCs w:val="16"/>
+              </w:rPr>
+              <w:t>Next</w:t>
+            </w:r>
+          </w:p>
+          <w:p>
+            <w:pPr>
+              <w:pStyle w:val="Normal"/>
+              <w:widowControl w:val="false"/>
+              <w:spacing w:lineRule="auto" w:line="180"/>
+              <w:jc w:val="center"/>
+              <w:rPr>
+                <w:color w:val="000000"/>
+                <w:sz w:val="16"/>
+                <w:szCs w:val="16"/>
+              </w:rPr>
+            </w:pPr>
+            <w:r>
+              <w:rPr>
+                <w:rFonts w:eastAsia="arial" w:ascii="arial" w:hAnsi="arial"/>
+                <w:color w:val="000000"/>
+                <w:sz w:val="16"/>
+                <w:szCs w:val="16"/>
+              </w:rPr>
+              <w:t>Cab Cam</w:t>
+            </w:r>
+          </w:p>
+        </w:tc>
+      </w:tr>
+    </w:tbl>
+    <w:p>
+      <w:pPr>
+        <w:pStyle w:val="Normal"/>
+        <w:rPr>
+          <w:rFonts w:ascii="arial" w:hAnsi="arial" w:eastAsia="arial"/>
+          <w:color w:val="000000"/>
+          <w:sz w:val="16"/>
+          <w:szCs w:val="16"/>
+        </w:rPr>
+      </w:pPr>
+      <w:r>
+        <w:rPr>
+          <w:rFonts w:eastAsia="arial" w:ascii="arial" w:hAnsi="arial"/>
+          <w:color w:val="000000"/>
+          <w:sz w:val="16"/>
+          <w:szCs w:val="16"/>
+        </w:rPr>
+      </w:r>
+    </w:p>
+    <w:p>
+      <w:pPr>
+        <w:pStyle w:val="Normal"/>
+        <w:rPr>
+          <w:color w:val="000000"/>
+          <w:sz w:val="16"/>
+          <w:szCs w:val="16"/>
+        </w:rPr>
+      </w:pPr>
+      <w:r>
+        <w:rPr>
+          <w:rFonts w:eastAsia="arial" w:ascii="arial" w:hAnsi="arial"/>
+          <w:color w:val="000000"/>
+          <w:sz w:val="16"/>
+          <w:szCs w:val="16"/>
+        </w:rPr>
+        <w:tab/>
+        <w:t xml:space="preserve">           DB BR 4</w:t>
+      </w:r>
+      <w:r>
+        <w:rPr>
+          <w:rFonts w:eastAsia="arial" w:ascii="arial" w:hAnsi="arial"/>
+          <w:color w:val="000000"/>
+          <w:sz w:val="16"/>
+          <w:szCs w:val="16"/>
+        </w:rPr>
+        <w:t>11</w:t>
+      </w:r>
+      <w:r>
+        <w:rPr>
+          <w:rFonts w:eastAsia="arial" w:ascii="arial" w:hAnsi="arial"/>
+          <w:color w:val="000000"/>
+          <w:sz w:val="16"/>
+          <w:szCs w:val="16"/>
+        </w:rPr>
+        <w:t xml:space="preserve"> ICE </w:t>
+      </w:r>
+      <w:r>
+        <w:rPr>
+          <w:rFonts w:eastAsia="arial" w:ascii="arial" w:hAnsi="arial"/>
+          <w:color w:val="000000"/>
+          <w:sz w:val="16"/>
+          <w:szCs w:val="16"/>
+        </w:rPr>
+        <w:t>T</w:t>
+      </w:r>
+      <w:r>
+        <w:rPr>
+          <w:rFonts w:eastAsia="arial" w:ascii="arial" w:hAnsi="arial"/>
+          <w:color w:val="000000"/>
+          <w:sz w:val="16"/>
+          <w:szCs w:val="16"/>
+        </w:rPr>
+        <w:t>-2</w:t>
+      </w:r>
+    </w:p>
+    <w:tbl>
+      <w:tblPr>
+        <w:tblW w:w="14248" w:type="dxa"/>
+        <w:jc w:val="left"/>
+        <w:tblInd w:w="-5" w:type="dxa"/>
+        <w:tblLayout w:type="fixed"/>
+        <w:tblCellMar>
+          <w:top w:w="0" w:type="dxa"/>
+          <w:left w:w="108" w:type="dxa"/>
+          <w:bottom w:w="0" w:type="dxa"/>
+          <w:right w:w="108" w:type="dxa"/>
+        </w:tblCellMar>
+        <w:tblLook w:firstRow="1" w:noVBand="1" w:lastRow="0" w:firstColumn="1" w:lastColumn="0" w:noHBand="0" w:val="04a0"/>
+      </w:tblPr>
+      <w:tblGrid>
+        <w:gridCol w:w="1017"/>
+        <w:gridCol w:w="1019"/>
+        <w:gridCol w:w="1014"/>
+        <w:gridCol w:w="1016"/>
+        <w:gridCol w:w="1020"/>
+        <w:gridCol w:w="1016"/>
+        <w:gridCol w:w="1016"/>
+        <w:gridCol w:w="1017"/>
+        <w:gridCol w:w="1016"/>
+        <w:gridCol w:w="1020"/>
+        <w:gridCol w:w="1016"/>
+        <w:gridCol w:w="1016"/>
+        <w:gridCol w:w="1016"/>
+        <w:gridCol w:w="1029"/>
+      </w:tblGrid>
+      <w:tr>
+        <w:trPr>
+          <w:trHeight w:val="440" w:hRule="exact"/>
+          <w:cantSplit w:val="true"/>
+        </w:trPr>
+        <w:tc>
+          <w:tcPr>
+            <w:tcW w:w="1017" w:type="dxa"/>
+            <w:tcBorders>
+              <w:top w:val="single" w:sz="4" w:space="0" w:color="000000"/>
+              <w:left w:val="single" w:sz="4" w:space="0" w:color="000000"/>
+              <w:bottom w:val="single" w:sz="4" w:space="0" w:color="000000"/>
+            </w:tcBorders>
+            <w:vAlign w:val="bottom"/>
+          </w:tcPr>
+          <w:p>
+            <w:pPr>
+              <w:pStyle w:val="Normal"/>
+              <w:widowControl w:val="false"/>
+              <w:spacing w:lineRule="auto" w:line="180" w:before="0" w:after="60"/>
+              <w:jc w:val="center"/>
+              <w:rPr>
+                <w:color w:val="000000"/>
+                <w:sz w:val="16"/>
+                <w:szCs w:val="16"/>
+              </w:rPr>
+            </w:pPr>
+            <w:r>
+              <w:rPr>
+                <w:rFonts w:eastAsia="arial" w:ascii="arial" w:hAnsi="arial"/>
+                <w:b/>
+                <w:color w:val="000000"/>
+                <w:sz w:val="16"/>
+                <w:szCs w:val="16"/>
+              </w:rPr>
+              <w:t>HUD</w:t>
+            </w:r>
+          </w:p>
+        </w:tc>
+        <w:tc>
+          <w:tcPr>
+            <w:tcW w:w="1019" w:type="dxa"/>
+            <w:tcBorders>
+              <w:top w:val="single" w:sz="4" w:space="0" w:color="000000"/>
+              <w:left w:val="single" w:sz="4" w:space="0" w:color="000000"/>
+              <w:bottom w:val="single" w:sz="4" w:space="0" w:color="000000"/>
+            </w:tcBorders>
+            <w:vAlign w:val="bottom"/>
+          </w:tcPr>
+          <w:p>
+            <w:pPr>
+              <w:pStyle w:val="Normal"/>
+              <w:widowControl w:val="false"/>
+              <w:spacing w:lineRule="auto" w:line="180"/>
+              <w:jc w:val="center"/>
+              <w:rPr>
+                <w:rFonts w:ascii="arial" w:hAnsi="arial" w:eastAsia="arial"/>
+                <w:color w:val="000000"/>
+                <w:sz w:val="16"/>
+                <w:szCs w:val="16"/>
+              </w:rPr>
+            </w:pPr>
+            <w:r>
+              <w:rPr>
+                <w:rFonts w:eastAsia="arial" w:ascii="arial" w:hAnsi="arial"/>
+                <w:color w:val="000000"/>
+                <w:sz w:val="16"/>
+                <w:szCs w:val="16"/>
+              </w:rPr>
+              <w:t>Schedule</w:t>
+            </w:r>
+          </w:p>
+        </w:tc>
+        <w:tc>
+          <w:tcPr>
+            <w:tcW w:w="1014" w:type="dxa"/>
+            <w:tcBorders>
+              <w:top w:val="single" w:sz="4" w:space="0" w:color="000000"/>
+              <w:left w:val="single" w:sz="4" w:space="0" w:color="000000"/>
+              <w:bottom w:val="single" w:sz="4" w:space="0" w:color="000000"/>
+            </w:tcBorders>
+            <w:vAlign w:val="bottom"/>
+          </w:tcPr>
+          <w:p>
+            <w:pPr>
+              <w:pStyle w:val="Normal"/>
+              <w:widowControl w:val="false"/>
+              <w:spacing w:lineRule="auto" w:line="180"/>
+              <w:jc w:val="center"/>
+              <w:rPr>
+                <w:color w:val="000000"/>
+                <w:sz w:val="16"/>
+                <w:szCs w:val="16"/>
+              </w:rPr>
+            </w:pPr>
+            <w:r>
+              <w:rPr>
+                <w:rFonts w:eastAsia="arial" w:ascii="arial" w:hAnsi="arial"/>
+                <w:color w:val="000000"/>
+                <w:sz w:val="16"/>
+                <w:szCs w:val="16"/>
+              </w:rPr>
+              <w:t>MCB Open</w:t>
+            </w:r>
+          </w:p>
+        </w:tc>
+        <w:tc>
+          <w:tcPr>
+            <w:tcW w:w="1016" w:type="dxa"/>
+            <w:tcBorders>
+              <w:top w:val="single" w:sz="4" w:space="0" w:color="000000"/>
+              <w:left w:val="single" w:sz="4" w:space="0" w:color="000000"/>
+              <w:bottom w:val="single" w:sz="4" w:space="0" w:color="000000"/>
+            </w:tcBorders>
+            <w:vAlign w:val="bottom"/>
+          </w:tcPr>
+          <w:p>
+            <w:pPr>
+              <w:pStyle w:val="Normal"/>
+              <w:widowControl w:val="false"/>
+              <w:spacing w:lineRule="auto" w:line="180"/>
+              <w:jc w:val="center"/>
+              <w:rPr>
+                <w:sz w:val="16"/>
+                <w:szCs w:val="16"/>
+              </w:rPr>
+            </w:pPr>
+            <w:r>
+              <w:rPr>
+                <w:sz w:val="16"/>
+                <w:szCs w:val="16"/>
+              </w:rPr>
+              <w:t>Sifa</w:t>
+            </w:r>
+          </w:p>
+        </w:tc>
+        <w:tc>
+          <w:tcPr>
+            <w:tcW w:w="1020" w:type="dxa"/>
+            <w:tcBorders>
+              <w:top w:val="single" w:sz="4" w:space="0" w:color="000000"/>
+              <w:left w:val="single" w:sz="4" w:space="0" w:color="000000"/>
+              <w:bottom w:val="single" w:sz="4" w:space="0" w:color="000000"/>
+            </w:tcBorders>
+            <w:vAlign w:val="bottom"/>
+          </w:tcPr>
+          <w:p>
+            <w:pPr>
+              <w:pStyle w:val="Normal"/>
+              <w:widowControl w:val="false"/>
+              <w:jc w:val="center"/>
+              <w:rPr>
+                <w:rFonts w:ascii="arial" w:hAnsi="arial" w:eastAsia="arial"/>
+                <w:color w:val="000000"/>
+                <w:sz w:val="16"/>
+                <w:szCs w:val="16"/>
+              </w:rPr>
+            </w:pPr>
+            <w:r>
+              <w:rPr>
+                <w:rFonts w:eastAsia="arial" w:ascii="arial" w:hAnsi="arial"/>
+                <w:color w:val="000000"/>
+                <w:sz w:val="16"/>
+                <w:szCs w:val="16"/>
+              </w:rPr>
+              <w:t>Panto.</w:t>
+            </w:r>
+          </w:p>
+          <w:p>
+            <w:pPr>
+              <w:pStyle w:val="Normal"/>
+              <w:widowControl w:val="false"/>
+              <w:jc w:val="center"/>
+              <w:rPr>
+                <w:rFonts w:ascii="arial" w:hAnsi="arial" w:eastAsia="arial"/>
+                <w:color w:val="000000"/>
+                <w:sz w:val="16"/>
+                <w:szCs w:val="16"/>
+              </w:rPr>
+            </w:pPr>
+            <w:r>
+              <w:rPr>
+                <w:rFonts w:eastAsia="arial" w:ascii="arial" w:hAnsi="arial"/>
+                <w:color w:val="000000"/>
+                <w:sz w:val="16"/>
+                <w:szCs w:val="16"/>
+              </w:rPr>
+              <w:t>Low</w:t>
+            </w:r>
+          </w:p>
+        </w:tc>
+        <w:tc>
+          <w:tcPr>
+            <w:tcW w:w="1016" w:type="dxa"/>
+            <w:tcBorders>
+              <w:top w:val="single" w:sz="4" w:space="0" w:color="000000"/>
+              <w:left w:val="single" w:sz="4" w:space="0" w:color="000000"/>
+              <w:bottom w:val="single" w:sz="4" w:space="0" w:color="000000"/>
+            </w:tcBorders>
+            <w:vAlign w:val="bottom"/>
+          </w:tcPr>
+          <w:p>
+            <w:pPr>
+              <w:pStyle w:val="Normal"/>
+              <w:widowControl w:val="false"/>
+              <w:spacing w:lineRule="auto" w:line="180"/>
+              <w:jc w:val="center"/>
+              <w:rPr>
+                <w:sz w:val="16"/>
+                <w:szCs w:val="16"/>
+              </w:rPr>
+            </w:pPr>
+            <w:r>
+              <w:rPr/>
+            </w:r>
+          </w:p>
+        </w:tc>
+        <w:tc>
+          <w:tcPr>
+            <w:tcW w:w="1016" w:type="dxa"/>
+            <w:tcBorders>
+              <w:top w:val="single" w:sz="4" w:space="0" w:color="000000"/>
+              <w:left w:val="single" w:sz="4" w:space="0" w:color="000000"/>
+              <w:bottom w:val="single" w:sz="4" w:space="0" w:color="000000"/>
+            </w:tcBorders>
+            <w:vAlign w:val="bottom"/>
+          </w:tcPr>
+          <w:p>
+            <w:pPr>
+              <w:pStyle w:val="Normal"/>
+              <w:widowControl w:val="false"/>
+              <w:jc w:val="center"/>
+              <w:rPr>
+                <w:sz w:val="16"/>
+                <w:szCs w:val="16"/>
+              </w:rPr>
+            </w:pPr>
+            <w:r>
+              <w:rPr/>
+            </w:r>
+          </w:p>
+        </w:tc>
+        <w:tc>
+          <w:tcPr>
+            <w:tcW w:w="1017" w:type="dxa"/>
+            <w:tcBorders>
+              <w:top w:val="single" w:sz="4" w:space="0" w:color="000000"/>
+              <w:left w:val="single" w:sz="4" w:space="0" w:color="000000"/>
+              <w:bottom w:val="single" w:sz="4" w:space="0" w:color="000000"/>
+            </w:tcBorders>
+            <w:vAlign w:val="bottom"/>
+          </w:tcPr>
+          <w:p>
+            <w:pPr>
+              <w:pStyle w:val="Normal"/>
+              <w:widowControl w:val="false"/>
+              <w:jc w:val="center"/>
+              <w:rPr>
+                <w:rFonts w:ascii="arial" w:hAnsi="arial" w:eastAsia="arial"/>
+                <w:color w:val="000000"/>
+                <w:sz w:val="16"/>
+                <w:szCs w:val="16"/>
+              </w:rPr>
+            </w:pPr>
+            <w:r>
+              <w:rPr/>
+            </w:r>
+          </w:p>
+        </w:tc>
+        <w:tc>
+          <w:tcPr>
+            <w:tcW w:w="1016" w:type="dxa"/>
+            <w:tcBorders>
+              <w:top w:val="single" w:sz="4" w:space="0" w:color="000000"/>
+              <w:left w:val="single" w:sz="4" w:space="0" w:color="000000"/>
+              <w:bottom w:val="single" w:sz="4" w:space="0" w:color="000000"/>
+            </w:tcBorders>
+            <w:vAlign w:val="bottom"/>
+          </w:tcPr>
+          <w:p>
+            <w:pPr>
+              <w:pStyle w:val="Normal"/>
+              <w:widowControl w:val="false"/>
+              <w:spacing w:lineRule="auto" w:line="180"/>
+              <w:jc w:val="center"/>
+              <w:rPr>
+                <w:color w:val="000000"/>
+                <w:sz w:val="16"/>
+                <w:szCs w:val="16"/>
+              </w:rPr>
+            </w:pPr>
+            <w:r>
+              <w:rPr>
+                <w:rFonts w:eastAsia="arial" w:ascii="arial" w:hAnsi="arial"/>
+                <w:color w:val="000000"/>
+                <w:sz w:val="16"/>
+                <w:szCs w:val="16"/>
+              </w:rPr>
+              <w:t>Gauge Light Dw</w:t>
+            </w:r>
+          </w:p>
+        </w:tc>
+        <w:tc>
+          <w:tcPr>
+            <w:tcW w:w="1020" w:type="dxa"/>
+            <w:tcBorders>
+              <w:top w:val="single" w:sz="4" w:space="0" w:color="000000"/>
+              <w:left w:val="single" w:sz="4" w:space="0" w:color="000000"/>
+              <w:bottom w:val="single" w:sz="4" w:space="0" w:color="000000"/>
+            </w:tcBorders>
+            <w:vAlign w:val="bottom"/>
+          </w:tcPr>
+          <w:p>
+            <w:pPr>
+              <w:pStyle w:val="Normal"/>
+              <w:widowControl w:val="false"/>
+              <w:jc w:val="center"/>
+              <w:rPr>
+                <w:color w:val="000000"/>
+                <w:sz w:val="16"/>
+                <w:szCs w:val="16"/>
+              </w:rPr>
+            </w:pPr>
+            <w:r>
+              <w:rPr>
+                <w:color w:val="000000"/>
+                <w:sz w:val="16"/>
+                <w:szCs w:val="16"/>
+              </w:rPr>
+              <w:t>Uncouple</w:t>
+            </w:r>
+          </w:p>
+        </w:tc>
+        <w:tc>
+          <w:tcPr>
+            <w:tcW w:w="1016" w:type="dxa"/>
+            <w:tcBorders>
+              <w:top w:val="single" w:sz="4" w:space="0" w:color="000000"/>
+              <w:left w:val="single" w:sz="4" w:space="0" w:color="000000"/>
+              <w:bottom w:val="single" w:sz="4" w:space="0" w:color="000000"/>
+            </w:tcBorders>
+            <w:vAlign w:val="bottom"/>
+          </w:tcPr>
+          <w:p>
+            <w:pPr>
+              <w:pStyle w:val="Normal"/>
+              <w:widowControl w:val="false"/>
+              <w:jc w:val="center"/>
+              <w:rPr>
+                <w:color w:val="000000"/>
+                <w:sz w:val="16"/>
+                <w:szCs w:val="16"/>
+              </w:rPr>
+            </w:pPr>
+            <w:r>
+              <w:rPr/>
+            </w:r>
+          </w:p>
+        </w:tc>
+        <w:tc>
+          <w:tcPr>
+            <w:tcW w:w="1016" w:type="dxa"/>
+            <w:tcBorders>
+              <w:top w:val="single" w:sz="4" w:space="0" w:color="000000"/>
+              <w:left w:val="single" w:sz="4" w:space="0" w:color="000000"/>
+              <w:bottom w:val="single" w:sz="4" w:space="0" w:color="000000"/>
+            </w:tcBorders>
+            <w:vAlign w:val="bottom"/>
+          </w:tcPr>
+          <w:p>
+            <w:pPr>
+              <w:pStyle w:val="Normal"/>
+              <w:widowControl w:val="false"/>
+              <w:spacing w:lineRule="auto" w:line="180"/>
+              <w:jc w:val="center"/>
+              <w:rPr>
+                <w:color w:val="000000"/>
+                <w:sz w:val="16"/>
+                <w:szCs w:val="16"/>
+              </w:rPr>
+            </w:pPr>
+            <w:r>
+              <w:rPr>
+                <w:rFonts w:eastAsia="arial" w:ascii="arial" w:hAnsi="arial"/>
+                <w:color w:val="000000"/>
+                <w:sz w:val="16"/>
+                <w:szCs w:val="16"/>
+              </w:rPr>
+              <w:t>Parking Brake Off</w:t>
             </w:r>
           </w:p>
         </w:tc>
@@ -29987,13 +33609,13 @@
       <w:rFonts w:ascii="Symbol" w:hAnsi="Symbol" w:cs="Symbol"/>
     </w:rPr>
   </w:style>
-  <w:style w:type="character" w:styleId="Style5" w:customStyle="1">
-    <w:name w:val="번호 매기기 기호"/>
+  <w:style w:type="character" w:styleId="user" w:customStyle="1">
+    <w:name w:val="번호 매기기 기호 (user)"/>
     <w:qFormat/>
     <w:rPr/>
   </w:style>
-  <w:style w:type="character" w:styleId="user">
-    <w:name w:val="번호 매기기 기호 (user)"/>
+  <w:style w:type="character" w:styleId="Style5">
+    <w:name w:val="번호 매기기 기호"/>
     <w:qFormat/>
     <w:rPr/>
   </w:style>
@@ -30007,7 +33629,7 @@
       <w:spacing w:before="240" w:after="120"/>
     </w:pPr>
     <w:rPr>
-      <w:rFonts w:ascii="Liberation Sans" w:hAnsi="Liberation Sans" w:eastAsia="Noto Sans KR" w:cs="Arial"/>
+      <w:rFonts w:ascii="Liberation Sans" w:hAnsi="Liberation Sans" w:eastAsia="Noto Sans CJK KR" w:cs="Lohit Devanagari"/>
       <w:sz w:val="28"/>
       <w:szCs w:val="28"/>
     </w:rPr>
@@ -30044,7 +33666,7 @@
       <w:szCs w:val="24"/>
     </w:rPr>
   </w:style>
-  <w:style w:type="paragraph" w:styleId="Style7">
+  <w:style w:type="paragraph" w:styleId="Style7" w:customStyle="1">
     <w:name w:val="색인"/>
     <w:basedOn w:val="Normal"/>
     <w:qFormat/>
@@ -30052,8 +33674,7 @@
       <w:suppressLineNumbers/>
     </w:pPr>
     <w:rPr>
-      <w:rFonts w:cs="Arial"/>
-      <w:sz w:val="24"/>
+      <w:rFonts w:cs="Lohit Devanagari"/>
     </w:rPr>
   </w:style>
   <w:style w:type="paragraph" w:styleId="user1">
@@ -30066,12 +33687,12 @@
       <w:spacing w:before="240" w:after="120"/>
     </w:pPr>
     <w:rPr>
-      <w:rFonts w:ascii="Liberation Sans" w:hAnsi="Liberation Sans" w:eastAsia="Noto Sans CJK KR" w:cs="Lohit Devanagari"/>
+      <w:rFonts w:ascii="Liberation Sans" w:hAnsi="Liberation Sans" w:eastAsia="Noto Sans KR" w:cs="Arial"/>
       <w:sz w:val="28"/>
       <w:szCs w:val="28"/>
     </w:rPr>
   </w:style>
-  <w:style w:type="paragraph" w:styleId="user2" w:customStyle="1">
+  <w:style w:type="paragraph" w:styleId="user2">
     <w:name w:val="색인 (user)"/>
     <w:basedOn w:val="Normal"/>
     <w:qFormat/>
@@ -30079,7 +33700,8 @@
       <w:suppressLineNumbers/>
     </w:pPr>
     <w:rPr>
-      <w:rFonts w:cs="Lohit Devanagari"/>
+      <w:rFonts w:cs="Arial"/>
+      <w:sz w:val="24"/>
     </w:rPr>
   </w:style>
   <w:style w:type="paragraph" w:styleId="Title">
@@ -30761,8 +34383,8 @@
       <w:szCs w:val="24"/>
     </w:rPr>
   </w:style>
-  <w:style w:type="paragraph" w:styleId="user3" w:customStyle="1">
-    <w:name w:val="표 내용 (user)"/>
+  <w:style w:type="paragraph" w:styleId="Style8" w:customStyle="1">
+    <w:name w:val="표 내용"/>
     <w:basedOn w:val="Normal"/>
     <w:qFormat/>
     <w:pPr>
@@ -30770,9 +34392,9 @@
     </w:pPr>
     <w:rPr/>
   </w:style>
-  <w:style w:type="paragraph" w:styleId="user4" w:customStyle="1">
-    <w:name w:val="표제목 (user)"/>
-    <w:basedOn w:val="user3"/>
+  <w:style w:type="paragraph" w:styleId="Style9" w:customStyle="1">
+    <w:name w:val="표제목"/>
+    <w:basedOn w:val="Style8"/>
     <w:qFormat/>
     <w:pPr>
       <w:jc w:val="center"/>
@@ -30782,8 +34404,8 @@
       <w:bCs/>
     </w:rPr>
   </w:style>
-  <w:style w:type="paragraph" w:styleId="Style8">
-    <w:name w:val="표 내용"/>
+  <w:style w:type="paragraph" w:styleId="user3">
+    <w:name w:val="표 내용 (user)"/>
     <w:basedOn w:val="Normal"/>
     <w:qFormat/>
     <w:pPr>
@@ -30792,9 +34414,9 @@
     </w:pPr>
     <w:rPr/>
   </w:style>
-  <w:style w:type="paragraph" w:styleId="Style9">
-    <w:name w:val="표제목"/>
-    <w:basedOn w:val="Style8"/>
+  <w:style w:type="paragraph" w:styleId="user4">
+    <w:name w:val="표제목 (user)"/>
+    <w:basedOn w:val="user3"/>
     <w:qFormat/>
     <w:pPr>
       <w:suppressLineNumbers/>

--- a/raildriver-Germany-Remapped.docx
+++ b/raildriver-Germany-Remapped.docx
@@ -28995,43 +28995,7 @@
           <w:sz w:val="16"/>
           <w:szCs w:val="16"/>
         </w:rPr>
-        <w:t xml:space="preserve">    DB BR 40</w:t>
-      </w:r>
-      <w:r>
-        <w:rPr>
-          <w:rFonts w:eastAsia="arial" w:ascii="arial" w:hAnsi="arial"/>
-          <w:color w:val="000000"/>
-          <w:sz w:val="16"/>
-          <w:szCs w:val="16"/>
-        </w:rPr>
-        <w:t>3</w:t>
-      </w:r>
-      <w:r>
-        <w:rPr>
-          <w:rFonts w:eastAsia="arial" w:ascii="arial" w:hAnsi="arial"/>
-          <w:color w:val="000000"/>
-          <w:sz w:val="16"/>
-          <w:szCs w:val="16"/>
-        </w:rPr>
-        <w:t xml:space="preserve"> ICE </w:t>
-      </w:r>
-      <w:r>
-        <w:rPr>
-          <w:rFonts w:eastAsia="arial" w:ascii="arial" w:hAnsi="arial"/>
-          <w:color w:val="000000"/>
-          <w:sz w:val="16"/>
-          <w:szCs w:val="16"/>
-        </w:rPr>
-        <w:t>3</w:t>
-      </w:r>
-      <w:r>
-        <w:rPr>
-          <w:rFonts w:eastAsia="arial" w:ascii="arial" w:hAnsi="arial"/>
-          <w:color w:val="000000"/>
-          <w:sz w:val="16"/>
-          <w:szCs w:val="16"/>
-        </w:rPr>
-        <w:t>-1</w:t>
+        <w:t xml:space="preserve">    DB BR 403 ICE 3-1</w:t>
       </w:r>
     </w:p>
     <w:tbl>
@@ -29126,7 +29090,11 @@
               </w:rPr>
             </w:pPr>
             <w:r>
-              <w:rPr/>
+              <w:rPr>
+                <w:color w:val="000000"/>
+                <w:sz w:val="16"/>
+                <w:szCs w:val="16"/>
+              </w:rPr>
             </w:r>
           </w:p>
         </w:tc>
@@ -29249,32 +29217,39 @@
               </w:rPr>
             </w:pPr>
             <w:r>
-              <w:rPr/>
-            </w:r>
-          </w:p>
-        </w:tc>
-        <w:tc>
-          <w:tcPr>
-            <w:tcW w:w="1016" w:type="dxa"/>
-            <w:tcBorders>
-              <w:top w:val="single" w:sz="4" w:space="0" w:color="000000"/>
-              <w:left w:val="single" w:sz="4" w:space="0" w:color="000000"/>
-              <w:bottom w:val="single" w:sz="4" w:space="0" w:color="000000"/>
-            </w:tcBorders>
-            <w:vAlign w:val="bottom"/>
-          </w:tcPr>
-          <w:p>
-            <w:pPr>
-              <w:pStyle w:val="Normal"/>
-              <w:widowControl w:val="false"/>
-              <w:jc w:val="center"/>
-              <w:rPr>
-                <w:sz w:val="16"/>
-                <w:szCs w:val="16"/>
-              </w:rPr>
-            </w:pPr>
-            <w:r>
-              <w:rPr/>
+              <w:rPr>
+                <w:color w:val="000000"/>
+                <w:sz w:val="16"/>
+                <w:szCs w:val="16"/>
+              </w:rPr>
+            </w:r>
+          </w:p>
+        </w:tc>
+        <w:tc>
+          <w:tcPr>
+            <w:tcW w:w="1016" w:type="dxa"/>
+            <w:tcBorders>
+              <w:top w:val="single" w:sz="4" w:space="0" w:color="000000"/>
+              <w:left w:val="single" w:sz="4" w:space="0" w:color="000000"/>
+              <w:bottom w:val="single" w:sz="4" w:space="0" w:color="000000"/>
+            </w:tcBorders>
+            <w:vAlign w:val="bottom"/>
+          </w:tcPr>
+          <w:p>
+            <w:pPr>
+              <w:pStyle w:val="Normal"/>
+              <w:widowControl w:val="false"/>
+              <w:jc w:val="center"/>
+              <w:rPr>
+                <w:sz w:val="16"/>
+                <w:szCs w:val="16"/>
+              </w:rPr>
+            </w:pPr>
+            <w:r>
+              <w:rPr>
+                <w:sz w:val="16"/>
+                <w:szCs w:val="16"/>
+              </w:rPr>
             </w:r>
           </w:p>
         </w:tc>
@@ -29301,7 +29276,12 @@
               </w:rPr>
             </w:pPr>
             <w:r>
-              <w:rPr/>
+              <w:rPr>
+                <w:rFonts w:eastAsia="arial" w:ascii="arial" w:hAnsi="arial"/>
+                <w:color w:val="000000"/>
+                <w:sz w:val="16"/>
+                <w:szCs w:val="16"/>
+              </w:rPr>
             </w:r>
           </w:p>
         </w:tc>
@@ -29584,43 +29564,7 @@
           <w:szCs w:val="16"/>
         </w:rPr>
         <w:tab/>
-        <w:t xml:space="preserve">           DB BR 40</w:t>
-      </w:r>
-      <w:r>
-        <w:rPr>
-          <w:rFonts w:eastAsia="arial" w:ascii="arial" w:hAnsi="arial"/>
-          <w:color w:val="000000"/>
-          <w:sz w:val="16"/>
-          <w:szCs w:val="16"/>
-        </w:rPr>
-        <w:t>3</w:t>
-      </w:r>
-      <w:r>
-        <w:rPr>
-          <w:rFonts w:eastAsia="arial" w:ascii="arial" w:hAnsi="arial"/>
-          <w:color w:val="000000"/>
-          <w:sz w:val="16"/>
-          <w:szCs w:val="16"/>
-        </w:rPr>
-        <w:t xml:space="preserve"> ICE </w:t>
-      </w:r>
-      <w:r>
-        <w:rPr>
-          <w:rFonts w:eastAsia="arial" w:ascii="arial" w:hAnsi="arial"/>
-          <w:color w:val="000000"/>
-          <w:sz w:val="16"/>
-          <w:szCs w:val="16"/>
-        </w:rPr>
-        <w:t>3</w:t>
-      </w:r>
-      <w:r>
-        <w:rPr>
-          <w:rFonts w:eastAsia="arial" w:ascii="arial" w:hAnsi="arial"/>
-          <w:color w:val="000000"/>
-          <w:sz w:val="16"/>
-          <w:szCs w:val="16"/>
-        </w:rPr>
-        <w:t>-2</w:t>
+        <w:t xml:space="preserve">           DB BR 403 ICE 3-2</w:t>
       </w:r>
     </w:p>
     <w:tbl>
@@ -29866,32 +29810,38 @@
               </w:rPr>
             </w:pPr>
             <w:r>
-              <w:rPr/>
-            </w:r>
-          </w:p>
-        </w:tc>
-        <w:tc>
-          <w:tcPr>
-            <w:tcW w:w="1016" w:type="dxa"/>
-            <w:tcBorders>
-              <w:top w:val="single" w:sz="4" w:space="0" w:color="000000"/>
-              <w:left w:val="single" w:sz="4" w:space="0" w:color="000000"/>
-              <w:bottom w:val="single" w:sz="4" w:space="0" w:color="000000"/>
-            </w:tcBorders>
-            <w:vAlign w:val="bottom"/>
-          </w:tcPr>
-          <w:p>
-            <w:pPr>
-              <w:pStyle w:val="Normal"/>
-              <w:widowControl w:val="false"/>
-              <w:jc w:val="center"/>
-              <w:rPr>
-                <w:sz w:val="16"/>
-                <w:szCs w:val="16"/>
-              </w:rPr>
-            </w:pPr>
-            <w:r>
-              <w:rPr/>
+              <w:rPr>
+                <w:sz w:val="16"/>
+                <w:szCs w:val="16"/>
+              </w:rPr>
+            </w:r>
+          </w:p>
+        </w:tc>
+        <w:tc>
+          <w:tcPr>
+            <w:tcW w:w="1016" w:type="dxa"/>
+            <w:tcBorders>
+              <w:top w:val="single" w:sz="4" w:space="0" w:color="000000"/>
+              <w:left w:val="single" w:sz="4" w:space="0" w:color="000000"/>
+              <w:bottom w:val="single" w:sz="4" w:space="0" w:color="000000"/>
+            </w:tcBorders>
+            <w:vAlign w:val="bottom"/>
+          </w:tcPr>
+          <w:p>
+            <w:pPr>
+              <w:pStyle w:val="Normal"/>
+              <w:widowControl w:val="false"/>
+              <w:jc w:val="center"/>
+              <w:rPr>
+                <w:sz w:val="16"/>
+                <w:szCs w:val="16"/>
+              </w:rPr>
+            </w:pPr>
+            <w:r>
+              <w:rPr>
+                <w:sz w:val="16"/>
+                <w:szCs w:val="16"/>
+              </w:rPr>
             </w:r>
           </w:p>
         </w:tc>
@@ -29918,7 +29868,12 @@
               </w:rPr>
             </w:pPr>
             <w:r>
-              <w:rPr/>
+              <w:rPr>
+                <w:rFonts w:eastAsia="arial" w:ascii="arial" w:hAnsi="arial"/>
+                <w:color w:val="000000"/>
+                <w:sz w:val="16"/>
+                <w:szCs w:val="16"/>
+              </w:rPr>
             </w:r>
           </w:p>
         </w:tc>
@@ -30008,7 +29963,11 @@
               </w:rPr>
             </w:pPr>
             <w:r>
-              <w:rPr/>
+              <w:rPr>
+                <w:color w:val="000000"/>
+                <w:sz w:val="16"/>
+                <w:szCs w:val="16"/>
+              </w:rPr>
             </w:r>
           </w:p>
         </w:tc>
@@ -30201,43 +30160,7 @@
           <w:sz w:val="16"/>
           <w:szCs w:val="16"/>
         </w:rPr>
-        <w:t xml:space="preserve">    DB BR 40</w:t>
-      </w:r>
-      <w:r>
-        <w:rPr>
-          <w:rFonts w:eastAsia="arial" w:ascii="arial" w:hAnsi="arial"/>
-          <w:color w:val="000000"/>
-          <w:sz w:val="16"/>
-          <w:szCs w:val="16"/>
-        </w:rPr>
-        <w:t>6</w:t>
-      </w:r>
-      <w:r>
-        <w:rPr>
-          <w:rFonts w:eastAsia="arial" w:ascii="arial" w:hAnsi="arial"/>
-          <w:color w:val="000000"/>
-          <w:sz w:val="16"/>
-          <w:szCs w:val="16"/>
-        </w:rPr>
-        <w:t xml:space="preserve"> ICE </w:t>
-      </w:r>
-      <w:r>
-        <w:rPr>
-          <w:rFonts w:eastAsia="arial" w:ascii="arial" w:hAnsi="arial"/>
-          <w:color w:val="000000"/>
-          <w:sz w:val="16"/>
-          <w:szCs w:val="16"/>
-        </w:rPr>
-        <w:t>3M</w:t>
-      </w:r>
-      <w:r>
-        <w:rPr>
-          <w:rFonts w:eastAsia="arial" w:ascii="arial" w:hAnsi="arial"/>
-          <w:color w:val="000000"/>
-          <w:sz w:val="16"/>
-          <w:szCs w:val="16"/>
-        </w:rPr>
-        <w:t>-1</w:t>
+        <w:t xml:space="preserve">    DB BR 406 ICE 3M-1</w:t>
       </w:r>
     </w:p>
     <w:tbl>
@@ -30332,7 +30255,11 @@
               </w:rPr>
             </w:pPr>
             <w:r>
-              <w:rPr/>
+              <w:rPr>
+                <w:color w:val="000000"/>
+                <w:sz w:val="16"/>
+                <w:szCs w:val="16"/>
+              </w:rPr>
             </w:r>
           </w:p>
         </w:tc>
@@ -30455,32 +30382,39 @@
               </w:rPr>
             </w:pPr>
             <w:r>
-              <w:rPr/>
-            </w:r>
-          </w:p>
-        </w:tc>
-        <w:tc>
-          <w:tcPr>
-            <w:tcW w:w="1016" w:type="dxa"/>
-            <w:tcBorders>
-              <w:top w:val="single" w:sz="4" w:space="0" w:color="000000"/>
-              <w:left w:val="single" w:sz="4" w:space="0" w:color="000000"/>
-              <w:bottom w:val="single" w:sz="4" w:space="0" w:color="000000"/>
-            </w:tcBorders>
-            <w:vAlign w:val="bottom"/>
-          </w:tcPr>
-          <w:p>
-            <w:pPr>
-              <w:pStyle w:val="Normal"/>
-              <w:widowControl w:val="false"/>
-              <w:jc w:val="center"/>
-              <w:rPr>
-                <w:sz w:val="16"/>
-                <w:szCs w:val="16"/>
-              </w:rPr>
-            </w:pPr>
-            <w:r>
-              <w:rPr/>
+              <w:rPr>
+                <w:color w:val="000000"/>
+                <w:sz w:val="16"/>
+                <w:szCs w:val="16"/>
+              </w:rPr>
+            </w:r>
+          </w:p>
+        </w:tc>
+        <w:tc>
+          <w:tcPr>
+            <w:tcW w:w="1016" w:type="dxa"/>
+            <w:tcBorders>
+              <w:top w:val="single" w:sz="4" w:space="0" w:color="000000"/>
+              <w:left w:val="single" w:sz="4" w:space="0" w:color="000000"/>
+              <w:bottom w:val="single" w:sz="4" w:space="0" w:color="000000"/>
+            </w:tcBorders>
+            <w:vAlign w:val="bottom"/>
+          </w:tcPr>
+          <w:p>
+            <w:pPr>
+              <w:pStyle w:val="Normal"/>
+              <w:widowControl w:val="false"/>
+              <w:jc w:val="center"/>
+              <w:rPr>
+                <w:sz w:val="16"/>
+                <w:szCs w:val="16"/>
+              </w:rPr>
+            </w:pPr>
+            <w:r>
+              <w:rPr>
+                <w:sz w:val="16"/>
+                <w:szCs w:val="16"/>
+              </w:rPr>
             </w:r>
           </w:p>
         </w:tc>
@@ -30507,7 +30441,12 @@
               </w:rPr>
             </w:pPr>
             <w:r>
-              <w:rPr/>
+              <w:rPr>
+                <w:rFonts w:eastAsia="arial" w:ascii="arial" w:hAnsi="arial"/>
+                <w:color w:val="000000"/>
+                <w:sz w:val="16"/>
+                <w:szCs w:val="16"/>
+              </w:rPr>
             </w:r>
           </w:p>
         </w:tc>
@@ -30790,43 +30729,7 @@
           <w:szCs w:val="16"/>
         </w:rPr>
         <w:tab/>
-        <w:t xml:space="preserve">           DB BR 40</w:t>
-      </w:r>
-      <w:r>
-        <w:rPr>
-          <w:rFonts w:eastAsia="arial" w:ascii="arial" w:hAnsi="arial"/>
-          <w:color w:val="000000"/>
-          <w:sz w:val="16"/>
-          <w:szCs w:val="16"/>
-        </w:rPr>
-        <w:t>6</w:t>
-      </w:r>
-      <w:r>
-        <w:rPr>
-          <w:rFonts w:eastAsia="arial" w:ascii="arial" w:hAnsi="arial"/>
-          <w:color w:val="000000"/>
-          <w:sz w:val="16"/>
-          <w:szCs w:val="16"/>
-        </w:rPr>
-        <w:t xml:space="preserve"> ICE </w:t>
-      </w:r>
-      <w:r>
-        <w:rPr>
-          <w:rFonts w:eastAsia="arial" w:ascii="arial" w:hAnsi="arial"/>
-          <w:color w:val="000000"/>
-          <w:sz w:val="16"/>
-          <w:szCs w:val="16"/>
-        </w:rPr>
-        <w:t xml:space="preserve">3M </w:t>
-      </w:r>
-      <w:r>
-        <w:rPr>
-          <w:rFonts w:eastAsia="arial" w:ascii="arial" w:hAnsi="arial"/>
-          <w:color w:val="000000"/>
-          <w:sz w:val="16"/>
-          <w:szCs w:val="16"/>
-        </w:rPr>
-        <w:t>-2</w:t>
+        <w:t xml:space="preserve">           DB BR 406 ICE 3M -2</w:t>
       </w:r>
     </w:p>
     <w:tbl>
@@ -31072,32 +30975,38 @@
               </w:rPr>
             </w:pPr>
             <w:r>
-              <w:rPr/>
-            </w:r>
-          </w:p>
-        </w:tc>
-        <w:tc>
-          <w:tcPr>
-            <w:tcW w:w="1016" w:type="dxa"/>
-            <w:tcBorders>
-              <w:top w:val="single" w:sz="4" w:space="0" w:color="000000"/>
-              <w:left w:val="single" w:sz="4" w:space="0" w:color="000000"/>
-              <w:bottom w:val="single" w:sz="4" w:space="0" w:color="000000"/>
-            </w:tcBorders>
-            <w:vAlign w:val="bottom"/>
-          </w:tcPr>
-          <w:p>
-            <w:pPr>
-              <w:pStyle w:val="Normal"/>
-              <w:widowControl w:val="false"/>
-              <w:jc w:val="center"/>
-              <w:rPr>
-                <w:sz w:val="16"/>
-                <w:szCs w:val="16"/>
-              </w:rPr>
-            </w:pPr>
-            <w:r>
-              <w:rPr/>
+              <w:rPr>
+                <w:sz w:val="16"/>
+                <w:szCs w:val="16"/>
+              </w:rPr>
+            </w:r>
+          </w:p>
+        </w:tc>
+        <w:tc>
+          <w:tcPr>
+            <w:tcW w:w="1016" w:type="dxa"/>
+            <w:tcBorders>
+              <w:top w:val="single" w:sz="4" w:space="0" w:color="000000"/>
+              <w:left w:val="single" w:sz="4" w:space="0" w:color="000000"/>
+              <w:bottom w:val="single" w:sz="4" w:space="0" w:color="000000"/>
+            </w:tcBorders>
+            <w:vAlign w:val="bottom"/>
+          </w:tcPr>
+          <w:p>
+            <w:pPr>
+              <w:pStyle w:val="Normal"/>
+              <w:widowControl w:val="false"/>
+              <w:jc w:val="center"/>
+              <w:rPr>
+                <w:sz w:val="16"/>
+                <w:szCs w:val="16"/>
+              </w:rPr>
+            </w:pPr>
+            <w:r>
+              <w:rPr>
+                <w:sz w:val="16"/>
+                <w:szCs w:val="16"/>
+              </w:rPr>
             </w:r>
           </w:p>
         </w:tc>
@@ -31124,7 +31033,12 @@
               </w:rPr>
             </w:pPr>
             <w:r>
-              <w:rPr/>
+              <w:rPr>
+                <w:rFonts w:eastAsia="arial" w:ascii="arial" w:hAnsi="arial"/>
+                <w:color w:val="000000"/>
+                <w:sz w:val="16"/>
+                <w:szCs w:val="16"/>
+              </w:rPr>
             </w:r>
           </w:p>
         </w:tc>
@@ -31214,7 +31128,5016 @@
               </w:rPr>
             </w:pPr>
             <w:r>
-              <w:rPr/>
+              <w:rPr>
+                <w:color w:val="000000"/>
+                <w:sz w:val="16"/>
+                <w:szCs w:val="16"/>
+              </w:rPr>
+            </w:r>
+          </w:p>
+        </w:tc>
+        <w:tc>
+          <w:tcPr>
+            <w:tcW w:w="1016" w:type="dxa"/>
+            <w:tcBorders>
+              <w:top w:val="single" w:sz="4" w:space="0" w:color="000000"/>
+              <w:left w:val="single" w:sz="4" w:space="0" w:color="000000"/>
+              <w:bottom w:val="single" w:sz="4" w:space="0" w:color="000000"/>
+            </w:tcBorders>
+            <w:vAlign w:val="bottom"/>
+          </w:tcPr>
+          <w:p>
+            <w:pPr>
+              <w:pStyle w:val="Normal"/>
+              <w:widowControl w:val="false"/>
+              <w:spacing w:lineRule="auto" w:line="180"/>
+              <w:jc w:val="center"/>
+              <w:rPr>
+                <w:color w:val="000000"/>
+                <w:sz w:val="16"/>
+                <w:szCs w:val="16"/>
+              </w:rPr>
+            </w:pPr>
+            <w:r>
+              <w:rPr>
+                <w:rFonts w:eastAsia="arial" w:ascii="arial" w:hAnsi="arial"/>
+                <w:color w:val="000000"/>
+                <w:sz w:val="16"/>
+                <w:szCs w:val="16"/>
+              </w:rPr>
+              <w:t>Parking Brake Off</w:t>
+            </w:r>
+          </w:p>
+        </w:tc>
+        <w:tc>
+          <w:tcPr>
+            <w:tcW w:w="1016" w:type="dxa"/>
+            <w:tcBorders>
+              <w:top w:val="single" w:sz="4" w:space="0" w:color="000000"/>
+              <w:left w:val="single" w:sz="4" w:space="0" w:color="000000"/>
+              <w:bottom w:val="single" w:sz="4" w:space="0" w:color="000000"/>
+            </w:tcBorders>
+            <w:vAlign w:val="bottom"/>
+          </w:tcPr>
+          <w:p>
+            <w:pPr>
+              <w:pStyle w:val="Normal"/>
+              <w:widowControl w:val="false"/>
+              <w:spacing w:lineRule="auto" w:line="180"/>
+              <w:jc w:val="center"/>
+              <w:rPr>
+                <w:color w:val="000000"/>
+                <w:sz w:val="16"/>
+                <w:szCs w:val="16"/>
+              </w:rPr>
+            </w:pPr>
+            <w:r>
+              <w:rPr>
+                <w:rFonts w:eastAsia="arial" w:ascii="arial" w:hAnsi="arial"/>
+                <w:color w:val="000000"/>
+                <w:sz w:val="16"/>
+                <w:szCs w:val="16"/>
+              </w:rPr>
+              <w:t>Exterior</w:t>
+            </w:r>
+          </w:p>
+          <w:p>
+            <w:pPr>
+              <w:pStyle w:val="Normal"/>
+              <w:widowControl w:val="false"/>
+              <w:spacing w:lineRule="auto" w:line="180"/>
+              <w:jc w:val="center"/>
+              <w:rPr>
+                <w:color w:val="000000"/>
+                <w:sz w:val="16"/>
+                <w:szCs w:val="16"/>
+              </w:rPr>
+            </w:pPr>
+            <w:r>
+              <w:rPr>
+                <w:rFonts w:eastAsia="arial" w:ascii="arial" w:hAnsi="arial"/>
+                <w:color w:val="000000"/>
+                <w:sz w:val="16"/>
+                <w:szCs w:val="16"/>
+              </w:rPr>
+              <w:t>Camera</w:t>
+            </w:r>
+          </w:p>
+        </w:tc>
+        <w:tc>
+          <w:tcPr>
+            <w:tcW w:w="1029" w:type="dxa"/>
+            <w:tcBorders>
+              <w:top w:val="single" w:sz="4" w:space="0" w:color="000000"/>
+              <w:left w:val="single" w:sz="4" w:space="0" w:color="000000"/>
+              <w:bottom w:val="single" w:sz="4" w:space="0" w:color="000000"/>
+              <w:right w:val="single" w:sz="4" w:space="0" w:color="000000"/>
+            </w:tcBorders>
+            <w:vAlign w:val="bottom"/>
+          </w:tcPr>
+          <w:p>
+            <w:pPr>
+              <w:pStyle w:val="Normal"/>
+              <w:widowControl w:val="false"/>
+              <w:spacing w:lineRule="auto" w:line="180"/>
+              <w:jc w:val="center"/>
+              <w:rPr>
+                <w:color w:val="000000"/>
+                <w:sz w:val="16"/>
+                <w:szCs w:val="16"/>
+              </w:rPr>
+            </w:pPr>
+            <w:r>
+              <w:rPr>
+                <w:rFonts w:eastAsia="arial" w:ascii="arial" w:hAnsi="arial"/>
+                <w:color w:val="000000"/>
+                <w:sz w:val="16"/>
+                <w:szCs w:val="16"/>
+              </w:rPr>
+              <w:t>Prev</w:t>
+            </w:r>
+          </w:p>
+          <w:p>
+            <w:pPr>
+              <w:pStyle w:val="Normal"/>
+              <w:widowControl w:val="false"/>
+              <w:spacing w:lineRule="auto" w:line="180"/>
+              <w:jc w:val="center"/>
+              <w:rPr>
+                <w:color w:val="000000"/>
+                <w:sz w:val="16"/>
+                <w:szCs w:val="16"/>
+              </w:rPr>
+            </w:pPr>
+            <w:r>
+              <w:rPr>
+                <w:rFonts w:eastAsia="arial" w:ascii="arial" w:hAnsi="arial"/>
+                <w:color w:val="000000"/>
+                <w:sz w:val="16"/>
+                <w:szCs w:val="16"/>
+              </w:rPr>
+              <w:t>Cab Cam</w:t>
+            </w:r>
+          </w:p>
+        </w:tc>
+      </w:tr>
+    </w:tbl>
+    <w:p>
+      <w:pPr>
+        <w:pStyle w:val="Normal"/>
+        <w:bidi w:val="0"/>
+        <w:rPr>
+          <w:color w:val="000000"/>
+          <w:sz w:val="16"/>
+          <w:szCs w:val="16"/>
+        </w:rPr>
+      </w:pPr>
+      <w:r>
+        <w:rPr>
+          <w:color w:val="000000"/>
+          <w:sz w:val="16"/>
+          <w:szCs w:val="16"/>
+        </w:rPr>
+      </w:r>
+    </w:p>
+    <w:p>
+      <w:pPr>
+        <w:pStyle w:val="Normal"/>
+        <w:rPr>
+          <w:color w:val="000000"/>
+          <w:sz w:val="16"/>
+          <w:szCs w:val="16"/>
+        </w:rPr>
+      </w:pPr>
+      <w:r>
+        <w:rPr>
+          <w:color w:val="000000"/>
+          <w:sz w:val="16"/>
+          <w:szCs w:val="16"/>
+        </w:rPr>
+        <w:tab/>
+        <w:t xml:space="preserve">       </w:t>
+      </w:r>
+      <w:r>
+        <w:rPr>
+          <w:rFonts w:eastAsia="arial" w:ascii="arial" w:hAnsi="arial"/>
+          <w:color w:val="000000"/>
+          <w:sz w:val="16"/>
+          <w:szCs w:val="16"/>
+        </w:rPr>
+        <w:t xml:space="preserve">    DB BR 411 ICE T-1</w:t>
+      </w:r>
+    </w:p>
+    <w:tbl>
+      <w:tblPr>
+        <w:tblW w:w="14248" w:type="dxa"/>
+        <w:jc w:val="left"/>
+        <w:tblInd w:w="-5" w:type="dxa"/>
+        <w:tblLayout w:type="fixed"/>
+        <w:tblCellMar>
+          <w:top w:w="0" w:type="dxa"/>
+          <w:left w:w="108" w:type="dxa"/>
+          <w:bottom w:w="0" w:type="dxa"/>
+          <w:right w:w="108" w:type="dxa"/>
+        </w:tblCellMar>
+        <w:tblLook w:firstRow="1" w:noVBand="1" w:lastRow="0" w:firstColumn="1" w:lastColumn="0" w:noHBand="0" w:val="04a0"/>
+      </w:tblPr>
+      <w:tblGrid>
+        <w:gridCol w:w="1017"/>
+        <w:gridCol w:w="1019"/>
+        <w:gridCol w:w="1014"/>
+        <w:gridCol w:w="1016"/>
+        <w:gridCol w:w="1020"/>
+        <w:gridCol w:w="1016"/>
+        <w:gridCol w:w="1016"/>
+        <w:gridCol w:w="1017"/>
+        <w:gridCol w:w="1016"/>
+        <w:gridCol w:w="1020"/>
+        <w:gridCol w:w="1016"/>
+        <w:gridCol w:w="1016"/>
+        <w:gridCol w:w="1016"/>
+        <w:gridCol w:w="1029"/>
+      </w:tblGrid>
+      <w:tr>
+        <w:trPr>
+          <w:trHeight w:val="440" w:hRule="exact"/>
+          <w:cantSplit w:val="true"/>
+        </w:trPr>
+        <w:tc>
+          <w:tcPr>
+            <w:tcW w:w="1017" w:type="dxa"/>
+            <w:tcBorders>
+              <w:top w:val="single" w:sz="4" w:space="0" w:color="000000"/>
+              <w:left w:val="single" w:sz="4" w:space="0" w:color="000000"/>
+              <w:bottom w:val="single" w:sz="4" w:space="0" w:color="000000"/>
+            </w:tcBorders>
+            <w:vAlign w:val="bottom"/>
+          </w:tcPr>
+          <w:p>
+            <w:pPr>
+              <w:pStyle w:val="Normal"/>
+              <w:widowControl w:val="false"/>
+              <w:spacing w:lineRule="auto" w:line="180" w:before="0" w:after="60"/>
+              <w:jc w:val="center"/>
+              <w:rPr>
+                <w:color w:val="000000"/>
+                <w:sz w:val="16"/>
+                <w:szCs w:val="16"/>
+              </w:rPr>
+            </w:pPr>
+            <w:r>
+              <w:rPr>
+                <w:rFonts w:eastAsia="arial" w:ascii="arial" w:hAnsi="arial"/>
+                <w:b/>
+                <w:color w:val="000000"/>
+                <w:sz w:val="16"/>
+                <w:szCs w:val="16"/>
+              </w:rPr>
+              <w:t>Pause</w:t>
+            </w:r>
+          </w:p>
+        </w:tc>
+        <w:tc>
+          <w:tcPr>
+            <w:tcW w:w="1019" w:type="dxa"/>
+            <w:tcBorders>
+              <w:top w:val="single" w:sz="4" w:space="0" w:color="000000"/>
+              <w:left w:val="single" w:sz="4" w:space="0" w:color="000000"/>
+              <w:bottom w:val="single" w:sz="4" w:space="0" w:color="000000"/>
+            </w:tcBorders>
+            <w:vAlign w:val="bottom"/>
+          </w:tcPr>
+          <w:p>
+            <w:pPr>
+              <w:pStyle w:val="Normal"/>
+              <w:widowControl w:val="false"/>
+              <w:spacing w:lineRule="auto" w:line="180"/>
+              <w:jc w:val="center"/>
+              <w:rPr>
+                <w:color w:val="000000"/>
+                <w:sz w:val="16"/>
+                <w:szCs w:val="16"/>
+              </w:rPr>
+            </w:pPr>
+            <w:r>
+              <w:rPr>
+                <w:color w:val="000000"/>
+                <w:sz w:val="16"/>
+                <w:szCs w:val="16"/>
+              </w:rPr>
+            </w:r>
+          </w:p>
+        </w:tc>
+        <w:tc>
+          <w:tcPr>
+            <w:tcW w:w="1014" w:type="dxa"/>
+            <w:tcBorders>
+              <w:top w:val="single" w:sz="4" w:space="0" w:color="000000"/>
+              <w:left w:val="single" w:sz="4" w:space="0" w:color="000000"/>
+              <w:bottom w:val="single" w:sz="4" w:space="0" w:color="000000"/>
+            </w:tcBorders>
+            <w:vAlign w:val="bottom"/>
+          </w:tcPr>
+          <w:p>
+            <w:pPr>
+              <w:pStyle w:val="Normal"/>
+              <w:widowControl w:val="false"/>
+              <w:spacing w:lineRule="auto" w:line="180"/>
+              <w:jc w:val="center"/>
+              <w:rPr>
+                <w:color w:val="000000"/>
+                <w:sz w:val="16"/>
+                <w:szCs w:val="16"/>
+              </w:rPr>
+            </w:pPr>
+            <w:r>
+              <w:rPr>
+                <w:color w:val="000000"/>
+                <w:sz w:val="16"/>
+                <w:szCs w:val="16"/>
+              </w:rPr>
+              <w:t>MCB Close</w:t>
+            </w:r>
+          </w:p>
+        </w:tc>
+        <w:tc>
+          <w:tcPr>
+            <w:tcW w:w="1016" w:type="dxa"/>
+            <w:tcBorders>
+              <w:top w:val="single" w:sz="4" w:space="0" w:color="000000"/>
+              <w:left w:val="single" w:sz="4" w:space="0" w:color="000000"/>
+              <w:bottom w:val="single" w:sz="4" w:space="0" w:color="000000"/>
+            </w:tcBorders>
+            <w:vAlign w:val="bottom"/>
+          </w:tcPr>
+          <w:p>
+            <w:pPr>
+              <w:pStyle w:val="Normal"/>
+              <w:widowControl w:val="false"/>
+              <w:spacing w:lineRule="auto" w:line="180"/>
+              <w:jc w:val="center"/>
+              <w:rPr>
+                <w:sz w:val="16"/>
+                <w:szCs w:val="16"/>
+              </w:rPr>
+            </w:pPr>
+            <w:r>
+              <w:rPr>
+                <w:rFonts w:eastAsia="arial" w:ascii="arial" w:hAnsi="arial"/>
+                <w:color w:val="000000"/>
+                <w:sz w:val="16"/>
+                <w:szCs w:val="16"/>
+              </w:rPr>
+              <w:t>PZB/LZB</w:t>
+            </w:r>
+          </w:p>
+        </w:tc>
+        <w:tc>
+          <w:tcPr>
+            <w:tcW w:w="1020" w:type="dxa"/>
+            <w:tcBorders>
+              <w:top w:val="single" w:sz="4" w:space="0" w:color="000000"/>
+              <w:left w:val="single" w:sz="4" w:space="0" w:color="000000"/>
+              <w:bottom w:val="single" w:sz="4" w:space="0" w:color="000000"/>
+            </w:tcBorders>
+            <w:vAlign w:val="bottom"/>
+          </w:tcPr>
+          <w:p>
+            <w:pPr>
+              <w:pStyle w:val="Normal"/>
+              <w:widowControl w:val="false"/>
+              <w:spacing w:lineRule="auto" w:line="180"/>
+              <w:jc w:val="center"/>
+              <w:rPr>
+                <w:color w:val="000000"/>
+                <w:sz w:val="16"/>
+                <w:szCs w:val="16"/>
+              </w:rPr>
+            </w:pPr>
+            <w:r>
+              <w:rPr>
+                <w:rFonts w:eastAsia="arial" w:ascii="arial" w:hAnsi="arial"/>
+                <w:color w:val="000000"/>
+                <w:sz w:val="16"/>
+                <w:szCs w:val="16"/>
+              </w:rPr>
+              <w:t>Panto. Raise</w:t>
+            </w:r>
+          </w:p>
+        </w:tc>
+        <w:tc>
+          <w:tcPr>
+            <w:tcW w:w="1016" w:type="dxa"/>
+            <w:tcBorders>
+              <w:top w:val="single" w:sz="4" w:space="0" w:color="000000"/>
+              <w:left w:val="single" w:sz="4" w:space="0" w:color="000000"/>
+              <w:bottom w:val="single" w:sz="4" w:space="0" w:color="000000"/>
+            </w:tcBorders>
+            <w:vAlign w:val="bottom"/>
+          </w:tcPr>
+          <w:p>
+            <w:pPr>
+              <w:pStyle w:val="Normal"/>
+              <w:widowControl w:val="false"/>
+              <w:jc w:val="center"/>
+              <w:rPr>
+                <w:color w:val="000000"/>
+                <w:sz w:val="16"/>
+                <w:szCs w:val="16"/>
+              </w:rPr>
+            </w:pPr>
+            <w:r>
+              <w:rPr>
+                <w:color w:val="000000"/>
+                <w:sz w:val="16"/>
+                <w:szCs w:val="16"/>
+              </w:rPr>
+            </w:r>
+          </w:p>
+        </w:tc>
+        <w:tc>
+          <w:tcPr>
+            <w:tcW w:w="1016" w:type="dxa"/>
+            <w:tcBorders>
+              <w:top w:val="single" w:sz="4" w:space="0" w:color="000000"/>
+              <w:left w:val="single" w:sz="4" w:space="0" w:color="000000"/>
+              <w:bottom w:val="single" w:sz="4" w:space="0" w:color="000000"/>
+            </w:tcBorders>
+            <w:vAlign w:val="bottom"/>
+          </w:tcPr>
+          <w:p>
+            <w:pPr>
+              <w:pStyle w:val="Normal"/>
+              <w:widowControl w:val="false"/>
+              <w:jc w:val="center"/>
+              <w:rPr>
+                <w:sz w:val="16"/>
+                <w:szCs w:val="16"/>
+              </w:rPr>
+            </w:pPr>
+            <w:r>
+              <w:rPr>
+                <w:sz w:val="16"/>
+                <w:szCs w:val="16"/>
+              </w:rPr>
+            </w:r>
+          </w:p>
+        </w:tc>
+        <w:tc>
+          <w:tcPr>
+            <w:tcW w:w="1017" w:type="dxa"/>
+            <w:tcBorders>
+              <w:top w:val="single" w:sz="4" w:space="0" w:color="000000"/>
+              <w:left w:val="single" w:sz="4" w:space="0" w:color="000000"/>
+              <w:bottom w:val="single" w:sz="4" w:space="0" w:color="000000"/>
+            </w:tcBorders>
+            <w:vAlign w:val="bottom"/>
+          </w:tcPr>
+          <w:p>
+            <w:pPr>
+              <w:pStyle w:val="Normal"/>
+              <w:widowControl w:val="false"/>
+              <w:jc w:val="center"/>
+              <w:rPr>
+                <w:rFonts w:ascii="arial" w:hAnsi="arial" w:eastAsia="arial"/>
+                <w:color w:val="000000"/>
+                <w:sz w:val="16"/>
+                <w:szCs w:val="16"/>
+              </w:rPr>
+            </w:pPr>
+            <w:r>
+              <w:rPr>
+                <w:rFonts w:eastAsia="arial" w:ascii="arial" w:hAnsi="arial"/>
+                <w:color w:val="000000"/>
+                <w:sz w:val="16"/>
+                <w:szCs w:val="16"/>
+              </w:rPr>
+            </w:r>
+          </w:p>
+        </w:tc>
+        <w:tc>
+          <w:tcPr>
+            <w:tcW w:w="1016" w:type="dxa"/>
+            <w:tcBorders>
+              <w:top w:val="single" w:sz="4" w:space="0" w:color="000000"/>
+              <w:left w:val="single" w:sz="4" w:space="0" w:color="000000"/>
+              <w:bottom w:val="single" w:sz="4" w:space="0" w:color="000000"/>
+            </w:tcBorders>
+            <w:vAlign w:val="bottom"/>
+          </w:tcPr>
+          <w:p>
+            <w:pPr>
+              <w:pStyle w:val="Normal"/>
+              <w:widowControl w:val="false"/>
+              <w:spacing w:lineRule="auto" w:line="180"/>
+              <w:jc w:val="center"/>
+              <w:rPr>
+                <w:color w:val="000000"/>
+                <w:sz w:val="16"/>
+                <w:szCs w:val="16"/>
+              </w:rPr>
+            </w:pPr>
+            <w:r>
+              <w:rPr>
+                <w:rFonts w:eastAsia="arial" w:ascii="arial" w:hAnsi="arial"/>
+                <w:color w:val="000000"/>
+                <w:sz w:val="16"/>
+                <w:szCs w:val="16"/>
+              </w:rPr>
+              <w:t>Gauge Light Up</w:t>
+            </w:r>
+          </w:p>
+        </w:tc>
+        <w:tc>
+          <w:tcPr>
+            <w:tcW w:w="1020" w:type="dxa"/>
+            <w:tcBorders>
+              <w:top w:val="single" w:sz="4" w:space="0" w:color="000000"/>
+              <w:left w:val="single" w:sz="4" w:space="0" w:color="000000"/>
+              <w:bottom w:val="single" w:sz="4" w:space="0" w:color="000000"/>
+            </w:tcBorders>
+            <w:vAlign w:val="bottom"/>
+          </w:tcPr>
+          <w:p>
+            <w:pPr>
+              <w:pStyle w:val="Normal"/>
+              <w:widowControl w:val="false"/>
+              <w:jc w:val="center"/>
+              <w:rPr>
+                <w:color w:val="000000"/>
+                <w:sz w:val="16"/>
+                <w:szCs w:val="16"/>
+              </w:rPr>
+            </w:pPr>
+            <w:r>
+              <w:rPr>
+                <w:rFonts w:eastAsia="arial" w:ascii="arial" w:hAnsi="arial"/>
+                <w:color w:val="000000"/>
+                <w:sz w:val="16"/>
+                <w:szCs w:val="16"/>
+              </w:rPr>
+              <w:t>Emer.</w:t>
+            </w:r>
+          </w:p>
+          <w:p>
+            <w:pPr>
+              <w:pStyle w:val="Normal"/>
+              <w:widowControl w:val="false"/>
+              <w:jc w:val="center"/>
+              <w:rPr>
+                <w:color w:val="000000"/>
+                <w:sz w:val="16"/>
+                <w:szCs w:val="16"/>
+              </w:rPr>
+            </w:pPr>
+            <w:r>
+              <w:rPr>
+                <w:rFonts w:eastAsia="arial" w:ascii="arial" w:hAnsi="arial"/>
+                <w:color w:val="000000"/>
+                <w:sz w:val="16"/>
+                <w:szCs w:val="16"/>
+              </w:rPr>
+              <w:t>Brake</w:t>
+            </w:r>
+          </w:p>
+        </w:tc>
+        <w:tc>
+          <w:tcPr>
+            <w:tcW w:w="1016" w:type="dxa"/>
+            <w:tcBorders>
+              <w:top w:val="single" w:sz="4" w:space="0" w:color="000000"/>
+              <w:left w:val="single" w:sz="4" w:space="0" w:color="000000"/>
+              <w:bottom w:val="single" w:sz="4" w:space="0" w:color="000000"/>
+            </w:tcBorders>
+            <w:vAlign w:val="bottom"/>
+          </w:tcPr>
+          <w:p>
+            <w:pPr>
+              <w:pStyle w:val="Normal"/>
+              <w:widowControl w:val="false"/>
+              <w:spacing w:lineRule="auto" w:line="180"/>
+              <w:jc w:val="center"/>
+              <w:rPr>
+                <w:color w:val="000000"/>
+                <w:sz w:val="16"/>
+                <w:szCs w:val="16"/>
+              </w:rPr>
+            </w:pPr>
+            <w:r>
+              <w:rPr>
+                <w:rFonts w:eastAsia="arial" w:ascii="arial" w:hAnsi="arial"/>
+                <w:color w:val="000000"/>
+                <w:sz w:val="16"/>
+                <w:szCs w:val="16"/>
+              </w:rPr>
+              <w:t>Cab Light</w:t>
+            </w:r>
+          </w:p>
+        </w:tc>
+        <w:tc>
+          <w:tcPr>
+            <w:tcW w:w="1016" w:type="dxa"/>
+            <w:tcBorders>
+              <w:top w:val="single" w:sz="4" w:space="0" w:color="000000"/>
+              <w:left w:val="single" w:sz="4" w:space="0" w:color="000000"/>
+              <w:bottom w:val="single" w:sz="4" w:space="0" w:color="000000"/>
+            </w:tcBorders>
+            <w:vAlign w:val="bottom"/>
+          </w:tcPr>
+          <w:p>
+            <w:pPr>
+              <w:pStyle w:val="Normal"/>
+              <w:widowControl w:val="false"/>
+              <w:spacing w:lineRule="auto" w:line="180"/>
+              <w:jc w:val="center"/>
+              <w:rPr>
+                <w:color w:val="000000"/>
+                <w:sz w:val="16"/>
+                <w:szCs w:val="16"/>
+              </w:rPr>
+            </w:pPr>
+            <w:r>
+              <w:rPr>
+                <w:rFonts w:eastAsia="arial" w:ascii="arial" w:hAnsi="arial"/>
+                <w:color w:val="000000"/>
+                <w:sz w:val="16"/>
+                <w:szCs w:val="16"/>
+              </w:rPr>
+              <w:t>Parking Brake On</w:t>
+            </w:r>
+          </w:p>
+        </w:tc>
+        <w:tc>
+          <w:tcPr>
+            <w:tcW w:w="1016" w:type="dxa"/>
+            <w:tcBorders>
+              <w:top w:val="single" w:sz="4" w:space="0" w:color="000000"/>
+              <w:left w:val="single" w:sz="4" w:space="0" w:color="000000"/>
+              <w:bottom w:val="single" w:sz="4" w:space="0" w:color="000000"/>
+            </w:tcBorders>
+            <w:vAlign w:val="bottom"/>
+          </w:tcPr>
+          <w:p>
+            <w:pPr>
+              <w:pStyle w:val="Normal"/>
+              <w:widowControl w:val="false"/>
+              <w:spacing w:lineRule="auto" w:line="180"/>
+              <w:jc w:val="center"/>
+              <w:rPr>
+                <w:color w:val="000000"/>
+                <w:sz w:val="16"/>
+                <w:szCs w:val="16"/>
+              </w:rPr>
+            </w:pPr>
+            <w:r>
+              <w:rPr>
+                <w:rFonts w:eastAsia="arial" w:ascii="arial" w:hAnsi="arial"/>
+                <w:color w:val="000000"/>
+                <w:sz w:val="16"/>
+                <w:szCs w:val="16"/>
+              </w:rPr>
+              <w:t>1P Cam</w:t>
+            </w:r>
+          </w:p>
+        </w:tc>
+        <w:tc>
+          <w:tcPr>
+            <w:tcW w:w="1029" w:type="dxa"/>
+            <w:tcBorders>
+              <w:top w:val="single" w:sz="4" w:space="0" w:color="000000"/>
+              <w:left w:val="single" w:sz="4" w:space="0" w:color="000000"/>
+              <w:bottom w:val="single" w:sz="4" w:space="0" w:color="000000"/>
+              <w:right w:val="single" w:sz="4" w:space="0" w:color="000000"/>
+            </w:tcBorders>
+            <w:vAlign w:val="bottom"/>
+          </w:tcPr>
+          <w:p>
+            <w:pPr>
+              <w:pStyle w:val="Normal"/>
+              <w:widowControl w:val="false"/>
+              <w:spacing w:lineRule="auto" w:line="180"/>
+              <w:jc w:val="center"/>
+              <w:rPr>
+                <w:color w:val="000000"/>
+                <w:sz w:val="16"/>
+                <w:szCs w:val="16"/>
+              </w:rPr>
+            </w:pPr>
+            <w:r>
+              <w:rPr>
+                <w:rFonts w:eastAsia="arial" w:ascii="arial" w:hAnsi="arial"/>
+                <w:color w:val="000000"/>
+                <w:sz w:val="16"/>
+                <w:szCs w:val="16"/>
+              </w:rPr>
+              <w:t>Next</w:t>
+            </w:r>
+          </w:p>
+          <w:p>
+            <w:pPr>
+              <w:pStyle w:val="Normal"/>
+              <w:widowControl w:val="false"/>
+              <w:spacing w:lineRule="auto" w:line="180"/>
+              <w:jc w:val="center"/>
+              <w:rPr>
+                <w:color w:val="000000"/>
+                <w:sz w:val="16"/>
+                <w:szCs w:val="16"/>
+              </w:rPr>
+            </w:pPr>
+            <w:r>
+              <w:rPr>
+                <w:rFonts w:eastAsia="arial" w:ascii="arial" w:hAnsi="arial"/>
+                <w:color w:val="000000"/>
+                <w:sz w:val="16"/>
+                <w:szCs w:val="16"/>
+              </w:rPr>
+              <w:t>Cab Cam</w:t>
+            </w:r>
+          </w:p>
+        </w:tc>
+      </w:tr>
+    </w:tbl>
+    <w:p>
+      <w:pPr>
+        <w:pStyle w:val="Normal"/>
+        <w:rPr>
+          <w:rFonts w:ascii="arial" w:hAnsi="arial" w:eastAsia="arial"/>
+          <w:color w:val="000000"/>
+          <w:sz w:val="16"/>
+          <w:szCs w:val="16"/>
+        </w:rPr>
+      </w:pPr>
+      <w:r>
+        <w:rPr>
+          <w:rFonts w:eastAsia="arial" w:ascii="arial" w:hAnsi="arial"/>
+          <w:color w:val="000000"/>
+          <w:sz w:val="16"/>
+          <w:szCs w:val="16"/>
+        </w:rPr>
+      </w:r>
+    </w:p>
+    <w:p>
+      <w:pPr>
+        <w:pStyle w:val="Normal"/>
+        <w:rPr>
+          <w:color w:val="000000"/>
+          <w:sz w:val="16"/>
+          <w:szCs w:val="16"/>
+        </w:rPr>
+      </w:pPr>
+      <w:r>
+        <w:rPr>
+          <w:rFonts w:eastAsia="arial" w:ascii="arial" w:hAnsi="arial"/>
+          <w:color w:val="000000"/>
+          <w:sz w:val="16"/>
+          <w:szCs w:val="16"/>
+        </w:rPr>
+        <w:tab/>
+        <w:t xml:space="preserve">           DB BR 411 ICE T-2</w:t>
+      </w:r>
+    </w:p>
+    <w:tbl>
+      <w:tblPr>
+        <w:tblW w:w="14248" w:type="dxa"/>
+        <w:jc w:val="left"/>
+        <w:tblInd w:w="-5" w:type="dxa"/>
+        <w:tblLayout w:type="fixed"/>
+        <w:tblCellMar>
+          <w:top w:w="0" w:type="dxa"/>
+          <w:left w:w="108" w:type="dxa"/>
+          <w:bottom w:w="0" w:type="dxa"/>
+          <w:right w:w="108" w:type="dxa"/>
+        </w:tblCellMar>
+        <w:tblLook w:firstRow="1" w:noVBand="1" w:lastRow="0" w:firstColumn="1" w:lastColumn="0" w:noHBand="0" w:val="04a0"/>
+      </w:tblPr>
+      <w:tblGrid>
+        <w:gridCol w:w="1017"/>
+        <w:gridCol w:w="1019"/>
+        <w:gridCol w:w="1014"/>
+        <w:gridCol w:w="1016"/>
+        <w:gridCol w:w="1020"/>
+        <w:gridCol w:w="1016"/>
+        <w:gridCol w:w="1016"/>
+        <w:gridCol w:w="1017"/>
+        <w:gridCol w:w="1016"/>
+        <w:gridCol w:w="1020"/>
+        <w:gridCol w:w="1016"/>
+        <w:gridCol w:w="1016"/>
+        <w:gridCol w:w="1016"/>
+        <w:gridCol w:w="1029"/>
+      </w:tblGrid>
+      <w:tr>
+        <w:trPr>
+          <w:trHeight w:val="440" w:hRule="exact"/>
+          <w:cantSplit w:val="true"/>
+        </w:trPr>
+        <w:tc>
+          <w:tcPr>
+            <w:tcW w:w="1017" w:type="dxa"/>
+            <w:tcBorders>
+              <w:top w:val="single" w:sz="4" w:space="0" w:color="000000"/>
+              <w:left w:val="single" w:sz="4" w:space="0" w:color="000000"/>
+              <w:bottom w:val="single" w:sz="4" w:space="0" w:color="000000"/>
+            </w:tcBorders>
+            <w:vAlign w:val="bottom"/>
+          </w:tcPr>
+          <w:p>
+            <w:pPr>
+              <w:pStyle w:val="Normal"/>
+              <w:widowControl w:val="false"/>
+              <w:spacing w:lineRule="auto" w:line="180" w:before="0" w:after="60"/>
+              <w:jc w:val="center"/>
+              <w:rPr>
+                <w:color w:val="000000"/>
+                <w:sz w:val="16"/>
+                <w:szCs w:val="16"/>
+              </w:rPr>
+            </w:pPr>
+            <w:r>
+              <w:rPr>
+                <w:rFonts w:eastAsia="arial" w:ascii="arial" w:hAnsi="arial"/>
+                <w:b/>
+                <w:color w:val="000000"/>
+                <w:sz w:val="16"/>
+                <w:szCs w:val="16"/>
+              </w:rPr>
+              <w:t>HUD</w:t>
+            </w:r>
+          </w:p>
+        </w:tc>
+        <w:tc>
+          <w:tcPr>
+            <w:tcW w:w="1019" w:type="dxa"/>
+            <w:tcBorders>
+              <w:top w:val="single" w:sz="4" w:space="0" w:color="000000"/>
+              <w:left w:val="single" w:sz="4" w:space="0" w:color="000000"/>
+              <w:bottom w:val="single" w:sz="4" w:space="0" w:color="000000"/>
+            </w:tcBorders>
+            <w:vAlign w:val="bottom"/>
+          </w:tcPr>
+          <w:p>
+            <w:pPr>
+              <w:pStyle w:val="Normal"/>
+              <w:widowControl w:val="false"/>
+              <w:spacing w:lineRule="auto" w:line="180"/>
+              <w:jc w:val="center"/>
+              <w:rPr>
+                <w:rFonts w:ascii="arial" w:hAnsi="arial" w:eastAsia="arial"/>
+                <w:color w:val="000000"/>
+                <w:sz w:val="16"/>
+                <w:szCs w:val="16"/>
+              </w:rPr>
+            </w:pPr>
+            <w:r>
+              <w:rPr>
+                <w:rFonts w:eastAsia="arial" w:ascii="arial" w:hAnsi="arial"/>
+                <w:color w:val="000000"/>
+                <w:sz w:val="16"/>
+                <w:szCs w:val="16"/>
+              </w:rPr>
+              <w:t>Schedule</w:t>
+            </w:r>
+          </w:p>
+        </w:tc>
+        <w:tc>
+          <w:tcPr>
+            <w:tcW w:w="1014" w:type="dxa"/>
+            <w:tcBorders>
+              <w:top w:val="single" w:sz="4" w:space="0" w:color="000000"/>
+              <w:left w:val="single" w:sz="4" w:space="0" w:color="000000"/>
+              <w:bottom w:val="single" w:sz="4" w:space="0" w:color="000000"/>
+            </w:tcBorders>
+            <w:vAlign w:val="bottom"/>
+          </w:tcPr>
+          <w:p>
+            <w:pPr>
+              <w:pStyle w:val="Normal"/>
+              <w:widowControl w:val="false"/>
+              <w:spacing w:lineRule="auto" w:line="180"/>
+              <w:jc w:val="center"/>
+              <w:rPr>
+                <w:color w:val="000000"/>
+                <w:sz w:val="16"/>
+                <w:szCs w:val="16"/>
+              </w:rPr>
+            </w:pPr>
+            <w:r>
+              <w:rPr>
+                <w:rFonts w:eastAsia="arial" w:ascii="arial" w:hAnsi="arial"/>
+                <w:color w:val="000000"/>
+                <w:sz w:val="16"/>
+                <w:szCs w:val="16"/>
+              </w:rPr>
+              <w:t>MCB Open</w:t>
+            </w:r>
+          </w:p>
+        </w:tc>
+        <w:tc>
+          <w:tcPr>
+            <w:tcW w:w="1016" w:type="dxa"/>
+            <w:tcBorders>
+              <w:top w:val="single" w:sz="4" w:space="0" w:color="000000"/>
+              <w:left w:val="single" w:sz="4" w:space="0" w:color="000000"/>
+              <w:bottom w:val="single" w:sz="4" w:space="0" w:color="000000"/>
+            </w:tcBorders>
+            <w:vAlign w:val="bottom"/>
+          </w:tcPr>
+          <w:p>
+            <w:pPr>
+              <w:pStyle w:val="Normal"/>
+              <w:widowControl w:val="false"/>
+              <w:spacing w:lineRule="auto" w:line="180"/>
+              <w:jc w:val="center"/>
+              <w:rPr>
+                <w:sz w:val="16"/>
+                <w:szCs w:val="16"/>
+              </w:rPr>
+            </w:pPr>
+            <w:r>
+              <w:rPr>
+                <w:sz w:val="16"/>
+                <w:szCs w:val="16"/>
+              </w:rPr>
+              <w:t>Sifa</w:t>
+            </w:r>
+          </w:p>
+        </w:tc>
+        <w:tc>
+          <w:tcPr>
+            <w:tcW w:w="1020" w:type="dxa"/>
+            <w:tcBorders>
+              <w:top w:val="single" w:sz="4" w:space="0" w:color="000000"/>
+              <w:left w:val="single" w:sz="4" w:space="0" w:color="000000"/>
+              <w:bottom w:val="single" w:sz="4" w:space="0" w:color="000000"/>
+            </w:tcBorders>
+            <w:vAlign w:val="bottom"/>
+          </w:tcPr>
+          <w:p>
+            <w:pPr>
+              <w:pStyle w:val="Normal"/>
+              <w:widowControl w:val="false"/>
+              <w:jc w:val="center"/>
+              <w:rPr>
+                <w:rFonts w:ascii="arial" w:hAnsi="arial" w:eastAsia="arial"/>
+                <w:color w:val="000000"/>
+                <w:sz w:val="16"/>
+                <w:szCs w:val="16"/>
+              </w:rPr>
+            </w:pPr>
+            <w:r>
+              <w:rPr>
+                <w:rFonts w:eastAsia="arial" w:ascii="arial" w:hAnsi="arial"/>
+                <w:color w:val="000000"/>
+                <w:sz w:val="16"/>
+                <w:szCs w:val="16"/>
+              </w:rPr>
+              <w:t>Panto.</w:t>
+            </w:r>
+          </w:p>
+          <w:p>
+            <w:pPr>
+              <w:pStyle w:val="Normal"/>
+              <w:widowControl w:val="false"/>
+              <w:jc w:val="center"/>
+              <w:rPr>
+                <w:rFonts w:ascii="arial" w:hAnsi="arial" w:eastAsia="arial"/>
+                <w:color w:val="000000"/>
+                <w:sz w:val="16"/>
+                <w:szCs w:val="16"/>
+              </w:rPr>
+            </w:pPr>
+            <w:r>
+              <w:rPr>
+                <w:rFonts w:eastAsia="arial" w:ascii="arial" w:hAnsi="arial"/>
+                <w:color w:val="000000"/>
+                <w:sz w:val="16"/>
+                <w:szCs w:val="16"/>
+              </w:rPr>
+              <w:t>Low</w:t>
+            </w:r>
+          </w:p>
+        </w:tc>
+        <w:tc>
+          <w:tcPr>
+            <w:tcW w:w="1016" w:type="dxa"/>
+            <w:tcBorders>
+              <w:top w:val="single" w:sz="4" w:space="0" w:color="000000"/>
+              <w:left w:val="single" w:sz="4" w:space="0" w:color="000000"/>
+              <w:bottom w:val="single" w:sz="4" w:space="0" w:color="000000"/>
+            </w:tcBorders>
+            <w:vAlign w:val="bottom"/>
+          </w:tcPr>
+          <w:p>
+            <w:pPr>
+              <w:pStyle w:val="Normal"/>
+              <w:widowControl w:val="false"/>
+              <w:spacing w:lineRule="auto" w:line="180"/>
+              <w:jc w:val="center"/>
+              <w:rPr>
+                <w:sz w:val="16"/>
+                <w:szCs w:val="16"/>
+              </w:rPr>
+            </w:pPr>
+            <w:r>
+              <w:rPr>
+                <w:sz w:val="16"/>
+                <w:szCs w:val="16"/>
+              </w:rPr>
+            </w:r>
+          </w:p>
+        </w:tc>
+        <w:tc>
+          <w:tcPr>
+            <w:tcW w:w="1016" w:type="dxa"/>
+            <w:tcBorders>
+              <w:top w:val="single" w:sz="4" w:space="0" w:color="000000"/>
+              <w:left w:val="single" w:sz="4" w:space="0" w:color="000000"/>
+              <w:bottom w:val="single" w:sz="4" w:space="0" w:color="000000"/>
+            </w:tcBorders>
+            <w:vAlign w:val="bottom"/>
+          </w:tcPr>
+          <w:p>
+            <w:pPr>
+              <w:pStyle w:val="Normal"/>
+              <w:widowControl w:val="false"/>
+              <w:jc w:val="center"/>
+              <w:rPr>
+                <w:sz w:val="16"/>
+                <w:szCs w:val="16"/>
+              </w:rPr>
+            </w:pPr>
+            <w:r>
+              <w:rPr>
+                <w:sz w:val="16"/>
+                <w:szCs w:val="16"/>
+              </w:rPr>
+            </w:r>
+          </w:p>
+        </w:tc>
+        <w:tc>
+          <w:tcPr>
+            <w:tcW w:w="1017" w:type="dxa"/>
+            <w:tcBorders>
+              <w:top w:val="single" w:sz="4" w:space="0" w:color="000000"/>
+              <w:left w:val="single" w:sz="4" w:space="0" w:color="000000"/>
+              <w:bottom w:val="single" w:sz="4" w:space="0" w:color="000000"/>
+            </w:tcBorders>
+            <w:vAlign w:val="bottom"/>
+          </w:tcPr>
+          <w:p>
+            <w:pPr>
+              <w:pStyle w:val="Normal"/>
+              <w:widowControl w:val="false"/>
+              <w:jc w:val="center"/>
+              <w:rPr>
+                <w:rFonts w:ascii="arial" w:hAnsi="arial" w:eastAsia="arial"/>
+                <w:color w:val="000000"/>
+                <w:sz w:val="16"/>
+                <w:szCs w:val="16"/>
+              </w:rPr>
+            </w:pPr>
+            <w:r>
+              <w:rPr>
+                <w:rFonts w:eastAsia="arial" w:ascii="arial" w:hAnsi="arial"/>
+                <w:color w:val="000000"/>
+                <w:sz w:val="16"/>
+                <w:szCs w:val="16"/>
+              </w:rPr>
+            </w:r>
+          </w:p>
+        </w:tc>
+        <w:tc>
+          <w:tcPr>
+            <w:tcW w:w="1016" w:type="dxa"/>
+            <w:tcBorders>
+              <w:top w:val="single" w:sz="4" w:space="0" w:color="000000"/>
+              <w:left w:val="single" w:sz="4" w:space="0" w:color="000000"/>
+              <w:bottom w:val="single" w:sz="4" w:space="0" w:color="000000"/>
+            </w:tcBorders>
+            <w:vAlign w:val="bottom"/>
+          </w:tcPr>
+          <w:p>
+            <w:pPr>
+              <w:pStyle w:val="Normal"/>
+              <w:widowControl w:val="false"/>
+              <w:spacing w:lineRule="auto" w:line="180"/>
+              <w:jc w:val="center"/>
+              <w:rPr>
+                <w:color w:val="000000"/>
+                <w:sz w:val="16"/>
+                <w:szCs w:val="16"/>
+              </w:rPr>
+            </w:pPr>
+            <w:r>
+              <w:rPr>
+                <w:rFonts w:eastAsia="arial" w:ascii="arial" w:hAnsi="arial"/>
+                <w:color w:val="000000"/>
+                <w:sz w:val="16"/>
+                <w:szCs w:val="16"/>
+              </w:rPr>
+              <w:t>Gauge Light Dw</w:t>
+            </w:r>
+          </w:p>
+        </w:tc>
+        <w:tc>
+          <w:tcPr>
+            <w:tcW w:w="1020" w:type="dxa"/>
+            <w:tcBorders>
+              <w:top w:val="single" w:sz="4" w:space="0" w:color="000000"/>
+              <w:left w:val="single" w:sz="4" w:space="0" w:color="000000"/>
+              <w:bottom w:val="single" w:sz="4" w:space="0" w:color="000000"/>
+            </w:tcBorders>
+            <w:vAlign w:val="bottom"/>
+          </w:tcPr>
+          <w:p>
+            <w:pPr>
+              <w:pStyle w:val="Normal"/>
+              <w:widowControl w:val="false"/>
+              <w:jc w:val="center"/>
+              <w:rPr>
+                <w:color w:val="000000"/>
+                <w:sz w:val="16"/>
+                <w:szCs w:val="16"/>
+              </w:rPr>
+            </w:pPr>
+            <w:r>
+              <w:rPr>
+                <w:color w:val="000000"/>
+                <w:sz w:val="16"/>
+                <w:szCs w:val="16"/>
+              </w:rPr>
+              <w:t>Uncouple</w:t>
+            </w:r>
+          </w:p>
+        </w:tc>
+        <w:tc>
+          <w:tcPr>
+            <w:tcW w:w="1016" w:type="dxa"/>
+            <w:tcBorders>
+              <w:top w:val="single" w:sz="4" w:space="0" w:color="000000"/>
+              <w:left w:val="single" w:sz="4" w:space="0" w:color="000000"/>
+              <w:bottom w:val="single" w:sz="4" w:space="0" w:color="000000"/>
+            </w:tcBorders>
+            <w:vAlign w:val="bottom"/>
+          </w:tcPr>
+          <w:p>
+            <w:pPr>
+              <w:pStyle w:val="Normal"/>
+              <w:widowControl w:val="false"/>
+              <w:jc w:val="center"/>
+              <w:rPr>
+                <w:color w:val="000000"/>
+                <w:sz w:val="16"/>
+                <w:szCs w:val="16"/>
+              </w:rPr>
+            </w:pPr>
+            <w:r>
+              <w:rPr>
+                <w:color w:val="000000"/>
+                <w:sz w:val="16"/>
+                <w:szCs w:val="16"/>
+              </w:rPr>
+            </w:r>
+          </w:p>
+        </w:tc>
+        <w:tc>
+          <w:tcPr>
+            <w:tcW w:w="1016" w:type="dxa"/>
+            <w:tcBorders>
+              <w:top w:val="single" w:sz="4" w:space="0" w:color="000000"/>
+              <w:left w:val="single" w:sz="4" w:space="0" w:color="000000"/>
+              <w:bottom w:val="single" w:sz="4" w:space="0" w:color="000000"/>
+            </w:tcBorders>
+            <w:vAlign w:val="bottom"/>
+          </w:tcPr>
+          <w:p>
+            <w:pPr>
+              <w:pStyle w:val="Normal"/>
+              <w:widowControl w:val="false"/>
+              <w:spacing w:lineRule="auto" w:line="180"/>
+              <w:jc w:val="center"/>
+              <w:rPr>
+                <w:color w:val="000000"/>
+                <w:sz w:val="16"/>
+                <w:szCs w:val="16"/>
+              </w:rPr>
+            </w:pPr>
+            <w:r>
+              <w:rPr>
+                <w:rFonts w:eastAsia="arial" w:ascii="arial" w:hAnsi="arial"/>
+                <w:color w:val="000000"/>
+                <w:sz w:val="16"/>
+                <w:szCs w:val="16"/>
+              </w:rPr>
+              <w:t>Parking Brake Off</w:t>
+            </w:r>
+          </w:p>
+        </w:tc>
+        <w:tc>
+          <w:tcPr>
+            <w:tcW w:w="1016" w:type="dxa"/>
+            <w:tcBorders>
+              <w:top w:val="single" w:sz="4" w:space="0" w:color="000000"/>
+              <w:left w:val="single" w:sz="4" w:space="0" w:color="000000"/>
+              <w:bottom w:val="single" w:sz="4" w:space="0" w:color="000000"/>
+            </w:tcBorders>
+            <w:vAlign w:val="bottom"/>
+          </w:tcPr>
+          <w:p>
+            <w:pPr>
+              <w:pStyle w:val="Normal"/>
+              <w:widowControl w:val="false"/>
+              <w:spacing w:lineRule="auto" w:line="180"/>
+              <w:jc w:val="center"/>
+              <w:rPr>
+                <w:color w:val="000000"/>
+                <w:sz w:val="16"/>
+                <w:szCs w:val="16"/>
+              </w:rPr>
+            </w:pPr>
+            <w:r>
+              <w:rPr>
+                <w:rFonts w:eastAsia="arial" w:ascii="arial" w:hAnsi="arial"/>
+                <w:color w:val="000000"/>
+                <w:sz w:val="16"/>
+                <w:szCs w:val="16"/>
+              </w:rPr>
+              <w:t>Exterior</w:t>
+            </w:r>
+          </w:p>
+          <w:p>
+            <w:pPr>
+              <w:pStyle w:val="Normal"/>
+              <w:widowControl w:val="false"/>
+              <w:spacing w:lineRule="auto" w:line="180"/>
+              <w:jc w:val="center"/>
+              <w:rPr>
+                <w:color w:val="000000"/>
+                <w:sz w:val="16"/>
+                <w:szCs w:val="16"/>
+              </w:rPr>
+            </w:pPr>
+            <w:r>
+              <w:rPr>
+                <w:rFonts w:eastAsia="arial" w:ascii="arial" w:hAnsi="arial"/>
+                <w:color w:val="000000"/>
+                <w:sz w:val="16"/>
+                <w:szCs w:val="16"/>
+              </w:rPr>
+              <w:t>Camera</w:t>
+            </w:r>
+          </w:p>
+        </w:tc>
+        <w:tc>
+          <w:tcPr>
+            <w:tcW w:w="1029" w:type="dxa"/>
+            <w:tcBorders>
+              <w:top w:val="single" w:sz="4" w:space="0" w:color="000000"/>
+              <w:left w:val="single" w:sz="4" w:space="0" w:color="000000"/>
+              <w:bottom w:val="single" w:sz="4" w:space="0" w:color="000000"/>
+              <w:right w:val="single" w:sz="4" w:space="0" w:color="000000"/>
+            </w:tcBorders>
+            <w:vAlign w:val="bottom"/>
+          </w:tcPr>
+          <w:p>
+            <w:pPr>
+              <w:pStyle w:val="Normal"/>
+              <w:widowControl w:val="false"/>
+              <w:spacing w:lineRule="auto" w:line="180"/>
+              <w:jc w:val="center"/>
+              <w:rPr>
+                <w:color w:val="000000"/>
+                <w:sz w:val="16"/>
+                <w:szCs w:val="16"/>
+              </w:rPr>
+            </w:pPr>
+            <w:r>
+              <w:rPr>
+                <w:rFonts w:eastAsia="arial" w:ascii="arial" w:hAnsi="arial"/>
+                <w:color w:val="000000"/>
+                <w:sz w:val="16"/>
+                <w:szCs w:val="16"/>
+              </w:rPr>
+              <w:t>Prev</w:t>
+            </w:r>
+          </w:p>
+          <w:p>
+            <w:pPr>
+              <w:pStyle w:val="Normal"/>
+              <w:widowControl w:val="false"/>
+              <w:spacing w:lineRule="auto" w:line="180"/>
+              <w:jc w:val="center"/>
+              <w:rPr>
+                <w:color w:val="000000"/>
+                <w:sz w:val="16"/>
+                <w:szCs w:val="16"/>
+              </w:rPr>
+            </w:pPr>
+            <w:r>
+              <w:rPr>
+                <w:rFonts w:eastAsia="arial" w:ascii="arial" w:hAnsi="arial"/>
+                <w:color w:val="000000"/>
+                <w:sz w:val="16"/>
+                <w:szCs w:val="16"/>
+              </w:rPr>
+              <w:t>Cab Cam</w:t>
+            </w:r>
+          </w:p>
+        </w:tc>
+      </w:tr>
+    </w:tbl>
+    <w:p>
+      <w:pPr>
+        <w:pStyle w:val="Normal"/>
+        <w:bidi w:val="0"/>
+        <w:rPr>
+          <w:color w:val="000000"/>
+          <w:sz w:val="16"/>
+          <w:szCs w:val="16"/>
+        </w:rPr>
+      </w:pPr>
+      <w:r>
+        <w:rPr>
+          <w:color w:val="000000"/>
+          <w:sz w:val="16"/>
+          <w:szCs w:val="16"/>
+        </w:rPr>
+      </w:r>
+    </w:p>
+    <w:p>
+      <w:pPr>
+        <w:pStyle w:val="Normal"/>
+        <w:rPr>
+          <w:color w:val="000000"/>
+          <w:sz w:val="16"/>
+          <w:szCs w:val="16"/>
+        </w:rPr>
+      </w:pPr>
+      <w:r>
+        <w:rPr>
+          <w:color w:val="000000"/>
+          <w:sz w:val="16"/>
+          <w:szCs w:val="16"/>
+        </w:rPr>
+        <w:tab/>
+        <w:t xml:space="preserve">       </w:t>
+      </w:r>
+      <w:r>
+        <w:rPr>
+          <w:rFonts w:eastAsia="arial" w:ascii="arial" w:hAnsi="arial"/>
+          <w:color w:val="000000"/>
+          <w:sz w:val="16"/>
+          <w:szCs w:val="16"/>
+        </w:rPr>
+        <w:t xml:space="preserve">    DB BR 422-1</w:t>
+      </w:r>
+    </w:p>
+    <w:tbl>
+      <w:tblPr>
+        <w:tblW w:w="14248" w:type="dxa"/>
+        <w:jc w:val="left"/>
+        <w:tblInd w:w="-5" w:type="dxa"/>
+        <w:tblLayout w:type="fixed"/>
+        <w:tblCellMar>
+          <w:top w:w="0" w:type="dxa"/>
+          <w:left w:w="108" w:type="dxa"/>
+          <w:bottom w:w="0" w:type="dxa"/>
+          <w:right w:w="108" w:type="dxa"/>
+        </w:tblCellMar>
+        <w:tblLook w:firstRow="1" w:noVBand="1" w:lastRow="0" w:firstColumn="1" w:lastColumn="0" w:noHBand="0" w:val="04a0"/>
+      </w:tblPr>
+      <w:tblGrid>
+        <w:gridCol w:w="1017"/>
+        <w:gridCol w:w="1019"/>
+        <w:gridCol w:w="1014"/>
+        <w:gridCol w:w="1016"/>
+        <w:gridCol w:w="1020"/>
+        <w:gridCol w:w="1016"/>
+        <w:gridCol w:w="1016"/>
+        <w:gridCol w:w="1017"/>
+        <w:gridCol w:w="1016"/>
+        <w:gridCol w:w="1020"/>
+        <w:gridCol w:w="1016"/>
+        <w:gridCol w:w="1016"/>
+        <w:gridCol w:w="1016"/>
+        <w:gridCol w:w="1029"/>
+      </w:tblGrid>
+      <w:tr>
+        <w:trPr>
+          <w:trHeight w:val="440" w:hRule="exact"/>
+          <w:cantSplit w:val="true"/>
+        </w:trPr>
+        <w:tc>
+          <w:tcPr>
+            <w:tcW w:w="1017" w:type="dxa"/>
+            <w:tcBorders>
+              <w:top w:val="single" w:sz="4" w:space="0" w:color="000000"/>
+              <w:left w:val="single" w:sz="4" w:space="0" w:color="000000"/>
+              <w:bottom w:val="single" w:sz="4" w:space="0" w:color="000000"/>
+            </w:tcBorders>
+            <w:vAlign w:val="bottom"/>
+          </w:tcPr>
+          <w:p>
+            <w:pPr>
+              <w:pStyle w:val="Normal"/>
+              <w:widowControl w:val="false"/>
+              <w:spacing w:lineRule="auto" w:line="180" w:before="0" w:after="60"/>
+              <w:jc w:val="center"/>
+              <w:rPr>
+                <w:color w:val="000000"/>
+                <w:sz w:val="16"/>
+                <w:szCs w:val="16"/>
+              </w:rPr>
+            </w:pPr>
+            <w:r>
+              <w:rPr>
+                <w:rFonts w:eastAsia="arial" w:ascii="arial" w:hAnsi="arial"/>
+                <w:b/>
+                <w:color w:val="000000"/>
+                <w:sz w:val="16"/>
+                <w:szCs w:val="16"/>
+              </w:rPr>
+              <w:t>Pause</w:t>
+            </w:r>
+          </w:p>
+        </w:tc>
+        <w:tc>
+          <w:tcPr>
+            <w:tcW w:w="1019" w:type="dxa"/>
+            <w:tcBorders>
+              <w:top w:val="single" w:sz="4" w:space="0" w:color="000000"/>
+              <w:left w:val="single" w:sz="4" w:space="0" w:color="000000"/>
+              <w:bottom w:val="single" w:sz="4" w:space="0" w:color="000000"/>
+            </w:tcBorders>
+            <w:vAlign w:val="bottom"/>
+          </w:tcPr>
+          <w:p>
+            <w:pPr>
+              <w:pStyle w:val="Normal"/>
+              <w:widowControl w:val="false"/>
+              <w:spacing w:lineRule="auto" w:line="180"/>
+              <w:jc w:val="center"/>
+              <w:rPr>
+                <w:color w:val="000000"/>
+                <w:sz w:val="16"/>
+                <w:szCs w:val="16"/>
+              </w:rPr>
+            </w:pPr>
+            <w:r>
+              <w:rPr>
+                <w:color w:val="000000"/>
+                <w:sz w:val="16"/>
+                <w:szCs w:val="16"/>
+              </w:rPr>
+              <w:t>Reverser</w:t>
+            </w:r>
+          </w:p>
+          <w:p>
+            <w:pPr>
+              <w:pStyle w:val="Normal"/>
+              <w:widowControl w:val="false"/>
+              <w:spacing w:lineRule="auto" w:line="180"/>
+              <w:jc w:val="center"/>
+              <w:rPr>
+                <w:color w:val="000000"/>
+                <w:sz w:val="16"/>
+                <w:szCs w:val="16"/>
+              </w:rPr>
+            </w:pPr>
+            <w:r>
+              <w:rPr>
+                <w:color w:val="000000"/>
+                <w:sz w:val="16"/>
+                <w:szCs w:val="16"/>
+              </w:rPr>
+              <w:t>Key</w:t>
+            </w:r>
+          </w:p>
+        </w:tc>
+        <w:tc>
+          <w:tcPr>
+            <w:tcW w:w="1014" w:type="dxa"/>
+            <w:tcBorders>
+              <w:top w:val="single" w:sz="4" w:space="0" w:color="000000"/>
+              <w:left w:val="single" w:sz="4" w:space="0" w:color="000000"/>
+              <w:bottom w:val="single" w:sz="4" w:space="0" w:color="000000"/>
+            </w:tcBorders>
+            <w:vAlign w:val="bottom"/>
+          </w:tcPr>
+          <w:p>
+            <w:pPr>
+              <w:pStyle w:val="Normal"/>
+              <w:widowControl w:val="false"/>
+              <w:spacing w:lineRule="auto" w:line="180"/>
+              <w:jc w:val="center"/>
+              <w:rPr>
+                <w:color w:val="000000"/>
+                <w:sz w:val="16"/>
+                <w:szCs w:val="16"/>
+              </w:rPr>
+            </w:pPr>
+            <w:r>
+              <w:rPr>
+                <w:color w:val="000000"/>
+                <w:sz w:val="16"/>
+                <w:szCs w:val="16"/>
+              </w:rPr>
+              <w:t>MCB Close</w:t>
+            </w:r>
+          </w:p>
+        </w:tc>
+        <w:tc>
+          <w:tcPr>
+            <w:tcW w:w="1016" w:type="dxa"/>
+            <w:tcBorders>
+              <w:top w:val="single" w:sz="4" w:space="0" w:color="000000"/>
+              <w:left w:val="single" w:sz="4" w:space="0" w:color="000000"/>
+              <w:bottom w:val="single" w:sz="4" w:space="0" w:color="000000"/>
+            </w:tcBorders>
+            <w:vAlign w:val="bottom"/>
+          </w:tcPr>
+          <w:p>
+            <w:pPr>
+              <w:pStyle w:val="Normal"/>
+              <w:widowControl w:val="false"/>
+              <w:spacing w:lineRule="auto" w:line="180"/>
+              <w:jc w:val="center"/>
+              <w:rPr>
+                <w:sz w:val="16"/>
+                <w:szCs w:val="16"/>
+              </w:rPr>
+            </w:pPr>
+            <w:r>
+              <w:rPr>
+                <w:rFonts w:eastAsia="arial" w:ascii="arial" w:hAnsi="arial"/>
+                <w:color w:val="000000"/>
+                <w:sz w:val="16"/>
+                <w:szCs w:val="16"/>
+              </w:rPr>
+              <w:t>PZB</w:t>
+            </w:r>
+          </w:p>
+        </w:tc>
+        <w:tc>
+          <w:tcPr>
+            <w:tcW w:w="1020" w:type="dxa"/>
+            <w:tcBorders>
+              <w:top w:val="single" w:sz="4" w:space="0" w:color="000000"/>
+              <w:left w:val="single" w:sz="4" w:space="0" w:color="000000"/>
+              <w:bottom w:val="single" w:sz="4" w:space="0" w:color="000000"/>
+            </w:tcBorders>
+            <w:vAlign w:val="bottom"/>
+          </w:tcPr>
+          <w:p>
+            <w:pPr>
+              <w:pStyle w:val="Normal"/>
+              <w:widowControl w:val="false"/>
+              <w:spacing w:lineRule="auto" w:line="180"/>
+              <w:jc w:val="center"/>
+              <w:rPr>
+                <w:color w:val="000000"/>
+                <w:sz w:val="16"/>
+                <w:szCs w:val="16"/>
+              </w:rPr>
+            </w:pPr>
+            <w:r>
+              <w:rPr>
+                <w:rFonts w:eastAsia="arial" w:ascii="arial" w:hAnsi="arial"/>
+                <w:color w:val="000000"/>
+                <w:sz w:val="16"/>
+                <w:szCs w:val="16"/>
+              </w:rPr>
+              <w:t>Panto. Raise</w:t>
+            </w:r>
+          </w:p>
+        </w:tc>
+        <w:tc>
+          <w:tcPr>
+            <w:tcW w:w="1016" w:type="dxa"/>
+            <w:tcBorders>
+              <w:top w:val="single" w:sz="4" w:space="0" w:color="000000"/>
+              <w:left w:val="single" w:sz="4" w:space="0" w:color="000000"/>
+              <w:bottom w:val="single" w:sz="4" w:space="0" w:color="000000"/>
+            </w:tcBorders>
+            <w:vAlign w:val="bottom"/>
+          </w:tcPr>
+          <w:p>
+            <w:pPr>
+              <w:pStyle w:val="Normal"/>
+              <w:widowControl w:val="false"/>
+              <w:jc w:val="center"/>
+              <w:rPr>
+                <w:color w:val="000000"/>
+                <w:sz w:val="16"/>
+                <w:szCs w:val="16"/>
+              </w:rPr>
+            </w:pPr>
+            <w:r>
+              <w:rPr>
+                <w:color w:val="000000"/>
+                <w:sz w:val="16"/>
+                <w:szCs w:val="16"/>
+              </w:rPr>
+              <w:t>Pass.</w:t>
+            </w:r>
+          </w:p>
+          <w:p>
+            <w:pPr>
+              <w:pStyle w:val="Normal"/>
+              <w:widowControl w:val="false"/>
+              <w:jc w:val="center"/>
+              <w:rPr>
+                <w:color w:val="000000"/>
+                <w:sz w:val="16"/>
+                <w:szCs w:val="16"/>
+              </w:rPr>
+            </w:pPr>
+            <w:r>
+              <w:rPr>
+                <w:color w:val="000000"/>
+                <w:sz w:val="16"/>
+                <w:szCs w:val="16"/>
+              </w:rPr>
+              <w:t>Light On</w:t>
+            </w:r>
+          </w:p>
+        </w:tc>
+        <w:tc>
+          <w:tcPr>
+            <w:tcW w:w="1016" w:type="dxa"/>
+            <w:tcBorders>
+              <w:top w:val="single" w:sz="4" w:space="0" w:color="000000"/>
+              <w:left w:val="single" w:sz="4" w:space="0" w:color="000000"/>
+              <w:bottom w:val="single" w:sz="4" w:space="0" w:color="000000"/>
+            </w:tcBorders>
+            <w:vAlign w:val="bottom"/>
+          </w:tcPr>
+          <w:p>
+            <w:pPr>
+              <w:pStyle w:val="Normal"/>
+              <w:widowControl w:val="false"/>
+              <w:jc w:val="center"/>
+              <w:rPr>
+                <w:sz w:val="16"/>
+                <w:szCs w:val="16"/>
+              </w:rPr>
+            </w:pPr>
+            <w:r>
+              <w:rPr>
+                <w:sz w:val="16"/>
+                <w:szCs w:val="16"/>
+              </w:rPr>
+              <w:t>Sand Up</w:t>
+            </w:r>
+          </w:p>
+        </w:tc>
+        <w:tc>
+          <w:tcPr>
+            <w:tcW w:w="1017" w:type="dxa"/>
+            <w:tcBorders>
+              <w:top w:val="single" w:sz="4" w:space="0" w:color="000000"/>
+              <w:left w:val="single" w:sz="4" w:space="0" w:color="000000"/>
+              <w:bottom w:val="single" w:sz="4" w:space="0" w:color="000000"/>
+            </w:tcBorders>
+            <w:vAlign w:val="bottom"/>
+          </w:tcPr>
+          <w:p>
+            <w:pPr>
+              <w:pStyle w:val="Normal"/>
+              <w:widowControl w:val="false"/>
+              <w:jc w:val="center"/>
+              <w:rPr>
+                <w:rFonts w:ascii="arial" w:hAnsi="arial" w:eastAsia="arial"/>
+                <w:color w:val="000000"/>
+                <w:sz w:val="16"/>
+                <w:szCs w:val="16"/>
+              </w:rPr>
+            </w:pPr>
+            <w:r>
+              <w:rPr>
+                <w:rFonts w:eastAsia="arial" w:ascii="arial" w:hAnsi="arial"/>
+                <w:color w:val="000000"/>
+                <w:sz w:val="16"/>
+                <w:szCs w:val="16"/>
+              </w:rPr>
+              <w:t>Spot Light</w:t>
+            </w:r>
+          </w:p>
+        </w:tc>
+        <w:tc>
+          <w:tcPr>
+            <w:tcW w:w="1016" w:type="dxa"/>
+            <w:tcBorders>
+              <w:top w:val="single" w:sz="4" w:space="0" w:color="000000"/>
+              <w:left w:val="single" w:sz="4" w:space="0" w:color="000000"/>
+              <w:bottom w:val="single" w:sz="4" w:space="0" w:color="000000"/>
+            </w:tcBorders>
+            <w:vAlign w:val="bottom"/>
+          </w:tcPr>
+          <w:p>
+            <w:pPr>
+              <w:pStyle w:val="Normal"/>
+              <w:widowControl w:val="false"/>
+              <w:spacing w:lineRule="auto" w:line="180"/>
+              <w:jc w:val="center"/>
+              <w:rPr>
+                <w:color w:val="000000"/>
+                <w:sz w:val="16"/>
+                <w:szCs w:val="16"/>
+              </w:rPr>
+            </w:pPr>
+            <w:r>
+              <w:rPr>
+                <w:rFonts w:eastAsia="arial" w:ascii="arial" w:hAnsi="arial"/>
+                <w:color w:val="000000"/>
+                <w:sz w:val="16"/>
+                <w:szCs w:val="16"/>
+              </w:rPr>
+              <w:t>Gauge Light Up</w:t>
+            </w:r>
+          </w:p>
+        </w:tc>
+        <w:tc>
+          <w:tcPr>
+            <w:tcW w:w="1020" w:type="dxa"/>
+            <w:tcBorders>
+              <w:top w:val="single" w:sz="4" w:space="0" w:color="000000"/>
+              <w:left w:val="single" w:sz="4" w:space="0" w:color="000000"/>
+              <w:bottom w:val="single" w:sz="4" w:space="0" w:color="000000"/>
+            </w:tcBorders>
+            <w:vAlign w:val="bottom"/>
+          </w:tcPr>
+          <w:p>
+            <w:pPr>
+              <w:pStyle w:val="Normal"/>
+              <w:widowControl w:val="false"/>
+              <w:jc w:val="center"/>
+              <w:rPr>
+                <w:color w:val="000000"/>
+                <w:sz w:val="16"/>
+                <w:szCs w:val="16"/>
+              </w:rPr>
+            </w:pPr>
+            <w:r>
+              <w:rPr>
+                <w:rFonts w:eastAsia="arial" w:ascii="arial" w:hAnsi="arial"/>
+                <w:color w:val="000000"/>
+                <w:sz w:val="16"/>
+                <w:szCs w:val="16"/>
+              </w:rPr>
+              <w:t>Emer.</w:t>
+            </w:r>
+          </w:p>
+          <w:p>
+            <w:pPr>
+              <w:pStyle w:val="Normal"/>
+              <w:widowControl w:val="false"/>
+              <w:jc w:val="center"/>
+              <w:rPr>
+                <w:color w:val="000000"/>
+                <w:sz w:val="16"/>
+                <w:szCs w:val="16"/>
+              </w:rPr>
+            </w:pPr>
+            <w:r>
+              <w:rPr>
+                <w:rFonts w:eastAsia="arial" w:ascii="arial" w:hAnsi="arial"/>
+                <w:color w:val="000000"/>
+                <w:sz w:val="16"/>
+                <w:szCs w:val="16"/>
+              </w:rPr>
+              <w:t>Brake</w:t>
+            </w:r>
+          </w:p>
+        </w:tc>
+        <w:tc>
+          <w:tcPr>
+            <w:tcW w:w="1016" w:type="dxa"/>
+            <w:tcBorders>
+              <w:top w:val="single" w:sz="4" w:space="0" w:color="000000"/>
+              <w:left w:val="single" w:sz="4" w:space="0" w:color="000000"/>
+              <w:bottom w:val="single" w:sz="4" w:space="0" w:color="000000"/>
+            </w:tcBorders>
+            <w:vAlign w:val="bottom"/>
+          </w:tcPr>
+          <w:p>
+            <w:pPr>
+              <w:pStyle w:val="Normal"/>
+              <w:widowControl w:val="false"/>
+              <w:spacing w:lineRule="auto" w:line="180"/>
+              <w:jc w:val="center"/>
+              <w:rPr>
+                <w:color w:val="000000"/>
+                <w:sz w:val="16"/>
+                <w:szCs w:val="16"/>
+              </w:rPr>
+            </w:pPr>
+            <w:r>
+              <w:rPr>
+                <w:rFonts w:eastAsia="arial" w:ascii="arial" w:hAnsi="arial"/>
+                <w:color w:val="000000"/>
+                <w:sz w:val="16"/>
+                <w:szCs w:val="16"/>
+              </w:rPr>
+              <w:t>Cab Light</w:t>
+            </w:r>
+          </w:p>
+          <w:p>
+            <w:pPr>
+              <w:pStyle w:val="Normal"/>
+              <w:widowControl w:val="false"/>
+              <w:spacing w:lineRule="auto" w:line="180"/>
+              <w:jc w:val="center"/>
+              <w:rPr>
+                <w:color w:val="000000"/>
+                <w:sz w:val="16"/>
+                <w:szCs w:val="16"/>
+              </w:rPr>
+            </w:pPr>
+            <w:r>
+              <w:rPr>
+                <w:rFonts w:eastAsia="arial" w:ascii="arial" w:hAnsi="arial"/>
+                <w:color w:val="000000"/>
+                <w:sz w:val="16"/>
+                <w:szCs w:val="16"/>
+              </w:rPr>
+              <w:t>On</w:t>
+            </w:r>
+          </w:p>
+        </w:tc>
+        <w:tc>
+          <w:tcPr>
+            <w:tcW w:w="1016" w:type="dxa"/>
+            <w:tcBorders>
+              <w:top w:val="single" w:sz="4" w:space="0" w:color="000000"/>
+              <w:left w:val="single" w:sz="4" w:space="0" w:color="000000"/>
+              <w:bottom w:val="single" w:sz="4" w:space="0" w:color="000000"/>
+            </w:tcBorders>
+            <w:vAlign w:val="bottom"/>
+          </w:tcPr>
+          <w:p>
+            <w:pPr>
+              <w:pStyle w:val="Normal"/>
+              <w:widowControl w:val="false"/>
+              <w:spacing w:lineRule="auto" w:line="180"/>
+              <w:jc w:val="center"/>
+              <w:rPr>
+                <w:color w:val="000000"/>
+                <w:sz w:val="16"/>
+                <w:szCs w:val="16"/>
+              </w:rPr>
+            </w:pPr>
+            <w:r>
+              <w:rPr>
+                <w:rFonts w:eastAsia="arial" w:ascii="arial" w:hAnsi="arial"/>
+                <w:color w:val="000000"/>
+                <w:sz w:val="16"/>
+                <w:szCs w:val="16"/>
+              </w:rPr>
+              <w:t>Parking Brake On</w:t>
+            </w:r>
+          </w:p>
+        </w:tc>
+        <w:tc>
+          <w:tcPr>
+            <w:tcW w:w="1016" w:type="dxa"/>
+            <w:tcBorders>
+              <w:top w:val="single" w:sz="4" w:space="0" w:color="000000"/>
+              <w:left w:val="single" w:sz="4" w:space="0" w:color="000000"/>
+              <w:bottom w:val="single" w:sz="4" w:space="0" w:color="000000"/>
+            </w:tcBorders>
+            <w:vAlign w:val="bottom"/>
+          </w:tcPr>
+          <w:p>
+            <w:pPr>
+              <w:pStyle w:val="Normal"/>
+              <w:widowControl w:val="false"/>
+              <w:spacing w:lineRule="auto" w:line="180"/>
+              <w:jc w:val="center"/>
+              <w:rPr>
+                <w:color w:val="000000"/>
+                <w:sz w:val="16"/>
+                <w:szCs w:val="16"/>
+              </w:rPr>
+            </w:pPr>
+            <w:r>
+              <w:rPr>
+                <w:rFonts w:eastAsia="arial" w:ascii="arial" w:hAnsi="arial"/>
+                <w:color w:val="000000"/>
+                <w:sz w:val="16"/>
+                <w:szCs w:val="16"/>
+              </w:rPr>
+              <w:t>1P Cam</w:t>
+            </w:r>
+          </w:p>
+        </w:tc>
+        <w:tc>
+          <w:tcPr>
+            <w:tcW w:w="1029" w:type="dxa"/>
+            <w:tcBorders>
+              <w:top w:val="single" w:sz="4" w:space="0" w:color="000000"/>
+              <w:left w:val="single" w:sz="4" w:space="0" w:color="000000"/>
+              <w:bottom w:val="single" w:sz="4" w:space="0" w:color="000000"/>
+              <w:right w:val="single" w:sz="4" w:space="0" w:color="000000"/>
+            </w:tcBorders>
+            <w:vAlign w:val="bottom"/>
+          </w:tcPr>
+          <w:p>
+            <w:pPr>
+              <w:pStyle w:val="Normal"/>
+              <w:widowControl w:val="false"/>
+              <w:spacing w:lineRule="auto" w:line="180"/>
+              <w:jc w:val="center"/>
+              <w:rPr>
+                <w:color w:val="000000"/>
+                <w:sz w:val="16"/>
+                <w:szCs w:val="16"/>
+              </w:rPr>
+            </w:pPr>
+            <w:r>
+              <w:rPr>
+                <w:rFonts w:eastAsia="arial" w:ascii="arial" w:hAnsi="arial"/>
+                <w:color w:val="000000"/>
+                <w:sz w:val="16"/>
+                <w:szCs w:val="16"/>
+              </w:rPr>
+              <w:t>Next</w:t>
+            </w:r>
+          </w:p>
+          <w:p>
+            <w:pPr>
+              <w:pStyle w:val="Normal"/>
+              <w:widowControl w:val="false"/>
+              <w:spacing w:lineRule="auto" w:line="180"/>
+              <w:jc w:val="center"/>
+              <w:rPr>
+                <w:color w:val="000000"/>
+                <w:sz w:val="16"/>
+                <w:szCs w:val="16"/>
+              </w:rPr>
+            </w:pPr>
+            <w:r>
+              <w:rPr>
+                <w:rFonts w:eastAsia="arial" w:ascii="arial" w:hAnsi="arial"/>
+                <w:color w:val="000000"/>
+                <w:sz w:val="16"/>
+                <w:szCs w:val="16"/>
+              </w:rPr>
+              <w:t>Cab Cam</w:t>
+            </w:r>
+          </w:p>
+        </w:tc>
+      </w:tr>
+    </w:tbl>
+    <w:p>
+      <w:pPr>
+        <w:pStyle w:val="Normal"/>
+        <w:rPr>
+          <w:rFonts w:ascii="arial" w:hAnsi="arial" w:eastAsia="arial"/>
+          <w:color w:val="000000"/>
+          <w:sz w:val="16"/>
+          <w:szCs w:val="16"/>
+        </w:rPr>
+      </w:pPr>
+      <w:r>
+        <w:rPr>
+          <w:rFonts w:eastAsia="arial" w:ascii="arial" w:hAnsi="arial"/>
+          <w:color w:val="000000"/>
+          <w:sz w:val="16"/>
+          <w:szCs w:val="16"/>
+        </w:rPr>
+      </w:r>
+    </w:p>
+    <w:p>
+      <w:pPr>
+        <w:pStyle w:val="Normal"/>
+        <w:rPr>
+          <w:color w:val="000000"/>
+          <w:sz w:val="16"/>
+          <w:szCs w:val="16"/>
+        </w:rPr>
+      </w:pPr>
+      <w:r>
+        <w:rPr>
+          <w:rFonts w:eastAsia="arial" w:ascii="arial" w:hAnsi="arial"/>
+          <w:color w:val="000000"/>
+          <w:sz w:val="16"/>
+          <w:szCs w:val="16"/>
+        </w:rPr>
+        <w:tab/>
+        <w:t xml:space="preserve">           DB BR 422-2</w:t>
+      </w:r>
+    </w:p>
+    <w:tbl>
+      <w:tblPr>
+        <w:tblW w:w="14248" w:type="dxa"/>
+        <w:jc w:val="left"/>
+        <w:tblInd w:w="-5" w:type="dxa"/>
+        <w:tblLayout w:type="fixed"/>
+        <w:tblCellMar>
+          <w:top w:w="0" w:type="dxa"/>
+          <w:left w:w="108" w:type="dxa"/>
+          <w:bottom w:w="0" w:type="dxa"/>
+          <w:right w:w="108" w:type="dxa"/>
+        </w:tblCellMar>
+        <w:tblLook w:firstRow="1" w:noVBand="1" w:lastRow="0" w:firstColumn="1" w:lastColumn="0" w:noHBand="0" w:val="04a0"/>
+      </w:tblPr>
+      <w:tblGrid>
+        <w:gridCol w:w="1017"/>
+        <w:gridCol w:w="1019"/>
+        <w:gridCol w:w="1014"/>
+        <w:gridCol w:w="1016"/>
+        <w:gridCol w:w="1020"/>
+        <w:gridCol w:w="1016"/>
+        <w:gridCol w:w="1016"/>
+        <w:gridCol w:w="1017"/>
+        <w:gridCol w:w="1016"/>
+        <w:gridCol w:w="1020"/>
+        <w:gridCol w:w="1016"/>
+        <w:gridCol w:w="1016"/>
+        <w:gridCol w:w="1016"/>
+        <w:gridCol w:w="1029"/>
+      </w:tblGrid>
+      <w:tr>
+        <w:trPr>
+          <w:trHeight w:val="440" w:hRule="exact"/>
+          <w:cantSplit w:val="true"/>
+        </w:trPr>
+        <w:tc>
+          <w:tcPr>
+            <w:tcW w:w="1017" w:type="dxa"/>
+            <w:tcBorders>
+              <w:top w:val="single" w:sz="4" w:space="0" w:color="000000"/>
+              <w:left w:val="single" w:sz="4" w:space="0" w:color="000000"/>
+              <w:bottom w:val="single" w:sz="4" w:space="0" w:color="000000"/>
+            </w:tcBorders>
+            <w:vAlign w:val="bottom"/>
+          </w:tcPr>
+          <w:p>
+            <w:pPr>
+              <w:pStyle w:val="Normal"/>
+              <w:widowControl w:val="false"/>
+              <w:spacing w:lineRule="auto" w:line="180" w:before="0" w:after="60"/>
+              <w:jc w:val="center"/>
+              <w:rPr>
+                <w:color w:val="000000"/>
+                <w:sz w:val="16"/>
+                <w:szCs w:val="16"/>
+              </w:rPr>
+            </w:pPr>
+            <w:r>
+              <w:rPr>
+                <w:rFonts w:eastAsia="arial" w:ascii="arial" w:hAnsi="arial"/>
+                <w:b/>
+                <w:color w:val="000000"/>
+                <w:sz w:val="16"/>
+                <w:szCs w:val="16"/>
+              </w:rPr>
+              <w:t>HUD</w:t>
+            </w:r>
+          </w:p>
+        </w:tc>
+        <w:tc>
+          <w:tcPr>
+            <w:tcW w:w="1019" w:type="dxa"/>
+            <w:tcBorders>
+              <w:top w:val="single" w:sz="4" w:space="0" w:color="000000"/>
+              <w:left w:val="single" w:sz="4" w:space="0" w:color="000000"/>
+              <w:bottom w:val="single" w:sz="4" w:space="0" w:color="000000"/>
+            </w:tcBorders>
+            <w:vAlign w:val="bottom"/>
+          </w:tcPr>
+          <w:p>
+            <w:pPr>
+              <w:pStyle w:val="Normal"/>
+              <w:widowControl w:val="false"/>
+              <w:spacing w:lineRule="auto" w:line="180"/>
+              <w:jc w:val="center"/>
+              <w:rPr>
+                <w:rFonts w:ascii="arial" w:hAnsi="arial" w:eastAsia="arial"/>
+                <w:color w:val="000000"/>
+                <w:sz w:val="16"/>
+                <w:szCs w:val="16"/>
+              </w:rPr>
+            </w:pPr>
+            <w:r>
+              <w:rPr>
+                <w:rFonts w:eastAsia="arial" w:ascii="arial" w:hAnsi="arial"/>
+                <w:color w:val="000000"/>
+                <w:sz w:val="16"/>
+                <w:szCs w:val="16"/>
+              </w:rPr>
+              <w:t>Schedule</w:t>
+            </w:r>
+          </w:p>
+        </w:tc>
+        <w:tc>
+          <w:tcPr>
+            <w:tcW w:w="1014" w:type="dxa"/>
+            <w:tcBorders>
+              <w:top w:val="single" w:sz="4" w:space="0" w:color="000000"/>
+              <w:left w:val="single" w:sz="4" w:space="0" w:color="000000"/>
+              <w:bottom w:val="single" w:sz="4" w:space="0" w:color="000000"/>
+            </w:tcBorders>
+            <w:vAlign w:val="bottom"/>
+          </w:tcPr>
+          <w:p>
+            <w:pPr>
+              <w:pStyle w:val="Normal"/>
+              <w:widowControl w:val="false"/>
+              <w:spacing w:lineRule="auto" w:line="180"/>
+              <w:jc w:val="center"/>
+              <w:rPr>
+                <w:color w:val="000000"/>
+                <w:sz w:val="16"/>
+                <w:szCs w:val="16"/>
+              </w:rPr>
+            </w:pPr>
+            <w:r>
+              <w:rPr>
+                <w:rFonts w:eastAsia="arial" w:ascii="arial" w:hAnsi="arial"/>
+                <w:color w:val="000000"/>
+                <w:sz w:val="16"/>
+                <w:szCs w:val="16"/>
+              </w:rPr>
+              <w:t>MCB Open</w:t>
+            </w:r>
+          </w:p>
+        </w:tc>
+        <w:tc>
+          <w:tcPr>
+            <w:tcW w:w="1016" w:type="dxa"/>
+            <w:tcBorders>
+              <w:top w:val="single" w:sz="4" w:space="0" w:color="000000"/>
+              <w:left w:val="single" w:sz="4" w:space="0" w:color="000000"/>
+              <w:bottom w:val="single" w:sz="4" w:space="0" w:color="000000"/>
+            </w:tcBorders>
+            <w:vAlign w:val="bottom"/>
+          </w:tcPr>
+          <w:p>
+            <w:pPr>
+              <w:pStyle w:val="Normal"/>
+              <w:widowControl w:val="false"/>
+              <w:spacing w:lineRule="auto" w:line="180"/>
+              <w:jc w:val="center"/>
+              <w:rPr>
+                <w:sz w:val="16"/>
+                <w:szCs w:val="16"/>
+              </w:rPr>
+            </w:pPr>
+            <w:r>
+              <w:rPr>
+                <w:sz w:val="16"/>
+                <w:szCs w:val="16"/>
+              </w:rPr>
+              <w:t>Sifa</w:t>
+            </w:r>
+          </w:p>
+        </w:tc>
+        <w:tc>
+          <w:tcPr>
+            <w:tcW w:w="1020" w:type="dxa"/>
+            <w:tcBorders>
+              <w:top w:val="single" w:sz="4" w:space="0" w:color="000000"/>
+              <w:left w:val="single" w:sz="4" w:space="0" w:color="000000"/>
+              <w:bottom w:val="single" w:sz="4" w:space="0" w:color="000000"/>
+            </w:tcBorders>
+            <w:vAlign w:val="bottom"/>
+          </w:tcPr>
+          <w:p>
+            <w:pPr>
+              <w:pStyle w:val="Normal"/>
+              <w:widowControl w:val="false"/>
+              <w:jc w:val="center"/>
+              <w:rPr>
+                <w:rFonts w:ascii="arial" w:hAnsi="arial" w:eastAsia="arial"/>
+                <w:color w:val="000000"/>
+                <w:sz w:val="16"/>
+                <w:szCs w:val="16"/>
+              </w:rPr>
+            </w:pPr>
+            <w:r>
+              <w:rPr>
+                <w:rFonts w:eastAsia="arial" w:ascii="arial" w:hAnsi="arial"/>
+                <w:color w:val="000000"/>
+                <w:sz w:val="16"/>
+                <w:szCs w:val="16"/>
+              </w:rPr>
+              <w:t>Panto.</w:t>
+            </w:r>
+          </w:p>
+          <w:p>
+            <w:pPr>
+              <w:pStyle w:val="Normal"/>
+              <w:widowControl w:val="false"/>
+              <w:jc w:val="center"/>
+              <w:rPr>
+                <w:rFonts w:ascii="arial" w:hAnsi="arial" w:eastAsia="arial"/>
+                <w:color w:val="000000"/>
+                <w:sz w:val="16"/>
+                <w:szCs w:val="16"/>
+              </w:rPr>
+            </w:pPr>
+            <w:r>
+              <w:rPr>
+                <w:rFonts w:eastAsia="arial" w:ascii="arial" w:hAnsi="arial"/>
+                <w:color w:val="000000"/>
+                <w:sz w:val="16"/>
+                <w:szCs w:val="16"/>
+              </w:rPr>
+              <w:t>Low</w:t>
+            </w:r>
+          </w:p>
+        </w:tc>
+        <w:tc>
+          <w:tcPr>
+            <w:tcW w:w="1016" w:type="dxa"/>
+            <w:tcBorders>
+              <w:top w:val="single" w:sz="4" w:space="0" w:color="000000"/>
+              <w:left w:val="single" w:sz="4" w:space="0" w:color="000000"/>
+              <w:bottom w:val="single" w:sz="4" w:space="0" w:color="000000"/>
+            </w:tcBorders>
+            <w:vAlign w:val="bottom"/>
+          </w:tcPr>
+          <w:p>
+            <w:pPr>
+              <w:pStyle w:val="Normal"/>
+              <w:widowControl w:val="false"/>
+              <w:jc w:val="center"/>
+              <w:rPr>
+                <w:color w:val="000000"/>
+                <w:sz w:val="16"/>
+                <w:szCs w:val="16"/>
+              </w:rPr>
+            </w:pPr>
+            <w:r>
+              <w:rPr>
+                <w:color w:val="000000"/>
+                <w:sz w:val="16"/>
+                <w:szCs w:val="16"/>
+              </w:rPr>
+              <w:t>Pass.</w:t>
+            </w:r>
+          </w:p>
+          <w:p>
+            <w:pPr>
+              <w:pStyle w:val="Normal"/>
+              <w:widowControl w:val="false"/>
+              <w:jc w:val="center"/>
+              <w:rPr>
+                <w:color w:val="000000"/>
+                <w:sz w:val="16"/>
+                <w:szCs w:val="16"/>
+              </w:rPr>
+            </w:pPr>
+            <w:r>
+              <w:rPr>
+                <w:color w:val="000000"/>
+                <w:sz w:val="16"/>
+                <w:szCs w:val="16"/>
+              </w:rPr>
+              <w:t>Light Off</w:t>
+            </w:r>
+          </w:p>
+        </w:tc>
+        <w:tc>
+          <w:tcPr>
+            <w:tcW w:w="1016" w:type="dxa"/>
+            <w:tcBorders>
+              <w:top w:val="single" w:sz="4" w:space="0" w:color="000000"/>
+              <w:left w:val="single" w:sz="4" w:space="0" w:color="000000"/>
+              <w:bottom w:val="single" w:sz="4" w:space="0" w:color="000000"/>
+            </w:tcBorders>
+            <w:vAlign w:val="bottom"/>
+          </w:tcPr>
+          <w:p>
+            <w:pPr>
+              <w:pStyle w:val="Normal"/>
+              <w:widowControl w:val="false"/>
+              <w:jc w:val="center"/>
+              <w:rPr>
+                <w:sz w:val="16"/>
+                <w:szCs w:val="16"/>
+              </w:rPr>
+            </w:pPr>
+            <w:r>
+              <w:rPr>
+                <w:sz w:val="16"/>
+                <w:szCs w:val="16"/>
+              </w:rPr>
+              <w:t>Sand Down</w:t>
+            </w:r>
+          </w:p>
+        </w:tc>
+        <w:tc>
+          <w:tcPr>
+            <w:tcW w:w="1017" w:type="dxa"/>
+            <w:tcBorders>
+              <w:top w:val="single" w:sz="4" w:space="0" w:color="000000"/>
+              <w:left w:val="single" w:sz="4" w:space="0" w:color="000000"/>
+              <w:bottom w:val="single" w:sz="4" w:space="0" w:color="000000"/>
+            </w:tcBorders>
+            <w:vAlign w:val="bottom"/>
+          </w:tcPr>
+          <w:p>
+            <w:pPr>
+              <w:pStyle w:val="Normal"/>
+              <w:widowControl w:val="false"/>
+              <w:jc w:val="center"/>
+              <w:rPr>
+                <w:rFonts w:ascii="arial" w:hAnsi="arial" w:eastAsia="arial"/>
+                <w:color w:val="000000"/>
+                <w:sz w:val="16"/>
+                <w:szCs w:val="16"/>
+              </w:rPr>
+            </w:pPr>
+            <w:r>
+              <w:rPr>
+                <w:rFonts w:eastAsia="arial" w:ascii="arial" w:hAnsi="arial"/>
+                <w:color w:val="000000"/>
+                <w:sz w:val="16"/>
+                <w:szCs w:val="16"/>
+              </w:rPr>
+            </w:r>
+          </w:p>
+        </w:tc>
+        <w:tc>
+          <w:tcPr>
+            <w:tcW w:w="1016" w:type="dxa"/>
+            <w:tcBorders>
+              <w:top w:val="single" w:sz="4" w:space="0" w:color="000000"/>
+              <w:left w:val="single" w:sz="4" w:space="0" w:color="000000"/>
+              <w:bottom w:val="single" w:sz="4" w:space="0" w:color="000000"/>
+            </w:tcBorders>
+            <w:vAlign w:val="bottom"/>
+          </w:tcPr>
+          <w:p>
+            <w:pPr>
+              <w:pStyle w:val="Normal"/>
+              <w:widowControl w:val="false"/>
+              <w:spacing w:lineRule="auto" w:line="180"/>
+              <w:jc w:val="center"/>
+              <w:rPr>
+                <w:color w:val="000000"/>
+                <w:sz w:val="16"/>
+                <w:szCs w:val="16"/>
+              </w:rPr>
+            </w:pPr>
+            <w:r>
+              <w:rPr>
+                <w:rFonts w:eastAsia="arial" w:ascii="arial" w:hAnsi="arial"/>
+                <w:color w:val="000000"/>
+                <w:sz w:val="16"/>
+                <w:szCs w:val="16"/>
+              </w:rPr>
+              <w:t>Gauge Light Dw</w:t>
+            </w:r>
+          </w:p>
+        </w:tc>
+        <w:tc>
+          <w:tcPr>
+            <w:tcW w:w="1020" w:type="dxa"/>
+            <w:tcBorders>
+              <w:top w:val="single" w:sz="4" w:space="0" w:color="000000"/>
+              <w:left w:val="single" w:sz="4" w:space="0" w:color="000000"/>
+              <w:bottom w:val="single" w:sz="4" w:space="0" w:color="000000"/>
+            </w:tcBorders>
+            <w:vAlign w:val="bottom"/>
+          </w:tcPr>
+          <w:p>
+            <w:pPr>
+              <w:pStyle w:val="Normal"/>
+              <w:widowControl w:val="false"/>
+              <w:jc w:val="center"/>
+              <w:rPr>
+                <w:color w:val="000000"/>
+                <w:sz w:val="16"/>
+                <w:szCs w:val="16"/>
+              </w:rPr>
+            </w:pPr>
+            <w:r>
+              <w:rPr>
+                <w:color w:val="000000"/>
+                <w:sz w:val="16"/>
+                <w:szCs w:val="16"/>
+              </w:rPr>
+              <w:t>Uncouple</w:t>
+            </w:r>
+          </w:p>
+        </w:tc>
+        <w:tc>
+          <w:tcPr>
+            <w:tcW w:w="1016" w:type="dxa"/>
+            <w:tcBorders>
+              <w:top w:val="single" w:sz="4" w:space="0" w:color="000000"/>
+              <w:left w:val="single" w:sz="4" w:space="0" w:color="000000"/>
+              <w:bottom w:val="single" w:sz="4" w:space="0" w:color="000000"/>
+            </w:tcBorders>
+            <w:vAlign w:val="bottom"/>
+          </w:tcPr>
+          <w:p>
+            <w:pPr>
+              <w:pStyle w:val="Normal"/>
+              <w:widowControl w:val="false"/>
+              <w:spacing w:lineRule="auto" w:line="180"/>
+              <w:jc w:val="center"/>
+              <w:rPr>
+                <w:color w:val="000000"/>
+                <w:sz w:val="16"/>
+                <w:szCs w:val="16"/>
+              </w:rPr>
+            </w:pPr>
+            <w:r>
+              <w:rPr>
+                <w:rFonts w:eastAsia="arial" w:ascii="arial" w:hAnsi="arial"/>
+                <w:color w:val="000000"/>
+                <w:sz w:val="16"/>
+                <w:szCs w:val="16"/>
+              </w:rPr>
+              <w:t>Cab Light</w:t>
+            </w:r>
+          </w:p>
+          <w:p>
+            <w:pPr>
+              <w:pStyle w:val="Normal"/>
+              <w:widowControl w:val="false"/>
+              <w:spacing w:lineRule="auto" w:line="180"/>
+              <w:jc w:val="center"/>
+              <w:rPr>
+                <w:color w:val="000000"/>
+                <w:sz w:val="16"/>
+                <w:szCs w:val="16"/>
+              </w:rPr>
+            </w:pPr>
+            <w:r>
+              <w:rPr>
+                <w:rFonts w:eastAsia="arial" w:ascii="arial" w:hAnsi="arial"/>
+                <w:color w:val="000000"/>
+                <w:sz w:val="16"/>
+                <w:szCs w:val="16"/>
+              </w:rPr>
+              <w:t>Off</w:t>
+            </w:r>
+          </w:p>
+        </w:tc>
+        <w:tc>
+          <w:tcPr>
+            <w:tcW w:w="1016" w:type="dxa"/>
+            <w:tcBorders>
+              <w:top w:val="single" w:sz="4" w:space="0" w:color="000000"/>
+              <w:left w:val="single" w:sz="4" w:space="0" w:color="000000"/>
+              <w:bottom w:val="single" w:sz="4" w:space="0" w:color="000000"/>
+            </w:tcBorders>
+            <w:vAlign w:val="bottom"/>
+          </w:tcPr>
+          <w:p>
+            <w:pPr>
+              <w:pStyle w:val="Normal"/>
+              <w:widowControl w:val="false"/>
+              <w:spacing w:lineRule="auto" w:line="180"/>
+              <w:jc w:val="center"/>
+              <w:rPr>
+                <w:color w:val="000000"/>
+                <w:sz w:val="16"/>
+                <w:szCs w:val="16"/>
+              </w:rPr>
+            </w:pPr>
+            <w:r>
+              <w:rPr>
+                <w:rFonts w:eastAsia="arial" w:ascii="arial" w:hAnsi="arial"/>
+                <w:color w:val="000000"/>
+                <w:sz w:val="16"/>
+                <w:szCs w:val="16"/>
+              </w:rPr>
+              <w:t>Parking Brake Off</w:t>
+            </w:r>
+          </w:p>
+        </w:tc>
+        <w:tc>
+          <w:tcPr>
+            <w:tcW w:w="1016" w:type="dxa"/>
+            <w:tcBorders>
+              <w:top w:val="single" w:sz="4" w:space="0" w:color="000000"/>
+              <w:left w:val="single" w:sz="4" w:space="0" w:color="000000"/>
+              <w:bottom w:val="single" w:sz="4" w:space="0" w:color="000000"/>
+            </w:tcBorders>
+            <w:vAlign w:val="bottom"/>
+          </w:tcPr>
+          <w:p>
+            <w:pPr>
+              <w:pStyle w:val="Normal"/>
+              <w:widowControl w:val="false"/>
+              <w:spacing w:lineRule="auto" w:line="180"/>
+              <w:jc w:val="center"/>
+              <w:rPr>
+                <w:color w:val="000000"/>
+                <w:sz w:val="16"/>
+                <w:szCs w:val="16"/>
+              </w:rPr>
+            </w:pPr>
+            <w:r>
+              <w:rPr>
+                <w:rFonts w:eastAsia="arial" w:ascii="arial" w:hAnsi="arial"/>
+                <w:color w:val="000000"/>
+                <w:sz w:val="16"/>
+                <w:szCs w:val="16"/>
+              </w:rPr>
+              <w:t>Exterior</w:t>
+            </w:r>
+          </w:p>
+          <w:p>
+            <w:pPr>
+              <w:pStyle w:val="Normal"/>
+              <w:widowControl w:val="false"/>
+              <w:spacing w:lineRule="auto" w:line="180"/>
+              <w:jc w:val="center"/>
+              <w:rPr>
+                <w:color w:val="000000"/>
+                <w:sz w:val="16"/>
+                <w:szCs w:val="16"/>
+              </w:rPr>
+            </w:pPr>
+            <w:r>
+              <w:rPr>
+                <w:rFonts w:eastAsia="arial" w:ascii="arial" w:hAnsi="arial"/>
+                <w:color w:val="000000"/>
+                <w:sz w:val="16"/>
+                <w:szCs w:val="16"/>
+              </w:rPr>
+              <w:t>Camera</w:t>
+            </w:r>
+          </w:p>
+        </w:tc>
+        <w:tc>
+          <w:tcPr>
+            <w:tcW w:w="1029" w:type="dxa"/>
+            <w:tcBorders>
+              <w:top w:val="single" w:sz="4" w:space="0" w:color="000000"/>
+              <w:left w:val="single" w:sz="4" w:space="0" w:color="000000"/>
+              <w:bottom w:val="single" w:sz="4" w:space="0" w:color="000000"/>
+              <w:right w:val="single" w:sz="4" w:space="0" w:color="000000"/>
+            </w:tcBorders>
+            <w:vAlign w:val="bottom"/>
+          </w:tcPr>
+          <w:p>
+            <w:pPr>
+              <w:pStyle w:val="Normal"/>
+              <w:widowControl w:val="false"/>
+              <w:spacing w:lineRule="auto" w:line="180"/>
+              <w:jc w:val="center"/>
+              <w:rPr>
+                <w:color w:val="000000"/>
+                <w:sz w:val="16"/>
+                <w:szCs w:val="16"/>
+              </w:rPr>
+            </w:pPr>
+            <w:r>
+              <w:rPr>
+                <w:rFonts w:eastAsia="arial" w:ascii="arial" w:hAnsi="arial"/>
+                <w:color w:val="000000"/>
+                <w:sz w:val="16"/>
+                <w:szCs w:val="16"/>
+              </w:rPr>
+              <w:t>Prev</w:t>
+            </w:r>
+          </w:p>
+          <w:p>
+            <w:pPr>
+              <w:pStyle w:val="Normal"/>
+              <w:widowControl w:val="false"/>
+              <w:spacing w:lineRule="auto" w:line="180"/>
+              <w:jc w:val="center"/>
+              <w:rPr>
+                <w:color w:val="000000"/>
+                <w:sz w:val="16"/>
+                <w:szCs w:val="16"/>
+              </w:rPr>
+            </w:pPr>
+            <w:r>
+              <w:rPr>
+                <w:rFonts w:eastAsia="arial" w:ascii="arial" w:hAnsi="arial"/>
+                <w:color w:val="000000"/>
+                <w:sz w:val="16"/>
+                <w:szCs w:val="16"/>
+              </w:rPr>
+              <w:t>Cab Cam</w:t>
+            </w:r>
+          </w:p>
+        </w:tc>
+      </w:tr>
+    </w:tbl>
+    <w:p>
+      <w:pPr>
+        <w:pStyle w:val="Normal"/>
+        <w:bidi w:val="0"/>
+        <w:rPr>
+          <w:color w:val="000000"/>
+          <w:sz w:val="16"/>
+          <w:szCs w:val="16"/>
+        </w:rPr>
+      </w:pPr>
+      <w:r>
+        <w:rPr>
+          <w:color w:val="000000"/>
+          <w:sz w:val="16"/>
+          <w:szCs w:val="16"/>
+        </w:rPr>
+      </w:r>
+    </w:p>
+    <w:p>
+      <w:pPr>
+        <w:pStyle w:val="Normal"/>
+        <w:rPr>
+          <w:color w:val="000000"/>
+          <w:sz w:val="16"/>
+          <w:szCs w:val="16"/>
+        </w:rPr>
+      </w:pPr>
+      <w:r>
+        <w:rPr>
+          <w:color w:val="000000"/>
+          <w:sz w:val="16"/>
+          <w:szCs w:val="16"/>
+        </w:rPr>
+        <w:tab/>
+        <w:t xml:space="preserve">       </w:t>
+      </w:r>
+      <w:r>
+        <w:rPr>
+          <w:rFonts w:eastAsia="arial" w:ascii="arial" w:hAnsi="arial"/>
+          <w:color w:val="000000"/>
+          <w:sz w:val="16"/>
+          <w:szCs w:val="16"/>
+        </w:rPr>
+        <w:t xml:space="preserve">    DB BR 423-1</w:t>
+      </w:r>
+    </w:p>
+    <w:tbl>
+      <w:tblPr>
+        <w:tblW w:w="14248" w:type="dxa"/>
+        <w:jc w:val="left"/>
+        <w:tblInd w:w="-5" w:type="dxa"/>
+        <w:tblLayout w:type="fixed"/>
+        <w:tblCellMar>
+          <w:top w:w="0" w:type="dxa"/>
+          <w:left w:w="108" w:type="dxa"/>
+          <w:bottom w:w="0" w:type="dxa"/>
+          <w:right w:w="108" w:type="dxa"/>
+        </w:tblCellMar>
+        <w:tblLook w:firstRow="1" w:noVBand="1" w:lastRow="0" w:firstColumn="1" w:lastColumn="0" w:noHBand="0" w:val="04a0"/>
+      </w:tblPr>
+      <w:tblGrid>
+        <w:gridCol w:w="1017"/>
+        <w:gridCol w:w="1019"/>
+        <w:gridCol w:w="1014"/>
+        <w:gridCol w:w="1016"/>
+        <w:gridCol w:w="1020"/>
+        <w:gridCol w:w="1016"/>
+        <w:gridCol w:w="1016"/>
+        <w:gridCol w:w="1017"/>
+        <w:gridCol w:w="1016"/>
+        <w:gridCol w:w="1020"/>
+        <w:gridCol w:w="1016"/>
+        <w:gridCol w:w="1016"/>
+        <w:gridCol w:w="1016"/>
+        <w:gridCol w:w="1029"/>
+      </w:tblGrid>
+      <w:tr>
+        <w:trPr>
+          <w:trHeight w:val="440" w:hRule="exact"/>
+          <w:cantSplit w:val="true"/>
+        </w:trPr>
+        <w:tc>
+          <w:tcPr>
+            <w:tcW w:w="1017" w:type="dxa"/>
+            <w:tcBorders>
+              <w:top w:val="single" w:sz="4" w:space="0" w:color="000000"/>
+              <w:left w:val="single" w:sz="4" w:space="0" w:color="000000"/>
+              <w:bottom w:val="single" w:sz="4" w:space="0" w:color="000000"/>
+            </w:tcBorders>
+            <w:vAlign w:val="bottom"/>
+          </w:tcPr>
+          <w:p>
+            <w:pPr>
+              <w:pStyle w:val="Normal"/>
+              <w:widowControl w:val="false"/>
+              <w:spacing w:lineRule="auto" w:line="180" w:before="0" w:after="60"/>
+              <w:jc w:val="center"/>
+              <w:rPr>
+                <w:color w:val="000000"/>
+                <w:sz w:val="16"/>
+                <w:szCs w:val="16"/>
+              </w:rPr>
+            </w:pPr>
+            <w:r>
+              <w:rPr>
+                <w:rFonts w:eastAsia="arial" w:ascii="arial" w:hAnsi="arial"/>
+                <w:b/>
+                <w:color w:val="000000"/>
+                <w:sz w:val="16"/>
+                <w:szCs w:val="16"/>
+              </w:rPr>
+              <w:t>Pause</w:t>
+            </w:r>
+          </w:p>
+        </w:tc>
+        <w:tc>
+          <w:tcPr>
+            <w:tcW w:w="1019" w:type="dxa"/>
+            <w:tcBorders>
+              <w:top w:val="single" w:sz="4" w:space="0" w:color="000000"/>
+              <w:left w:val="single" w:sz="4" w:space="0" w:color="000000"/>
+              <w:bottom w:val="single" w:sz="4" w:space="0" w:color="000000"/>
+            </w:tcBorders>
+            <w:vAlign w:val="bottom"/>
+          </w:tcPr>
+          <w:p>
+            <w:pPr>
+              <w:pStyle w:val="Normal"/>
+              <w:widowControl w:val="false"/>
+              <w:spacing w:lineRule="auto" w:line="180"/>
+              <w:jc w:val="center"/>
+              <w:rPr>
+                <w:color w:val="000000"/>
+                <w:sz w:val="16"/>
+                <w:szCs w:val="16"/>
+              </w:rPr>
+            </w:pPr>
+            <w:r>
+              <w:rPr>
+                <w:color w:val="000000"/>
+                <w:sz w:val="16"/>
+                <w:szCs w:val="16"/>
+              </w:rPr>
+              <w:t>Reverser</w:t>
+            </w:r>
+          </w:p>
+          <w:p>
+            <w:pPr>
+              <w:pStyle w:val="Normal"/>
+              <w:widowControl w:val="false"/>
+              <w:spacing w:lineRule="auto" w:line="180"/>
+              <w:jc w:val="center"/>
+              <w:rPr>
+                <w:color w:val="000000"/>
+                <w:sz w:val="16"/>
+                <w:szCs w:val="16"/>
+              </w:rPr>
+            </w:pPr>
+            <w:r>
+              <w:rPr>
+                <w:color w:val="000000"/>
+                <w:sz w:val="16"/>
+                <w:szCs w:val="16"/>
+              </w:rPr>
+              <w:t>Key</w:t>
+            </w:r>
+          </w:p>
+        </w:tc>
+        <w:tc>
+          <w:tcPr>
+            <w:tcW w:w="1014" w:type="dxa"/>
+            <w:tcBorders>
+              <w:top w:val="single" w:sz="4" w:space="0" w:color="000000"/>
+              <w:left w:val="single" w:sz="4" w:space="0" w:color="000000"/>
+              <w:bottom w:val="single" w:sz="4" w:space="0" w:color="000000"/>
+            </w:tcBorders>
+            <w:vAlign w:val="bottom"/>
+          </w:tcPr>
+          <w:p>
+            <w:pPr>
+              <w:pStyle w:val="Normal"/>
+              <w:widowControl w:val="false"/>
+              <w:spacing w:lineRule="auto" w:line="180"/>
+              <w:jc w:val="center"/>
+              <w:rPr>
+                <w:color w:val="000000"/>
+                <w:sz w:val="16"/>
+                <w:szCs w:val="16"/>
+              </w:rPr>
+            </w:pPr>
+            <w:r>
+              <w:rPr>
+                <w:color w:val="000000"/>
+                <w:sz w:val="16"/>
+                <w:szCs w:val="16"/>
+              </w:rPr>
+              <w:t>MCB Close</w:t>
+            </w:r>
+          </w:p>
+        </w:tc>
+        <w:tc>
+          <w:tcPr>
+            <w:tcW w:w="1016" w:type="dxa"/>
+            <w:tcBorders>
+              <w:top w:val="single" w:sz="4" w:space="0" w:color="000000"/>
+              <w:left w:val="single" w:sz="4" w:space="0" w:color="000000"/>
+              <w:bottom w:val="single" w:sz="4" w:space="0" w:color="000000"/>
+            </w:tcBorders>
+            <w:vAlign w:val="bottom"/>
+          </w:tcPr>
+          <w:p>
+            <w:pPr>
+              <w:pStyle w:val="Normal"/>
+              <w:widowControl w:val="false"/>
+              <w:spacing w:lineRule="auto" w:line="180"/>
+              <w:jc w:val="center"/>
+              <w:rPr>
+                <w:sz w:val="16"/>
+                <w:szCs w:val="16"/>
+              </w:rPr>
+            </w:pPr>
+            <w:r>
+              <w:rPr>
+                <w:rFonts w:eastAsia="arial" w:ascii="arial" w:hAnsi="arial"/>
+                <w:color w:val="000000"/>
+                <w:sz w:val="16"/>
+                <w:szCs w:val="16"/>
+              </w:rPr>
+              <w:t>PZB/LZB</w:t>
+            </w:r>
+          </w:p>
+        </w:tc>
+        <w:tc>
+          <w:tcPr>
+            <w:tcW w:w="1020" w:type="dxa"/>
+            <w:tcBorders>
+              <w:top w:val="single" w:sz="4" w:space="0" w:color="000000"/>
+              <w:left w:val="single" w:sz="4" w:space="0" w:color="000000"/>
+              <w:bottom w:val="single" w:sz="4" w:space="0" w:color="000000"/>
+            </w:tcBorders>
+            <w:vAlign w:val="bottom"/>
+          </w:tcPr>
+          <w:p>
+            <w:pPr>
+              <w:pStyle w:val="Normal"/>
+              <w:widowControl w:val="false"/>
+              <w:spacing w:lineRule="auto" w:line="180"/>
+              <w:jc w:val="center"/>
+              <w:rPr>
+                <w:color w:val="000000"/>
+                <w:sz w:val="16"/>
+                <w:szCs w:val="16"/>
+              </w:rPr>
+            </w:pPr>
+            <w:r>
+              <w:rPr>
+                <w:rFonts w:eastAsia="arial" w:ascii="arial" w:hAnsi="arial"/>
+                <w:color w:val="000000"/>
+                <w:sz w:val="16"/>
+                <w:szCs w:val="16"/>
+              </w:rPr>
+              <w:t>Panto. Raise</w:t>
+            </w:r>
+          </w:p>
+        </w:tc>
+        <w:tc>
+          <w:tcPr>
+            <w:tcW w:w="1016" w:type="dxa"/>
+            <w:tcBorders>
+              <w:top w:val="single" w:sz="4" w:space="0" w:color="000000"/>
+              <w:left w:val="single" w:sz="4" w:space="0" w:color="000000"/>
+              <w:bottom w:val="single" w:sz="4" w:space="0" w:color="000000"/>
+            </w:tcBorders>
+            <w:vAlign w:val="bottom"/>
+          </w:tcPr>
+          <w:p>
+            <w:pPr>
+              <w:pStyle w:val="Normal"/>
+              <w:widowControl w:val="false"/>
+              <w:jc w:val="center"/>
+              <w:rPr>
+                <w:color w:val="000000"/>
+                <w:sz w:val="16"/>
+                <w:szCs w:val="16"/>
+              </w:rPr>
+            </w:pPr>
+            <w:r>
+              <w:rPr>
+                <w:color w:val="000000"/>
+                <w:sz w:val="16"/>
+                <w:szCs w:val="16"/>
+              </w:rPr>
+              <w:t>Pass.</w:t>
+            </w:r>
+          </w:p>
+          <w:p>
+            <w:pPr>
+              <w:pStyle w:val="Normal"/>
+              <w:widowControl w:val="false"/>
+              <w:jc w:val="center"/>
+              <w:rPr>
+                <w:color w:val="000000"/>
+                <w:sz w:val="16"/>
+                <w:szCs w:val="16"/>
+              </w:rPr>
+            </w:pPr>
+            <w:r>
+              <w:rPr>
+                <w:color w:val="000000"/>
+                <w:sz w:val="16"/>
+                <w:szCs w:val="16"/>
+              </w:rPr>
+              <w:t>Light On</w:t>
+            </w:r>
+          </w:p>
+        </w:tc>
+        <w:tc>
+          <w:tcPr>
+            <w:tcW w:w="1016" w:type="dxa"/>
+            <w:tcBorders>
+              <w:top w:val="single" w:sz="4" w:space="0" w:color="000000"/>
+              <w:left w:val="single" w:sz="4" w:space="0" w:color="000000"/>
+              <w:bottom w:val="single" w:sz="4" w:space="0" w:color="000000"/>
+            </w:tcBorders>
+            <w:vAlign w:val="bottom"/>
+          </w:tcPr>
+          <w:p>
+            <w:pPr>
+              <w:pStyle w:val="Normal"/>
+              <w:widowControl w:val="false"/>
+              <w:jc w:val="center"/>
+              <w:rPr>
+                <w:sz w:val="16"/>
+                <w:szCs w:val="16"/>
+              </w:rPr>
+            </w:pPr>
+            <w:r>
+              <w:rPr>
+                <w:sz w:val="16"/>
+                <w:szCs w:val="16"/>
+              </w:rPr>
+              <w:t>Sand Up</w:t>
+            </w:r>
+          </w:p>
+        </w:tc>
+        <w:tc>
+          <w:tcPr>
+            <w:tcW w:w="1017" w:type="dxa"/>
+            <w:tcBorders>
+              <w:top w:val="single" w:sz="4" w:space="0" w:color="000000"/>
+              <w:left w:val="single" w:sz="4" w:space="0" w:color="000000"/>
+              <w:bottom w:val="single" w:sz="4" w:space="0" w:color="000000"/>
+            </w:tcBorders>
+            <w:vAlign w:val="bottom"/>
+          </w:tcPr>
+          <w:p>
+            <w:pPr>
+              <w:pStyle w:val="Normal"/>
+              <w:widowControl w:val="false"/>
+              <w:jc w:val="center"/>
+              <w:rPr>
+                <w:rFonts w:ascii="arial" w:hAnsi="arial" w:eastAsia="arial"/>
+                <w:color w:val="000000"/>
+                <w:sz w:val="16"/>
+                <w:szCs w:val="16"/>
+              </w:rPr>
+            </w:pPr>
+            <w:r>
+              <w:rPr>
+                <w:rFonts w:eastAsia="arial" w:ascii="arial" w:hAnsi="arial"/>
+                <w:color w:val="000000"/>
+                <w:sz w:val="16"/>
+                <w:szCs w:val="16"/>
+              </w:rPr>
+              <w:t>Spot Light</w:t>
+            </w:r>
+          </w:p>
+        </w:tc>
+        <w:tc>
+          <w:tcPr>
+            <w:tcW w:w="1016" w:type="dxa"/>
+            <w:tcBorders>
+              <w:top w:val="single" w:sz="4" w:space="0" w:color="000000"/>
+              <w:left w:val="single" w:sz="4" w:space="0" w:color="000000"/>
+              <w:bottom w:val="single" w:sz="4" w:space="0" w:color="000000"/>
+            </w:tcBorders>
+            <w:vAlign w:val="bottom"/>
+          </w:tcPr>
+          <w:p>
+            <w:pPr>
+              <w:pStyle w:val="Normal"/>
+              <w:widowControl w:val="false"/>
+              <w:spacing w:lineRule="auto" w:line="180"/>
+              <w:jc w:val="center"/>
+              <w:rPr>
+                <w:color w:val="000000"/>
+                <w:sz w:val="16"/>
+                <w:szCs w:val="16"/>
+              </w:rPr>
+            </w:pPr>
+            <w:r>
+              <w:rPr>
+                <w:rFonts w:eastAsia="arial" w:ascii="arial" w:hAnsi="arial"/>
+                <w:color w:val="000000"/>
+                <w:sz w:val="16"/>
+                <w:szCs w:val="16"/>
+              </w:rPr>
+              <w:t>Gauge Light Up</w:t>
+            </w:r>
+          </w:p>
+        </w:tc>
+        <w:tc>
+          <w:tcPr>
+            <w:tcW w:w="1020" w:type="dxa"/>
+            <w:tcBorders>
+              <w:top w:val="single" w:sz="4" w:space="0" w:color="000000"/>
+              <w:left w:val="single" w:sz="4" w:space="0" w:color="000000"/>
+              <w:bottom w:val="single" w:sz="4" w:space="0" w:color="000000"/>
+            </w:tcBorders>
+            <w:vAlign w:val="bottom"/>
+          </w:tcPr>
+          <w:p>
+            <w:pPr>
+              <w:pStyle w:val="Normal"/>
+              <w:widowControl w:val="false"/>
+              <w:jc w:val="center"/>
+              <w:rPr>
+                <w:color w:val="000000"/>
+                <w:sz w:val="16"/>
+                <w:szCs w:val="16"/>
+              </w:rPr>
+            </w:pPr>
+            <w:r>
+              <w:rPr>
+                <w:rFonts w:eastAsia="arial" w:ascii="arial" w:hAnsi="arial"/>
+                <w:color w:val="000000"/>
+                <w:sz w:val="16"/>
+                <w:szCs w:val="16"/>
+              </w:rPr>
+              <w:t>Emer.</w:t>
+            </w:r>
+          </w:p>
+          <w:p>
+            <w:pPr>
+              <w:pStyle w:val="Normal"/>
+              <w:widowControl w:val="false"/>
+              <w:jc w:val="center"/>
+              <w:rPr>
+                <w:color w:val="000000"/>
+                <w:sz w:val="16"/>
+                <w:szCs w:val="16"/>
+              </w:rPr>
+            </w:pPr>
+            <w:r>
+              <w:rPr>
+                <w:rFonts w:eastAsia="arial" w:ascii="arial" w:hAnsi="arial"/>
+                <w:color w:val="000000"/>
+                <w:sz w:val="16"/>
+                <w:szCs w:val="16"/>
+              </w:rPr>
+              <w:t>Brake</w:t>
+            </w:r>
+          </w:p>
+        </w:tc>
+        <w:tc>
+          <w:tcPr>
+            <w:tcW w:w="1016" w:type="dxa"/>
+            <w:tcBorders>
+              <w:top w:val="single" w:sz="4" w:space="0" w:color="000000"/>
+              <w:left w:val="single" w:sz="4" w:space="0" w:color="000000"/>
+              <w:bottom w:val="single" w:sz="4" w:space="0" w:color="000000"/>
+            </w:tcBorders>
+            <w:vAlign w:val="bottom"/>
+          </w:tcPr>
+          <w:p>
+            <w:pPr>
+              <w:pStyle w:val="Normal"/>
+              <w:widowControl w:val="false"/>
+              <w:spacing w:lineRule="auto" w:line="180"/>
+              <w:jc w:val="center"/>
+              <w:rPr>
+                <w:color w:val="000000"/>
+                <w:sz w:val="16"/>
+                <w:szCs w:val="16"/>
+              </w:rPr>
+            </w:pPr>
+            <w:r>
+              <w:rPr>
+                <w:rFonts w:eastAsia="arial" w:ascii="arial" w:hAnsi="arial"/>
+                <w:color w:val="000000"/>
+                <w:sz w:val="16"/>
+                <w:szCs w:val="16"/>
+              </w:rPr>
+              <w:t>Cab Light</w:t>
+            </w:r>
+          </w:p>
+          <w:p>
+            <w:pPr>
+              <w:pStyle w:val="Normal"/>
+              <w:widowControl w:val="false"/>
+              <w:spacing w:lineRule="auto" w:line="180"/>
+              <w:jc w:val="center"/>
+              <w:rPr>
+                <w:color w:val="000000"/>
+                <w:sz w:val="16"/>
+                <w:szCs w:val="16"/>
+              </w:rPr>
+            </w:pPr>
+            <w:r>
+              <w:rPr>
+                <w:rFonts w:eastAsia="arial" w:ascii="arial" w:hAnsi="arial"/>
+                <w:color w:val="000000"/>
+                <w:sz w:val="16"/>
+                <w:szCs w:val="16"/>
+              </w:rPr>
+              <w:t>On</w:t>
+            </w:r>
+          </w:p>
+        </w:tc>
+        <w:tc>
+          <w:tcPr>
+            <w:tcW w:w="1016" w:type="dxa"/>
+            <w:tcBorders>
+              <w:top w:val="single" w:sz="4" w:space="0" w:color="000000"/>
+              <w:left w:val="single" w:sz="4" w:space="0" w:color="000000"/>
+              <w:bottom w:val="single" w:sz="4" w:space="0" w:color="000000"/>
+            </w:tcBorders>
+            <w:vAlign w:val="bottom"/>
+          </w:tcPr>
+          <w:p>
+            <w:pPr>
+              <w:pStyle w:val="Normal"/>
+              <w:widowControl w:val="false"/>
+              <w:spacing w:lineRule="auto" w:line="180"/>
+              <w:jc w:val="center"/>
+              <w:rPr>
+                <w:color w:val="000000"/>
+                <w:sz w:val="16"/>
+                <w:szCs w:val="16"/>
+              </w:rPr>
+            </w:pPr>
+            <w:r>
+              <w:rPr>
+                <w:rFonts w:eastAsia="arial" w:ascii="arial" w:hAnsi="arial"/>
+                <w:color w:val="000000"/>
+                <w:sz w:val="16"/>
+                <w:szCs w:val="16"/>
+              </w:rPr>
+              <w:t>Parking Brake On</w:t>
+            </w:r>
+          </w:p>
+        </w:tc>
+        <w:tc>
+          <w:tcPr>
+            <w:tcW w:w="1016" w:type="dxa"/>
+            <w:tcBorders>
+              <w:top w:val="single" w:sz="4" w:space="0" w:color="000000"/>
+              <w:left w:val="single" w:sz="4" w:space="0" w:color="000000"/>
+              <w:bottom w:val="single" w:sz="4" w:space="0" w:color="000000"/>
+            </w:tcBorders>
+            <w:vAlign w:val="bottom"/>
+          </w:tcPr>
+          <w:p>
+            <w:pPr>
+              <w:pStyle w:val="Normal"/>
+              <w:widowControl w:val="false"/>
+              <w:spacing w:lineRule="auto" w:line="180"/>
+              <w:jc w:val="center"/>
+              <w:rPr>
+                <w:color w:val="000000"/>
+                <w:sz w:val="16"/>
+                <w:szCs w:val="16"/>
+              </w:rPr>
+            </w:pPr>
+            <w:r>
+              <w:rPr>
+                <w:rFonts w:eastAsia="arial" w:ascii="arial" w:hAnsi="arial"/>
+                <w:color w:val="000000"/>
+                <w:sz w:val="16"/>
+                <w:szCs w:val="16"/>
+              </w:rPr>
+              <w:t>1P Cam</w:t>
+            </w:r>
+          </w:p>
+        </w:tc>
+        <w:tc>
+          <w:tcPr>
+            <w:tcW w:w="1029" w:type="dxa"/>
+            <w:tcBorders>
+              <w:top w:val="single" w:sz="4" w:space="0" w:color="000000"/>
+              <w:left w:val="single" w:sz="4" w:space="0" w:color="000000"/>
+              <w:bottom w:val="single" w:sz="4" w:space="0" w:color="000000"/>
+              <w:right w:val="single" w:sz="4" w:space="0" w:color="000000"/>
+            </w:tcBorders>
+            <w:vAlign w:val="bottom"/>
+          </w:tcPr>
+          <w:p>
+            <w:pPr>
+              <w:pStyle w:val="Normal"/>
+              <w:widowControl w:val="false"/>
+              <w:spacing w:lineRule="auto" w:line="180"/>
+              <w:jc w:val="center"/>
+              <w:rPr>
+                <w:color w:val="000000"/>
+                <w:sz w:val="16"/>
+                <w:szCs w:val="16"/>
+              </w:rPr>
+            </w:pPr>
+            <w:r>
+              <w:rPr>
+                <w:rFonts w:eastAsia="arial" w:ascii="arial" w:hAnsi="arial"/>
+                <w:color w:val="000000"/>
+                <w:sz w:val="16"/>
+                <w:szCs w:val="16"/>
+              </w:rPr>
+              <w:t>Next</w:t>
+            </w:r>
+          </w:p>
+          <w:p>
+            <w:pPr>
+              <w:pStyle w:val="Normal"/>
+              <w:widowControl w:val="false"/>
+              <w:spacing w:lineRule="auto" w:line="180"/>
+              <w:jc w:val="center"/>
+              <w:rPr>
+                <w:color w:val="000000"/>
+                <w:sz w:val="16"/>
+                <w:szCs w:val="16"/>
+              </w:rPr>
+            </w:pPr>
+            <w:r>
+              <w:rPr>
+                <w:rFonts w:eastAsia="arial" w:ascii="arial" w:hAnsi="arial"/>
+                <w:color w:val="000000"/>
+                <w:sz w:val="16"/>
+                <w:szCs w:val="16"/>
+              </w:rPr>
+              <w:t>Cab Cam</w:t>
+            </w:r>
+          </w:p>
+        </w:tc>
+      </w:tr>
+    </w:tbl>
+    <w:p>
+      <w:pPr>
+        <w:pStyle w:val="Normal"/>
+        <w:rPr>
+          <w:rFonts w:ascii="arial" w:hAnsi="arial" w:eastAsia="arial"/>
+          <w:color w:val="000000"/>
+          <w:sz w:val="16"/>
+          <w:szCs w:val="16"/>
+        </w:rPr>
+      </w:pPr>
+      <w:r>
+        <w:rPr>
+          <w:rFonts w:eastAsia="arial" w:ascii="arial" w:hAnsi="arial"/>
+          <w:color w:val="000000"/>
+          <w:sz w:val="16"/>
+          <w:szCs w:val="16"/>
+        </w:rPr>
+      </w:r>
+    </w:p>
+    <w:p>
+      <w:pPr>
+        <w:pStyle w:val="Normal"/>
+        <w:rPr>
+          <w:color w:val="000000"/>
+          <w:sz w:val="16"/>
+          <w:szCs w:val="16"/>
+        </w:rPr>
+      </w:pPr>
+      <w:r>
+        <w:rPr>
+          <w:rFonts w:eastAsia="arial" w:ascii="arial" w:hAnsi="arial"/>
+          <w:color w:val="000000"/>
+          <w:sz w:val="16"/>
+          <w:szCs w:val="16"/>
+        </w:rPr>
+        <w:tab/>
+        <w:t xml:space="preserve">           DB BR 423-2</w:t>
+      </w:r>
+    </w:p>
+    <w:tbl>
+      <w:tblPr>
+        <w:tblW w:w="14248" w:type="dxa"/>
+        <w:jc w:val="left"/>
+        <w:tblInd w:w="-5" w:type="dxa"/>
+        <w:tblLayout w:type="fixed"/>
+        <w:tblCellMar>
+          <w:top w:w="0" w:type="dxa"/>
+          <w:left w:w="108" w:type="dxa"/>
+          <w:bottom w:w="0" w:type="dxa"/>
+          <w:right w:w="108" w:type="dxa"/>
+        </w:tblCellMar>
+        <w:tblLook w:firstRow="1" w:noVBand="1" w:lastRow="0" w:firstColumn="1" w:lastColumn="0" w:noHBand="0" w:val="04a0"/>
+      </w:tblPr>
+      <w:tblGrid>
+        <w:gridCol w:w="1017"/>
+        <w:gridCol w:w="1019"/>
+        <w:gridCol w:w="1014"/>
+        <w:gridCol w:w="1016"/>
+        <w:gridCol w:w="1020"/>
+        <w:gridCol w:w="1016"/>
+        <w:gridCol w:w="1016"/>
+        <w:gridCol w:w="1017"/>
+        <w:gridCol w:w="1016"/>
+        <w:gridCol w:w="1020"/>
+        <w:gridCol w:w="1016"/>
+        <w:gridCol w:w="1016"/>
+        <w:gridCol w:w="1016"/>
+        <w:gridCol w:w="1029"/>
+      </w:tblGrid>
+      <w:tr>
+        <w:trPr>
+          <w:trHeight w:val="440" w:hRule="exact"/>
+          <w:cantSplit w:val="true"/>
+        </w:trPr>
+        <w:tc>
+          <w:tcPr>
+            <w:tcW w:w="1017" w:type="dxa"/>
+            <w:tcBorders>
+              <w:top w:val="single" w:sz="4" w:space="0" w:color="000000"/>
+              <w:left w:val="single" w:sz="4" w:space="0" w:color="000000"/>
+              <w:bottom w:val="single" w:sz="4" w:space="0" w:color="000000"/>
+            </w:tcBorders>
+            <w:vAlign w:val="bottom"/>
+          </w:tcPr>
+          <w:p>
+            <w:pPr>
+              <w:pStyle w:val="Normal"/>
+              <w:widowControl w:val="false"/>
+              <w:spacing w:lineRule="auto" w:line="180" w:before="0" w:after="60"/>
+              <w:jc w:val="center"/>
+              <w:rPr>
+                <w:color w:val="000000"/>
+                <w:sz w:val="16"/>
+                <w:szCs w:val="16"/>
+              </w:rPr>
+            </w:pPr>
+            <w:r>
+              <w:rPr>
+                <w:rFonts w:eastAsia="arial" w:ascii="arial" w:hAnsi="arial"/>
+                <w:b/>
+                <w:color w:val="000000"/>
+                <w:sz w:val="16"/>
+                <w:szCs w:val="16"/>
+              </w:rPr>
+              <w:t>HUD</w:t>
+            </w:r>
+          </w:p>
+        </w:tc>
+        <w:tc>
+          <w:tcPr>
+            <w:tcW w:w="1019" w:type="dxa"/>
+            <w:tcBorders>
+              <w:top w:val="single" w:sz="4" w:space="0" w:color="000000"/>
+              <w:left w:val="single" w:sz="4" w:space="0" w:color="000000"/>
+              <w:bottom w:val="single" w:sz="4" w:space="0" w:color="000000"/>
+            </w:tcBorders>
+            <w:vAlign w:val="bottom"/>
+          </w:tcPr>
+          <w:p>
+            <w:pPr>
+              <w:pStyle w:val="Normal"/>
+              <w:widowControl w:val="false"/>
+              <w:spacing w:lineRule="auto" w:line="180"/>
+              <w:jc w:val="center"/>
+              <w:rPr>
+                <w:rFonts w:ascii="arial" w:hAnsi="arial" w:eastAsia="arial"/>
+                <w:color w:val="000000"/>
+                <w:sz w:val="16"/>
+                <w:szCs w:val="16"/>
+              </w:rPr>
+            </w:pPr>
+            <w:r>
+              <w:rPr>
+                <w:rFonts w:eastAsia="arial" w:ascii="arial" w:hAnsi="arial"/>
+                <w:color w:val="000000"/>
+                <w:sz w:val="16"/>
+                <w:szCs w:val="16"/>
+              </w:rPr>
+              <w:t>Schedule</w:t>
+            </w:r>
+          </w:p>
+        </w:tc>
+        <w:tc>
+          <w:tcPr>
+            <w:tcW w:w="1014" w:type="dxa"/>
+            <w:tcBorders>
+              <w:top w:val="single" w:sz="4" w:space="0" w:color="000000"/>
+              <w:left w:val="single" w:sz="4" w:space="0" w:color="000000"/>
+              <w:bottom w:val="single" w:sz="4" w:space="0" w:color="000000"/>
+            </w:tcBorders>
+            <w:vAlign w:val="bottom"/>
+          </w:tcPr>
+          <w:p>
+            <w:pPr>
+              <w:pStyle w:val="Normal"/>
+              <w:widowControl w:val="false"/>
+              <w:spacing w:lineRule="auto" w:line="180"/>
+              <w:jc w:val="center"/>
+              <w:rPr>
+                <w:color w:val="000000"/>
+                <w:sz w:val="16"/>
+                <w:szCs w:val="16"/>
+              </w:rPr>
+            </w:pPr>
+            <w:r>
+              <w:rPr>
+                <w:rFonts w:eastAsia="arial" w:ascii="arial" w:hAnsi="arial"/>
+                <w:color w:val="000000"/>
+                <w:sz w:val="16"/>
+                <w:szCs w:val="16"/>
+              </w:rPr>
+              <w:t>MCB Open</w:t>
+            </w:r>
+          </w:p>
+        </w:tc>
+        <w:tc>
+          <w:tcPr>
+            <w:tcW w:w="1016" w:type="dxa"/>
+            <w:tcBorders>
+              <w:top w:val="single" w:sz="4" w:space="0" w:color="000000"/>
+              <w:left w:val="single" w:sz="4" w:space="0" w:color="000000"/>
+              <w:bottom w:val="single" w:sz="4" w:space="0" w:color="000000"/>
+            </w:tcBorders>
+            <w:vAlign w:val="bottom"/>
+          </w:tcPr>
+          <w:p>
+            <w:pPr>
+              <w:pStyle w:val="Normal"/>
+              <w:widowControl w:val="false"/>
+              <w:spacing w:lineRule="auto" w:line="180"/>
+              <w:jc w:val="center"/>
+              <w:rPr>
+                <w:sz w:val="16"/>
+                <w:szCs w:val="16"/>
+              </w:rPr>
+            </w:pPr>
+            <w:r>
+              <w:rPr>
+                <w:sz w:val="16"/>
+                <w:szCs w:val="16"/>
+              </w:rPr>
+              <w:t>Sifa</w:t>
+            </w:r>
+          </w:p>
+        </w:tc>
+        <w:tc>
+          <w:tcPr>
+            <w:tcW w:w="1020" w:type="dxa"/>
+            <w:tcBorders>
+              <w:top w:val="single" w:sz="4" w:space="0" w:color="000000"/>
+              <w:left w:val="single" w:sz="4" w:space="0" w:color="000000"/>
+              <w:bottom w:val="single" w:sz="4" w:space="0" w:color="000000"/>
+            </w:tcBorders>
+            <w:vAlign w:val="bottom"/>
+          </w:tcPr>
+          <w:p>
+            <w:pPr>
+              <w:pStyle w:val="Normal"/>
+              <w:widowControl w:val="false"/>
+              <w:jc w:val="center"/>
+              <w:rPr>
+                <w:rFonts w:ascii="arial" w:hAnsi="arial" w:eastAsia="arial"/>
+                <w:color w:val="000000"/>
+                <w:sz w:val="16"/>
+                <w:szCs w:val="16"/>
+              </w:rPr>
+            </w:pPr>
+            <w:r>
+              <w:rPr>
+                <w:rFonts w:eastAsia="arial" w:ascii="arial" w:hAnsi="arial"/>
+                <w:color w:val="000000"/>
+                <w:sz w:val="16"/>
+                <w:szCs w:val="16"/>
+              </w:rPr>
+              <w:t>Panto.</w:t>
+            </w:r>
+          </w:p>
+          <w:p>
+            <w:pPr>
+              <w:pStyle w:val="Normal"/>
+              <w:widowControl w:val="false"/>
+              <w:jc w:val="center"/>
+              <w:rPr>
+                <w:rFonts w:ascii="arial" w:hAnsi="arial" w:eastAsia="arial"/>
+                <w:color w:val="000000"/>
+                <w:sz w:val="16"/>
+                <w:szCs w:val="16"/>
+              </w:rPr>
+            </w:pPr>
+            <w:r>
+              <w:rPr>
+                <w:rFonts w:eastAsia="arial" w:ascii="arial" w:hAnsi="arial"/>
+                <w:color w:val="000000"/>
+                <w:sz w:val="16"/>
+                <w:szCs w:val="16"/>
+              </w:rPr>
+              <w:t>Low</w:t>
+            </w:r>
+          </w:p>
+        </w:tc>
+        <w:tc>
+          <w:tcPr>
+            <w:tcW w:w="1016" w:type="dxa"/>
+            <w:tcBorders>
+              <w:top w:val="single" w:sz="4" w:space="0" w:color="000000"/>
+              <w:left w:val="single" w:sz="4" w:space="0" w:color="000000"/>
+              <w:bottom w:val="single" w:sz="4" w:space="0" w:color="000000"/>
+            </w:tcBorders>
+            <w:vAlign w:val="bottom"/>
+          </w:tcPr>
+          <w:p>
+            <w:pPr>
+              <w:pStyle w:val="Normal"/>
+              <w:widowControl w:val="false"/>
+              <w:jc w:val="center"/>
+              <w:rPr>
+                <w:color w:val="000000"/>
+                <w:sz w:val="16"/>
+                <w:szCs w:val="16"/>
+              </w:rPr>
+            </w:pPr>
+            <w:r>
+              <w:rPr>
+                <w:color w:val="000000"/>
+                <w:sz w:val="16"/>
+                <w:szCs w:val="16"/>
+              </w:rPr>
+              <w:t>Pass.</w:t>
+            </w:r>
+          </w:p>
+          <w:p>
+            <w:pPr>
+              <w:pStyle w:val="Normal"/>
+              <w:widowControl w:val="false"/>
+              <w:jc w:val="center"/>
+              <w:rPr>
+                <w:color w:val="000000"/>
+                <w:sz w:val="16"/>
+                <w:szCs w:val="16"/>
+              </w:rPr>
+            </w:pPr>
+            <w:r>
+              <w:rPr>
+                <w:color w:val="000000"/>
+                <w:sz w:val="16"/>
+                <w:szCs w:val="16"/>
+              </w:rPr>
+              <w:t>Light Off</w:t>
+            </w:r>
+          </w:p>
+        </w:tc>
+        <w:tc>
+          <w:tcPr>
+            <w:tcW w:w="1016" w:type="dxa"/>
+            <w:tcBorders>
+              <w:top w:val="single" w:sz="4" w:space="0" w:color="000000"/>
+              <w:left w:val="single" w:sz="4" w:space="0" w:color="000000"/>
+              <w:bottom w:val="single" w:sz="4" w:space="0" w:color="000000"/>
+            </w:tcBorders>
+            <w:vAlign w:val="bottom"/>
+          </w:tcPr>
+          <w:p>
+            <w:pPr>
+              <w:pStyle w:val="Normal"/>
+              <w:widowControl w:val="false"/>
+              <w:jc w:val="center"/>
+              <w:rPr>
+                <w:sz w:val="16"/>
+                <w:szCs w:val="16"/>
+              </w:rPr>
+            </w:pPr>
+            <w:r>
+              <w:rPr>
+                <w:sz w:val="16"/>
+                <w:szCs w:val="16"/>
+              </w:rPr>
+              <w:t>Sand Down</w:t>
+            </w:r>
+          </w:p>
+        </w:tc>
+        <w:tc>
+          <w:tcPr>
+            <w:tcW w:w="1017" w:type="dxa"/>
+            <w:tcBorders>
+              <w:top w:val="single" w:sz="4" w:space="0" w:color="000000"/>
+              <w:left w:val="single" w:sz="4" w:space="0" w:color="000000"/>
+              <w:bottom w:val="single" w:sz="4" w:space="0" w:color="000000"/>
+            </w:tcBorders>
+            <w:vAlign w:val="bottom"/>
+          </w:tcPr>
+          <w:p>
+            <w:pPr>
+              <w:pStyle w:val="Normal"/>
+              <w:widowControl w:val="false"/>
+              <w:jc w:val="center"/>
+              <w:rPr>
+                <w:rFonts w:ascii="arial" w:hAnsi="arial" w:eastAsia="arial"/>
+                <w:color w:val="000000"/>
+                <w:sz w:val="16"/>
+                <w:szCs w:val="16"/>
+              </w:rPr>
+            </w:pPr>
+            <w:r>
+              <w:rPr>
+                <w:rFonts w:eastAsia="arial" w:ascii="arial" w:hAnsi="arial"/>
+                <w:color w:val="000000"/>
+                <w:sz w:val="16"/>
+                <w:szCs w:val="16"/>
+              </w:rPr>
+            </w:r>
+          </w:p>
+        </w:tc>
+        <w:tc>
+          <w:tcPr>
+            <w:tcW w:w="1016" w:type="dxa"/>
+            <w:tcBorders>
+              <w:top w:val="single" w:sz="4" w:space="0" w:color="000000"/>
+              <w:left w:val="single" w:sz="4" w:space="0" w:color="000000"/>
+              <w:bottom w:val="single" w:sz="4" w:space="0" w:color="000000"/>
+            </w:tcBorders>
+            <w:vAlign w:val="bottom"/>
+          </w:tcPr>
+          <w:p>
+            <w:pPr>
+              <w:pStyle w:val="Normal"/>
+              <w:widowControl w:val="false"/>
+              <w:spacing w:lineRule="auto" w:line="180"/>
+              <w:jc w:val="center"/>
+              <w:rPr>
+                <w:color w:val="000000"/>
+                <w:sz w:val="16"/>
+                <w:szCs w:val="16"/>
+              </w:rPr>
+            </w:pPr>
+            <w:r>
+              <w:rPr>
+                <w:rFonts w:eastAsia="arial" w:ascii="arial" w:hAnsi="arial"/>
+                <w:color w:val="000000"/>
+                <w:sz w:val="16"/>
+                <w:szCs w:val="16"/>
+              </w:rPr>
+              <w:t>Gauge Light Dw</w:t>
+            </w:r>
+          </w:p>
+        </w:tc>
+        <w:tc>
+          <w:tcPr>
+            <w:tcW w:w="1020" w:type="dxa"/>
+            <w:tcBorders>
+              <w:top w:val="single" w:sz="4" w:space="0" w:color="000000"/>
+              <w:left w:val="single" w:sz="4" w:space="0" w:color="000000"/>
+              <w:bottom w:val="single" w:sz="4" w:space="0" w:color="000000"/>
+            </w:tcBorders>
+            <w:vAlign w:val="bottom"/>
+          </w:tcPr>
+          <w:p>
+            <w:pPr>
+              <w:pStyle w:val="Normal"/>
+              <w:widowControl w:val="false"/>
+              <w:jc w:val="center"/>
+              <w:rPr>
+                <w:color w:val="000000"/>
+                <w:sz w:val="16"/>
+                <w:szCs w:val="16"/>
+              </w:rPr>
+            </w:pPr>
+            <w:r>
+              <w:rPr>
+                <w:color w:val="000000"/>
+                <w:sz w:val="16"/>
+                <w:szCs w:val="16"/>
+              </w:rPr>
+              <w:t>Uncouple</w:t>
+            </w:r>
+          </w:p>
+        </w:tc>
+        <w:tc>
+          <w:tcPr>
+            <w:tcW w:w="1016" w:type="dxa"/>
+            <w:tcBorders>
+              <w:top w:val="single" w:sz="4" w:space="0" w:color="000000"/>
+              <w:left w:val="single" w:sz="4" w:space="0" w:color="000000"/>
+              <w:bottom w:val="single" w:sz="4" w:space="0" w:color="000000"/>
+            </w:tcBorders>
+            <w:vAlign w:val="bottom"/>
+          </w:tcPr>
+          <w:p>
+            <w:pPr>
+              <w:pStyle w:val="Normal"/>
+              <w:widowControl w:val="false"/>
+              <w:spacing w:lineRule="auto" w:line="180"/>
+              <w:jc w:val="center"/>
+              <w:rPr>
+                <w:color w:val="000000"/>
+                <w:sz w:val="16"/>
+                <w:szCs w:val="16"/>
+              </w:rPr>
+            </w:pPr>
+            <w:r>
+              <w:rPr>
+                <w:rFonts w:eastAsia="arial" w:ascii="arial" w:hAnsi="arial"/>
+                <w:color w:val="000000"/>
+                <w:sz w:val="16"/>
+                <w:szCs w:val="16"/>
+              </w:rPr>
+              <w:t>Cab Light</w:t>
+            </w:r>
+          </w:p>
+          <w:p>
+            <w:pPr>
+              <w:pStyle w:val="Normal"/>
+              <w:widowControl w:val="false"/>
+              <w:spacing w:lineRule="auto" w:line="180"/>
+              <w:jc w:val="center"/>
+              <w:rPr>
+                <w:color w:val="000000"/>
+                <w:sz w:val="16"/>
+                <w:szCs w:val="16"/>
+              </w:rPr>
+            </w:pPr>
+            <w:r>
+              <w:rPr>
+                <w:rFonts w:eastAsia="arial" w:ascii="arial" w:hAnsi="arial"/>
+                <w:color w:val="000000"/>
+                <w:sz w:val="16"/>
+                <w:szCs w:val="16"/>
+              </w:rPr>
+              <w:t>Off</w:t>
+            </w:r>
+          </w:p>
+        </w:tc>
+        <w:tc>
+          <w:tcPr>
+            <w:tcW w:w="1016" w:type="dxa"/>
+            <w:tcBorders>
+              <w:top w:val="single" w:sz="4" w:space="0" w:color="000000"/>
+              <w:left w:val="single" w:sz="4" w:space="0" w:color="000000"/>
+              <w:bottom w:val="single" w:sz="4" w:space="0" w:color="000000"/>
+            </w:tcBorders>
+            <w:vAlign w:val="bottom"/>
+          </w:tcPr>
+          <w:p>
+            <w:pPr>
+              <w:pStyle w:val="Normal"/>
+              <w:widowControl w:val="false"/>
+              <w:spacing w:lineRule="auto" w:line="180"/>
+              <w:jc w:val="center"/>
+              <w:rPr>
+                <w:color w:val="000000"/>
+                <w:sz w:val="16"/>
+                <w:szCs w:val="16"/>
+              </w:rPr>
+            </w:pPr>
+            <w:r>
+              <w:rPr>
+                <w:rFonts w:eastAsia="arial" w:ascii="arial" w:hAnsi="arial"/>
+                <w:color w:val="000000"/>
+                <w:sz w:val="16"/>
+                <w:szCs w:val="16"/>
+              </w:rPr>
+              <w:t>Parking Brake Off</w:t>
+            </w:r>
+          </w:p>
+        </w:tc>
+        <w:tc>
+          <w:tcPr>
+            <w:tcW w:w="1016" w:type="dxa"/>
+            <w:tcBorders>
+              <w:top w:val="single" w:sz="4" w:space="0" w:color="000000"/>
+              <w:left w:val="single" w:sz="4" w:space="0" w:color="000000"/>
+              <w:bottom w:val="single" w:sz="4" w:space="0" w:color="000000"/>
+            </w:tcBorders>
+            <w:vAlign w:val="bottom"/>
+          </w:tcPr>
+          <w:p>
+            <w:pPr>
+              <w:pStyle w:val="Normal"/>
+              <w:widowControl w:val="false"/>
+              <w:spacing w:lineRule="auto" w:line="180"/>
+              <w:jc w:val="center"/>
+              <w:rPr>
+                <w:color w:val="000000"/>
+                <w:sz w:val="16"/>
+                <w:szCs w:val="16"/>
+              </w:rPr>
+            </w:pPr>
+            <w:r>
+              <w:rPr>
+                <w:rFonts w:eastAsia="arial" w:ascii="arial" w:hAnsi="arial"/>
+                <w:color w:val="000000"/>
+                <w:sz w:val="16"/>
+                <w:szCs w:val="16"/>
+              </w:rPr>
+              <w:t>Exterior</w:t>
+            </w:r>
+          </w:p>
+          <w:p>
+            <w:pPr>
+              <w:pStyle w:val="Normal"/>
+              <w:widowControl w:val="false"/>
+              <w:spacing w:lineRule="auto" w:line="180"/>
+              <w:jc w:val="center"/>
+              <w:rPr>
+                <w:color w:val="000000"/>
+                <w:sz w:val="16"/>
+                <w:szCs w:val="16"/>
+              </w:rPr>
+            </w:pPr>
+            <w:r>
+              <w:rPr>
+                <w:rFonts w:eastAsia="arial" w:ascii="arial" w:hAnsi="arial"/>
+                <w:color w:val="000000"/>
+                <w:sz w:val="16"/>
+                <w:szCs w:val="16"/>
+              </w:rPr>
+              <w:t>Camera</w:t>
+            </w:r>
+          </w:p>
+        </w:tc>
+        <w:tc>
+          <w:tcPr>
+            <w:tcW w:w="1029" w:type="dxa"/>
+            <w:tcBorders>
+              <w:top w:val="single" w:sz="4" w:space="0" w:color="000000"/>
+              <w:left w:val="single" w:sz="4" w:space="0" w:color="000000"/>
+              <w:bottom w:val="single" w:sz="4" w:space="0" w:color="000000"/>
+              <w:right w:val="single" w:sz="4" w:space="0" w:color="000000"/>
+            </w:tcBorders>
+            <w:vAlign w:val="bottom"/>
+          </w:tcPr>
+          <w:p>
+            <w:pPr>
+              <w:pStyle w:val="Normal"/>
+              <w:widowControl w:val="false"/>
+              <w:spacing w:lineRule="auto" w:line="180"/>
+              <w:jc w:val="center"/>
+              <w:rPr>
+                <w:color w:val="000000"/>
+                <w:sz w:val="16"/>
+                <w:szCs w:val="16"/>
+              </w:rPr>
+            </w:pPr>
+            <w:r>
+              <w:rPr>
+                <w:rFonts w:eastAsia="arial" w:ascii="arial" w:hAnsi="arial"/>
+                <w:color w:val="000000"/>
+                <w:sz w:val="16"/>
+                <w:szCs w:val="16"/>
+              </w:rPr>
+              <w:t>Prev</w:t>
+            </w:r>
+          </w:p>
+          <w:p>
+            <w:pPr>
+              <w:pStyle w:val="Normal"/>
+              <w:widowControl w:val="false"/>
+              <w:spacing w:lineRule="auto" w:line="180"/>
+              <w:jc w:val="center"/>
+              <w:rPr>
+                <w:color w:val="000000"/>
+                <w:sz w:val="16"/>
+                <w:szCs w:val="16"/>
+              </w:rPr>
+            </w:pPr>
+            <w:r>
+              <w:rPr>
+                <w:rFonts w:eastAsia="arial" w:ascii="arial" w:hAnsi="arial"/>
+                <w:color w:val="000000"/>
+                <w:sz w:val="16"/>
+                <w:szCs w:val="16"/>
+              </w:rPr>
+              <w:t>Cab Cam</w:t>
+            </w:r>
+          </w:p>
+        </w:tc>
+      </w:tr>
+    </w:tbl>
+    <w:p>
+      <w:pPr>
+        <w:pStyle w:val="Normal"/>
+        <w:bidi w:val="0"/>
+        <w:rPr>
+          <w:color w:val="000000"/>
+          <w:sz w:val="16"/>
+          <w:szCs w:val="16"/>
+        </w:rPr>
+      </w:pPr>
+      <w:r>
+        <w:rPr>
+          <w:color w:val="000000"/>
+          <w:sz w:val="16"/>
+          <w:szCs w:val="16"/>
+        </w:rPr>
+      </w:r>
+    </w:p>
+    <w:p>
+      <w:pPr>
+        <w:pStyle w:val="Normal"/>
+        <w:rPr>
+          <w:color w:val="000000"/>
+          <w:sz w:val="16"/>
+          <w:szCs w:val="16"/>
+        </w:rPr>
+      </w:pPr>
+      <w:r>
+        <w:rPr>
+          <w:color w:val="000000"/>
+          <w:sz w:val="16"/>
+          <w:szCs w:val="16"/>
+        </w:rPr>
+        <w:tab/>
+        <w:t xml:space="preserve">       </w:t>
+      </w:r>
+      <w:r>
+        <w:rPr>
+          <w:rFonts w:eastAsia="arial" w:ascii="arial" w:hAnsi="arial"/>
+          <w:color w:val="000000"/>
+          <w:sz w:val="16"/>
+          <w:szCs w:val="16"/>
+        </w:rPr>
+        <w:t xml:space="preserve">    DB BR 425-1</w:t>
+      </w:r>
+    </w:p>
+    <w:tbl>
+      <w:tblPr>
+        <w:tblW w:w="14248" w:type="dxa"/>
+        <w:jc w:val="left"/>
+        <w:tblInd w:w="-5" w:type="dxa"/>
+        <w:tblLayout w:type="fixed"/>
+        <w:tblCellMar>
+          <w:top w:w="0" w:type="dxa"/>
+          <w:left w:w="108" w:type="dxa"/>
+          <w:bottom w:w="0" w:type="dxa"/>
+          <w:right w:w="108" w:type="dxa"/>
+        </w:tblCellMar>
+        <w:tblLook w:firstRow="1" w:noVBand="1" w:lastRow="0" w:firstColumn="1" w:lastColumn="0" w:noHBand="0" w:val="04a0"/>
+      </w:tblPr>
+      <w:tblGrid>
+        <w:gridCol w:w="1017"/>
+        <w:gridCol w:w="1019"/>
+        <w:gridCol w:w="1014"/>
+        <w:gridCol w:w="1016"/>
+        <w:gridCol w:w="1020"/>
+        <w:gridCol w:w="1016"/>
+        <w:gridCol w:w="1016"/>
+        <w:gridCol w:w="1017"/>
+        <w:gridCol w:w="1016"/>
+        <w:gridCol w:w="1020"/>
+        <w:gridCol w:w="1016"/>
+        <w:gridCol w:w="1016"/>
+        <w:gridCol w:w="1016"/>
+        <w:gridCol w:w="1029"/>
+      </w:tblGrid>
+      <w:tr>
+        <w:trPr>
+          <w:trHeight w:val="440" w:hRule="exact"/>
+          <w:cantSplit w:val="true"/>
+        </w:trPr>
+        <w:tc>
+          <w:tcPr>
+            <w:tcW w:w="1017" w:type="dxa"/>
+            <w:tcBorders>
+              <w:top w:val="single" w:sz="4" w:space="0" w:color="000000"/>
+              <w:left w:val="single" w:sz="4" w:space="0" w:color="000000"/>
+              <w:bottom w:val="single" w:sz="4" w:space="0" w:color="000000"/>
+            </w:tcBorders>
+            <w:vAlign w:val="bottom"/>
+          </w:tcPr>
+          <w:p>
+            <w:pPr>
+              <w:pStyle w:val="Normal"/>
+              <w:widowControl w:val="false"/>
+              <w:spacing w:lineRule="auto" w:line="180" w:before="0" w:after="60"/>
+              <w:jc w:val="center"/>
+              <w:rPr>
+                <w:color w:val="000000"/>
+                <w:sz w:val="16"/>
+                <w:szCs w:val="16"/>
+              </w:rPr>
+            </w:pPr>
+            <w:r>
+              <w:rPr>
+                <w:rFonts w:eastAsia="arial" w:ascii="arial" w:hAnsi="arial"/>
+                <w:b/>
+                <w:color w:val="000000"/>
+                <w:sz w:val="16"/>
+                <w:szCs w:val="16"/>
+              </w:rPr>
+              <w:t>Pause</w:t>
+            </w:r>
+          </w:p>
+        </w:tc>
+        <w:tc>
+          <w:tcPr>
+            <w:tcW w:w="1019" w:type="dxa"/>
+            <w:tcBorders>
+              <w:top w:val="single" w:sz="4" w:space="0" w:color="000000"/>
+              <w:left w:val="single" w:sz="4" w:space="0" w:color="000000"/>
+              <w:bottom w:val="single" w:sz="4" w:space="0" w:color="000000"/>
+            </w:tcBorders>
+            <w:vAlign w:val="bottom"/>
+          </w:tcPr>
+          <w:p>
+            <w:pPr>
+              <w:pStyle w:val="Normal"/>
+              <w:widowControl w:val="false"/>
+              <w:spacing w:lineRule="auto" w:line="180"/>
+              <w:jc w:val="center"/>
+              <w:rPr>
+                <w:color w:val="000000"/>
+                <w:sz w:val="16"/>
+                <w:szCs w:val="16"/>
+              </w:rPr>
+            </w:pPr>
+            <w:r>
+              <w:rPr>
+                <w:color w:val="000000"/>
+                <w:sz w:val="16"/>
+                <w:szCs w:val="16"/>
+              </w:rPr>
+              <w:t>Reverser</w:t>
+            </w:r>
+          </w:p>
+          <w:p>
+            <w:pPr>
+              <w:pStyle w:val="Normal"/>
+              <w:widowControl w:val="false"/>
+              <w:spacing w:lineRule="auto" w:line="180"/>
+              <w:jc w:val="center"/>
+              <w:rPr>
+                <w:color w:val="000000"/>
+                <w:sz w:val="16"/>
+                <w:szCs w:val="16"/>
+              </w:rPr>
+            </w:pPr>
+            <w:r>
+              <w:rPr>
+                <w:color w:val="000000"/>
+                <w:sz w:val="16"/>
+                <w:szCs w:val="16"/>
+              </w:rPr>
+              <w:t>Key</w:t>
+            </w:r>
+          </w:p>
+        </w:tc>
+        <w:tc>
+          <w:tcPr>
+            <w:tcW w:w="1014" w:type="dxa"/>
+            <w:tcBorders>
+              <w:top w:val="single" w:sz="4" w:space="0" w:color="000000"/>
+              <w:left w:val="single" w:sz="4" w:space="0" w:color="000000"/>
+              <w:bottom w:val="single" w:sz="4" w:space="0" w:color="000000"/>
+            </w:tcBorders>
+            <w:vAlign w:val="bottom"/>
+          </w:tcPr>
+          <w:p>
+            <w:pPr>
+              <w:pStyle w:val="Normal"/>
+              <w:widowControl w:val="false"/>
+              <w:spacing w:lineRule="auto" w:line="180"/>
+              <w:jc w:val="center"/>
+              <w:rPr>
+                <w:color w:val="000000"/>
+                <w:sz w:val="16"/>
+                <w:szCs w:val="16"/>
+              </w:rPr>
+            </w:pPr>
+            <w:r>
+              <w:rPr>
+                <w:color w:val="000000"/>
+                <w:sz w:val="16"/>
+                <w:szCs w:val="16"/>
+              </w:rPr>
+              <w:t>MCB Close</w:t>
+            </w:r>
+          </w:p>
+        </w:tc>
+        <w:tc>
+          <w:tcPr>
+            <w:tcW w:w="1016" w:type="dxa"/>
+            <w:tcBorders>
+              <w:top w:val="single" w:sz="4" w:space="0" w:color="000000"/>
+              <w:left w:val="single" w:sz="4" w:space="0" w:color="000000"/>
+              <w:bottom w:val="single" w:sz="4" w:space="0" w:color="000000"/>
+            </w:tcBorders>
+            <w:vAlign w:val="bottom"/>
+          </w:tcPr>
+          <w:p>
+            <w:pPr>
+              <w:pStyle w:val="Normal"/>
+              <w:widowControl w:val="false"/>
+              <w:spacing w:lineRule="auto" w:line="180"/>
+              <w:jc w:val="center"/>
+              <w:rPr>
+                <w:sz w:val="16"/>
+                <w:szCs w:val="16"/>
+              </w:rPr>
+            </w:pPr>
+            <w:r>
+              <w:rPr>
+                <w:rFonts w:eastAsia="arial" w:ascii="arial" w:hAnsi="arial"/>
+                <w:color w:val="000000"/>
+                <w:sz w:val="16"/>
+                <w:szCs w:val="16"/>
+              </w:rPr>
+              <w:t>PZB/LZB</w:t>
+            </w:r>
+          </w:p>
+        </w:tc>
+        <w:tc>
+          <w:tcPr>
+            <w:tcW w:w="1020" w:type="dxa"/>
+            <w:tcBorders>
+              <w:top w:val="single" w:sz="4" w:space="0" w:color="000000"/>
+              <w:left w:val="single" w:sz="4" w:space="0" w:color="000000"/>
+              <w:bottom w:val="single" w:sz="4" w:space="0" w:color="000000"/>
+            </w:tcBorders>
+            <w:vAlign w:val="bottom"/>
+          </w:tcPr>
+          <w:p>
+            <w:pPr>
+              <w:pStyle w:val="Normal"/>
+              <w:widowControl w:val="false"/>
+              <w:spacing w:lineRule="auto" w:line="180"/>
+              <w:jc w:val="center"/>
+              <w:rPr>
+                <w:color w:val="000000"/>
+                <w:sz w:val="16"/>
+                <w:szCs w:val="16"/>
+              </w:rPr>
+            </w:pPr>
+            <w:r>
+              <w:rPr>
+                <w:rFonts w:eastAsia="arial" w:ascii="arial" w:hAnsi="arial"/>
+                <w:color w:val="000000"/>
+                <w:sz w:val="16"/>
+                <w:szCs w:val="16"/>
+              </w:rPr>
+              <w:t>Panto. Raise</w:t>
+            </w:r>
+          </w:p>
+        </w:tc>
+        <w:tc>
+          <w:tcPr>
+            <w:tcW w:w="1016" w:type="dxa"/>
+            <w:tcBorders>
+              <w:top w:val="single" w:sz="4" w:space="0" w:color="000000"/>
+              <w:left w:val="single" w:sz="4" w:space="0" w:color="000000"/>
+              <w:bottom w:val="single" w:sz="4" w:space="0" w:color="000000"/>
+            </w:tcBorders>
+            <w:vAlign w:val="bottom"/>
+          </w:tcPr>
+          <w:p>
+            <w:pPr>
+              <w:pStyle w:val="Normal"/>
+              <w:widowControl w:val="false"/>
+              <w:jc w:val="center"/>
+              <w:rPr>
+                <w:color w:val="000000"/>
+                <w:sz w:val="16"/>
+                <w:szCs w:val="16"/>
+              </w:rPr>
+            </w:pPr>
+            <w:r>
+              <w:rPr>
+                <w:color w:val="000000"/>
+                <w:sz w:val="16"/>
+                <w:szCs w:val="16"/>
+              </w:rPr>
+              <w:t>Pass.</w:t>
+            </w:r>
+          </w:p>
+          <w:p>
+            <w:pPr>
+              <w:pStyle w:val="Normal"/>
+              <w:widowControl w:val="false"/>
+              <w:jc w:val="center"/>
+              <w:rPr>
+                <w:color w:val="000000"/>
+                <w:sz w:val="16"/>
+                <w:szCs w:val="16"/>
+              </w:rPr>
+            </w:pPr>
+            <w:r>
+              <w:rPr>
+                <w:color w:val="000000"/>
+                <w:sz w:val="16"/>
+                <w:szCs w:val="16"/>
+              </w:rPr>
+              <w:t>Light On</w:t>
+            </w:r>
+          </w:p>
+        </w:tc>
+        <w:tc>
+          <w:tcPr>
+            <w:tcW w:w="1016" w:type="dxa"/>
+            <w:tcBorders>
+              <w:top w:val="single" w:sz="4" w:space="0" w:color="000000"/>
+              <w:left w:val="single" w:sz="4" w:space="0" w:color="000000"/>
+              <w:bottom w:val="single" w:sz="4" w:space="0" w:color="000000"/>
+            </w:tcBorders>
+            <w:vAlign w:val="bottom"/>
+          </w:tcPr>
+          <w:p>
+            <w:pPr>
+              <w:pStyle w:val="Normal"/>
+              <w:widowControl w:val="false"/>
+              <w:jc w:val="center"/>
+              <w:rPr>
+                <w:sz w:val="16"/>
+                <w:szCs w:val="16"/>
+              </w:rPr>
+            </w:pPr>
+            <w:r>
+              <w:rPr>
+                <w:sz w:val="16"/>
+                <w:szCs w:val="16"/>
+              </w:rPr>
+              <w:t>Sand Up</w:t>
+            </w:r>
+          </w:p>
+        </w:tc>
+        <w:tc>
+          <w:tcPr>
+            <w:tcW w:w="1017" w:type="dxa"/>
+            <w:tcBorders>
+              <w:top w:val="single" w:sz="4" w:space="0" w:color="000000"/>
+              <w:left w:val="single" w:sz="4" w:space="0" w:color="000000"/>
+              <w:bottom w:val="single" w:sz="4" w:space="0" w:color="000000"/>
+            </w:tcBorders>
+            <w:vAlign w:val="bottom"/>
+          </w:tcPr>
+          <w:p>
+            <w:pPr>
+              <w:pStyle w:val="Normal"/>
+              <w:widowControl w:val="false"/>
+              <w:jc w:val="center"/>
+              <w:rPr>
+                <w:rFonts w:ascii="arial" w:hAnsi="arial" w:eastAsia="arial"/>
+                <w:color w:val="000000"/>
+                <w:sz w:val="16"/>
+                <w:szCs w:val="16"/>
+              </w:rPr>
+            </w:pPr>
+            <w:r>
+              <w:rPr>
+                <w:rFonts w:eastAsia="arial" w:ascii="arial" w:hAnsi="arial"/>
+                <w:color w:val="000000"/>
+                <w:sz w:val="16"/>
+                <w:szCs w:val="16"/>
+              </w:rPr>
+              <w:t>Spot Light</w:t>
+            </w:r>
+          </w:p>
+        </w:tc>
+        <w:tc>
+          <w:tcPr>
+            <w:tcW w:w="1016" w:type="dxa"/>
+            <w:tcBorders>
+              <w:top w:val="single" w:sz="4" w:space="0" w:color="000000"/>
+              <w:left w:val="single" w:sz="4" w:space="0" w:color="000000"/>
+              <w:bottom w:val="single" w:sz="4" w:space="0" w:color="000000"/>
+            </w:tcBorders>
+            <w:vAlign w:val="bottom"/>
+          </w:tcPr>
+          <w:p>
+            <w:pPr>
+              <w:pStyle w:val="Normal"/>
+              <w:widowControl w:val="false"/>
+              <w:spacing w:lineRule="auto" w:line="180"/>
+              <w:jc w:val="center"/>
+              <w:rPr>
+                <w:color w:val="000000"/>
+                <w:sz w:val="16"/>
+                <w:szCs w:val="16"/>
+              </w:rPr>
+            </w:pPr>
+            <w:r>
+              <w:rPr>
+                <w:rFonts w:eastAsia="arial" w:ascii="arial" w:hAnsi="arial"/>
+                <w:color w:val="000000"/>
+                <w:sz w:val="16"/>
+                <w:szCs w:val="16"/>
+              </w:rPr>
+              <w:t>Gauge Light Up</w:t>
+            </w:r>
+          </w:p>
+        </w:tc>
+        <w:tc>
+          <w:tcPr>
+            <w:tcW w:w="1020" w:type="dxa"/>
+            <w:tcBorders>
+              <w:top w:val="single" w:sz="4" w:space="0" w:color="000000"/>
+              <w:left w:val="single" w:sz="4" w:space="0" w:color="000000"/>
+              <w:bottom w:val="single" w:sz="4" w:space="0" w:color="000000"/>
+            </w:tcBorders>
+            <w:vAlign w:val="bottom"/>
+          </w:tcPr>
+          <w:p>
+            <w:pPr>
+              <w:pStyle w:val="Normal"/>
+              <w:widowControl w:val="false"/>
+              <w:jc w:val="center"/>
+              <w:rPr>
+                <w:color w:val="000000"/>
+                <w:sz w:val="16"/>
+                <w:szCs w:val="16"/>
+              </w:rPr>
+            </w:pPr>
+            <w:r>
+              <w:rPr>
+                <w:rFonts w:eastAsia="arial" w:ascii="arial" w:hAnsi="arial"/>
+                <w:color w:val="000000"/>
+                <w:sz w:val="16"/>
+                <w:szCs w:val="16"/>
+              </w:rPr>
+              <w:t>Emer.</w:t>
+            </w:r>
+          </w:p>
+          <w:p>
+            <w:pPr>
+              <w:pStyle w:val="Normal"/>
+              <w:widowControl w:val="false"/>
+              <w:jc w:val="center"/>
+              <w:rPr>
+                <w:color w:val="000000"/>
+                <w:sz w:val="16"/>
+                <w:szCs w:val="16"/>
+              </w:rPr>
+            </w:pPr>
+            <w:r>
+              <w:rPr>
+                <w:rFonts w:eastAsia="arial" w:ascii="arial" w:hAnsi="arial"/>
+                <w:color w:val="000000"/>
+                <w:sz w:val="16"/>
+                <w:szCs w:val="16"/>
+              </w:rPr>
+              <w:t>Brake</w:t>
+            </w:r>
+          </w:p>
+        </w:tc>
+        <w:tc>
+          <w:tcPr>
+            <w:tcW w:w="1016" w:type="dxa"/>
+            <w:tcBorders>
+              <w:top w:val="single" w:sz="4" w:space="0" w:color="000000"/>
+              <w:left w:val="single" w:sz="4" w:space="0" w:color="000000"/>
+              <w:bottom w:val="single" w:sz="4" w:space="0" w:color="000000"/>
+            </w:tcBorders>
+            <w:vAlign w:val="bottom"/>
+          </w:tcPr>
+          <w:p>
+            <w:pPr>
+              <w:pStyle w:val="Normal"/>
+              <w:widowControl w:val="false"/>
+              <w:spacing w:lineRule="auto" w:line="180"/>
+              <w:jc w:val="center"/>
+              <w:rPr>
+                <w:color w:val="000000"/>
+                <w:sz w:val="16"/>
+                <w:szCs w:val="16"/>
+              </w:rPr>
+            </w:pPr>
+            <w:r>
+              <w:rPr>
+                <w:rFonts w:eastAsia="arial" w:ascii="arial" w:hAnsi="arial"/>
+                <w:color w:val="000000"/>
+                <w:sz w:val="16"/>
+                <w:szCs w:val="16"/>
+              </w:rPr>
+              <w:t>Cab Light</w:t>
+            </w:r>
+          </w:p>
+          <w:p>
+            <w:pPr>
+              <w:pStyle w:val="Normal"/>
+              <w:widowControl w:val="false"/>
+              <w:spacing w:lineRule="auto" w:line="180"/>
+              <w:jc w:val="center"/>
+              <w:rPr>
+                <w:color w:val="000000"/>
+                <w:sz w:val="16"/>
+                <w:szCs w:val="16"/>
+              </w:rPr>
+            </w:pPr>
+            <w:r>
+              <w:rPr>
+                <w:rFonts w:eastAsia="arial" w:ascii="arial" w:hAnsi="arial"/>
+                <w:color w:val="000000"/>
+                <w:sz w:val="16"/>
+                <w:szCs w:val="16"/>
+              </w:rPr>
+              <w:t>On</w:t>
+            </w:r>
+          </w:p>
+        </w:tc>
+        <w:tc>
+          <w:tcPr>
+            <w:tcW w:w="1016" w:type="dxa"/>
+            <w:tcBorders>
+              <w:top w:val="single" w:sz="4" w:space="0" w:color="000000"/>
+              <w:left w:val="single" w:sz="4" w:space="0" w:color="000000"/>
+              <w:bottom w:val="single" w:sz="4" w:space="0" w:color="000000"/>
+            </w:tcBorders>
+            <w:vAlign w:val="bottom"/>
+          </w:tcPr>
+          <w:p>
+            <w:pPr>
+              <w:pStyle w:val="Normal"/>
+              <w:widowControl w:val="false"/>
+              <w:spacing w:lineRule="auto" w:line="180"/>
+              <w:jc w:val="center"/>
+              <w:rPr>
+                <w:color w:val="000000"/>
+                <w:sz w:val="16"/>
+                <w:szCs w:val="16"/>
+              </w:rPr>
+            </w:pPr>
+            <w:r>
+              <w:rPr>
+                <w:rFonts w:eastAsia="arial" w:ascii="arial" w:hAnsi="arial"/>
+                <w:color w:val="000000"/>
+                <w:sz w:val="16"/>
+                <w:szCs w:val="16"/>
+              </w:rPr>
+              <w:t>Parking Brake On</w:t>
+            </w:r>
+          </w:p>
+        </w:tc>
+        <w:tc>
+          <w:tcPr>
+            <w:tcW w:w="1016" w:type="dxa"/>
+            <w:tcBorders>
+              <w:top w:val="single" w:sz="4" w:space="0" w:color="000000"/>
+              <w:left w:val="single" w:sz="4" w:space="0" w:color="000000"/>
+              <w:bottom w:val="single" w:sz="4" w:space="0" w:color="000000"/>
+            </w:tcBorders>
+            <w:vAlign w:val="bottom"/>
+          </w:tcPr>
+          <w:p>
+            <w:pPr>
+              <w:pStyle w:val="Normal"/>
+              <w:widowControl w:val="false"/>
+              <w:spacing w:lineRule="auto" w:line="180"/>
+              <w:jc w:val="center"/>
+              <w:rPr>
+                <w:color w:val="000000"/>
+                <w:sz w:val="16"/>
+                <w:szCs w:val="16"/>
+              </w:rPr>
+            </w:pPr>
+            <w:r>
+              <w:rPr>
+                <w:rFonts w:eastAsia="arial" w:ascii="arial" w:hAnsi="arial"/>
+                <w:color w:val="000000"/>
+                <w:sz w:val="16"/>
+                <w:szCs w:val="16"/>
+              </w:rPr>
+              <w:t>1P Cam</w:t>
+            </w:r>
+          </w:p>
+        </w:tc>
+        <w:tc>
+          <w:tcPr>
+            <w:tcW w:w="1029" w:type="dxa"/>
+            <w:tcBorders>
+              <w:top w:val="single" w:sz="4" w:space="0" w:color="000000"/>
+              <w:left w:val="single" w:sz="4" w:space="0" w:color="000000"/>
+              <w:bottom w:val="single" w:sz="4" w:space="0" w:color="000000"/>
+              <w:right w:val="single" w:sz="4" w:space="0" w:color="000000"/>
+            </w:tcBorders>
+            <w:vAlign w:val="bottom"/>
+          </w:tcPr>
+          <w:p>
+            <w:pPr>
+              <w:pStyle w:val="Normal"/>
+              <w:widowControl w:val="false"/>
+              <w:spacing w:lineRule="auto" w:line="180"/>
+              <w:jc w:val="center"/>
+              <w:rPr>
+                <w:color w:val="000000"/>
+                <w:sz w:val="16"/>
+                <w:szCs w:val="16"/>
+              </w:rPr>
+            </w:pPr>
+            <w:r>
+              <w:rPr>
+                <w:rFonts w:eastAsia="arial" w:ascii="arial" w:hAnsi="arial"/>
+                <w:color w:val="000000"/>
+                <w:sz w:val="16"/>
+                <w:szCs w:val="16"/>
+              </w:rPr>
+              <w:t>Next</w:t>
+            </w:r>
+          </w:p>
+          <w:p>
+            <w:pPr>
+              <w:pStyle w:val="Normal"/>
+              <w:widowControl w:val="false"/>
+              <w:spacing w:lineRule="auto" w:line="180"/>
+              <w:jc w:val="center"/>
+              <w:rPr>
+                <w:color w:val="000000"/>
+                <w:sz w:val="16"/>
+                <w:szCs w:val="16"/>
+              </w:rPr>
+            </w:pPr>
+            <w:r>
+              <w:rPr>
+                <w:rFonts w:eastAsia="arial" w:ascii="arial" w:hAnsi="arial"/>
+                <w:color w:val="000000"/>
+                <w:sz w:val="16"/>
+                <w:szCs w:val="16"/>
+              </w:rPr>
+              <w:t>Cab Cam</w:t>
+            </w:r>
+          </w:p>
+        </w:tc>
+      </w:tr>
+    </w:tbl>
+    <w:p>
+      <w:pPr>
+        <w:pStyle w:val="Normal"/>
+        <w:rPr>
+          <w:rFonts w:ascii="arial" w:hAnsi="arial" w:eastAsia="arial"/>
+          <w:color w:val="000000"/>
+          <w:sz w:val="16"/>
+          <w:szCs w:val="16"/>
+        </w:rPr>
+      </w:pPr>
+      <w:r>
+        <w:rPr>
+          <w:rFonts w:eastAsia="arial" w:ascii="arial" w:hAnsi="arial"/>
+          <w:color w:val="000000"/>
+          <w:sz w:val="16"/>
+          <w:szCs w:val="16"/>
+        </w:rPr>
+      </w:r>
+    </w:p>
+    <w:p>
+      <w:pPr>
+        <w:pStyle w:val="Normal"/>
+        <w:rPr>
+          <w:color w:val="000000"/>
+          <w:sz w:val="16"/>
+          <w:szCs w:val="16"/>
+        </w:rPr>
+      </w:pPr>
+      <w:r>
+        <w:rPr>
+          <w:rFonts w:eastAsia="arial" w:ascii="arial" w:hAnsi="arial"/>
+          <w:color w:val="000000"/>
+          <w:sz w:val="16"/>
+          <w:szCs w:val="16"/>
+        </w:rPr>
+        <w:tab/>
+        <w:t xml:space="preserve">           DB BR 425-2</w:t>
+      </w:r>
+    </w:p>
+    <w:tbl>
+      <w:tblPr>
+        <w:tblW w:w="14248" w:type="dxa"/>
+        <w:jc w:val="left"/>
+        <w:tblInd w:w="-5" w:type="dxa"/>
+        <w:tblLayout w:type="fixed"/>
+        <w:tblCellMar>
+          <w:top w:w="0" w:type="dxa"/>
+          <w:left w:w="108" w:type="dxa"/>
+          <w:bottom w:w="0" w:type="dxa"/>
+          <w:right w:w="108" w:type="dxa"/>
+        </w:tblCellMar>
+        <w:tblLook w:firstRow="1" w:noVBand="1" w:lastRow="0" w:firstColumn="1" w:lastColumn="0" w:noHBand="0" w:val="04a0"/>
+      </w:tblPr>
+      <w:tblGrid>
+        <w:gridCol w:w="1017"/>
+        <w:gridCol w:w="1019"/>
+        <w:gridCol w:w="1014"/>
+        <w:gridCol w:w="1016"/>
+        <w:gridCol w:w="1020"/>
+        <w:gridCol w:w="1016"/>
+        <w:gridCol w:w="1016"/>
+        <w:gridCol w:w="1017"/>
+        <w:gridCol w:w="1016"/>
+        <w:gridCol w:w="1020"/>
+        <w:gridCol w:w="1016"/>
+        <w:gridCol w:w="1016"/>
+        <w:gridCol w:w="1016"/>
+        <w:gridCol w:w="1029"/>
+      </w:tblGrid>
+      <w:tr>
+        <w:trPr>
+          <w:trHeight w:val="440" w:hRule="exact"/>
+          <w:cantSplit w:val="true"/>
+        </w:trPr>
+        <w:tc>
+          <w:tcPr>
+            <w:tcW w:w="1017" w:type="dxa"/>
+            <w:tcBorders>
+              <w:top w:val="single" w:sz="4" w:space="0" w:color="000000"/>
+              <w:left w:val="single" w:sz="4" w:space="0" w:color="000000"/>
+              <w:bottom w:val="single" w:sz="4" w:space="0" w:color="000000"/>
+            </w:tcBorders>
+            <w:vAlign w:val="bottom"/>
+          </w:tcPr>
+          <w:p>
+            <w:pPr>
+              <w:pStyle w:val="Normal"/>
+              <w:widowControl w:val="false"/>
+              <w:spacing w:lineRule="auto" w:line="180" w:before="0" w:after="60"/>
+              <w:jc w:val="center"/>
+              <w:rPr>
+                <w:color w:val="000000"/>
+                <w:sz w:val="16"/>
+                <w:szCs w:val="16"/>
+              </w:rPr>
+            </w:pPr>
+            <w:r>
+              <w:rPr>
+                <w:rFonts w:eastAsia="arial" w:ascii="arial" w:hAnsi="arial"/>
+                <w:b/>
+                <w:color w:val="000000"/>
+                <w:sz w:val="16"/>
+                <w:szCs w:val="16"/>
+              </w:rPr>
+              <w:t>HUD</w:t>
+            </w:r>
+          </w:p>
+        </w:tc>
+        <w:tc>
+          <w:tcPr>
+            <w:tcW w:w="1019" w:type="dxa"/>
+            <w:tcBorders>
+              <w:top w:val="single" w:sz="4" w:space="0" w:color="000000"/>
+              <w:left w:val="single" w:sz="4" w:space="0" w:color="000000"/>
+              <w:bottom w:val="single" w:sz="4" w:space="0" w:color="000000"/>
+            </w:tcBorders>
+            <w:vAlign w:val="bottom"/>
+          </w:tcPr>
+          <w:p>
+            <w:pPr>
+              <w:pStyle w:val="Normal"/>
+              <w:widowControl w:val="false"/>
+              <w:spacing w:lineRule="auto" w:line="180"/>
+              <w:jc w:val="center"/>
+              <w:rPr>
+                <w:rFonts w:ascii="arial" w:hAnsi="arial" w:eastAsia="arial"/>
+                <w:color w:val="000000"/>
+                <w:sz w:val="16"/>
+                <w:szCs w:val="16"/>
+              </w:rPr>
+            </w:pPr>
+            <w:r>
+              <w:rPr>
+                <w:rFonts w:eastAsia="arial" w:ascii="arial" w:hAnsi="arial"/>
+                <w:color w:val="000000"/>
+                <w:sz w:val="16"/>
+                <w:szCs w:val="16"/>
+              </w:rPr>
+              <w:t>Schedule</w:t>
+            </w:r>
+          </w:p>
+        </w:tc>
+        <w:tc>
+          <w:tcPr>
+            <w:tcW w:w="1014" w:type="dxa"/>
+            <w:tcBorders>
+              <w:top w:val="single" w:sz="4" w:space="0" w:color="000000"/>
+              <w:left w:val="single" w:sz="4" w:space="0" w:color="000000"/>
+              <w:bottom w:val="single" w:sz="4" w:space="0" w:color="000000"/>
+            </w:tcBorders>
+            <w:vAlign w:val="bottom"/>
+          </w:tcPr>
+          <w:p>
+            <w:pPr>
+              <w:pStyle w:val="Normal"/>
+              <w:widowControl w:val="false"/>
+              <w:spacing w:lineRule="auto" w:line="180"/>
+              <w:jc w:val="center"/>
+              <w:rPr>
+                <w:color w:val="000000"/>
+                <w:sz w:val="16"/>
+                <w:szCs w:val="16"/>
+              </w:rPr>
+            </w:pPr>
+            <w:r>
+              <w:rPr>
+                <w:rFonts w:eastAsia="arial" w:ascii="arial" w:hAnsi="arial"/>
+                <w:color w:val="000000"/>
+                <w:sz w:val="16"/>
+                <w:szCs w:val="16"/>
+              </w:rPr>
+              <w:t>MCB Open</w:t>
+            </w:r>
+          </w:p>
+        </w:tc>
+        <w:tc>
+          <w:tcPr>
+            <w:tcW w:w="1016" w:type="dxa"/>
+            <w:tcBorders>
+              <w:top w:val="single" w:sz="4" w:space="0" w:color="000000"/>
+              <w:left w:val="single" w:sz="4" w:space="0" w:color="000000"/>
+              <w:bottom w:val="single" w:sz="4" w:space="0" w:color="000000"/>
+            </w:tcBorders>
+            <w:vAlign w:val="bottom"/>
+          </w:tcPr>
+          <w:p>
+            <w:pPr>
+              <w:pStyle w:val="Normal"/>
+              <w:widowControl w:val="false"/>
+              <w:spacing w:lineRule="auto" w:line="180"/>
+              <w:jc w:val="center"/>
+              <w:rPr>
+                <w:sz w:val="16"/>
+                <w:szCs w:val="16"/>
+              </w:rPr>
+            </w:pPr>
+            <w:r>
+              <w:rPr>
+                <w:sz w:val="16"/>
+                <w:szCs w:val="16"/>
+              </w:rPr>
+              <w:t>Sifa</w:t>
+            </w:r>
+          </w:p>
+        </w:tc>
+        <w:tc>
+          <w:tcPr>
+            <w:tcW w:w="1020" w:type="dxa"/>
+            <w:tcBorders>
+              <w:top w:val="single" w:sz="4" w:space="0" w:color="000000"/>
+              <w:left w:val="single" w:sz="4" w:space="0" w:color="000000"/>
+              <w:bottom w:val="single" w:sz="4" w:space="0" w:color="000000"/>
+            </w:tcBorders>
+            <w:vAlign w:val="bottom"/>
+          </w:tcPr>
+          <w:p>
+            <w:pPr>
+              <w:pStyle w:val="Normal"/>
+              <w:widowControl w:val="false"/>
+              <w:jc w:val="center"/>
+              <w:rPr>
+                <w:rFonts w:ascii="arial" w:hAnsi="arial" w:eastAsia="arial"/>
+                <w:color w:val="000000"/>
+                <w:sz w:val="16"/>
+                <w:szCs w:val="16"/>
+              </w:rPr>
+            </w:pPr>
+            <w:r>
+              <w:rPr>
+                <w:rFonts w:eastAsia="arial" w:ascii="arial" w:hAnsi="arial"/>
+                <w:color w:val="000000"/>
+                <w:sz w:val="16"/>
+                <w:szCs w:val="16"/>
+              </w:rPr>
+              <w:t>Panto.</w:t>
+            </w:r>
+          </w:p>
+          <w:p>
+            <w:pPr>
+              <w:pStyle w:val="Normal"/>
+              <w:widowControl w:val="false"/>
+              <w:jc w:val="center"/>
+              <w:rPr>
+                <w:rFonts w:ascii="arial" w:hAnsi="arial" w:eastAsia="arial"/>
+                <w:color w:val="000000"/>
+                <w:sz w:val="16"/>
+                <w:szCs w:val="16"/>
+              </w:rPr>
+            </w:pPr>
+            <w:r>
+              <w:rPr>
+                <w:rFonts w:eastAsia="arial" w:ascii="arial" w:hAnsi="arial"/>
+                <w:color w:val="000000"/>
+                <w:sz w:val="16"/>
+                <w:szCs w:val="16"/>
+              </w:rPr>
+              <w:t>Low</w:t>
+            </w:r>
+          </w:p>
+        </w:tc>
+        <w:tc>
+          <w:tcPr>
+            <w:tcW w:w="1016" w:type="dxa"/>
+            <w:tcBorders>
+              <w:top w:val="single" w:sz="4" w:space="0" w:color="000000"/>
+              <w:left w:val="single" w:sz="4" w:space="0" w:color="000000"/>
+              <w:bottom w:val="single" w:sz="4" w:space="0" w:color="000000"/>
+            </w:tcBorders>
+            <w:vAlign w:val="bottom"/>
+          </w:tcPr>
+          <w:p>
+            <w:pPr>
+              <w:pStyle w:val="Normal"/>
+              <w:widowControl w:val="false"/>
+              <w:jc w:val="center"/>
+              <w:rPr>
+                <w:color w:val="000000"/>
+                <w:sz w:val="16"/>
+                <w:szCs w:val="16"/>
+              </w:rPr>
+            </w:pPr>
+            <w:r>
+              <w:rPr>
+                <w:color w:val="000000"/>
+                <w:sz w:val="16"/>
+                <w:szCs w:val="16"/>
+              </w:rPr>
+              <w:t>Pass.</w:t>
+            </w:r>
+          </w:p>
+          <w:p>
+            <w:pPr>
+              <w:pStyle w:val="Normal"/>
+              <w:widowControl w:val="false"/>
+              <w:jc w:val="center"/>
+              <w:rPr>
+                <w:color w:val="000000"/>
+                <w:sz w:val="16"/>
+                <w:szCs w:val="16"/>
+              </w:rPr>
+            </w:pPr>
+            <w:r>
+              <w:rPr>
+                <w:color w:val="000000"/>
+                <w:sz w:val="16"/>
+                <w:szCs w:val="16"/>
+              </w:rPr>
+              <w:t>Light Off</w:t>
+            </w:r>
+          </w:p>
+        </w:tc>
+        <w:tc>
+          <w:tcPr>
+            <w:tcW w:w="1016" w:type="dxa"/>
+            <w:tcBorders>
+              <w:top w:val="single" w:sz="4" w:space="0" w:color="000000"/>
+              <w:left w:val="single" w:sz="4" w:space="0" w:color="000000"/>
+              <w:bottom w:val="single" w:sz="4" w:space="0" w:color="000000"/>
+            </w:tcBorders>
+            <w:vAlign w:val="bottom"/>
+          </w:tcPr>
+          <w:p>
+            <w:pPr>
+              <w:pStyle w:val="Normal"/>
+              <w:widowControl w:val="false"/>
+              <w:jc w:val="center"/>
+              <w:rPr>
+                <w:sz w:val="16"/>
+                <w:szCs w:val="16"/>
+              </w:rPr>
+            </w:pPr>
+            <w:r>
+              <w:rPr>
+                <w:sz w:val="16"/>
+                <w:szCs w:val="16"/>
+              </w:rPr>
+              <w:t>Sand Down</w:t>
+            </w:r>
+          </w:p>
+        </w:tc>
+        <w:tc>
+          <w:tcPr>
+            <w:tcW w:w="1017" w:type="dxa"/>
+            <w:tcBorders>
+              <w:top w:val="single" w:sz="4" w:space="0" w:color="000000"/>
+              <w:left w:val="single" w:sz="4" w:space="0" w:color="000000"/>
+              <w:bottom w:val="single" w:sz="4" w:space="0" w:color="000000"/>
+            </w:tcBorders>
+            <w:vAlign w:val="bottom"/>
+          </w:tcPr>
+          <w:p>
+            <w:pPr>
+              <w:pStyle w:val="Normal"/>
+              <w:widowControl w:val="false"/>
+              <w:jc w:val="center"/>
+              <w:rPr>
+                <w:rFonts w:ascii="arial" w:hAnsi="arial" w:eastAsia="arial"/>
+                <w:color w:val="000000"/>
+                <w:sz w:val="16"/>
+                <w:szCs w:val="16"/>
+              </w:rPr>
+            </w:pPr>
+            <w:r>
+              <w:rPr>
+                <w:rFonts w:eastAsia="arial" w:ascii="arial" w:hAnsi="arial"/>
+                <w:color w:val="000000"/>
+                <w:sz w:val="16"/>
+                <w:szCs w:val="16"/>
+              </w:rPr>
+            </w:r>
+          </w:p>
+        </w:tc>
+        <w:tc>
+          <w:tcPr>
+            <w:tcW w:w="1016" w:type="dxa"/>
+            <w:tcBorders>
+              <w:top w:val="single" w:sz="4" w:space="0" w:color="000000"/>
+              <w:left w:val="single" w:sz="4" w:space="0" w:color="000000"/>
+              <w:bottom w:val="single" w:sz="4" w:space="0" w:color="000000"/>
+            </w:tcBorders>
+            <w:vAlign w:val="bottom"/>
+          </w:tcPr>
+          <w:p>
+            <w:pPr>
+              <w:pStyle w:val="Normal"/>
+              <w:widowControl w:val="false"/>
+              <w:spacing w:lineRule="auto" w:line="180"/>
+              <w:jc w:val="center"/>
+              <w:rPr>
+                <w:color w:val="000000"/>
+                <w:sz w:val="16"/>
+                <w:szCs w:val="16"/>
+              </w:rPr>
+            </w:pPr>
+            <w:r>
+              <w:rPr>
+                <w:rFonts w:eastAsia="arial" w:ascii="arial" w:hAnsi="arial"/>
+                <w:color w:val="000000"/>
+                <w:sz w:val="16"/>
+                <w:szCs w:val="16"/>
+              </w:rPr>
+              <w:t>Gauge Light Dw</w:t>
+            </w:r>
+          </w:p>
+        </w:tc>
+        <w:tc>
+          <w:tcPr>
+            <w:tcW w:w="1020" w:type="dxa"/>
+            <w:tcBorders>
+              <w:top w:val="single" w:sz="4" w:space="0" w:color="000000"/>
+              <w:left w:val="single" w:sz="4" w:space="0" w:color="000000"/>
+              <w:bottom w:val="single" w:sz="4" w:space="0" w:color="000000"/>
+            </w:tcBorders>
+            <w:vAlign w:val="bottom"/>
+          </w:tcPr>
+          <w:p>
+            <w:pPr>
+              <w:pStyle w:val="Normal"/>
+              <w:widowControl w:val="false"/>
+              <w:jc w:val="center"/>
+              <w:rPr>
+                <w:color w:val="000000"/>
+                <w:sz w:val="16"/>
+                <w:szCs w:val="16"/>
+              </w:rPr>
+            </w:pPr>
+            <w:r>
+              <w:rPr>
+                <w:color w:val="000000"/>
+                <w:sz w:val="16"/>
+                <w:szCs w:val="16"/>
+              </w:rPr>
+              <w:t>Uncouple</w:t>
+            </w:r>
+          </w:p>
+        </w:tc>
+        <w:tc>
+          <w:tcPr>
+            <w:tcW w:w="1016" w:type="dxa"/>
+            <w:tcBorders>
+              <w:top w:val="single" w:sz="4" w:space="0" w:color="000000"/>
+              <w:left w:val="single" w:sz="4" w:space="0" w:color="000000"/>
+              <w:bottom w:val="single" w:sz="4" w:space="0" w:color="000000"/>
+            </w:tcBorders>
+            <w:vAlign w:val="bottom"/>
+          </w:tcPr>
+          <w:p>
+            <w:pPr>
+              <w:pStyle w:val="Normal"/>
+              <w:widowControl w:val="false"/>
+              <w:spacing w:lineRule="auto" w:line="180"/>
+              <w:jc w:val="center"/>
+              <w:rPr>
+                <w:color w:val="000000"/>
+                <w:sz w:val="16"/>
+                <w:szCs w:val="16"/>
+              </w:rPr>
+            </w:pPr>
+            <w:r>
+              <w:rPr>
+                <w:rFonts w:eastAsia="arial" w:ascii="arial" w:hAnsi="arial"/>
+                <w:color w:val="000000"/>
+                <w:sz w:val="16"/>
+                <w:szCs w:val="16"/>
+              </w:rPr>
+              <w:t>Cab Light</w:t>
+            </w:r>
+          </w:p>
+          <w:p>
+            <w:pPr>
+              <w:pStyle w:val="Normal"/>
+              <w:widowControl w:val="false"/>
+              <w:spacing w:lineRule="auto" w:line="180"/>
+              <w:jc w:val="center"/>
+              <w:rPr>
+                <w:color w:val="000000"/>
+                <w:sz w:val="16"/>
+                <w:szCs w:val="16"/>
+              </w:rPr>
+            </w:pPr>
+            <w:r>
+              <w:rPr>
+                <w:rFonts w:eastAsia="arial" w:ascii="arial" w:hAnsi="arial"/>
+                <w:color w:val="000000"/>
+                <w:sz w:val="16"/>
+                <w:szCs w:val="16"/>
+              </w:rPr>
+              <w:t>Off</w:t>
             </w:r>
           </w:p>
         </w:tc>
@@ -31416,25 +36339,7 @@
           <w:sz w:val="16"/>
           <w:szCs w:val="16"/>
         </w:rPr>
-        <w:t>11</w:t>
-      </w:r>
-      <w:r>
-        <w:rPr>
-          <w:rFonts w:eastAsia="arial" w:ascii="arial" w:hAnsi="arial"/>
-          <w:color w:val="000000"/>
-          <w:sz w:val="16"/>
-          <w:szCs w:val="16"/>
-        </w:rPr>
-        <w:t xml:space="preserve"> ICE </w:t>
-      </w:r>
-      <w:r>
-        <w:rPr>
-          <w:rFonts w:eastAsia="arial" w:ascii="arial" w:hAnsi="arial"/>
-          <w:color w:val="000000"/>
-          <w:sz w:val="16"/>
-          <w:szCs w:val="16"/>
-        </w:rPr>
-        <w:t>T</w:t>
+        <w:t>30</w:t>
       </w:r>
       <w:r>
         <w:rPr>
@@ -31538,76 +36443,275 @@
               </w:rPr>
             </w:pPr>
             <w:r>
+              <w:rPr>
+                <w:color w:val="000000"/>
+                <w:sz w:val="16"/>
+                <w:szCs w:val="16"/>
+              </w:rPr>
+              <w:t>Reverser</w:t>
+            </w:r>
+          </w:p>
+          <w:p>
+            <w:pPr>
+              <w:pStyle w:val="Normal"/>
+              <w:widowControl w:val="false"/>
+              <w:spacing w:lineRule="auto" w:line="180"/>
+              <w:jc w:val="center"/>
+              <w:rPr>
+                <w:color w:val="000000"/>
+                <w:sz w:val="16"/>
+                <w:szCs w:val="16"/>
+              </w:rPr>
+            </w:pPr>
+            <w:r>
+              <w:rPr>
+                <w:color w:val="000000"/>
+                <w:sz w:val="16"/>
+                <w:szCs w:val="16"/>
+              </w:rPr>
+              <w:t>Key</w:t>
+            </w:r>
+          </w:p>
+        </w:tc>
+        <w:tc>
+          <w:tcPr>
+            <w:tcW w:w="1014" w:type="dxa"/>
+            <w:tcBorders>
+              <w:top w:val="single" w:sz="4" w:space="0" w:color="000000"/>
+              <w:left w:val="single" w:sz="4" w:space="0" w:color="000000"/>
+              <w:bottom w:val="single" w:sz="4" w:space="0" w:color="000000"/>
+            </w:tcBorders>
+            <w:vAlign w:val="bottom"/>
+          </w:tcPr>
+          <w:p>
+            <w:pPr>
+              <w:pStyle w:val="Normal"/>
+              <w:widowControl w:val="false"/>
+              <w:spacing w:lineRule="auto" w:line="180"/>
+              <w:jc w:val="center"/>
+              <w:rPr>
+                <w:color w:val="000000"/>
+                <w:sz w:val="16"/>
+                <w:szCs w:val="16"/>
+              </w:rPr>
+            </w:pPr>
+            <w:r>
+              <w:rPr>
+                <w:color w:val="000000"/>
+                <w:sz w:val="16"/>
+                <w:szCs w:val="16"/>
+              </w:rPr>
+              <w:t>MCB Close</w:t>
+            </w:r>
+          </w:p>
+        </w:tc>
+        <w:tc>
+          <w:tcPr>
+            <w:tcW w:w="1016" w:type="dxa"/>
+            <w:tcBorders>
+              <w:top w:val="single" w:sz="4" w:space="0" w:color="000000"/>
+              <w:left w:val="single" w:sz="4" w:space="0" w:color="000000"/>
+              <w:bottom w:val="single" w:sz="4" w:space="0" w:color="000000"/>
+            </w:tcBorders>
+            <w:vAlign w:val="bottom"/>
+          </w:tcPr>
+          <w:p>
+            <w:pPr>
+              <w:pStyle w:val="Normal"/>
+              <w:widowControl w:val="false"/>
+              <w:spacing w:lineRule="auto" w:line="180"/>
+              <w:jc w:val="center"/>
+              <w:rPr>
+                <w:sz w:val="16"/>
+                <w:szCs w:val="16"/>
+              </w:rPr>
+            </w:pPr>
+            <w:r>
+              <w:rPr>
+                <w:rFonts w:eastAsia="arial" w:ascii="arial" w:hAnsi="arial"/>
+                <w:color w:val="000000"/>
+                <w:sz w:val="16"/>
+                <w:szCs w:val="16"/>
+              </w:rPr>
+              <w:t>PZB</w:t>
+            </w:r>
+          </w:p>
+        </w:tc>
+        <w:tc>
+          <w:tcPr>
+            <w:tcW w:w="1020" w:type="dxa"/>
+            <w:tcBorders>
+              <w:top w:val="single" w:sz="4" w:space="0" w:color="000000"/>
+              <w:left w:val="single" w:sz="4" w:space="0" w:color="000000"/>
+              <w:bottom w:val="single" w:sz="4" w:space="0" w:color="000000"/>
+            </w:tcBorders>
+            <w:vAlign w:val="bottom"/>
+          </w:tcPr>
+          <w:p>
+            <w:pPr>
+              <w:pStyle w:val="Normal"/>
+              <w:widowControl w:val="false"/>
+              <w:spacing w:lineRule="auto" w:line="180"/>
+              <w:jc w:val="center"/>
+              <w:rPr>
+                <w:color w:val="000000"/>
+                <w:sz w:val="16"/>
+                <w:szCs w:val="16"/>
+              </w:rPr>
+            </w:pPr>
+            <w:r>
+              <w:rPr>
+                <w:rFonts w:eastAsia="arial" w:ascii="arial" w:hAnsi="arial"/>
+                <w:color w:val="000000"/>
+                <w:sz w:val="16"/>
+                <w:szCs w:val="16"/>
+              </w:rPr>
+              <w:t>Panto. Raise</w:t>
+            </w:r>
+          </w:p>
+        </w:tc>
+        <w:tc>
+          <w:tcPr>
+            <w:tcW w:w="1016" w:type="dxa"/>
+            <w:tcBorders>
+              <w:top w:val="single" w:sz="4" w:space="0" w:color="000000"/>
+              <w:left w:val="single" w:sz="4" w:space="0" w:color="000000"/>
+              <w:bottom w:val="single" w:sz="4" w:space="0" w:color="000000"/>
+            </w:tcBorders>
+            <w:vAlign w:val="bottom"/>
+          </w:tcPr>
+          <w:p>
+            <w:pPr>
+              <w:pStyle w:val="Normal"/>
+              <w:widowControl w:val="false"/>
+              <w:jc w:val="center"/>
+              <w:rPr>
+                <w:color w:val="000000"/>
+                <w:sz w:val="16"/>
+                <w:szCs w:val="16"/>
+              </w:rPr>
+            </w:pPr>
+            <w:r>
+              <w:rPr>
+                <w:color w:val="000000"/>
+                <w:sz w:val="16"/>
+                <w:szCs w:val="16"/>
+              </w:rPr>
+              <w:t>Pass.</w:t>
+            </w:r>
+          </w:p>
+          <w:p>
+            <w:pPr>
+              <w:pStyle w:val="Normal"/>
+              <w:widowControl w:val="false"/>
+              <w:jc w:val="center"/>
+              <w:rPr>
+                <w:color w:val="000000"/>
+                <w:sz w:val="16"/>
+                <w:szCs w:val="16"/>
+              </w:rPr>
+            </w:pPr>
+            <w:r>
+              <w:rPr>
+                <w:color w:val="000000"/>
+                <w:sz w:val="16"/>
+                <w:szCs w:val="16"/>
+              </w:rPr>
+              <w:t>Light On</w:t>
+            </w:r>
+          </w:p>
+        </w:tc>
+        <w:tc>
+          <w:tcPr>
+            <w:tcW w:w="1016" w:type="dxa"/>
+            <w:tcBorders>
+              <w:top w:val="single" w:sz="4" w:space="0" w:color="000000"/>
+              <w:left w:val="single" w:sz="4" w:space="0" w:color="000000"/>
+              <w:bottom w:val="single" w:sz="4" w:space="0" w:color="000000"/>
+            </w:tcBorders>
+            <w:vAlign w:val="bottom"/>
+          </w:tcPr>
+          <w:p>
+            <w:pPr>
+              <w:pStyle w:val="Normal"/>
+              <w:widowControl w:val="false"/>
+              <w:jc w:val="center"/>
+              <w:rPr>
+                <w:sz w:val="16"/>
+                <w:szCs w:val="16"/>
+              </w:rPr>
+            </w:pPr>
+            <w:r>
+              <w:rPr>
+                <w:sz w:val="16"/>
+                <w:szCs w:val="16"/>
+              </w:rPr>
+              <w:t>Sand Up</w:t>
+            </w:r>
+          </w:p>
+        </w:tc>
+        <w:tc>
+          <w:tcPr>
+            <w:tcW w:w="1017" w:type="dxa"/>
+            <w:tcBorders>
+              <w:top w:val="single" w:sz="4" w:space="0" w:color="000000"/>
+              <w:left w:val="single" w:sz="4" w:space="0" w:color="000000"/>
+              <w:bottom w:val="single" w:sz="4" w:space="0" w:color="000000"/>
+            </w:tcBorders>
+            <w:vAlign w:val="bottom"/>
+          </w:tcPr>
+          <w:p>
+            <w:pPr>
+              <w:pStyle w:val="Normal"/>
+              <w:widowControl w:val="false"/>
+              <w:jc w:val="center"/>
+              <w:rPr>
+                <w:rFonts w:ascii="arial" w:hAnsi="arial" w:eastAsia="arial"/>
+                <w:color w:val="000000"/>
+                <w:sz w:val="16"/>
+                <w:szCs w:val="16"/>
+              </w:rPr>
+            </w:pPr>
+            <w:r>
+              <w:rPr>
+                <w:rFonts w:eastAsia="arial" w:ascii="arial" w:hAnsi="arial"/>
+                <w:color w:val="000000"/>
+                <w:sz w:val="16"/>
+                <w:szCs w:val="16"/>
+              </w:rPr>
+              <w:t>Spot Light</w:t>
+            </w:r>
+          </w:p>
+        </w:tc>
+        <w:tc>
+          <w:tcPr>
+            <w:tcW w:w="1016" w:type="dxa"/>
+            <w:tcBorders>
+              <w:top w:val="single" w:sz="4" w:space="0" w:color="000000"/>
+              <w:left w:val="single" w:sz="4" w:space="0" w:color="000000"/>
+              <w:bottom w:val="single" w:sz="4" w:space="0" w:color="000000"/>
+            </w:tcBorders>
+            <w:vAlign w:val="bottom"/>
+          </w:tcPr>
+          <w:p>
+            <w:pPr>
+              <w:pStyle w:val="Normal"/>
+              <w:widowControl w:val="false"/>
+              <w:spacing w:lineRule="auto" w:line="180"/>
+              <w:jc w:val="center"/>
+              <w:rPr>
+                <w:color w:val="000000"/>
+                <w:sz w:val="16"/>
+                <w:szCs w:val="16"/>
+              </w:rPr>
+            </w:pPr>
+            <w:r>
               <w:rPr/>
             </w:r>
           </w:p>
         </w:tc>
         <w:tc>
           <w:tcPr>
-            <w:tcW w:w="1014" w:type="dxa"/>
-            <w:tcBorders>
-              <w:top w:val="single" w:sz="4" w:space="0" w:color="000000"/>
-              <w:left w:val="single" w:sz="4" w:space="0" w:color="000000"/>
-              <w:bottom w:val="single" w:sz="4" w:space="0" w:color="000000"/>
-            </w:tcBorders>
-            <w:vAlign w:val="bottom"/>
-          </w:tcPr>
-          <w:p>
-            <w:pPr>
-              <w:pStyle w:val="Normal"/>
-              <w:widowControl w:val="false"/>
-              <w:spacing w:lineRule="auto" w:line="180"/>
-              <w:jc w:val="center"/>
-              <w:rPr>
-                <w:color w:val="000000"/>
-                <w:sz w:val="16"/>
-                <w:szCs w:val="16"/>
-              </w:rPr>
-            </w:pPr>
-            <w:r>
-              <w:rPr>
-                <w:color w:val="000000"/>
-                <w:sz w:val="16"/>
-                <w:szCs w:val="16"/>
-              </w:rPr>
-              <w:t>MCB Close</w:t>
-            </w:r>
-          </w:p>
-        </w:tc>
-        <w:tc>
-          <w:tcPr>
-            <w:tcW w:w="1016" w:type="dxa"/>
-            <w:tcBorders>
-              <w:top w:val="single" w:sz="4" w:space="0" w:color="000000"/>
-              <w:left w:val="single" w:sz="4" w:space="0" w:color="000000"/>
-              <w:bottom w:val="single" w:sz="4" w:space="0" w:color="000000"/>
-            </w:tcBorders>
-            <w:vAlign w:val="bottom"/>
-          </w:tcPr>
-          <w:p>
-            <w:pPr>
-              <w:pStyle w:val="Normal"/>
-              <w:widowControl w:val="false"/>
-              <w:spacing w:lineRule="auto" w:line="180"/>
-              <w:jc w:val="center"/>
-              <w:rPr>
-                <w:sz w:val="16"/>
-                <w:szCs w:val="16"/>
-              </w:rPr>
-            </w:pPr>
-            <w:r>
-              <w:rPr>
-                <w:rFonts w:eastAsia="arial" w:ascii="arial" w:hAnsi="arial"/>
-                <w:color w:val="000000"/>
-                <w:sz w:val="16"/>
-                <w:szCs w:val="16"/>
-              </w:rPr>
-              <w:t>PZB/LZB</w:t>
-            </w:r>
-          </w:p>
-        </w:tc>
-        <w:tc>
-          <w:tcPr>
             <w:tcW w:w="1020" w:type="dxa"/>
             <w:tcBorders>
               <w:top w:val="single" w:sz="4" w:space="0" w:color="000000"/>
@@ -31620,150 +36724,6 @@
             <w:pPr>
               <w:pStyle w:val="Normal"/>
               <w:widowControl w:val="false"/>
-              <w:spacing w:lineRule="auto" w:line="180"/>
-              <w:jc w:val="center"/>
-              <w:rPr>
-                <w:color w:val="000000"/>
-                <w:sz w:val="16"/>
-                <w:szCs w:val="16"/>
-              </w:rPr>
-            </w:pPr>
-            <w:r>
-              <w:rPr>
-                <w:rFonts w:eastAsia="arial" w:ascii="arial" w:hAnsi="arial"/>
-                <w:color w:val="000000"/>
-                <w:sz w:val="16"/>
-                <w:szCs w:val="16"/>
-              </w:rPr>
-              <w:t>Panto. Raise</w:t>
-            </w:r>
-          </w:p>
-        </w:tc>
-        <w:tc>
-          <w:tcPr>
-            <w:tcW w:w="1016" w:type="dxa"/>
-            <w:tcBorders>
-              <w:top w:val="single" w:sz="4" w:space="0" w:color="000000"/>
-              <w:left w:val="single" w:sz="4" w:space="0" w:color="000000"/>
-              <w:bottom w:val="single" w:sz="4" w:space="0" w:color="000000"/>
-            </w:tcBorders>
-            <w:vAlign w:val="bottom"/>
-          </w:tcPr>
-          <w:p>
-            <w:pPr>
-              <w:pStyle w:val="Normal"/>
-              <w:widowControl w:val="false"/>
-              <w:jc w:val="center"/>
-              <w:rPr>
-                <w:color w:val="000000"/>
-                <w:sz w:val="16"/>
-                <w:szCs w:val="16"/>
-              </w:rPr>
-            </w:pPr>
-            <w:r>
-              <w:rPr/>
-            </w:r>
-          </w:p>
-        </w:tc>
-        <w:tc>
-          <w:tcPr>
-            <w:tcW w:w="1016" w:type="dxa"/>
-            <w:tcBorders>
-              <w:top w:val="single" w:sz="4" w:space="0" w:color="000000"/>
-              <w:left w:val="single" w:sz="4" w:space="0" w:color="000000"/>
-              <w:bottom w:val="single" w:sz="4" w:space="0" w:color="000000"/>
-            </w:tcBorders>
-            <w:vAlign w:val="bottom"/>
-          </w:tcPr>
-          <w:p>
-            <w:pPr>
-              <w:pStyle w:val="Normal"/>
-              <w:widowControl w:val="false"/>
-              <w:jc w:val="center"/>
-              <w:rPr>
-                <w:sz w:val="16"/>
-                <w:szCs w:val="16"/>
-              </w:rPr>
-            </w:pPr>
-            <w:r>
-              <w:rPr/>
-            </w:r>
-          </w:p>
-        </w:tc>
-        <w:tc>
-          <w:tcPr>
-            <w:tcW w:w="1017" w:type="dxa"/>
-            <w:tcBorders>
-              <w:top w:val="single" w:sz="4" w:space="0" w:color="000000"/>
-              <w:left w:val="single" w:sz="4" w:space="0" w:color="000000"/>
-              <w:bottom w:val="single" w:sz="4" w:space="0" w:color="000000"/>
-            </w:tcBorders>
-            <w:vAlign w:val="bottom"/>
-          </w:tcPr>
-          <w:p>
-            <w:pPr>
-              <w:pStyle w:val="Normal"/>
-              <w:widowControl w:val="false"/>
-              <w:jc w:val="center"/>
-              <w:rPr>
-                <w:rFonts w:ascii="arial" w:hAnsi="arial" w:eastAsia="arial"/>
-                <w:color w:val="000000"/>
-                <w:sz w:val="16"/>
-                <w:szCs w:val="16"/>
-              </w:rPr>
-            </w:pPr>
-            <w:r>
-              <w:rPr/>
-            </w:r>
-          </w:p>
-        </w:tc>
-        <w:tc>
-          <w:tcPr>
-            <w:tcW w:w="1016" w:type="dxa"/>
-            <w:tcBorders>
-              <w:top w:val="single" w:sz="4" w:space="0" w:color="000000"/>
-              <w:left w:val="single" w:sz="4" w:space="0" w:color="000000"/>
-              <w:bottom w:val="single" w:sz="4" w:space="0" w:color="000000"/>
-            </w:tcBorders>
-            <w:vAlign w:val="bottom"/>
-          </w:tcPr>
-          <w:p>
-            <w:pPr>
-              <w:pStyle w:val="Normal"/>
-              <w:widowControl w:val="false"/>
-              <w:spacing w:lineRule="auto" w:line="180"/>
-              <w:jc w:val="center"/>
-              <w:rPr>
-                <w:color w:val="000000"/>
-                <w:sz w:val="16"/>
-                <w:szCs w:val="16"/>
-              </w:rPr>
-            </w:pPr>
-            <w:r>
-              <w:rPr>
-                <w:rFonts w:eastAsia="arial" w:ascii="arial" w:hAnsi="arial"/>
-                <w:color w:val="000000"/>
-                <w:sz w:val="16"/>
-                <w:szCs w:val="16"/>
-              </w:rPr>
-              <w:t>Gauge Light Up</w:t>
-            </w:r>
-          </w:p>
-        </w:tc>
-        <w:tc>
-          <w:tcPr>
-            <w:tcW w:w="1020" w:type="dxa"/>
-            <w:tcBorders>
-              <w:top w:val="single" w:sz="4" w:space="0" w:color="000000"/>
-              <w:left w:val="single" w:sz="4" w:space="0" w:color="000000"/>
-              <w:bottom w:val="single" w:sz="4" w:space="0" w:color="000000"/>
-            </w:tcBorders>
-            <w:vAlign w:val="bottom"/>
-          </w:tcPr>
-          <w:p>
-            <w:pPr>
-              <w:pStyle w:val="Normal"/>
-              <w:widowControl w:val="false"/>
               <w:jc w:val="center"/>
               <w:rPr>
                 <w:color w:val="000000"/>
@@ -31833,6 +36793,28 @@
                 <w:szCs w:val="16"/>
               </w:rPr>
               <w:t>Cab Light</w:t>
+            </w:r>
+          </w:p>
+          <w:p>
+            <w:pPr>
+              <w:pStyle w:val="Normal"/>
+              <w:widowControl w:val="false"/>
+              <w:spacing w:lineRule="auto" w:line="180"/>
+              <w:jc w:val="center"/>
+              <w:rPr>
+                <w:color w:val="000000"/>
+                <w:sz w:val="16"/>
+                <w:szCs w:val="16"/>
+              </w:rPr>
+            </w:pPr>
+            <w:r>
+              <w:rPr>
+                <w:rFonts w:eastAsia="arial" w:ascii="arial" w:hAnsi="arial"/>
+                <w:color w:val="000000"/>
+                <w:sz w:val="16"/>
+                <w:szCs w:val="16"/>
+              </w:rPr>
+              <w:t>On</w:t>
             </w:r>
           </w:p>
         </w:tc>
@@ -32005,25 +36987,7 @@
           <w:sz w:val="16"/>
           <w:szCs w:val="16"/>
         </w:rPr>
-        <w:t>11</w:t>
-      </w:r>
-      <w:r>
-        <w:rPr>
-          <w:rFonts w:eastAsia="arial" w:ascii="arial" w:hAnsi="arial"/>
-          <w:color w:val="000000"/>
-          <w:sz w:val="16"/>
-          <w:szCs w:val="16"/>
-        </w:rPr>
-        <w:t xml:space="preserve"> ICE </w:t>
-      </w:r>
-      <w:r>
-        <w:rPr>
-          <w:rFonts w:eastAsia="arial" w:ascii="arial" w:hAnsi="arial"/>
-          <w:color w:val="000000"/>
-          <w:sz w:val="16"/>
-          <w:szCs w:val="16"/>
-        </w:rPr>
-        <w:t>T</w:t>
+        <w:t>30</w:t>
       </w:r>
       <w:r>
         <w:rPr>
@@ -32270,9 +37234,122 @@
             <w:pPr>
               <w:pStyle w:val="Normal"/>
               <w:widowControl w:val="false"/>
-              <w:spacing w:lineRule="auto" w:line="180"/>
-              <w:jc w:val="center"/>
-              <w:rPr>
+              <w:jc w:val="center"/>
+              <w:rPr>
+                <w:color w:val="000000"/>
+                <w:sz w:val="16"/>
+                <w:szCs w:val="16"/>
+              </w:rPr>
+            </w:pPr>
+            <w:r>
+              <w:rPr>
+                <w:color w:val="000000"/>
+                <w:sz w:val="16"/>
+                <w:szCs w:val="16"/>
+              </w:rPr>
+              <w:t>Pass.</w:t>
+            </w:r>
+          </w:p>
+          <w:p>
+            <w:pPr>
+              <w:pStyle w:val="Normal"/>
+              <w:widowControl w:val="false"/>
+              <w:jc w:val="center"/>
+              <w:rPr>
+                <w:color w:val="000000"/>
+                <w:sz w:val="16"/>
+                <w:szCs w:val="16"/>
+              </w:rPr>
+            </w:pPr>
+            <w:r>
+              <w:rPr>
+                <w:color w:val="000000"/>
+                <w:sz w:val="16"/>
+                <w:szCs w:val="16"/>
+              </w:rPr>
+              <w:t>Light Off</w:t>
+            </w:r>
+          </w:p>
+        </w:tc>
+        <w:tc>
+          <w:tcPr>
+            <w:tcW w:w="1016" w:type="dxa"/>
+            <w:tcBorders>
+              <w:top w:val="single" w:sz="4" w:space="0" w:color="000000"/>
+              <w:left w:val="single" w:sz="4" w:space="0" w:color="000000"/>
+              <w:bottom w:val="single" w:sz="4" w:space="0" w:color="000000"/>
+            </w:tcBorders>
+            <w:vAlign w:val="bottom"/>
+          </w:tcPr>
+          <w:p>
+            <w:pPr>
+              <w:pStyle w:val="Normal"/>
+              <w:widowControl w:val="false"/>
+              <w:jc w:val="center"/>
+              <w:rPr>
+                <w:sz w:val="16"/>
+                <w:szCs w:val="16"/>
+              </w:rPr>
+            </w:pPr>
+            <w:r>
+              <w:rPr>
+                <w:sz w:val="16"/>
+                <w:szCs w:val="16"/>
+              </w:rPr>
+              <w:t>Sand Down</w:t>
+            </w:r>
+          </w:p>
+        </w:tc>
+        <w:tc>
+          <w:tcPr>
+            <w:tcW w:w="1017" w:type="dxa"/>
+            <w:tcBorders>
+              <w:top w:val="single" w:sz="4" w:space="0" w:color="000000"/>
+              <w:left w:val="single" w:sz="4" w:space="0" w:color="000000"/>
+              <w:bottom w:val="single" w:sz="4" w:space="0" w:color="000000"/>
+            </w:tcBorders>
+            <w:vAlign w:val="bottom"/>
+          </w:tcPr>
+          <w:p>
+            <w:pPr>
+              <w:pStyle w:val="Normal"/>
+              <w:widowControl w:val="false"/>
+              <w:jc w:val="center"/>
+              <w:rPr>
+                <w:rFonts w:ascii="arial" w:hAnsi="arial" w:eastAsia="arial"/>
+                <w:color w:val="000000"/>
+                <w:sz w:val="16"/>
+                <w:szCs w:val="16"/>
+              </w:rPr>
+            </w:pPr>
+            <w:r>
+              <w:rPr>
+                <w:rFonts w:eastAsia="arial" w:ascii="arial" w:hAnsi="arial"/>
+                <w:color w:val="000000"/>
+                <w:sz w:val="16"/>
+                <w:szCs w:val="16"/>
+              </w:rPr>
+            </w:r>
+          </w:p>
+        </w:tc>
+        <w:tc>
+          <w:tcPr>
+            <w:tcW w:w="1016" w:type="dxa"/>
+            <w:tcBorders>
+              <w:top w:val="single" w:sz="4" w:space="0" w:color="000000"/>
+              <w:left w:val="single" w:sz="4" w:space="0" w:color="000000"/>
+              <w:bottom w:val="single" w:sz="4" w:space="0" w:color="000000"/>
+            </w:tcBorders>
+            <w:vAlign w:val="bottom"/>
+          </w:tcPr>
+          <w:p>
+            <w:pPr>
+              <w:pStyle w:val="Normal"/>
+              <w:widowControl w:val="false"/>
+              <w:spacing w:lineRule="auto" w:line="180"/>
+              <w:jc w:val="center"/>
+              <w:rPr>
+                <w:color w:val="000000"/>
                 <w:sz w:val="16"/>
                 <w:szCs w:val="16"/>
               </w:rPr>
@@ -32284,20 +37361,387 @@
         </w:tc>
         <w:tc>
           <w:tcPr>
-            <w:tcW w:w="1016" w:type="dxa"/>
-            <w:tcBorders>
-              <w:top w:val="single" w:sz="4" w:space="0" w:color="000000"/>
-              <w:left w:val="single" w:sz="4" w:space="0" w:color="000000"/>
-              <w:bottom w:val="single" w:sz="4" w:space="0" w:color="000000"/>
-            </w:tcBorders>
-            <w:vAlign w:val="bottom"/>
-          </w:tcPr>
-          <w:p>
-            <w:pPr>
-              <w:pStyle w:val="Normal"/>
-              <w:widowControl w:val="false"/>
-              <w:jc w:val="center"/>
-              <w:rPr>
+            <w:tcW w:w="1020" w:type="dxa"/>
+            <w:tcBorders>
+              <w:top w:val="single" w:sz="4" w:space="0" w:color="000000"/>
+              <w:left w:val="single" w:sz="4" w:space="0" w:color="000000"/>
+              <w:bottom w:val="single" w:sz="4" w:space="0" w:color="000000"/>
+            </w:tcBorders>
+            <w:vAlign w:val="bottom"/>
+          </w:tcPr>
+          <w:p>
+            <w:pPr>
+              <w:pStyle w:val="Normal"/>
+              <w:widowControl w:val="false"/>
+              <w:jc w:val="center"/>
+              <w:rPr>
+                <w:color w:val="000000"/>
+                <w:sz w:val="16"/>
+                <w:szCs w:val="16"/>
+              </w:rPr>
+            </w:pPr>
+            <w:r>
+              <w:rPr>
+                <w:color w:val="000000"/>
+                <w:sz w:val="16"/>
+                <w:szCs w:val="16"/>
+              </w:rPr>
+              <w:t>Uncouple</w:t>
+            </w:r>
+          </w:p>
+        </w:tc>
+        <w:tc>
+          <w:tcPr>
+            <w:tcW w:w="1016" w:type="dxa"/>
+            <w:tcBorders>
+              <w:top w:val="single" w:sz="4" w:space="0" w:color="000000"/>
+              <w:left w:val="single" w:sz="4" w:space="0" w:color="000000"/>
+              <w:bottom w:val="single" w:sz="4" w:space="0" w:color="000000"/>
+            </w:tcBorders>
+            <w:vAlign w:val="bottom"/>
+          </w:tcPr>
+          <w:p>
+            <w:pPr>
+              <w:pStyle w:val="Normal"/>
+              <w:widowControl w:val="false"/>
+              <w:spacing w:lineRule="auto" w:line="180"/>
+              <w:jc w:val="center"/>
+              <w:rPr>
+                <w:color w:val="000000"/>
+                <w:sz w:val="16"/>
+                <w:szCs w:val="16"/>
+              </w:rPr>
+            </w:pPr>
+            <w:r>
+              <w:rPr>
+                <w:rFonts w:eastAsia="arial" w:ascii="arial" w:hAnsi="arial"/>
+                <w:color w:val="000000"/>
+                <w:sz w:val="16"/>
+                <w:szCs w:val="16"/>
+              </w:rPr>
+              <w:t>Cab Light</w:t>
+            </w:r>
+          </w:p>
+          <w:p>
+            <w:pPr>
+              <w:pStyle w:val="Normal"/>
+              <w:widowControl w:val="false"/>
+              <w:spacing w:lineRule="auto" w:line="180"/>
+              <w:jc w:val="center"/>
+              <w:rPr>
+                <w:color w:val="000000"/>
+                <w:sz w:val="16"/>
+                <w:szCs w:val="16"/>
+              </w:rPr>
+            </w:pPr>
+            <w:r>
+              <w:rPr>
+                <w:rFonts w:eastAsia="arial" w:ascii="arial" w:hAnsi="arial"/>
+                <w:color w:val="000000"/>
+                <w:sz w:val="16"/>
+                <w:szCs w:val="16"/>
+              </w:rPr>
+              <w:t>Off</w:t>
+            </w:r>
+          </w:p>
+        </w:tc>
+        <w:tc>
+          <w:tcPr>
+            <w:tcW w:w="1016" w:type="dxa"/>
+            <w:tcBorders>
+              <w:top w:val="single" w:sz="4" w:space="0" w:color="000000"/>
+              <w:left w:val="single" w:sz="4" w:space="0" w:color="000000"/>
+              <w:bottom w:val="single" w:sz="4" w:space="0" w:color="000000"/>
+            </w:tcBorders>
+            <w:vAlign w:val="bottom"/>
+          </w:tcPr>
+          <w:p>
+            <w:pPr>
+              <w:pStyle w:val="Normal"/>
+              <w:widowControl w:val="false"/>
+              <w:spacing w:lineRule="auto" w:line="180"/>
+              <w:jc w:val="center"/>
+              <w:rPr>
+                <w:color w:val="000000"/>
+                <w:sz w:val="16"/>
+                <w:szCs w:val="16"/>
+              </w:rPr>
+            </w:pPr>
+            <w:r>
+              <w:rPr>
+                <w:rFonts w:eastAsia="arial" w:ascii="arial" w:hAnsi="arial"/>
+                <w:color w:val="000000"/>
+                <w:sz w:val="16"/>
+                <w:szCs w:val="16"/>
+              </w:rPr>
+              <w:t>Parking Brake Off</w:t>
+            </w:r>
+          </w:p>
+        </w:tc>
+        <w:tc>
+          <w:tcPr>
+            <w:tcW w:w="1016" w:type="dxa"/>
+            <w:tcBorders>
+              <w:top w:val="single" w:sz="4" w:space="0" w:color="000000"/>
+              <w:left w:val="single" w:sz="4" w:space="0" w:color="000000"/>
+              <w:bottom w:val="single" w:sz="4" w:space="0" w:color="000000"/>
+            </w:tcBorders>
+            <w:vAlign w:val="bottom"/>
+          </w:tcPr>
+          <w:p>
+            <w:pPr>
+              <w:pStyle w:val="Normal"/>
+              <w:widowControl w:val="false"/>
+              <w:spacing w:lineRule="auto" w:line="180"/>
+              <w:jc w:val="center"/>
+              <w:rPr>
+                <w:color w:val="000000"/>
+                <w:sz w:val="16"/>
+                <w:szCs w:val="16"/>
+              </w:rPr>
+            </w:pPr>
+            <w:r>
+              <w:rPr>
+                <w:rFonts w:eastAsia="arial" w:ascii="arial" w:hAnsi="arial"/>
+                <w:color w:val="000000"/>
+                <w:sz w:val="16"/>
+                <w:szCs w:val="16"/>
+              </w:rPr>
+              <w:t>Exterior</w:t>
+            </w:r>
+          </w:p>
+          <w:p>
+            <w:pPr>
+              <w:pStyle w:val="Normal"/>
+              <w:widowControl w:val="false"/>
+              <w:spacing w:lineRule="auto" w:line="180"/>
+              <w:jc w:val="center"/>
+              <w:rPr>
+                <w:color w:val="000000"/>
+                <w:sz w:val="16"/>
+                <w:szCs w:val="16"/>
+              </w:rPr>
+            </w:pPr>
+            <w:r>
+              <w:rPr>
+                <w:rFonts w:eastAsia="arial" w:ascii="arial" w:hAnsi="arial"/>
+                <w:color w:val="000000"/>
+                <w:sz w:val="16"/>
+                <w:szCs w:val="16"/>
+              </w:rPr>
+              <w:t>Camera</w:t>
+            </w:r>
+          </w:p>
+        </w:tc>
+        <w:tc>
+          <w:tcPr>
+            <w:tcW w:w="1029" w:type="dxa"/>
+            <w:tcBorders>
+              <w:top w:val="single" w:sz="4" w:space="0" w:color="000000"/>
+              <w:left w:val="single" w:sz="4" w:space="0" w:color="000000"/>
+              <w:bottom w:val="single" w:sz="4" w:space="0" w:color="000000"/>
+              <w:right w:val="single" w:sz="4" w:space="0" w:color="000000"/>
+            </w:tcBorders>
+            <w:vAlign w:val="bottom"/>
+          </w:tcPr>
+          <w:p>
+            <w:pPr>
+              <w:pStyle w:val="Normal"/>
+              <w:widowControl w:val="false"/>
+              <w:spacing w:lineRule="auto" w:line="180"/>
+              <w:jc w:val="center"/>
+              <w:rPr>
+                <w:color w:val="000000"/>
+                <w:sz w:val="16"/>
+                <w:szCs w:val="16"/>
+              </w:rPr>
+            </w:pPr>
+            <w:r>
+              <w:rPr>
+                <w:rFonts w:eastAsia="arial" w:ascii="arial" w:hAnsi="arial"/>
+                <w:color w:val="000000"/>
+                <w:sz w:val="16"/>
+                <w:szCs w:val="16"/>
+              </w:rPr>
+              <w:t>Prev</w:t>
+            </w:r>
+          </w:p>
+          <w:p>
+            <w:pPr>
+              <w:pStyle w:val="Normal"/>
+              <w:widowControl w:val="false"/>
+              <w:spacing w:lineRule="auto" w:line="180"/>
+              <w:jc w:val="center"/>
+              <w:rPr>
+                <w:color w:val="000000"/>
+                <w:sz w:val="16"/>
+                <w:szCs w:val="16"/>
+              </w:rPr>
+            </w:pPr>
+            <w:r>
+              <w:rPr>
+                <w:rFonts w:eastAsia="arial" w:ascii="arial" w:hAnsi="arial"/>
+                <w:color w:val="000000"/>
+                <w:sz w:val="16"/>
+                <w:szCs w:val="16"/>
+              </w:rPr>
+              <w:t>Cab Cam</w:t>
+            </w:r>
+          </w:p>
+        </w:tc>
+      </w:tr>
+    </w:tbl>
+    <w:p>
+      <w:pPr>
+        <w:pStyle w:val="Normal"/>
+        <w:bidi w:val="0"/>
+        <w:rPr>
+          <w:color w:val="000000"/>
+          <w:sz w:val="16"/>
+          <w:szCs w:val="16"/>
+        </w:rPr>
+      </w:pPr>
+      <w:r>
+        <w:rPr>
+          <w:color w:val="000000"/>
+          <w:sz w:val="16"/>
+          <w:szCs w:val="16"/>
+        </w:rPr>
+      </w:r>
+    </w:p>
+    <w:p>
+      <w:pPr>
+        <w:pStyle w:val="Normal"/>
+        <w:rPr>
+          <w:color w:val="000000"/>
+          <w:sz w:val="16"/>
+          <w:szCs w:val="16"/>
+        </w:rPr>
+      </w:pPr>
+      <w:r>
+        <w:rPr>
+          <w:color w:val="000000"/>
+          <w:sz w:val="16"/>
+          <w:szCs w:val="16"/>
+        </w:rPr>
+        <w:tab/>
+        <w:t xml:space="preserve">       </w:t>
+      </w:r>
+      <w:r>
+        <w:rPr>
+          <w:rFonts w:eastAsia="arial" w:ascii="arial" w:hAnsi="arial"/>
+          <w:color w:val="000000"/>
+          <w:sz w:val="16"/>
+          <w:szCs w:val="16"/>
+        </w:rPr>
+        <w:t xml:space="preserve">    DB BR 4</w:t>
+      </w:r>
+      <w:r>
+        <w:rPr>
+          <w:rFonts w:eastAsia="arial" w:ascii="arial" w:hAnsi="arial"/>
+          <w:color w:val="000000"/>
+          <w:sz w:val="16"/>
+          <w:szCs w:val="16"/>
+        </w:rPr>
+        <w:t>42</w:t>
+      </w:r>
+      <w:r>
+        <w:rPr>
+          <w:rFonts w:eastAsia="arial" w:ascii="arial" w:hAnsi="arial"/>
+          <w:color w:val="000000"/>
+          <w:sz w:val="16"/>
+          <w:szCs w:val="16"/>
+        </w:rPr>
+        <w:t>-1</w:t>
+      </w:r>
+    </w:p>
+    <w:tbl>
+      <w:tblPr>
+        <w:tblW w:w="14248" w:type="dxa"/>
+        <w:jc w:val="left"/>
+        <w:tblInd w:w="-5" w:type="dxa"/>
+        <w:tblLayout w:type="fixed"/>
+        <w:tblCellMar>
+          <w:top w:w="0" w:type="dxa"/>
+          <w:left w:w="108" w:type="dxa"/>
+          <w:bottom w:w="0" w:type="dxa"/>
+          <w:right w:w="108" w:type="dxa"/>
+        </w:tblCellMar>
+        <w:tblLook w:firstRow="1" w:noVBand="1" w:lastRow="0" w:firstColumn="1" w:lastColumn="0" w:noHBand="0" w:val="04a0"/>
+      </w:tblPr>
+      <w:tblGrid>
+        <w:gridCol w:w="1017"/>
+        <w:gridCol w:w="1019"/>
+        <w:gridCol w:w="1014"/>
+        <w:gridCol w:w="1016"/>
+        <w:gridCol w:w="1020"/>
+        <w:gridCol w:w="1016"/>
+        <w:gridCol w:w="1016"/>
+        <w:gridCol w:w="1017"/>
+        <w:gridCol w:w="1016"/>
+        <w:gridCol w:w="1020"/>
+        <w:gridCol w:w="1016"/>
+        <w:gridCol w:w="1016"/>
+        <w:gridCol w:w="1016"/>
+        <w:gridCol w:w="1029"/>
+      </w:tblGrid>
+      <w:tr>
+        <w:trPr>
+          <w:trHeight w:val="440" w:hRule="exact"/>
+          <w:cantSplit w:val="true"/>
+        </w:trPr>
+        <w:tc>
+          <w:tcPr>
+            <w:tcW w:w="1017" w:type="dxa"/>
+            <w:tcBorders>
+              <w:top w:val="single" w:sz="4" w:space="0" w:color="000000"/>
+              <w:left w:val="single" w:sz="4" w:space="0" w:color="000000"/>
+              <w:bottom w:val="single" w:sz="4" w:space="0" w:color="000000"/>
+            </w:tcBorders>
+            <w:vAlign w:val="bottom"/>
+          </w:tcPr>
+          <w:p>
+            <w:pPr>
+              <w:pStyle w:val="Normal"/>
+              <w:widowControl w:val="false"/>
+              <w:spacing w:lineRule="auto" w:line="180" w:before="0" w:after="60"/>
+              <w:jc w:val="center"/>
+              <w:rPr>
+                <w:color w:val="000000"/>
+                <w:sz w:val="16"/>
+                <w:szCs w:val="16"/>
+              </w:rPr>
+            </w:pPr>
+            <w:r>
+              <w:rPr>
+                <w:rFonts w:eastAsia="arial" w:ascii="arial" w:hAnsi="arial"/>
+                <w:b/>
+                <w:color w:val="000000"/>
+                <w:sz w:val="16"/>
+                <w:szCs w:val="16"/>
+              </w:rPr>
+              <w:t>Pause</w:t>
+            </w:r>
+          </w:p>
+        </w:tc>
+        <w:tc>
+          <w:tcPr>
+            <w:tcW w:w="1019" w:type="dxa"/>
+            <w:tcBorders>
+              <w:top w:val="single" w:sz="4" w:space="0" w:color="000000"/>
+              <w:left w:val="single" w:sz="4" w:space="0" w:color="000000"/>
+              <w:bottom w:val="single" w:sz="4" w:space="0" w:color="000000"/>
+            </w:tcBorders>
+            <w:vAlign w:val="bottom"/>
+          </w:tcPr>
+          <w:p>
+            <w:pPr>
+              <w:pStyle w:val="Normal"/>
+              <w:widowControl w:val="false"/>
+              <w:spacing w:lineRule="auto" w:line="180"/>
+              <w:jc w:val="center"/>
+              <w:rPr>
+                <w:color w:val="000000"/>
                 <w:sz w:val="16"/>
                 <w:szCs w:val="16"/>
               </w:rPr>
@@ -32309,6 +37753,192 @@
         </w:tc>
         <w:tc>
           <w:tcPr>
+            <w:tcW w:w="1014" w:type="dxa"/>
+            <w:tcBorders>
+              <w:top w:val="single" w:sz="4" w:space="0" w:color="000000"/>
+              <w:left w:val="single" w:sz="4" w:space="0" w:color="000000"/>
+              <w:bottom w:val="single" w:sz="4" w:space="0" w:color="000000"/>
+            </w:tcBorders>
+            <w:vAlign w:val="bottom"/>
+          </w:tcPr>
+          <w:p>
+            <w:pPr>
+              <w:pStyle w:val="Normal"/>
+              <w:widowControl w:val="false"/>
+              <w:spacing w:lineRule="auto" w:line="180"/>
+              <w:jc w:val="center"/>
+              <w:rPr>
+                <w:color w:val="000000"/>
+                <w:sz w:val="16"/>
+                <w:szCs w:val="16"/>
+              </w:rPr>
+            </w:pPr>
+            <w:r>
+              <w:rPr>
+                <w:color w:val="000000"/>
+                <w:sz w:val="16"/>
+                <w:szCs w:val="16"/>
+              </w:rPr>
+              <w:t>MCB Close</w:t>
+            </w:r>
+          </w:p>
+        </w:tc>
+        <w:tc>
+          <w:tcPr>
+            <w:tcW w:w="1016" w:type="dxa"/>
+            <w:tcBorders>
+              <w:top w:val="single" w:sz="4" w:space="0" w:color="000000"/>
+              <w:left w:val="single" w:sz="4" w:space="0" w:color="000000"/>
+              <w:bottom w:val="single" w:sz="4" w:space="0" w:color="000000"/>
+            </w:tcBorders>
+            <w:vAlign w:val="bottom"/>
+          </w:tcPr>
+          <w:p>
+            <w:pPr>
+              <w:pStyle w:val="Normal"/>
+              <w:widowControl w:val="false"/>
+              <w:spacing w:lineRule="auto" w:line="180"/>
+              <w:jc w:val="center"/>
+              <w:rPr>
+                <w:sz w:val="16"/>
+                <w:szCs w:val="16"/>
+              </w:rPr>
+            </w:pPr>
+            <w:r>
+              <w:rPr>
+                <w:rFonts w:eastAsia="arial" w:ascii="arial" w:hAnsi="arial"/>
+                <w:color w:val="000000"/>
+                <w:sz w:val="16"/>
+                <w:szCs w:val="16"/>
+              </w:rPr>
+              <w:t>PZB/</w:t>
+            </w:r>
+            <w:r>
+              <w:rPr>
+                <w:rFonts w:eastAsia="arial" w:ascii="arial" w:hAnsi="arial"/>
+                <w:color w:val="000000"/>
+                <w:sz w:val="16"/>
+                <w:szCs w:val="16"/>
+              </w:rPr>
+              <w:t>LZB</w:t>
+            </w:r>
+          </w:p>
+        </w:tc>
+        <w:tc>
+          <w:tcPr>
+            <w:tcW w:w="1020" w:type="dxa"/>
+            <w:tcBorders>
+              <w:top w:val="single" w:sz="4" w:space="0" w:color="000000"/>
+              <w:left w:val="single" w:sz="4" w:space="0" w:color="000000"/>
+              <w:bottom w:val="single" w:sz="4" w:space="0" w:color="000000"/>
+            </w:tcBorders>
+            <w:vAlign w:val="bottom"/>
+          </w:tcPr>
+          <w:p>
+            <w:pPr>
+              <w:pStyle w:val="Normal"/>
+              <w:widowControl w:val="false"/>
+              <w:spacing w:lineRule="auto" w:line="180"/>
+              <w:jc w:val="center"/>
+              <w:rPr>
+                <w:color w:val="000000"/>
+                <w:sz w:val="16"/>
+                <w:szCs w:val="16"/>
+              </w:rPr>
+            </w:pPr>
+            <w:r>
+              <w:rPr>
+                <w:rFonts w:eastAsia="arial" w:ascii="arial" w:hAnsi="arial"/>
+                <w:color w:val="000000"/>
+                <w:sz w:val="16"/>
+                <w:szCs w:val="16"/>
+              </w:rPr>
+              <w:t>Panto. Raise</w:t>
+            </w:r>
+          </w:p>
+        </w:tc>
+        <w:tc>
+          <w:tcPr>
+            <w:tcW w:w="1016" w:type="dxa"/>
+            <w:tcBorders>
+              <w:top w:val="single" w:sz="4" w:space="0" w:color="000000"/>
+              <w:left w:val="single" w:sz="4" w:space="0" w:color="000000"/>
+              <w:bottom w:val="single" w:sz="4" w:space="0" w:color="000000"/>
+            </w:tcBorders>
+            <w:vAlign w:val="bottom"/>
+          </w:tcPr>
+          <w:p>
+            <w:pPr>
+              <w:pStyle w:val="Normal"/>
+              <w:widowControl w:val="false"/>
+              <w:jc w:val="center"/>
+              <w:rPr>
+                <w:color w:val="000000"/>
+                <w:sz w:val="16"/>
+                <w:szCs w:val="16"/>
+              </w:rPr>
+            </w:pPr>
+            <w:r>
+              <w:rPr>
+                <w:color w:val="000000"/>
+                <w:sz w:val="16"/>
+                <w:szCs w:val="16"/>
+              </w:rPr>
+              <w:t>Pass.</w:t>
+            </w:r>
+          </w:p>
+          <w:p>
+            <w:pPr>
+              <w:pStyle w:val="Normal"/>
+              <w:widowControl w:val="false"/>
+              <w:jc w:val="center"/>
+              <w:rPr>
+                <w:color w:val="000000"/>
+                <w:sz w:val="16"/>
+                <w:szCs w:val="16"/>
+              </w:rPr>
+            </w:pPr>
+            <w:r>
+              <w:rPr>
+                <w:color w:val="000000"/>
+                <w:sz w:val="16"/>
+                <w:szCs w:val="16"/>
+              </w:rPr>
+              <w:t>Light On</w:t>
+            </w:r>
+          </w:p>
+        </w:tc>
+        <w:tc>
+          <w:tcPr>
+            <w:tcW w:w="1016" w:type="dxa"/>
+            <w:tcBorders>
+              <w:top w:val="single" w:sz="4" w:space="0" w:color="000000"/>
+              <w:left w:val="single" w:sz="4" w:space="0" w:color="000000"/>
+              <w:bottom w:val="single" w:sz="4" w:space="0" w:color="000000"/>
+            </w:tcBorders>
+            <w:vAlign w:val="bottom"/>
+          </w:tcPr>
+          <w:p>
+            <w:pPr>
+              <w:pStyle w:val="Normal"/>
+              <w:widowControl w:val="false"/>
+              <w:jc w:val="center"/>
+              <w:rPr>
+                <w:sz w:val="16"/>
+                <w:szCs w:val="16"/>
+              </w:rPr>
+            </w:pPr>
+            <w:r>
+              <w:rPr>
+                <w:sz w:val="16"/>
+                <w:szCs w:val="16"/>
+              </w:rPr>
+              <w:t>Sand Up</w:t>
+            </w:r>
+          </w:p>
+        </w:tc>
+        <w:tc>
+          <w:tcPr>
             <w:tcW w:w="1017" w:type="dxa"/>
             <w:tcBorders>
               <w:top w:val="single" w:sz="4" w:space="0" w:color="000000"/>
@@ -32330,7 +37960,665 @@
               </w:rPr>
             </w:pPr>
             <w:r>
-              <w:rPr/>
+              <w:rPr>
+                <w:rFonts w:eastAsia="arial" w:ascii="arial" w:hAnsi="arial"/>
+                <w:color w:val="000000"/>
+                <w:sz w:val="16"/>
+                <w:szCs w:val="16"/>
+              </w:rPr>
+              <w:t>Master Key Up</w:t>
+            </w:r>
+          </w:p>
+        </w:tc>
+        <w:tc>
+          <w:tcPr>
+            <w:tcW w:w="1016" w:type="dxa"/>
+            <w:tcBorders>
+              <w:top w:val="single" w:sz="4" w:space="0" w:color="000000"/>
+              <w:left w:val="single" w:sz="4" w:space="0" w:color="000000"/>
+              <w:bottom w:val="single" w:sz="4" w:space="0" w:color="000000"/>
+            </w:tcBorders>
+            <w:vAlign w:val="bottom"/>
+          </w:tcPr>
+          <w:p>
+            <w:pPr>
+              <w:pStyle w:val="Normal"/>
+              <w:widowControl w:val="false"/>
+              <w:spacing w:lineRule="auto" w:line="180"/>
+              <w:jc w:val="center"/>
+              <w:rPr>
+                <w:color w:val="000000"/>
+                <w:sz w:val="16"/>
+                <w:szCs w:val="16"/>
+              </w:rPr>
+            </w:pPr>
+            <w:r>
+              <w:rPr>
+                <w:rFonts w:eastAsia="arial" w:ascii="arial" w:hAnsi="arial"/>
+                <w:color w:val="000000"/>
+                <w:sz w:val="16"/>
+                <w:szCs w:val="16"/>
+              </w:rPr>
+              <w:t>Gauge Light Up</w:t>
+            </w:r>
+          </w:p>
+        </w:tc>
+        <w:tc>
+          <w:tcPr>
+            <w:tcW w:w="1020" w:type="dxa"/>
+            <w:tcBorders>
+              <w:top w:val="single" w:sz="4" w:space="0" w:color="000000"/>
+              <w:left w:val="single" w:sz="4" w:space="0" w:color="000000"/>
+              <w:bottom w:val="single" w:sz="4" w:space="0" w:color="000000"/>
+            </w:tcBorders>
+            <w:vAlign w:val="bottom"/>
+          </w:tcPr>
+          <w:p>
+            <w:pPr>
+              <w:pStyle w:val="Normal"/>
+              <w:widowControl w:val="false"/>
+              <w:jc w:val="center"/>
+              <w:rPr>
+                <w:color w:val="000000"/>
+                <w:sz w:val="16"/>
+                <w:szCs w:val="16"/>
+              </w:rPr>
+            </w:pPr>
+            <w:r>
+              <w:rPr>
+                <w:rFonts w:eastAsia="arial" w:ascii="arial" w:hAnsi="arial"/>
+                <w:color w:val="000000"/>
+                <w:sz w:val="16"/>
+                <w:szCs w:val="16"/>
+              </w:rPr>
+              <w:t>Emer.</w:t>
+            </w:r>
+          </w:p>
+          <w:p>
+            <w:pPr>
+              <w:pStyle w:val="Normal"/>
+              <w:widowControl w:val="false"/>
+              <w:jc w:val="center"/>
+              <w:rPr>
+                <w:color w:val="000000"/>
+                <w:sz w:val="16"/>
+                <w:szCs w:val="16"/>
+              </w:rPr>
+            </w:pPr>
+            <w:r>
+              <w:rPr>
+                <w:rFonts w:eastAsia="arial" w:ascii="arial" w:hAnsi="arial"/>
+                <w:color w:val="000000"/>
+                <w:sz w:val="16"/>
+                <w:szCs w:val="16"/>
+              </w:rPr>
+              <w:t>Brake</w:t>
+            </w:r>
+          </w:p>
+        </w:tc>
+        <w:tc>
+          <w:tcPr>
+            <w:tcW w:w="1016" w:type="dxa"/>
+            <w:tcBorders>
+              <w:top w:val="single" w:sz="4" w:space="0" w:color="000000"/>
+              <w:left w:val="single" w:sz="4" w:space="0" w:color="000000"/>
+              <w:bottom w:val="single" w:sz="4" w:space="0" w:color="000000"/>
+            </w:tcBorders>
+            <w:vAlign w:val="bottom"/>
+          </w:tcPr>
+          <w:p>
+            <w:pPr>
+              <w:pStyle w:val="Normal"/>
+              <w:widowControl w:val="false"/>
+              <w:spacing w:lineRule="auto" w:line="180"/>
+              <w:jc w:val="center"/>
+              <w:rPr>
+                <w:color w:val="000000"/>
+                <w:sz w:val="16"/>
+                <w:szCs w:val="16"/>
+              </w:rPr>
+            </w:pPr>
+            <w:r>
+              <w:rPr>
+                <w:rFonts w:eastAsia="arial" w:ascii="arial" w:hAnsi="arial"/>
+                <w:color w:val="000000"/>
+                <w:sz w:val="16"/>
+                <w:szCs w:val="16"/>
+              </w:rPr>
+              <w:t>Cab Light</w:t>
+            </w:r>
+          </w:p>
+          <w:p>
+            <w:pPr>
+              <w:pStyle w:val="Normal"/>
+              <w:widowControl w:val="false"/>
+              <w:spacing w:lineRule="auto" w:line="180"/>
+              <w:jc w:val="center"/>
+              <w:rPr>
+                <w:color w:val="000000"/>
+                <w:sz w:val="16"/>
+                <w:szCs w:val="16"/>
+              </w:rPr>
+            </w:pPr>
+            <w:r>
+              <w:rPr>
+                <w:rFonts w:eastAsia="arial" w:ascii="arial" w:hAnsi="arial"/>
+                <w:color w:val="000000"/>
+                <w:sz w:val="16"/>
+                <w:szCs w:val="16"/>
+              </w:rPr>
+              <w:t>Desk</w:t>
+            </w:r>
+          </w:p>
+        </w:tc>
+        <w:tc>
+          <w:tcPr>
+            <w:tcW w:w="1016" w:type="dxa"/>
+            <w:tcBorders>
+              <w:top w:val="single" w:sz="4" w:space="0" w:color="000000"/>
+              <w:left w:val="single" w:sz="4" w:space="0" w:color="000000"/>
+              <w:bottom w:val="single" w:sz="4" w:space="0" w:color="000000"/>
+            </w:tcBorders>
+            <w:vAlign w:val="bottom"/>
+          </w:tcPr>
+          <w:p>
+            <w:pPr>
+              <w:pStyle w:val="Normal"/>
+              <w:widowControl w:val="false"/>
+              <w:spacing w:lineRule="auto" w:line="180"/>
+              <w:jc w:val="center"/>
+              <w:rPr>
+                <w:color w:val="000000"/>
+                <w:sz w:val="16"/>
+                <w:szCs w:val="16"/>
+              </w:rPr>
+            </w:pPr>
+            <w:r>
+              <w:rPr>
+                <w:rFonts w:eastAsia="arial" w:ascii="arial" w:hAnsi="arial"/>
+                <w:color w:val="000000"/>
+                <w:sz w:val="16"/>
+                <w:szCs w:val="16"/>
+              </w:rPr>
+              <w:t>Parking Brake On</w:t>
+            </w:r>
+          </w:p>
+        </w:tc>
+        <w:tc>
+          <w:tcPr>
+            <w:tcW w:w="1016" w:type="dxa"/>
+            <w:tcBorders>
+              <w:top w:val="single" w:sz="4" w:space="0" w:color="000000"/>
+              <w:left w:val="single" w:sz="4" w:space="0" w:color="000000"/>
+              <w:bottom w:val="single" w:sz="4" w:space="0" w:color="000000"/>
+            </w:tcBorders>
+            <w:vAlign w:val="bottom"/>
+          </w:tcPr>
+          <w:p>
+            <w:pPr>
+              <w:pStyle w:val="Normal"/>
+              <w:widowControl w:val="false"/>
+              <w:spacing w:lineRule="auto" w:line="180"/>
+              <w:jc w:val="center"/>
+              <w:rPr>
+                <w:color w:val="000000"/>
+                <w:sz w:val="16"/>
+                <w:szCs w:val="16"/>
+              </w:rPr>
+            </w:pPr>
+            <w:r>
+              <w:rPr>
+                <w:rFonts w:eastAsia="arial" w:ascii="arial" w:hAnsi="arial"/>
+                <w:color w:val="000000"/>
+                <w:sz w:val="16"/>
+                <w:szCs w:val="16"/>
+              </w:rPr>
+              <w:t>1P Cam</w:t>
+            </w:r>
+          </w:p>
+        </w:tc>
+        <w:tc>
+          <w:tcPr>
+            <w:tcW w:w="1029" w:type="dxa"/>
+            <w:tcBorders>
+              <w:top w:val="single" w:sz="4" w:space="0" w:color="000000"/>
+              <w:left w:val="single" w:sz="4" w:space="0" w:color="000000"/>
+              <w:bottom w:val="single" w:sz="4" w:space="0" w:color="000000"/>
+              <w:right w:val="single" w:sz="4" w:space="0" w:color="000000"/>
+            </w:tcBorders>
+            <w:vAlign w:val="bottom"/>
+          </w:tcPr>
+          <w:p>
+            <w:pPr>
+              <w:pStyle w:val="Normal"/>
+              <w:widowControl w:val="false"/>
+              <w:spacing w:lineRule="auto" w:line="180"/>
+              <w:jc w:val="center"/>
+              <w:rPr>
+                <w:color w:val="000000"/>
+                <w:sz w:val="16"/>
+                <w:szCs w:val="16"/>
+              </w:rPr>
+            </w:pPr>
+            <w:r>
+              <w:rPr>
+                <w:rFonts w:eastAsia="arial" w:ascii="arial" w:hAnsi="arial"/>
+                <w:color w:val="000000"/>
+                <w:sz w:val="16"/>
+                <w:szCs w:val="16"/>
+              </w:rPr>
+              <w:t>Next</w:t>
+            </w:r>
+          </w:p>
+          <w:p>
+            <w:pPr>
+              <w:pStyle w:val="Normal"/>
+              <w:widowControl w:val="false"/>
+              <w:spacing w:lineRule="auto" w:line="180"/>
+              <w:jc w:val="center"/>
+              <w:rPr>
+                <w:color w:val="000000"/>
+                <w:sz w:val="16"/>
+                <w:szCs w:val="16"/>
+              </w:rPr>
+            </w:pPr>
+            <w:r>
+              <w:rPr>
+                <w:rFonts w:eastAsia="arial" w:ascii="arial" w:hAnsi="arial"/>
+                <w:color w:val="000000"/>
+                <w:sz w:val="16"/>
+                <w:szCs w:val="16"/>
+              </w:rPr>
+              <w:t>Cab Cam</w:t>
+            </w:r>
+          </w:p>
+        </w:tc>
+      </w:tr>
+    </w:tbl>
+    <w:p>
+      <w:pPr>
+        <w:pStyle w:val="Normal"/>
+        <w:rPr>
+          <w:rFonts w:ascii="arial" w:hAnsi="arial" w:eastAsia="arial"/>
+          <w:color w:val="000000"/>
+          <w:sz w:val="16"/>
+          <w:szCs w:val="16"/>
+        </w:rPr>
+      </w:pPr>
+      <w:r>
+        <w:rPr>
+          <w:rFonts w:eastAsia="arial" w:ascii="arial" w:hAnsi="arial"/>
+          <w:color w:val="000000"/>
+          <w:sz w:val="16"/>
+          <w:szCs w:val="16"/>
+        </w:rPr>
+      </w:r>
+    </w:p>
+    <w:p>
+      <w:pPr>
+        <w:pStyle w:val="Normal"/>
+        <w:rPr>
+          <w:color w:val="000000"/>
+          <w:sz w:val="16"/>
+          <w:szCs w:val="16"/>
+        </w:rPr>
+      </w:pPr>
+      <w:r>
+        <w:rPr>
+          <w:rFonts w:eastAsia="arial" w:ascii="arial" w:hAnsi="arial"/>
+          <w:color w:val="000000"/>
+          <w:sz w:val="16"/>
+          <w:szCs w:val="16"/>
+        </w:rPr>
+        <w:tab/>
+        <w:t xml:space="preserve">           DB BR 4</w:t>
+      </w:r>
+      <w:r>
+        <w:rPr>
+          <w:rFonts w:eastAsia="arial" w:ascii="arial" w:hAnsi="arial"/>
+          <w:color w:val="000000"/>
+          <w:sz w:val="16"/>
+          <w:szCs w:val="16"/>
+        </w:rPr>
+        <w:t>42</w:t>
+      </w:r>
+      <w:r>
+        <w:rPr>
+          <w:rFonts w:eastAsia="arial" w:ascii="arial" w:hAnsi="arial"/>
+          <w:color w:val="000000"/>
+          <w:sz w:val="16"/>
+          <w:szCs w:val="16"/>
+        </w:rPr>
+        <w:t>-2</w:t>
+      </w:r>
+    </w:p>
+    <w:tbl>
+      <w:tblPr>
+        <w:tblW w:w="14248" w:type="dxa"/>
+        <w:jc w:val="left"/>
+        <w:tblInd w:w="-5" w:type="dxa"/>
+        <w:tblLayout w:type="fixed"/>
+        <w:tblCellMar>
+          <w:top w:w="0" w:type="dxa"/>
+          <w:left w:w="108" w:type="dxa"/>
+          <w:bottom w:w="0" w:type="dxa"/>
+          <w:right w:w="108" w:type="dxa"/>
+        </w:tblCellMar>
+        <w:tblLook w:firstRow="1" w:noVBand="1" w:lastRow="0" w:firstColumn="1" w:lastColumn="0" w:noHBand="0" w:val="04a0"/>
+      </w:tblPr>
+      <w:tblGrid>
+        <w:gridCol w:w="1017"/>
+        <w:gridCol w:w="1019"/>
+        <w:gridCol w:w="1014"/>
+        <w:gridCol w:w="1016"/>
+        <w:gridCol w:w="1020"/>
+        <w:gridCol w:w="1016"/>
+        <w:gridCol w:w="1016"/>
+        <w:gridCol w:w="1017"/>
+        <w:gridCol w:w="1016"/>
+        <w:gridCol w:w="1020"/>
+        <w:gridCol w:w="1016"/>
+        <w:gridCol w:w="1016"/>
+        <w:gridCol w:w="1016"/>
+        <w:gridCol w:w="1029"/>
+      </w:tblGrid>
+      <w:tr>
+        <w:trPr>
+          <w:trHeight w:val="440" w:hRule="exact"/>
+          <w:cantSplit w:val="true"/>
+        </w:trPr>
+        <w:tc>
+          <w:tcPr>
+            <w:tcW w:w="1017" w:type="dxa"/>
+            <w:tcBorders>
+              <w:top w:val="single" w:sz="4" w:space="0" w:color="000000"/>
+              <w:left w:val="single" w:sz="4" w:space="0" w:color="000000"/>
+              <w:bottom w:val="single" w:sz="4" w:space="0" w:color="000000"/>
+            </w:tcBorders>
+            <w:vAlign w:val="bottom"/>
+          </w:tcPr>
+          <w:p>
+            <w:pPr>
+              <w:pStyle w:val="Normal"/>
+              <w:widowControl w:val="false"/>
+              <w:spacing w:lineRule="auto" w:line="180" w:before="0" w:after="60"/>
+              <w:jc w:val="center"/>
+              <w:rPr>
+                <w:color w:val="000000"/>
+                <w:sz w:val="16"/>
+                <w:szCs w:val="16"/>
+              </w:rPr>
+            </w:pPr>
+            <w:r>
+              <w:rPr>
+                <w:rFonts w:eastAsia="arial" w:ascii="arial" w:hAnsi="arial"/>
+                <w:b/>
+                <w:color w:val="000000"/>
+                <w:sz w:val="16"/>
+                <w:szCs w:val="16"/>
+              </w:rPr>
+              <w:t>HUD</w:t>
+            </w:r>
+          </w:p>
+        </w:tc>
+        <w:tc>
+          <w:tcPr>
+            <w:tcW w:w="1019" w:type="dxa"/>
+            <w:tcBorders>
+              <w:top w:val="single" w:sz="4" w:space="0" w:color="000000"/>
+              <w:left w:val="single" w:sz="4" w:space="0" w:color="000000"/>
+              <w:bottom w:val="single" w:sz="4" w:space="0" w:color="000000"/>
+            </w:tcBorders>
+            <w:vAlign w:val="bottom"/>
+          </w:tcPr>
+          <w:p>
+            <w:pPr>
+              <w:pStyle w:val="Normal"/>
+              <w:widowControl w:val="false"/>
+              <w:spacing w:lineRule="auto" w:line="180"/>
+              <w:jc w:val="center"/>
+              <w:rPr>
+                <w:rFonts w:ascii="arial" w:hAnsi="arial" w:eastAsia="arial"/>
+                <w:color w:val="000000"/>
+                <w:sz w:val="16"/>
+                <w:szCs w:val="16"/>
+              </w:rPr>
+            </w:pPr>
+            <w:r>
+              <w:rPr>
+                <w:rFonts w:eastAsia="arial" w:ascii="arial" w:hAnsi="arial"/>
+                <w:color w:val="000000"/>
+                <w:sz w:val="16"/>
+                <w:szCs w:val="16"/>
+              </w:rPr>
+              <w:t>Schedule</w:t>
+            </w:r>
+          </w:p>
+        </w:tc>
+        <w:tc>
+          <w:tcPr>
+            <w:tcW w:w="1014" w:type="dxa"/>
+            <w:tcBorders>
+              <w:top w:val="single" w:sz="4" w:space="0" w:color="000000"/>
+              <w:left w:val="single" w:sz="4" w:space="0" w:color="000000"/>
+              <w:bottom w:val="single" w:sz="4" w:space="0" w:color="000000"/>
+            </w:tcBorders>
+            <w:vAlign w:val="bottom"/>
+          </w:tcPr>
+          <w:p>
+            <w:pPr>
+              <w:pStyle w:val="Normal"/>
+              <w:widowControl w:val="false"/>
+              <w:spacing w:lineRule="auto" w:line="180"/>
+              <w:jc w:val="center"/>
+              <w:rPr>
+                <w:color w:val="000000"/>
+                <w:sz w:val="16"/>
+                <w:szCs w:val="16"/>
+              </w:rPr>
+            </w:pPr>
+            <w:r>
+              <w:rPr>
+                <w:rFonts w:eastAsia="arial" w:ascii="arial" w:hAnsi="arial"/>
+                <w:color w:val="000000"/>
+                <w:sz w:val="16"/>
+                <w:szCs w:val="16"/>
+              </w:rPr>
+              <w:t>MCB Open</w:t>
+            </w:r>
+          </w:p>
+        </w:tc>
+        <w:tc>
+          <w:tcPr>
+            <w:tcW w:w="1016" w:type="dxa"/>
+            <w:tcBorders>
+              <w:top w:val="single" w:sz="4" w:space="0" w:color="000000"/>
+              <w:left w:val="single" w:sz="4" w:space="0" w:color="000000"/>
+              <w:bottom w:val="single" w:sz="4" w:space="0" w:color="000000"/>
+            </w:tcBorders>
+            <w:vAlign w:val="bottom"/>
+          </w:tcPr>
+          <w:p>
+            <w:pPr>
+              <w:pStyle w:val="Normal"/>
+              <w:widowControl w:val="false"/>
+              <w:spacing w:lineRule="auto" w:line="180"/>
+              <w:jc w:val="center"/>
+              <w:rPr>
+                <w:sz w:val="16"/>
+                <w:szCs w:val="16"/>
+              </w:rPr>
+            </w:pPr>
+            <w:r>
+              <w:rPr>
+                <w:sz w:val="16"/>
+                <w:szCs w:val="16"/>
+              </w:rPr>
+              <w:t>Sifa</w:t>
+            </w:r>
+          </w:p>
+        </w:tc>
+        <w:tc>
+          <w:tcPr>
+            <w:tcW w:w="1020" w:type="dxa"/>
+            <w:tcBorders>
+              <w:top w:val="single" w:sz="4" w:space="0" w:color="000000"/>
+              <w:left w:val="single" w:sz="4" w:space="0" w:color="000000"/>
+              <w:bottom w:val="single" w:sz="4" w:space="0" w:color="000000"/>
+            </w:tcBorders>
+            <w:vAlign w:val="bottom"/>
+          </w:tcPr>
+          <w:p>
+            <w:pPr>
+              <w:pStyle w:val="Normal"/>
+              <w:widowControl w:val="false"/>
+              <w:jc w:val="center"/>
+              <w:rPr>
+                <w:rFonts w:ascii="arial" w:hAnsi="arial" w:eastAsia="arial"/>
+                <w:color w:val="000000"/>
+                <w:sz w:val="16"/>
+                <w:szCs w:val="16"/>
+              </w:rPr>
+            </w:pPr>
+            <w:r>
+              <w:rPr>
+                <w:rFonts w:eastAsia="arial" w:ascii="arial" w:hAnsi="arial"/>
+                <w:color w:val="000000"/>
+                <w:sz w:val="16"/>
+                <w:szCs w:val="16"/>
+              </w:rPr>
+              <w:t>Panto.</w:t>
+            </w:r>
+          </w:p>
+          <w:p>
+            <w:pPr>
+              <w:pStyle w:val="Normal"/>
+              <w:widowControl w:val="false"/>
+              <w:jc w:val="center"/>
+              <w:rPr>
+                <w:rFonts w:ascii="arial" w:hAnsi="arial" w:eastAsia="arial"/>
+                <w:color w:val="000000"/>
+                <w:sz w:val="16"/>
+                <w:szCs w:val="16"/>
+              </w:rPr>
+            </w:pPr>
+            <w:r>
+              <w:rPr>
+                <w:rFonts w:eastAsia="arial" w:ascii="arial" w:hAnsi="arial"/>
+                <w:color w:val="000000"/>
+                <w:sz w:val="16"/>
+                <w:szCs w:val="16"/>
+              </w:rPr>
+              <w:t>Low</w:t>
+            </w:r>
+          </w:p>
+        </w:tc>
+        <w:tc>
+          <w:tcPr>
+            <w:tcW w:w="1016" w:type="dxa"/>
+            <w:tcBorders>
+              <w:top w:val="single" w:sz="4" w:space="0" w:color="000000"/>
+              <w:left w:val="single" w:sz="4" w:space="0" w:color="000000"/>
+              <w:bottom w:val="single" w:sz="4" w:space="0" w:color="000000"/>
+            </w:tcBorders>
+            <w:vAlign w:val="bottom"/>
+          </w:tcPr>
+          <w:p>
+            <w:pPr>
+              <w:pStyle w:val="Normal"/>
+              <w:widowControl w:val="false"/>
+              <w:jc w:val="center"/>
+              <w:rPr>
+                <w:color w:val="000000"/>
+                <w:sz w:val="16"/>
+                <w:szCs w:val="16"/>
+              </w:rPr>
+            </w:pPr>
+            <w:r>
+              <w:rPr>
+                <w:color w:val="000000"/>
+                <w:sz w:val="16"/>
+                <w:szCs w:val="16"/>
+              </w:rPr>
+              <w:t>Pass.</w:t>
+            </w:r>
+          </w:p>
+          <w:p>
+            <w:pPr>
+              <w:pStyle w:val="Normal"/>
+              <w:widowControl w:val="false"/>
+              <w:jc w:val="center"/>
+              <w:rPr>
+                <w:color w:val="000000"/>
+                <w:sz w:val="16"/>
+                <w:szCs w:val="16"/>
+              </w:rPr>
+            </w:pPr>
+            <w:r>
+              <w:rPr>
+                <w:color w:val="000000"/>
+                <w:sz w:val="16"/>
+                <w:szCs w:val="16"/>
+              </w:rPr>
+              <w:t>Light Off</w:t>
+            </w:r>
+          </w:p>
+        </w:tc>
+        <w:tc>
+          <w:tcPr>
+            <w:tcW w:w="1016" w:type="dxa"/>
+            <w:tcBorders>
+              <w:top w:val="single" w:sz="4" w:space="0" w:color="000000"/>
+              <w:left w:val="single" w:sz="4" w:space="0" w:color="000000"/>
+              <w:bottom w:val="single" w:sz="4" w:space="0" w:color="000000"/>
+            </w:tcBorders>
+            <w:vAlign w:val="bottom"/>
+          </w:tcPr>
+          <w:p>
+            <w:pPr>
+              <w:pStyle w:val="Normal"/>
+              <w:widowControl w:val="false"/>
+              <w:jc w:val="center"/>
+              <w:rPr>
+                <w:sz w:val="16"/>
+                <w:szCs w:val="16"/>
+              </w:rPr>
+            </w:pPr>
+            <w:r>
+              <w:rPr>
+                <w:sz w:val="16"/>
+                <w:szCs w:val="16"/>
+              </w:rPr>
+              <w:t>Sand Down</w:t>
+            </w:r>
+          </w:p>
+        </w:tc>
+        <w:tc>
+          <w:tcPr>
+            <w:tcW w:w="1017" w:type="dxa"/>
+            <w:tcBorders>
+              <w:top w:val="single" w:sz="4" w:space="0" w:color="000000"/>
+              <w:left w:val="single" w:sz="4" w:space="0" w:color="000000"/>
+              <w:bottom w:val="single" w:sz="4" w:space="0" w:color="000000"/>
+            </w:tcBorders>
+            <w:vAlign w:val="bottom"/>
+          </w:tcPr>
+          <w:p>
+            <w:pPr>
+              <w:pStyle w:val="Normal"/>
+              <w:widowControl w:val="false"/>
+              <w:jc w:val="center"/>
+              <w:rPr>
+                <w:sz w:val="16"/>
+                <w:szCs w:val="16"/>
+              </w:rPr>
+            </w:pPr>
+            <w:r>
+              <w:rPr>
+                <w:sz w:val="16"/>
+                <w:szCs w:val="16"/>
+              </w:rPr>
+              <w:t>Master Key Down</w:t>
             </w:r>
           </w:p>
         </w:tc>
@@ -32394,33 +38682,62 @@
                 <w:sz w:val="16"/>
                 <w:szCs w:val="16"/>
               </w:rPr>
-              <w:t>Uncouple</w:t>
-            </w:r>
-          </w:p>
-        </w:tc>
-        <w:tc>
-          <w:tcPr>
-            <w:tcW w:w="1016" w:type="dxa"/>
-            <w:tcBorders>
-              <w:top w:val="single" w:sz="4" w:space="0" w:color="000000"/>
-              <w:left w:val="single" w:sz="4" w:space="0" w:color="000000"/>
-              <w:bottom w:val="single" w:sz="4" w:space="0" w:color="000000"/>
-            </w:tcBorders>
-            <w:vAlign w:val="bottom"/>
-          </w:tcPr>
-          <w:p>
-            <w:pPr>
-              <w:pStyle w:val="Normal"/>
-              <w:widowControl w:val="false"/>
-              <w:jc w:val="center"/>
-              <w:rPr>
-                <w:color w:val="000000"/>
-                <w:sz w:val="16"/>
-                <w:szCs w:val="16"/>
-              </w:rPr>
-            </w:pPr>
-            <w:r>
-              <w:rPr/>
+              <w:t>Tempomat</w:t>
+            </w:r>
+          </w:p>
+        </w:tc>
+        <w:tc>
+          <w:tcPr>
+            <w:tcW w:w="1016" w:type="dxa"/>
+            <w:tcBorders>
+              <w:top w:val="single" w:sz="4" w:space="0" w:color="000000"/>
+              <w:left w:val="single" w:sz="4" w:space="0" w:color="000000"/>
+              <w:bottom w:val="single" w:sz="4" w:space="0" w:color="000000"/>
+            </w:tcBorders>
+            <w:vAlign w:val="bottom"/>
+          </w:tcPr>
+          <w:p>
+            <w:pPr>
+              <w:pStyle w:val="Normal"/>
+              <w:widowControl w:val="false"/>
+              <w:spacing w:lineRule="auto" w:line="180"/>
+              <w:jc w:val="center"/>
+              <w:rPr>
+                <w:color w:val="000000"/>
+                <w:sz w:val="16"/>
+                <w:szCs w:val="16"/>
+              </w:rPr>
+            </w:pPr>
+            <w:r>
+              <w:rPr>
+                <w:rFonts w:eastAsia="arial" w:ascii="arial" w:hAnsi="arial"/>
+                <w:color w:val="000000"/>
+                <w:sz w:val="16"/>
+                <w:szCs w:val="16"/>
+              </w:rPr>
+              <w:t>Cab Light</w:t>
+            </w:r>
+          </w:p>
+          <w:p>
+            <w:pPr>
+              <w:pStyle w:val="Normal"/>
+              <w:widowControl w:val="false"/>
+              <w:spacing w:lineRule="auto" w:line="180"/>
+              <w:jc w:val="center"/>
+              <w:rPr>
+                <w:color w:val="000000"/>
+                <w:sz w:val="16"/>
+                <w:szCs w:val="16"/>
+              </w:rPr>
+            </w:pPr>
+            <w:r>
+              <w:rPr>
+                <w:rFonts w:eastAsia="arial" w:ascii="arial" w:hAnsi="arial"/>
+                <w:color w:val="000000"/>
+                <w:sz w:val="16"/>
+                <w:szCs w:val="16"/>
+              </w:rPr>
+              <w:t>Cab</w:t>
             </w:r>
           </w:p>
         </w:tc>
@@ -33609,13 +39926,13 @@
       <w:rFonts w:ascii="Symbol" w:hAnsi="Symbol" w:cs="Symbol"/>
     </w:rPr>
   </w:style>
-  <w:style w:type="character" w:styleId="user" w:customStyle="1">
-    <w:name w:val="번호 매기기 기호 (user)"/>
+  <w:style w:type="character" w:styleId="Style5" w:customStyle="1">
+    <w:name w:val="번호 매기기 기호"/>
     <w:qFormat/>
     <w:rPr/>
   </w:style>
-  <w:style w:type="character" w:styleId="Style5">
-    <w:name w:val="번호 매기기 기호"/>
+  <w:style w:type="character" w:styleId="user">
+    <w:name w:val="번호 매기기 기호 (user)"/>
     <w:qFormat/>
     <w:rPr/>
   </w:style>
@@ -33629,7 +39946,7 @@
       <w:spacing w:before="240" w:after="120"/>
     </w:pPr>
     <w:rPr>
-      <w:rFonts w:ascii="Liberation Sans" w:hAnsi="Liberation Sans" w:eastAsia="Noto Sans CJK KR" w:cs="Lohit Devanagari"/>
+      <w:rFonts w:ascii="Liberation Sans" w:hAnsi="Liberation Sans" w:eastAsia="Noto Sans KR" w:cs="Arial"/>
       <w:sz w:val="28"/>
       <w:szCs w:val="28"/>
     </w:rPr>
@@ -33666,7 +39983,7 @@
       <w:szCs w:val="24"/>
     </w:rPr>
   </w:style>
-  <w:style w:type="paragraph" w:styleId="Style7" w:customStyle="1">
+  <w:style w:type="paragraph" w:styleId="Style7">
     <w:name w:val="색인"/>
     <w:basedOn w:val="Normal"/>
     <w:qFormat/>
@@ -33674,7 +39991,8 @@
       <w:suppressLineNumbers/>
     </w:pPr>
     <w:rPr>
-      <w:rFonts w:cs="Lohit Devanagari"/>
+      <w:rFonts w:cs="Arial"/>
+      <w:sz w:val="24"/>
     </w:rPr>
   </w:style>
   <w:style w:type="paragraph" w:styleId="user1">
@@ -33687,12 +40005,12 @@
       <w:spacing w:before="240" w:after="120"/>
     </w:pPr>
     <w:rPr>
-      <w:rFonts w:ascii="Liberation Sans" w:hAnsi="Liberation Sans" w:eastAsia="Noto Sans KR" w:cs="Arial"/>
+      <w:rFonts w:ascii="Liberation Sans" w:hAnsi="Liberation Sans" w:eastAsia="Noto Sans CJK KR" w:cs="Lohit Devanagari"/>
       <w:sz w:val="28"/>
       <w:szCs w:val="28"/>
     </w:rPr>
   </w:style>
-  <w:style w:type="paragraph" w:styleId="user2">
+  <w:style w:type="paragraph" w:styleId="user2" w:customStyle="1">
     <w:name w:val="색인 (user)"/>
     <w:basedOn w:val="Normal"/>
     <w:qFormat/>
@@ -33700,8 +40018,7 @@
       <w:suppressLineNumbers/>
     </w:pPr>
     <w:rPr>
-      <w:rFonts w:cs="Arial"/>
-      <w:sz w:val="24"/>
+      <w:rFonts w:cs="Lohit Devanagari"/>
     </w:rPr>
   </w:style>
   <w:style w:type="paragraph" w:styleId="Title">
@@ -34383,8 +40700,8 @@
       <w:szCs w:val="24"/>
     </w:rPr>
   </w:style>
-  <w:style w:type="paragraph" w:styleId="Style8" w:customStyle="1">
-    <w:name w:val="표 내용"/>
+  <w:style w:type="paragraph" w:styleId="user3" w:customStyle="1">
+    <w:name w:val="표 내용 (user)"/>
     <w:basedOn w:val="Normal"/>
     <w:qFormat/>
     <w:pPr>
@@ -34392,9 +40709,9 @@
     </w:pPr>
     <w:rPr/>
   </w:style>
-  <w:style w:type="paragraph" w:styleId="Style9" w:customStyle="1">
-    <w:name w:val="표제목"/>
-    <w:basedOn w:val="Style8"/>
+  <w:style w:type="paragraph" w:styleId="user4" w:customStyle="1">
+    <w:name w:val="표제목 (user)"/>
+    <w:basedOn w:val="user3"/>
     <w:qFormat/>
     <w:pPr>
       <w:jc w:val="center"/>
@@ -34404,8 +40721,8 @@
       <w:bCs/>
     </w:rPr>
   </w:style>
-  <w:style w:type="paragraph" w:styleId="user3">
-    <w:name w:val="표 내용 (user)"/>
+  <w:style w:type="paragraph" w:styleId="Style8">
+    <w:name w:val="표 내용"/>
     <w:basedOn w:val="Normal"/>
     <w:qFormat/>
     <w:pPr>
@@ -34414,9 +40731,9 @@
     </w:pPr>
     <w:rPr/>
   </w:style>
-  <w:style w:type="paragraph" w:styleId="user4">
-    <w:name w:val="표제목 (user)"/>
-    <w:basedOn w:val="user3"/>
+  <w:style w:type="paragraph" w:styleId="Style9">
+    <w:name w:val="표제목"/>
+    <w:basedOn w:val="Style8"/>
     <w:qFormat/>
     <w:pPr>
       <w:suppressLineNumbers/>

--- a/raildriver-Germany-Remapped.docx
+++ b/raildriver-Germany-Remapped.docx
@@ -15124,6 +15124,57 @@
       </w:pPr>
       <w:r>
         <w:rPr>
+          <w:color w:val="000000"/>
+          <w:sz w:val="16"/>
+          <w:szCs w:val="16"/>
+        </w:rPr>
+      </w:r>
+    </w:p>
+    <w:p>
+      <w:pPr>
+        <w:pStyle w:val="Normal"/>
+        <w:rPr>
+          <w:color w:val="000000"/>
+          <w:sz w:val="16"/>
+          <w:szCs w:val="16"/>
+        </w:rPr>
+      </w:pPr>
+      <w:r>
+        <w:rPr>
+          <w:color w:val="000000"/>
+          <w:sz w:val="16"/>
+          <w:szCs w:val="16"/>
+        </w:rPr>
+      </w:r>
+    </w:p>
+    <w:p>
+      <w:pPr>
+        <w:pStyle w:val="Normal"/>
+        <w:rPr>
+          <w:color w:val="000000"/>
+          <w:sz w:val="16"/>
+          <w:szCs w:val="16"/>
+        </w:rPr>
+      </w:pPr>
+      <w:r>
+        <w:rPr>
+          <w:color w:val="000000"/>
+          <w:sz w:val="16"/>
+          <w:szCs w:val="16"/>
+        </w:rPr>
+      </w:r>
+    </w:p>
+    <w:p>
+      <w:pPr>
+        <w:pStyle w:val="Normal"/>
+        <w:rPr>
+          <w:color w:val="000000"/>
+          <w:sz w:val="16"/>
+          <w:szCs w:val="16"/>
+        </w:rPr>
+      </w:pPr>
+      <w:r>
+        <w:rPr>
           <w:rFonts w:eastAsia="arial" w:ascii="arial" w:hAnsi="arial"/>
           <w:color w:val="000000"/>
           <w:sz w:val="16"/>
@@ -30150,6 +30201,57 @@
           <w:sz w:val="16"/>
           <w:szCs w:val="16"/>
         </w:rPr>
+      </w:r>
+    </w:p>
+    <w:p>
+      <w:pPr>
+        <w:pStyle w:val="Normal"/>
+        <w:rPr>
+          <w:color w:val="000000"/>
+          <w:sz w:val="16"/>
+          <w:szCs w:val="16"/>
+        </w:rPr>
+      </w:pPr>
+      <w:r>
+        <w:rPr>
+          <w:color w:val="000000"/>
+          <w:sz w:val="16"/>
+          <w:szCs w:val="16"/>
+        </w:rPr>
+      </w:r>
+    </w:p>
+    <w:p>
+      <w:pPr>
+        <w:pStyle w:val="Normal"/>
+        <w:rPr>
+          <w:color w:val="000000"/>
+          <w:sz w:val="16"/>
+          <w:szCs w:val="16"/>
+        </w:rPr>
+      </w:pPr>
+      <w:r>
+        <w:rPr>
+          <w:color w:val="000000"/>
+          <w:sz w:val="16"/>
+          <w:szCs w:val="16"/>
+        </w:rPr>
+      </w:r>
+    </w:p>
+    <w:p>
+      <w:pPr>
+        <w:pStyle w:val="Normal"/>
+        <w:rPr>
+          <w:color w:val="000000"/>
+          <w:sz w:val="16"/>
+          <w:szCs w:val="16"/>
+        </w:rPr>
+      </w:pPr>
+      <w:r>
+        <w:rPr>
+          <w:color w:val="000000"/>
+          <w:sz w:val="16"/>
+          <w:szCs w:val="16"/>
+        </w:rPr>
         <w:tab/>
         <w:t xml:space="preserve">       </w:t>
       </w:r>
@@ -32784,11 +32886,7 @@
               </w:rPr>
             </w:pPr>
             <w:r>
-              <w:rPr>
-                <w:sz w:val="16"/>
-                <w:szCs w:val="16"/>
-              </w:rPr>
-              <w:t>Sand Up</w:t>
+              <w:rPr/>
             </w:r>
           </w:p>
         </w:tc>
@@ -33422,11 +33520,7 @@
               </w:rPr>
             </w:pPr>
             <w:r>
-              <w:rPr>
-                <w:sz w:val="16"/>
-                <w:szCs w:val="16"/>
-              </w:rPr>
-              <w:t>Sand Down</w:t>
+              <w:rPr/>
             </w:r>
           </w:p>
         </w:tc>
@@ -34064,11 +34158,7 @@
               </w:rPr>
             </w:pPr>
             <w:r>
-              <w:rPr>
-                <w:sz w:val="16"/>
-                <w:szCs w:val="16"/>
-              </w:rPr>
-              <w:t>Sand Up</w:t>
+              <w:rPr/>
             </w:r>
           </w:p>
         </w:tc>
@@ -34702,11 +34792,7 @@
               </w:rPr>
             </w:pPr>
             <w:r>
-              <w:rPr>
-                <w:sz w:val="16"/>
-                <w:szCs w:val="16"/>
-              </w:rPr>
-              <w:t>Sand Down</w:t>
+              <w:rPr/>
             </w:r>
           </w:p>
         </w:tc>
@@ -35344,11 +35430,7 @@
               </w:rPr>
             </w:pPr>
             <w:r>
-              <w:rPr>
-                <w:sz w:val="16"/>
-                <w:szCs w:val="16"/>
-              </w:rPr>
-              <w:t>Sand Up</w:t>
+              <w:rPr/>
             </w:r>
           </w:p>
         </w:tc>
@@ -35982,11 +36064,7 @@
               </w:rPr>
             </w:pPr>
             <w:r>
-              <w:rPr>
-                <w:sz w:val="16"/>
-                <w:szCs w:val="16"/>
-              </w:rPr>
-              <w:t>Sand Down</w:t>
+              <w:rPr/>
             </w:r>
           </w:p>
         </w:tc>
@@ -36330,25 +36408,7 @@
           <w:sz w:val="16"/>
           <w:szCs w:val="16"/>
         </w:rPr>
-        <w:t xml:space="preserve">    DB BR 4</w:t>
-      </w:r>
-      <w:r>
-        <w:rPr>
-          <w:rFonts w:eastAsia="arial" w:ascii="arial" w:hAnsi="arial"/>
-          <w:color w:val="000000"/>
-          <w:sz w:val="16"/>
-          <w:szCs w:val="16"/>
-        </w:rPr>
-        <w:t>30</w:t>
-      </w:r>
-      <w:r>
-        <w:rPr>
-          <w:rFonts w:eastAsia="arial" w:ascii="arial" w:hAnsi="arial"/>
-          <w:color w:val="000000"/>
-          <w:sz w:val="16"/>
-          <w:szCs w:val="16"/>
-        </w:rPr>
-        <w:t>-1</w:t>
+        <w:t xml:space="preserve">    DB BR 430-1</w:t>
       </w:r>
     </w:p>
     <w:tbl>
@@ -36642,11 +36702,7 @@
               </w:rPr>
             </w:pPr>
             <w:r>
-              <w:rPr>
-                <w:sz w:val="16"/>
-                <w:szCs w:val="16"/>
-              </w:rPr>
-              <w:t>Sand Up</w:t>
+              <w:rPr/>
             </w:r>
           </w:p>
         </w:tc>
@@ -36706,7 +36762,11 @@
               </w:rPr>
             </w:pPr>
             <w:r>
-              <w:rPr/>
+              <w:rPr>
+                <w:color w:val="000000"/>
+                <w:sz w:val="16"/>
+                <w:szCs w:val="16"/>
+              </w:rPr>
             </w:r>
           </w:p>
         </w:tc>
@@ -36978,25 +37038,7 @@
           <w:szCs w:val="16"/>
         </w:rPr>
         <w:tab/>
-        <w:t xml:space="preserve">           DB BR 4</w:t>
-      </w:r>
-      <w:r>
-        <w:rPr>
-          <w:rFonts w:eastAsia="arial" w:ascii="arial" w:hAnsi="arial"/>
-          <w:color w:val="000000"/>
-          <w:sz w:val="16"/>
-          <w:szCs w:val="16"/>
-        </w:rPr>
-        <w:t>30</w:t>
-      </w:r>
-      <w:r>
-        <w:rPr>
-          <w:rFonts w:eastAsia="arial" w:ascii="arial" w:hAnsi="arial"/>
-          <w:color w:val="000000"/>
-          <w:sz w:val="16"/>
-          <w:szCs w:val="16"/>
-        </w:rPr>
-        <w:t>-2</w:t>
+        <w:t xml:space="preserve">           DB BR 430-2</w:t>
       </w:r>
     </w:p>
     <w:tbl>
@@ -37292,11 +37334,7 @@
               </w:rPr>
             </w:pPr>
             <w:r>
-              <w:rPr>
-                <w:sz w:val="16"/>
-                <w:szCs w:val="16"/>
-              </w:rPr>
-              <w:t>Sand Down</w:t>
+              <w:rPr/>
             </w:r>
           </w:p>
         </w:tc>
@@ -37355,7 +37393,11 @@
               </w:rPr>
             </w:pPr>
             <w:r>
-              <w:rPr/>
+              <w:rPr>
+                <w:color w:val="000000"/>
+                <w:sz w:val="16"/>
+                <w:szCs w:val="16"/>
+              </w:rPr>
             </w:r>
           </w:p>
         </w:tc>
@@ -37634,7 +37676,3644 @@
           <w:sz w:val="16"/>
           <w:szCs w:val="16"/>
         </w:rPr>
-        <w:t xml:space="preserve">    DB BR 4</w:t>
+        <w:t xml:space="preserve">    DB BR 442-1</w:t>
+      </w:r>
+    </w:p>
+    <w:tbl>
+      <w:tblPr>
+        <w:tblW w:w="14248" w:type="dxa"/>
+        <w:jc w:val="left"/>
+        <w:tblInd w:w="-5" w:type="dxa"/>
+        <w:tblLayout w:type="fixed"/>
+        <w:tblCellMar>
+          <w:top w:w="0" w:type="dxa"/>
+          <w:left w:w="108" w:type="dxa"/>
+          <w:bottom w:w="0" w:type="dxa"/>
+          <w:right w:w="108" w:type="dxa"/>
+        </w:tblCellMar>
+        <w:tblLook w:firstRow="1" w:noVBand="1" w:lastRow="0" w:firstColumn="1" w:lastColumn="0" w:noHBand="0" w:val="04a0"/>
+      </w:tblPr>
+      <w:tblGrid>
+        <w:gridCol w:w="1017"/>
+        <w:gridCol w:w="1019"/>
+        <w:gridCol w:w="1014"/>
+        <w:gridCol w:w="1016"/>
+        <w:gridCol w:w="1020"/>
+        <w:gridCol w:w="1016"/>
+        <w:gridCol w:w="1016"/>
+        <w:gridCol w:w="1017"/>
+        <w:gridCol w:w="1016"/>
+        <w:gridCol w:w="1020"/>
+        <w:gridCol w:w="1016"/>
+        <w:gridCol w:w="1016"/>
+        <w:gridCol w:w="1016"/>
+        <w:gridCol w:w="1029"/>
+      </w:tblGrid>
+      <w:tr>
+        <w:trPr>
+          <w:trHeight w:val="440" w:hRule="exact"/>
+          <w:cantSplit w:val="true"/>
+        </w:trPr>
+        <w:tc>
+          <w:tcPr>
+            <w:tcW w:w="1017" w:type="dxa"/>
+            <w:tcBorders>
+              <w:top w:val="single" w:sz="4" w:space="0" w:color="000000"/>
+              <w:left w:val="single" w:sz="4" w:space="0" w:color="000000"/>
+              <w:bottom w:val="single" w:sz="4" w:space="0" w:color="000000"/>
+            </w:tcBorders>
+            <w:vAlign w:val="bottom"/>
+          </w:tcPr>
+          <w:p>
+            <w:pPr>
+              <w:pStyle w:val="Normal"/>
+              <w:widowControl w:val="false"/>
+              <w:spacing w:lineRule="auto" w:line="180" w:before="0" w:after="60"/>
+              <w:jc w:val="center"/>
+              <w:rPr>
+                <w:color w:val="000000"/>
+                <w:sz w:val="16"/>
+                <w:szCs w:val="16"/>
+              </w:rPr>
+            </w:pPr>
+            <w:r>
+              <w:rPr>
+                <w:rFonts w:eastAsia="arial" w:ascii="arial" w:hAnsi="arial"/>
+                <w:b/>
+                <w:color w:val="000000"/>
+                <w:sz w:val="16"/>
+                <w:szCs w:val="16"/>
+              </w:rPr>
+              <w:t>Pause</w:t>
+            </w:r>
+          </w:p>
+        </w:tc>
+        <w:tc>
+          <w:tcPr>
+            <w:tcW w:w="1019" w:type="dxa"/>
+            <w:tcBorders>
+              <w:top w:val="single" w:sz="4" w:space="0" w:color="000000"/>
+              <w:left w:val="single" w:sz="4" w:space="0" w:color="000000"/>
+              <w:bottom w:val="single" w:sz="4" w:space="0" w:color="000000"/>
+            </w:tcBorders>
+            <w:vAlign w:val="bottom"/>
+          </w:tcPr>
+          <w:p>
+            <w:pPr>
+              <w:pStyle w:val="Normal"/>
+              <w:widowControl w:val="false"/>
+              <w:spacing w:lineRule="auto" w:line="180"/>
+              <w:jc w:val="center"/>
+              <w:rPr>
+                <w:color w:val="000000"/>
+                <w:sz w:val="16"/>
+                <w:szCs w:val="16"/>
+              </w:rPr>
+            </w:pPr>
+            <w:r>
+              <w:rPr>
+                <w:color w:val="000000"/>
+                <w:sz w:val="16"/>
+                <w:szCs w:val="16"/>
+              </w:rPr>
+            </w:r>
+          </w:p>
+        </w:tc>
+        <w:tc>
+          <w:tcPr>
+            <w:tcW w:w="1014" w:type="dxa"/>
+            <w:tcBorders>
+              <w:top w:val="single" w:sz="4" w:space="0" w:color="000000"/>
+              <w:left w:val="single" w:sz="4" w:space="0" w:color="000000"/>
+              <w:bottom w:val="single" w:sz="4" w:space="0" w:color="000000"/>
+            </w:tcBorders>
+            <w:vAlign w:val="bottom"/>
+          </w:tcPr>
+          <w:p>
+            <w:pPr>
+              <w:pStyle w:val="Normal"/>
+              <w:widowControl w:val="false"/>
+              <w:spacing w:lineRule="auto" w:line="180"/>
+              <w:jc w:val="center"/>
+              <w:rPr>
+                <w:color w:val="000000"/>
+                <w:sz w:val="16"/>
+                <w:szCs w:val="16"/>
+              </w:rPr>
+            </w:pPr>
+            <w:r>
+              <w:rPr>
+                <w:color w:val="000000"/>
+                <w:sz w:val="16"/>
+                <w:szCs w:val="16"/>
+              </w:rPr>
+              <w:t>MCB Close</w:t>
+            </w:r>
+          </w:p>
+        </w:tc>
+        <w:tc>
+          <w:tcPr>
+            <w:tcW w:w="1016" w:type="dxa"/>
+            <w:tcBorders>
+              <w:top w:val="single" w:sz="4" w:space="0" w:color="000000"/>
+              <w:left w:val="single" w:sz="4" w:space="0" w:color="000000"/>
+              <w:bottom w:val="single" w:sz="4" w:space="0" w:color="000000"/>
+            </w:tcBorders>
+            <w:vAlign w:val="bottom"/>
+          </w:tcPr>
+          <w:p>
+            <w:pPr>
+              <w:pStyle w:val="Normal"/>
+              <w:widowControl w:val="false"/>
+              <w:spacing w:lineRule="auto" w:line="180"/>
+              <w:jc w:val="center"/>
+              <w:rPr>
+                <w:sz w:val="16"/>
+                <w:szCs w:val="16"/>
+              </w:rPr>
+            </w:pPr>
+            <w:r>
+              <w:rPr>
+                <w:rFonts w:eastAsia="arial" w:ascii="arial" w:hAnsi="arial"/>
+                <w:color w:val="000000"/>
+                <w:sz w:val="16"/>
+                <w:szCs w:val="16"/>
+              </w:rPr>
+              <w:t>PZB</w:t>
+            </w:r>
+          </w:p>
+        </w:tc>
+        <w:tc>
+          <w:tcPr>
+            <w:tcW w:w="1020" w:type="dxa"/>
+            <w:tcBorders>
+              <w:top w:val="single" w:sz="4" w:space="0" w:color="000000"/>
+              <w:left w:val="single" w:sz="4" w:space="0" w:color="000000"/>
+              <w:bottom w:val="single" w:sz="4" w:space="0" w:color="000000"/>
+            </w:tcBorders>
+            <w:vAlign w:val="bottom"/>
+          </w:tcPr>
+          <w:p>
+            <w:pPr>
+              <w:pStyle w:val="Normal"/>
+              <w:widowControl w:val="false"/>
+              <w:spacing w:lineRule="auto" w:line="180"/>
+              <w:jc w:val="center"/>
+              <w:rPr>
+                <w:color w:val="000000"/>
+                <w:sz w:val="16"/>
+                <w:szCs w:val="16"/>
+              </w:rPr>
+            </w:pPr>
+            <w:r>
+              <w:rPr>
+                <w:rFonts w:eastAsia="arial" w:ascii="arial" w:hAnsi="arial"/>
+                <w:color w:val="000000"/>
+                <w:sz w:val="16"/>
+                <w:szCs w:val="16"/>
+              </w:rPr>
+              <w:t>Panto. Raise</w:t>
+            </w:r>
+          </w:p>
+        </w:tc>
+        <w:tc>
+          <w:tcPr>
+            <w:tcW w:w="1016" w:type="dxa"/>
+            <w:tcBorders>
+              <w:top w:val="single" w:sz="4" w:space="0" w:color="000000"/>
+              <w:left w:val="single" w:sz="4" w:space="0" w:color="000000"/>
+              <w:bottom w:val="single" w:sz="4" w:space="0" w:color="000000"/>
+            </w:tcBorders>
+            <w:vAlign w:val="bottom"/>
+          </w:tcPr>
+          <w:p>
+            <w:pPr>
+              <w:pStyle w:val="Normal"/>
+              <w:widowControl w:val="false"/>
+              <w:jc w:val="center"/>
+              <w:rPr>
+                <w:color w:val="000000"/>
+                <w:sz w:val="16"/>
+                <w:szCs w:val="16"/>
+              </w:rPr>
+            </w:pPr>
+            <w:r>
+              <w:rPr>
+                <w:color w:val="000000"/>
+                <w:sz w:val="16"/>
+                <w:szCs w:val="16"/>
+              </w:rPr>
+              <w:t>Pass.</w:t>
+            </w:r>
+          </w:p>
+          <w:p>
+            <w:pPr>
+              <w:pStyle w:val="Normal"/>
+              <w:widowControl w:val="false"/>
+              <w:jc w:val="center"/>
+              <w:rPr>
+                <w:color w:val="000000"/>
+                <w:sz w:val="16"/>
+                <w:szCs w:val="16"/>
+              </w:rPr>
+            </w:pPr>
+            <w:r>
+              <w:rPr>
+                <w:color w:val="000000"/>
+                <w:sz w:val="16"/>
+                <w:szCs w:val="16"/>
+              </w:rPr>
+              <w:t>Light On</w:t>
+            </w:r>
+          </w:p>
+        </w:tc>
+        <w:tc>
+          <w:tcPr>
+            <w:tcW w:w="1016" w:type="dxa"/>
+            <w:tcBorders>
+              <w:top w:val="single" w:sz="4" w:space="0" w:color="000000"/>
+              <w:left w:val="single" w:sz="4" w:space="0" w:color="000000"/>
+              <w:bottom w:val="single" w:sz="4" w:space="0" w:color="000000"/>
+            </w:tcBorders>
+            <w:vAlign w:val="bottom"/>
+          </w:tcPr>
+          <w:p>
+            <w:pPr>
+              <w:pStyle w:val="Normal"/>
+              <w:widowControl w:val="false"/>
+              <w:jc w:val="center"/>
+              <w:rPr>
+                <w:sz w:val="16"/>
+                <w:szCs w:val="16"/>
+              </w:rPr>
+            </w:pPr>
+            <w:r>
+              <w:rPr/>
+            </w:r>
+          </w:p>
+        </w:tc>
+        <w:tc>
+          <w:tcPr>
+            <w:tcW w:w="1017" w:type="dxa"/>
+            <w:tcBorders>
+              <w:top w:val="single" w:sz="4" w:space="0" w:color="000000"/>
+              <w:left w:val="single" w:sz="4" w:space="0" w:color="000000"/>
+              <w:bottom w:val="single" w:sz="4" w:space="0" w:color="000000"/>
+            </w:tcBorders>
+            <w:vAlign w:val="bottom"/>
+          </w:tcPr>
+          <w:p>
+            <w:pPr>
+              <w:pStyle w:val="Normal"/>
+              <w:widowControl w:val="false"/>
+              <w:jc w:val="center"/>
+              <w:rPr>
+                <w:rFonts w:ascii="arial" w:hAnsi="arial" w:eastAsia="arial"/>
+                <w:color w:val="000000"/>
+                <w:sz w:val="16"/>
+                <w:szCs w:val="16"/>
+              </w:rPr>
+            </w:pPr>
+            <w:r>
+              <w:rPr>
+                <w:rFonts w:eastAsia="arial" w:ascii="arial" w:hAnsi="arial"/>
+                <w:color w:val="000000"/>
+                <w:sz w:val="16"/>
+                <w:szCs w:val="16"/>
+              </w:rPr>
+              <w:t>Master Key Up</w:t>
+            </w:r>
+          </w:p>
+        </w:tc>
+        <w:tc>
+          <w:tcPr>
+            <w:tcW w:w="1016" w:type="dxa"/>
+            <w:tcBorders>
+              <w:top w:val="single" w:sz="4" w:space="0" w:color="000000"/>
+              <w:left w:val="single" w:sz="4" w:space="0" w:color="000000"/>
+              <w:bottom w:val="single" w:sz="4" w:space="0" w:color="000000"/>
+            </w:tcBorders>
+            <w:vAlign w:val="bottom"/>
+          </w:tcPr>
+          <w:p>
+            <w:pPr>
+              <w:pStyle w:val="Normal"/>
+              <w:widowControl w:val="false"/>
+              <w:spacing w:lineRule="auto" w:line="180"/>
+              <w:jc w:val="center"/>
+              <w:rPr>
+                <w:color w:val="000000"/>
+                <w:sz w:val="16"/>
+                <w:szCs w:val="16"/>
+              </w:rPr>
+            </w:pPr>
+            <w:r>
+              <w:rPr>
+                <w:rFonts w:eastAsia="arial" w:ascii="arial" w:hAnsi="arial"/>
+                <w:color w:val="000000"/>
+                <w:sz w:val="16"/>
+                <w:szCs w:val="16"/>
+              </w:rPr>
+              <w:t>Gauge Light Up</w:t>
+            </w:r>
+          </w:p>
+        </w:tc>
+        <w:tc>
+          <w:tcPr>
+            <w:tcW w:w="1020" w:type="dxa"/>
+            <w:tcBorders>
+              <w:top w:val="single" w:sz="4" w:space="0" w:color="000000"/>
+              <w:left w:val="single" w:sz="4" w:space="0" w:color="000000"/>
+              <w:bottom w:val="single" w:sz="4" w:space="0" w:color="000000"/>
+            </w:tcBorders>
+            <w:vAlign w:val="bottom"/>
+          </w:tcPr>
+          <w:p>
+            <w:pPr>
+              <w:pStyle w:val="Normal"/>
+              <w:widowControl w:val="false"/>
+              <w:jc w:val="center"/>
+              <w:rPr>
+                <w:color w:val="000000"/>
+                <w:sz w:val="16"/>
+                <w:szCs w:val="16"/>
+              </w:rPr>
+            </w:pPr>
+            <w:r>
+              <w:rPr>
+                <w:rFonts w:eastAsia="arial" w:ascii="arial" w:hAnsi="arial"/>
+                <w:color w:val="000000"/>
+                <w:sz w:val="16"/>
+                <w:szCs w:val="16"/>
+              </w:rPr>
+              <w:t>Emer.</w:t>
+            </w:r>
+          </w:p>
+          <w:p>
+            <w:pPr>
+              <w:pStyle w:val="Normal"/>
+              <w:widowControl w:val="false"/>
+              <w:jc w:val="center"/>
+              <w:rPr>
+                <w:color w:val="000000"/>
+                <w:sz w:val="16"/>
+                <w:szCs w:val="16"/>
+              </w:rPr>
+            </w:pPr>
+            <w:r>
+              <w:rPr>
+                <w:rFonts w:eastAsia="arial" w:ascii="arial" w:hAnsi="arial"/>
+                <w:color w:val="000000"/>
+                <w:sz w:val="16"/>
+                <w:szCs w:val="16"/>
+              </w:rPr>
+              <w:t>Brake</w:t>
+            </w:r>
+          </w:p>
+        </w:tc>
+        <w:tc>
+          <w:tcPr>
+            <w:tcW w:w="1016" w:type="dxa"/>
+            <w:tcBorders>
+              <w:top w:val="single" w:sz="4" w:space="0" w:color="000000"/>
+              <w:left w:val="single" w:sz="4" w:space="0" w:color="000000"/>
+              <w:bottom w:val="single" w:sz="4" w:space="0" w:color="000000"/>
+            </w:tcBorders>
+            <w:vAlign w:val="bottom"/>
+          </w:tcPr>
+          <w:p>
+            <w:pPr>
+              <w:pStyle w:val="Normal"/>
+              <w:widowControl w:val="false"/>
+              <w:spacing w:lineRule="auto" w:line="180"/>
+              <w:jc w:val="center"/>
+              <w:rPr>
+                <w:color w:val="000000"/>
+                <w:sz w:val="16"/>
+                <w:szCs w:val="16"/>
+              </w:rPr>
+            </w:pPr>
+            <w:r>
+              <w:rPr>
+                <w:rFonts w:eastAsia="arial" w:ascii="arial" w:hAnsi="arial"/>
+                <w:color w:val="000000"/>
+                <w:sz w:val="16"/>
+                <w:szCs w:val="16"/>
+              </w:rPr>
+              <w:t>Cab Light</w:t>
+            </w:r>
+          </w:p>
+          <w:p>
+            <w:pPr>
+              <w:pStyle w:val="Normal"/>
+              <w:widowControl w:val="false"/>
+              <w:spacing w:lineRule="auto" w:line="180"/>
+              <w:jc w:val="center"/>
+              <w:rPr>
+                <w:color w:val="000000"/>
+                <w:sz w:val="16"/>
+                <w:szCs w:val="16"/>
+              </w:rPr>
+            </w:pPr>
+            <w:r>
+              <w:rPr>
+                <w:rFonts w:eastAsia="arial" w:ascii="arial" w:hAnsi="arial"/>
+                <w:color w:val="000000"/>
+                <w:sz w:val="16"/>
+                <w:szCs w:val="16"/>
+              </w:rPr>
+              <w:t>Desk</w:t>
+            </w:r>
+          </w:p>
+        </w:tc>
+        <w:tc>
+          <w:tcPr>
+            <w:tcW w:w="1016" w:type="dxa"/>
+            <w:tcBorders>
+              <w:top w:val="single" w:sz="4" w:space="0" w:color="000000"/>
+              <w:left w:val="single" w:sz="4" w:space="0" w:color="000000"/>
+              <w:bottom w:val="single" w:sz="4" w:space="0" w:color="000000"/>
+            </w:tcBorders>
+            <w:vAlign w:val="bottom"/>
+          </w:tcPr>
+          <w:p>
+            <w:pPr>
+              <w:pStyle w:val="Normal"/>
+              <w:widowControl w:val="false"/>
+              <w:spacing w:lineRule="auto" w:line="180"/>
+              <w:jc w:val="center"/>
+              <w:rPr>
+                <w:color w:val="000000"/>
+                <w:sz w:val="16"/>
+                <w:szCs w:val="16"/>
+              </w:rPr>
+            </w:pPr>
+            <w:r>
+              <w:rPr>
+                <w:rFonts w:eastAsia="arial" w:ascii="arial" w:hAnsi="arial"/>
+                <w:color w:val="000000"/>
+                <w:sz w:val="16"/>
+                <w:szCs w:val="16"/>
+              </w:rPr>
+              <w:t>Parking Brake On</w:t>
+            </w:r>
+          </w:p>
+        </w:tc>
+        <w:tc>
+          <w:tcPr>
+            <w:tcW w:w="1016" w:type="dxa"/>
+            <w:tcBorders>
+              <w:top w:val="single" w:sz="4" w:space="0" w:color="000000"/>
+              <w:left w:val="single" w:sz="4" w:space="0" w:color="000000"/>
+              <w:bottom w:val="single" w:sz="4" w:space="0" w:color="000000"/>
+            </w:tcBorders>
+            <w:vAlign w:val="bottom"/>
+          </w:tcPr>
+          <w:p>
+            <w:pPr>
+              <w:pStyle w:val="Normal"/>
+              <w:widowControl w:val="false"/>
+              <w:spacing w:lineRule="auto" w:line="180"/>
+              <w:jc w:val="center"/>
+              <w:rPr>
+                <w:color w:val="000000"/>
+                <w:sz w:val="16"/>
+                <w:szCs w:val="16"/>
+              </w:rPr>
+            </w:pPr>
+            <w:r>
+              <w:rPr>
+                <w:rFonts w:eastAsia="arial" w:ascii="arial" w:hAnsi="arial"/>
+                <w:color w:val="000000"/>
+                <w:sz w:val="16"/>
+                <w:szCs w:val="16"/>
+              </w:rPr>
+              <w:t>1P Cam</w:t>
+            </w:r>
+          </w:p>
+        </w:tc>
+        <w:tc>
+          <w:tcPr>
+            <w:tcW w:w="1029" w:type="dxa"/>
+            <w:tcBorders>
+              <w:top w:val="single" w:sz="4" w:space="0" w:color="000000"/>
+              <w:left w:val="single" w:sz="4" w:space="0" w:color="000000"/>
+              <w:bottom w:val="single" w:sz="4" w:space="0" w:color="000000"/>
+              <w:right w:val="single" w:sz="4" w:space="0" w:color="000000"/>
+            </w:tcBorders>
+            <w:vAlign w:val="bottom"/>
+          </w:tcPr>
+          <w:p>
+            <w:pPr>
+              <w:pStyle w:val="Normal"/>
+              <w:widowControl w:val="false"/>
+              <w:spacing w:lineRule="auto" w:line="180"/>
+              <w:jc w:val="center"/>
+              <w:rPr>
+                <w:color w:val="000000"/>
+                <w:sz w:val="16"/>
+                <w:szCs w:val="16"/>
+              </w:rPr>
+            </w:pPr>
+            <w:r>
+              <w:rPr>
+                <w:rFonts w:eastAsia="arial" w:ascii="arial" w:hAnsi="arial"/>
+                <w:color w:val="000000"/>
+                <w:sz w:val="16"/>
+                <w:szCs w:val="16"/>
+              </w:rPr>
+              <w:t>Next</w:t>
+            </w:r>
+          </w:p>
+          <w:p>
+            <w:pPr>
+              <w:pStyle w:val="Normal"/>
+              <w:widowControl w:val="false"/>
+              <w:spacing w:lineRule="auto" w:line="180"/>
+              <w:jc w:val="center"/>
+              <w:rPr>
+                <w:color w:val="000000"/>
+                <w:sz w:val="16"/>
+                <w:szCs w:val="16"/>
+              </w:rPr>
+            </w:pPr>
+            <w:r>
+              <w:rPr>
+                <w:rFonts w:eastAsia="arial" w:ascii="arial" w:hAnsi="arial"/>
+                <w:color w:val="000000"/>
+                <w:sz w:val="16"/>
+                <w:szCs w:val="16"/>
+              </w:rPr>
+              <w:t>Cab Cam</w:t>
+            </w:r>
+          </w:p>
+        </w:tc>
+      </w:tr>
+    </w:tbl>
+    <w:p>
+      <w:pPr>
+        <w:pStyle w:val="Normal"/>
+        <w:rPr>
+          <w:rFonts w:ascii="arial" w:hAnsi="arial" w:eastAsia="arial"/>
+          <w:color w:val="000000"/>
+          <w:sz w:val="16"/>
+          <w:szCs w:val="16"/>
+        </w:rPr>
+      </w:pPr>
+      <w:r>
+        <w:rPr>
+          <w:rFonts w:eastAsia="arial" w:ascii="arial" w:hAnsi="arial"/>
+          <w:color w:val="000000"/>
+          <w:sz w:val="16"/>
+          <w:szCs w:val="16"/>
+        </w:rPr>
+      </w:r>
+    </w:p>
+    <w:p>
+      <w:pPr>
+        <w:pStyle w:val="Normal"/>
+        <w:rPr>
+          <w:color w:val="000000"/>
+          <w:sz w:val="16"/>
+          <w:szCs w:val="16"/>
+        </w:rPr>
+      </w:pPr>
+      <w:r>
+        <w:rPr>
+          <w:rFonts w:eastAsia="arial" w:ascii="arial" w:hAnsi="arial"/>
+          <w:color w:val="000000"/>
+          <w:sz w:val="16"/>
+          <w:szCs w:val="16"/>
+        </w:rPr>
+        <w:tab/>
+        <w:t xml:space="preserve">           DB BR 442-2</w:t>
+      </w:r>
+    </w:p>
+    <w:tbl>
+      <w:tblPr>
+        <w:tblW w:w="14248" w:type="dxa"/>
+        <w:jc w:val="left"/>
+        <w:tblInd w:w="-5" w:type="dxa"/>
+        <w:tblLayout w:type="fixed"/>
+        <w:tblCellMar>
+          <w:top w:w="0" w:type="dxa"/>
+          <w:left w:w="108" w:type="dxa"/>
+          <w:bottom w:w="0" w:type="dxa"/>
+          <w:right w:w="108" w:type="dxa"/>
+        </w:tblCellMar>
+        <w:tblLook w:firstRow="1" w:noVBand="1" w:lastRow="0" w:firstColumn="1" w:lastColumn="0" w:noHBand="0" w:val="04a0"/>
+      </w:tblPr>
+      <w:tblGrid>
+        <w:gridCol w:w="1017"/>
+        <w:gridCol w:w="1019"/>
+        <w:gridCol w:w="1014"/>
+        <w:gridCol w:w="1016"/>
+        <w:gridCol w:w="1020"/>
+        <w:gridCol w:w="1016"/>
+        <w:gridCol w:w="1016"/>
+        <w:gridCol w:w="1017"/>
+        <w:gridCol w:w="1016"/>
+        <w:gridCol w:w="1020"/>
+        <w:gridCol w:w="1016"/>
+        <w:gridCol w:w="1016"/>
+        <w:gridCol w:w="1016"/>
+        <w:gridCol w:w="1029"/>
+      </w:tblGrid>
+      <w:tr>
+        <w:trPr>
+          <w:trHeight w:val="440" w:hRule="exact"/>
+          <w:cantSplit w:val="true"/>
+        </w:trPr>
+        <w:tc>
+          <w:tcPr>
+            <w:tcW w:w="1017" w:type="dxa"/>
+            <w:tcBorders>
+              <w:top w:val="single" w:sz="4" w:space="0" w:color="000000"/>
+              <w:left w:val="single" w:sz="4" w:space="0" w:color="000000"/>
+              <w:bottom w:val="single" w:sz="4" w:space="0" w:color="000000"/>
+            </w:tcBorders>
+            <w:vAlign w:val="bottom"/>
+          </w:tcPr>
+          <w:p>
+            <w:pPr>
+              <w:pStyle w:val="Normal"/>
+              <w:widowControl w:val="false"/>
+              <w:spacing w:lineRule="auto" w:line="180" w:before="0" w:after="60"/>
+              <w:jc w:val="center"/>
+              <w:rPr>
+                <w:color w:val="000000"/>
+                <w:sz w:val="16"/>
+                <w:szCs w:val="16"/>
+              </w:rPr>
+            </w:pPr>
+            <w:r>
+              <w:rPr>
+                <w:rFonts w:eastAsia="arial" w:ascii="arial" w:hAnsi="arial"/>
+                <w:b/>
+                <w:color w:val="000000"/>
+                <w:sz w:val="16"/>
+                <w:szCs w:val="16"/>
+              </w:rPr>
+              <w:t>HUD</w:t>
+            </w:r>
+          </w:p>
+        </w:tc>
+        <w:tc>
+          <w:tcPr>
+            <w:tcW w:w="1019" w:type="dxa"/>
+            <w:tcBorders>
+              <w:top w:val="single" w:sz="4" w:space="0" w:color="000000"/>
+              <w:left w:val="single" w:sz="4" w:space="0" w:color="000000"/>
+              <w:bottom w:val="single" w:sz="4" w:space="0" w:color="000000"/>
+            </w:tcBorders>
+            <w:vAlign w:val="bottom"/>
+          </w:tcPr>
+          <w:p>
+            <w:pPr>
+              <w:pStyle w:val="Normal"/>
+              <w:widowControl w:val="false"/>
+              <w:spacing w:lineRule="auto" w:line="180"/>
+              <w:jc w:val="center"/>
+              <w:rPr>
+                <w:rFonts w:ascii="arial" w:hAnsi="arial" w:eastAsia="arial"/>
+                <w:color w:val="000000"/>
+                <w:sz w:val="16"/>
+                <w:szCs w:val="16"/>
+              </w:rPr>
+            </w:pPr>
+            <w:r>
+              <w:rPr>
+                <w:rFonts w:eastAsia="arial" w:ascii="arial" w:hAnsi="arial"/>
+                <w:color w:val="000000"/>
+                <w:sz w:val="16"/>
+                <w:szCs w:val="16"/>
+              </w:rPr>
+              <w:t>Schedule</w:t>
+            </w:r>
+          </w:p>
+        </w:tc>
+        <w:tc>
+          <w:tcPr>
+            <w:tcW w:w="1014" w:type="dxa"/>
+            <w:tcBorders>
+              <w:top w:val="single" w:sz="4" w:space="0" w:color="000000"/>
+              <w:left w:val="single" w:sz="4" w:space="0" w:color="000000"/>
+              <w:bottom w:val="single" w:sz="4" w:space="0" w:color="000000"/>
+            </w:tcBorders>
+            <w:vAlign w:val="bottom"/>
+          </w:tcPr>
+          <w:p>
+            <w:pPr>
+              <w:pStyle w:val="Normal"/>
+              <w:widowControl w:val="false"/>
+              <w:spacing w:lineRule="auto" w:line="180"/>
+              <w:jc w:val="center"/>
+              <w:rPr>
+                <w:color w:val="000000"/>
+                <w:sz w:val="16"/>
+                <w:szCs w:val="16"/>
+              </w:rPr>
+            </w:pPr>
+            <w:r>
+              <w:rPr>
+                <w:rFonts w:eastAsia="arial" w:ascii="arial" w:hAnsi="arial"/>
+                <w:color w:val="000000"/>
+                <w:sz w:val="16"/>
+                <w:szCs w:val="16"/>
+              </w:rPr>
+              <w:t>MCB Open</w:t>
+            </w:r>
+          </w:p>
+        </w:tc>
+        <w:tc>
+          <w:tcPr>
+            <w:tcW w:w="1016" w:type="dxa"/>
+            <w:tcBorders>
+              <w:top w:val="single" w:sz="4" w:space="0" w:color="000000"/>
+              <w:left w:val="single" w:sz="4" w:space="0" w:color="000000"/>
+              <w:bottom w:val="single" w:sz="4" w:space="0" w:color="000000"/>
+            </w:tcBorders>
+            <w:vAlign w:val="bottom"/>
+          </w:tcPr>
+          <w:p>
+            <w:pPr>
+              <w:pStyle w:val="Normal"/>
+              <w:widowControl w:val="false"/>
+              <w:spacing w:lineRule="auto" w:line="180"/>
+              <w:jc w:val="center"/>
+              <w:rPr>
+                <w:sz w:val="16"/>
+                <w:szCs w:val="16"/>
+              </w:rPr>
+            </w:pPr>
+            <w:r>
+              <w:rPr>
+                <w:sz w:val="16"/>
+                <w:szCs w:val="16"/>
+              </w:rPr>
+              <w:t>Sifa</w:t>
+            </w:r>
+          </w:p>
+        </w:tc>
+        <w:tc>
+          <w:tcPr>
+            <w:tcW w:w="1020" w:type="dxa"/>
+            <w:tcBorders>
+              <w:top w:val="single" w:sz="4" w:space="0" w:color="000000"/>
+              <w:left w:val="single" w:sz="4" w:space="0" w:color="000000"/>
+              <w:bottom w:val="single" w:sz="4" w:space="0" w:color="000000"/>
+            </w:tcBorders>
+            <w:vAlign w:val="bottom"/>
+          </w:tcPr>
+          <w:p>
+            <w:pPr>
+              <w:pStyle w:val="Normal"/>
+              <w:widowControl w:val="false"/>
+              <w:jc w:val="center"/>
+              <w:rPr>
+                <w:rFonts w:ascii="arial" w:hAnsi="arial" w:eastAsia="arial"/>
+                <w:color w:val="000000"/>
+                <w:sz w:val="16"/>
+                <w:szCs w:val="16"/>
+              </w:rPr>
+            </w:pPr>
+            <w:r>
+              <w:rPr>
+                <w:rFonts w:eastAsia="arial" w:ascii="arial" w:hAnsi="arial"/>
+                <w:color w:val="000000"/>
+                <w:sz w:val="16"/>
+                <w:szCs w:val="16"/>
+              </w:rPr>
+              <w:t>Panto.</w:t>
+            </w:r>
+          </w:p>
+          <w:p>
+            <w:pPr>
+              <w:pStyle w:val="Normal"/>
+              <w:widowControl w:val="false"/>
+              <w:jc w:val="center"/>
+              <w:rPr>
+                <w:rFonts w:ascii="arial" w:hAnsi="arial" w:eastAsia="arial"/>
+                <w:color w:val="000000"/>
+                <w:sz w:val="16"/>
+                <w:szCs w:val="16"/>
+              </w:rPr>
+            </w:pPr>
+            <w:r>
+              <w:rPr>
+                <w:rFonts w:eastAsia="arial" w:ascii="arial" w:hAnsi="arial"/>
+                <w:color w:val="000000"/>
+                <w:sz w:val="16"/>
+                <w:szCs w:val="16"/>
+              </w:rPr>
+              <w:t>Low</w:t>
+            </w:r>
+          </w:p>
+        </w:tc>
+        <w:tc>
+          <w:tcPr>
+            <w:tcW w:w="1016" w:type="dxa"/>
+            <w:tcBorders>
+              <w:top w:val="single" w:sz="4" w:space="0" w:color="000000"/>
+              <w:left w:val="single" w:sz="4" w:space="0" w:color="000000"/>
+              <w:bottom w:val="single" w:sz="4" w:space="0" w:color="000000"/>
+            </w:tcBorders>
+            <w:vAlign w:val="bottom"/>
+          </w:tcPr>
+          <w:p>
+            <w:pPr>
+              <w:pStyle w:val="Normal"/>
+              <w:widowControl w:val="false"/>
+              <w:jc w:val="center"/>
+              <w:rPr>
+                <w:color w:val="000000"/>
+                <w:sz w:val="16"/>
+                <w:szCs w:val="16"/>
+              </w:rPr>
+            </w:pPr>
+            <w:r>
+              <w:rPr>
+                <w:color w:val="000000"/>
+                <w:sz w:val="16"/>
+                <w:szCs w:val="16"/>
+              </w:rPr>
+              <w:t>Pass.</w:t>
+            </w:r>
+          </w:p>
+          <w:p>
+            <w:pPr>
+              <w:pStyle w:val="Normal"/>
+              <w:widowControl w:val="false"/>
+              <w:jc w:val="center"/>
+              <w:rPr>
+                <w:color w:val="000000"/>
+                <w:sz w:val="16"/>
+                <w:szCs w:val="16"/>
+              </w:rPr>
+            </w:pPr>
+            <w:r>
+              <w:rPr>
+                <w:color w:val="000000"/>
+                <w:sz w:val="16"/>
+                <w:szCs w:val="16"/>
+              </w:rPr>
+              <w:t>Light Off</w:t>
+            </w:r>
+          </w:p>
+        </w:tc>
+        <w:tc>
+          <w:tcPr>
+            <w:tcW w:w="1016" w:type="dxa"/>
+            <w:tcBorders>
+              <w:top w:val="single" w:sz="4" w:space="0" w:color="000000"/>
+              <w:left w:val="single" w:sz="4" w:space="0" w:color="000000"/>
+              <w:bottom w:val="single" w:sz="4" w:space="0" w:color="000000"/>
+            </w:tcBorders>
+            <w:vAlign w:val="bottom"/>
+          </w:tcPr>
+          <w:p>
+            <w:pPr>
+              <w:pStyle w:val="Normal"/>
+              <w:widowControl w:val="false"/>
+              <w:jc w:val="center"/>
+              <w:rPr>
+                <w:sz w:val="16"/>
+                <w:szCs w:val="16"/>
+              </w:rPr>
+            </w:pPr>
+            <w:r>
+              <w:rPr/>
+            </w:r>
+          </w:p>
+        </w:tc>
+        <w:tc>
+          <w:tcPr>
+            <w:tcW w:w="1017" w:type="dxa"/>
+            <w:tcBorders>
+              <w:top w:val="single" w:sz="4" w:space="0" w:color="000000"/>
+              <w:left w:val="single" w:sz="4" w:space="0" w:color="000000"/>
+              <w:bottom w:val="single" w:sz="4" w:space="0" w:color="000000"/>
+            </w:tcBorders>
+            <w:vAlign w:val="bottom"/>
+          </w:tcPr>
+          <w:p>
+            <w:pPr>
+              <w:pStyle w:val="Normal"/>
+              <w:widowControl w:val="false"/>
+              <w:jc w:val="center"/>
+              <w:rPr>
+                <w:sz w:val="16"/>
+                <w:szCs w:val="16"/>
+              </w:rPr>
+            </w:pPr>
+            <w:r>
+              <w:rPr>
+                <w:sz w:val="16"/>
+                <w:szCs w:val="16"/>
+              </w:rPr>
+              <w:t>Master Key Down</w:t>
+            </w:r>
+          </w:p>
+        </w:tc>
+        <w:tc>
+          <w:tcPr>
+            <w:tcW w:w="1016" w:type="dxa"/>
+            <w:tcBorders>
+              <w:top w:val="single" w:sz="4" w:space="0" w:color="000000"/>
+              <w:left w:val="single" w:sz="4" w:space="0" w:color="000000"/>
+              <w:bottom w:val="single" w:sz="4" w:space="0" w:color="000000"/>
+            </w:tcBorders>
+            <w:vAlign w:val="bottom"/>
+          </w:tcPr>
+          <w:p>
+            <w:pPr>
+              <w:pStyle w:val="Normal"/>
+              <w:widowControl w:val="false"/>
+              <w:spacing w:lineRule="auto" w:line="180"/>
+              <w:jc w:val="center"/>
+              <w:rPr>
+                <w:color w:val="000000"/>
+                <w:sz w:val="16"/>
+                <w:szCs w:val="16"/>
+              </w:rPr>
+            </w:pPr>
+            <w:r>
+              <w:rPr>
+                <w:rFonts w:eastAsia="arial" w:ascii="arial" w:hAnsi="arial"/>
+                <w:color w:val="000000"/>
+                <w:sz w:val="16"/>
+                <w:szCs w:val="16"/>
+              </w:rPr>
+              <w:t>Gauge Light Dw</w:t>
+            </w:r>
+          </w:p>
+        </w:tc>
+        <w:tc>
+          <w:tcPr>
+            <w:tcW w:w="1020" w:type="dxa"/>
+            <w:tcBorders>
+              <w:top w:val="single" w:sz="4" w:space="0" w:color="000000"/>
+              <w:left w:val="single" w:sz="4" w:space="0" w:color="000000"/>
+              <w:bottom w:val="single" w:sz="4" w:space="0" w:color="000000"/>
+            </w:tcBorders>
+            <w:vAlign w:val="bottom"/>
+          </w:tcPr>
+          <w:p>
+            <w:pPr>
+              <w:pStyle w:val="Normal"/>
+              <w:widowControl w:val="false"/>
+              <w:jc w:val="center"/>
+              <w:rPr>
+                <w:color w:val="000000"/>
+                <w:sz w:val="16"/>
+                <w:szCs w:val="16"/>
+              </w:rPr>
+            </w:pPr>
+            <w:r>
+              <w:rPr>
+                <w:color w:val="000000"/>
+                <w:sz w:val="16"/>
+                <w:szCs w:val="16"/>
+              </w:rPr>
+              <w:t>Tempomat</w:t>
+            </w:r>
+          </w:p>
+        </w:tc>
+        <w:tc>
+          <w:tcPr>
+            <w:tcW w:w="1016" w:type="dxa"/>
+            <w:tcBorders>
+              <w:top w:val="single" w:sz="4" w:space="0" w:color="000000"/>
+              <w:left w:val="single" w:sz="4" w:space="0" w:color="000000"/>
+              <w:bottom w:val="single" w:sz="4" w:space="0" w:color="000000"/>
+            </w:tcBorders>
+            <w:vAlign w:val="bottom"/>
+          </w:tcPr>
+          <w:p>
+            <w:pPr>
+              <w:pStyle w:val="Normal"/>
+              <w:widowControl w:val="false"/>
+              <w:spacing w:lineRule="auto" w:line="180"/>
+              <w:jc w:val="center"/>
+              <w:rPr>
+                <w:color w:val="000000"/>
+                <w:sz w:val="16"/>
+                <w:szCs w:val="16"/>
+              </w:rPr>
+            </w:pPr>
+            <w:r>
+              <w:rPr>
+                <w:rFonts w:eastAsia="arial" w:ascii="arial" w:hAnsi="arial"/>
+                <w:color w:val="000000"/>
+                <w:sz w:val="16"/>
+                <w:szCs w:val="16"/>
+              </w:rPr>
+              <w:t>Cab Light</w:t>
+            </w:r>
+          </w:p>
+          <w:p>
+            <w:pPr>
+              <w:pStyle w:val="Normal"/>
+              <w:widowControl w:val="false"/>
+              <w:spacing w:lineRule="auto" w:line="180"/>
+              <w:jc w:val="center"/>
+              <w:rPr>
+                <w:color w:val="000000"/>
+                <w:sz w:val="16"/>
+                <w:szCs w:val="16"/>
+              </w:rPr>
+            </w:pPr>
+            <w:r>
+              <w:rPr>
+                <w:rFonts w:eastAsia="arial" w:ascii="arial" w:hAnsi="arial"/>
+                <w:color w:val="000000"/>
+                <w:sz w:val="16"/>
+                <w:szCs w:val="16"/>
+              </w:rPr>
+              <w:t>Cab</w:t>
+            </w:r>
+          </w:p>
+        </w:tc>
+        <w:tc>
+          <w:tcPr>
+            <w:tcW w:w="1016" w:type="dxa"/>
+            <w:tcBorders>
+              <w:top w:val="single" w:sz="4" w:space="0" w:color="000000"/>
+              <w:left w:val="single" w:sz="4" w:space="0" w:color="000000"/>
+              <w:bottom w:val="single" w:sz="4" w:space="0" w:color="000000"/>
+            </w:tcBorders>
+            <w:vAlign w:val="bottom"/>
+          </w:tcPr>
+          <w:p>
+            <w:pPr>
+              <w:pStyle w:val="Normal"/>
+              <w:widowControl w:val="false"/>
+              <w:spacing w:lineRule="auto" w:line="180"/>
+              <w:jc w:val="center"/>
+              <w:rPr>
+                <w:color w:val="000000"/>
+                <w:sz w:val="16"/>
+                <w:szCs w:val="16"/>
+              </w:rPr>
+            </w:pPr>
+            <w:r>
+              <w:rPr>
+                <w:rFonts w:eastAsia="arial" w:ascii="arial" w:hAnsi="arial"/>
+                <w:color w:val="000000"/>
+                <w:sz w:val="16"/>
+                <w:szCs w:val="16"/>
+              </w:rPr>
+              <w:t>Parking Brake Off</w:t>
+            </w:r>
+          </w:p>
+        </w:tc>
+        <w:tc>
+          <w:tcPr>
+            <w:tcW w:w="1016" w:type="dxa"/>
+            <w:tcBorders>
+              <w:top w:val="single" w:sz="4" w:space="0" w:color="000000"/>
+              <w:left w:val="single" w:sz="4" w:space="0" w:color="000000"/>
+              <w:bottom w:val="single" w:sz="4" w:space="0" w:color="000000"/>
+            </w:tcBorders>
+            <w:vAlign w:val="bottom"/>
+          </w:tcPr>
+          <w:p>
+            <w:pPr>
+              <w:pStyle w:val="Normal"/>
+              <w:widowControl w:val="false"/>
+              <w:spacing w:lineRule="auto" w:line="180"/>
+              <w:jc w:val="center"/>
+              <w:rPr>
+                <w:color w:val="000000"/>
+                <w:sz w:val="16"/>
+                <w:szCs w:val="16"/>
+              </w:rPr>
+            </w:pPr>
+            <w:r>
+              <w:rPr>
+                <w:rFonts w:eastAsia="arial" w:ascii="arial" w:hAnsi="arial"/>
+                <w:color w:val="000000"/>
+                <w:sz w:val="16"/>
+                <w:szCs w:val="16"/>
+              </w:rPr>
+              <w:t>Exterior</w:t>
+            </w:r>
+          </w:p>
+          <w:p>
+            <w:pPr>
+              <w:pStyle w:val="Normal"/>
+              <w:widowControl w:val="false"/>
+              <w:spacing w:lineRule="auto" w:line="180"/>
+              <w:jc w:val="center"/>
+              <w:rPr>
+                <w:color w:val="000000"/>
+                <w:sz w:val="16"/>
+                <w:szCs w:val="16"/>
+              </w:rPr>
+            </w:pPr>
+            <w:r>
+              <w:rPr>
+                <w:rFonts w:eastAsia="arial" w:ascii="arial" w:hAnsi="arial"/>
+                <w:color w:val="000000"/>
+                <w:sz w:val="16"/>
+                <w:szCs w:val="16"/>
+              </w:rPr>
+              <w:t>Camera</w:t>
+            </w:r>
+          </w:p>
+        </w:tc>
+        <w:tc>
+          <w:tcPr>
+            <w:tcW w:w="1029" w:type="dxa"/>
+            <w:tcBorders>
+              <w:top w:val="single" w:sz="4" w:space="0" w:color="000000"/>
+              <w:left w:val="single" w:sz="4" w:space="0" w:color="000000"/>
+              <w:bottom w:val="single" w:sz="4" w:space="0" w:color="000000"/>
+              <w:right w:val="single" w:sz="4" w:space="0" w:color="000000"/>
+            </w:tcBorders>
+            <w:vAlign w:val="bottom"/>
+          </w:tcPr>
+          <w:p>
+            <w:pPr>
+              <w:pStyle w:val="Normal"/>
+              <w:widowControl w:val="false"/>
+              <w:spacing w:lineRule="auto" w:line="180"/>
+              <w:jc w:val="center"/>
+              <w:rPr>
+                <w:color w:val="000000"/>
+                <w:sz w:val="16"/>
+                <w:szCs w:val="16"/>
+              </w:rPr>
+            </w:pPr>
+            <w:r>
+              <w:rPr>
+                <w:rFonts w:eastAsia="arial" w:ascii="arial" w:hAnsi="arial"/>
+                <w:color w:val="000000"/>
+                <w:sz w:val="16"/>
+                <w:szCs w:val="16"/>
+              </w:rPr>
+              <w:t>Prev</w:t>
+            </w:r>
+          </w:p>
+          <w:p>
+            <w:pPr>
+              <w:pStyle w:val="Normal"/>
+              <w:widowControl w:val="false"/>
+              <w:spacing w:lineRule="auto" w:line="180"/>
+              <w:jc w:val="center"/>
+              <w:rPr>
+                <w:color w:val="000000"/>
+                <w:sz w:val="16"/>
+                <w:szCs w:val="16"/>
+              </w:rPr>
+            </w:pPr>
+            <w:r>
+              <w:rPr>
+                <w:rFonts w:eastAsia="arial" w:ascii="arial" w:hAnsi="arial"/>
+                <w:color w:val="000000"/>
+                <w:sz w:val="16"/>
+                <w:szCs w:val="16"/>
+              </w:rPr>
+              <w:t>Cab Cam</w:t>
+            </w:r>
+          </w:p>
+        </w:tc>
+      </w:tr>
+    </w:tbl>
+    <w:p>
+      <w:pPr>
+        <w:pStyle w:val="Normal"/>
+        <w:bidi w:val="0"/>
+        <w:rPr>
+          <w:color w:val="000000"/>
+          <w:sz w:val="16"/>
+          <w:szCs w:val="16"/>
+        </w:rPr>
+      </w:pPr>
+      <w:r>
+        <w:rPr>
+          <w:color w:val="000000"/>
+          <w:sz w:val="16"/>
+          <w:szCs w:val="16"/>
+        </w:rPr>
+      </w:r>
+    </w:p>
+    <w:p>
+      <w:pPr>
+        <w:pStyle w:val="Normal"/>
+        <w:rPr>
+          <w:color w:val="000000"/>
+          <w:sz w:val="16"/>
+          <w:szCs w:val="16"/>
+        </w:rPr>
+      </w:pPr>
+      <w:r>
+        <w:rPr>
+          <w:color w:val="000000"/>
+          <w:sz w:val="16"/>
+          <w:szCs w:val="16"/>
+        </w:rPr>
+        <w:tab/>
+        <w:t xml:space="preserve">       </w:t>
+      </w:r>
+      <w:r>
+        <w:rPr>
+          <w:rFonts w:eastAsia="arial" w:ascii="arial" w:hAnsi="arial"/>
+          <w:color w:val="000000"/>
+          <w:sz w:val="16"/>
+          <w:szCs w:val="16"/>
+        </w:rPr>
+        <w:t xml:space="preserve">    DB BR 612-1</w:t>
+      </w:r>
+    </w:p>
+    <w:tbl>
+      <w:tblPr>
+        <w:tblW w:w="14248" w:type="dxa"/>
+        <w:jc w:val="left"/>
+        <w:tblInd w:w="-5" w:type="dxa"/>
+        <w:tblLayout w:type="fixed"/>
+        <w:tblCellMar>
+          <w:top w:w="0" w:type="dxa"/>
+          <w:left w:w="108" w:type="dxa"/>
+          <w:bottom w:w="0" w:type="dxa"/>
+          <w:right w:w="108" w:type="dxa"/>
+        </w:tblCellMar>
+        <w:tblLook w:firstRow="1" w:noVBand="1" w:lastRow="0" w:firstColumn="1" w:lastColumn="0" w:noHBand="0" w:val="04a0"/>
+      </w:tblPr>
+      <w:tblGrid>
+        <w:gridCol w:w="1017"/>
+        <w:gridCol w:w="1019"/>
+        <w:gridCol w:w="1014"/>
+        <w:gridCol w:w="1016"/>
+        <w:gridCol w:w="1020"/>
+        <w:gridCol w:w="1016"/>
+        <w:gridCol w:w="1016"/>
+        <w:gridCol w:w="1017"/>
+        <w:gridCol w:w="1016"/>
+        <w:gridCol w:w="1020"/>
+        <w:gridCol w:w="1016"/>
+        <w:gridCol w:w="1016"/>
+        <w:gridCol w:w="1016"/>
+        <w:gridCol w:w="1029"/>
+      </w:tblGrid>
+      <w:tr>
+        <w:trPr>
+          <w:trHeight w:val="440" w:hRule="exact"/>
+          <w:cantSplit w:val="true"/>
+        </w:trPr>
+        <w:tc>
+          <w:tcPr>
+            <w:tcW w:w="1017" w:type="dxa"/>
+            <w:tcBorders>
+              <w:top w:val="single" w:sz="4" w:space="0" w:color="000000"/>
+              <w:left w:val="single" w:sz="4" w:space="0" w:color="000000"/>
+              <w:bottom w:val="single" w:sz="4" w:space="0" w:color="000000"/>
+            </w:tcBorders>
+            <w:vAlign w:val="bottom"/>
+          </w:tcPr>
+          <w:p>
+            <w:pPr>
+              <w:pStyle w:val="Normal"/>
+              <w:widowControl w:val="false"/>
+              <w:spacing w:lineRule="auto" w:line="180" w:before="0" w:after="60"/>
+              <w:jc w:val="center"/>
+              <w:rPr>
+                <w:color w:val="000000"/>
+                <w:sz w:val="16"/>
+                <w:szCs w:val="16"/>
+              </w:rPr>
+            </w:pPr>
+            <w:r>
+              <w:rPr>
+                <w:rFonts w:eastAsia="arial" w:ascii="arial" w:hAnsi="arial"/>
+                <w:b/>
+                <w:color w:val="000000"/>
+                <w:sz w:val="16"/>
+                <w:szCs w:val="16"/>
+              </w:rPr>
+              <w:t>Pause</w:t>
+            </w:r>
+          </w:p>
+        </w:tc>
+        <w:tc>
+          <w:tcPr>
+            <w:tcW w:w="1019" w:type="dxa"/>
+            <w:tcBorders>
+              <w:top w:val="single" w:sz="4" w:space="0" w:color="000000"/>
+              <w:left w:val="single" w:sz="4" w:space="0" w:color="000000"/>
+              <w:bottom w:val="single" w:sz="4" w:space="0" w:color="000000"/>
+            </w:tcBorders>
+            <w:vAlign w:val="bottom"/>
+          </w:tcPr>
+          <w:p>
+            <w:pPr>
+              <w:pStyle w:val="Normal"/>
+              <w:widowControl w:val="false"/>
+              <w:spacing w:lineRule="auto" w:line="180"/>
+              <w:jc w:val="center"/>
+              <w:rPr>
+                <w:color w:val="000000"/>
+                <w:sz w:val="16"/>
+                <w:szCs w:val="16"/>
+              </w:rPr>
+            </w:pPr>
+            <w:r>
+              <w:rPr>
+                <w:color w:val="000000"/>
+                <w:sz w:val="16"/>
+                <w:szCs w:val="16"/>
+              </w:rPr>
+              <w:t>Reverser</w:t>
+            </w:r>
+          </w:p>
+          <w:p>
+            <w:pPr>
+              <w:pStyle w:val="Normal"/>
+              <w:widowControl w:val="false"/>
+              <w:spacing w:lineRule="auto" w:line="180"/>
+              <w:jc w:val="center"/>
+              <w:rPr>
+                <w:color w:val="000000"/>
+                <w:sz w:val="16"/>
+                <w:szCs w:val="16"/>
+              </w:rPr>
+            </w:pPr>
+            <w:r>
+              <w:rPr>
+                <w:color w:val="000000"/>
+                <w:sz w:val="16"/>
+                <w:szCs w:val="16"/>
+              </w:rPr>
+              <w:t>Handle</w:t>
+            </w:r>
+          </w:p>
+        </w:tc>
+        <w:tc>
+          <w:tcPr>
+            <w:tcW w:w="1014" w:type="dxa"/>
+            <w:tcBorders>
+              <w:top w:val="single" w:sz="4" w:space="0" w:color="000000"/>
+              <w:left w:val="single" w:sz="4" w:space="0" w:color="000000"/>
+              <w:bottom w:val="single" w:sz="4" w:space="0" w:color="000000"/>
+            </w:tcBorders>
+            <w:vAlign w:val="bottom"/>
+          </w:tcPr>
+          <w:p>
+            <w:pPr>
+              <w:pStyle w:val="Normal"/>
+              <w:widowControl w:val="false"/>
+              <w:spacing w:lineRule="auto" w:line="180"/>
+              <w:jc w:val="center"/>
+              <w:rPr>
+                <w:color w:val="000000"/>
+                <w:sz w:val="16"/>
+                <w:szCs w:val="16"/>
+              </w:rPr>
+            </w:pPr>
+            <w:r>
+              <w:rPr>
+                <w:color w:val="000000"/>
+                <w:sz w:val="16"/>
+                <w:szCs w:val="16"/>
+              </w:rPr>
+            </w:r>
+          </w:p>
+        </w:tc>
+        <w:tc>
+          <w:tcPr>
+            <w:tcW w:w="1016" w:type="dxa"/>
+            <w:tcBorders>
+              <w:top w:val="single" w:sz="4" w:space="0" w:color="000000"/>
+              <w:left w:val="single" w:sz="4" w:space="0" w:color="000000"/>
+              <w:bottom w:val="single" w:sz="4" w:space="0" w:color="000000"/>
+            </w:tcBorders>
+            <w:vAlign w:val="bottom"/>
+          </w:tcPr>
+          <w:p>
+            <w:pPr>
+              <w:pStyle w:val="Normal"/>
+              <w:widowControl w:val="false"/>
+              <w:spacing w:lineRule="auto" w:line="180"/>
+              <w:jc w:val="center"/>
+              <w:rPr>
+                <w:sz w:val="16"/>
+                <w:szCs w:val="16"/>
+              </w:rPr>
+            </w:pPr>
+            <w:r>
+              <w:rPr>
+                <w:rFonts w:eastAsia="arial" w:ascii="arial" w:hAnsi="arial"/>
+                <w:color w:val="000000"/>
+                <w:sz w:val="16"/>
+                <w:szCs w:val="16"/>
+              </w:rPr>
+              <w:t>PZB/GNT</w:t>
+            </w:r>
+          </w:p>
+        </w:tc>
+        <w:tc>
+          <w:tcPr>
+            <w:tcW w:w="1020" w:type="dxa"/>
+            <w:tcBorders>
+              <w:top w:val="single" w:sz="4" w:space="0" w:color="000000"/>
+              <w:left w:val="single" w:sz="4" w:space="0" w:color="000000"/>
+              <w:bottom w:val="single" w:sz="4" w:space="0" w:color="000000"/>
+            </w:tcBorders>
+            <w:vAlign w:val="bottom"/>
+          </w:tcPr>
+          <w:p>
+            <w:pPr>
+              <w:pStyle w:val="Normal"/>
+              <w:widowControl w:val="false"/>
+              <w:spacing w:lineRule="auto" w:line="180"/>
+              <w:jc w:val="center"/>
+              <w:rPr>
+                <w:color w:val="000000"/>
+                <w:sz w:val="16"/>
+                <w:szCs w:val="16"/>
+              </w:rPr>
+            </w:pPr>
+            <w:r>
+              <w:rPr>
+                <w:color w:val="000000"/>
+                <w:sz w:val="16"/>
+                <w:szCs w:val="16"/>
+              </w:rPr>
+            </w:r>
+          </w:p>
+        </w:tc>
+        <w:tc>
+          <w:tcPr>
+            <w:tcW w:w="1016" w:type="dxa"/>
+            <w:tcBorders>
+              <w:top w:val="single" w:sz="4" w:space="0" w:color="000000"/>
+              <w:left w:val="single" w:sz="4" w:space="0" w:color="000000"/>
+              <w:bottom w:val="single" w:sz="4" w:space="0" w:color="000000"/>
+            </w:tcBorders>
+            <w:vAlign w:val="bottom"/>
+          </w:tcPr>
+          <w:p>
+            <w:pPr>
+              <w:pStyle w:val="Normal"/>
+              <w:widowControl w:val="false"/>
+              <w:jc w:val="center"/>
+              <w:rPr>
+                <w:color w:val="000000"/>
+                <w:sz w:val="16"/>
+                <w:szCs w:val="16"/>
+              </w:rPr>
+            </w:pPr>
+            <w:r>
+              <w:rPr>
+                <w:color w:val="000000"/>
+                <w:sz w:val="16"/>
+                <w:szCs w:val="16"/>
+              </w:rPr>
+            </w:r>
+          </w:p>
+        </w:tc>
+        <w:tc>
+          <w:tcPr>
+            <w:tcW w:w="1016" w:type="dxa"/>
+            <w:tcBorders>
+              <w:top w:val="single" w:sz="4" w:space="0" w:color="000000"/>
+              <w:left w:val="single" w:sz="4" w:space="0" w:color="000000"/>
+              <w:bottom w:val="single" w:sz="4" w:space="0" w:color="000000"/>
+            </w:tcBorders>
+            <w:vAlign w:val="bottom"/>
+          </w:tcPr>
+          <w:p>
+            <w:pPr>
+              <w:pStyle w:val="Normal"/>
+              <w:widowControl w:val="false"/>
+              <w:jc w:val="center"/>
+              <w:rPr>
+                <w:sz w:val="16"/>
+                <w:szCs w:val="16"/>
+              </w:rPr>
+            </w:pPr>
+            <w:r>
+              <w:rPr/>
+            </w:r>
+          </w:p>
+        </w:tc>
+        <w:tc>
+          <w:tcPr>
+            <w:tcW w:w="1017" w:type="dxa"/>
+            <w:tcBorders>
+              <w:top w:val="single" w:sz="4" w:space="0" w:color="000000"/>
+              <w:left w:val="single" w:sz="4" w:space="0" w:color="000000"/>
+              <w:bottom w:val="single" w:sz="4" w:space="0" w:color="000000"/>
+            </w:tcBorders>
+            <w:vAlign w:val="bottom"/>
+          </w:tcPr>
+          <w:p>
+            <w:pPr>
+              <w:pStyle w:val="Normal"/>
+              <w:widowControl w:val="false"/>
+              <w:jc w:val="center"/>
+              <w:rPr>
+                <w:rFonts w:ascii="arial" w:hAnsi="arial" w:eastAsia="arial"/>
+                <w:color w:val="000000"/>
+                <w:sz w:val="16"/>
+                <w:szCs w:val="16"/>
+              </w:rPr>
+            </w:pPr>
+            <w:r>
+              <w:rPr>
+                <w:rFonts w:eastAsia="arial" w:ascii="arial" w:hAnsi="arial"/>
+                <w:color w:val="000000"/>
+                <w:sz w:val="16"/>
+                <w:szCs w:val="16"/>
+              </w:rPr>
+              <w:t>Brake Key</w:t>
+            </w:r>
+          </w:p>
+        </w:tc>
+        <w:tc>
+          <w:tcPr>
+            <w:tcW w:w="1016" w:type="dxa"/>
+            <w:tcBorders>
+              <w:top w:val="single" w:sz="4" w:space="0" w:color="000000"/>
+              <w:left w:val="single" w:sz="4" w:space="0" w:color="000000"/>
+              <w:bottom w:val="single" w:sz="4" w:space="0" w:color="000000"/>
+            </w:tcBorders>
+            <w:vAlign w:val="bottom"/>
+          </w:tcPr>
+          <w:p>
+            <w:pPr>
+              <w:pStyle w:val="Normal"/>
+              <w:widowControl w:val="false"/>
+              <w:spacing w:lineRule="auto" w:line="180"/>
+              <w:jc w:val="center"/>
+              <w:rPr>
+                <w:color w:val="000000"/>
+                <w:sz w:val="16"/>
+                <w:szCs w:val="16"/>
+              </w:rPr>
+            </w:pPr>
+            <w:r>
+              <w:rPr>
+                <w:color w:val="000000"/>
+                <w:sz w:val="16"/>
+                <w:szCs w:val="16"/>
+              </w:rPr>
+            </w:r>
+          </w:p>
+        </w:tc>
+        <w:tc>
+          <w:tcPr>
+            <w:tcW w:w="1020" w:type="dxa"/>
+            <w:tcBorders>
+              <w:top w:val="single" w:sz="4" w:space="0" w:color="000000"/>
+              <w:left w:val="single" w:sz="4" w:space="0" w:color="000000"/>
+              <w:bottom w:val="single" w:sz="4" w:space="0" w:color="000000"/>
+            </w:tcBorders>
+            <w:vAlign w:val="bottom"/>
+          </w:tcPr>
+          <w:p>
+            <w:pPr>
+              <w:pStyle w:val="Normal"/>
+              <w:widowControl w:val="false"/>
+              <w:jc w:val="center"/>
+              <w:rPr>
+                <w:color w:val="000000"/>
+                <w:sz w:val="16"/>
+                <w:szCs w:val="16"/>
+              </w:rPr>
+            </w:pPr>
+            <w:r>
+              <w:rPr>
+                <w:color w:val="000000"/>
+                <w:sz w:val="16"/>
+                <w:szCs w:val="16"/>
+              </w:rPr>
+            </w:r>
+          </w:p>
+        </w:tc>
+        <w:tc>
+          <w:tcPr>
+            <w:tcW w:w="1016" w:type="dxa"/>
+            <w:tcBorders>
+              <w:top w:val="single" w:sz="4" w:space="0" w:color="000000"/>
+              <w:left w:val="single" w:sz="4" w:space="0" w:color="000000"/>
+              <w:bottom w:val="single" w:sz="4" w:space="0" w:color="000000"/>
+            </w:tcBorders>
+            <w:vAlign w:val="bottom"/>
+          </w:tcPr>
+          <w:p>
+            <w:pPr>
+              <w:pStyle w:val="Normal"/>
+              <w:widowControl w:val="false"/>
+              <w:spacing w:lineRule="auto" w:line="180"/>
+              <w:jc w:val="center"/>
+              <w:rPr>
+                <w:color w:val="000000"/>
+                <w:sz w:val="16"/>
+                <w:szCs w:val="16"/>
+              </w:rPr>
+            </w:pPr>
+            <w:r>
+              <w:rPr>
+                <w:color w:val="000000"/>
+                <w:sz w:val="16"/>
+                <w:szCs w:val="16"/>
+              </w:rPr>
+            </w:r>
+          </w:p>
+        </w:tc>
+        <w:tc>
+          <w:tcPr>
+            <w:tcW w:w="1016" w:type="dxa"/>
+            <w:tcBorders>
+              <w:top w:val="single" w:sz="4" w:space="0" w:color="000000"/>
+              <w:left w:val="single" w:sz="4" w:space="0" w:color="000000"/>
+              <w:bottom w:val="single" w:sz="4" w:space="0" w:color="000000"/>
+            </w:tcBorders>
+            <w:vAlign w:val="bottom"/>
+          </w:tcPr>
+          <w:p>
+            <w:pPr>
+              <w:pStyle w:val="Normal"/>
+              <w:widowControl w:val="false"/>
+              <w:spacing w:lineRule="auto" w:line="180"/>
+              <w:jc w:val="center"/>
+              <w:rPr>
+                <w:color w:val="000000"/>
+                <w:sz w:val="16"/>
+                <w:szCs w:val="16"/>
+              </w:rPr>
+            </w:pPr>
+            <w:r>
+              <w:rPr>
+                <w:rFonts w:eastAsia="arial" w:ascii="arial" w:hAnsi="arial"/>
+                <w:color w:val="000000"/>
+                <w:sz w:val="16"/>
+                <w:szCs w:val="16"/>
+              </w:rPr>
+              <w:t>Cab Light</w:t>
+            </w:r>
+          </w:p>
+          <w:p>
+            <w:pPr>
+              <w:pStyle w:val="Normal"/>
+              <w:widowControl w:val="false"/>
+              <w:spacing w:lineRule="auto" w:line="180"/>
+              <w:jc w:val="center"/>
+              <w:rPr>
+                <w:color w:val="000000"/>
+                <w:sz w:val="16"/>
+                <w:szCs w:val="16"/>
+              </w:rPr>
+            </w:pPr>
+            <w:r>
+              <w:rPr>
+                <w:rFonts w:eastAsia="arial" w:ascii="arial" w:hAnsi="arial"/>
+                <w:color w:val="000000"/>
+                <w:sz w:val="16"/>
+                <w:szCs w:val="16"/>
+              </w:rPr>
+              <w:t>Up</w:t>
+            </w:r>
+          </w:p>
+        </w:tc>
+        <w:tc>
+          <w:tcPr>
+            <w:tcW w:w="1016" w:type="dxa"/>
+            <w:tcBorders>
+              <w:top w:val="single" w:sz="4" w:space="0" w:color="000000"/>
+              <w:left w:val="single" w:sz="4" w:space="0" w:color="000000"/>
+              <w:bottom w:val="single" w:sz="4" w:space="0" w:color="000000"/>
+            </w:tcBorders>
+            <w:vAlign w:val="bottom"/>
+          </w:tcPr>
+          <w:p>
+            <w:pPr>
+              <w:pStyle w:val="Normal"/>
+              <w:widowControl w:val="false"/>
+              <w:spacing w:lineRule="auto" w:line="180"/>
+              <w:jc w:val="center"/>
+              <w:rPr>
+                <w:color w:val="000000"/>
+                <w:sz w:val="16"/>
+                <w:szCs w:val="16"/>
+              </w:rPr>
+            </w:pPr>
+            <w:r>
+              <w:rPr>
+                <w:rFonts w:eastAsia="arial" w:ascii="arial" w:hAnsi="arial"/>
+                <w:color w:val="000000"/>
+                <w:sz w:val="16"/>
+                <w:szCs w:val="16"/>
+              </w:rPr>
+              <w:t>1P Cam</w:t>
+            </w:r>
+          </w:p>
+        </w:tc>
+        <w:tc>
+          <w:tcPr>
+            <w:tcW w:w="1029" w:type="dxa"/>
+            <w:tcBorders>
+              <w:top w:val="single" w:sz="4" w:space="0" w:color="000000"/>
+              <w:left w:val="single" w:sz="4" w:space="0" w:color="000000"/>
+              <w:bottom w:val="single" w:sz="4" w:space="0" w:color="000000"/>
+              <w:right w:val="single" w:sz="4" w:space="0" w:color="000000"/>
+            </w:tcBorders>
+            <w:vAlign w:val="bottom"/>
+          </w:tcPr>
+          <w:p>
+            <w:pPr>
+              <w:pStyle w:val="Normal"/>
+              <w:widowControl w:val="false"/>
+              <w:spacing w:lineRule="auto" w:line="180"/>
+              <w:jc w:val="center"/>
+              <w:rPr>
+                <w:color w:val="000000"/>
+                <w:sz w:val="16"/>
+                <w:szCs w:val="16"/>
+              </w:rPr>
+            </w:pPr>
+            <w:r>
+              <w:rPr>
+                <w:rFonts w:eastAsia="arial" w:ascii="arial" w:hAnsi="arial"/>
+                <w:color w:val="000000"/>
+                <w:sz w:val="16"/>
+                <w:szCs w:val="16"/>
+              </w:rPr>
+              <w:t>Next</w:t>
+            </w:r>
+          </w:p>
+          <w:p>
+            <w:pPr>
+              <w:pStyle w:val="Normal"/>
+              <w:widowControl w:val="false"/>
+              <w:spacing w:lineRule="auto" w:line="180"/>
+              <w:jc w:val="center"/>
+              <w:rPr>
+                <w:color w:val="000000"/>
+                <w:sz w:val="16"/>
+                <w:szCs w:val="16"/>
+              </w:rPr>
+            </w:pPr>
+            <w:r>
+              <w:rPr>
+                <w:rFonts w:eastAsia="arial" w:ascii="arial" w:hAnsi="arial"/>
+                <w:color w:val="000000"/>
+                <w:sz w:val="16"/>
+                <w:szCs w:val="16"/>
+              </w:rPr>
+              <w:t>Cab Cam</w:t>
+            </w:r>
+          </w:p>
+        </w:tc>
+      </w:tr>
+    </w:tbl>
+    <w:p>
+      <w:pPr>
+        <w:pStyle w:val="Normal"/>
+        <w:rPr>
+          <w:rFonts w:ascii="arial" w:hAnsi="arial" w:eastAsia="arial"/>
+          <w:color w:val="000000"/>
+          <w:sz w:val="16"/>
+          <w:szCs w:val="16"/>
+        </w:rPr>
+      </w:pPr>
+      <w:r>
+        <w:rPr>
+          <w:rFonts w:eastAsia="arial" w:ascii="arial" w:hAnsi="arial"/>
+          <w:color w:val="000000"/>
+          <w:sz w:val="16"/>
+          <w:szCs w:val="16"/>
+        </w:rPr>
+      </w:r>
+    </w:p>
+    <w:p>
+      <w:pPr>
+        <w:pStyle w:val="Normal"/>
+        <w:rPr>
+          <w:color w:val="000000"/>
+          <w:sz w:val="16"/>
+          <w:szCs w:val="16"/>
+        </w:rPr>
+      </w:pPr>
+      <w:r>
+        <w:rPr>
+          <w:rFonts w:eastAsia="arial" w:ascii="arial" w:hAnsi="arial"/>
+          <w:color w:val="000000"/>
+          <w:sz w:val="16"/>
+          <w:szCs w:val="16"/>
+        </w:rPr>
+        <w:tab/>
+        <w:t xml:space="preserve">           DB BR 612-2</w:t>
+      </w:r>
+    </w:p>
+    <w:tbl>
+      <w:tblPr>
+        <w:tblW w:w="14248" w:type="dxa"/>
+        <w:jc w:val="left"/>
+        <w:tblInd w:w="-5" w:type="dxa"/>
+        <w:tblLayout w:type="fixed"/>
+        <w:tblCellMar>
+          <w:top w:w="0" w:type="dxa"/>
+          <w:left w:w="108" w:type="dxa"/>
+          <w:bottom w:w="0" w:type="dxa"/>
+          <w:right w:w="108" w:type="dxa"/>
+        </w:tblCellMar>
+        <w:tblLook w:firstRow="1" w:noVBand="1" w:lastRow="0" w:firstColumn="1" w:lastColumn="0" w:noHBand="0" w:val="04a0"/>
+      </w:tblPr>
+      <w:tblGrid>
+        <w:gridCol w:w="1017"/>
+        <w:gridCol w:w="1019"/>
+        <w:gridCol w:w="1014"/>
+        <w:gridCol w:w="1016"/>
+        <w:gridCol w:w="1020"/>
+        <w:gridCol w:w="1016"/>
+        <w:gridCol w:w="1016"/>
+        <w:gridCol w:w="1017"/>
+        <w:gridCol w:w="1016"/>
+        <w:gridCol w:w="1020"/>
+        <w:gridCol w:w="1016"/>
+        <w:gridCol w:w="1016"/>
+        <w:gridCol w:w="1016"/>
+        <w:gridCol w:w="1029"/>
+      </w:tblGrid>
+      <w:tr>
+        <w:trPr>
+          <w:trHeight w:val="440" w:hRule="exact"/>
+          <w:cantSplit w:val="true"/>
+        </w:trPr>
+        <w:tc>
+          <w:tcPr>
+            <w:tcW w:w="1017" w:type="dxa"/>
+            <w:tcBorders>
+              <w:top w:val="single" w:sz="4" w:space="0" w:color="000000"/>
+              <w:left w:val="single" w:sz="4" w:space="0" w:color="000000"/>
+              <w:bottom w:val="single" w:sz="4" w:space="0" w:color="000000"/>
+            </w:tcBorders>
+            <w:vAlign w:val="bottom"/>
+          </w:tcPr>
+          <w:p>
+            <w:pPr>
+              <w:pStyle w:val="Normal"/>
+              <w:widowControl w:val="false"/>
+              <w:spacing w:lineRule="auto" w:line="180" w:before="0" w:after="60"/>
+              <w:jc w:val="center"/>
+              <w:rPr>
+                <w:color w:val="000000"/>
+                <w:sz w:val="16"/>
+                <w:szCs w:val="16"/>
+              </w:rPr>
+            </w:pPr>
+            <w:r>
+              <w:rPr>
+                <w:rFonts w:eastAsia="arial" w:ascii="arial" w:hAnsi="arial"/>
+                <w:b/>
+                <w:color w:val="000000"/>
+                <w:sz w:val="16"/>
+                <w:szCs w:val="16"/>
+              </w:rPr>
+              <w:t>HUD</w:t>
+            </w:r>
+          </w:p>
+        </w:tc>
+        <w:tc>
+          <w:tcPr>
+            <w:tcW w:w="1019" w:type="dxa"/>
+            <w:tcBorders>
+              <w:top w:val="single" w:sz="4" w:space="0" w:color="000000"/>
+              <w:left w:val="single" w:sz="4" w:space="0" w:color="000000"/>
+              <w:bottom w:val="single" w:sz="4" w:space="0" w:color="000000"/>
+            </w:tcBorders>
+            <w:vAlign w:val="bottom"/>
+          </w:tcPr>
+          <w:p>
+            <w:pPr>
+              <w:pStyle w:val="Normal"/>
+              <w:widowControl w:val="false"/>
+              <w:spacing w:lineRule="auto" w:line="180"/>
+              <w:jc w:val="center"/>
+              <w:rPr>
+                <w:rFonts w:ascii="arial" w:hAnsi="arial" w:eastAsia="arial"/>
+                <w:color w:val="000000"/>
+                <w:sz w:val="16"/>
+                <w:szCs w:val="16"/>
+              </w:rPr>
+            </w:pPr>
+            <w:r>
+              <w:rPr>
+                <w:rFonts w:eastAsia="arial" w:ascii="arial" w:hAnsi="arial"/>
+                <w:color w:val="000000"/>
+                <w:sz w:val="16"/>
+                <w:szCs w:val="16"/>
+              </w:rPr>
+              <w:t>Schedule</w:t>
+            </w:r>
+          </w:p>
+        </w:tc>
+        <w:tc>
+          <w:tcPr>
+            <w:tcW w:w="1014" w:type="dxa"/>
+            <w:tcBorders>
+              <w:top w:val="single" w:sz="4" w:space="0" w:color="000000"/>
+              <w:left w:val="single" w:sz="4" w:space="0" w:color="000000"/>
+              <w:bottom w:val="single" w:sz="4" w:space="0" w:color="000000"/>
+            </w:tcBorders>
+            <w:vAlign w:val="bottom"/>
+          </w:tcPr>
+          <w:p>
+            <w:pPr>
+              <w:pStyle w:val="Normal"/>
+              <w:widowControl w:val="false"/>
+              <w:spacing w:lineRule="auto" w:line="180"/>
+              <w:jc w:val="center"/>
+              <w:rPr>
+                <w:color w:val="000000"/>
+                <w:sz w:val="16"/>
+                <w:szCs w:val="16"/>
+              </w:rPr>
+            </w:pPr>
+            <w:r>
+              <w:rPr>
+                <w:color w:val="000000"/>
+                <w:sz w:val="16"/>
+                <w:szCs w:val="16"/>
+              </w:rPr>
+            </w:r>
+          </w:p>
+        </w:tc>
+        <w:tc>
+          <w:tcPr>
+            <w:tcW w:w="1016" w:type="dxa"/>
+            <w:tcBorders>
+              <w:top w:val="single" w:sz="4" w:space="0" w:color="000000"/>
+              <w:left w:val="single" w:sz="4" w:space="0" w:color="000000"/>
+              <w:bottom w:val="single" w:sz="4" w:space="0" w:color="000000"/>
+            </w:tcBorders>
+            <w:vAlign w:val="bottom"/>
+          </w:tcPr>
+          <w:p>
+            <w:pPr>
+              <w:pStyle w:val="Normal"/>
+              <w:widowControl w:val="false"/>
+              <w:spacing w:lineRule="auto" w:line="180"/>
+              <w:jc w:val="center"/>
+              <w:rPr>
+                <w:sz w:val="16"/>
+                <w:szCs w:val="16"/>
+              </w:rPr>
+            </w:pPr>
+            <w:r>
+              <w:rPr>
+                <w:sz w:val="16"/>
+                <w:szCs w:val="16"/>
+              </w:rPr>
+              <w:t>Sifa</w:t>
+            </w:r>
+          </w:p>
+        </w:tc>
+        <w:tc>
+          <w:tcPr>
+            <w:tcW w:w="1020" w:type="dxa"/>
+            <w:tcBorders>
+              <w:top w:val="single" w:sz="4" w:space="0" w:color="000000"/>
+              <w:left w:val="single" w:sz="4" w:space="0" w:color="000000"/>
+              <w:bottom w:val="single" w:sz="4" w:space="0" w:color="000000"/>
+            </w:tcBorders>
+            <w:vAlign w:val="bottom"/>
+          </w:tcPr>
+          <w:p>
+            <w:pPr>
+              <w:pStyle w:val="Normal"/>
+              <w:widowControl w:val="false"/>
+              <w:spacing w:lineRule="auto" w:line="180"/>
+              <w:jc w:val="center"/>
+              <w:rPr>
+                <w:color w:val="000000"/>
+                <w:sz w:val="16"/>
+                <w:szCs w:val="16"/>
+              </w:rPr>
+            </w:pPr>
+            <w:r>
+              <w:rPr>
+                <w:color w:val="000000"/>
+                <w:sz w:val="16"/>
+                <w:szCs w:val="16"/>
+              </w:rPr>
+            </w:r>
+          </w:p>
+        </w:tc>
+        <w:tc>
+          <w:tcPr>
+            <w:tcW w:w="1016" w:type="dxa"/>
+            <w:tcBorders>
+              <w:top w:val="single" w:sz="4" w:space="0" w:color="000000"/>
+              <w:left w:val="single" w:sz="4" w:space="0" w:color="000000"/>
+              <w:bottom w:val="single" w:sz="4" w:space="0" w:color="000000"/>
+            </w:tcBorders>
+            <w:vAlign w:val="bottom"/>
+          </w:tcPr>
+          <w:p>
+            <w:pPr>
+              <w:pStyle w:val="Normal"/>
+              <w:widowControl w:val="false"/>
+              <w:jc w:val="center"/>
+              <w:rPr>
+                <w:color w:val="000000"/>
+                <w:sz w:val="16"/>
+                <w:szCs w:val="16"/>
+              </w:rPr>
+            </w:pPr>
+            <w:r>
+              <w:rPr>
+                <w:color w:val="000000"/>
+                <w:sz w:val="16"/>
+                <w:szCs w:val="16"/>
+              </w:rPr>
+            </w:r>
+          </w:p>
+        </w:tc>
+        <w:tc>
+          <w:tcPr>
+            <w:tcW w:w="1016" w:type="dxa"/>
+            <w:tcBorders>
+              <w:top w:val="single" w:sz="4" w:space="0" w:color="000000"/>
+              <w:left w:val="single" w:sz="4" w:space="0" w:color="000000"/>
+              <w:bottom w:val="single" w:sz="4" w:space="0" w:color="000000"/>
+            </w:tcBorders>
+            <w:vAlign w:val="bottom"/>
+          </w:tcPr>
+          <w:p>
+            <w:pPr>
+              <w:pStyle w:val="Normal"/>
+              <w:widowControl w:val="false"/>
+              <w:jc w:val="center"/>
+              <w:rPr>
+                <w:sz w:val="16"/>
+                <w:szCs w:val="16"/>
+              </w:rPr>
+            </w:pPr>
+            <w:r>
+              <w:rPr/>
+            </w:r>
+          </w:p>
+        </w:tc>
+        <w:tc>
+          <w:tcPr>
+            <w:tcW w:w="1017" w:type="dxa"/>
+            <w:tcBorders>
+              <w:top w:val="single" w:sz="4" w:space="0" w:color="000000"/>
+              <w:left w:val="single" w:sz="4" w:space="0" w:color="000000"/>
+              <w:bottom w:val="single" w:sz="4" w:space="0" w:color="000000"/>
+            </w:tcBorders>
+            <w:vAlign w:val="bottom"/>
+          </w:tcPr>
+          <w:p>
+            <w:pPr>
+              <w:pStyle w:val="Normal"/>
+              <w:widowControl w:val="false"/>
+              <w:jc w:val="center"/>
+              <w:rPr>
+                <w:sz w:val="16"/>
+                <w:szCs w:val="16"/>
+              </w:rPr>
+            </w:pPr>
+            <w:r>
+              <w:rPr>
+                <w:sz w:val="16"/>
+                <w:szCs w:val="16"/>
+              </w:rPr>
+            </w:r>
+          </w:p>
+        </w:tc>
+        <w:tc>
+          <w:tcPr>
+            <w:tcW w:w="1016" w:type="dxa"/>
+            <w:tcBorders>
+              <w:top w:val="single" w:sz="4" w:space="0" w:color="000000"/>
+              <w:left w:val="single" w:sz="4" w:space="0" w:color="000000"/>
+              <w:bottom w:val="single" w:sz="4" w:space="0" w:color="000000"/>
+            </w:tcBorders>
+            <w:vAlign w:val="bottom"/>
+          </w:tcPr>
+          <w:p>
+            <w:pPr>
+              <w:pStyle w:val="Normal"/>
+              <w:widowControl w:val="false"/>
+              <w:spacing w:lineRule="auto" w:line="180"/>
+              <w:jc w:val="center"/>
+              <w:rPr>
+                <w:color w:val="000000"/>
+                <w:sz w:val="16"/>
+                <w:szCs w:val="16"/>
+              </w:rPr>
+            </w:pPr>
+            <w:r>
+              <w:rPr>
+                <w:color w:val="000000"/>
+                <w:sz w:val="16"/>
+                <w:szCs w:val="16"/>
+              </w:rPr>
+            </w:r>
+          </w:p>
+        </w:tc>
+        <w:tc>
+          <w:tcPr>
+            <w:tcW w:w="1020" w:type="dxa"/>
+            <w:tcBorders>
+              <w:top w:val="single" w:sz="4" w:space="0" w:color="000000"/>
+              <w:left w:val="single" w:sz="4" w:space="0" w:color="000000"/>
+              <w:bottom w:val="single" w:sz="4" w:space="0" w:color="000000"/>
+            </w:tcBorders>
+            <w:vAlign w:val="bottom"/>
+          </w:tcPr>
+          <w:p>
+            <w:pPr>
+              <w:pStyle w:val="Normal"/>
+              <w:widowControl w:val="false"/>
+              <w:jc w:val="center"/>
+              <w:rPr>
+                <w:sz w:val="16"/>
+                <w:szCs w:val="16"/>
+              </w:rPr>
+            </w:pPr>
+            <w:r>
+              <w:rPr>
+                <w:sz w:val="16"/>
+                <w:szCs w:val="16"/>
+              </w:rPr>
+            </w:r>
+          </w:p>
+        </w:tc>
+        <w:tc>
+          <w:tcPr>
+            <w:tcW w:w="1016" w:type="dxa"/>
+            <w:tcBorders>
+              <w:top w:val="single" w:sz="4" w:space="0" w:color="000000"/>
+              <w:left w:val="single" w:sz="4" w:space="0" w:color="000000"/>
+              <w:bottom w:val="single" w:sz="4" w:space="0" w:color="000000"/>
+            </w:tcBorders>
+            <w:vAlign w:val="bottom"/>
+          </w:tcPr>
+          <w:p>
+            <w:pPr>
+              <w:pStyle w:val="Normal"/>
+              <w:widowControl w:val="false"/>
+              <w:spacing w:lineRule="auto" w:line="180"/>
+              <w:jc w:val="center"/>
+              <w:rPr>
+                <w:color w:val="000000"/>
+                <w:sz w:val="16"/>
+                <w:szCs w:val="16"/>
+              </w:rPr>
+            </w:pPr>
+            <w:r>
+              <w:rPr>
+                <w:color w:val="000000"/>
+                <w:sz w:val="16"/>
+                <w:szCs w:val="16"/>
+              </w:rPr>
+            </w:r>
+          </w:p>
+        </w:tc>
+        <w:tc>
+          <w:tcPr>
+            <w:tcW w:w="1016" w:type="dxa"/>
+            <w:tcBorders>
+              <w:top w:val="single" w:sz="4" w:space="0" w:color="000000"/>
+              <w:left w:val="single" w:sz="4" w:space="0" w:color="000000"/>
+              <w:bottom w:val="single" w:sz="4" w:space="0" w:color="000000"/>
+            </w:tcBorders>
+            <w:vAlign w:val="bottom"/>
+          </w:tcPr>
+          <w:p>
+            <w:pPr>
+              <w:pStyle w:val="Normal"/>
+              <w:widowControl w:val="false"/>
+              <w:spacing w:lineRule="auto" w:line="180"/>
+              <w:jc w:val="center"/>
+              <w:rPr>
+                <w:color w:val="000000"/>
+                <w:sz w:val="16"/>
+                <w:szCs w:val="16"/>
+              </w:rPr>
+            </w:pPr>
+            <w:r>
+              <w:rPr>
+                <w:rFonts w:eastAsia="arial" w:ascii="arial" w:hAnsi="arial"/>
+                <w:color w:val="000000"/>
+                <w:sz w:val="16"/>
+                <w:szCs w:val="16"/>
+              </w:rPr>
+              <w:t>Cab Light</w:t>
+            </w:r>
+          </w:p>
+          <w:p>
+            <w:pPr>
+              <w:pStyle w:val="Normal"/>
+              <w:widowControl w:val="false"/>
+              <w:spacing w:lineRule="auto" w:line="180"/>
+              <w:jc w:val="center"/>
+              <w:rPr>
+                <w:color w:val="000000"/>
+                <w:sz w:val="16"/>
+                <w:szCs w:val="16"/>
+              </w:rPr>
+            </w:pPr>
+            <w:r>
+              <w:rPr>
+                <w:rFonts w:eastAsia="arial" w:ascii="arial" w:hAnsi="arial"/>
+                <w:color w:val="000000"/>
+                <w:sz w:val="16"/>
+                <w:szCs w:val="16"/>
+              </w:rPr>
+              <w:t>Down</w:t>
+            </w:r>
+          </w:p>
+        </w:tc>
+        <w:tc>
+          <w:tcPr>
+            <w:tcW w:w="1016" w:type="dxa"/>
+            <w:tcBorders>
+              <w:top w:val="single" w:sz="4" w:space="0" w:color="000000"/>
+              <w:left w:val="single" w:sz="4" w:space="0" w:color="000000"/>
+              <w:bottom w:val="single" w:sz="4" w:space="0" w:color="000000"/>
+            </w:tcBorders>
+            <w:vAlign w:val="bottom"/>
+          </w:tcPr>
+          <w:p>
+            <w:pPr>
+              <w:pStyle w:val="Normal"/>
+              <w:widowControl w:val="false"/>
+              <w:spacing w:lineRule="auto" w:line="180"/>
+              <w:jc w:val="center"/>
+              <w:rPr>
+                <w:color w:val="000000"/>
+                <w:sz w:val="16"/>
+                <w:szCs w:val="16"/>
+              </w:rPr>
+            </w:pPr>
+            <w:r>
+              <w:rPr>
+                <w:rFonts w:eastAsia="arial" w:ascii="arial" w:hAnsi="arial"/>
+                <w:color w:val="000000"/>
+                <w:sz w:val="16"/>
+                <w:szCs w:val="16"/>
+              </w:rPr>
+              <w:t>Exterior</w:t>
+            </w:r>
+          </w:p>
+          <w:p>
+            <w:pPr>
+              <w:pStyle w:val="Normal"/>
+              <w:widowControl w:val="false"/>
+              <w:spacing w:lineRule="auto" w:line="180"/>
+              <w:jc w:val="center"/>
+              <w:rPr>
+                <w:color w:val="000000"/>
+                <w:sz w:val="16"/>
+                <w:szCs w:val="16"/>
+              </w:rPr>
+            </w:pPr>
+            <w:r>
+              <w:rPr>
+                <w:rFonts w:eastAsia="arial" w:ascii="arial" w:hAnsi="arial"/>
+                <w:color w:val="000000"/>
+                <w:sz w:val="16"/>
+                <w:szCs w:val="16"/>
+              </w:rPr>
+              <w:t>Camera</w:t>
+            </w:r>
+          </w:p>
+        </w:tc>
+        <w:tc>
+          <w:tcPr>
+            <w:tcW w:w="1029" w:type="dxa"/>
+            <w:tcBorders>
+              <w:top w:val="single" w:sz="4" w:space="0" w:color="000000"/>
+              <w:left w:val="single" w:sz="4" w:space="0" w:color="000000"/>
+              <w:bottom w:val="single" w:sz="4" w:space="0" w:color="000000"/>
+              <w:right w:val="single" w:sz="4" w:space="0" w:color="000000"/>
+            </w:tcBorders>
+            <w:vAlign w:val="bottom"/>
+          </w:tcPr>
+          <w:p>
+            <w:pPr>
+              <w:pStyle w:val="Normal"/>
+              <w:widowControl w:val="false"/>
+              <w:spacing w:lineRule="auto" w:line="180"/>
+              <w:jc w:val="center"/>
+              <w:rPr>
+                <w:color w:val="000000"/>
+                <w:sz w:val="16"/>
+                <w:szCs w:val="16"/>
+              </w:rPr>
+            </w:pPr>
+            <w:r>
+              <w:rPr>
+                <w:rFonts w:eastAsia="arial" w:ascii="arial" w:hAnsi="arial"/>
+                <w:color w:val="000000"/>
+                <w:sz w:val="16"/>
+                <w:szCs w:val="16"/>
+              </w:rPr>
+              <w:t>Prev</w:t>
+            </w:r>
+          </w:p>
+          <w:p>
+            <w:pPr>
+              <w:pStyle w:val="Normal"/>
+              <w:widowControl w:val="false"/>
+              <w:spacing w:lineRule="auto" w:line="180"/>
+              <w:jc w:val="center"/>
+              <w:rPr>
+                <w:color w:val="000000"/>
+                <w:sz w:val="16"/>
+                <w:szCs w:val="16"/>
+              </w:rPr>
+            </w:pPr>
+            <w:r>
+              <w:rPr>
+                <w:rFonts w:eastAsia="arial" w:ascii="arial" w:hAnsi="arial"/>
+                <w:color w:val="000000"/>
+                <w:sz w:val="16"/>
+                <w:szCs w:val="16"/>
+              </w:rPr>
+              <w:t>Cab Cam</w:t>
+            </w:r>
+          </w:p>
+        </w:tc>
+      </w:tr>
+    </w:tbl>
+    <w:p>
+      <w:pPr>
+        <w:pStyle w:val="Normal"/>
+        <w:bidi w:val="0"/>
+        <w:rPr>
+          <w:color w:val="000000"/>
+          <w:sz w:val="16"/>
+          <w:szCs w:val="16"/>
+        </w:rPr>
+      </w:pPr>
+      <w:r>
+        <w:rPr>
+          <w:color w:val="000000"/>
+          <w:sz w:val="16"/>
+          <w:szCs w:val="16"/>
+        </w:rPr>
+      </w:r>
+    </w:p>
+    <w:p>
+      <w:pPr>
+        <w:pStyle w:val="Normal"/>
+        <w:rPr>
+          <w:color w:val="000000"/>
+          <w:sz w:val="16"/>
+          <w:szCs w:val="16"/>
+        </w:rPr>
+      </w:pPr>
+      <w:r>
+        <w:rPr>
+          <w:color w:val="000000"/>
+          <w:sz w:val="16"/>
+          <w:szCs w:val="16"/>
+        </w:rPr>
+        <w:tab/>
+        <w:t xml:space="preserve">       </w:t>
+      </w:r>
+      <w:r>
+        <w:rPr>
+          <w:rFonts w:eastAsia="arial" w:ascii="arial" w:hAnsi="arial"/>
+          <w:color w:val="000000"/>
+          <w:sz w:val="16"/>
+          <w:szCs w:val="16"/>
+        </w:rPr>
+        <w:t xml:space="preserve">    DB BR 628-1</w:t>
+      </w:r>
+    </w:p>
+    <w:tbl>
+      <w:tblPr>
+        <w:tblW w:w="14248" w:type="dxa"/>
+        <w:jc w:val="left"/>
+        <w:tblInd w:w="-5" w:type="dxa"/>
+        <w:tblLayout w:type="fixed"/>
+        <w:tblCellMar>
+          <w:top w:w="0" w:type="dxa"/>
+          <w:left w:w="108" w:type="dxa"/>
+          <w:bottom w:w="0" w:type="dxa"/>
+          <w:right w:w="108" w:type="dxa"/>
+        </w:tblCellMar>
+        <w:tblLook w:firstRow="1" w:noVBand="1" w:lastRow="0" w:firstColumn="1" w:lastColumn="0" w:noHBand="0" w:val="04a0"/>
+      </w:tblPr>
+      <w:tblGrid>
+        <w:gridCol w:w="1017"/>
+        <w:gridCol w:w="1019"/>
+        <w:gridCol w:w="1014"/>
+        <w:gridCol w:w="1016"/>
+        <w:gridCol w:w="1020"/>
+        <w:gridCol w:w="1016"/>
+        <w:gridCol w:w="1016"/>
+        <w:gridCol w:w="1017"/>
+        <w:gridCol w:w="1016"/>
+        <w:gridCol w:w="1020"/>
+        <w:gridCol w:w="1016"/>
+        <w:gridCol w:w="1016"/>
+        <w:gridCol w:w="1016"/>
+        <w:gridCol w:w="1029"/>
+      </w:tblGrid>
+      <w:tr>
+        <w:trPr>
+          <w:trHeight w:val="440" w:hRule="exact"/>
+          <w:cantSplit w:val="true"/>
+        </w:trPr>
+        <w:tc>
+          <w:tcPr>
+            <w:tcW w:w="1017" w:type="dxa"/>
+            <w:tcBorders>
+              <w:top w:val="single" w:sz="4" w:space="0" w:color="000000"/>
+              <w:left w:val="single" w:sz="4" w:space="0" w:color="000000"/>
+              <w:bottom w:val="single" w:sz="4" w:space="0" w:color="000000"/>
+            </w:tcBorders>
+            <w:vAlign w:val="bottom"/>
+          </w:tcPr>
+          <w:p>
+            <w:pPr>
+              <w:pStyle w:val="Normal"/>
+              <w:widowControl w:val="false"/>
+              <w:spacing w:lineRule="auto" w:line="180" w:before="0" w:after="60"/>
+              <w:jc w:val="center"/>
+              <w:rPr>
+                <w:color w:val="000000"/>
+                <w:sz w:val="16"/>
+                <w:szCs w:val="16"/>
+              </w:rPr>
+            </w:pPr>
+            <w:r>
+              <w:rPr>
+                <w:rFonts w:eastAsia="arial" w:ascii="arial" w:hAnsi="arial"/>
+                <w:b/>
+                <w:color w:val="000000"/>
+                <w:sz w:val="16"/>
+                <w:szCs w:val="16"/>
+              </w:rPr>
+              <w:t>Pause</w:t>
+            </w:r>
+          </w:p>
+        </w:tc>
+        <w:tc>
+          <w:tcPr>
+            <w:tcW w:w="1019" w:type="dxa"/>
+            <w:tcBorders>
+              <w:top w:val="single" w:sz="4" w:space="0" w:color="000000"/>
+              <w:left w:val="single" w:sz="4" w:space="0" w:color="000000"/>
+              <w:bottom w:val="single" w:sz="4" w:space="0" w:color="000000"/>
+            </w:tcBorders>
+            <w:vAlign w:val="bottom"/>
+          </w:tcPr>
+          <w:p>
+            <w:pPr>
+              <w:pStyle w:val="Normal"/>
+              <w:widowControl w:val="false"/>
+              <w:spacing w:lineRule="auto" w:line="180"/>
+              <w:jc w:val="center"/>
+              <w:rPr>
+                <w:color w:val="000000"/>
+                <w:sz w:val="16"/>
+                <w:szCs w:val="16"/>
+              </w:rPr>
+            </w:pPr>
+            <w:r>
+              <w:rPr>
+                <w:color w:val="000000"/>
+                <w:sz w:val="16"/>
+                <w:szCs w:val="16"/>
+              </w:rPr>
+              <w:t>Reverser</w:t>
+            </w:r>
+          </w:p>
+          <w:p>
+            <w:pPr>
+              <w:pStyle w:val="Normal"/>
+              <w:widowControl w:val="false"/>
+              <w:spacing w:lineRule="auto" w:line="180"/>
+              <w:jc w:val="center"/>
+              <w:rPr>
+                <w:color w:val="000000"/>
+                <w:sz w:val="16"/>
+                <w:szCs w:val="16"/>
+              </w:rPr>
+            </w:pPr>
+            <w:r>
+              <w:rPr>
+                <w:color w:val="000000"/>
+                <w:sz w:val="16"/>
+                <w:szCs w:val="16"/>
+              </w:rPr>
+              <w:t>Handle</w:t>
+            </w:r>
+          </w:p>
+        </w:tc>
+        <w:tc>
+          <w:tcPr>
+            <w:tcW w:w="1014" w:type="dxa"/>
+            <w:tcBorders>
+              <w:top w:val="single" w:sz="4" w:space="0" w:color="000000"/>
+              <w:left w:val="single" w:sz="4" w:space="0" w:color="000000"/>
+              <w:bottom w:val="single" w:sz="4" w:space="0" w:color="000000"/>
+            </w:tcBorders>
+            <w:vAlign w:val="bottom"/>
+          </w:tcPr>
+          <w:p>
+            <w:pPr>
+              <w:pStyle w:val="Normal"/>
+              <w:widowControl w:val="false"/>
+              <w:spacing w:lineRule="auto" w:line="180"/>
+              <w:jc w:val="center"/>
+              <w:rPr>
+                <w:color w:val="000000"/>
+                <w:sz w:val="16"/>
+                <w:szCs w:val="16"/>
+              </w:rPr>
+            </w:pPr>
+            <w:r>
+              <w:rPr>
+                <w:color w:val="000000"/>
+                <w:sz w:val="16"/>
+                <w:szCs w:val="16"/>
+              </w:rPr>
+            </w:r>
+          </w:p>
+        </w:tc>
+        <w:tc>
+          <w:tcPr>
+            <w:tcW w:w="1016" w:type="dxa"/>
+            <w:tcBorders>
+              <w:top w:val="single" w:sz="4" w:space="0" w:color="000000"/>
+              <w:left w:val="single" w:sz="4" w:space="0" w:color="000000"/>
+              <w:bottom w:val="single" w:sz="4" w:space="0" w:color="000000"/>
+            </w:tcBorders>
+            <w:vAlign w:val="bottom"/>
+          </w:tcPr>
+          <w:p>
+            <w:pPr>
+              <w:pStyle w:val="Normal"/>
+              <w:widowControl w:val="false"/>
+              <w:spacing w:lineRule="auto" w:line="180"/>
+              <w:jc w:val="center"/>
+              <w:rPr>
+                <w:sz w:val="16"/>
+                <w:szCs w:val="16"/>
+              </w:rPr>
+            </w:pPr>
+            <w:r>
+              <w:rPr>
+                <w:rFonts w:eastAsia="arial" w:ascii="arial" w:hAnsi="arial"/>
+                <w:color w:val="000000"/>
+                <w:sz w:val="16"/>
+                <w:szCs w:val="16"/>
+              </w:rPr>
+              <w:t>PZB</w:t>
+            </w:r>
+          </w:p>
+        </w:tc>
+        <w:tc>
+          <w:tcPr>
+            <w:tcW w:w="1020" w:type="dxa"/>
+            <w:tcBorders>
+              <w:top w:val="single" w:sz="4" w:space="0" w:color="000000"/>
+              <w:left w:val="single" w:sz="4" w:space="0" w:color="000000"/>
+              <w:bottom w:val="single" w:sz="4" w:space="0" w:color="000000"/>
+            </w:tcBorders>
+            <w:vAlign w:val="bottom"/>
+          </w:tcPr>
+          <w:p>
+            <w:pPr>
+              <w:pStyle w:val="Normal"/>
+              <w:widowControl w:val="false"/>
+              <w:spacing w:lineRule="auto" w:line="180"/>
+              <w:jc w:val="center"/>
+              <w:rPr>
+                <w:color w:val="000000"/>
+                <w:sz w:val="16"/>
+                <w:szCs w:val="16"/>
+              </w:rPr>
+            </w:pPr>
+            <w:r>
+              <w:rPr>
+                <w:rFonts w:eastAsia="arial" w:ascii="arial" w:hAnsi="arial"/>
+                <w:color w:val="000000"/>
+                <w:sz w:val="16"/>
+                <w:szCs w:val="16"/>
+              </w:rPr>
+              <w:t>Engine Start</w:t>
+            </w:r>
+          </w:p>
+        </w:tc>
+        <w:tc>
+          <w:tcPr>
+            <w:tcW w:w="1016" w:type="dxa"/>
+            <w:tcBorders>
+              <w:top w:val="single" w:sz="4" w:space="0" w:color="000000"/>
+              <w:left w:val="single" w:sz="4" w:space="0" w:color="000000"/>
+              <w:bottom w:val="single" w:sz="4" w:space="0" w:color="000000"/>
+            </w:tcBorders>
+            <w:vAlign w:val="bottom"/>
+          </w:tcPr>
+          <w:p>
+            <w:pPr>
+              <w:pStyle w:val="Normal"/>
+              <w:widowControl w:val="false"/>
+              <w:jc w:val="center"/>
+              <w:rPr>
+                <w:color w:val="000000"/>
+                <w:sz w:val="16"/>
+                <w:szCs w:val="16"/>
+              </w:rPr>
+            </w:pPr>
+            <w:r>
+              <w:rPr>
+                <w:color w:val="000000"/>
+                <w:sz w:val="16"/>
+                <w:szCs w:val="16"/>
+              </w:rPr>
+              <w:t>Pass.</w:t>
+            </w:r>
+          </w:p>
+          <w:p>
+            <w:pPr>
+              <w:pStyle w:val="Normal"/>
+              <w:widowControl w:val="false"/>
+              <w:jc w:val="center"/>
+              <w:rPr>
+                <w:color w:val="000000"/>
+                <w:sz w:val="16"/>
+                <w:szCs w:val="16"/>
+              </w:rPr>
+            </w:pPr>
+            <w:r>
+              <w:rPr>
+                <w:color w:val="000000"/>
+                <w:sz w:val="16"/>
+                <w:szCs w:val="16"/>
+              </w:rPr>
+              <w:t>Light On</w:t>
+            </w:r>
+          </w:p>
+        </w:tc>
+        <w:tc>
+          <w:tcPr>
+            <w:tcW w:w="1016" w:type="dxa"/>
+            <w:tcBorders>
+              <w:top w:val="single" w:sz="4" w:space="0" w:color="000000"/>
+              <w:left w:val="single" w:sz="4" w:space="0" w:color="000000"/>
+              <w:bottom w:val="single" w:sz="4" w:space="0" w:color="000000"/>
+            </w:tcBorders>
+            <w:vAlign w:val="bottom"/>
+          </w:tcPr>
+          <w:p>
+            <w:pPr>
+              <w:pStyle w:val="Normal"/>
+              <w:widowControl w:val="false"/>
+              <w:jc w:val="center"/>
+              <w:rPr>
+                <w:sz w:val="16"/>
+                <w:szCs w:val="16"/>
+              </w:rPr>
+            </w:pPr>
+            <w:r>
+              <w:rPr>
+                <w:sz w:val="16"/>
+                <w:szCs w:val="16"/>
+              </w:rPr>
+            </w:r>
+          </w:p>
+        </w:tc>
+        <w:tc>
+          <w:tcPr>
+            <w:tcW w:w="1017" w:type="dxa"/>
+            <w:tcBorders>
+              <w:top w:val="single" w:sz="4" w:space="0" w:color="000000"/>
+              <w:left w:val="single" w:sz="4" w:space="0" w:color="000000"/>
+              <w:bottom w:val="single" w:sz="4" w:space="0" w:color="000000"/>
+            </w:tcBorders>
+            <w:vAlign w:val="bottom"/>
+          </w:tcPr>
+          <w:p>
+            <w:pPr>
+              <w:pStyle w:val="Normal"/>
+              <w:widowControl w:val="false"/>
+              <w:spacing w:lineRule="auto" w:line="180"/>
+              <w:jc w:val="center"/>
+              <w:rPr>
+                <w:color w:val="000000"/>
+                <w:sz w:val="16"/>
+                <w:szCs w:val="16"/>
+              </w:rPr>
+            </w:pPr>
+            <w:r>
+              <w:rPr>
+                <w:rFonts w:eastAsia="arial" w:ascii="arial" w:hAnsi="arial"/>
+                <w:color w:val="000000"/>
+                <w:sz w:val="16"/>
+                <w:szCs w:val="16"/>
+              </w:rPr>
+              <w:t>Desk Light On</w:t>
+            </w:r>
+          </w:p>
+        </w:tc>
+        <w:tc>
+          <w:tcPr>
+            <w:tcW w:w="1016" w:type="dxa"/>
+            <w:tcBorders>
+              <w:top w:val="single" w:sz="4" w:space="0" w:color="000000"/>
+              <w:left w:val="single" w:sz="4" w:space="0" w:color="000000"/>
+              <w:bottom w:val="single" w:sz="4" w:space="0" w:color="000000"/>
+            </w:tcBorders>
+            <w:vAlign w:val="bottom"/>
+          </w:tcPr>
+          <w:p>
+            <w:pPr>
+              <w:pStyle w:val="Normal"/>
+              <w:widowControl w:val="false"/>
+              <w:jc w:val="center"/>
+              <w:rPr>
+                <w:color w:val="000000"/>
+                <w:sz w:val="16"/>
+                <w:szCs w:val="16"/>
+              </w:rPr>
+            </w:pPr>
+            <w:r>
+              <w:rPr>
+                <w:rFonts w:eastAsia="arial" w:ascii="arial" w:hAnsi="arial"/>
+                <w:color w:val="000000"/>
+                <w:sz w:val="16"/>
+                <w:szCs w:val="16"/>
+              </w:rPr>
+              <w:t>Signal Light HL</w:t>
+            </w:r>
+          </w:p>
+        </w:tc>
+        <w:tc>
+          <w:tcPr>
+            <w:tcW w:w="1020" w:type="dxa"/>
+            <w:tcBorders>
+              <w:top w:val="single" w:sz="4" w:space="0" w:color="000000"/>
+              <w:left w:val="single" w:sz="4" w:space="0" w:color="000000"/>
+              <w:bottom w:val="single" w:sz="4" w:space="0" w:color="000000"/>
+            </w:tcBorders>
+            <w:vAlign w:val="bottom"/>
+          </w:tcPr>
+          <w:p>
+            <w:pPr>
+              <w:pStyle w:val="Normal"/>
+              <w:widowControl w:val="false"/>
+              <w:jc w:val="center"/>
+              <w:rPr>
+                <w:sz w:val="16"/>
+                <w:szCs w:val="16"/>
+              </w:rPr>
+            </w:pPr>
+            <w:r>
+              <w:rPr>
+                <w:sz w:val="16"/>
+                <w:szCs w:val="16"/>
+              </w:rPr>
+              <w:t>Gauge Light On</w:t>
+            </w:r>
+          </w:p>
+        </w:tc>
+        <w:tc>
+          <w:tcPr>
+            <w:tcW w:w="1016" w:type="dxa"/>
+            <w:tcBorders>
+              <w:top w:val="single" w:sz="4" w:space="0" w:color="000000"/>
+              <w:left w:val="single" w:sz="4" w:space="0" w:color="000000"/>
+              <w:bottom w:val="single" w:sz="4" w:space="0" w:color="000000"/>
+            </w:tcBorders>
+            <w:vAlign w:val="bottom"/>
+          </w:tcPr>
+          <w:p>
+            <w:pPr>
+              <w:pStyle w:val="Normal"/>
+              <w:widowControl w:val="false"/>
+              <w:spacing w:lineRule="auto" w:line="180"/>
+              <w:jc w:val="center"/>
+              <w:rPr>
+                <w:color w:val="000000"/>
+                <w:sz w:val="16"/>
+                <w:szCs w:val="16"/>
+              </w:rPr>
+            </w:pPr>
+            <w:r>
+              <w:rPr>
+                <w:rFonts w:eastAsia="arial" w:ascii="arial" w:hAnsi="arial"/>
+                <w:color w:val="000000"/>
+                <w:sz w:val="16"/>
+                <w:szCs w:val="16"/>
+              </w:rPr>
+              <w:t>Cab Light</w:t>
+            </w:r>
+          </w:p>
+          <w:p>
+            <w:pPr>
+              <w:pStyle w:val="Normal"/>
+              <w:widowControl w:val="false"/>
+              <w:spacing w:lineRule="auto" w:line="180"/>
+              <w:jc w:val="center"/>
+              <w:rPr>
+                <w:color w:val="000000"/>
+                <w:sz w:val="16"/>
+                <w:szCs w:val="16"/>
+              </w:rPr>
+            </w:pPr>
+            <w:r>
+              <w:rPr>
+                <w:rFonts w:eastAsia="arial" w:ascii="arial" w:hAnsi="arial"/>
+                <w:color w:val="000000"/>
+                <w:sz w:val="16"/>
+                <w:szCs w:val="16"/>
+              </w:rPr>
+              <w:t>Up</w:t>
+            </w:r>
+          </w:p>
+        </w:tc>
+        <w:tc>
+          <w:tcPr>
+            <w:tcW w:w="1016" w:type="dxa"/>
+            <w:tcBorders>
+              <w:top w:val="single" w:sz="4" w:space="0" w:color="000000"/>
+              <w:left w:val="single" w:sz="4" w:space="0" w:color="000000"/>
+              <w:bottom w:val="single" w:sz="4" w:space="0" w:color="000000"/>
+            </w:tcBorders>
+            <w:vAlign w:val="bottom"/>
+          </w:tcPr>
+          <w:p>
+            <w:pPr>
+              <w:pStyle w:val="Normal"/>
+              <w:widowControl w:val="false"/>
+              <w:spacing w:lineRule="auto" w:line="180"/>
+              <w:jc w:val="center"/>
+              <w:rPr>
+                <w:color w:val="000000"/>
+                <w:sz w:val="16"/>
+                <w:szCs w:val="16"/>
+              </w:rPr>
+            </w:pPr>
+            <w:r>
+              <w:rPr>
+                <w:rFonts w:eastAsia="arial" w:ascii="arial" w:hAnsi="arial"/>
+                <w:color w:val="000000"/>
+                <w:sz w:val="16"/>
+                <w:szCs w:val="16"/>
+              </w:rPr>
+              <w:t>Parking Brake On</w:t>
+            </w:r>
+          </w:p>
+        </w:tc>
+        <w:tc>
+          <w:tcPr>
+            <w:tcW w:w="1016" w:type="dxa"/>
+            <w:tcBorders>
+              <w:top w:val="single" w:sz="4" w:space="0" w:color="000000"/>
+              <w:left w:val="single" w:sz="4" w:space="0" w:color="000000"/>
+              <w:bottom w:val="single" w:sz="4" w:space="0" w:color="000000"/>
+            </w:tcBorders>
+            <w:vAlign w:val="bottom"/>
+          </w:tcPr>
+          <w:p>
+            <w:pPr>
+              <w:pStyle w:val="Normal"/>
+              <w:widowControl w:val="false"/>
+              <w:spacing w:lineRule="auto" w:line="180"/>
+              <w:jc w:val="center"/>
+              <w:rPr>
+                <w:color w:val="000000"/>
+                <w:sz w:val="16"/>
+                <w:szCs w:val="16"/>
+              </w:rPr>
+            </w:pPr>
+            <w:r>
+              <w:rPr>
+                <w:rFonts w:eastAsia="arial" w:ascii="arial" w:hAnsi="arial"/>
+                <w:color w:val="000000"/>
+                <w:sz w:val="16"/>
+                <w:szCs w:val="16"/>
+              </w:rPr>
+              <w:t>1P Cam</w:t>
+            </w:r>
+          </w:p>
+        </w:tc>
+        <w:tc>
+          <w:tcPr>
+            <w:tcW w:w="1029" w:type="dxa"/>
+            <w:tcBorders>
+              <w:top w:val="single" w:sz="4" w:space="0" w:color="000000"/>
+              <w:left w:val="single" w:sz="4" w:space="0" w:color="000000"/>
+              <w:bottom w:val="single" w:sz="4" w:space="0" w:color="000000"/>
+              <w:right w:val="single" w:sz="4" w:space="0" w:color="000000"/>
+            </w:tcBorders>
+            <w:vAlign w:val="bottom"/>
+          </w:tcPr>
+          <w:p>
+            <w:pPr>
+              <w:pStyle w:val="Normal"/>
+              <w:widowControl w:val="false"/>
+              <w:spacing w:lineRule="auto" w:line="180"/>
+              <w:jc w:val="center"/>
+              <w:rPr>
+                <w:color w:val="000000"/>
+                <w:sz w:val="16"/>
+                <w:szCs w:val="16"/>
+              </w:rPr>
+            </w:pPr>
+            <w:r>
+              <w:rPr>
+                <w:rFonts w:eastAsia="arial" w:ascii="arial" w:hAnsi="arial"/>
+                <w:color w:val="000000"/>
+                <w:sz w:val="16"/>
+                <w:szCs w:val="16"/>
+              </w:rPr>
+              <w:t>Next</w:t>
+            </w:r>
+          </w:p>
+          <w:p>
+            <w:pPr>
+              <w:pStyle w:val="Normal"/>
+              <w:widowControl w:val="false"/>
+              <w:spacing w:lineRule="auto" w:line="180"/>
+              <w:jc w:val="center"/>
+              <w:rPr>
+                <w:color w:val="000000"/>
+                <w:sz w:val="16"/>
+                <w:szCs w:val="16"/>
+              </w:rPr>
+            </w:pPr>
+            <w:r>
+              <w:rPr>
+                <w:rFonts w:eastAsia="arial" w:ascii="arial" w:hAnsi="arial"/>
+                <w:color w:val="000000"/>
+                <w:sz w:val="16"/>
+                <w:szCs w:val="16"/>
+              </w:rPr>
+              <w:t>Cab Cam</w:t>
+            </w:r>
+          </w:p>
+        </w:tc>
+      </w:tr>
+    </w:tbl>
+    <w:p>
+      <w:pPr>
+        <w:pStyle w:val="Normal"/>
+        <w:rPr>
+          <w:rFonts w:ascii="arial" w:hAnsi="arial" w:eastAsia="arial"/>
+          <w:color w:val="000000"/>
+          <w:sz w:val="16"/>
+          <w:szCs w:val="16"/>
+        </w:rPr>
+      </w:pPr>
+      <w:r>
+        <w:rPr>
+          <w:rFonts w:eastAsia="arial" w:ascii="arial" w:hAnsi="arial"/>
+          <w:color w:val="000000"/>
+          <w:sz w:val="16"/>
+          <w:szCs w:val="16"/>
+        </w:rPr>
+      </w:r>
+    </w:p>
+    <w:p>
+      <w:pPr>
+        <w:pStyle w:val="Normal"/>
+        <w:rPr>
+          <w:color w:val="000000"/>
+          <w:sz w:val="16"/>
+          <w:szCs w:val="16"/>
+        </w:rPr>
+      </w:pPr>
+      <w:r>
+        <w:rPr>
+          <w:rFonts w:eastAsia="arial" w:ascii="arial" w:hAnsi="arial"/>
+          <w:color w:val="000000"/>
+          <w:sz w:val="16"/>
+          <w:szCs w:val="16"/>
+        </w:rPr>
+        <w:tab/>
+        <w:t xml:space="preserve">           DB BR 628-2</w:t>
+      </w:r>
+    </w:p>
+    <w:tbl>
+      <w:tblPr>
+        <w:tblW w:w="14248" w:type="dxa"/>
+        <w:jc w:val="left"/>
+        <w:tblInd w:w="-5" w:type="dxa"/>
+        <w:tblLayout w:type="fixed"/>
+        <w:tblCellMar>
+          <w:top w:w="0" w:type="dxa"/>
+          <w:left w:w="108" w:type="dxa"/>
+          <w:bottom w:w="0" w:type="dxa"/>
+          <w:right w:w="108" w:type="dxa"/>
+        </w:tblCellMar>
+        <w:tblLook w:firstRow="1" w:noVBand="1" w:lastRow="0" w:firstColumn="1" w:lastColumn="0" w:noHBand="0" w:val="04a0"/>
+      </w:tblPr>
+      <w:tblGrid>
+        <w:gridCol w:w="1017"/>
+        <w:gridCol w:w="1019"/>
+        <w:gridCol w:w="1014"/>
+        <w:gridCol w:w="1016"/>
+        <w:gridCol w:w="1020"/>
+        <w:gridCol w:w="1016"/>
+        <w:gridCol w:w="1016"/>
+        <w:gridCol w:w="1017"/>
+        <w:gridCol w:w="1016"/>
+        <w:gridCol w:w="1020"/>
+        <w:gridCol w:w="1016"/>
+        <w:gridCol w:w="1016"/>
+        <w:gridCol w:w="1016"/>
+        <w:gridCol w:w="1029"/>
+      </w:tblGrid>
+      <w:tr>
+        <w:trPr>
+          <w:trHeight w:val="440" w:hRule="exact"/>
+          <w:cantSplit w:val="true"/>
+        </w:trPr>
+        <w:tc>
+          <w:tcPr>
+            <w:tcW w:w="1017" w:type="dxa"/>
+            <w:tcBorders>
+              <w:top w:val="single" w:sz="4" w:space="0" w:color="000000"/>
+              <w:left w:val="single" w:sz="4" w:space="0" w:color="000000"/>
+              <w:bottom w:val="single" w:sz="4" w:space="0" w:color="000000"/>
+            </w:tcBorders>
+            <w:vAlign w:val="bottom"/>
+          </w:tcPr>
+          <w:p>
+            <w:pPr>
+              <w:pStyle w:val="Normal"/>
+              <w:widowControl w:val="false"/>
+              <w:spacing w:lineRule="auto" w:line="180" w:before="0" w:after="60"/>
+              <w:jc w:val="center"/>
+              <w:rPr>
+                <w:color w:val="000000"/>
+                <w:sz w:val="16"/>
+                <w:szCs w:val="16"/>
+              </w:rPr>
+            </w:pPr>
+            <w:r>
+              <w:rPr>
+                <w:rFonts w:eastAsia="arial" w:ascii="arial" w:hAnsi="arial"/>
+                <w:b/>
+                <w:color w:val="000000"/>
+                <w:sz w:val="16"/>
+                <w:szCs w:val="16"/>
+              </w:rPr>
+              <w:t>HUD</w:t>
+            </w:r>
+          </w:p>
+        </w:tc>
+        <w:tc>
+          <w:tcPr>
+            <w:tcW w:w="1019" w:type="dxa"/>
+            <w:tcBorders>
+              <w:top w:val="single" w:sz="4" w:space="0" w:color="000000"/>
+              <w:left w:val="single" w:sz="4" w:space="0" w:color="000000"/>
+              <w:bottom w:val="single" w:sz="4" w:space="0" w:color="000000"/>
+            </w:tcBorders>
+            <w:vAlign w:val="bottom"/>
+          </w:tcPr>
+          <w:p>
+            <w:pPr>
+              <w:pStyle w:val="Normal"/>
+              <w:widowControl w:val="false"/>
+              <w:spacing w:lineRule="auto" w:line="180"/>
+              <w:jc w:val="center"/>
+              <w:rPr>
+                <w:rFonts w:ascii="arial" w:hAnsi="arial" w:eastAsia="arial"/>
+                <w:color w:val="000000"/>
+                <w:sz w:val="16"/>
+                <w:szCs w:val="16"/>
+              </w:rPr>
+            </w:pPr>
+            <w:r>
+              <w:rPr>
+                <w:rFonts w:eastAsia="arial" w:ascii="arial" w:hAnsi="arial"/>
+                <w:color w:val="000000"/>
+                <w:sz w:val="16"/>
+                <w:szCs w:val="16"/>
+              </w:rPr>
+              <w:t>Schedule</w:t>
+            </w:r>
+          </w:p>
+        </w:tc>
+        <w:tc>
+          <w:tcPr>
+            <w:tcW w:w="1014" w:type="dxa"/>
+            <w:tcBorders>
+              <w:top w:val="single" w:sz="4" w:space="0" w:color="000000"/>
+              <w:left w:val="single" w:sz="4" w:space="0" w:color="000000"/>
+              <w:bottom w:val="single" w:sz="4" w:space="0" w:color="000000"/>
+            </w:tcBorders>
+            <w:vAlign w:val="bottom"/>
+          </w:tcPr>
+          <w:p>
+            <w:pPr>
+              <w:pStyle w:val="Normal"/>
+              <w:widowControl w:val="false"/>
+              <w:spacing w:lineRule="auto" w:line="180"/>
+              <w:jc w:val="center"/>
+              <w:rPr>
+                <w:color w:val="000000"/>
+                <w:sz w:val="16"/>
+                <w:szCs w:val="16"/>
+              </w:rPr>
+            </w:pPr>
+            <w:r>
+              <w:rPr>
+                <w:color w:val="000000"/>
+                <w:sz w:val="16"/>
+                <w:szCs w:val="16"/>
+              </w:rPr>
+            </w:r>
+          </w:p>
+        </w:tc>
+        <w:tc>
+          <w:tcPr>
+            <w:tcW w:w="1016" w:type="dxa"/>
+            <w:tcBorders>
+              <w:top w:val="single" w:sz="4" w:space="0" w:color="000000"/>
+              <w:left w:val="single" w:sz="4" w:space="0" w:color="000000"/>
+              <w:bottom w:val="single" w:sz="4" w:space="0" w:color="000000"/>
+            </w:tcBorders>
+            <w:vAlign w:val="bottom"/>
+          </w:tcPr>
+          <w:p>
+            <w:pPr>
+              <w:pStyle w:val="Normal"/>
+              <w:widowControl w:val="false"/>
+              <w:spacing w:lineRule="auto" w:line="180"/>
+              <w:jc w:val="center"/>
+              <w:rPr>
+                <w:sz w:val="16"/>
+                <w:szCs w:val="16"/>
+              </w:rPr>
+            </w:pPr>
+            <w:r>
+              <w:rPr>
+                <w:sz w:val="16"/>
+                <w:szCs w:val="16"/>
+              </w:rPr>
+              <w:t>Sifa</w:t>
+            </w:r>
+          </w:p>
+        </w:tc>
+        <w:tc>
+          <w:tcPr>
+            <w:tcW w:w="1020" w:type="dxa"/>
+            <w:tcBorders>
+              <w:top w:val="single" w:sz="4" w:space="0" w:color="000000"/>
+              <w:left w:val="single" w:sz="4" w:space="0" w:color="000000"/>
+              <w:bottom w:val="single" w:sz="4" w:space="0" w:color="000000"/>
+            </w:tcBorders>
+            <w:vAlign w:val="bottom"/>
+          </w:tcPr>
+          <w:p>
+            <w:pPr>
+              <w:pStyle w:val="Normal"/>
+              <w:widowControl w:val="false"/>
+              <w:spacing w:lineRule="auto" w:line="180"/>
+              <w:jc w:val="center"/>
+              <w:rPr>
+                <w:color w:val="000000"/>
+                <w:sz w:val="16"/>
+                <w:szCs w:val="16"/>
+              </w:rPr>
+            </w:pPr>
+            <w:r>
+              <w:rPr>
+                <w:rFonts w:eastAsia="arial" w:ascii="arial" w:hAnsi="arial"/>
+                <w:color w:val="000000"/>
+                <w:sz w:val="16"/>
+                <w:szCs w:val="16"/>
+              </w:rPr>
+              <w:t>Engine Stop</w:t>
+            </w:r>
+          </w:p>
+        </w:tc>
+        <w:tc>
+          <w:tcPr>
+            <w:tcW w:w="1016" w:type="dxa"/>
+            <w:tcBorders>
+              <w:top w:val="single" w:sz="4" w:space="0" w:color="000000"/>
+              <w:left w:val="single" w:sz="4" w:space="0" w:color="000000"/>
+              <w:bottom w:val="single" w:sz="4" w:space="0" w:color="000000"/>
+            </w:tcBorders>
+            <w:vAlign w:val="bottom"/>
+          </w:tcPr>
+          <w:p>
+            <w:pPr>
+              <w:pStyle w:val="Normal"/>
+              <w:widowControl w:val="false"/>
+              <w:jc w:val="center"/>
+              <w:rPr>
+                <w:color w:val="000000"/>
+                <w:sz w:val="16"/>
+                <w:szCs w:val="16"/>
+              </w:rPr>
+            </w:pPr>
+            <w:r>
+              <w:rPr>
+                <w:color w:val="000000"/>
+                <w:sz w:val="16"/>
+                <w:szCs w:val="16"/>
+              </w:rPr>
+              <w:t>Pass.</w:t>
+            </w:r>
+          </w:p>
+          <w:p>
+            <w:pPr>
+              <w:pStyle w:val="Normal"/>
+              <w:widowControl w:val="false"/>
+              <w:jc w:val="center"/>
+              <w:rPr>
+                <w:color w:val="000000"/>
+                <w:sz w:val="16"/>
+                <w:szCs w:val="16"/>
+              </w:rPr>
+            </w:pPr>
+            <w:r>
+              <w:rPr>
+                <w:color w:val="000000"/>
+                <w:sz w:val="16"/>
+                <w:szCs w:val="16"/>
+              </w:rPr>
+              <w:t>Light Off</w:t>
+            </w:r>
+          </w:p>
+        </w:tc>
+        <w:tc>
+          <w:tcPr>
+            <w:tcW w:w="1016" w:type="dxa"/>
+            <w:tcBorders>
+              <w:top w:val="single" w:sz="4" w:space="0" w:color="000000"/>
+              <w:left w:val="single" w:sz="4" w:space="0" w:color="000000"/>
+              <w:bottom w:val="single" w:sz="4" w:space="0" w:color="000000"/>
+            </w:tcBorders>
+            <w:vAlign w:val="bottom"/>
+          </w:tcPr>
+          <w:p>
+            <w:pPr>
+              <w:pStyle w:val="Normal"/>
+              <w:widowControl w:val="false"/>
+              <w:jc w:val="center"/>
+              <w:rPr>
+                <w:sz w:val="16"/>
+                <w:szCs w:val="16"/>
+              </w:rPr>
+            </w:pPr>
+            <w:r>
+              <w:rPr>
+                <w:sz w:val="16"/>
+                <w:szCs w:val="16"/>
+              </w:rPr>
+            </w:r>
+          </w:p>
+        </w:tc>
+        <w:tc>
+          <w:tcPr>
+            <w:tcW w:w="1017" w:type="dxa"/>
+            <w:tcBorders>
+              <w:top w:val="single" w:sz="4" w:space="0" w:color="000000"/>
+              <w:left w:val="single" w:sz="4" w:space="0" w:color="000000"/>
+              <w:bottom w:val="single" w:sz="4" w:space="0" w:color="000000"/>
+            </w:tcBorders>
+            <w:vAlign w:val="bottom"/>
+          </w:tcPr>
+          <w:p>
+            <w:pPr>
+              <w:pStyle w:val="Normal"/>
+              <w:widowControl w:val="false"/>
+              <w:spacing w:lineRule="auto" w:line="180"/>
+              <w:jc w:val="center"/>
+              <w:rPr>
+                <w:color w:val="000000"/>
+                <w:sz w:val="16"/>
+                <w:szCs w:val="16"/>
+              </w:rPr>
+            </w:pPr>
+            <w:r>
+              <w:rPr>
+                <w:rFonts w:eastAsia="arial" w:ascii="arial" w:hAnsi="arial"/>
+                <w:color w:val="000000"/>
+                <w:sz w:val="16"/>
+                <w:szCs w:val="16"/>
+              </w:rPr>
+              <w:t>Desk Light Off</w:t>
+            </w:r>
+          </w:p>
+        </w:tc>
+        <w:tc>
+          <w:tcPr>
+            <w:tcW w:w="1016" w:type="dxa"/>
+            <w:tcBorders>
+              <w:top w:val="single" w:sz="4" w:space="0" w:color="000000"/>
+              <w:left w:val="single" w:sz="4" w:space="0" w:color="000000"/>
+              <w:bottom w:val="single" w:sz="4" w:space="0" w:color="000000"/>
+            </w:tcBorders>
+            <w:vAlign w:val="bottom"/>
+          </w:tcPr>
+          <w:p>
+            <w:pPr>
+              <w:pStyle w:val="Normal"/>
+              <w:widowControl w:val="false"/>
+              <w:jc w:val="center"/>
+              <w:rPr>
+                <w:sz w:val="16"/>
+                <w:szCs w:val="16"/>
+              </w:rPr>
+            </w:pPr>
+            <w:r>
+              <w:rPr>
+                <w:rFonts w:eastAsia="arial" w:ascii="arial" w:hAnsi="arial"/>
+                <w:color w:val="000000"/>
+                <w:sz w:val="16"/>
+                <w:szCs w:val="16"/>
+              </w:rPr>
+              <w:t>Signal Light TL</w:t>
+            </w:r>
+          </w:p>
+        </w:tc>
+        <w:tc>
+          <w:tcPr>
+            <w:tcW w:w="1020" w:type="dxa"/>
+            <w:tcBorders>
+              <w:top w:val="single" w:sz="4" w:space="0" w:color="000000"/>
+              <w:left w:val="single" w:sz="4" w:space="0" w:color="000000"/>
+              <w:bottom w:val="single" w:sz="4" w:space="0" w:color="000000"/>
+            </w:tcBorders>
+            <w:vAlign w:val="bottom"/>
+          </w:tcPr>
+          <w:p>
+            <w:pPr>
+              <w:pStyle w:val="Normal"/>
+              <w:widowControl w:val="false"/>
+              <w:jc w:val="center"/>
+              <w:rPr>
+                <w:sz w:val="16"/>
+                <w:szCs w:val="16"/>
+              </w:rPr>
+            </w:pPr>
+            <w:r>
+              <w:rPr>
+                <w:rFonts w:eastAsia="arial" w:ascii="arial" w:hAnsi="arial"/>
+                <w:color w:val="000000"/>
+                <w:sz w:val="16"/>
+                <w:szCs w:val="16"/>
+              </w:rPr>
+              <w:t>Gauge Light Off</w:t>
+            </w:r>
+          </w:p>
+        </w:tc>
+        <w:tc>
+          <w:tcPr>
+            <w:tcW w:w="1016" w:type="dxa"/>
+            <w:tcBorders>
+              <w:top w:val="single" w:sz="4" w:space="0" w:color="000000"/>
+              <w:left w:val="single" w:sz="4" w:space="0" w:color="000000"/>
+              <w:bottom w:val="single" w:sz="4" w:space="0" w:color="000000"/>
+            </w:tcBorders>
+            <w:vAlign w:val="bottom"/>
+          </w:tcPr>
+          <w:p>
+            <w:pPr>
+              <w:pStyle w:val="Normal"/>
+              <w:widowControl w:val="false"/>
+              <w:spacing w:lineRule="auto" w:line="180"/>
+              <w:jc w:val="center"/>
+              <w:rPr>
+                <w:color w:val="000000"/>
+                <w:sz w:val="16"/>
+                <w:szCs w:val="16"/>
+              </w:rPr>
+            </w:pPr>
+            <w:r>
+              <w:rPr>
+                <w:rFonts w:eastAsia="arial" w:ascii="arial" w:hAnsi="arial"/>
+                <w:color w:val="000000"/>
+                <w:sz w:val="16"/>
+                <w:szCs w:val="16"/>
+              </w:rPr>
+              <w:t>Cab Light</w:t>
+            </w:r>
+          </w:p>
+          <w:p>
+            <w:pPr>
+              <w:pStyle w:val="Normal"/>
+              <w:widowControl w:val="false"/>
+              <w:spacing w:lineRule="auto" w:line="180"/>
+              <w:jc w:val="center"/>
+              <w:rPr>
+                <w:color w:val="000000"/>
+                <w:sz w:val="16"/>
+                <w:szCs w:val="16"/>
+              </w:rPr>
+            </w:pPr>
+            <w:r>
+              <w:rPr>
+                <w:rFonts w:eastAsia="arial" w:ascii="arial" w:hAnsi="arial"/>
+                <w:color w:val="000000"/>
+                <w:sz w:val="16"/>
+                <w:szCs w:val="16"/>
+              </w:rPr>
+              <w:t>Down</w:t>
+            </w:r>
+          </w:p>
+        </w:tc>
+        <w:tc>
+          <w:tcPr>
+            <w:tcW w:w="1016" w:type="dxa"/>
+            <w:tcBorders>
+              <w:top w:val="single" w:sz="4" w:space="0" w:color="000000"/>
+              <w:left w:val="single" w:sz="4" w:space="0" w:color="000000"/>
+              <w:bottom w:val="single" w:sz="4" w:space="0" w:color="000000"/>
+            </w:tcBorders>
+            <w:vAlign w:val="bottom"/>
+          </w:tcPr>
+          <w:p>
+            <w:pPr>
+              <w:pStyle w:val="Normal"/>
+              <w:widowControl w:val="false"/>
+              <w:spacing w:lineRule="auto" w:line="180"/>
+              <w:jc w:val="center"/>
+              <w:rPr>
+                <w:color w:val="000000"/>
+                <w:sz w:val="16"/>
+                <w:szCs w:val="16"/>
+              </w:rPr>
+            </w:pPr>
+            <w:r>
+              <w:rPr>
+                <w:rFonts w:eastAsia="arial" w:ascii="arial" w:hAnsi="arial"/>
+                <w:color w:val="000000"/>
+                <w:sz w:val="16"/>
+                <w:szCs w:val="16"/>
+              </w:rPr>
+              <w:t>Parking Brake Off</w:t>
+            </w:r>
+          </w:p>
+        </w:tc>
+        <w:tc>
+          <w:tcPr>
+            <w:tcW w:w="1016" w:type="dxa"/>
+            <w:tcBorders>
+              <w:top w:val="single" w:sz="4" w:space="0" w:color="000000"/>
+              <w:left w:val="single" w:sz="4" w:space="0" w:color="000000"/>
+              <w:bottom w:val="single" w:sz="4" w:space="0" w:color="000000"/>
+            </w:tcBorders>
+            <w:vAlign w:val="bottom"/>
+          </w:tcPr>
+          <w:p>
+            <w:pPr>
+              <w:pStyle w:val="Normal"/>
+              <w:widowControl w:val="false"/>
+              <w:spacing w:lineRule="auto" w:line="180"/>
+              <w:jc w:val="center"/>
+              <w:rPr>
+                <w:color w:val="000000"/>
+                <w:sz w:val="16"/>
+                <w:szCs w:val="16"/>
+              </w:rPr>
+            </w:pPr>
+            <w:r>
+              <w:rPr>
+                <w:rFonts w:eastAsia="arial" w:ascii="arial" w:hAnsi="arial"/>
+                <w:color w:val="000000"/>
+                <w:sz w:val="16"/>
+                <w:szCs w:val="16"/>
+              </w:rPr>
+              <w:t>Exterior</w:t>
+            </w:r>
+          </w:p>
+          <w:p>
+            <w:pPr>
+              <w:pStyle w:val="Normal"/>
+              <w:widowControl w:val="false"/>
+              <w:spacing w:lineRule="auto" w:line="180"/>
+              <w:jc w:val="center"/>
+              <w:rPr>
+                <w:color w:val="000000"/>
+                <w:sz w:val="16"/>
+                <w:szCs w:val="16"/>
+              </w:rPr>
+            </w:pPr>
+            <w:r>
+              <w:rPr>
+                <w:rFonts w:eastAsia="arial" w:ascii="arial" w:hAnsi="arial"/>
+                <w:color w:val="000000"/>
+                <w:sz w:val="16"/>
+                <w:szCs w:val="16"/>
+              </w:rPr>
+              <w:t>Camera</w:t>
+            </w:r>
+          </w:p>
+        </w:tc>
+        <w:tc>
+          <w:tcPr>
+            <w:tcW w:w="1029" w:type="dxa"/>
+            <w:tcBorders>
+              <w:top w:val="single" w:sz="4" w:space="0" w:color="000000"/>
+              <w:left w:val="single" w:sz="4" w:space="0" w:color="000000"/>
+              <w:bottom w:val="single" w:sz="4" w:space="0" w:color="000000"/>
+              <w:right w:val="single" w:sz="4" w:space="0" w:color="000000"/>
+            </w:tcBorders>
+            <w:vAlign w:val="bottom"/>
+          </w:tcPr>
+          <w:p>
+            <w:pPr>
+              <w:pStyle w:val="Normal"/>
+              <w:widowControl w:val="false"/>
+              <w:spacing w:lineRule="auto" w:line="180"/>
+              <w:jc w:val="center"/>
+              <w:rPr>
+                <w:color w:val="000000"/>
+                <w:sz w:val="16"/>
+                <w:szCs w:val="16"/>
+              </w:rPr>
+            </w:pPr>
+            <w:r>
+              <w:rPr>
+                <w:rFonts w:eastAsia="arial" w:ascii="arial" w:hAnsi="arial"/>
+                <w:color w:val="000000"/>
+                <w:sz w:val="16"/>
+                <w:szCs w:val="16"/>
+              </w:rPr>
+              <w:t>Prev</w:t>
+            </w:r>
+          </w:p>
+          <w:p>
+            <w:pPr>
+              <w:pStyle w:val="Normal"/>
+              <w:widowControl w:val="false"/>
+              <w:spacing w:lineRule="auto" w:line="180"/>
+              <w:jc w:val="center"/>
+              <w:rPr>
+                <w:color w:val="000000"/>
+                <w:sz w:val="16"/>
+                <w:szCs w:val="16"/>
+              </w:rPr>
+            </w:pPr>
+            <w:r>
+              <w:rPr>
+                <w:rFonts w:eastAsia="arial" w:ascii="arial" w:hAnsi="arial"/>
+                <w:color w:val="000000"/>
+                <w:sz w:val="16"/>
+                <w:szCs w:val="16"/>
+              </w:rPr>
+              <w:t>Cab Cam</w:t>
+            </w:r>
+          </w:p>
+        </w:tc>
+      </w:tr>
+    </w:tbl>
+    <w:p>
+      <w:pPr>
+        <w:pStyle w:val="Normal"/>
+        <w:bidi w:val="0"/>
+        <w:rPr>
+          <w:color w:val="000000"/>
+          <w:sz w:val="16"/>
+          <w:szCs w:val="16"/>
+        </w:rPr>
+      </w:pPr>
+      <w:r>
+        <w:rPr>
+          <w:color w:val="000000"/>
+          <w:sz w:val="16"/>
+          <w:szCs w:val="16"/>
+        </w:rPr>
+      </w:r>
+    </w:p>
+    <w:p>
+      <w:pPr>
+        <w:pStyle w:val="Normal"/>
+        <w:rPr>
+          <w:color w:val="000000"/>
+          <w:sz w:val="16"/>
+          <w:szCs w:val="16"/>
+        </w:rPr>
+      </w:pPr>
+      <w:r>
+        <w:rPr>
+          <w:color w:val="000000"/>
+          <w:sz w:val="16"/>
+          <w:szCs w:val="16"/>
+        </w:rPr>
+        <w:tab/>
+        <w:t xml:space="preserve">       </w:t>
+      </w:r>
+      <w:r>
+        <w:rPr>
+          <w:rFonts w:eastAsia="arial" w:ascii="arial" w:hAnsi="arial"/>
+          <w:color w:val="000000"/>
+          <w:sz w:val="16"/>
+          <w:szCs w:val="16"/>
+        </w:rPr>
+        <w:t xml:space="preserve">    DB BR 6</w:t>
       </w:r>
       <w:r>
         <w:rPr>
@@ -37768,59 +41447,57 @@
               <w:spacing w:lineRule="auto" w:line="180"/>
               <w:jc w:val="center"/>
               <w:rPr>
-                <w:color w:val="000000"/>
-                <w:sz w:val="16"/>
-                <w:szCs w:val="16"/>
-              </w:rPr>
-            </w:pPr>
-            <w:r>
-              <w:rPr>
-                <w:color w:val="000000"/>
-                <w:sz w:val="16"/>
-                <w:szCs w:val="16"/>
-              </w:rPr>
-              <w:t>MCB Close</w:t>
-            </w:r>
-          </w:p>
-        </w:tc>
-        <w:tc>
-          <w:tcPr>
-            <w:tcW w:w="1016" w:type="dxa"/>
-            <w:tcBorders>
-              <w:top w:val="single" w:sz="4" w:space="0" w:color="000000"/>
-              <w:left w:val="single" w:sz="4" w:space="0" w:color="000000"/>
-              <w:bottom w:val="single" w:sz="4" w:space="0" w:color="000000"/>
-            </w:tcBorders>
-            <w:vAlign w:val="bottom"/>
-          </w:tcPr>
-          <w:p>
-            <w:pPr>
-              <w:pStyle w:val="Normal"/>
-              <w:widowControl w:val="false"/>
-              <w:spacing w:lineRule="auto" w:line="180"/>
-              <w:jc w:val="center"/>
-              <w:rPr>
-                <w:sz w:val="16"/>
-                <w:szCs w:val="16"/>
-              </w:rPr>
-            </w:pPr>
-            <w:r>
-              <w:rPr>
-                <w:rFonts w:eastAsia="arial" w:ascii="arial" w:hAnsi="arial"/>
-                <w:color w:val="000000"/>
-                <w:sz w:val="16"/>
-                <w:szCs w:val="16"/>
-              </w:rPr>
-              <w:t>PZB/</w:t>
-            </w:r>
-            <w:r>
-              <w:rPr>
-                <w:rFonts w:eastAsia="arial" w:ascii="arial" w:hAnsi="arial"/>
-                <w:color w:val="000000"/>
-                <w:sz w:val="16"/>
-                <w:szCs w:val="16"/>
-              </w:rPr>
-              <w:t>LZB</w:t>
+                <w:sz w:val="16"/>
+                <w:szCs w:val="16"/>
+              </w:rPr>
+            </w:pPr>
+            <w:r>
+              <w:rPr>
+                <w:sz w:val="16"/>
+                <w:szCs w:val="16"/>
+              </w:rPr>
+              <w:t>Master Key Up</w:t>
+            </w:r>
+          </w:p>
+        </w:tc>
+        <w:tc>
+          <w:tcPr>
+            <w:tcW w:w="1016" w:type="dxa"/>
+            <w:tcBorders>
+              <w:top w:val="single" w:sz="4" w:space="0" w:color="000000"/>
+              <w:left w:val="single" w:sz="4" w:space="0" w:color="000000"/>
+              <w:bottom w:val="single" w:sz="4" w:space="0" w:color="000000"/>
+            </w:tcBorders>
+            <w:vAlign w:val="bottom"/>
+          </w:tcPr>
+          <w:p>
+            <w:pPr>
+              <w:pStyle w:val="Normal"/>
+              <w:widowControl w:val="false"/>
+              <w:spacing w:lineRule="auto" w:line="180"/>
+              <w:jc w:val="center"/>
+              <w:rPr>
+                <w:sz w:val="16"/>
+                <w:szCs w:val="16"/>
+              </w:rPr>
+            </w:pPr>
+            <w:r>
+              <w:rPr>
+                <w:rFonts w:ascii="arial" w:hAnsi="arial" w:eastAsia="arial"/>
+                <w:color w:val="000000"/>
+                <w:sz w:val="16"/>
+                <w:szCs w:val="16"/>
+              </w:rPr>
+              <w:t xml:space="preserve"> </w:t>
+            </w:r>
+            <w:r>
+              <w:rPr>
+                <w:rFonts w:eastAsia="arial" w:ascii="arial" w:hAnsi="arial"/>
+                <w:color w:val="000000"/>
+                <w:sz w:val="16"/>
+                <w:szCs w:val="16"/>
+              </w:rPr>
+              <w:t>PZB</w:t>
             </w:r>
           </w:p>
         </w:tc>
@@ -37847,93 +41524,62 @@
               </w:rPr>
             </w:pPr>
             <w:r>
-              <w:rPr>
-                <w:rFonts w:eastAsia="arial" w:ascii="arial" w:hAnsi="arial"/>
-                <w:color w:val="000000"/>
-                <w:sz w:val="16"/>
-                <w:szCs w:val="16"/>
-              </w:rPr>
-              <w:t>Panto. Raise</w:t>
-            </w:r>
-          </w:p>
-        </w:tc>
-        <w:tc>
-          <w:tcPr>
-            <w:tcW w:w="1016" w:type="dxa"/>
-            <w:tcBorders>
-              <w:top w:val="single" w:sz="4" w:space="0" w:color="000000"/>
-              <w:left w:val="single" w:sz="4" w:space="0" w:color="000000"/>
-              <w:bottom w:val="single" w:sz="4" w:space="0" w:color="000000"/>
-            </w:tcBorders>
-            <w:vAlign w:val="bottom"/>
-          </w:tcPr>
-          <w:p>
-            <w:pPr>
-              <w:pStyle w:val="Normal"/>
-              <w:widowControl w:val="false"/>
-              <w:jc w:val="center"/>
-              <w:rPr>
-                <w:color w:val="000000"/>
-                <w:sz w:val="16"/>
-                <w:szCs w:val="16"/>
-              </w:rPr>
-            </w:pPr>
-            <w:r>
-              <w:rPr>
-                <w:color w:val="000000"/>
-                <w:sz w:val="16"/>
-                <w:szCs w:val="16"/>
-              </w:rPr>
-              <w:t>Pass.</w:t>
-            </w:r>
-          </w:p>
-          <w:p>
-            <w:pPr>
-              <w:pStyle w:val="Normal"/>
-              <w:widowControl w:val="false"/>
-              <w:jc w:val="center"/>
-              <w:rPr>
-                <w:color w:val="000000"/>
-                <w:sz w:val="16"/>
-                <w:szCs w:val="16"/>
-              </w:rPr>
-            </w:pPr>
-            <w:r>
-              <w:rPr>
-                <w:color w:val="000000"/>
-                <w:sz w:val="16"/>
-                <w:szCs w:val="16"/>
-              </w:rPr>
-              <w:t>Light On</w:t>
-            </w:r>
-          </w:p>
-        </w:tc>
-        <w:tc>
-          <w:tcPr>
-            <w:tcW w:w="1016" w:type="dxa"/>
-            <w:tcBorders>
-              <w:top w:val="single" w:sz="4" w:space="0" w:color="000000"/>
-              <w:left w:val="single" w:sz="4" w:space="0" w:color="000000"/>
-              <w:bottom w:val="single" w:sz="4" w:space="0" w:color="000000"/>
-            </w:tcBorders>
-            <w:vAlign w:val="bottom"/>
-          </w:tcPr>
-          <w:p>
-            <w:pPr>
-              <w:pStyle w:val="Normal"/>
-              <w:widowControl w:val="false"/>
-              <w:jc w:val="center"/>
-              <w:rPr>
-                <w:sz w:val="16"/>
-                <w:szCs w:val="16"/>
-              </w:rPr>
-            </w:pPr>
-            <w:r>
-              <w:rPr>
-                <w:sz w:val="16"/>
-                <w:szCs w:val="16"/>
-              </w:rPr>
-              <w:t>Sand Up</w:t>
+              <w:rPr/>
+            </w:r>
+          </w:p>
+        </w:tc>
+        <w:tc>
+          <w:tcPr>
+            <w:tcW w:w="1016" w:type="dxa"/>
+            <w:tcBorders>
+              <w:top w:val="single" w:sz="4" w:space="0" w:color="000000"/>
+              <w:left w:val="single" w:sz="4" w:space="0" w:color="000000"/>
+              <w:bottom w:val="single" w:sz="4" w:space="0" w:color="000000"/>
+            </w:tcBorders>
+            <w:vAlign w:val="bottom"/>
+          </w:tcPr>
+          <w:p>
+            <w:pPr>
+              <w:pStyle w:val="Normal"/>
+              <w:widowControl w:val="false"/>
+              <w:jc w:val="center"/>
+              <w:rPr>
+                <w:color w:val="000000"/>
+                <w:sz w:val="16"/>
+                <w:szCs w:val="16"/>
+              </w:rPr>
+            </w:pPr>
+            <w:r>
+              <w:rPr/>
+            </w:r>
+          </w:p>
+        </w:tc>
+        <w:tc>
+          <w:tcPr>
+            <w:tcW w:w="1016" w:type="dxa"/>
+            <w:tcBorders>
+              <w:top w:val="single" w:sz="4" w:space="0" w:color="000000"/>
+              <w:left w:val="single" w:sz="4" w:space="0" w:color="000000"/>
+              <w:bottom w:val="single" w:sz="4" w:space="0" w:color="000000"/>
+            </w:tcBorders>
+            <w:vAlign w:val="bottom"/>
+          </w:tcPr>
+          <w:p>
+            <w:pPr>
+              <w:pStyle w:val="Normal"/>
+              <w:widowControl w:val="false"/>
+              <w:spacing w:lineRule="auto" w:line="180"/>
+              <w:jc w:val="center"/>
+              <w:rPr>
+                <w:rFonts w:ascii="arial" w:hAnsi="arial" w:eastAsia="arial"/>
+                <w:color w:val="000000"/>
+              </w:rPr>
+            </w:pPr>
+            <w:r>
+              <w:rPr>
+                <w:sz w:val="16"/>
+                <w:szCs w:val="16"/>
+              </w:rPr>
             </w:r>
           </w:p>
         </w:tc>
@@ -37951,55 +41597,48 @@
             <w:pPr>
               <w:pStyle w:val="Normal"/>
               <w:widowControl w:val="false"/>
-              <w:jc w:val="center"/>
-              <w:rPr>
-                <w:rFonts w:ascii="arial" w:hAnsi="arial" w:eastAsia="arial"/>
-                <w:color w:val="000000"/>
-                <w:sz w:val="16"/>
-                <w:szCs w:val="16"/>
-              </w:rPr>
-            </w:pPr>
-            <w:r>
-              <w:rPr>
-                <w:rFonts w:eastAsia="arial" w:ascii="arial" w:hAnsi="arial"/>
-                <w:color w:val="000000"/>
-                <w:sz w:val="16"/>
-                <w:szCs w:val="16"/>
-              </w:rPr>
-              <w:t>Master Key Up</w:t>
-            </w:r>
-          </w:p>
-        </w:tc>
-        <w:tc>
-          <w:tcPr>
-            <w:tcW w:w="1016" w:type="dxa"/>
-            <w:tcBorders>
-              <w:top w:val="single" w:sz="4" w:space="0" w:color="000000"/>
-              <w:left w:val="single" w:sz="4" w:space="0" w:color="000000"/>
-              <w:bottom w:val="single" w:sz="4" w:space="0" w:color="000000"/>
-            </w:tcBorders>
-            <w:vAlign w:val="bottom"/>
-          </w:tcPr>
-          <w:p>
-            <w:pPr>
-              <w:pStyle w:val="Normal"/>
-              <w:widowControl w:val="false"/>
-              <w:spacing w:lineRule="auto" w:line="180"/>
-              <w:jc w:val="center"/>
-              <w:rPr>
-                <w:color w:val="000000"/>
-                <w:sz w:val="16"/>
-                <w:szCs w:val="16"/>
-              </w:rPr>
-            </w:pPr>
-            <w:r>
-              <w:rPr>
-                <w:rFonts w:eastAsia="arial" w:ascii="arial" w:hAnsi="arial"/>
-                <w:color w:val="000000"/>
-                <w:sz w:val="16"/>
-                <w:szCs w:val="16"/>
-              </w:rPr>
-              <w:t>Gauge Light Up</w:t>
+              <w:spacing w:lineRule="auto" w:line="180"/>
+              <w:jc w:val="center"/>
+              <w:rPr>
+                <w:color w:val="000000"/>
+                <w:sz w:val="16"/>
+                <w:szCs w:val="16"/>
+              </w:rPr>
+            </w:pPr>
+            <w:r>
+              <w:rPr/>
+            </w:r>
+          </w:p>
+        </w:tc>
+        <w:tc>
+          <w:tcPr>
+            <w:tcW w:w="1016" w:type="dxa"/>
+            <w:tcBorders>
+              <w:top w:val="single" w:sz="4" w:space="0" w:color="000000"/>
+              <w:left w:val="single" w:sz="4" w:space="0" w:color="000000"/>
+              <w:bottom w:val="single" w:sz="4" w:space="0" w:color="000000"/>
+            </w:tcBorders>
+            <w:vAlign w:val="bottom"/>
+          </w:tcPr>
+          <w:p>
+            <w:pPr>
+              <w:pStyle w:val="Normal"/>
+              <w:widowControl w:val="false"/>
+              <w:jc w:val="center"/>
+              <w:rPr>
+                <w:color w:val="000000"/>
+                <w:sz w:val="16"/>
+                <w:szCs w:val="16"/>
+              </w:rPr>
+            </w:pPr>
+            <w:r>
+              <w:rPr>
+                <w:rFonts w:eastAsia="arial" w:ascii="arial" w:hAnsi="arial"/>
+                <w:color w:val="000000"/>
+                <w:sz w:val="16"/>
+                <w:szCs w:val="16"/>
+              </w:rPr>
+              <w:t>Signal Light HL</w:t>
             </w:r>
           </w:p>
         </w:tc>
@@ -38019,40 +41658,16 @@
               <w:widowControl w:val="false"/>
               <w:jc w:val="center"/>
               <w:rPr>
-                <w:color w:val="000000"/>
-                <w:sz w:val="16"/>
-                <w:szCs w:val="16"/>
-              </w:rPr>
-            </w:pPr>
-            <w:r>
-              <w:rPr>
-                <w:rFonts w:eastAsia="arial" w:ascii="arial" w:hAnsi="arial"/>
-                <w:color w:val="000000"/>
-                <w:sz w:val="16"/>
-                <w:szCs w:val="16"/>
-              </w:rPr>
-              <w:t>Emer.</w:t>
-            </w:r>
-          </w:p>
-          <w:p>
-            <w:pPr>
-              <w:pStyle w:val="Normal"/>
-              <w:widowControl w:val="false"/>
-              <w:jc w:val="center"/>
-              <w:rPr>
-                <w:color w:val="000000"/>
-                <w:sz w:val="16"/>
-                <w:szCs w:val="16"/>
-              </w:rPr>
-            </w:pPr>
-            <w:r>
-              <w:rPr>
-                <w:rFonts w:eastAsia="arial" w:ascii="arial" w:hAnsi="arial"/>
-                <w:color w:val="000000"/>
-                <w:sz w:val="16"/>
-                <w:szCs w:val="16"/>
-              </w:rPr>
-              <w:t>Brake</w:t>
+                <w:sz w:val="16"/>
+                <w:szCs w:val="16"/>
+              </w:rPr>
+            </w:pPr>
+            <w:r>
+              <w:rPr>
+                <w:sz w:val="16"/>
+                <w:szCs w:val="16"/>
+              </w:rPr>
+              <w:t>Gauge Light On</w:t>
             </w:r>
           </w:p>
         </w:tc>
@@ -38271,7 +41886,7 @@
           <w:szCs w:val="16"/>
         </w:rPr>
         <w:tab/>
-        <w:t xml:space="preserve">           DB BR 4</w:t>
+        <w:t xml:space="preserve">           DB BR 6</w:t>
       </w:r>
       <w:r>
         <w:rPr>
@@ -38412,19 +42027,16 @@
               <w:spacing w:lineRule="auto" w:line="180"/>
               <w:jc w:val="center"/>
               <w:rPr>
-                <w:color w:val="000000"/>
-                <w:sz w:val="16"/>
-                <w:szCs w:val="16"/>
-              </w:rPr>
-            </w:pPr>
-            <w:r>
-              <w:rPr>
-                <w:rFonts w:eastAsia="arial" w:ascii="arial" w:hAnsi="arial"/>
-                <w:color w:val="000000"/>
-                <w:sz w:val="16"/>
-                <w:szCs w:val="16"/>
-              </w:rPr>
-              <w:t>MCB Open</w:t>
+                <w:sz w:val="16"/>
+                <w:szCs w:val="16"/>
+              </w:rPr>
+            </w:pPr>
+            <w:r>
+              <w:rPr>
+                <w:sz w:val="16"/>
+                <w:szCs w:val="16"/>
+              </w:rPr>
+              <w:t>Master Key Down</w:t>
             </w:r>
           </w:p>
         </w:tc>
@@ -38472,124 +42084,76 @@
             <w:pPr>
               <w:pStyle w:val="Normal"/>
               <w:widowControl w:val="false"/>
-              <w:jc w:val="center"/>
+              <w:spacing w:lineRule="auto" w:line="180"/>
+              <w:jc w:val="center"/>
+              <w:rPr>
+                <w:color w:val="000000"/>
+                <w:sz w:val="16"/>
+                <w:szCs w:val="16"/>
+              </w:rPr>
+            </w:pPr>
+            <w:r>
               <w:rPr>
                 <w:rFonts w:ascii="arial" w:hAnsi="arial" w:eastAsia="arial"/>
                 <w:color w:val="000000"/>
                 <w:sz w:val="16"/>
                 <w:szCs w:val="16"/>
               </w:rPr>
-            </w:pPr>
-            <w:r>
-              <w:rPr>
-                <w:rFonts w:eastAsia="arial" w:ascii="arial" w:hAnsi="arial"/>
-                <w:color w:val="000000"/>
-                <w:sz w:val="16"/>
-                <w:szCs w:val="16"/>
-              </w:rPr>
-              <w:t>Panto.</w:t>
-            </w:r>
-          </w:p>
-          <w:p>
-            <w:pPr>
-              <w:pStyle w:val="Normal"/>
-              <w:widowControl w:val="false"/>
-              <w:jc w:val="center"/>
-              <w:rPr>
-                <w:rFonts w:ascii="arial" w:hAnsi="arial" w:eastAsia="arial"/>
-                <w:color w:val="000000"/>
-                <w:sz w:val="16"/>
-                <w:szCs w:val="16"/>
-              </w:rPr>
-            </w:pPr>
-            <w:r>
-              <w:rPr>
-                <w:rFonts w:eastAsia="arial" w:ascii="arial" w:hAnsi="arial"/>
-                <w:color w:val="000000"/>
-                <w:sz w:val="16"/>
-                <w:szCs w:val="16"/>
-              </w:rPr>
-              <w:t>Low</w:t>
-            </w:r>
-          </w:p>
-        </w:tc>
-        <w:tc>
-          <w:tcPr>
-            <w:tcW w:w="1016" w:type="dxa"/>
-            <w:tcBorders>
-              <w:top w:val="single" w:sz="4" w:space="0" w:color="000000"/>
-              <w:left w:val="single" w:sz="4" w:space="0" w:color="000000"/>
-              <w:bottom w:val="single" w:sz="4" w:space="0" w:color="000000"/>
-            </w:tcBorders>
-            <w:vAlign w:val="bottom"/>
-          </w:tcPr>
-          <w:p>
-            <w:pPr>
-              <w:pStyle w:val="Normal"/>
-              <w:widowControl w:val="false"/>
-              <w:jc w:val="center"/>
-              <w:rPr>
-                <w:color w:val="000000"/>
-                <w:sz w:val="16"/>
-                <w:szCs w:val="16"/>
-              </w:rPr>
-            </w:pPr>
-            <w:r>
-              <w:rPr>
-                <w:color w:val="000000"/>
-                <w:sz w:val="16"/>
-                <w:szCs w:val="16"/>
-              </w:rPr>
-              <w:t>Pass.</w:t>
-            </w:r>
-          </w:p>
-          <w:p>
-            <w:pPr>
-              <w:pStyle w:val="Normal"/>
-              <w:widowControl w:val="false"/>
-              <w:jc w:val="center"/>
-              <w:rPr>
-                <w:color w:val="000000"/>
-                <w:sz w:val="16"/>
-                <w:szCs w:val="16"/>
-              </w:rPr>
-            </w:pPr>
-            <w:r>
-              <w:rPr>
-                <w:color w:val="000000"/>
-                <w:sz w:val="16"/>
-                <w:szCs w:val="16"/>
-              </w:rPr>
-              <w:t>Light Off</w:t>
-            </w:r>
-          </w:p>
-        </w:tc>
-        <w:tc>
-          <w:tcPr>
-            <w:tcW w:w="1016" w:type="dxa"/>
-            <w:tcBorders>
-              <w:top w:val="single" w:sz="4" w:space="0" w:color="000000"/>
-              <w:left w:val="single" w:sz="4" w:space="0" w:color="000000"/>
-              <w:bottom w:val="single" w:sz="4" w:space="0" w:color="000000"/>
-            </w:tcBorders>
-            <w:vAlign w:val="bottom"/>
-          </w:tcPr>
-          <w:p>
-            <w:pPr>
-              <w:pStyle w:val="Normal"/>
-              <w:widowControl w:val="false"/>
-              <w:jc w:val="center"/>
-              <w:rPr>
-                <w:sz w:val="16"/>
-                <w:szCs w:val="16"/>
-              </w:rPr>
-            </w:pPr>
-            <w:r>
-              <w:rPr>
-                <w:sz w:val="16"/>
-                <w:szCs w:val="16"/>
-              </w:rPr>
-              <w:t>Sand Down</w:t>
+              <w:t xml:space="preserve"> </w:t>
+            </w:r>
+          </w:p>
+        </w:tc>
+        <w:tc>
+          <w:tcPr>
+            <w:tcW w:w="1016" w:type="dxa"/>
+            <w:tcBorders>
+              <w:top w:val="single" w:sz="4" w:space="0" w:color="000000"/>
+              <w:left w:val="single" w:sz="4" w:space="0" w:color="000000"/>
+              <w:bottom w:val="single" w:sz="4" w:space="0" w:color="000000"/>
+            </w:tcBorders>
+            <w:vAlign w:val="bottom"/>
+          </w:tcPr>
+          <w:p>
+            <w:pPr>
+              <w:pStyle w:val="Normal"/>
+              <w:widowControl w:val="false"/>
+              <w:jc w:val="center"/>
+              <w:rPr>
+                <w:color w:val="000000"/>
+                <w:sz w:val="16"/>
+                <w:szCs w:val="16"/>
+              </w:rPr>
+            </w:pPr>
+            <w:r>
+              <w:rPr/>
+            </w:r>
+          </w:p>
+        </w:tc>
+        <w:tc>
+          <w:tcPr>
+            <w:tcW w:w="1016" w:type="dxa"/>
+            <w:tcBorders>
+              <w:top w:val="single" w:sz="4" w:space="0" w:color="000000"/>
+              <w:left w:val="single" w:sz="4" w:space="0" w:color="000000"/>
+              <w:bottom w:val="single" w:sz="4" w:space="0" w:color="000000"/>
+            </w:tcBorders>
+            <w:vAlign w:val="bottom"/>
+          </w:tcPr>
+          <w:p>
+            <w:pPr>
+              <w:pStyle w:val="Normal"/>
+              <w:widowControl w:val="false"/>
+              <w:jc w:val="center"/>
+              <w:rPr>
+                <w:sz w:val="16"/>
+                <w:szCs w:val="16"/>
+              </w:rPr>
+            </w:pPr>
+            <w:r>
+              <w:rPr>
+                <w:sz w:val="16"/>
+                <w:szCs w:val="16"/>
+              </w:rPr>
             </w:r>
           </w:p>
         </w:tc>
@@ -38607,51 +42171,47 @@
             <w:pPr>
               <w:pStyle w:val="Normal"/>
               <w:widowControl w:val="false"/>
-              <w:jc w:val="center"/>
-              <w:rPr>
-                <w:sz w:val="16"/>
-                <w:szCs w:val="16"/>
-              </w:rPr>
-            </w:pPr>
-            <w:r>
-              <w:rPr>
-                <w:sz w:val="16"/>
-                <w:szCs w:val="16"/>
-              </w:rPr>
-              <w:t>Master Key Down</w:t>
-            </w:r>
-          </w:p>
-        </w:tc>
-        <w:tc>
-          <w:tcPr>
-            <w:tcW w:w="1016" w:type="dxa"/>
-            <w:tcBorders>
-              <w:top w:val="single" w:sz="4" w:space="0" w:color="000000"/>
-              <w:left w:val="single" w:sz="4" w:space="0" w:color="000000"/>
-              <w:bottom w:val="single" w:sz="4" w:space="0" w:color="000000"/>
-            </w:tcBorders>
-            <w:vAlign w:val="bottom"/>
-          </w:tcPr>
-          <w:p>
-            <w:pPr>
-              <w:pStyle w:val="Normal"/>
-              <w:widowControl w:val="false"/>
-              <w:spacing w:lineRule="auto" w:line="180"/>
-              <w:jc w:val="center"/>
-              <w:rPr>
-                <w:color w:val="000000"/>
-                <w:sz w:val="16"/>
-                <w:szCs w:val="16"/>
-              </w:rPr>
-            </w:pPr>
-            <w:r>
-              <w:rPr>
-                <w:rFonts w:eastAsia="arial" w:ascii="arial" w:hAnsi="arial"/>
-                <w:color w:val="000000"/>
-                <w:sz w:val="16"/>
-                <w:szCs w:val="16"/>
-              </w:rPr>
-              <w:t>Gauge Light Dw</w:t>
+              <w:spacing w:lineRule="auto" w:line="180"/>
+              <w:jc w:val="center"/>
+              <w:rPr>
+                <w:color w:val="000000"/>
+                <w:sz w:val="16"/>
+                <w:szCs w:val="16"/>
+              </w:rPr>
+            </w:pPr>
+            <w:r>
+              <w:rPr/>
+            </w:r>
+          </w:p>
+        </w:tc>
+        <w:tc>
+          <w:tcPr>
+            <w:tcW w:w="1016" w:type="dxa"/>
+            <w:tcBorders>
+              <w:top w:val="single" w:sz="4" w:space="0" w:color="000000"/>
+              <w:left w:val="single" w:sz="4" w:space="0" w:color="000000"/>
+              <w:bottom w:val="single" w:sz="4" w:space="0" w:color="000000"/>
+            </w:tcBorders>
+            <w:vAlign w:val="bottom"/>
+          </w:tcPr>
+          <w:p>
+            <w:pPr>
+              <w:pStyle w:val="Normal"/>
+              <w:widowControl w:val="false"/>
+              <w:jc w:val="center"/>
+              <w:rPr>
+                <w:sz w:val="16"/>
+                <w:szCs w:val="16"/>
+              </w:rPr>
+            </w:pPr>
+            <w:r>
+              <w:rPr>
+                <w:rFonts w:eastAsia="arial" w:ascii="arial" w:hAnsi="arial"/>
+                <w:color w:val="000000"/>
+                <w:sz w:val="16"/>
+                <w:szCs w:val="16"/>
+              </w:rPr>
+              <w:t>Signal Light TL</w:t>
             </w:r>
           </w:p>
         </w:tc>
@@ -38671,18 +42231,18 @@
               <w:widowControl w:val="false"/>
               <w:jc w:val="center"/>
               <w:rPr>
-                <w:color w:val="000000"/>
-                <w:sz w:val="16"/>
-                <w:szCs w:val="16"/>
-              </w:rPr>
-            </w:pPr>
-            <w:r>
-              <w:rPr>
-                <w:color w:val="000000"/>
-                <w:sz w:val="16"/>
-                <w:szCs w:val="16"/>
-              </w:rPr>
-              <w:t>Tempomat</w:t>
+                <w:sz w:val="16"/>
+                <w:szCs w:val="16"/>
+              </w:rPr>
+            </w:pPr>
+            <w:r>
+              <w:rPr>
+                <w:rFonts w:eastAsia="arial" w:ascii="arial" w:hAnsi="arial"/>
+                <w:color w:val="000000"/>
+                <w:sz w:val="16"/>
+                <w:szCs w:val="16"/>
+              </w:rPr>
+              <w:t>Gauge Light Off</w:t>
             </w:r>
           </w:p>
         </w:tc>

--- a/raildriver-Germany-Remapped.docx
+++ b/raildriver-Germany-Remapped.docx
@@ -42298,6 +42298,6415 @@
                 <w:szCs w:val="16"/>
               </w:rPr>
               <w:t>Cab</w:t>
+            </w:r>
+          </w:p>
+        </w:tc>
+        <w:tc>
+          <w:tcPr>
+            <w:tcW w:w="1016" w:type="dxa"/>
+            <w:tcBorders>
+              <w:top w:val="single" w:sz="4" w:space="0" w:color="000000"/>
+              <w:left w:val="single" w:sz="4" w:space="0" w:color="000000"/>
+              <w:bottom w:val="single" w:sz="4" w:space="0" w:color="000000"/>
+            </w:tcBorders>
+            <w:vAlign w:val="bottom"/>
+          </w:tcPr>
+          <w:p>
+            <w:pPr>
+              <w:pStyle w:val="Normal"/>
+              <w:widowControl w:val="false"/>
+              <w:spacing w:lineRule="auto" w:line="180"/>
+              <w:jc w:val="center"/>
+              <w:rPr>
+                <w:color w:val="000000"/>
+                <w:sz w:val="16"/>
+                <w:szCs w:val="16"/>
+              </w:rPr>
+            </w:pPr>
+            <w:r>
+              <w:rPr>
+                <w:rFonts w:eastAsia="arial" w:ascii="arial" w:hAnsi="arial"/>
+                <w:color w:val="000000"/>
+                <w:sz w:val="16"/>
+                <w:szCs w:val="16"/>
+              </w:rPr>
+              <w:t>Parking Brake Off</w:t>
+            </w:r>
+          </w:p>
+        </w:tc>
+        <w:tc>
+          <w:tcPr>
+            <w:tcW w:w="1016" w:type="dxa"/>
+            <w:tcBorders>
+              <w:top w:val="single" w:sz="4" w:space="0" w:color="000000"/>
+              <w:left w:val="single" w:sz="4" w:space="0" w:color="000000"/>
+              <w:bottom w:val="single" w:sz="4" w:space="0" w:color="000000"/>
+            </w:tcBorders>
+            <w:vAlign w:val="bottom"/>
+          </w:tcPr>
+          <w:p>
+            <w:pPr>
+              <w:pStyle w:val="Normal"/>
+              <w:widowControl w:val="false"/>
+              <w:spacing w:lineRule="auto" w:line="180"/>
+              <w:jc w:val="center"/>
+              <w:rPr>
+                <w:color w:val="000000"/>
+                <w:sz w:val="16"/>
+                <w:szCs w:val="16"/>
+              </w:rPr>
+            </w:pPr>
+            <w:r>
+              <w:rPr>
+                <w:rFonts w:eastAsia="arial" w:ascii="arial" w:hAnsi="arial"/>
+                <w:color w:val="000000"/>
+                <w:sz w:val="16"/>
+                <w:szCs w:val="16"/>
+              </w:rPr>
+              <w:t>Exterior</w:t>
+            </w:r>
+          </w:p>
+          <w:p>
+            <w:pPr>
+              <w:pStyle w:val="Normal"/>
+              <w:widowControl w:val="false"/>
+              <w:spacing w:lineRule="auto" w:line="180"/>
+              <w:jc w:val="center"/>
+              <w:rPr>
+                <w:color w:val="000000"/>
+                <w:sz w:val="16"/>
+                <w:szCs w:val="16"/>
+              </w:rPr>
+            </w:pPr>
+            <w:r>
+              <w:rPr>
+                <w:rFonts w:eastAsia="arial" w:ascii="arial" w:hAnsi="arial"/>
+                <w:color w:val="000000"/>
+                <w:sz w:val="16"/>
+                <w:szCs w:val="16"/>
+              </w:rPr>
+              <w:t>Camera</w:t>
+            </w:r>
+          </w:p>
+        </w:tc>
+        <w:tc>
+          <w:tcPr>
+            <w:tcW w:w="1029" w:type="dxa"/>
+            <w:tcBorders>
+              <w:top w:val="single" w:sz="4" w:space="0" w:color="000000"/>
+              <w:left w:val="single" w:sz="4" w:space="0" w:color="000000"/>
+              <w:bottom w:val="single" w:sz="4" w:space="0" w:color="000000"/>
+              <w:right w:val="single" w:sz="4" w:space="0" w:color="000000"/>
+            </w:tcBorders>
+            <w:vAlign w:val="bottom"/>
+          </w:tcPr>
+          <w:p>
+            <w:pPr>
+              <w:pStyle w:val="Normal"/>
+              <w:widowControl w:val="false"/>
+              <w:spacing w:lineRule="auto" w:line="180"/>
+              <w:jc w:val="center"/>
+              <w:rPr>
+                <w:color w:val="000000"/>
+                <w:sz w:val="16"/>
+                <w:szCs w:val="16"/>
+              </w:rPr>
+            </w:pPr>
+            <w:r>
+              <w:rPr>
+                <w:rFonts w:eastAsia="arial" w:ascii="arial" w:hAnsi="arial"/>
+                <w:color w:val="000000"/>
+                <w:sz w:val="16"/>
+                <w:szCs w:val="16"/>
+              </w:rPr>
+              <w:t>Prev</w:t>
+            </w:r>
+          </w:p>
+          <w:p>
+            <w:pPr>
+              <w:pStyle w:val="Normal"/>
+              <w:widowControl w:val="false"/>
+              <w:spacing w:lineRule="auto" w:line="180"/>
+              <w:jc w:val="center"/>
+              <w:rPr>
+                <w:color w:val="000000"/>
+                <w:sz w:val="16"/>
+                <w:szCs w:val="16"/>
+              </w:rPr>
+            </w:pPr>
+            <w:r>
+              <w:rPr>
+                <w:rFonts w:eastAsia="arial" w:ascii="arial" w:hAnsi="arial"/>
+                <w:color w:val="000000"/>
+                <w:sz w:val="16"/>
+                <w:szCs w:val="16"/>
+              </w:rPr>
+              <w:t>Cab Cam</w:t>
+            </w:r>
+          </w:p>
+        </w:tc>
+      </w:tr>
+    </w:tbl>
+    <w:p>
+      <w:pPr>
+        <w:pStyle w:val="Normal"/>
+        <w:bidi w:val="0"/>
+        <w:rPr>
+          <w:color w:val="000000"/>
+          <w:sz w:val="16"/>
+          <w:szCs w:val="16"/>
+          <w:u w:val="double"/>
+        </w:rPr>
+      </w:pPr>
+      <w:r>
+        <w:rPr>
+          <w:color w:val="000000"/>
+          <w:sz w:val="16"/>
+          <w:szCs w:val="16"/>
+          <w:u w:val="double"/>
+        </w:rPr>
+      </w:r>
+    </w:p>
+    <w:p>
+      <w:pPr>
+        <w:pStyle w:val="Normal"/>
+        <w:rPr>
+          <w:color w:val="000000"/>
+          <w:sz w:val="16"/>
+          <w:szCs w:val="16"/>
+        </w:rPr>
+      </w:pPr>
+      <w:r>
+        <w:rPr>
+          <w:color w:val="000000"/>
+          <w:sz w:val="16"/>
+          <w:szCs w:val="16"/>
+        </w:rPr>
+        <w:tab/>
+        <w:t xml:space="preserve">       </w:t>
+      </w:r>
+      <w:r>
+        <w:rPr>
+          <w:rFonts w:eastAsia="arial" w:ascii="arial" w:hAnsi="arial"/>
+          <w:color w:val="000000"/>
+          <w:sz w:val="16"/>
+          <w:szCs w:val="16"/>
+        </w:rPr>
+        <w:t xml:space="preserve">    DB BR </w:t>
+      </w:r>
+      <w:r>
+        <w:rPr>
+          <w:rFonts w:eastAsia="arial" w:ascii="arial" w:hAnsi="arial"/>
+          <w:color w:val="000000"/>
+          <w:sz w:val="16"/>
+          <w:szCs w:val="16"/>
+        </w:rPr>
+        <w:t>204</w:t>
+      </w:r>
+      <w:r>
+        <w:rPr>
+          <w:rFonts w:eastAsia="arial" w:ascii="arial" w:hAnsi="arial"/>
+          <w:color w:val="000000"/>
+          <w:sz w:val="16"/>
+          <w:szCs w:val="16"/>
+        </w:rPr>
+        <w:t>-1</w:t>
+      </w:r>
+    </w:p>
+    <w:tbl>
+      <w:tblPr>
+        <w:tblW w:w="14248" w:type="dxa"/>
+        <w:jc w:val="left"/>
+        <w:tblInd w:w="-5" w:type="dxa"/>
+        <w:tblLayout w:type="fixed"/>
+        <w:tblCellMar>
+          <w:top w:w="0" w:type="dxa"/>
+          <w:left w:w="108" w:type="dxa"/>
+          <w:bottom w:w="0" w:type="dxa"/>
+          <w:right w:w="108" w:type="dxa"/>
+        </w:tblCellMar>
+        <w:tblLook w:firstRow="1" w:noVBand="1" w:lastRow="0" w:firstColumn="1" w:lastColumn="0" w:noHBand="0" w:val="04a0"/>
+      </w:tblPr>
+      <w:tblGrid>
+        <w:gridCol w:w="1017"/>
+        <w:gridCol w:w="1019"/>
+        <w:gridCol w:w="1014"/>
+        <w:gridCol w:w="1016"/>
+        <w:gridCol w:w="1020"/>
+        <w:gridCol w:w="1016"/>
+        <w:gridCol w:w="1016"/>
+        <w:gridCol w:w="1017"/>
+        <w:gridCol w:w="1016"/>
+        <w:gridCol w:w="1020"/>
+        <w:gridCol w:w="1016"/>
+        <w:gridCol w:w="1016"/>
+        <w:gridCol w:w="1016"/>
+        <w:gridCol w:w="1029"/>
+      </w:tblGrid>
+      <w:tr>
+        <w:trPr>
+          <w:trHeight w:val="440" w:hRule="exact"/>
+          <w:cantSplit w:val="true"/>
+        </w:trPr>
+        <w:tc>
+          <w:tcPr>
+            <w:tcW w:w="1017" w:type="dxa"/>
+            <w:tcBorders>
+              <w:top w:val="single" w:sz="4" w:space="0" w:color="000000"/>
+              <w:left w:val="single" w:sz="4" w:space="0" w:color="000000"/>
+              <w:bottom w:val="single" w:sz="4" w:space="0" w:color="000000"/>
+            </w:tcBorders>
+            <w:vAlign w:val="bottom"/>
+          </w:tcPr>
+          <w:p>
+            <w:pPr>
+              <w:pStyle w:val="Normal"/>
+              <w:widowControl w:val="false"/>
+              <w:spacing w:lineRule="auto" w:line="180" w:before="0" w:after="60"/>
+              <w:jc w:val="center"/>
+              <w:rPr>
+                <w:color w:val="000000"/>
+                <w:sz w:val="16"/>
+                <w:szCs w:val="16"/>
+              </w:rPr>
+            </w:pPr>
+            <w:r>
+              <w:rPr>
+                <w:rFonts w:eastAsia="arial" w:ascii="arial" w:hAnsi="arial"/>
+                <w:b/>
+                <w:color w:val="000000"/>
+                <w:sz w:val="16"/>
+                <w:szCs w:val="16"/>
+              </w:rPr>
+              <w:t>Pause</w:t>
+            </w:r>
+          </w:p>
+        </w:tc>
+        <w:tc>
+          <w:tcPr>
+            <w:tcW w:w="1019" w:type="dxa"/>
+            <w:tcBorders>
+              <w:top w:val="single" w:sz="4" w:space="0" w:color="000000"/>
+              <w:left w:val="single" w:sz="4" w:space="0" w:color="000000"/>
+              <w:bottom w:val="single" w:sz="4" w:space="0" w:color="000000"/>
+            </w:tcBorders>
+            <w:vAlign w:val="bottom"/>
+          </w:tcPr>
+          <w:p>
+            <w:pPr>
+              <w:pStyle w:val="Normal"/>
+              <w:widowControl w:val="false"/>
+              <w:spacing w:lineRule="auto" w:line="180"/>
+              <w:jc w:val="center"/>
+              <w:rPr>
+                <w:color w:val="000000"/>
+                <w:sz w:val="16"/>
+                <w:szCs w:val="16"/>
+              </w:rPr>
+            </w:pPr>
+            <w:r>
+              <w:rPr>
+                <w:color w:val="000000"/>
+                <w:sz w:val="16"/>
+                <w:szCs w:val="16"/>
+              </w:rPr>
+              <w:t>Reverser</w:t>
+            </w:r>
+          </w:p>
+          <w:p>
+            <w:pPr>
+              <w:pStyle w:val="Normal"/>
+              <w:widowControl w:val="false"/>
+              <w:spacing w:lineRule="auto" w:line="180"/>
+              <w:jc w:val="center"/>
+              <w:rPr>
+                <w:color w:val="000000"/>
+                <w:sz w:val="16"/>
+                <w:szCs w:val="16"/>
+              </w:rPr>
+            </w:pPr>
+            <w:r>
+              <w:rPr>
+                <w:color w:val="000000"/>
+                <w:sz w:val="16"/>
+                <w:szCs w:val="16"/>
+              </w:rPr>
+              <w:t>Handle</w:t>
+            </w:r>
+          </w:p>
+        </w:tc>
+        <w:tc>
+          <w:tcPr>
+            <w:tcW w:w="1014" w:type="dxa"/>
+            <w:tcBorders>
+              <w:top w:val="single" w:sz="4" w:space="0" w:color="000000"/>
+              <w:left w:val="single" w:sz="4" w:space="0" w:color="000000"/>
+              <w:bottom w:val="single" w:sz="4" w:space="0" w:color="000000"/>
+            </w:tcBorders>
+            <w:vAlign w:val="bottom"/>
+          </w:tcPr>
+          <w:p>
+            <w:pPr>
+              <w:pStyle w:val="Normal"/>
+              <w:widowControl w:val="false"/>
+              <w:spacing w:lineRule="auto" w:line="180"/>
+              <w:jc w:val="center"/>
+              <w:rPr>
+                <w:color w:val="000000"/>
+                <w:sz w:val="16"/>
+                <w:szCs w:val="16"/>
+              </w:rPr>
+            </w:pPr>
+            <w:r>
+              <w:rPr>
+                <w:color w:val="000000"/>
+                <w:sz w:val="16"/>
+                <w:szCs w:val="16"/>
+              </w:rPr>
+            </w:r>
+          </w:p>
+        </w:tc>
+        <w:tc>
+          <w:tcPr>
+            <w:tcW w:w="1016" w:type="dxa"/>
+            <w:tcBorders>
+              <w:top w:val="single" w:sz="4" w:space="0" w:color="000000"/>
+              <w:left w:val="single" w:sz="4" w:space="0" w:color="000000"/>
+              <w:bottom w:val="single" w:sz="4" w:space="0" w:color="000000"/>
+            </w:tcBorders>
+            <w:vAlign w:val="bottom"/>
+          </w:tcPr>
+          <w:p>
+            <w:pPr>
+              <w:pStyle w:val="Normal"/>
+              <w:widowControl w:val="false"/>
+              <w:spacing w:lineRule="auto" w:line="180"/>
+              <w:jc w:val="center"/>
+              <w:rPr>
+                <w:sz w:val="16"/>
+                <w:szCs w:val="16"/>
+              </w:rPr>
+            </w:pPr>
+            <w:r>
+              <w:rPr>
+                <w:rFonts w:eastAsia="arial" w:ascii="arial" w:hAnsi="arial"/>
+                <w:color w:val="000000"/>
+                <w:sz w:val="16"/>
+                <w:szCs w:val="16"/>
+              </w:rPr>
+              <w:t>PZB</w:t>
+            </w:r>
+          </w:p>
+        </w:tc>
+        <w:tc>
+          <w:tcPr>
+            <w:tcW w:w="1020" w:type="dxa"/>
+            <w:tcBorders>
+              <w:top w:val="single" w:sz="4" w:space="0" w:color="000000"/>
+              <w:left w:val="single" w:sz="4" w:space="0" w:color="000000"/>
+              <w:bottom w:val="single" w:sz="4" w:space="0" w:color="000000"/>
+            </w:tcBorders>
+            <w:vAlign w:val="bottom"/>
+          </w:tcPr>
+          <w:p>
+            <w:pPr>
+              <w:pStyle w:val="Normal"/>
+              <w:widowControl w:val="false"/>
+              <w:spacing w:lineRule="auto" w:line="180"/>
+              <w:jc w:val="center"/>
+              <w:rPr>
+                <w:color w:val="000000"/>
+                <w:sz w:val="16"/>
+                <w:szCs w:val="16"/>
+              </w:rPr>
+            </w:pPr>
+            <w:r>
+              <w:rPr>
+                <w:rFonts w:eastAsia="arial" w:ascii="arial" w:hAnsi="arial"/>
+                <w:color w:val="000000"/>
+                <w:sz w:val="16"/>
+                <w:szCs w:val="16"/>
+              </w:rPr>
+              <w:t>Engine Start</w:t>
+            </w:r>
+          </w:p>
+        </w:tc>
+        <w:tc>
+          <w:tcPr>
+            <w:tcW w:w="1016" w:type="dxa"/>
+            <w:tcBorders>
+              <w:top w:val="single" w:sz="4" w:space="0" w:color="000000"/>
+              <w:left w:val="single" w:sz="4" w:space="0" w:color="000000"/>
+              <w:bottom w:val="single" w:sz="4" w:space="0" w:color="000000"/>
+            </w:tcBorders>
+            <w:vAlign w:val="bottom"/>
+          </w:tcPr>
+          <w:p>
+            <w:pPr>
+              <w:pStyle w:val="Normal"/>
+              <w:widowControl w:val="false"/>
+              <w:jc w:val="center"/>
+              <w:rPr>
+                <w:color w:val="000000"/>
+                <w:sz w:val="16"/>
+                <w:szCs w:val="16"/>
+              </w:rPr>
+            </w:pPr>
+            <w:r>
+              <w:rPr>
+                <w:color w:val="000000"/>
+                <w:sz w:val="16"/>
+                <w:szCs w:val="16"/>
+              </w:rPr>
+              <w:t>2 Engine Start</w:t>
+            </w:r>
+          </w:p>
+        </w:tc>
+        <w:tc>
+          <w:tcPr>
+            <w:tcW w:w="1016" w:type="dxa"/>
+            <w:tcBorders>
+              <w:top w:val="single" w:sz="4" w:space="0" w:color="000000"/>
+              <w:left w:val="single" w:sz="4" w:space="0" w:color="000000"/>
+              <w:bottom w:val="single" w:sz="4" w:space="0" w:color="000000"/>
+            </w:tcBorders>
+            <w:vAlign w:val="bottom"/>
+          </w:tcPr>
+          <w:p>
+            <w:pPr>
+              <w:pStyle w:val="Normal"/>
+              <w:widowControl w:val="false"/>
+              <w:jc w:val="center"/>
+              <w:rPr>
+                <w:sz w:val="16"/>
+                <w:szCs w:val="16"/>
+              </w:rPr>
+            </w:pPr>
+            <w:r>
+              <w:rPr>
+                <w:sz w:val="16"/>
+                <w:szCs w:val="16"/>
+              </w:rPr>
+              <w:t>Brake Key</w:t>
+            </w:r>
+          </w:p>
+        </w:tc>
+        <w:tc>
+          <w:tcPr>
+            <w:tcW w:w="1017" w:type="dxa"/>
+            <w:tcBorders>
+              <w:top w:val="single" w:sz="4" w:space="0" w:color="000000"/>
+              <w:left w:val="single" w:sz="4" w:space="0" w:color="000000"/>
+              <w:bottom w:val="single" w:sz="4" w:space="0" w:color="000000"/>
+            </w:tcBorders>
+            <w:vAlign w:val="bottom"/>
+          </w:tcPr>
+          <w:p>
+            <w:pPr>
+              <w:pStyle w:val="Normal"/>
+              <w:widowControl w:val="false"/>
+              <w:jc w:val="center"/>
+              <w:rPr>
+                <w:sz w:val="16"/>
+                <w:szCs w:val="16"/>
+              </w:rPr>
+            </w:pPr>
+            <w:r>
+              <w:rPr>
+                <w:rFonts w:eastAsia="arial" w:ascii="arial" w:hAnsi="arial"/>
+                <w:color w:val="000000"/>
+                <w:sz w:val="16"/>
+                <w:szCs w:val="16"/>
+              </w:rPr>
+              <w:t>Gear</w:t>
+            </w:r>
+          </w:p>
+          <w:p>
+            <w:pPr>
+              <w:pStyle w:val="Normal"/>
+              <w:widowControl w:val="false"/>
+              <w:jc w:val="center"/>
+              <w:rPr>
+                <w:sz w:val="16"/>
+                <w:szCs w:val="16"/>
+              </w:rPr>
+            </w:pPr>
+            <w:r>
+              <w:rPr>
+                <w:rFonts w:eastAsia="arial" w:ascii="arial" w:hAnsi="arial"/>
+                <w:color w:val="000000"/>
+                <w:sz w:val="16"/>
+                <w:szCs w:val="16"/>
+              </w:rPr>
+              <w:t>Fast</w:t>
+            </w:r>
+          </w:p>
+        </w:tc>
+        <w:tc>
+          <w:tcPr>
+            <w:tcW w:w="1016" w:type="dxa"/>
+            <w:tcBorders>
+              <w:top w:val="single" w:sz="4" w:space="0" w:color="000000"/>
+              <w:left w:val="single" w:sz="4" w:space="0" w:color="000000"/>
+              <w:bottom w:val="single" w:sz="4" w:space="0" w:color="000000"/>
+            </w:tcBorders>
+            <w:vAlign w:val="bottom"/>
+          </w:tcPr>
+          <w:p>
+            <w:pPr>
+              <w:pStyle w:val="Normal"/>
+              <w:widowControl w:val="false"/>
+              <w:jc w:val="center"/>
+              <w:rPr>
+                <w:color w:val="000000"/>
+                <w:sz w:val="16"/>
+                <w:szCs w:val="16"/>
+              </w:rPr>
+            </w:pPr>
+            <w:r>
+              <w:rPr>
+                <w:rFonts w:eastAsia="arial" w:ascii="arial" w:hAnsi="arial"/>
+                <w:color w:val="000000"/>
+                <w:sz w:val="16"/>
+                <w:szCs w:val="16"/>
+              </w:rPr>
+              <w:t>Headlight Rear</w:t>
+            </w:r>
+          </w:p>
+        </w:tc>
+        <w:tc>
+          <w:tcPr>
+            <w:tcW w:w="1020" w:type="dxa"/>
+            <w:tcBorders>
+              <w:top w:val="single" w:sz="4" w:space="0" w:color="000000"/>
+              <w:left w:val="single" w:sz="4" w:space="0" w:color="000000"/>
+              <w:bottom w:val="single" w:sz="4" w:space="0" w:color="000000"/>
+            </w:tcBorders>
+            <w:vAlign w:val="bottom"/>
+          </w:tcPr>
+          <w:p>
+            <w:pPr>
+              <w:pStyle w:val="Normal"/>
+              <w:widowControl w:val="false"/>
+              <w:jc w:val="center"/>
+              <w:rPr>
+                <w:sz w:val="16"/>
+                <w:szCs w:val="16"/>
+              </w:rPr>
+            </w:pPr>
+            <w:r>
+              <w:rPr>
+                <w:sz w:val="16"/>
+                <w:szCs w:val="16"/>
+              </w:rPr>
+              <w:t>MU Switch</w:t>
+            </w:r>
+          </w:p>
+          <w:p>
+            <w:pPr>
+              <w:pStyle w:val="Normal"/>
+              <w:widowControl w:val="false"/>
+              <w:jc w:val="center"/>
+              <w:rPr>
+                <w:sz w:val="16"/>
+                <w:szCs w:val="16"/>
+              </w:rPr>
+            </w:pPr>
+            <w:r>
+              <w:rPr>
+                <w:sz w:val="16"/>
+                <w:szCs w:val="16"/>
+              </w:rPr>
+              <w:t>Both</w:t>
+            </w:r>
+          </w:p>
+        </w:tc>
+        <w:tc>
+          <w:tcPr>
+            <w:tcW w:w="1016" w:type="dxa"/>
+            <w:tcBorders>
+              <w:top w:val="single" w:sz="4" w:space="0" w:color="000000"/>
+              <w:left w:val="single" w:sz="4" w:space="0" w:color="000000"/>
+              <w:bottom w:val="single" w:sz="4" w:space="0" w:color="000000"/>
+            </w:tcBorders>
+            <w:vAlign w:val="bottom"/>
+          </w:tcPr>
+          <w:p>
+            <w:pPr>
+              <w:pStyle w:val="Normal"/>
+              <w:widowControl w:val="false"/>
+              <w:spacing w:lineRule="auto" w:line="180"/>
+              <w:jc w:val="center"/>
+              <w:rPr>
+                <w:color w:val="000000"/>
+                <w:sz w:val="16"/>
+                <w:szCs w:val="16"/>
+              </w:rPr>
+            </w:pPr>
+            <w:r>
+              <w:rPr>
+                <w:rFonts w:eastAsia="arial" w:ascii="arial" w:hAnsi="arial"/>
+                <w:color w:val="000000"/>
+                <w:sz w:val="16"/>
+                <w:szCs w:val="16"/>
+              </w:rPr>
+              <w:t>Cab Light</w:t>
+            </w:r>
+          </w:p>
+        </w:tc>
+        <w:tc>
+          <w:tcPr>
+            <w:tcW w:w="1016" w:type="dxa"/>
+            <w:tcBorders>
+              <w:top w:val="single" w:sz="4" w:space="0" w:color="000000"/>
+              <w:left w:val="single" w:sz="4" w:space="0" w:color="000000"/>
+              <w:bottom w:val="single" w:sz="4" w:space="0" w:color="000000"/>
+            </w:tcBorders>
+            <w:vAlign w:val="bottom"/>
+          </w:tcPr>
+          <w:p>
+            <w:pPr>
+              <w:pStyle w:val="Normal"/>
+              <w:widowControl w:val="false"/>
+              <w:spacing w:lineRule="auto" w:line="180"/>
+              <w:jc w:val="center"/>
+              <w:rPr>
+                <w:color w:val="000000"/>
+                <w:sz w:val="16"/>
+                <w:szCs w:val="16"/>
+              </w:rPr>
+            </w:pPr>
+            <w:r>
+              <w:rPr>
+                <w:rFonts w:eastAsia="arial" w:ascii="arial" w:hAnsi="arial"/>
+                <w:color w:val="000000"/>
+                <w:sz w:val="16"/>
+                <w:szCs w:val="16"/>
+              </w:rPr>
+              <w:t>Parking Brake On</w:t>
+            </w:r>
+          </w:p>
+        </w:tc>
+        <w:tc>
+          <w:tcPr>
+            <w:tcW w:w="1016" w:type="dxa"/>
+            <w:tcBorders>
+              <w:top w:val="single" w:sz="4" w:space="0" w:color="000000"/>
+              <w:left w:val="single" w:sz="4" w:space="0" w:color="000000"/>
+              <w:bottom w:val="single" w:sz="4" w:space="0" w:color="000000"/>
+            </w:tcBorders>
+            <w:vAlign w:val="bottom"/>
+          </w:tcPr>
+          <w:p>
+            <w:pPr>
+              <w:pStyle w:val="Normal"/>
+              <w:widowControl w:val="false"/>
+              <w:spacing w:lineRule="auto" w:line="180"/>
+              <w:jc w:val="center"/>
+              <w:rPr>
+                <w:color w:val="000000"/>
+                <w:sz w:val="16"/>
+                <w:szCs w:val="16"/>
+              </w:rPr>
+            </w:pPr>
+            <w:r>
+              <w:rPr>
+                <w:rFonts w:eastAsia="arial" w:ascii="arial" w:hAnsi="arial"/>
+                <w:color w:val="000000"/>
+                <w:sz w:val="16"/>
+                <w:szCs w:val="16"/>
+              </w:rPr>
+              <w:t>1P Cam</w:t>
+            </w:r>
+          </w:p>
+        </w:tc>
+        <w:tc>
+          <w:tcPr>
+            <w:tcW w:w="1029" w:type="dxa"/>
+            <w:tcBorders>
+              <w:top w:val="single" w:sz="4" w:space="0" w:color="000000"/>
+              <w:left w:val="single" w:sz="4" w:space="0" w:color="000000"/>
+              <w:bottom w:val="single" w:sz="4" w:space="0" w:color="000000"/>
+              <w:right w:val="single" w:sz="4" w:space="0" w:color="000000"/>
+            </w:tcBorders>
+            <w:vAlign w:val="bottom"/>
+          </w:tcPr>
+          <w:p>
+            <w:pPr>
+              <w:pStyle w:val="Normal"/>
+              <w:widowControl w:val="false"/>
+              <w:spacing w:lineRule="auto" w:line="180"/>
+              <w:jc w:val="center"/>
+              <w:rPr>
+                <w:color w:val="000000"/>
+                <w:sz w:val="16"/>
+                <w:szCs w:val="16"/>
+              </w:rPr>
+            </w:pPr>
+            <w:r>
+              <w:rPr>
+                <w:rFonts w:eastAsia="arial" w:ascii="arial" w:hAnsi="arial"/>
+                <w:color w:val="000000"/>
+                <w:sz w:val="16"/>
+                <w:szCs w:val="16"/>
+              </w:rPr>
+              <w:t>Next</w:t>
+            </w:r>
+          </w:p>
+          <w:p>
+            <w:pPr>
+              <w:pStyle w:val="Normal"/>
+              <w:widowControl w:val="false"/>
+              <w:spacing w:lineRule="auto" w:line="180"/>
+              <w:jc w:val="center"/>
+              <w:rPr>
+                <w:color w:val="000000"/>
+                <w:sz w:val="16"/>
+                <w:szCs w:val="16"/>
+              </w:rPr>
+            </w:pPr>
+            <w:r>
+              <w:rPr>
+                <w:rFonts w:eastAsia="arial" w:ascii="arial" w:hAnsi="arial"/>
+                <w:color w:val="000000"/>
+                <w:sz w:val="16"/>
+                <w:szCs w:val="16"/>
+              </w:rPr>
+              <w:t>Cab Cam</w:t>
+            </w:r>
+          </w:p>
+        </w:tc>
+      </w:tr>
+    </w:tbl>
+    <w:p>
+      <w:pPr>
+        <w:pStyle w:val="Normal"/>
+        <w:rPr>
+          <w:rFonts w:ascii="arial" w:hAnsi="arial" w:eastAsia="arial"/>
+          <w:color w:val="000000"/>
+          <w:sz w:val="16"/>
+          <w:szCs w:val="16"/>
+        </w:rPr>
+      </w:pPr>
+      <w:r>
+        <w:rPr>
+          <w:rFonts w:eastAsia="arial" w:ascii="arial" w:hAnsi="arial"/>
+          <w:color w:val="000000"/>
+          <w:sz w:val="16"/>
+          <w:szCs w:val="16"/>
+        </w:rPr>
+      </w:r>
+    </w:p>
+    <w:p>
+      <w:pPr>
+        <w:pStyle w:val="Normal"/>
+        <w:rPr>
+          <w:color w:val="000000"/>
+          <w:sz w:val="16"/>
+          <w:szCs w:val="16"/>
+        </w:rPr>
+      </w:pPr>
+      <w:r>
+        <w:rPr>
+          <w:rFonts w:eastAsia="arial" w:ascii="arial" w:hAnsi="arial"/>
+          <w:color w:val="000000"/>
+          <w:sz w:val="16"/>
+          <w:szCs w:val="16"/>
+        </w:rPr>
+        <w:tab/>
+        <w:t xml:space="preserve">           DB BR </w:t>
+      </w:r>
+      <w:r>
+        <w:rPr>
+          <w:rFonts w:eastAsia="arial" w:ascii="arial" w:hAnsi="arial"/>
+          <w:color w:val="000000"/>
+          <w:sz w:val="16"/>
+          <w:szCs w:val="16"/>
+        </w:rPr>
+        <w:t>204</w:t>
+      </w:r>
+      <w:r>
+        <w:rPr>
+          <w:rFonts w:eastAsia="arial" w:ascii="arial" w:hAnsi="arial"/>
+          <w:color w:val="000000"/>
+          <w:sz w:val="16"/>
+          <w:szCs w:val="16"/>
+        </w:rPr>
+        <w:t>-2</w:t>
+      </w:r>
+    </w:p>
+    <w:tbl>
+      <w:tblPr>
+        <w:tblW w:w="14248" w:type="dxa"/>
+        <w:jc w:val="left"/>
+        <w:tblInd w:w="-5" w:type="dxa"/>
+        <w:tblLayout w:type="fixed"/>
+        <w:tblCellMar>
+          <w:top w:w="0" w:type="dxa"/>
+          <w:left w:w="108" w:type="dxa"/>
+          <w:bottom w:w="0" w:type="dxa"/>
+          <w:right w:w="108" w:type="dxa"/>
+        </w:tblCellMar>
+        <w:tblLook w:firstRow="1" w:noVBand="1" w:lastRow="0" w:firstColumn="1" w:lastColumn="0" w:noHBand="0" w:val="04a0"/>
+      </w:tblPr>
+      <w:tblGrid>
+        <w:gridCol w:w="1017"/>
+        <w:gridCol w:w="1019"/>
+        <w:gridCol w:w="1014"/>
+        <w:gridCol w:w="1016"/>
+        <w:gridCol w:w="1020"/>
+        <w:gridCol w:w="1016"/>
+        <w:gridCol w:w="1016"/>
+        <w:gridCol w:w="1017"/>
+        <w:gridCol w:w="1016"/>
+        <w:gridCol w:w="1020"/>
+        <w:gridCol w:w="1016"/>
+        <w:gridCol w:w="1016"/>
+        <w:gridCol w:w="1016"/>
+        <w:gridCol w:w="1029"/>
+      </w:tblGrid>
+      <w:tr>
+        <w:trPr>
+          <w:trHeight w:val="440" w:hRule="exact"/>
+          <w:cantSplit w:val="true"/>
+        </w:trPr>
+        <w:tc>
+          <w:tcPr>
+            <w:tcW w:w="1017" w:type="dxa"/>
+            <w:tcBorders>
+              <w:top w:val="single" w:sz="4" w:space="0" w:color="000000"/>
+              <w:left w:val="single" w:sz="4" w:space="0" w:color="000000"/>
+              <w:bottom w:val="single" w:sz="4" w:space="0" w:color="000000"/>
+            </w:tcBorders>
+            <w:vAlign w:val="bottom"/>
+          </w:tcPr>
+          <w:p>
+            <w:pPr>
+              <w:pStyle w:val="Normal"/>
+              <w:widowControl w:val="false"/>
+              <w:spacing w:lineRule="auto" w:line="180" w:before="0" w:after="60"/>
+              <w:jc w:val="center"/>
+              <w:rPr>
+                <w:color w:val="000000"/>
+                <w:sz w:val="16"/>
+                <w:szCs w:val="16"/>
+              </w:rPr>
+            </w:pPr>
+            <w:r>
+              <w:rPr>
+                <w:rFonts w:eastAsia="arial" w:ascii="arial" w:hAnsi="arial"/>
+                <w:b/>
+                <w:color w:val="000000"/>
+                <w:sz w:val="16"/>
+                <w:szCs w:val="16"/>
+              </w:rPr>
+              <w:t>HUD</w:t>
+            </w:r>
+          </w:p>
+        </w:tc>
+        <w:tc>
+          <w:tcPr>
+            <w:tcW w:w="1019" w:type="dxa"/>
+            <w:tcBorders>
+              <w:top w:val="single" w:sz="4" w:space="0" w:color="000000"/>
+              <w:left w:val="single" w:sz="4" w:space="0" w:color="000000"/>
+              <w:bottom w:val="single" w:sz="4" w:space="0" w:color="000000"/>
+            </w:tcBorders>
+            <w:vAlign w:val="bottom"/>
+          </w:tcPr>
+          <w:p>
+            <w:pPr>
+              <w:pStyle w:val="Normal"/>
+              <w:widowControl w:val="false"/>
+              <w:spacing w:lineRule="auto" w:line="180"/>
+              <w:jc w:val="center"/>
+              <w:rPr>
+                <w:rFonts w:ascii="arial" w:hAnsi="arial" w:eastAsia="arial"/>
+                <w:color w:val="000000"/>
+                <w:sz w:val="16"/>
+                <w:szCs w:val="16"/>
+              </w:rPr>
+            </w:pPr>
+            <w:r>
+              <w:rPr>
+                <w:rFonts w:eastAsia="arial" w:ascii="arial" w:hAnsi="arial"/>
+                <w:color w:val="000000"/>
+                <w:sz w:val="16"/>
+                <w:szCs w:val="16"/>
+              </w:rPr>
+              <w:t>Schedule</w:t>
+            </w:r>
+          </w:p>
+        </w:tc>
+        <w:tc>
+          <w:tcPr>
+            <w:tcW w:w="1014" w:type="dxa"/>
+            <w:tcBorders>
+              <w:top w:val="single" w:sz="4" w:space="0" w:color="000000"/>
+              <w:left w:val="single" w:sz="4" w:space="0" w:color="000000"/>
+              <w:bottom w:val="single" w:sz="4" w:space="0" w:color="000000"/>
+            </w:tcBorders>
+            <w:vAlign w:val="bottom"/>
+          </w:tcPr>
+          <w:p>
+            <w:pPr>
+              <w:pStyle w:val="Normal"/>
+              <w:widowControl w:val="false"/>
+              <w:spacing w:lineRule="auto" w:line="180"/>
+              <w:jc w:val="center"/>
+              <w:rPr>
+                <w:color w:val="000000"/>
+                <w:sz w:val="16"/>
+                <w:szCs w:val="16"/>
+              </w:rPr>
+            </w:pPr>
+            <w:r>
+              <w:rPr>
+                <w:color w:val="000000"/>
+                <w:sz w:val="16"/>
+                <w:szCs w:val="16"/>
+              </w:rPr>
+            </w:r>
+          </w:p>
+        </w:tc>
+        <w:tc>
+          <w:tcPr>
+            <w:tcW w:w="1016" w:type="dxa"/>
+            <w:tcBorders>
+              <w:top w:val="single" w:sz="4" w:space="0" w:color="000000"/>
+              <w:left w:val="single" w:sz="4" w:space="0" w:color="000000"/>
+              <w:bottom w:val="single" w:sz="4" w:space="0" w:color="000000"/>
+            </w:tcBorders>
+            <w:vAlign w:val="bottom"/>
+          </w:tcPr>
+          <w:p>
+            <w:pPr>
+              <w:pStyle w:val="Normal"/>
+              <w:widowControl w:val="false"/>
+              <w:spacing w:lineRule="auto" w:line="180"/>
+              <w:jc w:val="center"/>
+              <w:rPr>
+                <w:sz w:val="16"/>
+                <w:szCs w:val="16"/>
+              </w:rPr>
+            </w:pPr>
+            <w:r>
+              <w:rPr>
+                <w:sz w:val="16"/>
+                <w:szCs w:val="16"/>
+              </w:rPr>
+              <w:t>Sifa</w:t>
+            </w:r>
+          </w:p>
+        </w:tc>
+        <w:tc>
+          <w:tcPr>
+            <w:tcW w:w="1020" w:type="dxa"/>
+            <w:tcBorders>
+              <w:top w:val="single" w:sz="4" w:space="0" w:color="000000"/>
+              <w:left w:val="single" w:sz="4" w:space="0" w:color="000000"/>
+              <w:bottom w:val="single" w:sz="4" w:space="0" w:color="000000"/>
+            </w:tcBorders>
+            <w:vAlign w:val="bottom"/>
+          </w:tcPr>
+          <w:p>
+            <w:pPr>
+              <w:pStyle w:val="Normal"/>
+              <w:widowControl w:val="false"/>
+              <w:spacing w:lineRule="auto" w:line="180"/>
+              <w:jc w:val="center"/>
+              <w:rPr>
+                <w:color w:val="000000"/>
+                <w:sz w:val="16"/>
+                <w:szCs w:val="16"/>
+              </w:rPr>
+            </w:pPr>
+            <w:r>
+              <w:rPr>
+                <w:rFonts w:eastAsia="arial" w:ascii="arial" w:hAnsi="arial"/>
+                <w:color w:val="000000"/>
+                <w:sz w:val="16"/>
+                <w:szCs w:val="16"/>
+              </w:rPr>
+              <w:t>Engine Stop</w:t>
+            </w:r>
+          </w:p>
+        </w:tc>
+        <w:tc>
+          <w:tcPr>
+            <w:tcW w:w="1016" w:type="dxa"/>
+            <w:tcBorders>
+              <w:top w:val="single" w:sz="4" w:space="0" w:color="000000"/>
+              <w:left w:val="single" w:sz="4" w:space="0" w:color="000000"/>
+              <w:bottom w:val="single" w:sz="4" w:space="0" w:color="000000"/>
+            </w:tcBorders>
+            <w:vAlign w:val="bottom"/>
+          </w:tcPr>
+          <w:p>
+            <w:pPr>
+              <w:pStyle w:val="Normal"/>
+              <w:widowControl w:val="false"/>
+              <w:jc w:val="center"/>
+              <w:rPr>
+                <w:color w:val="000000"/>
+                <w:sz w:val="16"/>
+                <w:szCs w:val="16"/>
+              </w:rPr>
+            </w:pPr>
+            <w:r>
+              <w:rPr>
+                <w:color w:val="000000"/>
+                <w:sz w:val="16"/>
+                <w:szCs w:val="16"/>
+              </w:rPr>
+              <w:t>2 Engine Stop</w:t>
+            </w:r>
+          </w:p>
+        </w:tc>
+        <w:tc>
+          <w:tcPr>
+            <w:tcW w:w="1016" w:type="dxa"/>
+            <w:tcBorders>
+              <w:top w:val="single" w:sz="4" w:space="0" w:color="000000"/>
+              <w:left w:val="single" w:sz="4" w:space="0" w:color="000000"/>
+              <w:bottom w:val="single" w:sz="4" w:space="0" w:color="000000"/>
+            </w:tcBorders>
+            <w:vAlign w:val="bottom"/>
+          </w:tcPr>
+          <w:p>
+            <w:pPr>
+              <w:pStyle w:val="Normal"/>
+              <w:widowControl w:val="false"/>
+              <w:jc w:val="center"/>
+              <w:rPr>
+                <w:sz w:val="16"/>
+                <w:szCs w:val="16"/>
+              </w:rPr>
+            </w:pPr>
+            <w:r>
+              <w:rPr>
+                <w:sz w:val="16"/>
+                <w:szCs w:val="16"/>
+              </w:rPr>
+            </w:r>
+          </w:p>
+        </w:tc>
+        <w:tc>
+          <w:tcPr>
+            <w:tcW w:w="1017" w:type="dxa"/>
+            <w:tcBorders>
+              <w:top w:val="single" w:sz="4" w:space="0" w:color="000000"/>
+              <w:left w:val="single" w:sz="4" w:space="0" w:color="000000"/>
+              <w:bottom w:val="single" w:sz="4" w:space="0" w:color="000000"/>
+            </w:tcBorders>
+            <w:vAlign w:val="bottom"/>
+          </w:tcPr>
+          <w:p>
+            <w:pPr>
+              <w:pStyle w:val="Normal"/>
+              <w:widowControl w:val="false"/>
+              <w:jc w:val="center"/>
+              <w:rPr>
+                <w:sz w:val="16"/>
+                <w:szCs w:val="16"/>
+              </w:rPr>
+            </w:pPr>
+            <w:r>
+              <w:rPr>
+                <w:rFonts w:eastAsia="arial" w:ascii="arial" w:hAnsi="arial"/>
+                <w:color w:val="000000"/>
+                <w:sz w:val="16"/>
+                <w:szCs w:val="16"/>
+              </w:rPr>
+              <w:t>Gear</w:t>
+            </w:r>
+          </w:p>
+          <w:p>
+            <w:pPr>
+              <w:pStyle w:val="Normal"/>
+              <w:widowControl w:val="false"/>
+              <w:jc w:val="center"/>
+              <w:rPr>
+                <w:sz w:val="16"/>
+                <w:szCs w:val="16"/>
+              </w:rPr>
+            </w:pPr>
+            <w:r>
+              <w:rPr>
+                <w:rFonts w:eastAsia="arial" w:ascii="arial" w:hAnsi="arial"/>
+                <w:color w:val="000000"/>
+                <w:sz w:val="16"/>
+                <w:szCs w:val="16"/>
+              </w:rPr>
+              <w:t>Shunting</w:t>
+            </w:r>
+          </w:p>
+        </w:tc>
+        <w:tc>
+          <w:tcPr>
+            <w:tcW w:w="1016" w:type="dxa"/>
+            <w:tcBorders>
+              <w:top w:val="single" w:sz="4" w:space="0" w:color="000000"/>
+              <w:left w:val="single" w:sz="4" w:space="0" w:color="000000"/>
+              <w:bottom w:val="single" w:sz="4" w:space="0" w:color="000000"/>
+            </w:tcBorders>
+            <w:vAlign w:val="bottom"/>
+          </w:tcPr>
+          <w:p>
+            <w:pPr>
+              <w:pStyle w:val="Normal"/>
+              <w:widowControl w:val="false"/>
+              <w:jc w:val="center"/>
+              <w:rPr>
+                <w:sz w:val="16"/>
+                <w:szCs w:val="16"/>
+              </w:rPr>
+            </w:pPr>
+            <w:r>
+              <w:rPr/>
+            </w:r>
+          </w:p>
+        </w:tc>
+        <w:tc>
+          <w:tcPr>
+            <w:tcW w:w="1020" w:type="dxa"/>
+            <w:tcBorders>
+              <w:top w:val="single" w:sz="4" w:space="0" w:color="000000"/>
+              <w:left w:val="single" w:sz="4" w:space="0" w:color="000000"/>
+              <w:bottom w:val="single" w:sz="4" w:space="0" w:color="000000"/>
+            </w:tcBorders>
+            <w:vAlign w:val="bottom"/>
+          </w:tcPr>
+          <w:p>
+            <w:pPr>
+              <w:pStyle w:val="Normal"/>
+              <w:widowControl w:val="false"/>
+              <w:jc w:val="center"/>
+              <w:rPr>
+                <w:sz w:val="16"/>
+                <w:szCs w:val="16"/>
+              </w:rPr>
+            </w:pPr>
+            <w:r>
+              <w:rPr>
+                <w:sz w:val="16"/>
+                <w:szCs w:val="16"/>
+              </w:rPr>
+              <w:t>MU Switch</w:t>
+            </w:r>
+          </w:p>
+          <w:p>
+            <w:pPr>
+              <w:pStyle w:val="Normal"/>
+              <w:widowControl w:val="false"/>
+              <w:jc w:val="center"/>
+              <w:rPr>
+                <w:sz w:val="16"/>
+                <w:szCs w:val="16"/>
+              </w:rPr>
+            </w:pPr>
+            <w:r>
+              <w:rPr>
+                <w:rFonts w:eastAsia="arial" w:ascii="arial" w:hAnsi="arial"/>
+                <w:color w:val="000000"/>
+                <w:sz w:val="16"/>
+                <w:szCs w:val="16"/>
+              </w:rPr>
+              <w:t>Own</w:t>
+            </w:r>
+          </w:p>
+        </w:tc>
+        <w:tc>
+          <w:tcPr>
+            <w:tcW w:w="1016" w:type="dxa"/>
+            <w:tcBorders>
+              <w:top w:val="single" w:sz="4" w:space="0" w:color="000000"/>
+              <w:left w:val="single" w:sz="4" w:space="0" w:color="000000"/>
+              <w:bottom w:val="single" w:sz="4" w:space="0" w:color="000000"/>
+            </w:tcBorders>
+            <w:vAlign w:val="bottom"/>
+          </w:tcPr>
+          <w:p>
+            <w:pPr>
+              <w:pStyle w:val="Normal"/>
+              <w:widowControl w:val="false"/>
+              <w:jc w:val="center"/>
+              <w:rPr>
+                <w:sz w:val="16"/>
+                <w:szCs w:val="16"/>
+              </w:rPr>
+            </w:pPr>
+            <w:r>
+              <w:rPr>
+                <w:rFonts w:eastAsia="arial" w:ascii="arial" w:hAnsi="arial"/>
+                <w:color w:val="000000"/>
+                <w:sz w:val="16"/>
+                <w:szCs w:val="16"/>
+              </w:rPr>
+              <w:t>Gauge Light</w:t>
+            </w:r>
+          </w:p>
+        </w:tc>
+        <w:tc>
+          <w:tcPr>
+            <w:tcW w:w="1016" w:type="dxa"/>
+            <w:tcBorders>
+              <w:top w:val="single" w:sz="4" w:space="0" w:color="000000"/>
+              <w:left w:val="single" w:sz="4" w:space="0" w:color="000000"/>
+              <w:bottom w:val="single" w:sz="4" w:space="0" w:color="000000"/>
+            </w:tcBorders>
+            <w:vAlign w:val="bottom"/>
+          </w:tcPr>
+          <w:p>
+            <w:pPr>
+              <w:pStyle w:val="Normal"/>
+              <w:widowControl w:val="false"/>
+              <w:spacing w:lineRule="auto" w:line="180"/>
+              <w:jc w:val="center"/>
+              <w:rPr>
+                <w:color w:val="000000"/>
+                <w:sz w:val="16"/>
+                <w:szCs w:val="16"/>
+              </w:rPr>
+            </w:pPr>
+            <w:r>
+              <w:rPr>
+                <w:rFonts w:eastAsia="arial" w:ascii="arial" w:hAnsi="arial"/>
+                <w:color w:val="000000"/>
+                <w:sz w:val="16"/>
+                <w:szCs w:val="16"/>
+              </w:rPr>
+              <w:t>Parking Brake Off</w:t>
+            </w:r>
+          </w:p>
+        </w:tc>
+        <w:tc>
+          <w:tcPr>
+            <w:tcW w:w="1016" w:type="dxa"/>
+            <w:tcBorders>
+              <w:top w:val="single" w:sz="4" w:space="0" w:color="000000"/>
+              <w:left w:val="single" w:sz="4" w:space="0" w:color="000000"/>
+              <w:bottom w:val="single" w:sz="4" w:space="0" w:color="000000"/>
+            </w:tcBorders>
+            <w:vAlign w:val="bottom"/>
+          </w:tcPr>
+          <w:p>
+            <w:pPr>
+              <w:pStyle w:val="Normal"/>
+              <w:widowControl w:val="false"/>
+              <w:spacing w:lineRule="auto" w:line="180"/>
+              <w:jc w:val="center"/>
+              <w:rPr>
+                <w:color w:val="000000"/>
+                <w:sz w:val="16"/>
+                <w:szCs w:val="16"/>
+              </w:rPr>
+            </w:pPr>
+            <w:r>
+              <w:rPr>
+                <w:rFonts w:eastAsia="arial" w:ascii="arial" w:hAnsi="arial"/>
+                <w:color w:val="000000"/>
+                <w:sz w:val="16"/>
+                <w:szCs w:val="16"/>
+              </w:rPr>
+              <w:t>Exterior</w:t>
+            </w:r>
+          </w:p>
+          <w:p>
+            <w:pPr>
+              <w:pStyle w:val="Normal"/>
+              <w:widowControl w:val="false"/>
+              <w:spacing w:lineRule="auto" w:line="180"/>
+              <w:jc w:val="center"/>
+              <w:rPr>
+                <w:color w:val="000000"/>
+                <w:sz w:val="16"/>
+                <w:szCs w:val="16"/>
+              </w:rPr>
+            </w:pPr>
+            <w:r>
+              <w:rPr>
+                <w:rFonts w:eastAsia="arial" w:ascii="arial" w:hAnsi="arial"/>
+                <w:color w:val="000000"/>
+                <w:sz w:val="16"/>
+                <w:szCs w:val="16"/>
+              </w:rPr>
+              <w:t>Camera</w:t>
+            </w:r>
+          </w:p>
+        </w:tc>
+        <w:tc>
+          <w:tcPr>
+            <w:tcW w:w="1029" w:type="dxa"/>
+            <w:tcBorders>
+              <w:top w:val="single" w:sz="4" w:space="0" w:color="000000"/>
+              <w:left w:val="single" w:sz="4" w:space="0" w:color="000000"/>
+              <w:bottom w:val="single" w:sz="4" w:space="0" w:color="000000"/>
+              <w:right w:val="single" w:sz="4" w:space="0" w:color="000000"/>
+            </w:tcBorders>
+            <w:vAlign w:val="bottom"/>
+          </w:tcPr>
+          <w:p>
+            <w:pPr>
+              <w:pStyle w:val="Normal"/>
+              <w:widowControl w:val="false"/>
+              <w:spacing w:lineRule="auto" w:line="180"/>
+              <w:jc w:val="center"/>
+              <w:rPr>
+                <w:color w:val="000000"/>
+                <w:sz w:val="16"/>
+                <w:szCs w:val="16"/>
+              </w:rPr>
+            </w:pPr>
+            <w:r>
+              <w:rPr>
+                <w:rFonts w:eastAsia="arial" w:ascii="arial" w:hAnsi="arial"/>
+                <w:color w:val="000000"/>
+                <w:sz w:val="16"/>
+                <w:szCs w:val="16"/>
+              </w:rPr>
+              <w:t>Prev</w:t>
+            </w:r>
+          </w:p>
+          <w:p>
+            <w:pPr>
+              <w:pStyle w:val="Normal"/>
+              <w:widowControl w:val="false"/>
+              <w:spacing w:lineRule="auto" w:line="180"/>
+              <w:jc w:val="center"/>
+              <w:rPr>
+                <w:color w:val="000000"/>
+                <w:sz w:val="16"/>
+                <w:szCs w:val="16"/>
+              </w:rPr>
+            </w:pPr>
+            <w:r>
+              <w:rPr>
+                <w:rFonts w:eastAsia="arial" w:ascii="arial" w:hAnsi="arial"/>
+                <w:color w:val="000000"/>
+                <w:sz w:val="16"/>
+                <w:szCs w:val="16"/>
+              </w:rPr>
+              <w:t>Cab Cam</w:t>
+            </w:r>
+          </w:p>
+        </w:tc>
+      </w:tr>
+    </w:tbl>
+    <w:p>
+      <w:pPr>
+        <w:pStyle w:val="Normal"/>
+        <w:bidi w:val="0"/>
+        <w:rPr>
+          <w:color w:val="000000"/>
+          <w:sz w:val="16"/>
+          <w:szCs w:val="16"/>
+        </w:rPr>
+      </w:pPr>
+      <w:r>
+        <w:rPr>
+          <w:color w:val="000000"/>
+          <w:sz w:val="16"/>
+          <w:szCs w:val="16"/>
+        </w:rPr>
+      </w:r>
+    </w:p>
+    <w:p>
+      <w:pPr>
+        <w:pStyle w:val="Normal"/>
+        <w:rPr>
+          <w:color w:val="000000"/>
+          <w:sz w:val="16"/>
+          <w:szCs w:val="16"/>
+        </w:rPr>
+      </w:pPr>
+      <w:r>
+        <w:rPr>
+          <w:color w:val="000000"/>
+          <w:sz w:val="16"/>
+          <w:szCs w:val="16"/>
+        </w:rPr>
+        <w:tab/>
+        <w:t xml:space="preserve">       </w:t>
+      </w:r>
+      <w:r>
+        <w:rPr>
+          <w:rFonts w:eastAsia="arial" w:ascii="arial" w:hAnsi="arial"/>
+          <w:color w:val="000000"/>
+          <w:sz w:val="16"/>
+          <w:szCs w:val="16"/>
+        </w:rPr>
+        <w:t xml:space="preserve">    DB BR </w:t>
+      </w:r>
+      <w:r>
+        <w:rPr>
+          <w:rFonts w:eastAsia="arial" w:ascii="arial" w:hAnsi="arial"/>
+          <w:color w:val="000000"/>
+          <w:sz w:val="16"/>
+          <w:szCs w:val="16"/>
+        </w:rPr>
+        <w:t>218</w:t>
+      </w:r>
+      <w:r>
+        <w:rPr>
+          <w:rFonts w:eastAsia="arial" w:ascii="arial" w:hAnsi="arial"/>
+          <w:color w:val="000000"/>
+          <w:sz w:val="16"/>
+          <w:szCs w:val="16"/>
+        </w:rPr>
+        <w:t>-1</w:t>
+      </w:r>
+    </w:p>
+    <w:tbl>
+      <w:tblPr>
+        <w:tblW w:w="14248" w:type="dxa"/>
+        <w:jc w:val="left"/>
+        <w:tblInd w:w="-5" w:type="dxa"/>
+        <w:tblLayout w:type="fixed"/>
+        <w:tblCellMar>
+          <w:top w:w="0" w:type="dxa"/>
+          <w:left w:w="108" w:type="dxa"/>
+          <w:bottom w:w="0" w:type="dxa"/>
+          <w:right w:w="108" w:type="dxa"/>
+        </w:tblCellMar>
+        <w:tblLook w:firstRow="1" w:noVBand="1" w:lastRow="0" w:firstColumn="1" w:lastColumn="0" w:noHBand="0" w:val="04a0"/>
+      </w:tblPr>
+      <w:tblGrid>
+        <w:gridCol w:w="1017"/>
+        <w:gridCol w:w="1019"/>
+        <w:gridCol w:w="1014"/>
+        <w:gridCol w:w="1016"/>
+        <w:gridCol w:w="1020"/>
+        <w:gridCol w:w="1016"/>
+        <w:gridCol w:w="1016"/>
+        <w:gridCol w:w="1017"/>
+        <w:gridCol w:w="1016"/>
+        <w:gridCol w:w="1020"/>
+        <w:gridCol w:w="1016"/>
+        <w:gridCol w:w="1016"/>
+        <w:gridCol w:w="1016"/>
+        <w:gridCol w:w="1029"/>
+      </w:tblGrid>
+      <w:tr>
+        <w:trPr>
+          <w:trHeight w:val="440" w:hRule="exact"/>
+          <w:cantSplit w:val="true"/>
+        </w:trPr>
+        <w:tc>
+          <w:tcPr>
+            <w:tcW w:w="1017" w:type="dxa"/>
+            <w:tcBorders>
+              <w:top w:val="single" w:sz="4" w:space="0" w:color="000000"/>
+              <w:left w:val="single" w:sz="4" w:space="0" w:color="000000"/>
+              <w:bottom w:val="single" w:sz="4" w:space="0" w:color="000000"/>
+            </w:tcBorders>
+            <w:vAlign w:val="bottom"/>
+          </w:tcPr>
+          <w:p>
+            <w:pPr>
+              <w:pStyle w:val="Normal"/>
+              <w:widowControl w:val="false"/>
+              <w:spacing w:lineRule="auto" w:line="180" w:before="0" w:after="60"/>
+              <w:jc w:val="center"/>
+              <w:rPr>
+                <w:color w:val="000000"/>
+                <w:sz w:val="16"/>
+                <w:szCs w:val="16"/>
+              </w:rPr>
+            </w:pPr>
+            <w:r>
+              <w:rPr>
+                <w:rFonts w:eastAsia="arial" w:ascii="arial" w:hAnsi="arial"/>
+                <w:b/>
+                <w:color w:val="000000"/>
+                <w:sz w:val="16"/>
+                <w:szCs w:val="16"/>
+              </w:rPr>
+              <w:t>Pause</w:t>
+            </w:r>
+          </w:p>
+        </w:tc>
+        <w:tc>
+          <w:tcPr>
+            <w:tcW w:w="1019" w:type="dxa"/>
+            <w:tcBorders>
+              <w:top w:val="single" w:sz="4" w:space="0" w:color="000000"/>
+              <w:left w:val="single" w:sz="4" w:space="0" w:color="000000"/>
+              <w:bottom w:val="single" w:sz="4" w:space="0" w:color="000000"/>
+            </w:tcBorders>
+            <w:vAlign w:val="bottom"/>
+          </w:tcPr>
+          <w:p>
+            <w:pPr>
+              <w:pStyle w:val="Normal"/>
+              <w:widowControl w:val="false"/>
+              <w:spacing w:lineRule="auto" w:line="180"/>
+              <w:jc w:val="center"/>
+              <w:rPr>
+                <w:color w:val="000000"/>
+                <w:sz w:val="16"/>
+                <w:szCs w:val="16"/>
+              </w:rPr>
+            </w:pPr>
+            <w:r>
+              <w:rPr>
+                <w:color w:val="000000"/>
+                <w:sz w:val="16"/>
+                <w:szCs w:val="16"/>
+              </w:rPr>
+              <w:t>Reverser</w:t>
+            </w:r>
+          </w:p>
+          <w:p>
+            <w:pPr>
+              <w:pStyle w:val="Normal"/>
+              <w:widowControl w:val="false"/>
+              <w:spacing w:lineRule="auto" w:line="180"/>
+              <w:jc w:val="center"/>
+              <w:rPr>
+                <w:color w:val="000000"/>
+                <w:sz w:val="16"/>
+                <w:szCs w:val="16"/>
+              </w:rPr>
+            </w:pPr>
+            <w:r>
+              <w:rPr>
+                <w:color w:val="000000"/>
+                <w:sz w:val="16"/>
+                <w:szCs w:val="16"/>
+              </w:rPr>
+              <w:t>Handle</w:t>
+            </w:r>
+          </w:p>
+        </w:tc>
+        <w:tc>
+          <w:tcPr>
+            <w:tcW w:w="1014" w:type="dxa"/>
+            <w:tcBorders>
+              <w:top w:val="single" w:sz="4" w:space="0" w:color="000000"/>
+              <w:left w:val="single" w:sz="4" w:space="0" w:color="000000"/>
+              <w:bottom w:val="single" w:sz="4" w:space="0" w:color="000000"/>
+            </w:tcBorders>
+            <w:vAlign w:val="bottom"/>
+          </w:tcPr>
+          <w:p>
+            <w:pPr>
+              <w:pStyle w:val="Normal"/>
+              <w:widowControl w:val="false"/>
+              <w:spacing w:lineRule="auto" w:line="180"/>
+              <w:jc w:val="center"/>
+              <w:rPr>
+                <w:color w:val="000000"/>
+                <w:sz w:val="16"/>
+                <w:szCs w:val="16"/>
+              </w:rPr>
+            </w:pPr>
+            <w:r>
+              <w:rPr>
+                <w:color w:val="000000"/>
+                <w:sz w:val="16"/>
+                <w:szCs w:val="16"/>
+              </w:rPr>
+              <w:t>Power Up</w:t>
+            </w:r>
+          </w:p>
+        </w:tc>
+        <w:tc>
+          <w:tcPr>
+            <w:tcW w:w="1016" w:type="dxa"/>
+            <w:tcBorders>
+              <w:top w:val="single" w:sz="4" w:space="0" w:color="000000"/>
+              <w:left w:val="single" w:sz="4" w:space="0" w:color="000000"/>
+              <w:bottom w:val="single" w:sz="4" w:space="0" w:color="000000"/>
+            </w:tcBorders>
+            <w:vAlign w:val="bottom"/>
+          </w:tcPr>
+          <w:p>
+            <w:pPr>
+              <w:pStyle w:val="Normal"/>
+              <w:widowControl w:val="false"/>
+              <w:spacing w:lineRule="auto" w:line="180"/>
+              <w:jc w:val="center"/>
+              <w:rPr>
+                <w:sz w:val="16"/>
+                <w:szCs w:val="16"/>
+              </w:rPr>
+            </w:pPr>
+            <w:r>
+              <w:rPr>
+                <w:rFonts w:eastAsia="arial" w:ascii="arial" w:hAnsi="arial"/>
+                <w:color w:val="000000"/>
+                <w:sz w:val="16"/>
+                <w:szCs w:val="16"/>
+              </w:rPr>
+              <w:t>PZB</w:t>
+            </w:r>
+          </w:p>
+        </w:tc>
+        <w:tc>
+          <w:tcPr>
+            <w:tcW w:w="1020" w:type="dxa"/>
+            <w:tcBorders>
+              <w:top w:val="single" w:sz="4" w:space="0" w:color="000000"/>
+              <w:left w:val="single" w:sz="4" w:space="0" w:color="000000"/>
+              <w:bottom w:val="single" w:sz="4" w:space="0" w:color="000000"/>
+            </w:tcBorders>
+            <w:vAlign w:val="bottom"/>
+          </w:tcPr>
+          <w:p>
+            <w:pPr>
+              <w:pStyle w:val="Normal"/>
+              <w:widowControl w:val="false"/>
+              <w:spacing w:lineRule="auto" w:line="180"/>
+              <w:jc w:val="center"/>
+              <w:rPr>
+                <w:color w:val="000000"/>
+                <w:sz w:val="16"/>
+                <w:szCs w:val="16"/>
+              </w:rPr>
+            </w:pPr>
+            <w:r>
+              <w:rPr>
+                <w:rFonts w:eastAsia="arial" w:ascii="arial" w:hAnsi="arial"/>
+                <w:color w:val="000000"/>
+                <w:sz w:val="16"/>
+                <w:szCs w:val="16"/>
+              </w:rPr>
+              <w:t>Engine Start</w:t>
+            </w:r>
+          </w:p>
+        </w:tc>
+        <w:tc>
+          <w:tcPr>
+            <w:tcW w:w="1016" w:type="dxa"/>
+            <w:tcBorders>
+              <w:top w:val="single" w:sz="4" w:space="0" w:color="000000"/>
+              <w:left w:val="single" w:sz="4" w:space="0" w:color="000000"/>
+              <w:bottom w:val="single" w:sz="4" w:space="0" w:color="000000"/>
+            </w:tcBorders>
+            <w:vAlign w:val="bottom"/>
+          </w:tcPr>
+          <w:p>
+            <w:pPr>
+              <w:pStyle w:val="Normal"/>
+              <w:widowControl w:val="false"/>
+              <w:jc w:val="center"/>
+              <w:rPr>
+                <w:color w:val="000000"/>
+                <w:sz w:val="16"/>
+                <w:szCs w:val="16"/>
+              </w:rPr>
+            </w:pPr>
+            <w:r>
+              <w:rPr>
+                <w:color w:val="000000"/>
+                <w:sz w:val="16"/>
+                <w:szCs w:val="16"/>
+              </w:rPr>
+              <w:t>Pass. Light Up</w:t>
+            </w:r>
+          </w:p>
+        </w:tc>
+        <w:tc>
+          <w:tcPr>
+            <w:tcW w:w="1016" w:type="dxa"/>
+            <w:tcBorders>
+              <w:top w:val="single" w:sz="4" w:space="0" w:color="000000"/>
+              <w:left w:val="single" w:sz="4" w:space="0" w:color="000000"/>
+              <w:bottom w:val="single" w:sz="4" w:space="0" w:color="000000"/>
+            </w:tcBorders>
+            <w:vAlign w:val="bottom"/>
+          </w:tcPr>
+          <w:p>
+            <w:pPr>
+              <w:pStyle w:val="Normal"/>
+              <w:widowControl w:val="false"/>
+              <w:jc w:val="center"/>
+              <w:rPr>
+                <w:sz w:val="16"/>
+                <w:szCs w:val="16"/>
+              </w:rPr>
+            </w:pPr>
+            <w:r>
+              <w:rPr>
+                <w:sz w:val="16"/>
+                <w:szCs w:val="16"/>
+              </w:rPr>
+              <w:t xml:space="preserve">Brake Key </w:t>
+            </w:r>
+            <w:r>
+              <w:rPr>
+                <w:sz w:val="16"/>
+                <w:szCs w:val="16"/>
+              </w:rPr>
+              <w:t>On</w:t>
+            </w:r>
+          </w:p>
+        </w:tc>
+        <w:tc>
+          <w:tcPr>
+            <w:tcW w:w="1017" w:type="dxa"/>
+            <w:tcBorders>
+              <w:top w:val="single" w:sz="4" w:space="0" w:color="000000"/>
+              <w:left w:val="single" w:sz="4" w:space="0" w:color="000000"/>
+              <w:bottom w:val="single" w:sz="4" w:space="0" w:color="000000"/>
+            </w:tcBorders>
+            <w:vAlign w:val="bottom"/>
+          </w:tcPr>
+          <w:p>
+            <w:pPr>
+              <w:pStyle w:val="Normal"/>
+              <w:widowControl w:val="false"/>
+              <w:jc w:val="center"/>
+              <w:rPr>
+                <w:sz w:val="16"/>
+                <w:szCs w:val="16"/>
+              </w:rPr>
+            </w:pPr>
+            <w:r>
+              <w:rPr>
+                <w:rFonts w:eastAsia="arial" w:ascii="arial" w:hAnsi="arial"/>
+                <w:color w:val="000000"/>
+                <w:sz w:val="16"/>
+                <w:szCs w:val="16"/>
+              </w:rPr>
+              <w:t>PZB Mode O</w:t>
+            </w:r>
+          </w:p>
+        </w:tc>
+        <w:tc>
+          <w:tcPr>
+            <w:tcW w:w="1016" w:type="dxa"/>
+            <w:tcBorders>
+              <w:top w:val="single" w:sz="4" w:space="0" w:color="000000"/>
+              <w:left w:val="single" w:sz="4" w:space="0" w:color="000000"/>
+              <w:bottom w:val="single" w:sz="4" w:space="0" w:color="000000"/>
+            </w:tcBorders>
+            <w:vAlign w:val="bottom"/>
+          </w:tcPr>
+          <w:p>
+            <w:pPr>
+              <w:pStyle w:val="Normal"/>
+              <w:widowControl w:val="false"/>
+              <w:jc w:val="center"/>
+              <w:rPr>
+                <w:color w:val="000000"/>
+                <w:sz w:val="16"/>
+                <w:szCs w:val="16"/>
+              </w:rPr>
+            </w:pPr>
+            <w:r>
+              <w:rPr>
+                <w:rFonts w:eastAsia="arial" w:ascii="arial" w:hAnsi="arial"/>
+                <w:color w:val="000000"/>
+                <w:sz w:val="16"/>
+                <w:szCs w:val="16"/>
+              </w:rPr>
+              <w:t>Signal Light HL</w:t>
+            </w:r>
+          </w:p>
+        </w:tc>
+        <w:tc>
+          <w:tcPr>
+            <w:tcW w:w="1020" w:type="dxa"/>
+            <w:tcBorders>
+              <w:top w:val="single" w:sz="4" w:space="0" w:color="000000"/>
+              <w:left w:val="single" w:sz="4" w:space="0" w:color="000000"/>
+              <w:bottom w:val="single" w:sz="4" w:space="0" w:color="000000"/>
+            </w:tcBorders>
+            <w:vAlign w:val="bottom"/>
+          </w:tcPr>
+          <w:p>
+            <w:pPr>
+              <w:pStyle w:val="Normal"/>
+              <w:widowControl w:val="false"/>
+              <w:jc w:val="center"/>
+              <w:rPr>
+                <w:sz w:val="16"/>
+                <w:szCs w:val="16"/>
+              </w:rPr>
+            </w:pPr>
+            <w:r>
+              <w:rPr>
+                <w:rFonts w:eastAsia="arial" w:ascii="arial" w:hAnsi="arial"/>
+                <w:color w:val="000000"/>
+                <w:sz w:val="16"/>
+                <w:szCs w:val="16"/>
+              </w:rPr>
+              <w:t xml:space="preserve">Gauge Light </w:t>
+            </w:r>
+            <w:r>
+              <w:rPr>
+                <w:rFonts w:eastAsia="arial" w:ascii="arial" w:hAnsi="arial"/>
+                <w:color w:val="000000"/>
+                <w:sz w:val="16"/>
+                <w:szCs w:val="16"/>
+              </w:rPr>
+              <w:t>Up</w:t>
+            </w:r>
+          </w:p>
+        </w:tc>
+        <w:tc>
+          <w:tcPr>
+            <w:tcW w:w="1016" w:type="dxa"/>
+            <w:tcBorders>
+              <w:top w:val="single" w:sz="4" w:space="0" w:color="000000"/>
+              <w:left w:val="single" w:sz="4" w:space="0" w:color="000000"/>
+              <w:bottom w:val="single" w:sz="4" w:space="0" w:color="000000"/>
+            </w:tcBorders>
+            <w:vAlign w:val="bottom"/>
+          </w:tcPr>
+          <w:p>
+            <w:pPr>
+              <w:pStyle w:val="Normal"/>
+              <w:widowControl w:val="false"/>
+              <w:spacing w:lineRule="auto" w:line="180"/>
+              <w:jc w:val="center"/>
+              <w:rPr>
+                <w:color w:val="000000"/>
+                <w:sz w:val="16"/>
+                <w:szCs w:val="16"/>
+              </w:rPr>
+            </w:pPr>
+            <w:r>
+              <w:rPr>
+                <w:rFonts w:ascii="arial" w:hAnsi="arial" w:eastAsia="arial"/>
+                <w:color w:val="000000"/>
+                <w:sz w:val="16"/>
+                <w:szCs w:val="16"/>
+              </w:rPr>
+              <w:t xml:space="preserve"> </w:t>
+            </w:r>
+            <w:r>
+              <w:rPr>
+                <w:rFonts w:eastAsia="arial" w:ascii="arial" w:hAnsi="arial"/>
+                <w:color w:val="000000"/>
+                <w:sz w:val="16"/>
+                <w:szCs w:val="16"/>
+              </w:rPr>
+              <w:t xml:space="preserve">Cab Light </w:t>
+            </w:r>
+            <w:r>
+              <w:rPr>
+                <w:rFonts w:eastAsia="arial" w:ascii="arial" w:hAnsi="arial"/>
+                <w:color w:val="000000"/>
+                <w:sz w:val="16"/>
+                <w:szCs w:val="16"/>
+              </w:rPr>
+              <w:t>Up</w:t>
+            </w:r>
+          </w:p>
+        </w:tc>
+        <w:tc>
+          <w:tcPr>
+            <w:tcW w:w="1016" w:type="dxa"/>
+            <w:tcBorders>
+              <w:top w:val="single" w:sz="4" w:space="0" w:color="000000"/>
+              <w:left w:val="single" w:sz="4" w:space="0" w:color="000000"/>
+              <w:bottom w:val="single" w:sz="4" w:space="0" w:color="000000"/>
+            </w:tcBorders>
+            <w:vAlign w:val="bottom"/>
+          </w:tcPr>
+          <w:p>
+            <w:pPr>
+              <w:pStyle w:val="Normal"/>
+              <w:widowControl w:val="false"/>
+              <w:spacing w:lineRule="auto" w:line="180"/>
+              <w:jc w:val="center"/>
+              <w:rPr>
+                <w:color w:val="000000"/>
+                <w:sz w:val="16"/>
+                <w:szCs w:val="16"/>
+              </w:rPr>
+            </w:pPr>
+            <w:r>
+              <w:rPr>
+                <w:rFonts w:eastAsia="arial" w:ascii="arial" w:hAnsi="arial"/>
+                <w:color w:val="000000"/>
+                <w:sz w:val="16"/>
+                <w:szCs w:val="16"/>
+              </w:rPr>
+              <w:t>Parking Brake On</w:t>
+            </w:r>
+          </w:p>
+        </w:tc>
+        <w:tc>
+          <w:tcPr>
+            <w:tcW w:w="1016" w:type="dxa"/>
+            <w:tcBorders>
+              <w:top w:val="single" w:sz="4" w:space="0" w:color="000000"/>
+              <w:left w:val="single" w:sz="4" w:space="0" w:color="000000"/>
+              <w:bottom w:val="single" w:sz="4" w:space="0" w:color="000000"/>
+            </w:tcBorders>
+            <w:vAlign w:val="bottom"/>
+          </w:tcPr>
+          <w:p>
+            <w:pPr>
+              <w:pStyle w:val="Normal"/>
+              <w:widowControl w:val="false"/>
+              <w:spacing w:lineRule="auto" w:line="180"/>
+              <w:jc w:val="center"/>
+              <w:rPr>
+                <w:color w:val="000000"/>
+                <w:sz w:val="16"/>
+                <w:szCs w:val="16"/>
+              </w:rPr>
+            </w:pPr>
+            <w:r>
+              <w:rPr>
+                <w:rFonts w:eastAsia="arial" w:ascii="arial" w:hAnsi="arial"/>
+                <w:color w:val="000000"/>
+                <w:sz w:val="16"/>
+                <w:szCs w:val="16"/>
+              </w:rPr>
+              <w:t>1P Cam</w:t>
+            </w:r>
+          </w:p>
+        </w:tc>
+        <w:tc>
+          <w:tcPr>
+            <w:tcW w:w="1029" w:type="dxa"/>
+            <w:tcBorders>
+              <w:top w:val="single" w:sz="4" w:space="0" w:color="000000"/>
+              <w:left w:val="single" w:sz="4" w:space="0" w:color="000000"/>
+              <w:bottom w:val="single" w:sz="4" w:space="0" w:color="000000"/>
+              <w:right w:val="single" w:sz="4" w:space="0" w:color="000000"/>
+            </w:tcBorders>
+            <w:vAlign w:val="bottom"/>
+          </w:tcPr>
+          <w:p>
+            <w:pPr>
+              <w:pStyle w:val="Normal"/>
+              <w:widowControl w:val="false"/>
+              <w:spacing w:lineRule="auto" w:line="180"/>
+              <w:jc w:val="center"/>
+              <w:rPr>
+                <w:color w:val="000000"/>
+                <w:sz w:val="16"/>
+                <w:szCs w:val="16"/>
+              </w:rPr>
+            </w:pPr>
+            <w:r>
+              <w:rPr>
+                <w:rFonts w:eastAsia="arial" w:ascii="arial" w:hAnsi="arial"/>
+                <w:color w:val="000000"/>
+                <w:sz w:val="16"/>
+                <w:szCs w:val="16"/>
+              </w:rPr>
+              <w:t>Next</w:t>
+            </w:r>
+          </w:p>
+          <w:p>
+            <w:pPr>
+              <w:pStyle w:val="Normal"/>
+              <w:widowControl w:val="false"/>
+              <w:spacing w:lineRule="auto" w:line="180"/>
+              <w:jc w:val="center"/>
+              <w:rPr>
+                <w:color w:val="000000"/>
+                <w:sz w:val="16"/>
+                <w:szCs w:val="16"/>
+              </w:rPr>
+            </w:pPr>
+            <w:r>
+              <w:rPr>
+                <w:rFonts w:eastAsia="arial" w:ascii="arial" w:hAnsi="arial"/>
+                <w:color w:val="000000"/>
+                <w:sz w:val="16"/>
+                <w:szCs w:val="16"/>
+              </w:rPr>
+              <w:t>Cab Cam</w:t>
+            </w:r>
+          </w:p>
+        </w:tc>
+      </w:tr>
+    </w:tbl>
+    <w:p>
+      <w:pPr>
+        <w:pStyle w:val="Normal"/>
+        <w:rPr>
+          <w:rFonts w:ascii="arial" w:hAnsi="arial" w:eastAsia="arial"/>
+          <w:color w:val="000000"/>
+          <w:sz w:val="16"/>
+          <w:szCs w:val="16"/>
+        </w:rPr>
+      </w:pPr>
+      <w:r>
+        <w:rPr>
+          <w:rFonts w:eastAsia="arial" w:ascii="arial" w:hAnsi="arial"/>
+          <w:color w:val="000000"/>
+          <w:sz w:val="16"/>
+          <w:szCs w:val="16"/>
+        </w:rPr>
+      </w:r>
+    </w:p>
+    <w:p>
+      <w:pPr>
+        <w:pStyle w:val="Normal"/>
+        <w:rPr>
+          <w:color w:val="000000"/>
+          <w:sz w:val="16"/>
+          <w:szCs w:val="16"/>
+        </w:rPr>
+      </w:pPr>
+      <w:r>
+        <w:rPr>
+          <w:rFonts w:eastAsia="arial" w:ascii="arial" w:hAnsi="arial"/>
+          <w:color w:val="000000"/>
+          <w:sz w:val="16"/>
+          <w:szCs w:val="16"/>
+        </w:rPr>
+        <w:tab/>
+        <w:t xml:space="preserve">           DB BR </w:t>
+      </w:r>
+      <w:r>
+        <w:rPr>
+          <w:rFonts w:eastAsia="arial" w:ascii="arial" w:hAnsi="arial"/>
+          <w:color w:val="000000"/>
+          <w:sz w:val="16"/>
+          <w:szCs w:val="16"/>
+        </w:rPr>
+        <w:t>218</w:t>
+      </w:r>
+      <w:r>
+        <w:rPr>
+          <w:rFonts w:eastAsia="arial" w:ascii="arial" w:hAnsi="arial"/>
+          <w:color w:val="000000"/>
+          <w:sz w:val="16"/>
+          <w:szCs w:val="16"/>
+        </w:rPr>
+        <w:t>-2</w:t>
+      </w:r>
+    </w:p>
+    <w:tbl>
+      <w:tblPr>
+        <w:tblW w:w="14248" w:type="dxa"/>
+        <w:jc w:val="left"/>
+        <w:tblInd w:w="-5" w:type="dxa"/>
+        <w:tblLayout w:type="fixed"/>
+        <w:tblCellMar>
+          <w:top w:w="0" w:type="dxa"/>
+          <w:left w:w="108" w:type="dxa"/>
+          <w:bottom w:w="0" w:type="dxa"/>
+          <w:right w:w="108" w:type="dxa"/>
+        </w:tblCellMar>
+        <w:tblLook w:firstRow="1" w:noVBand="1" w:lastRow="0" w:firstColumn="1" w:lastColumn="0" w:noHBand="0" w:val="04a0"/>
+      </w:tblPr>
+      <w:tblGrid>
+        <w:gridCol w:w="1017"/>
+        <w:gridCol w:w="1019"/>
+        <w:gridCol w:w="1014"/>
+        <w:gridCol w:w="1016"/>
+        <w:gridCol w:w="1020"/>
+        <w:gridCol w:w="1016"/>
+        <w:gridCol w:w="1016"/>
+        <w:gridCol w:w="1017"/>
+        <w:gridCol w:w="1016"/>
+        <w:gridCol w:w="1020"/>
+        <w:gridCol w:w="1016"/>
+        <w:gridCol w:w="1016"/>
+        <w:gridCol w:w="1016"/>
+        <w:gridCol w:w="1029"/>
+      </w:tblGrid>
+      <w:tr>
+        <w:trPr>
+          <w:trHeight w:val="440" w:hRule="exact"/>
+          <w:cantSplit w:val="true"/>
+        </w:trPr>
+        <w:tc>
+          <w:tcPr>
+            <w:tcW w:w="1017" w:type="dxa"/>
+            <w:tcBorders>
+              <w:top w:val="single" w:sz="4" w:space="0" w:color="000000"/>
+              <w:left w:val="single" w:sz="4" w:space="0" w:color="000000"/>
+              <w:bottom w:val="single" w:sz="4" w:space="0" w:color="000000"/>
+            </w:tcBorders>
+            <w:vAlign w:val="bottom"/>
+          </w:tcPr>
+          <w:p>
+            <w:pPr>
+              <w:pStyle w:val="Normal"/>
+              <w:widowControl w:val="false"/>
+              <w:spacing w:lineRule="auto" w:line="180" w:before="0" w:after="60"/>
+              <w:jc w:val="center"/>
+              <w:rPr>
+                <w:color w:val="000000"/>
+                <w:sz w:val="16"/>
+                <w:szCs w:val="16"/>
+              </w:rPr>
+            </w:pPr>
+            <w:r>
+              <w:rPr>
+                <w:rFonts w:eastAsia="arial" w:ascii="arial" w:hAnsi="arial"/>
+                <w:b/>
+                <w:color w:val="000000"/>
+                <w:sz w:val="16"/>
+                <w:szCs w:val="16"/>
+              </w:rPr>
+              <w:t>HUD</w:t>
+            </w:r>
+          </w:p>
+        </w:tc>
+        <w:tc>
+          <w:tcPr>
+            <w:tcW w:w="1019" w:type="dxa"/>
+            <w:tcBorders>
+              <w:top w:val="single" w:sz="4" w:space="0" w:color="000000"/>
+              <w:left w:val="single" w:sz="4" w:space="0" w:color="000000"/>
+              <w:bottom w:val="single" w:sz="4" w:space="0" w:color="000000"/>
+            </w:tcBorders>
+            <w:vAlign w:val="bottom"/>
+          </w:tcPr>
+          <w:p>
+            <w:pPr>
+              <w:pStyle w:val="Normal"/>
+              <w:widowControl w:val="false"/>
+              <w:spacing w:lineRule="auto" w:line="180"/>
+              <w:jc w:val="center"/>
+              <w:rPr>
+                <w:rFonts w:ascii="arial" w:hAnsi="arial" w:eastAsia="arial"/>
+                <w:color w:val="000000"/>
+                <w:sz w:val="16"/>
+                <w:szCs w:val="16"/>
+              </w:rPr>
+            </w:pPr>
+            <w:r>
+              <w:rPr>
+                <w:rFonts w:eastAsia="arial" w:ascii="arial" w:hAnsi="arial"/>
+                <w:color w:val="000000"/>
+                <w:sz w:val="16"/>
+                <w:szCs w:val="16"/>
+              </w:rPr>
+              <w:t>Schedule</w:t>
+            </w:r>
+          </w:p>
+        </w:tc>
+        <w:tc>
+          <w:tcPr>
+            <w:tcW w:w="1014" w:type="dxa"/>
+            <w:tcBorders>
+              <w:top w:val="single" w:sz="4" w:space="0" w:color="000000"/>
+              <w:left w:val="single" w:sz="4" w:space="0" w:color="000000"/>
+              <w:bottom w:val="single" w:sz="4" w:space="0" w:color="000000"/>
+            </w:tcBorders>
+            <w:vAlign w:val="bottom"/>
+          </w:tcPr>
+          <w:p>
+            <w:pPr>
+              <w:pStyle w:val="Normal"/>
+              <w:widowControl w:val="false"/>
+              <w:spacing w:lineRule="auto" w:line="180"/>
+              <w:jc w:val="center"/>
+              <w:rPr>
+                <w:color w:val="000000"/>
+                <w:sz w:val="16"/>
+                <w:szCs w:val="16"/>
+                <w:u w:val="double"/>
+              </w:rPr>
+            </w:pPr>
+            <w:r>
+              <w:rPr>
+                <w:color w:val="000000"/>
+                <w:sz w:val="16"/>
+                <w:szCs w:val="16"/>
+              </w:rPr>
+              <w:t>Power Down</w:t>
+            </w:r>
+          </w:p>
+        </w:tc>
+        <w:tc>
+          <w:tcPr>
+            <w:tcW w:w="1016" w:type="dxa"/>
+            <w:tcBorders>
+              <w:top w:val="single" w:sz="4" w:space="0" w:color="000000"/>
+              <w:left w:val="single" w:sz="4" w:space="0" w:color="000000"/>
+              <w:bottom w:val="single" w:sz="4" w:space="0" w:color="000000"/>
+            </w:tcBorders>
+            <w:vAlign w:val="bottom"/>
+          </w:tcPr>
+          <w:p>
+            <w:pPr>
+              <w:pStyle w:val="Normal"/>
+              <w:widowControl w:val="false"/>
+              <w:spacing w:lineRule="auto" w:line="180"/>
+              <w:jc w:val="center"/>
+              <w:rPr>
+                <w:sz w:val="16"/>
+                <w:szCs w:val="16"/>
+              </w:rPr>
+            </w:pPr>
+            <w:r>
+              <w:rPr>
+                <w:sz w:val="16"/>
+                <w:szCs w:val="16"/>
+              </w:rPr>
+              <w:t>Sifa</w:t>
+            </w:r>
+          </w:p>
+        </w:tc>
+        <w:tc>
+          <w:tcPr>
+            <w:tcW w:w="1020" w:type="dxa"/>
+            <w:tcBorders>
+              <w:top w:val="single" w:sz="4" w:space="0" w:color="000000"/>
+              <w:left w:val="single" w:sz="4" w:space="0" w:color="000000"/>
+              <w:bottom w:val="single" w:sz="4" w:space="0" w:color="000000"/>
+            </w:tcBorders>
+            <w:vAlign w:val="bottom"/>
+          </w:tcPr>
+          <w:p>
+            <w:pPr>
+              <w:pStyle w:val="Normal"/>
+              <w:widowControl w:val="false"/>
+              <w:spacing w:lineRule="auto" w:line="180"/>
+              <w:jc w:val="center"/>
+              <w:rPr>
+                <w:color w:val="000000"/>
+                <w:sz w:val="16"/>
+                <w:szCs w:val="16"/>
+              </w:rPr>
+            </w:pPr>
+            <w:r>
+              <w:rPr>
+                <w:rFonts w:eastAsia="arial" w:ascii="arial" w:hAnsi="arial"/>
+                <w:color w:val="000000"/>
+                <w:sz w:val="16"/>
+                <w:szCs w:val="16"/>
+              </w:rPr>
+              <w:t>Engine Stop</w:t>
+            </w:r>
+          </w:p>
+        </w:tc>
+        <w:tc>
+          <w:tcPr>
+            <w:tcW w:w="1016" w:type="dxa"/>
+            <w:tcBorders>
+              <w:top w:val="single" w:sz="4" w:space="0" w:color="000000"/>
+              <w:left w:val="single" w:sz="4" w:space="0" w:color="000000"/>
+              <w:bottom w:val="single" w:sz="4" w:space="0" w:color="000000"/>
+            </w:tcBorders>
+            <w:vAlign w:val="bottom"/>
+          </w:tcPr>
+          <w:p>
+            <w:pPr>
+              <w:pStyle w:val="Normal"/>
+              <w:widowControl w:val="false"/>
+              <w:jc w:val="center"/>
+              <w:rPr>
+                <w:color w:val="000000"/>
+                <w:sz w:val="16"/>
+                <w:szCs w:val="16"/>
+              </w:rPr>
+            </w:pPr>
+            <w:r>
+              <w:rPr>
+                <w:color w:val="000000"/>
+                <w:sz w:val="16"/>
+                <w:szCs w:val="16"/>
+              </w:rPr>
+              <w:t>Pass. Light Down</w:t>
+            </w:r>
+          </w:p>
+        </w:tc>
+        <w:tc>
+          <w:tcPr>
+            <w:tcW w:w="1016" w:type="dxa"/>
+            <w:tcBorders>
+              <w:top w:val="single" w:sz="4" w:space="0" w:color="000000"/>
+              <w:left w:val="single" w:sz="4" w:space="0" w:color="000000"/>
+              <w:bottom w:val="single" w:sz="4" w:space="0" w:color="000000"/>
+            </w:tcBorders>
+            <w:vAlign w:val="bottom"/>
+          </w:tcPr>
+          <w:p>
+            <w:pPr>
+              <w:pStyle w:val="Normal"/>
+              <w:widowControl w:val="false"/>
+              <w:jc w:val="center"/>
+              <w:rPr>
+                <w:sz w:val="16"/>
+                <w:szCs w:val="16"/>
+              </w:rPr>
+            </w:pPr>
+            <w:r>
+              <w:rPr>
+                <w:sz w:val="16"/>
+                <w:szCs w:val="16"/>
+              </w:rPr>
+              <w:t xml:space="preserve">Brake Key </w:t>
+            </w:r>
+            <w:r>
+              <w:rPr>
+                <w:sz w:val="16"/>
+                <w:szCs w:val="16"/>
+              </w:rPr>
+              <w:t>Off</w:t>
+            </w:r>
+          </w:p>
+        </w:tc>
+        <w:tc>
+          <w:tcPr>
+            <w:tcW w:w="1017" w:type="dxa"/>
+            <w:tcBorders>
+              <w:top w:val="single" w:sz="4" w:space="0" w:color="000000"/>
+              <w:left w:val="single" w:sz="4" w:space="0" w:color="000000"/>
+              <w:bottom w:val="single" w:sz="4" w:space="0" w:color="000000"/>
+            </w:tcBorders>
+            <w:vAlign w:val="bottom"/>
+          </w:tcPr>
+          <w:p>
+            <w:pPr>
+              <w:pStyle w:val="Normal"/>
+              <w:widowControl w:val="false"/>
+              <w:jc w:val="center"/>
+              <w:rPr>
+                <w:sz w:val="16"/>
+                <w:szCs w:val="16"/>
+              </w:rPr>
+            </w:pPr>
+            <w:r>
+              <w:rPr>
+                <w:rFonts w:eastAsia="arial" w:ascii="arial" w:hAnsi="arial"/>
+                <w:color w:val="000000"/>
+                <w:sz w:val="16"/>
+                <w:szCs w:val="16"/>
+              </w:rPr>
+              <w:t>PZB Mode U</w:t>
+            </w:r>
+          </w:p>
+        </w:tc>
+        <w:tc>
+          <w:tcPr>
+            <w:tcW w:w="1016" w:type="dxa"/>
+            <w:tcBorders>
+              <w:top w:val="single" w:sz="4" w:space="0" w:color="000000"/>
+              <w:left w:val="single" w:sz="4" w:space="0" w:color="000000"/>
+              <w:bottom w:val="single" w:sz="4" w:space="0" w:color="000000"/>
+            </w:tcBorders>
+            <w:vAlign w:val="bottom"/>
+          </w:tcPr>
+          <w:p>
+            <w:pPr>
+              <w:pStyle w:val="Normal"/>
+              <w:widowControl w:val="false"/>
+              <w:jc w:val="center"/>
+              <w:rPr>
+                <w:color w:val="000000"/>
+                <w:sz w:val="16"/>
+                <w:szCs w:val="16"/>
+              </w:rPr>
+            </w:pPr>
+            <w:r>
+              <w:rPr>
+                <w:rFonts w:eastAsia="arial" w:ascii="arial" w:hAnsi="arial"/>
+                <w:color w:val="000000"/>
+                <w:sz w:val="16"/>
+                <w:szCs w:val="16"/>
+              </w:rPr>
+              <w:t>Signal Light TL</w:t>
+            </w:r>
+          </w:p>
+        </w:tc>
+        <w:tc>
+          <w:tcPr>
+            <w:tcW w:w="1020" w:type="dxa"/>
+            <w:tcBorders>
+              <w:top w:val="single" w:sz="4" w:space="0" w:color="000000"/>
+              <w:left w:val="single" w:sz="4" w:space="0" w:color="000000"/>
+              <w:bottom w:val="single" w:sz="4" w:space="0" w:color="000000"/>
+            </w:tcBorders>
+            <w:vAlign w:val="bottom"/>
+          </w:tcPr>
+          <w:p>
+            <w:pPr>
+              <w:pStyle w:val="Normal"/>
+              <w:widowControl w:val="false"/>
+              <w:jc w:val="center"/>
+              <w:rPr>
+                <w:sz w:val="16"/>
+                <w:szCs w:val="16"/>
+              </w:rPr>
+            </w:pPr>
+            <w:r>
+              <w:rPr>
+                <w:rFonts w:eastAsia="arial" w:ascii="arial" w:hAnsi="arial"/>
+                <w:color w:val="000000"/>
+                <w:sz w:val="16"/>
+                <w:szCs w:val="16"/>
+              </w:rPr>
+              <w:t xml:space="preserve">Gauge Light </w:t>
+            </w:r>
+            <w:r>
+              <w:rPr>
+                <w:rFonts w:eastAsia="arial" w:ascii="arial" w:hAnsi="arial"/>
+                <w:color w:val="000000"/>
+                <w:sz w:val="16"/>
+                <w:szCs w:val="16"/>
+              </w:rPr>
+              <w:t>Dw</w:t>
+            </w:r>
+          </w:p>
+        </w:tc>
+        <w:tc>
+          <w:tcPr>
+            <w:tcW w:w="1016" w:type="dxa"/>
+            <w:tcBorders>
+              <w:top w:val="single" w:sz="4" w:space="0" w:color="000000"/>
+              <w:left w:val="single" w:sz="4" w:space="0" w:color="000000"/>
+              <w:bottom w:val="single" w:sz="4" w:space="0" w:color="000000"/>
+            </w:tcBorders>
+            <w:vAlign w:val="bottom"/>
+          </w:tcPr>
+          <w:p>
+            <w:pPr>
+              <w:pStyle w:val="Normal"/>
+              <w:widowControl w:val="false"/>
+              <w:spacing w:lineRule="auto" w:line="180"/>
+              <w:jc w:val="center"/>
+              <w:rPr>
+                <w:color w:val="000000"/>
+                <w:sz w:val="16"/>
+                <w:szCs w:val="16"/>
+              </w:rPr>
+            </w:pPr>
+            <w:r>
+              <w:rPr>
+                <w:rFonts w:ascii="arial" w:hAnsi="arial" w:eastAsia="arial"/>
+                <w:color w:val="000000"/>
+                <w:sz w:val="16"/>
+                <w:szCs w:val="16"/>
+              </w:rPr>
+              <w:t xml:space="preserve"> </w:t>
+            </w:r>
+            <w:r>
+              <w:rPr>
+                <w:rFonts w:eastAsia="arial" w:ascii="arial" w:hAnsi="arial"/>
+                <w:color w:val="000000"/>
+                <w:sz w:val="16"/>
+                <w:szCs w:val="16"/>
+              </w:rPr>
+              <w:t xml:space="preserve">Cab Light </w:t>
+            </w:r>
+            <w:r>
+              <w:rPr>
+                <w:rFonts w:eastAsia="arial" w:ascii="arial" w:hAnsi="arial"/>
+                <w:color w:val="000000"/>
+                <w:sz w:val="16"/>
+                <w:szCs w:val="16"/>
+              </w:rPr>
+              <w:t>Down</w:t>
+            </w:r>
+          </w:p>
+        </w:tc>
+        <w:tc>
+          <w:tcPr>
+            <w:tcW w:w="1016" w:type="dxa"/>
+            <w:tcBorders>
+              <w:top w:val="single" w:sz="4" w:space="0" w:color="000000"/>
+              <w:left w:val="single" w:sz="4" w:space="0" w:color="000000"/>
+              <w:bottom w:val="single" w:sz="4" w:space="0" w:color="000000"/>
+            </w:tcBorders>
+            <w:vAlign w:val="bottom"/>
+          </w:tcPr>
+          <w:p>
+            <w:pPr>
+              <w:pStyle w:val="Normal"/>
+              <w:widowControl w:val="false"/>
+              <w:spacing w:lineRule="auto" w:line="180"/>
+              <w:jc w:val="center"/>
+              <w:rPr>
+                <w:color w:val="000000"/>
+                <w:sz w:val="16"/>
+                <w:szCs w:val="16"/>
+              </w:rPr>
+            </w:pPr>
+            <w:r>
+              <w:rPr/>
+            </w:r>
+          </w:p>
+        </w:tc>
+        <w:tc>
+          <w:tcPr>
+            <w:tcW w:w="1016" w:type="dxa"/>
+            <w:tcBorders>
+              <w:top w:val="single" w:sz="4" w:space="0" w:color="000000"/>
+              <w:left w:val="single" w:sz="4" w:space="0" w:color="000000"/>
+              <w:bottom w:val="single" w:sz="4" w:space="0" w:color="000000"/>
+            </w:tcBorders>
+            <w:vAlign w:val="bottom"/>
+          </w:tcPr>
+          <w:p>
+            <w:pPr>
+              <w:pStyle w:val="Normal"/>
+              <w:widowControl w:val="false"/>
+              <w:spacing w:lineRule="auto" w:line="180"/>
+              <w:jc w:val="center"/>
+              <w:rPr>
+                <w:color w:val="000000"/>
+                <w:sz w:val="16"/>
+                <w:szCs w:val="16"/>
+              </w:rPr>
+            </w:pPr>
+            <w:r>
+              <w:rPr>
+                <w:rFonts w:eastAsia="arial" w:ascii="arial" w:hAnsi="arial"/>
+                <w:color w:val="000000"/>
+                <w:sz w:val="16"/>
+                <w:szCs w:val="16"/>
+              </w:rPr>
+              <w:t>Exterior</w:t>
+            </w:r>
+          </w:p>
+          <w:p>
+            <w:pPr>
+              <w:pStyle w:val="Normal"/>
+              <w:widowControl w:val="false"/>
+              <w:spacing w:lineRule="auto" w:line="180"/>
+              <w:jc w:val="center"/>
+              <w:rPr>
+                <w:color w:val="000000"/>
+                <w:sz w:val="16"/>
+                <w:szCs w:val="16"/>
+              </w:rPr>
+            </w:pPr>
+            <w:r>
+              <w:rPr>
+                <w:rFonts w:eastAsia="arial" w:ascii="arial" w:hAnsi="arial"/>
+                <w:color w:val="000000"/>
+                <w:sz w:val="16"/>
+                <w:szCs w:val="16"/>
+              </w:rPr>
+              <w:t>Camera</w:t>
+            </w:r>
+          </w:p>
+        </w:tc>
+        <w:tc>
+          <w:tcPr>
+            <w:tcW w:w="1029" w:type="dxa"/>
+            <w:tcBorders>
+              <w:top w:val="single" w:sz="4" w:space="0" w:color="000000"/>
+              <w:left w:val="single" w:sz="4" w:space="0" w:color="000000"/>
+              <w:bottom w:val="single" w:sz="4" w:space="0" w:color="000000"/>
+              <w:right w:val="single" w:sz="4" w:space="0" w:color="000000"/>
+            </w:tcBorders>
+            <w:vAlign w:val="bottom"/>
+          </w:tcPr>
+          <w:p>
+            <w:pPr>
+              <w:pStyle w:val="Normal"/>
+              <w:widowControl w:val="false"/>
+              <w:spacing w:lineRule="auto" w:line="180"/>
+              <w:jc w:val="center"/>
+              <w:rPr>
+                <w:color w:val="000000"/>
+                <w:sz w:val="16"/>
+                <w:szCs w:val="16"/>
+              </w:rPr>
+            </w:pPr>
+            <w:r>
+              <w:rPr>
+                <w:rFonts w:eastAsia="arial" w:ascii="arial" w:hAnsi="arial"/>
+                <w:color w:val="000000"/>
+                <w:sz w:val="16"/>
+                <w:szCs w:val="16"/>
+              </w:rPr>
+              <w:t>Prev</w:t>
+            </w:r>
+          </w:p>
+          <w:p>
+            <w:pPr>
+              <w:pStyle w:val="Normal"/>
+              <w:widowControl w:val="false"/>
+              <w:spacing w:lineRule="auto" w:line="180"/>
+              <w:jc w:val="center"/>
+              <w:rPr>
+                <w:color w:val="000000"/>
+                <w:sz w:val="16"/>
+                <w:szCs w:val="16"/>
+              </w:rPr>
+            </w:pPr>
+            <w:r>
+              <w:rPr>
+                <w:rFonts w:eastAsia="arial" w:ascii="arial" w:hAnsi="arial"/>
+                <w:color w:val="000000"/>
+                <w:sz w:val="16"/>
+                <w:szCs w:val="16"/>
+              </w:rPr>
+              <w:t>Cab Cam</w:t>
+            </w:r>
+          </w:p>
+        </w:tc>
+      </w:tr>
+    </w:tbl>
+    <w:p>
+      <w:pPr>
+        <w:pStyle w:val="Normal"/>
+        <w:bidi w:val="0"/>
+        <w:rPr>
+          <w:color w:val="000000"/>
+          <w:sz w:val="16"/>
+          <w:szCs w:val="16"/>
+        </w:rPr>
+      </w:pPr>
+      <w:r>
+        <w:rPr>
+          <w:color w:val="000000"/>
+          <w:sz w:val="16"/>
+          <w:szCs w:val="16"/>
+        </w:rPr>
+      </w:r>
+    </w:p>
+    <w:p>
+      <w:pPr>
+        <w:pStyle w:val="Normal"/>
+        <w:rPr>
+          <w:color w:val="000000"/>
+          <w:sz w:val="16"/>
+          <w:szCs w:val="16"/>
+        </w:rPr>
+      </w:pPr>
+      <w:r>
+        <w:rPr>
+          <w:color w:val="000000"/>
+          <w:sz w:val="16"/>
+          <w:szCs w:val="16"/>
+        </w:rPr>
+        <w:tab/>
+        <w:t xml:space="preserve">       </w:t>
+      </w:r>
+      <w:r>
+        <w:rPr>
+          <w:rFonts w:eastAsia="arial" w:ascii="arial" w:hAnsi="arial"/>
+          <w:color w:val="000000"/>
+          <w:sz w:val="16"/>
+          <w:szCs w:val="16"/>
+        </w:rPr>
+        <w:t xml:space="preserve">    DB BR </w:t>
+      </w:r>
+      <w:r>
+        <w:rPr>
+          <w:rFonts w:eastAsia="arial" w:ascii="arial" w:hAnsi="arial"/>
+          <w:color w:val="000000"/>
+          <w:sz w:val="16"/>
+          <w:szCs w:val="16"/>
+        </w:rPr>
+        <w:t>2</w:t>
+      </w:r>
+      <w:r>
+        <w:rPr>
+          <w:rFonts w:eastAsia="arial" w:ascii="arial" w:hAnsi="arial"/>
+          <w:color w:val="000000"/>
+          <w:sz w:val="16"/>
+          <w:szCs w:val="16"/>
+        </w:rPr>
+        <w:t>94</w:t>
+      </w:r>
+      <w:r>
+        <w:rPr>
+          <w:rFonts w:eastAsia="arial" w:ascii="arial" w:hAnsi="arial"/>
+          <w:color w:val="000000"/>
+          <w:sz w:val="16"/>
+          <w:szCs w:val="16"/>
+        </w:rPr>
+        <w:t>-1</w:t>
+      </w:r>
+    </w:p>
+    <w:tbl>
+      <w:tblPr>
+        <w:tblW w:w="14248" w:type="dxa"/>
+        <w:jc w:val="left"/>
+        <w:tblInd w:w="-5" w:type="dxa"/>
+        <w:tblLayout w:type="fixed"/>
+        <w:tblCellMar>
+          <w:top w:w="0" w:type="dxa"/>
+          <w:left w:w="108" w:type="dxa"/>
+          <w:bottom w:w="0" w:type="dxa"/>
+          <w:right w:w="108" w:type="dxa"/>
+        </w:tblCellMar>
+        <w:tblLook w:firstRow="1" w:noVBand="1" w:lastRow="0" w:firstColumn="1" w:lastColumn="0" w:noHBand="0" w:val="04a0"/>
+      </w:tblPr>
+      <w:tblGrid>
+        <w:gridCol w:w="1017"/>
+        <w:gridCol w:w="1019"/>
+        <w:gridCol w:w="1014"/>
+        <w:gridCol w:w="1016"/>
+        <w:gridCol w:w="1020"/>
+        <w:gridCol w:w="1016"/>
+        <w:gridCol w:w="1016"/>
+        <w:gridCol w:w="1017"/>
+        <w:gridCol w:w="1016"/>
+        <w:gridCol w:w="1020"/>
+        <w:gridCol w:w="1016"/>
+        <w:gridCol w:w="1016"/>
+        <w:gridCol w:w="1016"/>
+        <w:gridCol w:w="1029"/>
+      </w:tblGrid>
+      <w:tr>
+        <w:trPr>
+          <w:trHeight w:val="440" w:hRule="exact"/>
+          <w:cantSplit w:val="true"/>
+        </w:trPr>
+        <w:tc>
+          <w:tcPr>
+            <w:tcW w:w="1017" w:type="dxa"/>
+            <w:tcBorders>
+              <w:top w:val="single" w:sz="4" w:space="0" w:color="000000"/>
+              <w:left w:val="single" w:sz="4" w:space="0" w:color="000000"/>
+              <w:bottom w:val="single" w:sz="4" w:space="0" w:color="000000"/>
+            </w:tcBorders>
+            <w:vAlign w:val="bottom"/>
+          </w:tcPr>
+          <w:p>
+            <w:pPr>
+              <w:pStyle w:val="Normal"/>
+              <w:widowControl w:val="false"/>
+              <w:spacing w:lineRule="auto" w:line="180" w:before="0" w:after="60"/>
+              <w:jc w:val="center"/>
+              <w:rPr>
+                <w:color w:val="000000"/>
+                <w:sz w:val="16"/>
+                <w:szCs w:val="16"/>
+              </w:rPr>
+            </w:pPr>
+            <w:r>
+              <w:rPr>
+                <w:rFonts w:eastAsia="arial" w:ascii="arial" w:hAnsi="arial"/>
+                <w:b/>
+                <w:color w:val="000000"/>
+                <w:sz w:val="16"/>
+                <w:szCs w:val="16"/>
+              </w:rPr>
+              <w:t>Pause</w:t>
+            </w:r>
+          </w:p>
+        </w:tc>
+        <w:tc>
+          <w:tcPr>
+            <w:tcW w:w="1019" w:type="dxa"/>
+            <w:tcBorders>
+              <w:top w:val="single" w:sz="4" w:space="0" w:color="000000"/>
+              <w:left w:val="single" w:sz="4" w:space="0" w:color="000000"/>
+              <w:bottom w:val="single" w:sz="4" w:space="0" w:color="000000"/>
+            </w:tcBorders>
+            <w:vAlign w:val="bottom"/>
+          </w:tcPr>
+          <w:p>
+            <w:pPr>
+              <w:pStyle w:val="Normal"/>
+              <w:widowControl w:val="false"/>
+              <w:spacing w:lineRule="auto" w:line="180"/>
+              <w:jc w:val="center"/>
+              <w:rPr>
+                <w:color w:val="000000"/>
+                <w:sz w:val="16"/>
+                <w:szCs w:val="16"/>
+              </w:rPr>
+            </w:pPr>
+            <w:r>
+              <w:rPr>
+                <w:color w:val="000000"/>
+                <w:sz w:val="16"/>
+                <w:szCs w:val="16"/>
+              </w:rPr>
+              <w:t>Control</w:t>
+            </w:r>
+          </w:p>
+          <w:p>
+            <w:pPr>
+              <w:pStyle w:val="Normal"/>
+              <w:widowControl w:val="false"/>
+              <w:spacing w:lineRule="auto" w:line="180"/>
+              <w:jc w:val="center"/>
+              <w:rPr>
+                <w:color w:val="000000"/>
+                <w:sz w:val="16"/>
+                <w:szCs w:val="16"/>
+              </w:rPr>
+            </w:pPr>
+            <w:r>
+              <w:rPr>
+                <w:color w:val="000000"/>
+                <w:sz w:val="16"/>
+                <w:szCs w:val="16"/>
+              </w:rPr>
+              <w:t>Unlock</w:t>
+            </w:r>
+          </w:p>
+        </w:tc>
+        <w:tc>
+          <w:tcPr>
+            <w:tcW w:w="1014" w:type="dxa"/>
+            <w:tcBorders>
+              <w:top w:val="single" w:sz="4" w:space="0" w:color="000000"/>
+              <w:left w:val="single" w:sz="4" w:space="0" w:color="000000"/>
+              <w:bottom w:val="single" w:sz="4" w:space="0" w:color="000000"/>
+            </w:tcBorders>
+            <w:vAlign w:val="bottom"/>
+          </w:tcPr>
+          <w:p>
+            <w:pPr>
+              <w:pStyle w:val="Normal"/>
+              <w:widowControl w:val="false"/>
+              <w:spacing w:lineRule="auto" w:line="180"/>
+              <w:jc w:val="center"/>
+              <w:rPr>
+                <w:color w:val="000000"/>
+                <w:sz w:val="16"/>
+                <w:szCs w:val="16"/>
+              </w:rPr>
+            </w:pPr>
+            <w:r>
+              <w:rPr>
+                <w:color w:val="000000"/>
+                <w:sz w:val="16"/>
+                <w:szCs w:val="16"/>
+              </w:rPr>
+              <w:t>Comress.</w:t>
+            </w:r>
+          </w:p>
+          <w:p>
+            <w:pPr>
+              <w:pStyle w:val="Normal"/>
+              <w:widowControl w:val="false"/>
+              <w:spacing w:lineRule="auto" w:line="180"/>
+              <w:jc w:val="center"/>
+              <w:rPr>
+                <w:color w:val="000000"/>
+                <w:sz w:val="16"/>
+                <w:szCs w:val="16"/>
+              </w:rPr>
+            </w:pPr>
+            <w:r>
+              <w:rPr>
+                <w:color w:val="000000"/>
+                <w:sz w:val="16"/>
+                <w:szCs w:val="16"/>
+              </w:rPr>
+              <w:t>Up</w:t>
+            </w:r>
+          </w:p>
+        </w:tc>
+        <w:tc>
+          <w:tcPr>
+            <w:tcW w:w="1016" w:type="dxa"/>
+            <w:tcBorders>
+              <w:top w:val="single" w:sz="4" w:space="0" w:color="000000"/>
+              <w:left w:val="single" w:sz="4" w:space="0" w:color="000000"/>
+              <w:bottom w:val="single" w:sz="4" w:space="0" w:color="000000"/>
+            </w:tcBorders>
+            <w:vAlign w:val="bottom"/>
+          </w:tcPr>
+          <w:p>
+            <w:pPr>
+              <w:pStyle w:val="Normal"/>
+              <w:widowControl w:val="false"/>
+              <w:spacing w:lineRule="auto" w:line="180"/>
+              <w:jc w:val="center"/>
+              <w:rPr>
+                <w:sz w:val="16"/>
+                <w:szCs w:val="16"/>
+              </w:rPr>
+            </w:pPr>
+            <w:r>
+              <w:rPr>
+                <w:rFonts w:eastAsia="arial" w:ascii="arial" w:hAnsi="arial"/>
+                <w:color w:val="000000"/>
+                <w:sz w:val="16"/>
+                <w:szCs w:val="16"/>
+              </w:rPr>
+              <w:t>PZB</w:t>
+            </w:r>
+          </w:p>
+        </w:tc>
+        <w:tc>
+          <w:tcPr>
+            <w:tcW w:w="1020" w:type="dxa"/>
+            <w:tcBorders>
+              <w:top w:val="single" w:sz="4" w:space="0" w:color="000000"/>
+              <w:left w:val="single" w:sz="4" w:space="0" w:color="000000"/>
+              <w:bottom w:val="single" w:sz="4" w:space="0" w:color="000000"/>
+            </w:tcBorders>
+            <w:vAlign w:val="bottom"/>
+          </w:tcPr>
+          <w:p>
+            <w:pPr>
+              <w:pStyle w:val="Normal"/>
+              <w:widowControl w:val="false"/>
+              <w:spacing w:lineRule="auto" w:line="180"/>
+              <w:jc w:val="center"/>
+              <w:rPr>
+                <w:color w:val="000000"/>
+                <w:sz w:val="16"/>
+                <w:szCs w:val="16"/>
+              </w:rPr>
+            </w:pPr>
+            <w:r>
+              <w:rPr>
+                <w:rFonts w:eastAsia="arial" w:ascii="arial" w:hAnsi="arial"/>
+                <w:color w:val="000000"/>
+                <w:sz w:val="16"/>
+                <w:szCs w:val="16"/>
+              </w:rPr>
+              <w:t>Engine Start</w:t>
+            </w:r>
+          </w:p>
+        </w:tc>
+        <w:tc>
+          <w:tcPr>
+            <w:tcW w:w="1016" w:type="dxa"/>
+            <w:tcBorders>
+              <w:top w:val="single" w:sz="4" w:space="0" w:color="000000"/>
+              <w:left w:val="single" w:sz="4" w:space="0" w:color="000000"/>
+              <w:bottom w:val="single" w:sz="4" w:space="0" w:color="000000"/>
+            </w:tcBorders>
+            <w:vAlign w:val="bottom"/>
+          </w:tcPr>
+          <w:p>
+            <w:pPr>
+              <w:pStyle w:val="Normal"/>
+              <w:widowControl w:val="false"/>
+              <w:jc w:val="center"/>
+              <w:rPr>
+                <w:sz w:val="16"/>
+                <w:szCs w:val="16"/>
+              </w:rPr>
+            </w:pPr>
+            <w:r>
+              <w:rPr>
+                <w:rFonts w:eastAsia="arial" w:ascii="arial" w:hAnsi="arial"/>
+                <w:color w:val="000000"/>
+                <w:sz w:val="16"/>
+                <w:szCs w:val="16"/>
+              </w:rPr>
+              <w:t>PZB Mode O</w:t>
+            </w:r>
+          </w:p>
+        </w:tc>
+        <w:tc>
+          <w:tcPr>
+            <w:tcW w:w="1016" w:type="dxa"/>
+            <w:tcBorders>
+              <w:top w:val="single" w:sz="4" w:space="0" w:color="000000"/>
+              <w:left w:val="single" w:sz="4" w:space="0" w:color="000000"/>
+              <w:bottom w:val="single" w:sz="4" w:space="0" w:color="000000"/>
+            </w:tcBorders>
+            <w:vAlign w:val="bottom"/>
+          </w:tcPr>
+          <w:p>
+            <w:pPr>
+              <w:pStyle w:val="Normal"/>
+              <w:widowControl w:val="false"/>
+              <w:jc w:val="center"/>
+              <w:rPr>
+                <w:sz w:val="16"/>
+                <w:szCs w:val="16"/>
+              </w:rPr>
+            </w:pPr>
+            <w:r>
+              <w:rPr>
+                <w:sz w:val="16"/>
+                <w:szCs w:val="16"/>
+              </w:rPr>
+              <w:t xml:space="preserve">Brake </w:t>
+            </w:r>
+            <w:r>
+              <w:rPr>
+                <w:sz w:val="16"/>
+                <w:szCs w:val="16"/>
+              </w:rPr>
+              <w:t>Train</w:t>
+            </w:r>
+          </w:p>
+        </w:tc>
+        <w:tc>
+          <w:tcPr>
+            <w:tcW w:w="1017" w:type="dxa"/>
+            <w:tcBorders>
+              <w:top w:val="single" w:sz="4" w:space="0" w:color="000000"/>
+              <w:left w:val="single" w:sz="4" w:space="0" w:color="000000"/>
+              <w:bottom w:val="single" w:sz="4" w:space="0" w:color="000000"/>
+            </w:tcBorders>
+            <w:vAlign w:val="bottom"/>
+          </w:tcPr>
+          <w:p>
+            <w:pPr>
+              <w:pStyle w:val="Normal"/>
+              <w:widowControl w:val="false"/>
+              <w:jc w:val="center"/>
+              <w:rPr>
+                <w:sz w:val="16"/>
+                <w:szCs w:val="16"/>
+              </w:rPr>
+            </w:pPr>
+            <w:r>
+              <w:rPr>
+                <w:rFonts w:eastAsia="arial" w:ascii="arial" w:hAnsi="arial"/>
+                <w:color w:val="000000"/>
+                <w:sz w:val="16"/>
+                <w:szCs w:val="16"/>
+              </w:rPr>
+              <w:t>Uncouple</w:t>
+            </w:r>
+          </w:p>
+          <w:p>
+            <w:pPr>
+              <w:pStyle w:val="Normal"/>
+              <w:widowControl w:val="false"/>
+              <w:jc w:val="center"/>
+              <w:rPr>
+                <w:sz w:val="16"/>
+                <w:szCs w:val="16"/>
+              </w:rPr>
+            </w:pPr>
+            <w:r>
+              <w:rPr>
+                <w:rFonts w:eastAsia="arial" w:ascii="arial" w:hAnsi="arial"/>
+                <w:color w:val="000000"/>
+                <w:sz w:val="16"/>
+                <w:szCs w:val="16"/>
+              </w:rPr>
+              <w:t>Front</w:t>
+            </w:r>
+          </w:p>
+        </w:tc>
+        <w:tc>
+          <w:tcPr>
+            <w:tcW w:w="1016" w:type="dxa"/>
+            <w:tcBorders>
+              <w:top w:val="single" w:sz="4" w:space="0" w:color="000000"/>
+              <w:left w:val="single" w:sz="4" w:space="0" w:color="000000"/>
+              <w:bottom w:val="single" w:sz="4" w:space="0" w:color="000000"/>
+            </w:tcBorders>
+            <w:vAlign w:val="bottom"/>
+          </w:tcPr>
+          <w:p>
+            <w:pPr>
+              <w:pStyle w:val="Normal"/>
+              <w:widowControl w:val="false"/>
+              <w:jc w:val="center"/>
+              <w:rPr>
+                <w:color w:val="000000"/>
+                <w:sz w:val="16"/>
+                <w:szCs w:val="16"/>
+              </w:rPr>
+            </w:pPr>
+            <w:r>
+              <w:rPr>
+                <w:rFonts w:eastAsia="arial" w:ascii="arial" w:hAnsi="arial"/>
+                <w:color w:val="000000"/>
+                <w:sz w:val="16"/>
+                <w:szCs w:val="16"/>
+              </w:rPr>
+              <w:t>Rear</w:t>
+            </w:r>
+            <w:r>
+              <w:rPr>
+                <w:rFonts w:eastAsia="arial" w:ascii="arial" w:hAnsi="arial"/>
+                <w:color w:val="000000"/>
+                <w:sz w:val="16"/>
+                <w:szCs w:val="16"/>
+              </w:rPr>
+              <w:t xml:space="preserve"> Light </w:t>
+            </w:r>
+            <w:r>
+              <w:rPr>
+                <w:rFonts w:eastAsia="arial" w:ascii="arial" w:hAnsi="arial"/>
+                <w:color w:val="000000"/>
+                <w:sz w:val="16"/>
+                <w:szCs w:val="16"/>
+              </w:rPr>
+              <w:t>White</w:t>
+            </w:r>
+          </w:p>
+        </w:tc>
+        <w:tc>
+          <w:tcPr>
+            <w:tcW w:w="1020" w:type="dxa"/>
+            <w:tcBorders>
+              <w:top w:val="single" w:sz="4" w:space="0" w:color="000000"/>
+              <w:left w:val="single" w:sz="4" w:space="0" w:color="000000"/>
+              <w:bottom w:val="single" w:sz="4" w:space="0" w:color="000000"/>
+            </w:tcBorders>
+            <w:vAlign w:val="bottom"/>
+          </w:tcPr>
+          <w:p>
+            <w:pPr>
+              <w:pStyle w:val="Normal"/>
+              <w:widowControl w:val="false"/>
+              <w:jc w:val="center"/>
+              <w:rPr>
+                <w:sz w:val="16"/>
+                <w:szCs w:val="16"/>
+              </w:rPr>
+            </w:pPr>
+            <w:r>
+              <w:rPr>
+                <w:rFonts w:eastAsia="arial" w:ascii="arial" w:hAnsi="arial"/>
+                <w:color w:val="000000"/>
+                <w:sz w:val="16"/>
+                <w:szCs w:val="16"/>
+              </w:rPr>
+              <w:t xml:space="preserve">Gauge Light </w:t>
+            </w:r>
+            <w:r>
+              <w:rPr>
+                <w:rFonts w:eastAsia="arial" w:ascii="arial" w:hAnsi="arial"/>
+                <w:color w:val="000000"/>
+                <w:sz w:val="16"/>
+                <w:szCs w:val="16"/>
+              </w:rPr>
+              <w:t>Up</w:t>
+            </w:r>
+          </w:p>
+        </w:tc>
+        <w:tc>
+          <w:tcPr>
+            <w:tcW w:w="1016" w:type="dxa"/>
+            <w:tcBorders>
+              <w:top w:val="single" w:sz="4" w:space="0" w:color="000000"/>
+              <w:left w:val="single" w:sz="4" w:space="0" w:color="000000"/>
+              <w:bottom w:val="single" w:sz="4" w:space="0" w:color="000000"/>
+            </w:tcBorders>
+            <w:vAlign w:val="bottom"/>
+          </w:tcPr>
+          <w:p>
+            <w:pPr>
+              <w:pStyle w:val="Normal"/>
+              <w:widowControl w:val="false"/>
+              <w:spacing w:lineRule="auto" w:line="180"/>
+              <w:jc w:val="center"/>
+              <w:rPr>
+                <w:color w:val="000000"/>
+                <w:sz w:val="16"/>
+                <w:szCs w:val="16"/>
+              </w:rPr>
+            </w:pPr>
+            <w:r>
+              <w:rPr>
+                <w:rFonts w:ascii="arial" w:hAnsi="arial" w:eastAsia="arial"/>
+                <w:color w:val="000000"/>
+                <w:sz w:val="16"/>
+                <w:szCs w:val="16"/>
+              </w:rPr>
+              <w:t xml:space="preserve"> </w:t>
+            </w:r>
+            <w:r>
+              <w:rPr>
+                <w:rFonts w:eastAsia="arial" w:ascii="arial" w:hAnsi="arial"/>
+                <w:color w:val="000000"/>
+                <w:sz w:val="16"/>
+                <w:szCs w:val="16"/>
+              </w:rPr>
+              <w:t xml:space="preserve">Cab Light </w:t>
+            </w:r>
+            <w:r>
+              <w:rPr>
+                <w:rFonts w:eastAsia="arial" w:ascii="arial" w:hAnsi="arial"/>
+                <w:color w:val="000000"/>
+                <w:sz w:val="16"/>
+                <w:szCs w:val="16"/>
+              </w:rPr>
+              <w:t>Up</w:t>
+            </w:r>
+          </w:p>
+        </w:tc>
+        <w:tc>
+          <w:tcPr>
+            <w:tcW w:w="1016" w:type="dxa"/>
+            <w:tcBorders>
+              <w:top w:val="single" w:sz="4" w:space="0" w:color="000000"/>
+              <w:left w:val="single" w:sz="4" w:space="0" w:color="000000"/>
+              <w:bottom w:val="single" w:sz="4" w:space="0" w:color="000000"/>
+            </w:tcBorders>
+            <w:vAlign w:val="bottom"/>
+          </w:tcPr>
+          <w:p>
+            <w:pPr>
+              <w:pStyle w:val="Normal"/>
+              <w:widowControl w:val="false"/>
+              <w:spacing w:lineRule="auto" w:line="180"/>
+              <w:jc w:val="center"/>
+              <w:rPr>
+                <w:color w:val="000000"/>
+                <w:sz w:val="16"/>
+                <w:szCs w:val="16"/>
+              </w:rPr>
+            </w:pPr>
+            <w:r>
+              <w:rPr>
+                <w:rFonts w:eastAsia="arial" w:ascii="arial" w:hAnsi="arial"/>
+                <w:color w:val="000000"/>
+                <w:sz w:val="16"/>
+                <w:szCs w:val="16"/>
+              </w:rPr>
+              <w:t>Hill Start</w:t>
+            </w:r>
+          </w:p>
+        </w:tc>
+        <w:tc>
+          <w:tcPr>
+            <w:tcW w:w="1016" w:type="dxa"/>
+            <w:tcBorders>
+              <w:top w:val="single" w:sz="4" w:space="0" w:color="000000"/>
+              <w:left w:val="single" w:sz="4" w:space="0" w:color="000000"/>
+              <w:bottom w:val="single" w:sz="4" w:space="0" w:color="000000"/>
+            </w:tcBorders>
+            <w:vAlign w:val="bottom"/>
+          </w:tcPr>
+          <w:p>
+            <w:pPr>
+              <w:pStyle w:val="Normal"/>
+              <w:widowControl w:val="false"/>
+              <w:spacing w:lineRule="auto" w:line="180"/>
+              <w:jc w:val="center"/>
+              <w:rPr>
+                <w:color w:val="000000"/>
+                <w:sz w:val="16"/>
+                <w:szCs w:val="16"/>
+              </w:rPr>
+            </w:pPr>
+            <w:r>
+              <w:rPr>
+                <w:rFonts w:eastAsia="arial" w:ascii="arial" w:hAnsi="arial"/>
+                <w:color w:val="000000"/>
+                <w:sz w:val="16"/>
+                <w:szCs w:val="16"/>
+              </w:rPr>
+              <w:t>1P Cam</w:t>
+            </w:r>
+          </w:p>
+        </w:tc>
+        <w:tc>
+          <w:tcPr>
+            <w:tcW w:w="1029" w:type="dxa"/>
+            <w:tcBorders>
+              <w:top w:val="single" w:sz="4" w:space="0" w:color="000000"/>
+              <w:left w:val="single" w:sz="4" w:space="0" w:color="000000"/>
+              <w:bottom w:val="single" w:sz="4" w:space="0" w:color="000000"/>
+              <w:right w:val="single" w:sz="4" w:space="0" w:color="000000"/>
+            </w:tcBorders>
+            <w:vAlign w:val="bottom"/>
+          </w:tcPr>
+          <w:p>
+            <w:pPr>
+              <w:pStyle w:val="Normal"/>
+              <w:widowControl w:val="false"/>
+              <w:spacing w:lineRule="auto" w:line="180"/>
+              <w:jc w:val="center"/>
+              <w:rPr>
+                <w:color w:val="000000"/>
+                <w:sz w:val="16"/>
+                <w:szCs w:val="16"/>
+              </w:rPr>
+            </w:pPr>
+            <w:r>
+              <w:rPr>
+                <w:rFonts w:eastAsia="arial" w:ascii="arial" w:hAnsi="arial"/>
+                <w:color w:val="000000"/>
+                <w:sz w:val="16"/>
+                <w:szCs w:val="16"/>
+              </w:rPr>
+              <w:t>Next</w:t>
+            </w:r>
+          </w:p>
+          <w:p>
+            <w:pPr>
+              <w:pStyle w:val="Normal"/>
+              <w:widowControl w:val="false"/>
+              <w:spacing w:lineRule="auto" w:line="180"/>
+              <w:jc w:val="center"/>
+              <w:rPr>
+                <w:color w:val="000000"/>
+                <w:sz w:val="16"/>
+                <w:szCs w:val="16"/>
+              </w:rPr>
+            </w:pPr>
+            <w:r>
+              <w:rPr>
+                <w:rFonts w:eastAsia="arial" w:ascii="arial" w:hAnsi="arial"/>
+                <w:color w:val="000000"/>
+                <w:sz w:val="16"/>
+                <w:szCs w:val="16"/>
+              </w:rPr>
+              <w:t>Cab Cam</w:t>
+            </w:r>
+          </w:p>
+        </w:tc>
+      </w:tr>
+    </w:tbl>
+    <w:p>
+      <w:pPr>
+        <w:pStyle w:val="Normal"/>
+        <w:rPr>
+          <w:rFonts w:ascii="arial" w:hAnsi="arial" w:eastAsia="arial"/>
+          <w:color w:val="000000"/>
+          <w:sz w:val="16"/>
+          <w:szCs w:val="16"/>
+        </w:rPr>
+      </w:pPr>
+      <w:r>
+        <w:rPr>
+          <w:rFonts w:eastAsia="arial" w:ascii="arial" w:hAnsi="arial"/>
+          <w:color w:val="000000"/>
+          <w:sz w:val="16"/>
+          <w:szCs w:val="16"/>
+        </w:rPr>
+      </w:r>
+    </w:p>
+    <w:p>
+      <w:pPr>
+        <w:pStyle w:val="Normal"/>
+        <w:rPr>
+          <w:color w:val="000000"/>
+          <w:sz w:val="16"/>
+          <w:szCs w:val="16"/>
+        </w:rPr>
+      </w:pPr>
+      <w:r>
+        <w:rPr>
+          <w:rFonts w:eastAsia="arial" w:ascii="arial" w:hAnsi="arial"/>
+          <w:color w:val="000000"/>
+          <w:sz w:val="16"/>
+          <w:szCs w:val="16"/>
+        </w:rPr>
+      </w:r>
+    </w:p>
+    <w:p>
+      <w:pPr>
+        <w:pStyle w:val="Normal"/>
+        <w:rPr>
+          <w:color w:val="000000"/>
+          <w:sz w:val="16"/>
+          <w:szCs w:val="16"/>
+        </w:rPr>
+      </w:pPr>
+      <w:r>
+        <w:rPr>
+          <w:rFonts w:eastAsia="arial" w:ascii="arial" w:hAnsi="arial"/>
+          <w:color w:val="000000"/>
+          <w:sz w:val="16"/>
+          <w:szCs w:val="16"/>
+        </w:rPr>
+      </w:r>
+    </w:p>
+    <w:p>
+      <w:pPr>
+        <w:pStyle w:val="Normal"/>
+        <w:rPr>
+          <w:color w:val="000000"/>
+          <w:sz w:val="16"/>
+          <w:szCs w:val="16"/>
+        </w:rPr>
+      </w:pPr>
+      <w:r>
+        <w:rPr>
+          <w:rFonts w:eastAsia="arial" w:ascii="arial" w:hAnsi="arial"/>
+          <w:color w:val="000000"/>
+          <w:sz w:val="16"/>
+          <w:szCs w:val="16"/>
+        </w:rPr>
+      </w:r>
+    </w:p>
+    <w:p>
+      <w:pPr>
+        <w:pStyle w:val="Normal"/>
+        <w:rPr>
+          <w:color w:val="000000"/>
+          <w:sz w:val="16"/>
+          <w:szCs w:val="16"/>
+        </w:rPr>
+      </w:pPr>
+      <w:r>
+        <w:rPr>
+          <w:rFonts w:eastAsia="arial" w:ascii="arial" w:hAnsi="arial"/>
+          <w:color w:val="000000"/>
+          <w:sz w:val="16"/>
+          <w:szCs w:val="16"/>
+        </w:rPr>
+        <w:tab/>
+        <w:t xml:space="preserve">           DB BR </w:t>
+      </w:r>
+      <w:r>
+        <w:rPr>
+          <w:rFonts w:eastAsia="arial" w:ascii="arial" w:hAnsi="arial"/>
+          <w:color w:val="000000"/>
+          <w:sz w:val="16"/>
+          <w:szCs w:val="16"/>
+        </w:rPr>
+        <w:t>2</w:t>
+      </w:r>
+      <w:r>
+        <w:rPr>
+          <w:rFonts w:eastAsia="arial" w:ascii="arial" w:hAnsi="arial"/>
+          <w:color w:val="000000"/>
+          <w:sz w:val="16"/>
+          <w:szCs w:val="16"/>
+        </w:rPr>
+        <w:t>94</w:t>
+      </w:r>
+      <w:r>
+        <w:rPr>
+          <w:rFonts w:eastAsia="arial" w:ascii="arial" w:hAnsi="arial"/>
+          <w:color w:val="000000"/>
+          <w:sz w:val="16"/>
+          <w:szCs w:val="16"/>
+        </w:rPr>
+        <w:t>-2</w:t>
+      </w:r>
+    </w:p>
+    <w:tbl>
+      <w:tblPr>
+        <w:tblW w:w="14248" w:type="dxa"/>
+        <w:jc w:val="left"/>
+        <w:tblInd w:w="-5" w:type="dxa"/>
+        <w:tblLayout w:type="fixed"/>
+        <w:tblCellMar>
+          <w:top w:w="0" w:type="dxa"/>
+          <w:left w:w="108" w:type="dxa"/>
+          <w:bottom w:w="0" w:type="dxa"/>
+          <w:right w:w="108" w:type="dxa"/>
+        </w:tblCellMar>
+        <w:tblLook w:firstRow="1" w:noVBand="1" w:lastRow="0" w:firstColumn="1" w:lastColumn="0" w:noHBand="0" w:val="04a0"/>
+      </w:tblPr>
+      <w:tblGrid>
+        <w:gridCol w:w="1017"/>
+        <w:gridCol w:w="1019"/>
+        <w:gridCol w:w="1014"/>
+        <w:gridCol w:w="1016"/>
+        <w:gridCol w:w="1020"/>
+        <w:gridCol w:w="1016"/>
+        <w:gridCol w:w="1016"/>
+        <w:gridCol w:w="1017"/>
+        <w:gridCol w:w="1016"/>
+        <w:gridCol w:w="1020"/>
+        <w:gridCol w:w="1016"/>
+        <w:gridCol w:w="1016"/>
+        <w:gridCol w:w="1016"/>
+        <w:gridCol w:w="1029"/>
+      </w:tblGrid>
+      <w:tr>
+        <w:trPr>
+          <w:trHeight w:val="440" w:hRule="exact"/>
+          <w:cantSplit w:val="true"/>
+        </w:trPr>
+        <w:tc>
+          <w:tcPr>
+            <w:tcW w:w="1017" w:type="dxa"/>
+            <w:tcBorders>
+              <w:top w:val="single" w:sz="4" w:space="0" w:color="000000"/>
+              <w:left w:val="single" w:sz="4" w:space="0" w:color="000000"/>
+              <w:bottom w:val="single" w:sz="4" w:space="0" w:color="000000"/>
+            </w:tcBorders>
+            <w:vAlign w:val="bottom"/>
+          </w:tcPr>
+          <w:p>
+            <w:pPr>
+              <w:pStyle w:val="Normal"/>
+              <w:widowControl w:val="false"/>
+              <w:spacing w:lineRule="auto" w:line="180" w:before="0" w:after="60"/>
+              <w:jc w:val="center"/>
+              <w:rPr>
+                <w:color w:val="000000"/>
+                <w:sz w:val="16"/>
+                <w:szCs w:val="16"/>
+              </w:rPr>
+            </w:pPr>
+            <w:r>
+              <w:rPr>
+                <w:rFonts w:eastAsia="arial" w:ascii="arial" w:hAnsi="arial"/>
+                <w:b/>
+                <w:color w:val="000000"/>
+                <w:sz w:val="16"/>
+                <w:szCs w:val="16"/>
+              </w:rPr>
+              <w:t>HUD</w:t>
+            </w:r>
+          </w:p>
+        </w:tc>
+        <w:tc>
+          <w:tcPr>
+            <w:tcW w:w="1019" w:type="dxa"/>
+            <w:tcBorders>
+              <w:top w:val="single" w:sz="4" w:space="0" w:color="000000"/>
+              <w:left w:val="single" w:sz="4" w:space="0" w:color="000000"/>
+              <w:bottom w:val="single" w:sz="4" w:space="0" w:color="000000"/>
+            </w:tcBorders>
+            <w:vAlign w:val="bottom"/>
+          </w:tcPr>
+          <w:p>
+            <w:pPr>
+              <w:pStyle w:val="Normal"/>
+              <w:widowControl w:val="false"/>
+              <w:spacing w:lineRule="auto" w:line="180"/>
+              <w:jc w:val="center"/>
+              <w:rPr>
+                <w:rFonts w:ascii="arial" w:hAnsi="arial" w:eastAsia="arial"/>
+                <w:color w:val="000000"/>
+                <w:sz w:val="16"/>
+                <w:szCs w:val="16"/>
+              </w:rPr>
+            </w:pPr>
+            <w:r>
+              <w:rPr>
+                <w:rFonts w:eastAsia="arial" w:ascii="arial" w:hAnsi="arial"/>
+                <w:color w:val="000000"/>
+                <w:sz w:val="16"/>
+                <w:szCs w:val="16"/>
+              </w:rPr>
+              <w:t>Schedule</w:t>
+            </w:r>
+          </w:p>
+        </w:tc>
+        <w:tc>
+          <w:tcPr>
+            <w:tcW w:w="1014" w:type="dxa"/>
+            <w:tcBorders>
+              <w:top w:val="single" w:sz="4" w:space="0" w:color="000000"/>
+              <w:left w:val="single" w:sz="4" w:space="0" w:color="000000"/>
+              <w:bottom w:val="single" w:sz="4" w:space="0" w:color="000000"/>
+            </w:tcBorders>
+            <w:vAlign w:val="bottom"/>
+          </w:tcPr>
+          <w:p>
+            <w:pPr>
+              <w:pStyle w:val="Normal"/>
+              <w:widowControl w:val="false"/>
+              <w:spacing w:lineRule="auto" w:line="180"/>
+              <w:jc w:val="center"/>
+              <w:rPr>
+                <w:color w:val="000000"/>
+                <w:sz w:val="16"/>
+                <w:szCs w:val="16"/>
+              </w:rPr>
+            </w:pPr>
+            <w:r>
+              <w:rPr>
+                <w:color w:val="000000"/>
+                <w:sz w:val="16"/>
+                <w:szCs w:val="16"/>
+              </w:rPr>
+              <w:t>Comress.</w:t>
+            </w:r>
+          </w:p>
+          <w:p>
+            <w:pPr>
+              <w:pStyle w:val="Normal"/>
+              <w:widowControl w:val="false"/>
+              <w:spacing w:lineRule="auto" w:line="180"/>
+              <w:jc w:val="center"/>
+              <w:rPr>
+                <w:color w:val="000000"/>
+                <w:sz w:val="16"/>
+                <w:szCs w:val="16"/>
+              </w:rPr>
+            </w:pPr>
+            <w:r>
+              <w:rPr>
+                <w:color w:val="000000"/>
+                <w:sz w:val="16"/>
+                <w:szCs w:val="16"/>
+              </w:rPr>
+              <w:t>Down</w:t>
+            </w:r>
+          </w:p>
+        </w:tc>
+        <w:tc>
+          <w:tcPr>
+            <w:tcW w:w="1016" w:type="dxa"/>
+            <w:tcBorders>
+              <w:top w:val="single" w:sz="4" w:space="0" w:color="000000"/>
+              <w:left w:val="single" w:sz="4" w:space="0" w:color="000000"/>
+              <w:bottom w:val="single" w:sz="4" w:space="0" w:color="000000"/>
+            </w:tcBorders>
+            <w:vAlign w:val="bottom"/>
+          </w:tcPr>
+          <w:p>
+            <w:pPr>
+              <w:pStyle w:val="Normal"/>
+              <w:widowControl w:val="false"/>
+              <w:spacing w:lineRule="auto" w:line="180"/>
+              <w:jc w:val="center"/>
+              <w:rPr>
+                <w:sz w:val="16"/>
+                <w:szCs w:val="16"/>
+              </w:rPr>
+            </w:pPr>
+            <w:r>
+              <w:rPr>
+                <w:sz w:val="16"/>
+                <w:szCs w:val="16"/>
+              </w:rPr>
+              <w:t>Sifa</w:t>
+            </w:r>
+          </w:p>
+        </w:tc>
+        <w:tc>
+          <w:tcPr>
+            <w:tcW w:w="1020" w:type="dxa"/>
+            <w:tcBorders>
+              <w:top w:val="single" w:sz="4" w:space="0" w:color="000000"/>
+              <w:left w:val="single" w:sz="4" w:space="0" w:color="000000"/>
+              <w:bottom w:val="single" w:sz="4" w:space="0" w:color="000000"/>
+            </w:tcBorders>
+            <w:vAlign w:val="bottom"/>
+          </w:tcPr>
+          <w:p>
+            <w:pPr>
+              <w:pStyle w:val="Normal"/>
+              <w:widowControl w:val="false"/>
+              <w:spacing w:lineRule="auto" w:line="180"/>
+              <w:jc w:val="center"/>
+              <w:rPr>
+                <w:color w:val="000000"/>
+                <w:sz w:val="16"/>
+                <w:szCs w:val="16"/>
+              </w:rPr>
+            </w:pPr>
+            <w:r>
+              <w:rPr>
+                <w:rFonts w:eastAsia="arial" w:ascii="arial" w:hAnsi="arial"/>
+                <w:color w:val="000000"/>
+                <w:sz w:val="16"/>
+                <w:szCs w:val="16"/>
+              </w:rPr>
+              <w:t>Engine Stop</w:t>
+            </w:r>
+          </w:p>
+        </w:tc>
+        <w:tc>
+          <w:tcPr>
+            <w:tcW w:w="1016" w:type="dxa"/>
+            <w:tcBorders>
+              <w:top w:val="single" w:sz="4" w:space="0" w:color="000000"/>
+              <w:left w:val="single" w:sz="4" w:space="0" w:color="000000"/>
+              <w:bottom w:val="single" w:sz="4" w:space="0" w:color="000000"/>
+            </w:tcBorders>
+            <w:vAlign w:val="bottom"/>
+          </w:tcPr>
+          <w:p>
+            <w:pPr>
+              <w:pStyle w:val="Normal"/>
+              <w:widowControl w:val="false"/>
+              <w:jc w:val="center"/>
+              <w:rPr>
+                <w:sz w:val="16"/>
+                <w:szCs w:val="16"/>
+              </w:rPr>
+            </w:pPr>
+            <w:r>
+              <w:rPr>
+                <w:rFonts w:eastAsia="arial" w:ascii="arial" w:hAnsi="arial"/>
+                <w:color w:val="000000"/>
+                <w:sz w:val="16"/>
+                <w:szCs w:val="16"/>
+              </w:rPr>
+              <w:t>PZB Mode U</w:t>
+            </w:r>
+          </w:p>
+        </w:tc>
+        <w:tc>
+          <w:tcPr>
+            <w:tcW w:w="1016" w:type="dxa"/>
+            <w:tcBorders>
+              <w:top w:val="single" w:sz="4" w:space="0" w:color="000000"/>
+              <w:left w:val="single" w:sz="4" w:space="0" w:color="000000"/>
+              <w:bottom w:val="single" w:sz="4" w:space="0" w:color="000000"/>
+            </w:tcBorders>
+            <w:vAlign w:val="bottom"/>
+          </w:tcPr>
+          <w:p>
+            <w:pPr>
+              <w:pStyle w:val="Normal"/>
+              <w:widowControl w:val="false"/>
+              <w:jc w:val="center"/>
+              <w:rPr>
+                <w:sz w:val="16"/>
+                <w:szCs w:val="16"/>
+              </w:rPr>
+            </w:pPr>
+            <w:r>
+              <w:rPr>
+                <w:sz w:val="16"/>
+                <w:szCs w:val="16"/>
+              </w:rPr>
+              <w:t xml:space="preserve">Brake </w:t>
+            </w:r>
+            <w:r>
+              <w:rPr>
+                <w:sz w:val="16"/>
+                <w:szCs w:val="16"/>
+              </w:rPr>
+              <w:t>Loco</w:t>
+            </w:r>
+          </w:p>
+        </w:tc>
+        <w:tc>
+          <w:tcPr>
+            <w:tcW w:w="1017" w:type="dxa"/>
+            <w:tcBorders>
+              <w:top w:val="single" w:sz="4" w:space="0" w:color="000000"/>
+              <w:left w:val="single" w:sz="4" w:space="0" w:color="000000"/>
+              <w:bottom w:val="single" w:sz="4" w:space="0" w:color="000000"/>
+            </w:tcBorders>
+            <w:vAlign w:val="bottom"/>
+          </w:tcPr>
+          <w:p>
+            <w:pPr>
+              <w:pStyle w:val="Normal"/>
+              <w:widowControl w:val="false"/>
+              <w:jc w:val="center"/>
+              <w:rPr>
+                <w:sz w:val="16"/>
+                <w:szCs w:val="16"/>
+              </w:rPr>
+            </w:pPr>
+            <w:r>
+              <w:rPr>
+                <w:rFonts w:eastAsia="arial" w:ascii="arial" w:hAnsi="arial"/>
+                <w:color w:val="000000"/>
+                <w:sz w:val="16"/>
+                <w:szCs w:val="16"/>
+              </w:rPr>
+              <w:t>Uncouple</w:t>
+            </w:r>
+          </w:p>
+          <w:p>
+            <w:pPr>
+              <w:pStyle w:val="Normal"/>
+              <w:widowControl w:val="false"/>
+              <w:jc w:val="center"/>
+              <w:rPr>
+                <w:sz w:val="16"/>
+                <w:szCs w:val="16"/>
+              </w:rPr>
+            </w:pPr>
+            <w:r>
+              <w:rPr>
+                <w:rFonts w:eastAsia="arial" w:ascii="arial" w:hAnsi="arial"/>
+                <w:color w:val="000000"/>
+                <w:sz w:val="16"/>
+                <w:szCs w:val="16"/>
+              </w:rPr>
+              <w:t>Rear</w:t>
+            </w:r>
+          </w:p>
+        </w:tc>
+        <w:tc>
+          <w:tcPr>
+            <w:tcW w:w="1016" w:type="dxa"/>
+            <w:tcBorders>
+              <w:top w:val="single" w:sz="4" w:space="0" w:color="000000"/>
+              <w:left w:val="single" w:sz="4" w:space="0" w:color="000000"/>
+              <w:bottom w:val="single" w:sz="4" w:space="0" w:color="000000"/>
+            </w:tcBorders>
+            <w:vAlign w:val="bottom"/>
+          </w:tcPr>
+          <w:p>
+            <w:pPr>
+              <w:pStyle w:val="Normal"/>
+              <w:widowControl w:val="false"/>
+              <w:jc w:val="center"/>
+              <w:rPr>
+                <w:color w:val="000000"/>
+                <w:sz w:val="16"/>
+                <w:szCs w:val="16"/>
+              </w:rPr>
+            </w:pPr>
+            <w:r>
+              <w:rPr>
+                <w:rFonts w:eastAsia="arial" w:ascii="arial" w:hAnsi="arial"/>
+                <w:color w:val="000000"/>
+                <w:sz w:val="16"/>
+                <w:szCs w:val="16"/>
+              </w:rPr>
+              <w:t>Rear</w:t>
+            </w:r>
+            <w:r>
+              <w:rPr>
+                <w:rFonts w:eastAsia="arial" w:ascii="arial" w:hAnsi="arial"/>
+                <w:color w:val="000000"/>
+                <w:sz w:val="16"/>
+                <w:szCs w:val="16"/>
+              </w:rPr>
+              <w:t xml:space="preserve"> Light </w:t>
+            </w:r>
+            <w:r>
+              <w:rPr>
+                <w:rFonts w:eastAsia="arial" w:ascii="arial" w:hAnsi="arial"/>
+                <w:color w:val="000000"/>
+                <w:sz w:val="16"/>
+                <w:szCs w:val="16"/>
+              </w:rPr>
+              <w:t>Red</w:t>
+            </w:r>
+          </w:p>
+        </w:tc>
+        <w:tc>
+          <w:tcPr>
+            <w:tcW w:w="1020" w:type="dxa"/>
+            <w:tcBorders>
+              <w:top w:val="single" w:sz="4" w:space="0" w:color="000000"/>
+              <w:left w:val="single" w:sz="4" w:space="0" w:color="000000"/>
+              <w:bottom w:val="single" w:sz="4" w:space="0" w:color="000000"/>
+            </w:tcBorders>
+            <w:vAlign w:val="bottom"/>
+          </w:tcPr>
+          <w:p>
+            <w:pPr>
+              <w:pStyle w:val="Normal"/>
+              <w:widowControl w:val="false"/>
+              <w:jc w:val="center"/>
+              <w:rPr>
+                <w:sz w:val="16"/>
+                <w:szCs w:val="16"/>
+              </w:rPr>
+            </w:pPr>
+            <w:r>
+              <w:rPr>
+                <w:rFonts w:eastAsia="arial" w:ascii="arial" w:hAnsi="arial"/>
+                <w:color w:val="000000"/>
+                <w:sz w:val="16"/>
+                <w:szCs w:val="16"/>
+              </w:rPr>
+              <w:t xml:space="preserve">Gauge Light </w:t>
+            </w:r>
+            <w:r>
+              <w:rPr>
+                <w:rFonts w:eastAsia="arial" w:ascii="arial" w:hAnsi="arial"/>
+                <w:color w:val="000000"/>
+                <w:sz w:val="16"/>
+                <w:szCs w:val="16"/>
+              </w:rPr>
+              <w:t>Dw</w:t>
+            </w:r>
+          </w:p>
+        </w:tc>
+        <w:tc>
+          <w:tcPr>
+            <w:tcW w:w="1016" w:type="dxa"/>
+            <w:tcBorders>
+              <w:top w:val="single" w:sz="4" w:space="0" w:color="000000"/>
+              <w:left w:val="single" w:sz="4" w:space="0" w:color="000000"/>
+              <w:bottom w:val="single" w:sz="4" w:space="0" w:color="000000"/>
+            </w:tcBorders>
+            <w:vAlign w:val="bottom"/>
+          </w:tcPr>
+          <w:p>
+            <w:pPr>
+              <w:pStyle w:val="Normal"/>
+              <w:widowControl w:val="false"/>
+              <w:spacing w:lineRule="auto" w:line="180"/>
+              <w:jc w:val="center"/>
+              <w:rPr>
+                <w:color w:val="000000"/>
+                <w:sz w:val="16"/>
+                <w:szCs w:val="16"/>
+              </w:rPr>
+            </w:pPr>
+            <w:r>
+              <w:rPr>
+                <w:rFonts w:ascii="arial" w:hAnsi="arial" w:eastAsia="arial"/>
+                <w:color w:val="000000"/>
+                <w:sz w:val="16"/>
+                <w:szCs w:val="16"/>
+              </w:rPr>
+              <w:t xml:space="preserve"> </w:t>
+            </w:r>
+            <w:r>
+              <w:rPr>
+                <w:rFonts w:eastAsia="arial" w:ascii="arial" w:hAnsi="arial"/>
+                <w:color w:val="000000"/>
+                <w:sz w:val="16"/>
+                <w:szCs w:val="16"/>
+              </w:rPr>
+              <w:t xml:space="preserve">Cab Light </w:t>
+            </w:r>
+            <w:r>
+              <w:rPr>
+                <w:rFonts w:eastAsia="arial" w:ascii="arial" w:hAnsi="arial"/>
+                <w:color w:val="000000"/>
+                <w:sz w:val="16"/>
+                <w:szCs w:val="16"/>
+              </w:rPr>
+              <w:t>Down</w:t>
+            </w:r>
+          </w:p>
+        </w:tc>
+        <w:tc>
+          <w:tcPr>
+            <w:tcW w:w="1016" w:type="dxa"/>
+            <w:tcBorders>
+              <w:top w:val="single" w:sz="4" w:space="0" w:color="000000"/>
+              <w:left w:val="single" w:sz="4" w:space="0" w:color="000000"/>
+              <w:bottom w:val="single" w:sz="4" w:space="0" w:color="000000"/>
+            </w:tcBorders>
+            <w:vAlign w:val="bottom"/>
+          </w:tcPr>
+          <w:p>
+            <w:pPr>
+              <w:pStyle w:val="Normal"/>
+              <w:widowControl w:val="false"/>
+              <w:spacing w:lineRule="auto" w:line="180"/>
+              <w:jc w:val="center"/>
+              <w:rPr>
+                <w:color w:val="000000"/>
+                <w:sz w:val="16"/>
+                <w:szCs w:val="16"/>
+              </w:rPr>
+            </w:pPr>
+            <w:r>
+              <w:rPr>
+                <w:rFonts w:eastAsia="arial" w:ascii="arial" w:hAnsi="arial"/>
+                <w:color w:val="000000"/>
+                <w:sz w:val="16"/>
+                <w:szCs w:val="16"/>
+              </w:rPr>
+              <w:t>Uncouple</w:t>
+            </w:r>
+          </w:p>
+        </w:tc>
+        <w:tc>
+          <w:tcPr>
+            <w:tcW w:w="1016" w:type="dxa"/>
+            <w:tcBorders>
+              <w:top w:val="single" w:sz="4" w:space="0" w:color="000000"/>
+              <w:left w:val="single" w:sz="4" w:space="0" w:color="000000"/>
+              <w:bottom w:val="single" w:sz="4" w:space="0" w:color="000000"/>
+            </w:tcBorders>
+            <w:vAlign w:val="bottom"/>
+          </w:tcPr>
+          <w:p>
+            <w:pPr>
+              <w:pStyle w:val="Normal"/>
+              <w:widowControl w:val="false"/>
+              <w:spacing w:lineRule="auto" w:line="180"/>
+              <w:jc w:val="center"/>
+              <w:rPr>
+                <w:color w:val="000000"/>
+                <w:sz w:val="16"/>
+                <w:szCs w:val="16"/>
+              </w:rPr>
+            </w:pPr>
+            <w:r>
+              <w:rPr>
+                <w:rFonts w:eastAsia="arial" w:ascii="arial" w:hAnsi="arial"/>
+                <w:color w:val="000000"/>
+                <w:sz w:val="16"/>
+                <w:szCs w:val="16"/>
+              </w:rPr>
+              <w:t>Exterior</w:t>
+            </w:r>
+          </w:p>
+          <w:p>
+            <w:pPr>
+              <w:pStyle w:val="Normal"/>
+              <w:widowControl w:val="false"/>
+              <w:spacing w:lineRule="auto" w:line="180"/>
+              <w:jc w:val="center"/>
+              <w:rPr>
+                <w:color w:val="000000"/>
+                <w:sz w:val="16"/>
+                <w:szCs w:val="16"/>
+              </w:rPr>
+            </w:pPr>
+            <w:r>
+              <w:rPr>
+                <w:rFonts w:eastAsia="arial" w:ascii="arial" w:hAnsi="arial"/>
+                <w:color w:val="000000"/>
+                <w:sz w:val="16"/>
+                <w:szCs w:val="16"/>
+              </w:rPr>
+              <w:t>Camera</w:t>
+            </w:r>
+          </w:p>
+        </w:tc>
+        <w:tc>
+          <w:tcPr>
+            <w:tcW w:w="1029" w:type="dxa"/>
+            <w:tcBorders>
+              <w:top w:val="single" w:sz="4" w:space="0" w:color="000000"/>
+              <w:left w:val="single" w:sz="4" w:space="0" w:color="000000"/>
+              <w:bottom w:val="single" w:sz="4" w:space="0" w:color="000000"/>
+              <w:right w:val="single" w:sz="4" w:space="0" w:color="000000"/>
+            </w:tcBorders>
+            <w:vAlign w:val="bottom"/>
+          </w:tcPr>
+          <w:p>
+            <w:pPr>
+              <w:pStyle w:val="Normal"/>
+              <w:widowControl w:val="false"/>
+              <w:spacing w:lineRule="auto" w:line="180"/>
+              <w:jc w:val="center"/>
+              <w:rPr>
+                <w:color w:val="000000"/>
+                <w:sz w:val="16"/>
+                <w:szCs w:val="16"/>
+              </w:rPr>
+            </w:pPr>
+            <w:r>
+              <w:rPr>
+                <w:rFonts w:eastAsia="arial" w:ascii="arial" w:hAnsi="arial"/>
+                <w:color w:val="000000"/>
+                <w:sz w:val="16"/>
+                <w:szCs w:val="16"/>
+              </w:rPr>
+              <w:t>Prev</w:t>
+            </w:r>
+          </w:p>
+          <w:p>
+            <w:pPr>
+              <w:pStyle w:val="Normal"/>
+              <w:widowControl w:val="false"/>
+              <w:spacing w:lineRule="auto" w:line="180"/>
+              <w:jc w:val="center"/>
+              <w:rPr>
+                <w:color w:val="000000"/>
+                <w:sz w:val="16"/>
+                <w:szCs w:val="16"/>
+              </w:rPr>
+            </w:pPr>
+            <w:r>
+              <w:rPr>
+                <w:rFonts w:eastAsia="arial" w:ascii="arial" w:hAnsi="arial"/>
+                <w:color w:val="000000"/>
+                <w:sz w:val="16"/>
+                <w:szCs w:val="16"/>
+              </w:rPr>
+              <w:t>Cab Cam</w:t>
+            </w:r>
+          </w:p>
+        </w:tc>
+      </w:tr>
+    </w:tbl>
+    <w:p>
+      <w:pPr>
+        <w:pStyle w:val="Normal"/>
+        <w:bidi w:val="0"/>
+        <w:rPr>
+          <w:color w:val="000000"/>
+          <w:sz w:val="16"/>
+          <w:szCs w:val="16"/>
+        </w:rPr>
+      </w:pPr>
+      <w:r>
+        <w:rPr>
+          <w:color w:val="000000"/>
+          <w:sz w:val="16"/>
+          <w:szCs w:val="16"/>
+        </w:rPr>
+      </w:r>
+    </w:p>
+    <w:p>
+      <w:pPr>
+        <w:pStyle w:val="Normal"/>
+        <w:rPr>
+          <w:color w:val="000000"/>
+          <w:sz w:val="16"/>
+          <w:szCs w:val="16"/>
+        </w:rPr>
+      </w:pPr>
+      <w:r>
+        <w:rPr>
+          <w:color w:val="000000"/>
+          <w:sz w:val="16"/>
+          <w:szCs w:val="16"/>
+        </w:rPr>
+        <w:tab/>
+        <w:t xml:space="preserve">       </w:t>
+      </w:r>
+      <w:r>
+        <w:rPr>
+          <w:rFonts w:eastAsia="arial" w:ascii="arial" w:hAnsi="arial"/>
+          <w:color w:val="000000"/>
+          <w:sz w:val="16"/>
+          <w:szCs w:val="16"/>
+        </w:rPr>
+        <w:t xml:space="preserve">    DB BR </w:t>
+      </w:r>
+      <w:r>
+        <w:rPr>
+          <w:rFonts w:eastAsia="arial" w:ascii="arial" w:hAnsi="arial"/>
+          <w:color w:val="000000"/>
+          <w:sz w:val="16"/>
+          <w:szCs w:val="16"/>
+        </w:rPr>
+        <w:t>363/365</w:t>
+      </w:r>
+      <w:r>
+        <w:rPr>
+          <w:rFonts w:eastAsia="arial" w:ascii="arial" w:hAnsi="arial"/>
+          <w:color w:val="000000"/>
+          <w:sz w:val="16"/>
+          <w:szCs w:val="16"/>
+        </w:rPr>
+        <w:t>-1</w:t>
+      </w:r>
+    </w:p>
+    <w:tbl>
+      <w:tblPr>
+        <w:tblW w:w="14248" w:type="dxa"/>
+        <w:jc w:val="left"/>
+        <w:tblInd w:w="-5" w:type="dxa"/>
+        <w:tblLayout w:type="fixed"/>
+        <w:tblCellMar>
+          <w:top w:w="0" w:type="dxa"/>
+          <w:left w:w="108" w:type="dxa"/>
+          <w:bottom w:w="0" w:type="dxa"/>
+          <w:right w:w="108" w:type="dxa"/>
+        </w:tblCellMar>
+        <w:tblLook w:firstRow="1" w:noVBand="1" w:lastRow="0" w:firstColumn="1" w:lastColumn="0" w:noHBand="0" w:val="04a0"/>
+      </w:tblPr>
+      <w:tblGrid>
+        <w:gridCol w:w="1017"/>
+        <w:gridCol w:w="1019"/>
+        <w:gridCol w:w="1014"/>
+        <w:gridCol w:w="1016"/>
+        <w:gridCol w:w="1020"/>
+        <w:gridCol w:w="1016"/>
+        <w:gridCol w:w="1016"/>
+        <w:gridCol w:w="1017"/>
+        <w:gridCol w:w="1016"/>
+        <w:gridCol w:w="1020"/>
+        <w:gridCol w:w="1016"/>
+        <w:gridCol w:w="1016"/>
+        <w:gridCol w:w="1016"/>
+        <w:gridCol w:w="1029"/>
+      </w:tblGrid>
+      <w:tr>
+        <w:trPr>
+          <w:trHeight w:val="440" w:hRule="exact"/>
+          <w:cantSplit w:val="true"/>
+        </w:trPr>
+        <w:tc>
+          <w:tcPr>
+            <w:tcW w:w="1017" w:type="dxa"/>
+            <w:tcBorders>
+              <w:top w:val="single" w:sz="4" w:space="0" w:color="000000"/>
+              <w:left w:val="single" w:sz="4" w:space="0" w:color="000000"/>
+              <w:bottom w:val="single" w:sz="4" w:space="0" w:color="000000"/>
+            </w:tcBorders>
+            <w:vAlign w:val="bottom"/>
+          </w:tcPr>
+          <w:p>
+            <w:pPr>
+              <w:pStyle w:val="Normal"/>
+              <w:widowControl w:val="false"/>
+              <w:spacing w:lineRule="auto" w:line="180" w:before="0" w:after="60"/>
+              <w:jc w:val="center"/>
+              <w:rPr>
+                <w:color w:val="000000"/>
+                <w:sz w:val="16"/>
+                <w:szCs w:val="16"/>
+              </w:rPr>
+            </w:pPr>
+            <w:r>
+              <w:rPr>
+                <w:rFonts w:eastAsia="arial" w:ascii="arial" w:hAnsi="arial"/>
+                <w:b/>
+                <w:color w:val="000000"/>
+                <w:sz w:val="16"/>
+                <w:szCs w:val="16"/>
+              </w:rPr>
+              <w:t>Pause</w:t>
+            </w:r>
+          </w:p>
+        </w:tc>
+        <w:tc>
+          <w:tcPr>
+            <w:tcW w:w="1019" w:type="dxa"/>
+            <w:tcBorders>
+              <w:top w:val="single" w:sz="4" w:space="0" w:color="000000"/>
+              <w:left w:val="single" w:sz="4" w:space="0" w:color="000000"/>
+              <w:bottom w:val="single" w:sz="4" w:space="0" w:color="000000"/>
+            </w:tcBorders>
+            <w:vAlign w:val="bottom"/>
+          </w:tcPr>
+          <w:p>
+            <w:pPr>
+              <w:pStyle w:val="Normal"/>
+              <w:widowControl w:val="false"/>
+              <w:spacing w:lineRule="auto" w:line="180"/>
+              <w:jc w:val="center"/>
+              <w:rPr>
+                <w:sz w:val="16"/>
+                <w:szCs w:val="16"/>
+              </w:rPr>
+            </w:pPr>
+            <w:r>
+              <w:rPr>
+                <w:rFonts w:eastAsia="arial" w:ascii="arial" w:hAnsi="arial"/>
+                <w:sz w:val="16"/>
+                <w:szCs w:val="16"/>
+              </w:rPr>
+              <w:t>Change-over</w:t>
+            </w:r>
+          </w:p>
+        </w:tc>
+        <w:tc>
+          <w:tcPr>
+            <w:tcW w:w="1014" w:type="dxa"/>
+            <w:tcBorders>
+              <w:top w:val="single" w:sz="4" w:space="0" w:color="000000"/>
+              <w:left w:val="single" w:sz="4" w:space="0" w:color="000000"/>
+              <w:bottom w:val="single" w:sz="4" w:space="0" w:color="000000"/>
+            </w:tcBorders>
+            <w:vAlign w:val="bottom"/>
+          </w:tcPr>
+          <w:p>
+            <w:pPr>
+              <w:pStyle w:val="Normal"/>
+              <w:widowControl w:val="false"/>
+              <w:spacing w:lineRule="auto" w:line="180"/>
+              <w:jc w:val="center"/>
+              <w:rPr>
+                <w:color w:val="000000"/>
+                <w:sz w:val="16"/>
+                <w:szCs w:val="16"/>
+              </w:rPr>
+            </w:pPr>
+            <w:r>
+              <w:rPr>
+                <w:color w:val="000000"/>
+                <w:sz w:val="16"/>
+                <w:szCs w:val="16"/>
+              </w:rPr>
+              <w:t>Master Key On</w:t>
+            </w:r>
+          </w:p>
+        </w:tc>
+        <w:tc>
+          <w:tcPr>
+            <w:tcW w:w="1016" w:type="dxa"/>
+            <w:tcBorders>
+              <w:top w:val="single" w:sz="4" w:space="0" w:color="000000"/>
+              <w:left w:val="single" w:sz="4" w:space="0" w:color="000000"/>
+              <w:bottom w:val="single" w:sz="4" w:space="0" w:color="000000"/>
+            </w:tcBorders>
+            <w:vAlign w:val="bottom"/>
+          </w:tcPr>
+          <w:p>
+            <w:pPr>
+              <w:pStyle w:val="Normal"/>
+              <w:widowControl w:val="false"/>
+              <w:spacing w:lineRule="auto" w:line="180"/>
+              <w:jc w:val="center"/>
+              <w:rPr>
+                <w:sz w:val="16"/>
+                <w:szCs w:val="16"/>
+              </w:rPr>
+            </w:pPr>
+            <w:r>
+              <w:rPr>
+                <w:rFonts w:eastAsia="arial" w:ascii="arial" w:hAnsi="arial"/>
+                <w:color w:val="000000"/>
+                <w:sz w:val="16"/>
+                <w:szCs w:val="16"/>
+              </w:rPr>
+              <w:t>PZB</w:t>
+            </w:r>
+          </w:p>
+        </w:tc>
+        <w:tc>
+          <w:tcPr>
+            <w:tcW w:w="1020" w:type="dxa"/>
+            <w:tcBorders>
+              <w:top w:val="single" w:sz="4" w:space="0" w:color="000000"/>
+              <w:left w:val="single" w:sz="4" w:space="0" w:color="000000"/>
+              <w:bottom w:val="single" w:sz="4" w:space="0" w:color="000000"/>
+            </w:tcBorders>
+            <w:vAlign w:val="bottom"/>
+          </w:tcPr>
+          <w:p>
+            <w:pPr>
+              <w:pStyle w:val="Normal"/>
+              <w:widowControl w:val="false"/>
+              <w:spacing w:lineRule="auto" w:line="180"/>
+              <w:jc w:val="center"/>
+              <w:rPr>
+                <w:color w:val="000000"/>
+                <w:sz w:val="16"/>
+                <w:szCs w:val="16"/>
+              </w:rPr>
+            </w:pPr>
+            <w:r>
+              <w:rPr>
+                <w:rFonts w:eastAsia="arial" w:ascii="arial" w:hAnsi="arial"/>
+                <w:color w:val="000000"/>
+                <w:sz w:val="16"/>
+                <w:szCs w:val="16"/>
+              </w:rPr>
+              <w:t>Engine Start</w:t>
+            </w:r>
+          </w:p>
+        </w:tc>
+        <w:tc>
+          <w:tcPr>
+            <w:tcW w:w="1016" w:type="dxa"/>
+            <w:tcBorders>
+              <w:top w:val="single" w:sz="4" w:space="0" w:color="000000"/>
+              <w:left w:val="single" w:sz="4" w:space="0" w:color="000000"/>
+              <w:bottom w:val="single" w:sz="4" w:space="0" w:color="000000"/>
+            </w:tcBorders>
+            <w:vAlign w:val="bottom"/>
+          </w:tcPr>
+          <w:p>
+            <w:pPr>
+              <w:pStyle w:val="Normal"/>
+              <w:widowControl w:val="false"/>
+              <w:jc w:val="center"/>
+              <w:rPr>
+                <w:sz w:val="16"/>
+                <w:szCs w:val="16"/>
+              </w:rPr>
+            </w:pPr>
+            <w:r>
+              <w:rPr>
+                <w:sz w:val="16"/>
+                <w:szCs w:val="16"/>
+              </w:rPr>
+              <w:t>Power On</w:t>
+            </w:r>
+          </w:p>
+        </w:tc>
+        <w:tc>
+          <w:tcPr>
+            <w:tcW w:w="1016" w:type="dxa"/>
+            <w:tcBorders>
+              <w:top w:val="single" w:sz="4" w:space="0" w:color="000000"/>
+              <w:left w:val="single" w:sz="4" w:space="0" w:color="000000"/>
+              <w:bottom w:val="single" w:sz="4" w:space="0" w:color="000000"/>
+            </w:tcBorders>
+            <w:vAlign w:val="bottom"/>
+          </w:tcPr>
+          <w:p>
+            <w:pPr>
+              <w:pStyle w:val="Normal"/>
+              <w:widowControl w:val="false"/>
+              <w:jc w:val="center"/>
+              <w:rPr>
+                <w:sz w:val="16"/>
+                <w:szCs w:val="16"/>
+              </w:rPr>
+            </w:pPr>
+            <w:r>
+              <w:rPr>
+                <w:sz w:val="16"/>
+                <w:szCs w:val="16"/>
+              </w:rPr>
+              <w:t>Fuel Pump On</w:t>
+            </w:r>
+          </w:p>
+        </w:tc>
+        <w:tc>
+          <w:tcPr>
+            <w:tcW w:w="1017" w:type="dxa"/>
+            <w:tcBorders>
+              <w:top w:val="single" w:sz="4" w:space="0" w:color="000000"/>
+              <w:left w:val="single" w:sz="4" w:space="0" w:color="000000"/>
+              <w:bottom w:val="single" w:sz="4" w:space="0" w:color="000000"/>
+            </w:tcBorders>
+            <w:vAlign w:val="bottom"/>
+          </w:tcPr>
+          <w:p>
+            <w:pPr>
+              <w:pStyle w:val="Normal"/>
+              <w:widowControl w:val="false"/>
+              <w:jc w:val="center"/>
+              <w:rPr>
+                <w:sz w:val="16"/>
+                <w:szCs w:val="16"/>
+              </w:rPr>
+            </w:pPr>
+            <w:r>
+              <w:rPr>
+                <w:rFonts w:eastAsia="arial" w:ascii="arial" w:hAnsi="arial"/>
+                <w:color w:val="000000"/>
+                <w:sz w:val="16"/>
+                <w:szCs w:val="16"/>
+              </w:rPr>
+              <w:t>Uncouple</w:t>
+            </w:r>
+          </w:p>
+          <w:p>
+            <w:pPr>
+              <w:pStyle w:val="Normal"/>
+              <w:widowControl w:val="false"/>
+              <w:jc w:val="center"/>
+              <w:rPr>
+                <w:sz w:val="16"/>
+                <w:szCs w:val="16"/>
+              </w:rPr>
+            </w:pPr>
+            <w:r>
+              <w:rPr>
+                <w:rFonts w:eastAsia="arial" w:ascii="arial" w:hAnsi="arial"/>
+                <w:color w:val="000000"/>
+                <w:sz w:val="16"/>
+                <w:szCs w:val="16"/>
+              </w:rPr>
+              <w:t>Front</w:t>
+            </w:r>
+          </w:p>
+        </w:tc>
+        <w:tc>
+          <w:tcPr>
+            <w:tcW w:w="1016" w:type="dxa"/>
+            <w:tcBorders>
+              <w:top w:val="single" w:sz="4" w:space="0" w:color="000000"/>
+              <w:left w:val="single" w:sz="4" w:space="0" w:color="000000"/>
+              <w:bottom w:val="single" w:sz="4" w:space="0" w:color="000000"/>
+            </w:tcBorders>
+            <w:vAlign w:val="bottom"/>
+          </w:tcPr>
+          <w:p>
+            <w:pPr>
+              <w:pStyle w:val="Normal"/>
+              <w:widowControl w:val="false"/>
+              <w:jc w:val="center"/>
+              <w:rPr>
+                <w:color w:val="000000"/>
+                <w:sz w:val="16"/>
+                <w:szCs w:val="16"/>
+              </w:rPr>
+            </w:pPr>
+            <w:r>
+              <w:rPr>
+                <w:rFonts w:eastAsia="arial" w:ascii="arial" w:hAnsi="arial"/>
+                <w:color w:val="000000"/>
+                <w:sz w:val="16"/>
+                <w:szCs w:val="16"/>
+              </w:rPr>
+              <w:t>Rear</w:t>
+            </w:r>
+            <w:r>
+              <w:rPr>
+                <w:rFonts w:eastAsia="arial" w:ascii="arial" w:hAnsi="arial"/>
+                <w:color w:val="000000"/>
+                <w:sz w:val="16"/>
+                <w:szCs w:val="16"/>
+              </w:rPr>
+              <w:t xml:space="preserve"> Light </w:t>
+            </w:r>
+            <w:r>
+              <w:rPr>
+                <w:rFonts w:eastAsia="arial" w:ascii="arial" w:hAnsi="arial"/>
+                <w:color w:val="000000"/>
+                <w:sz w:val="16"/>
+                <w:szCs w:val="16"/>
+              </w:rPr>
+              <w:t>On</w:t>
+            </w:r>
+          </w:p>
+        </w:tc>
+        <w:tc>
+          <w:tcPr>
+            <w:tcW w:w="1020" w:type="dxa"/>
+            <w:tcBorders>
+              <w:top w:val="single" w:sz="4" w:space="0" w:color="000000"/>
+              <w:left w:val="single" w:sz="4" w:space="0" w:color="000000"/>
+              <w:bottom w:val="single" w:sz="4" w:space="0" w:color="000000"/>
+            </w:tcBorders>
+            <w:vAlign w:val="bottom"/>
+          </w:tcPr>
+          <w:p>
+            <w:pPr>
+              <w:pStyle w:val="Normal"/>
+              <w:widowControl w:val="false"/>
+              <w:jc w:val="center"/>
+              <w:rPr>
+                <w:sz w:val="16"/>
+                <w:szCs w:val="16"/>
+              </w:rPr>
+            </w:pPr>
+            <w:r>
+              <w:rPr>
+                <w:rFonts w:eastAsia="arial" w:ascii="arial" w:hAnsi="arial"/>
+                <w:color w:val="000000"/>
+                <w:sz w:val="16"/>
+                <w:szCs w:val="16"/>
+              </w:rPr>
+              <w:t xml:space="preserve">Gauge Light </w:t>
+            </w:r>
+            <w:r>
+              <w:rPr>
+                <w:rFonts w:eastAsia="arial" w:ascii="arial" w:hAnsi="arial"/>
+                <w:color w:val="000000"/>
+                <w:sz w:val="16"/>
+                <w:szCs w:val="16"/>
+              </w:rPr>
+              <w:t>On</w:t>
+            </w:r>
+          </w:p>
+        </w:tc>
+        <w:tc>
+          <w:tcPr>
+            <w:tcW w:w="1016" w:type="dxa"/>
+            <w:tcBorders>
+              <w:top w:val="single" w:sz="4" w:space="0" w:color="000000"/>
+              <w:left w:val="single" w:sz="4" w:space="0" w:color="000000"/>
+              <w:bottom w:val="single" w:sz="4" w:space="0" w:color="000000"/>
+            </w:tcBorders>
+            <w:vAlign w:val="bottom"/>
+          </w:tcPr>
+          <w:p>
+            <w:pPr>
+              <w:pStyle w:val="Normal"/>
+              <w:widowControl w:val="false"/>
+              <w:spacing w:lineRule="auto" w:line="180"/>
+              <w:jc w:val="center"/>
+              <w:rPr>
+                <w:color w:val="000000"/>
+                <w:sz w:val="16"/>
+                <w:szCs w:val="16"/>
+              </w:rPr>
+            </w:pPr>
+            <w:r>
+              <w:rPr>
+                <w:rFonts w:ascii="arial" w:hAnsi="arial" w:eastAsia="arial"/>
+                <w:color w:val="000000"/>
+                <w:sz w:val="16"/>
+                <w:szCs w:val="16"/>
+              </w:rPr>
+              <w:t xml:space="preserve"> </w:t>
+            </w:r>
+            <w:r>
+              <w:rPr>
+                <w:rFonts w:eastAsia="arial" w:ascii="arial" w:hAnsi="arial"/>
+                <w:color w:val="000000"/>
+                <w:sz w:val="16"/>
+                <w:szCs w:val="16"/>
+              </w:rPr>
+              <w:t xml:space="preserve">Cab Light </w:t>
+            </w:r>
+            <w:r>
+              <w:rPr>
+                <w:rFonts w:eastAsia="arial" w:ascii="arial" w:hAnsi="arial"/>
+                <w:color w:val="000000"/>
+                <w:sz w:val="16"/>
+                <w:szCs w:val="16"/>
+              </w:rPr>
+              <w:t>On</w:t>
+            </w:r>
+          </w:p>
+        </w:tc>
+        <w:tc>
+          <w:tcPr>
+            <w:tcW w:w="1016" w:type="dxa"/>
+            <w:tcBorders>
+              <w:top w:val="single" w:sz="4" w:space="0" w:color="000000"/>
+              <w:left w:val="single" w:sz="4" w:space="0" w:color="000000"/>
+              <w:bottom w:val="single" w:sz="4" w:space="0" w:color="000000"/>
+            </w:tcBorders>
+            <w:vAlign w:val="bottom"/>
+          </w:tcPr>
+          <w:p>
+            <w:pPr>
+              <w:pStyle w:val="Normal"/>
+              <w:widowControl w:val="false"/>
+              <w:spacing w:lineRule="auto" w:line="180"/>
+              <w:jc w:val="center"/>
+              <w:rPr>
+                <w:color w:val="000000"/>
+                <w:sz w:val="16"/>
+                <w:szCs w:val="16"/>
+              </w:rPr>
+            </w:pPr>
+            <w:r>
+              <w:rPr>
+                <w:rFonts w:eastAsia="arial" w:ascii="arial" w:hAnsi="arial"/>
+                <w:color w:val="000000"/>
+                <w:sz w:val="16"/>
+                <w:szCs w:val="16"/>
+              </w:rPr>
+              <w:t>Gear Shunting</w:t>
+            </w:r>
+          </w:p>
+        </w:tc>
+        <w:tc>
+          <w:tcPr>
+            <w:tcW w:w="1016" w:type="dxa"/>
+            <w:tcBorders>
+              <w:top w:val="single" w:sz="4" w:space="0" w:color="000000"/>
+              <w:left w:val="single" w:sz="4" w:space="0" w:color="000000"/>
+              <w:bottom w:val="single" w:sz="4" w:space="0" w:color="000000"/>
+            </w:tcBorders>
+            <w:vAlign w:val="bottom"/>
+          </w:tcPr>
+          <w:p>
+            <w:pPr>
+              <w:pStyle w:val="Normal"/>
+              <w:widowControl w:val="false"/>
+              <w:spacing w:lineRule="auto" w:line="180"/>
+              <w:jc w:val="center"/>
+              <w:rPr>
+                <w:color w:val="000000"/>
+                <w:sz w:val="16"/>
+                <w:szCs w:val="16"/>
+              </w:rPr>
+            </w:pPr>
+            <w:r>
+              <w:rPr>
+                <w:rFonts w:eastAsia="arial" w:ascii="arial" w:hAnsi="arial"/>
+                <w:color w:val="000000"/>
+                <w:sz w:val="16"/>
+                <w:szCs w:val="16"/>
+              </w:rPr>
+              <w:t>1P Cam</w:t>
+            </w:r>
+          </w:p>
+        </w:tc>
+        <w:tc>
+          <w:tcPr>
+            <w:tcW w:w="1029" w:type="dxa"/>
+            <w:tcBorders>
+              <w:top w:val="single" w:sz="4" w:space="0" w:color="000000"/>
+              <w:left w:val="single" w:sz="4" w:space="0" w:color="000000"/>
+              <w:bottom w:val="single" w:sz="4" w:space="0" w:color="000000"/>
+              <w:right w:val="single" w:sz="4" w:space="0" w:color="000000"/>
+            </w:tcBorders>
+            <w:vAlign w:val="bottom"/>
+          </w:tcPr>
+          <w:p>
+            <w:pPr>
+              <w:pStyle w:val="Normal"/>
+              <w:widowControl w:val="false"/>
+              <w:spacing w:lineRule="auto" w:line="180"/>
+              <w:jc w:val="center"/>
+              <w:rPr>
+                <w:color w:val="000000"/>
+                <w:sz w:val="16"/>
+                <w:szCs w:val="16"/>
+              </w:rPr>
+            </w:pPr>
+            <w:r>
+              <w:rPr>
+                <w:rFonts w:eastAsia="arial" w:ascii="arial" w:hAnsi="arial"/>
+                <w:color w:val="000000"/>
+                <w:sz w:val="16"/>
+                <w:szCs w:val="16"/>
+              </w:rPr>
+              <w:t>Next</w:t>
+            </w:r>
+          </w:p>
+          <w:p>
+            <w:pPr>
+              <w:pStyle w:val="Normal"/>
+              <w:widowControl w:val="false"/>
+              <w:spacing w:lineRule="auto" w:line="180"/>
+              <w:jc w:val="center"/>
+              <w:rPr>
+                <w:color w:val="000000"/>
+                <w:sz w:val="16"/>
+                <w:szCs w:val="16"/>
+              </w:rPr>
+            </w:pPr>
+            <w:r>
+              <w:rPr>
+                <w:rFonts w:eastAsia="arial" w:ascii="arial" w:hAnsi="arial"/>
+                <w:color w:val="000000"/>
+                <w:sz w:val="16"/>
+                <w:szCs w:val="16"/>
+              </w:rPr>
+              <w:t>Cab Cam</w:t>
+            </w:r>
+          </w:p>
+        </w:tc>
+      </w:tr>
+    </w:tbl>
+    <w:p>
+      <w:pPr>
+        <w:pStyle w:val="Normal"/>
+        <w:rPr>
+          <w:rFonts w:ascii="arial" w:hAnsi="arial" w:eastAsia="arial"/>
+          <w:color w:val="000000"/>
+          <w:sz w:val="16"/>
+          <w:szCs w:val="16"/>
+        </w:rPr>
+      </w:pPr>
+      <w:r>
+        <w:rPr>
+          <w:rFonts w:eastAsia="arial" w:ascii="arial" w:hAnsi="arial"/>
+          <w:color w:val="000000"/>
+          <w:sz w:val="16"/>
+          <w:szCs w:val="16"/>
+        </w:rPr>
+      </w:r>
+    </w:p>
+    <w:p>
+      <w:pPr>
+        <w:pStyle w:val="Normal"/>
+        <w:rPr>
+          <w:color w:val="000000"/>
+          <w:sz w:val="16"/>
+          <w:szCs w:val="16"/>
+        </w:rPr>
+      </w:pPr>
+      <w:r>
+        <w:rPr>
+          <w:rFonts w:eastAsia="arial" w:ascii="arial" w:hAnsi="arial"/>
+          <w:color w:val="000000"/>
+          <w:sz w:val="16"/>
+          <w:szCs w:val="16"/>
+        </w:rPr>
+        <w:tab/>
+        <w:t xml:space="preserve">           DB BR </w:t>
+      </w:r>
+      <w:r>
+        <w:rPr>
+          <w:rFonts w:eastAsia="arial" w:ascii="arial" w:hAnsi="arial"/>
+          <w:color w:val="000000"/>
+          <w:sz w:val="16"/>
+          <w:szCs w:val="16"/>
+        </w:rPr>
+        <w:t>363/365</w:t>
+      </w:r>
+      <w:r>
+        <w:rPr>
+          <w:rFonts w:eastAsia="arial" w:ascii="arial" w:hAnsi="arial"/>
+          <w:color w:val="000000"/>
+          <w:sz w:val="16"/>
+          <w:szCs w:val="16"/>
+        </w:rPr>
+        <w:t>-2</w:t>
+      </w:r>
+    </w:p>
+    <w:tbl>
+      <w:tblPr>
+        <w:tblW w:w="14248" w:type="dxa"/>
+        <w:jc w:val="left"/>
+        <w:tblInd w:w="-5" w:type="dxa"/>
+        <w:tblLayout w:type="fixed"/>
+        <w:tblCellMar>
+          <w:top w:w="0" w:type="dxa"/>
+          <w:left w:w="108" w:type="dxa"/>
+          <w:bottom w:w="0" w:type="dxa"/>
+          <w:right w:w="108" w:type="dxa"/>
+        </w:tblCellMar>
+        <w:tblLook w:firstRow="1" w:noVBand="1" w:lastRow="0" w:firstColumn="1" w:lastColumn="0" w:noHBand="0" w:val="04a0"/>
+      </w:tblPr>
+      <w:tblGrid>
+        <w:gridCol w:w="1017"/>
+        <w:gridCol w:w="1019"/>
+        <w:gridCol w:w="1014"/>
+        <w:gridCol w:w="1016"/>
+        <w:gridCol w:w="1020"/>
+        <w:gridCol w:w="1016"/>
+        <w:gridCol w:w="1016"/>
+        <w:gridCol w:w="1017"/>
+        <w:gridCol w:w="1016"/>
+        <w:gridCol w:w="1020"/>
+        <w:gridCol w:w="1016"/>
+        <w:gridCol w:w="1016"/>
+        <w:gridCol w:w="1016"/>
+        <w:gridCol w:w="1029"/>
+      </w:tblGrid>
+      <w:tr>
+        <w:trPr>
+          <w:trHeight w:val="440" w:hRule="exact"/>
+          <w:cantSplit w:val="true"/>
+        </w:trPr>
+        <w:tc>
+          <w:tcPr>
+            <w:tcW w:w="1017" w:type="dxa"/>
+            <w:tcBorders>
+              <w:top w:val="single" w:sz="4" w:space="0" w:color="000000"/>
+              <w:left w:val="single" w:sz="4" w:space="0" w:color="000000"/>
+              <w:bottom w:val="single" w:sz="4" w:space="0" w:color="000000"/>
+            </w:tcBorders>
+            <w:vAlign w:val="bottom"/>
+          </w:tcPr>
+          <w:p>
+            <w:pPr>
+              <w:pStyle w:val="Normal"/>
+              <w:widowControl w:val="false"/>
+              <w:spacing w:lineRule="auto" w:line="180" w:before="0" w:after="60"/>
+              <w:jc w:val="center"/>
+              <w:rPr>
+                <w:color w:val="000000"/>
+                <w:sz w:val="16"/>
+                <w:szCs w:val="16"/>
+              </w:rPr>
+            </w:pPr>
+            <w:r>
+              <w:rPr>
+                <w:rFonts w:eastAsia="arial" w:ascii="arial" w:hAnsi="arial"/>
+                <w:b/>
+                <w:color w:val="000000"/>
+                <w:sz w:val="16"/>
+                <w:szCs w:val="16"/>
+              </w:rPr>
+              <w:t>HUD</w:t>
+            </w:r>
+          </w:p>
+        </w:tc>
+        <w:tc>
+          <w:tcPr>
+            <w:tcW w:w="1019" w:type="dxa"/>
+            <w:tcBorders>
+              <w:top w:val="single" w:sz="4" w:space="0" w:color="000000"/>
+              <w:left w:val="single" w:sz="4" w:space="0" w:color="000000"/>
+              <w:bottom w:val="single" w:sz="4" w:space="0" w:color="000000"/>
+            </w:tcBorders>
+            <w:vAlign w:val="bottom"/>
+          </w:tcPr>
+          <w:p>
+            <w:pPr>
+              <w:pStyle w:val="Normal"/>
+              <w:widowControl w:val="false"/>
+              <w:spacing w:lineRule="auto" w:line="180"/>
+              <w:jc w:val="center"/>
+              <w:rPr>
+                <w:rFonts w:ascii="arial" w:hAnsi="arial" w:eastAsia="arial"/>
+                <w:color w:val="000000"/>
+                <w:sz w:val="16"/>
+                <w:szCs w:val="16"/>
+              </w:rPr>
+            </w:pPr>
+            <w:r>
+              <w:rPr>
+                <w:rFonts w:eastAsia="arial" w:ascii="arial" w:hAnsi="arial"/>
+                <w:color w:val="000000"/>
+                <w:sz w:val="16"/>
+                <w:szCs w:val="16"/>
+              </w:rPr>
+              <w:t>Schedule</w:t>
+            </w:r>
+          </w:p>
+        </w:tc>
+        <w:tc>
+          <w:tcPr>
+            <w:tcW w:w="1014" w:type="dxa"/>
+            <w:tcBorders>
+              <w:top w:val="single" w:sz="4" w:space="0" w:color="000000"/>
+              <w:left w:val="single" w:sz="4" w:space="0" w:color="000000"/>
+              <w:bottom w:val="single" w:sz="4" w:space="0" w:color="000000"/>
+            </w:tcBorders>
+            <w:vAlign w:val="bottom"/>
+          </w:tcPr>
+          <w:p>
+            <w:pPr>
+              <w:pStyle w:val="Normal"/>
+              <w:widowControl w:val="false"/>
+              <w:spacing w:lineRule="auto" w:line="180"/>
+              <w:jc w:val="center"/>
+              <w:rPr>
+                <w:color w:val="000000"/>
+                <w:sz w:val="16"/>
+                <w:szCs w:val="16"/>
+              </w:rPr>
+            </w:pPr>
+            <w:r>
+              <w:rPr>
+                <w:color w:val="000000"/>
+                <w:sz w:val="16"/>
+                <w:szCs w:val="16"/>
+              </w:rPr>
+              <w:t>Master Key Off</w:t>
+            </w:r>
+          </w:p>
+        </w:tc>
+        <w:tc>
+          <w:tcPr>
+            <w:tcW w:w="1016" w:type="dxa"/>
+            <w:tcBorders>
+              <w:top w:val="single" w:sz="4" w:space="0" w:color="000000"/>
+              <w:left w:val="single" w:sz="4" w:space="0" w:color="000000"/>
+              <w:bottom w:val="single" w:sz="4" w:space="0" w:color="000000"/>
+            </w:tcBorders>
+            <w:vAlign w:val="bottom"/>
+          </w:tcPr>
+          <w:p>
+            <w:pPr>
+              <w:pStyle w:val="Normal"/>
+              <w:widowControl w:val="false"/>
+              <w:spacing w:lineRule="auto" w:line="180"/>
+              <w:jc w:val="center"/>
+              <w:rPr>
+                <w:sz w:val="16"/>
+                <w:szCs w:val="16"/>
+              </w:rPr>
+            </w:pPr>
+            <w:r>
+              <w:rPr>
+                <w:sz w:val="16"/>
+                <w:szCs w:val="16"/>
+              </w:rPr>
+              <w:t>Sifa</w:t>
+            </w:r>
+          </w:p>
+        </w:tc>
+        <w:tc>
+          <w:tcPr>
+            <w:tcW w:w="1020" w:type="dxa"/>
+            <w:tcBorders>
+              <w:top w:val="single" w:sz="4" w:space="0" w:color="000000"/>
+              <w:left w:val="single" w:sz="4" w:space="0" w:color="000000"/>
+              <w:bottom w:val="single" w:sz="4" w:space="0" w:color="000000"/>
+            </w:tcBorders>
+            <w:vAlign w:val="bottom"/>
+          </w:tcPr>
+          <w:p>
+            <w:pPr>
+              <w:pStyle w:val="Normal"/>
+              <w:widowControl w:val="false"/>
+              <w:spacing w:lineRule="auto" w:line="180"/>
+              <w:jc w:val="center"/>
+              <w:rPr>
+                <w:color w:val="000000"/>
+                <w:sz w:val="16"/>
+                <w:szCs w:val="16"/>
+              </w:rPr>
+            </w:pPr>
+            <w:r>
+              <w:rPr>
+                <w:rFonts w:eastAsia="arial" w:ascii="arial" w:hAnsi="arial"/>
+                <w:color w:val="000000"/>
+                <w:sz w:val="16"/>
+                <w:szCs w:val="16"/>
+              </w:rPr>
+              <w:t>Engine Stop</w:t>
+            </w:r>
+          </w:p>
+        </w:tc>
+        <w:tc>
+          <w:tcPr>
+            <w:tcW w:w="1016" w:type="dxa"/>
+            <w:tcBorders>
+              <w:top w:val="single" w:sz="4" w:space="0" w:color="000000"/>
+              <w:left w:val="single" w:sz="4" w:space="0" w:color="000000"/>
+              <w:bottom w:val="single" w:sz="4" w:space="0" w:color="000000"/>
+            </w:tcBorders>
+            <w:vAlign w:val="bottom"/>
+          </w:tcPr>
+          <w:p>
+            <w:pPr>
+              <w:pStyle w:val="Normal"/>
+              <w:widowControl w:val="false"/>
+              <w:jc w:val="center"/>
+              <w:rPr>
+                <w:sz w:val="16"/>
+                <w:szCs w:val="16"/>
+              </w:rPr>
+            </w:pPr>
+            <w:r>
+              <w:rPr>
+                <w:sz w:val="16"/>
+                <w:szCs w:val="16"/>
+              </w:rPr>
+              <w:t>Power Off</w:t>
+            </w:r>
+          </w:p>
+        </w:tc>
+        <w:tc>
+          <w:tcPr>
+            <w:tcW w:w="1016" w:type="dxa"/>
+            <w:tcBorders>
+              <w:top w:val="single" w:sz="4" w:space="0" w:color="000000"/>
+              <w:left w:val="single" w:sz="4" w:space="0" w:color="000000"/>
+              <w:bottom w:val="single" w:sz="4" w:space="0" w:color="000000"/>
+            </w:tcBorders>
+            <w:vAlign w:val="bottom"/>
+          </w:tcPr>
+          <w:p>
+            <w:pPr>
+              <w:pStyle w:val="Normal"/>
+              <w:widowControl w:val="false"/>
+              <w:jc w:val="center"/>
+              <w:rPr>
+                <w:sz w:val="16"/>
+                <w:szCs w:val="16"/>
+              </w:rPr>
+            </w:pPr>
+            <w:r>
+              <w:rPr>
+                <w:sz w:val="16"/>
+                <w:szCs w:val="16"/>
+              </w:rPr>
+              <w:t>Fuel Pump Off</w:t>
+            </w:r>
+          </w:p>
+        </w:tc>
+        <w:tc>
+          <w:tcPr>
+            <w:tcW w:w="1017" w:type="dxa"/>
+            <w:tcBorders>
+              <w:top w:val="single" w:sz="4" w:space="0" w:color="000000"/>
+              <w:left w:val="single" w:sz="4" w:space="0" w:color="000000"/>
+              <w:bottom w:val="single" w:sz="4" w:space="0" w:color="000000"/>
+            </w:tcBorders>
+            <w:vAlign w:val="bottom"/>
+          </w:tcPr>
+          <w:p>
+            <w:pPr>
+              <w:pStyle w:val="Normal"/>
+              <w:widowControl w:val="false"/>
+              <w:jc w:val="center"/>
+              <w:rPr>
+                <w:sz w:val="16"/>
+                <w:szCs w:val="16"/>
+              </w:rPr>
+            </w:pPr>
+            <w:r>
+              <w:rPr>
+                <w:rFonts w:eastAsia="arial" w:ascii="arial" w:hAnsi="arial"/>
+                <w:color w:val="000000"/>
+                <w:sz w:val="16"/>
+                <w:szCs w:val="16"/>
+              </w:rPr>
+              <w:t>Uncouple</w:t>
+            </w:r>
+          </w:p>
+          <w:p>
+            <w:pPr>
+              <w:pStyle w:val="Normal"/>
+              <w:widowControl w:val="false"/>
+              <w:jc w:val="center"/>
+              <w:rPr>
+                <w:sz w:val="16"/>
+                <w:szCs w:val="16"/>
+              </w:rPr>
+            </w:pPr>
+            <w:r>
+              <w:rPr>
+                <w:rFonts w:eastAsia="arial" w:ascii="arial" w:hAnsi="arial"/>
+                <w:color w:val="000000"/>
+                <w:sz w:val="16"/>
+                <w:szCs w:val="16"/>
+              </w:rPr>
+              <w:t>Rear</w:t>
+            </w:r>
+          </w:p>
+        </w:tc>
+        <w:tc>
+          <w:tcPr>
+            <w:tcW w:w="1016" w:type="dxa"/>
+            <w:tcBorders>
+              <w:top w:val="single" w:sz="4" w:space="0" w:color="000000"/>
+              <w:left w:val="single" w:sz="4" w:space="0" w:color="000000"/>
+              <w:bottom w:val="single" w:sz="4" w:space="0" w:color="000000"/>
+            </w:tcBorders>
+            <w:vAlign w:val="bottom"/>
+          </w:tcPr>
+          <w:p>
+            <w:pPr>
+              <w:pStyle w:val="Normal"/>
+              <w:widowControl w:val="false"/>
+              <w:jc w:val="center"/>
+              <w:rPr>
+                <w:color w:val="000000"/>
+                <w:sz w:val="16"/>
+                <w:szCs w:val="16"/>
+              </w:rPr>
+            </w:pPr>
+            <w:r>
+              <w:rPr>
+                <w:rFonts w:eastAsia="arial" w:ascii="arial" w:hAnsi="arial"/>
+                <w:color w:val="000000"/>
+                <w:sz w:val="16"/>
+                <w:szCs w:val="16"/>
+              </w:rPr>
+              <w:t>Rear</w:t>
+            </w:r>
+            <w:r>
+              <w:rPr>
+                <w:rFonts w:eastAsia="arial" w:ascii="arial" w:hAnsi="arial"/>
+                <w:color w:val="000000"/>
+                <w:sz w:val="16"/>
+                <w:szCs w:val="16"/>
+              </w:rPr>
+              <w:t xml:space="preserve"> Light </w:t>
+            </w:r>
+            <w:r>
+              <w:rPr>
+                <w:rFonts w:eastAsia="arial" w:ascii="arial" w:hAnsi="arial"/>
+                <w:color w:val="000000"/>
+                <w:sz w:val="16"/>
+                <w:szCs w:val="16"/>
+              </w:rPr>
+              <w:t>Off</w:t>
+            </w:r>
+          </w:p>
+        </w:tc>
+        <w:tc>
+          <w:tcPr>
+            <w:tcW w:w="1020" w:type="dxa"/>
+            <w:tcBorders>
+              <w:top w:val="single" w:sz="4" w:space="0" w:color="000000"/>
+              <w:left w:val="single" w:sz="4" w:space="0" w:color="000000"/>
+              <w:bottom w:val="single" w:sz="4" w:space="0" w:color="000000"/>
+            </w:tcBorders>
+            <w:vAlign w:val="bottom"/>
+          </w:tcPr>
+          <w:p>
+            <w:pPr>
+              <w:pStyle w:val="Normal"/>
+              <w:widowControl w:val="false"/>
+              <w:jc w:val="center"/>
+              <w:rPr>
+                <w:sz w:val="16"/>
+                <w:szCs w:val="16"/>
+              </w:rPr>
+            </w:pPr>
+            <w:r>
+              <w:rPr>
+                <w:rFonts w:eastAsia="arial" w:ascii="arial" w:hAnsi="arial"/>
+                <w:color w:val="000000"/>
+                <w:sz w:val="16"/>
+                <w:szCs w:val="16"/>
+              </w:rPr>
+              <w:t xml:space="preserve">Gauge Light </w:t>
+            </w:r>
+            <w:r>
+              <w:rPr>
+                <w:rFonts w:eastAsia="arial" w:ascii="arial" w:hAnsi="arial"/>
+                <w:color w:val="000000"/>
+                <w:sz w:val="16"/>
+                <w:szCs w:val="16"/>
+              </w:rPr>
+              <w:t>Off</w:t>
+            </w:r>
+          </w:p>
+        </w:tc>
+        <w:tc>
+          <w:tcPr>
+            <w:tcW w:w="1016" w:type="dxa"/>
+            <w:tcBorders>
+              <w:top w:val="single" w:sz="4" w:space="0" w:color="000000"/>
+              <w:left w:val="single" w:sz="4" w:space="0" w:color="000000"/>
+              <w:bottom w:val="single" w:sz="4" w:space="0" w:color="000000"/>
+            </w:tcBorders>
+            <w:vAlign w:val="bottom"/>
+          </w:tcPr>
+          <w:p>
+            <w:pPr>
+              <w:pStyle w:val="Normal"/>
+              <w:widowControl w:val="false"/>
+              <w:spacing w:lineRule="auto" w:line="180"/>
+              <w:jc w:val="center"/>
+              <w:rPr>
+                <w:color w:val="000000"/>
+                <w:sz w:val="16"/>
+                <w:szCs w:val="16"/>
+              </w:rPr>
+            </w:pPr>
+            <w:r>
+              <w:rPr>
+                <w:rFonts w:ascii="arial" w:hAnsi="arial" w:eastAsia="arial"/>
+                <w:color w:val="000000"/>
+                <w:sz w:val="16"/>
+                <w:szCs w:val="16"/>
+              </w:rPr>
+              <w:t xml:space="preserve"> </w:t>
+            </w:r>
+            <w:r>
+              <w:rPr>
+                <w:rFonts w:eastAsia="arial" w:ascii="arial" w:hAnsi="arial"/>
+                <w:color w:val="000000"/>
+                <w:sz w:val="16"/>
+                <w:szCs w:val="16"/>
+              </w:rPr>
+              <w:t xml:space="preserve">Cab Light </w:t>
+            </w:r>
+            <w:r>
+              <w:rPr>
+                <w:rFonts w:eastAsia="arial" w:ascii="arial" w:hAnsi="arial"/>
+                <w:color w:val="000000"/>
+                <w:sz w:val="16"/>
+                <w:szCs w:val="16"/>
+              </w:rPr>
+              <w:t>Off</w:t>
+            </w:r>
+          </w:p>
+        </w:tc>
+        <w:tc>
+          <w:tcPr>
+            <w:tcW w:w="1016" w:type="dxa"/>
+            <w:tcBorders>
+              <w:top w:val="single" w:sz="4" w:space="0" w:color="000000"/>
+              <w:left w:val="single" w:sz="4" w:space="0" w:color="000000"/>
+              <w:bottom w:val="single" w:sz="4" w:space="0" w:color="000000"/>
+            </w:tcBorders>
+            <w:vAlign w:val="bottom"/>
+          </w:tcPr>
+          <w:p>
+            <w:pPr>
+              <w:pStyle w:val="Normal"/>
+              <w:widowControl w:val="false"/>
+              <w:spacing w:lineRule="auto" w:line="180"/>
+              <w:jc w:val="center"/>
+              <w:rPr>
+                <w:color w:val="000000"/>
+                <w:sz w:val="16"/>
+                <w:szCs w:val="16"/>
+              </w:rPr>
+            </w:pPr>
+            <w:r>
+              <w:rPr>
+                <w:rFonts w:eastAsia="arial" w:ascii="arial" w:hAnsi="arial"/>
+                <w:color w:val="000000"/>
+                <w:sz w:val="16"/>
+                <w:szCs w:val="16"/>
+              </w:rPr>
+              <w:t>Gear Long Distance</w:t>
+            </w:r>
+          </w:p>
+        </w:tc>
+        <w:tc>
+          <w:tcPr>
+            <w:tcW w:w="1016" w:type="dxa"/>
+            <w:tcBorders>
+              <w:top w:val="single" w:sz="4" w:space="0" w:color="000000"/>
+              <w:left w:val="single" w:sz="4" w:space="0" w:color="000000"/>
+              <w:bottom w:val="single" w:sz="4" w:space="0" w:color="000000"/>
+            </w:tcBorders>
+            <w:vAlign w:val="bottom"/>
+          </w:tcPr>
+          <w:p>
+            <w:pPr>
+              <w:pStyle w:val="Normal"/>
+              <w:widowControl w:val="false"/>
+              <w:spacing w:lineRule="auto" w:line="180"/>
+              <w:jc w:val="center"/>
+              <w:rPr>
+                <w:color w:val="000000"/>
+                <w:sz w:val="16"/>
+                <w:szCs w:val="16"/>
+              </w:rPr>
+            </w:pPr>
+            <w:r>
+              <w:rPr>
+                <w:rFonts w:eastAsia="arial" w:ascii="arial" w:hAnsi="arial"/>
+                <w:color w:val="000000"/>
+                <w:sz w:val="16"/>
+                <w:szCs w:val="16"/>
+              </w:rPr>
+              <w:t>Exterior</w:t>
+            </w:r>
+          </w:p>
+          <w:p>
+            <w:pPr>
+              <w:pStyle w:val="Normal"/>
+              <w:widowControl w:val="false"/>
+              <w:spacing w:lineRule="auto" w:line="180"/>
+              <w:jc w:val="center"/>
+              <w:rPr>
+                <w:color w:val="000000"/>
+                <w:sz w:val="16"/>
+                <w:szCs w:val="16"/>
+              </w:rPr>
+            </w:pPr>
+            <w:r>
+              <w:rPr>
+                <w:rFonts w:eastAsia="arial" w:ascii="arial" w:hAnsi="arial"/>
+                <w:color w:val="000000"/>
+                <w:sz w:val="16"/>
+                <w:szCs w:val="16"/>
+              </w:rPr>
+              <w:t>Camera</w:t>
+            </w:r>
+          </w:p>
+        </w:tc>
+        <w:tc>
+          <w:tcPr>
+            <w:tcW w:w="1029" w:type="dxa"/>
+            <w:tcBorders>
+              <w:top w:val="single" w:sz="4" w:space="0" w:color="000000"/>
+              <w:left w:val="single" w:sz="4" w:space="0" w:color="000000"/>
+              <w:bottom w:val="single" w:sz="4" w:space="0" w:color="000000"/>
+              <w:right w:val="single" w:sz="4" w:space="0" w:color="000000"/>
+            </w:tcBorders>
+            <w:vAlign w:val="bottom"/>
+          </w:tcPr>
+          <w:p>
+            <w:pPr>
+              <w:pStyle w:val="Normal"/>
+              <w:widowControl w:val="false"/>
+              <w:spacing w:lineRule="auto" w:line="180"/>
+              <w:jc w:val="center"/>
+              <w:rPr>
+                <w:color w:val="000000"/>
+                <w:sz w:val="16"/>
+                <w:szCs w:val="16"/>
+              </w:rPr>
+            </w:pPr>
+            <w:r>
+              <w:rPr>
+                <w:rFonts w:eastAsia="arial" w:ascii="arial" w:hAnsi="arial"/>
+                <w:color w:val="000000"/>
+                <w:sz w:val="16"/>
+                <w:szCs w:val="16"/>
+              </w:rPr>
+              <w:t>Prev</w:t>
+            </w:r>
+          </w:p>
+          <w:p>
+            <w:pPr>
+              <w:pStyle w:val="Normal"/>
+              <w:widowControl w:val="false"/>
+              <w:spacing w:lineRule="auto" w:line="180"/>
+              <w:jc w:val="center"/>
+              <w:rPr>
+                <w:color w:val="000000"/>
+                <w:sz w:val="16"/>
+                <w:szCs w:val="16"/>
+              </w:rPr>
+            </w:pPr>
+            <w:r>
+              <w:rPr>
+                <w:rFonts w:eastAsia="arial" w:ascii="arial" w:hAnsi="arial"/>
+                <w:color w:val="000000"/>
+                <w:sz w:val="16"/>
+                <w:szCs w:val="16"/>
+              </w:rPr>
+              <w:t>Cab Cam</w:t>
+            </w:r>
+          </w:p>
+        </w:tc>
+      </w:tr>
+    </w:tbl>
+    <w:p>
+      <w:pPr>
+        <w:pStyle w:val="Normal"/>
+        <w:bidi w:val="0"/>
+        <w:rPr>
+          <w:color w:val="000000"/>
+          <w:sz w:val="16"/>
+          <w:szCs w:val="16"/>
+        </w:rPr>
+      </w:pPr>
+      <w:r>
+        <w:rPr>
+          <w:color w:val="000000"/>
+          <w:sz w:val="16"/>
+          <w:szCs w:val="16"/>
+        </w:rPr>
+      </w:r>
+    </w:p>
+    <w:p>
+      <w:pPr>
+        <w:pStyle w:val="Normal"/>
+        <w:rPr>
+          <w:color w:val="000000"/>
+          <w:sz w:val="16"/>
+          <w:szCs w:val="16"/>
+        </w:rPr>
+      </w:pPr>
+      <w:r>
+        <w:rPr>
+          <w:color w:val="000000"/>
+          <w:sz w:val="16"/>
+          <w:szCs w:val="16"/>
+        </w:rPr>
+        <w:tab/>
+        <w:t xml:space="preserve">       </w:t>
+      </w:r>
+      <w:r>
+        <w:rPr>
+          <w:rFonts w:eastAsia="arial" w:ascii="arial" w:hAnsi="arial"/>
+          <w:color w:val="000000"/>
+          <w:sz w:val="16"/>
+          <w:szCs w:val="16"/>
+        </w:rPr>
+        <w:t xml:space="preserve">    DB </w:t>
+      </w:r>
+      <w:r>
+        <w:rPr>
+          <w:rFonts w:eastAsia="arial" w:ascii="arial" w:hAnsi="arial"/>
+          <w:color w:val="000000"/>
+          <w:sz w:val="16"/>
+          <w:szCs w:val="16"/>
+        </w:rPr>
+        <w:t>G6</w:t>
+      </w:r>
+      <w:r>
+        <w:rPr>
+          <w:rFonts w:eastAsia="arial" w:ascii="arial" w:hAnsi="arial"/>
+          <w:color w:val="000000"/>
+          <w:sz w:val="16"/>
+          <w:szCs w:val="16"/>
+        </w:rPr>
+        <w:t>-1</w:t>
+      </w:r>
+    </w:p>
+    <w:tbl>
+      <w:tblPr>
+        <w:tblW w:w="14248" w:type="dxa"/>
+        <w:jc w:val="left"/>
+        <w:tblInd w:w="-5" w:type="dxa"/>
+        <w:tblLayout w:type="fixed"/>
+        <w:tblCellMar>
+          <w:top w:w="0" w:type="dxa"/>
+          <w:left w:w="108" w:type="dxa"/>
+          <w:bottom w:w="0" w:type="dxa"/>
+          <w:right w:w="108" w:type="dxa"/>
+        </w:tblCellMar>
+        <w:tblLook w:firstRow="1" w:noVBand="1" w:lastRow="0" w:firstColumn="1" w:lastColumn="0" w:noHBand="0" w:val="04a0"/>
+      </w:tblPr>
+      <w:tblGrid>
+        <w:gridCol w:w="1017"/>
+        <w:gridCol w:w="1019"/>
+        <w:gridCol w:w="1014"/>
+        <w:gridCol w:w="1016"/>
+        <w:gridCol w:w="1020"/>
+        <w:gridCol w:w="1016"/>
+        <w:gridCol w:w="1016"/>
+        <w:gridCol w:w="1017"/>
+        <w:gridCol w:w="1016"/>
+        <w:gridCol w:w="1020"/>
+        <w:gridCol w:w="1016"/>
+        <w:gridCol w:w="1016"/>
+        <w:gridCol w:w="1016"/>
+        <w:gridCol w:w="1029"/>
+      </w:tblGrid>
+      <w:tr>
+        <w:trPr>
+          <w:trHeight w:val="440" w:hRule="exact"/>
+          <w:cantSplit w:val="true"/>
+        </w:trPr>
+        <w:tc>
+          <w:tcPr>
+            <w:tcW w:w="1017" w:type="dxa"/>
+            <w:tcBorders>
+              <w:top w:val="single" w:sz="4" w:space="0" w:color="000000"/>
+              <w:left w:val="single" w:sz="4" w:space="0" w:color="000000"/>
+              <w:bottom w:val="single" w:sz="4" w:space="0" w:color="000000"/>
+            </w:tcBorders>
+            <w:vAlign w:val="bottom"/>
+          </w:tcPr>
+          <w:p>
+            <w:pPr>
+              <w:pStyle w:val="Normal"/>
+              <w:widowControl w:val="false"/>
+              <w:spacing w:lineRule="auto" w:line="180" w:before="0" w:after="60"/>
+              <w:jc w:val="center"/>
+              <w:rPr>
+                <w:color w:val="000000"/>
+                <w:sz w:val="16"/>
+                <w:szCs w:val="16"/>
+              </w:rPr>
+            </w:pPr>
+            <w:r>
+              <w:rPr>
+                <w:rFonts w:eastAsia="arial" w:ascii="arial" w:hAnsi="arial"/>
+                <w:b/>
+                <w:color w:val="000000"/>
+                <w:sz w:val="16"/>
+                <w:szCs w:val="16"/>
+              </w:rPr>
+              <w:t>Pause</w:t>
+            </w:r>
+          </w:p>
+        </w:tc>
+        <w:tc>
+          <w:tcPr>
+            <w:tcW w:w="1019" w:type="dxa"/>
+            <w:tcBorders>
+              <w:top w:val="single" w:sz="4" w:space="0" w:color="000000"/>
+              <w:left w:val="single" w:sz="4" w:space="0" w:color="000000"/>
+              <w:bottom w:val="single" w:sz="4" w:space="0" w:color="000000"/>
+            </w:tcBorders>
+            <w:vAlign w:val="bottom"/>
+          </w:tcPr>
+          <w:p>
+            <w:pPr>
+              <w:pStyle w:val="Normal"/>
+              <w:widowControl w:val="false"/>
+              <w:spacing w:lineRule="auto" w:line="180"/>
+              <w:jc w:val="center"/>
+              <w:rPr>
+                <w:rFonts w:ascii="arial" w:hAnsi="arial" w:eastAsia="arial"/>
+              </w:rPr>
+            </w:pPr>
+            <w:r>
+              <w:rPr>
+                <w:sz w:val="16"/>
+                <w:szCs w:val="16"/>
+              </w:rPr>
+            </w:r>
+          </w:p>
+        </w:tc>
+        <w:tc>
+          <w:tcPr>
+            <w:tcW w:w="1014" w:type="dxa"/>
+            <w:tcBorders>
+              <w:top w:val="single" w:sz="4" w:space="0" w:color="000000"/>
+              <w:left w:val="single" w:sz="4" w:space="0" w:color="000000"/>
+              <w:bottom w:val="single" w:sz="4" w:space="0" w:color="000000"/>
+            </w:tcBorders>
+            <w:vAlign w:val="bottom"/>
+          </w:tcPr>
+          <w:p>
+            <w:pPr>
+              <w:pStyle w:val="Normal"/>
+              <w:widowControl w:val="false"/>
+              <w:spacing w:lineRule="auto" w:line="180"/>
+              <w:jc w:val="center"/>
+              <w:rPr>
+                <w:color w:val="000000"/>
+                <w:sz w:val="16"/>
+                <w:szCs w:val="16"/>
+              </w:rPr>
+            </w:pPr>
+            <w:r>
+              <w:rPr>
+                <w:color w:val="000000"/>
+                <w:sz w:val="16"/>
+                <w:szCs w:val="16"/>
+              </w:rPr>
+              <w:t>AFB</w:t>
+            </w:r>
+          </w:p>
+        </w:tc>
+        <w:tc>
+          <w:tcPr>
+            <w:tcW w:w="1016" w:type="dxa"/>
+            <w:tcBorders>
+              <w:top w:val="single" w:sz="4" w:space="0" w:color="000000"/>
+              <w:left w:val="single" w:sz="4" w:space="0" w:color="000000"/>
+              <w:bottom w:val="single" w:sz="4" w:space="0" w:color="000000"/>
+            </w:tcBorders>
+            <w:vAlign w:val="bottom"/>
+          </w:tcPr>
+          <w:p>
+            <w:pPr>
+              <w:pStyle w:val="Normal"/>
+              <w:widowControl w:val="false"/>
+              <w:spacing w:lineRule="auto" w:line="180"/>
+              <w:jc w:val="center"/>
+              <w:rPr>
+                <w:sz w:val="16"/>
+                <w:szCs w:val="16"/>
+              </w:rPr>
+            </w:pPr>
+            <w:r>
+              <w:rPr>
+                <w:rFonts w:eastAsia="arial" w:ascii="arial" w:hAnsi="arial"/>
+                <w:color w:val="000000"/>
+                <w:sz w:val="16"/>
+                <w:szCs w:val="16"/>
+              </w:rPr>
+              <w:t>PZB</w:t>
+            </w:r>
+          </w:p>
+        </w:tc>
+        <w:tc>
+          <w:tcPr>
+            <w:tcW w:w="1020" w:type="dxa"/>
+            <w:tcBorders>
+              <w:top w:val="single" w:sz="4" w:space="0" w:color="000000"/>
+              <w:left w:val="single" w:sz="4" w:space="0" w:color="000000"/>
+              <w:bottom w:val="single" w:sz="4" w:space="0" w:color="000000"/>
+            </w:tcBorders>
+            <w:vAlign w:val="bottom"/>
+          </w:tcPr>
+          <w:p>
+            <w:pPr>
+              <w:pStyle w:val="Normal"/>
+              <w:widowControl w:val="false"/>
+              <w:spacing w:lineRule="auto" w:line="180"/>
+              <w:jc w:val="center"/>
+              <w:rPr>
+                <w:color w:val="000000"/>
+                <w:sz w:val="16"/>
+                <w:szCs w:val="16"/>
+              </w:rPr>
+            </w:pPr>
+            <w:r>
+              <w:rPr>
+                <w:rFonts w:eastAsia="arial" w:ascii="arial" w:hAnsi="arial"/>
+                <w:color w:val="000000"/>
+                <w:sz w:val="16"/>
+                <w:szCs w:val="16"/>
+              </w:rPr>
+              <w:t>Engine Start</w:t>
+            </w:r>
+          </w:p>
+        </w:tc>
+        <w:tc>
+          <w:tcPr>
+            <w:tcW w:w="1016" w:type="dxa"/>
+            <w:tcBorders>
+              <w:top w:val="single" w:sz="4" w:space="0" w:color="000000"/>
+              <w:left w:val="single" w:sz="4" w:space="0" w:color="000000"/>
+              <w:bottom w:val="single" w:sz="4" w:space="0" w:color="000000"/>
+            </w:tcBorders>
+            <w:vAlign w:val="bottom"/>
+          </w:tcPr>
+          <w:p>
+            <w:pPr>
+              <w:pStyle w:val="Normal"/>
+              <w:widowControl w:val="false"/>
+              <w:jc w:val="center"/>
+              <w:rPr>
+                <w:sz w:val="16"/>
+                <w:szCs w:val="16"/>
+              </w:rPr>
+            </w:pPr>
+            <w:r>
+              <w:rPr>
+                <w:rFonts w:eastAsia="arial" w:ascii="arial" w:hAnsi="arial"/>
+                <w:color w:val="000000"/>
+                <w:sz w:val="16"/>
+                <w:szCs w:val="16"/>
+              </w:rPr>
+              <w:t>PZB Mode O</w:t>
+            </w:r>
+          </w:p>
+        </w:tc>
+        <w:tc>
+          <w:tcPr>
+            <w:tcW w:w="1016" w:type="dxa"/>
+            <w:tcBorders>
+              <w:top w:val="single" w:sz="4" w:space="0" w:color="000000"/>
+              <w:left w:val="single" w:sz="4" w:space="0" w:color="000000"/>
+              <w:bottom w:val="single" w:sz="4" w:space="0" w:color="000000"/>
+            </w:tcBorders>
+            <w:vAlign w:val="bottom"/>
+          </w:tcPr>
+          <w:p>
+            <w:pPr>
+              <w:pStyle w:val="Normal"/>
+              <w:widowControl w:val="false"/>
+              <w:jc w:val="center"/>
+              <w:rPr>
+                <w:sz w:val="16"/>
+                <w:szCs w:val="16"/>
+              </w:rPr>
+            </w:pPr>
+            <w:r>
+              <w:rPr>
+                <w:sz w:val="16"/>
+                <w:szCs w:val="16"/>
+              </w:rPr>
+            </w:r>
+          </w:p>
+        </w:tc>
+        <w:tc>
+          <w:tcPr>
+            <w:tcW w:w="1017" w:type="dxa"/>
+            <w:tcBorders>
+              <w:top w:val="single" w:sz="4" w:space="0" w:color="000000"/>
+              <w:left w:val="single" w:sz="4" w:space="0" w:color="000000"/>
+              <w:bottom w:val="single" w:sz="4" w:space="0" w:color="000000"/>
+            </w:tcBorders>
+            <w:vAlign w:val="bottom"/>
+          </w:tcPr>
+          <w:p>
+            <w:pPr>
+              <w:pStyle w:val="Normal"/>
+              <w:widowControl w:val="false"/>
+              <w:jc w:val="center"/>
+              <w:rPr>
+                <w:sz w:val="16"/>
+                <w:szCs w:val="16"/>
+              </w:rPr>
+            </w:pPr>
+            <w:r>
+              <w:rPr>
+                <w:rFonts w:eastAsia="arial" w:ascii="arial" w:hAnsi="arial"/>
+                <w:color w:val="000000"/>
+                <w:sz w:val="16"/>
+                <w:szCs w:val="16"/>
+              </w:rPr>
+              <w:t>Gauge Light Up</w:t>
+            </w:r>
+          </w:p>
+        </w:tc>
+        <w:tc>
+          <w:tcPr>
+            <w:tcW w:w="1016" w:type="dxa"/>
+            <w:tcBorders>
+              <w:top w:val="single" w:sz="4" w:space="0" w:color="000000"/>
+              <w:left w:val="single" w:sz="4" w:space="0" w:color="000000"/>
+              <w:bottom w:val="single" w:sz="4" w:space="0" w:color="000000"/>
+            </w:tcBorders>
+            <w:vAlign w:val="bottom"/>
+          </w:tcPr>
+          <w:p>
+            <w:pPr>
+              <w:pStyle w:val="Normal"/>
+              <w:widowControl w:val="false"/>
+              <w:jc w:val="center"/>
+              <w:rPr>
+                <w:color w:val="000000"/>
+                <w:sz w:val="16"/>
+                <w:szCs w:val="16"/>
+              </w:rPr>
+            </w:pPr>
+            <w:r>
+              <w:rPr>
+                <w:rFonts w:eastAsia="arial" w:ascii="arial" w:hAnsi="arial"/>
+                <w:color w:val="000000"/>
+                <w:sz w:val="16"/>
+                <w:szCs w:val="16"/>
+              </w:rPr>
+              <w:t>Signal Light On</w:t>
+            </w:r>
+          </w:p>
+        </w:tc>
+        <w:tc>
+          <w:tcPr>
+            <w:tcW w:w="1020" w:type="dxa"/>
+            <w:tcBorders>
+              <w:top w:val="single" w:sz="4" w:space="0" w:color="000000"/>
+              <w:left w:val="single" w:sz="4" w:space="0" w:color="000000"/>
+              <w:bottom w:val="single" w:sz="4" w:space="0" w:color="000000"/>
+            </w:tcBorders>
+            <w:vAlign w:val="bottom"/>
+          </w:tcPr>
+          <w:p>
+            <w:pPr>
+              <w:pStyle w:val="Normal"/>
+              <w:widowControl w:val="false"/>
+              <w:spacing w:lineRule="auto" w:line="180"/>
+              <w:jc w:val="center"/>
+              <w:rPr>
+                <w:sz w:val="16"/>
+                <w:szCs w:val="16"/>
+              </w:rPr>
+            </w:pPr>
+            <w:r>
+              <w:rPr>
+                <w:rFonts w:eastAsia="arial" w:ascii="arial" w:hAnsi="arial"/>
+                <w:color w:val="000000"/>
+                <w:sz w:val="16"/>
+                <w:szCs w:val="16"/>
+              </w:rPr>
+              <w:t>Gear Shunting</w:t>
+            </w:r>
+          </w:p>
+        </w:tc>
+        <w:tc>
+          <w:tcPr>
+            <w:tcW w:w="1016" w:type="dxa"/>
+            <w:tcBorders>
+              <w:top w:val="single" w:sz="4" w:space="0" w:color="000000"/>
+              <w:left w:val="single" w:sz="4" w:space="0" w:color="000000"/>
+              <w:bottom w:val="single" w:sz="4" w:space="0" w:color="000000"/>
+            </w:tcBorders>
+            <w:vAlign w:val="bottom"/>
+          </w:tcPr>
+          <w:p>
+            <w:pPr>
+              <w:pStyle w:val="Normal"/>
+              <w:widowControl w:val="false"/>
+              <w:spacing w:lineRule="auto" w:line="180"/>
+              <w:jc w:val="center"/>
+              <w:rPr>
+                <w:color w:val="000000"/>
+                <w:sz w:val="16"/>
+                <w:szCs w:val="16"/>
+              </w:rPr>
+            </w:pPr>
+            <w:r>
+              <w:rPr>
+                <w:rFonts w:ascii="arial" w:hAnsi="arial" w:eastAsia="arial"/>
+                <w:color w:val="000000"/>
+                <w:sz w:val="16"/>
+                <w:szCs w:val="16"/>
+              </w:rPr>
+              <w:t xml:space="preserve"> </w:t>
+            </w:r>
+            <w:r>
+              <w:rPr>
+                <w:rFonts w:eastAsia="arial" w:ascii="arial" w:hAnsi="arial"/>
+                <w:color w:val="000000"/>
+                <w:sz w:val="16"/>
+                <w:szCs w:val="16"/>
+              </w:rPr>
+              <w:t xml:space="preserve">Cab Light </w:t>
+            </w:r>
+            <w:r>
+              <w:rPr>
+                <w:rFonts w:eastAsia="arial" w:ascii="arial" w:hAnsi="arial"/>
+                <w:color w:val="000000"/>
+                <w:sz w:val="16"/>
+                <w:szCs w:val="16"/>
+              </w:rPr>
+              <w:t>45s</w:t>
+            </w:r>
+          </w:p>
+        </w:tc>
+        <w:tc>
+          <w:tcPr>
+            <w:tcW w:w="1016" w:type="dxa"/>
+            <w:tcBorders>
+              <w:top w:val="single" w:sz="4" w:space="0" w:color="000000"/>
+              <w:left w:val="single" w:sz="4" w:space="0" w:color="000000"/>
+              <w:bottom w:val="single" w:sz="4" w:space="0" w:color="000000"/>
+            </w:tcBorders>
+            <w:vAlign w:val="bottom"/>
+          </w:tcPr>
+          <w:p>
+            <w:pPr>
+              <w:pStyle w:val="Normal"/>
+              <w:widowControl w:val="false"/>
+              <w:spacing w:lineRule="auto" w:line="180"/>
+              <w:jc w:val="center"/>
+              <w:rPr>
+                <w:color w:val="000000"/>
+                <w:sz w:val="16"/>
+                <w:szCs w:val="16"/>
+              </w:rPr>
+            </w:pPr>
+            <w:r>
+              <w:rPr>
+                <w:rFonts w:eastAsia="arial" w:ascii="arial" w:hAnsi="arial"/>
+                <w:color w:val="000000"/>
+                <w:sz w:val="16"/>
+                <w:szCs w:val="16"/>
+              </w:rPr>
+              <w:t>Parking Brake On</w:t>
+            </w:r>
+          </w:p>
+        </w:tc>
+        <w:tc>
+          <w:tcPr>
+            <w:tcW w:w="1016" w:type="dxa"/>
+            <w:tcBorders>
+              <w:top w:val="single" w:sz="4" w:space="0" w:color="000000"/>
+              <w:left w:val="single" w:sz="4" w:space="0" w:color="000000"/>
+              <w:bottom w:val="single" w:sz="4" w:space="0" w:color="000000"/>
+            </w:tcBorders>
+            <w:vAlign w:val="bottom"/>
+          </w:tcPr>
+          <w:p>
+            <w:pPr>
+              <w:pStyle w:val="Normal"/>
+              <w:widowControl w:val="false"/>
+              <w:spacing w:lineRule="auto" w:line="180"/>
+              <w:jc w:val="center"/>
+              <w:rPr>
+                <w:color w:val="000000"/>
+                <w:sz w:val="16"/>
+                <w:szCs w:val="16"/>
+              </w:rPr>
+            </w:pPr>
+            <w:r>
+              <w:rPr>
+                <w:rFonts w:eastAsia="arial" w:ascii="arial" w:hAnsi="arial"/>
+                <w:color w:val="000000"/>
+                <w:sz w:val="16"/>
+                <w:szCs w:val="16"/>
+              </w:rPr>
+              <w:t>1P Cam</w:t>
+            </w:r>
+          </w:p>
+        </w:tc>
+        <w:tc>
+          <w:tcPr>
+            <w:tcW w:w="1029" w:type="dxa"/>
+            <w:tcBorders>
+              <w:top w:val="single" w:sz="4" w:space="0" w:color="000000"/>
+              <w:left w:val="single" w:sz="4" w:space="0" w:color="000000"/>
+              <w:bottom w:val="single" w:sz="4" w:space="0" w:color="000000"/>
+              <w:right w:val="single" w:sz="4" w:space="0" w:color="000000"/>
+            </w:tcBorders>
+            <w:vAlign w:val="bottom"/>
+          </w:tcPr>
+          <w:p>
+            <w:pPr>
+              <w:pStyle w:val="Normal"/>
+              <w:widowControl w:val="false"/>
+              <w:spacing w:lineRule="auto" w:line="180"/>
+              <w:jc w:val="center"/>
+              <w:rPr>
+                <w:color w:val="000000"/>
+                <w:sz w:val="16"/>
+                <w:szCs w:val="16"/>
+              </w:rPr>
+            </w:pPr>
+            <w:r>
+              <w:rPr>
+                <w:rFonts w:eastAsia="arial" w:ascii="arial" w:hAnsi="arial"/>
+                <w:color w:val="000000"/>
+                <w:sz w:val="16"/>
+                <w:szCs w:val="16"/>
+              </w:rPr>
+              <w:t>Next</w:t>
+            </w:r>
+          </w:p>
+          <w:p>
+            <w:pPr>
+              <w:pStyle w:val="Normal"/>
+              <w:widowControl w:val="false"/>
+              <w:spacing w:lineRule="auto" w:line="180"/>
+              <w:jc w:val="center"/>
+              <w:rPr>
+                <w:color w:val="000000"/>
+                <w:sz w:val="16"/>
+                <w:szCs w:val="16"/>
+              </w:rPr>
+            </w:pPr>
+            <w:r>
+              <w:rPr>
+                <w:rFonts w:eastAsia="arial" w:ascii="arial" w:hAnsi="arial"/>
+                <w:color w:val="000000"/>
+                <w:sz w:val="16"/>
+                <w:szCs w:val="16"/>
+              </w:rPr>
+              <w:t>Cab Cam</w:t>
+            </w:r>
+          </w:p>
+        </w:tc>
+      </w:tr>
+    </w:tbl>
+    <w:p>
+      <w:pPr>
+        <w:pStyle w:val="Normal"/>
+        <w:rPr>
+          <w:rFonts w:ascii="arial" w:hAnsi="arial" w:eastAsia="arial"/>
+          <w:color w:val="000000"/>
+          <w:sz w:val="16"/>
+          <w:szCs w:val="16"/>
+        </w:rPr>
+      </w:pPr>
+      <w:r>
+        <w:rPr>
+          <w:rFonts w:eastAsia="arial" w:ascii="arial" w:hAnsi="arial"/>
+          <w:color w:val="000000"/>
+          <w:sz w:val="16"/>
+          <w:szCs w:val="16"/>
+        </w:rPr>
+      </w:r>
+    </w:p>
+    <w:p>
+      <w:pPr>
+        <w:pStyle w:val="Normal"/>
+        <w:rPr>
+          <w:color w:val="000000"/>
+          <w:sz w:val="16"/>
+          <w:szCs w:val="16"/>
+        </w:rPr>
+      </w:pPr>
+      <w:r>
+        <w:rPr>
+          <w:rFonts w:eastAsia="arial" w:ascii="arial" w:hAnsi="arial"/>
+          <w:color w:val="000000"/>
+          <w:sz w:val="16"/>
+          <w:szCs w:val="16"/>
+        </w:rPr>
+        <w:tab/>
+        <w:t xml:space="preserve">           DB </w:t>
+      </w:r>
+      <w:r>
+        <w:rPr>
+          <w:rFonts w:eastAsia="arial" w:ascii="arial" w:hAnsi="arial"/>
+          <w:color w:val="000000"/>
+          <w:sz w:val="16"/>
+          <w:szCs w:val="16"/>
+        </w:rPr>
+        <w:t>G6</w:t>
+      </w:r>
+      <w:r>
+        <w:rPr>
+          <w:rFonts w:eastAsia="arial" w:ascii="arial" w:hAnsi="arial"/>
+          <w:color w:val="000000"/>
+          <w:sz w:val="16"/>
+          <w:szCs w:val="16"/>
+        </w:rPr>
+        <w:t>-2</w:t>
+      </w:r>
+    </w:p>
+    <w:tbl>
+      <w:tblPr>
+        <w:tblW w:w="14248" w:type="dxa"/>
+        <w:jc w:val="left"/>
+        <w:tblInd w:w="-5" w:type="dxa"/>
+        <w:tblLayout w:type="fixed"/>
+        <w:tblCellMar>
+          <w:top w:w="0" w:type="dxa"/>
+          <w:left w:w="108" w:type="dxa"/>
+          <w:bottom w:w="0" w:type="dxa"/>
+          <w:right w:w="108" w:type="dxa"/>
+        </w:tblCellMar>
+        <w:tblLook w:firstRow="1" w:noVBand="1" w:lastRow="0" w:firstColumn="1" w:lastColumn="0" w:noHBand="0" w:val="04a0"/>
+      </w:tblPr>
+      <w:tblGrid>
+        <w:gridCol w:w="1017"/>
+        <w:gridCol w:w="1019"/>
+        <w:gridCol w:w="1014"/>
+        <w:gridCol w:w="1016"/>
+        <w:gridCol w:w="1020"/>
+        <w:gridCol w:w="1016"/>
+        <w:gridCol w:w="1016"/>
+        <w:gridCol w:w="1017"/>
+        <w:gridCol w:w="1016"/>
+        <w:gridCol w:w="1020"/>
+        <w:gridCol w:w="1016"/>
+        <w:gridCol w:w="1016"/>
+        <w:gridCol w:w="1016"/>
+        <w:gridCol w:w="1029"/>
+      </w:tblGrid>
+      <w:tr>
+        <w:trPr>
+          <w:trHeight w:val="440" w:hRule="exact"/>
+          <w:cantSplit w:val="true"/>
+        </w:trPr>
+        <w:tc>
+          <w:tcPr>
+            <w:tcW w:w="1017" w:type="dxa"/>
+            <w:tcBorders>
+              <w:top w:val="single" w:sz="4" w:space="0" w:color="000000"/>
+              <w:left w:val="single" w:sz="4" w:space="0" w:color="000000"/>
+              <w:bottom w:val="single" w:sz="4" w:space="0" w:color="000000"/>
+            </w:tcBorders>
+            <w:vAlign w:val="bottom"/>
+          </w:tcPr>
+          <w:p>
+            <w:pPr>
+              <w:pStyle w:val="Normal"/>
+              <w:widowControl w:val="false"/>
+              <w:spacing w:lineRule="auto" w:line="180" w:before="0" w:after="60"/>
+              <w:jc w:val="center"/>
+              <w:rPr>
+                <w:color w:val="000000"/>
+                <w:sz w:val="16"/>
+                <w:szCs w:val="16"/>
+              </w:rPr>
+            </w:pPr>
+            <w:r>
+              <w:rPr>
+                <w:rFonts w:eastAsia="arial" w:ascii="arial" w:hAnsi="arial"/>
+                <w:b/>
+                <w:color w:val="000000"/>
+                <w:sz w:val="16"/>
+                <w:szCs w:val="16"/>
+              </w:rPr>
+              <w:t>HUD</w:t>
+            </w:r>
+          </w:p>
+        </w:tc>
+        <w:tc>
+          <w:tcPr>
+            <w:tcW w:w="1019" w:type="dxa"/>
+            <w:tcBorders>
+              <w:top w:val="single" w:sz="4" w:space="0" w:color="000000"/>
+              <w:left w:val="single" w:sz="4" w:space="0" w:color="000000"/>
+              <w:bottom w:val="single" w:sz="4" w:space="0" w:color="000000"/>
+            </w:tcBorders>
+            <w:vAlign w:val="bottom"/>
+          </w:tcPr>
+          <w:p>
+            <w:pPr>
+              <w:pStyle w:val="Normal"/>
+              <w:widowControl w:val="false"/>
+              <w:spacing w:lineRule="auto" w:line="180"/>
+              <w:jc w:val="center"/>
+              <w:rPr>
+                <w:rFonts w:ascii="arial" w:hAnsi="arial" w:eastAsia="arial"/>
+                <w:color w:val="000000"/>
+                <w:sz w:val="16"/>
+                <w:szCs w:val="16"/>
+              </w:rPr>
+            </w:pPr>
+            <w:r>
+              <w:rPr>
+                <w:rFonts w:eastAsia="arial" w:ascii="arial" w:hAnsi="arial"/>
+                <w:color w:val="000000"/>
+                <w:sz w:val="16"/>
+                <w:szCs w:val="16"/>
+              </w:rPr>
+              <w:t>Schedule</w:t>
+            </w:r>
+          </w:p>
+        </w:tc>
+        <w:tc>
+          <w:tcPr>
+            <w:tcW w:w="1014" w:type="dxa"/>
+            <w:tcBorders>
+              <w:top w:val="single" w:sz="4" w:space="0" w:color="000000"/>
+              <w:left w:val="single" w:sz="4" w:space="0" w:color="000000"/>
+              <w:bottom w:val="single" w:sz="4" w:space="0" w:color="000000"/>
+            </w:tcBorders>
+            <w:vAlign w:val="bottom"/>
+          </w:tcPr>
+          <w:p>
+            <w:pPr>
+              <w:pStyle w:val="Normal"/>
+              <w:widowControl w:val="false"/>
+              <w:spacing w:lineRule="auto" w:line="180"/>
+              <w:jc w:val="center"/>
+              <w:rPr>
+                <w:color w:val="000000"/>
+                <w:sz w:val="16"/>
+                <w:szCs w:val="16"/>
+              </w:rPr>
+            </w:pPr>
+            <w:r>
+              <w:rPr>
+                <w:color w:val="000000"/>
+                <w:sz w:val="16"/>
+                <w:szCs w:val="16"/>
+              </w:rPr>
+            </w:r>
+          </w:p>
+        </w:tc>
+        <w:tc>
+          <w:tcPr>
+            <w:tcW w:w="1016" w:type="dxa"/>
+            <w:tcBorders>
+              <w:top w:val="single" w:sz="4" w:space="0" w:color="000000"/>
+              <w:left w:val="single" w:sz="4" w:space="0" w:color="000000"/>
+              <w:bottom w:val="single" w:sz="4" w:space="0" w:color="000000"/>
+            </w:tcBorders>
+            <w:vAlign w:val="bottom"/>
+          </w:tcPr>
+          <w:p>
+            <w:pPr>
+              <w:pStyle w:val="Normal"/>
+              <w:widowControl w:val="false"/>
+              <w:spacing w:lineRule="auto" w:line="180"/>
+              <w:jc w:val="center"/>
+              <w:rPr>
+                <w:sz w:val="16"/>
+                <w:szCs w:val="16"/>
+              </w:rPr>
+            </w:pPr>
+            <w:r>
+              <w:rPr>
+                <w:sz w:val="16"/>
+                <w:szCs w:val="16"/>
+              </w:rPr>
+              <w:t>Sifa</w:t>
+            </w:r>
+          </w:p>
+        </w:tc>
+        <w:tc>
+          <w:tcPr>
+            <w:tcW w:w="1020" w:type="dxa"/>
+            <w:tcBorders>
+              <w:top w:val="single" w:sz="4" w:space="0" w:color="000000"/>
+              <w:left w:val="single" w:sz="4" w:space="0" w:color="000000"/>
+              <w:bottom w:val="single" w:sz="4" w:space="0" w:color="000000"/>
+            </w:tcBorders>
+            <w:vAlign w:val="bottom"/>
+          </w:tcPr>
+          <w:p>
+            <w:pPr>
+              <w:pStyle w:val="Normal"/>
+              <w:widowControl w:val="false"/>
+              <w:spacing w:lineRule="auto" w:line="180"/>
+              <w:jc w:val="center"/>
+              <w:rPr>
+                <w:color w:val="000000"/>
+                <w:sz w:val="16"/>
+                <w:szCs w:val="16"/>
+              </w:rPr>
+            </w:pPr>
+            <w:r>
+              <w:rPr>
+                <w:rFonts w:eastAsia="arial" w:ascii="arial" w:hAnsi="arial"/>
+                <w:color w:val="000000"/>
+                <w:sz w:val="16"/>
+                <w:szCs w:val="16"/>
+              </w:rPr>
+              <w:t>Engine Stop</w:t>
+            </w:r>
+          </w:p>
+        </w:tc>
+        <w:tc>
+          <w:tcPr>
+            <w:tcW w:w="1016" w:type="dxa"/>
+            <w:tcBorders>
+              <w:top w:val="single" w:sz="4" w:space="0" w:color="000000"/>
+              <w:left w:val="single" w:sz="4" w:space="0" w:color="000000"/>
+              <w:bottom w:val="single" w:sz="4" w:space="0" w:color="000000"/>
+            </w:tcBorders>
+            <w:vAlign w:val="bottom"/>
+          </w:tcPr>
+          <w:p>
+            <w:pPr>
+              <w:pStyle w:val="Normal"/>
+              <w:widowControl w:val="false"/>
+              <w:jc w:val="center"/>
+              <w:rPr>
+                <w:sz w:val="16"/>
+                <w:szCs w:val="16"/>
+              </w:rPr>
+            </w:pPr>
+            <w:r>
+              <w:rPr>
+                <w:rFonts w:eastAsia="arial" w:ascii="arial" w:hAnsi="arial"/>
+                <w:color w:val="000000"/>
+                <w:sz w:val="16"/>
+                <w:szCs w:val="16"/>
+              </w:rPr>
+              <w:t>PZB Mode U</w:t>
+            </w:r>
+          </w:p>
+        </w:tc>
+        <w:tc>
+          <w:tcPr>
+            <w:tcW w:w="1016" w:type="dxa"/>
+            <w:tcBorders>
+              <w:top w:val="single" w:sz="4" w:space="0" w:color="000000"/>
+              <w:left w:val="single" w:sz="4" w:space="0" w:color="000000"/>
+              <w:bottom w:val="single" w:sz="4" w:space="0" w:color="000000"/>
+            </w:tcBorders>
+            <w:vAlign w:val="bottom"/>
+          </w:tcPr>
+          <w:p>
+            <w:pPr>
+              <w:pStyle w:val="Normal"/>
+              <w:widowControl w:val="false"/>
+              <w:jc w:val="center"/>
+              <w:rPr>
+                <w:sz w:val="16"/>
+                <w:szCs w:val="16"/>
+              </w:rPr>
+            </w:pPr>
+            <w:r>
+              <w:rPr>
+                <w:sz w:val="16"/>
+                <w:szCs w:val="16"/>
+              </w:rPr>
+            </w:r>
+          </w:p>
+        </w:tc>
+        <w:tc>
+          <w:tcPr>
+            <w:tcW w:w="1017" w:type="dxa"/>
+            <w:tcBorders>
+              <w:top w:val="single" w:sz="4" w:space="0" w:color="000000"/>
+              <w:left w:val="single" w:sz="4" w:space="0" w:color="000000"/>
+              <w:bottom w:val="single" w:sz="4" w:space="0" w:color="000000"/>
+            </w:tcBorders>
+            <w:vAlign w:val="bottom"/>
+          </w:tcPr>
+          <w:p>
+            <w:pPr>
+              <w:pStyle w:val="Normal"/>
+              <w:widowControl w:val="false"/>
+              <w:jc w:val="center"/>
+              <w:rPr>
+                <w:sz w:val="16"/>
+                <w:szCs w:val="16"/>
+              </w:rPr>
+            </w:pPr>
+            <w:r>
+              <w:rPr>
+                <w:rFonts w:eastAsia="arial" w:ascii="arial" w:hAnsi="arial"/>
+                <w:color w:val="000000"/>
+                <w:sz w:val="16"/>
+                <w:szCs w:val="16"/>
+              </w:rPr>
+              <w:t>Gauge Light Dw</w:t>
+            </w:r>
+          </w:p>
+        </w:tc>
+        <w:tc>
+          <w:tcPr>
+            <w:tcW w:w="1016" w:type="dxa"/>
+            <w:tcBorders>
+              <w:top w:val="single" w:sz="4" w:space="0" w:color="000000"/>
+              <w:left w:val="single" w:sz="4" w:space="0" w:color="000000"/>
+              <w:bottom w:val="single" w:sz="4" w:space="0" w:color="000000"/>
+            </w:tcBorders>
+            <w:vAlign w:val="bottom"/>
+          </w:tcPr>
+          <w:p>
+            <w:pPr>
+              <w:pStyle w:val="Normal"/>
+              <w:widowControl w:val="false"/>
+              <w:jc w:val="center"/>
+              <w:rPr>
+                <w:color w:val="000000"/>
+                <w:sz w:val="16"/>
+                <w:szCs w:val="16"/>
+              </w:rPr>
+            </w:pPr>
+            <w:r>
+              <w:rPr>
+                <w:rFonts w:eastAsia="arial" w:ascii="arial" w:hAnsi="arial"/>
+                <w:color w:val="000000"/>
+                <w:sz w:val="16"/>
+                <w:szCs w:val="16"/>
+              </w:rPr>
+              <w:t>Signal Light Off</w:t>
+            </w:r>
+          </w:p>
+        </w:tc>
+        <w:tc>
+          <w:tcPr>
+            <w:tcW w:w="1020" w:type="dxa"/>
+            <w:tcBorders>
+              <w:top w:val="single" w:sz="4" w:space="0" w:color="000000"/>
+              <w:left w:val="single" w:sz="4" w:space="0" w:color="000000"/>
+              <w:bottom w:val="single" w:sz="4" w:space="0" w:color="000000"/>
+            </w:tcBorders>
+            <w:vAlign w:val="bottom"/>
+          </w:tcPr>
+          <w:p>
+            <w:pPr>
+              <w:pStyle w:val="Normal"/>
+              <w:widowControl w:val="false"/>
+              <w:spacing w:lineRule="auto" w:line="180"/>
+              <w:jc w:val="center"/>
+              <w:rPr>
+                <w:sz w:val="16"/>
+                <w:szCs w:val="16"/>
+              </w:rPr>
+            </w:pPr>
+            <w:r>
+              <w:rPr>
+                <w:rFonts w:eastAsia="arial" w:ascii="arial" w:hAnsi="arial"/>
+                <w:color w:val="000000"/>
+                <w:sz w:val="16"/>
+                <w:szCs w:val="16"/>
+              </w:rPr>
+              <w:t>Gear Long Distance</w:t>
+            </w:r>
+          </w:p>
+        </w:tc>
+        <w:tc>
+          <w:tcPr>
+            <w:tcW w:w="1016" w:type="dxa"/>
+            <w:tcBorders>
+              <w:top w:val="single" w:sz="4" w:space="0" w:color="000000"/>
+              <w:left w:val="single" w:sz="4" w:space="0" w:color="000000"/>
+              <w:bottom w:val="single" w:sz="4" w:space="0" w:color="000000"/>
+            </w:tcBorders>
+            <w:vAlign w:val="bottom"/>
+          </w:tcPr>
+          <w:p>
+            <w:pPr>
+              <w:pStyle w:val="Normal"/>
+              <w:widowControl w:val="false"/>
+              <w:spacing w:lineRule="auto" w:line="180"/>
+              <w:jc w:val="center"/>
+              <w:rPr>
+                <w:color w:val="000000"/>
+                <w:sz w:val="16"/>
+                <w:szCs w:val="16"/>
+              </w:rPr>
+            </w:pPr>
+            <w:r>
+              <w:rPr>
+                <w:rFonts w:ascii="arial" w:hAnsi="arial" w:eastAsia="arial"/>
+                <w:color w:val="000000"/>
+                <w:sz w:val="16"/>
+                <w:szCs w:val="16"/>
+              </w:rPr>
+              <w:t xml:space="preserve"> </w:t>
+            </w:r>
+            <w:r>
+              <w:rPr>
+                <w:rFonts w:eastAsia="arial" w:ascii="arial" w:hAnsi="arial"/>
+                <w:color w:val="000000"/>
+                <w:sz w:val="16"/>
+                <w:szCs w:val="16"/>
+              </w:rPr>
+              <w:t xml:space="preserve">Cab Light </w:t>
+            </w:r>
+            <w:r>
+              <w:rPr>
+                <w:rFonts w:eastAsia="arial" w:ascii="arial" w:hAnsi="arial"/>
+                <w:color w:val="000000"/>
+                <w:sz w:val="16"/>
+                <w:szCs w:val="16"/>
+              </w:rPr>
+              <w:t>On</w:t>
             </w:r>
           </w:p>
         </w:tc>

--- a/raildriver-Germany-Remapped.docx
+++ b/raildriver-Germany-Remapped.docx
@@ -311,6 +311,104 @@
                 <w:sz w:val="16"/>
                 <w:szCs w:val="16"/>
               </w:rPr>
+              <w:t>Train Light On</w:t>
+            </w:r>
+          </w:p>
+        </w:tc>
+        <w:tc>
+          <w:tcPr>
+            <w:tcW w:w="1017" w:type="dxa"/>
+            <w:tcBorders>
+              <w:top w:val="single" w:sz="4" w:space="0" w:color="000000"/>
+              <w:left w:val="single" w:sz="4" w:space="0" w:color="000000"/>
+              <w:bottom w:val="single" w:sz="4" w:space="0" w:color="000000"/>
+            </w:tcBorders>
+            <w:vAlign w:val="bottom"/>
+          </w:tcPr>
+          <w:p>
+            <w:pPr>
+              <w:pStyle w:val="Normal"/>
+              <w:widowControl w:val="false"/>
+              <w:jc w:val="center"/>
+              <w:rPr>
+                <w:rFonts w:ascii="arial" w:hAnsi="arial" w:eastAsia="arial"/>
+                <w:color w:val="000000"/>
+                <w:sz w:val="16"/>
+                <w:szCs w:val="16"/>
+              </w:rPr>
+            </w:pPr>
+            <w:r>
+              <w:rPr>
+                <w:rFonts w:eastAsia="arial" w:ascii="arial" w:hAnsi="arial"/>
+                <w:color w:val="000000"/>
+                <w:sz w:val="16"/>
+                <w:szCs w:val="16"/>
+              </w:rPr>
+              <w:t>Signal Light HL</w:t>
+            </w:r>
+          </w:p>
+        </w:tc>
+        <w:tc>
+          <w:tcPr>
+            <w:tcW w:w="1016" w:type="dxa"/>
+            <w:tcBorders>
+              <w:top w:val="single" w:sz="4" w:space="0" w:color="000000"/>
+              <w:left w:val="single" w:sz="4" w:space="0" w:color="000000"/>
+              <w:bottom w:val="single" w:sz="4" w:space="0" w:color="000000"/>
+            </w:tcBorders>
+            <w:vAlign w:val="bottom"/>
+          </w:tcPr>
+          <w:p>
+            <w:pPr>
+              <w:pStyle w:val="Normal"/>
+              <w:widowControl w:val="false"/>
+              <w:jc w:val="center"/>
+              <w:rPr>
+                <w:rFonts w:ascii="arial" w:hAnsi="arial" w:eastAsia="arial"/>
+                <w:color w:val="000000"/>
+                <w:sz w:val="16"/>
+                <w:szCs w:val="16"/>
+              </w:rPr>
+            </w:pPr>
+            <w:r>
+              <w:rPr>
+                <w:rFonts w:eastAsia="arial" w:ascii="arial" w:hAnsi="arial"/>
+                <w:color w:val="000000"/>
+                <w:sz w:val="16"/>
+                <w:szCs w:val="16"/>
+              </w:rPr>
+              <w:t>Master Light Up</w:t>
+            </w:r>
+          </w:p>
+        </w:tc>
+        <w:tc>
+          <w:tcPr>
+            <w:tcW w:w="1020" w:type="dxa"/>
+            <w:tcBorders>
+              <w:top w:val="single" w:sz="4" w:space="0" w:color="000000"/>
+              <w:left w:val="single" w:sz="4" w:space="0" w:color="000000"/>
+              <w:bottom w:val="single" w:sz="4" w:space="0" w:color="000000"/>
+            </w:tcBorders>
+            <w:vAlign w:val="bottom"/>
+          </w:tcPr>
+          <w:p>
+            <w:pPr>
+              <w:pStyle w:val="Normal"/>
+              <w:widowControl w:val="false"/>
+              <w:jc w:val="center"/>
+              <w:rPr>
+                <w:color w:val="000000"/>
+                <w:sz w:val="16"/>
+                <w:szCs w:val="16"/>
+              </w:rPr>
+            </w:pPr>
+            <w:r>
+              <w:rPr>
+                <w:rFonts w:eastAsia="arial" w:ascii="arial" w:hAnsi="arial"/>
+                <w:color w:val="000000"/>
+                <w:sz w:val="16"/>
+                <w:szCs w:val="16"/>
+              </w:rPr>
               <w:t>Brake</w:t>
             </w:r>
           </w:p>
@@ -333,105 +431,6 @@
                 <w:szCs w:val="16"/>
               </w:rPr>
               <w:t>Unlock</w:t>
-            </w:r>
-          </w:p>
-        </w:tc>
-        <w:tc>
-          <w:tcPr>
-            <w:tcW w:w="1017" w:type="dxa"/>
-            <w:tcBorders>
-              <w:top w:val="single" w:sz="4" w:space="0" w:color="000000"/>
-              <w:left w:val="single" w:sz="4" w:space="0" w:color="000000"/>
-              <w:bottom w:val="single" w:sz="4" w:space="0" w:color="000000"/>
-            </w:tcBorders>
-            <w:vAlign w:val="bottom"/>
-          </w:tcPr>
-          <w:p>
-            <w:pPr>
-              <w:pStyle w:val="Normal"/>
-              <w:widowControl w:val="false"/>
-              <w:jc w:val="center"/>
-              <w:rPr>
-                <w:rFonts w:ascii="arial" w:hAnsi="arial" w:eastAsia="arial"/>
-                <w:color w:val="000000"/>
-                <w:sz w:val="16"/>
-                <w:szCs w:val="16"/>
-              </w:rPr>
-            </w:pPr>
-            <w:r>
-              <w:rPr>
-                <w:rFonts w:eastAsia="arial" w:ascii="arial" w:hAnsi="arial"/>
-                <w:color w:val="000000"/>
-                <w:sz w:val="16"/>
-                <w:szCs w:val="16"/>
-              </w:rPr>
-              <w:t>Signal Light HL</w:t>
-            </w:r>
-          </w:p>
-        </w:tc>
-        <w:tc>
-          <w:tcPr>
-            <w:tcW w:w="1016" w:type="dxa"/>
-            <w:tcBorders>
-              <w:top w:val="single" w:sz="4" w:space="0" w:color="000000"/>
-              <w:left w:val="single" w:sz="4" w:space="0" w:color="000000"/>
-              <w:bottom w:val="single" w:sz="4" w:space="0" w:color="000000"/>
-            </w:tcBorders>
-            <w:vAlign w:val="bottom"/>
-          </w:tcPr>
-          <w:p>
-            <w:pPr>
-              <w:pStyle w:val="Normal"/>
-              <w:widowControl w:val="false"/>
-              <w:jc w:val="center"/>
-              <w:rPr>
-                <w:rFonts w:ascii="arial" w:hAnsi="arial" w:eastAsia="arial"/>
-                <w:color w:val="000000"/>
-                <w:sz w:val="16"/>
-                <w:szCs w:val="16"/>
-              </w:rPr>
-            </w:pPr>
-            <w:r>
-              <w:rPr>
-                <w:rFonts w:eastAsia="arial" w:ascii="arial" w:hAnsi="arial"/>
-                <w:color w:val="000000"/>
-                <w:sz w:val="16"/>
-                <w:szCs w:val="16"/>
-              </w:rPr>
-              <w:t>Master Light Up</w:t>
-            </w:r>
-          </w:p>
-        </w:tc>
-        <w:tc>
-          <w:tcPr>
-            <w:tcW w:w="1020" w:type="dxa"/>
-            <w:tcBorders>
-              <w:top w:val="single" w:sz="4" w:space="0" w:color="000000"/>
-              <w:left w:val="single" w:sz="4" w:space="0" w:color="000000"/>
-              <w:bottom w:val="single" w:sz="4" w:space="0" w:color="000000"/>
-            </w:tcBorders>
-            <w:vAlign w:val="bottom"/>
-          </w:tcPr>
-          <w:p>
-            <w:pPr>
-              <w:pStyle w:val="Normal"/>
-              <w:widowControl w:val="false"/>
-              <w:jc w:val="center"/>
-              <w:rPr>
-                <w:rFonts w:ascii="arial" w:hAnsi="arial" w:eastAsia="arial"/>
-                <w:color w:val="000000"/>
-                <w:sz w:val="16"/>
-                <w:szCs w:val="16"/>
-              </w:rPr>
-            </w:pPr>
-            <w:r>
-              <w:rPr>
-                <w:rFonts w:eastAsia="arial" w:ascii="arial" w:hAnsi="arial"/>
-                <w:color w:val="000000"/>
-                <w:sz w:val="16"/>
-                <w:szCs w:val="16"/>
-              </w:rPr>
-              <w:t>Emer. Brake</w:t>
             </w:r>
           </w:p>
         </w:tc>
@@ -920,6 +919,104 @@
             <w:pPr>
               <w:pStyle w:val="Normal"/>
               <w:widowControl w:val="false"/>
+              <w:jc w:val="center"/>
+              <w:rPr>
+                <w:color w:val="000000"/>
+                <w:sz w:val="16"/>
+                <w:szCs w:val="16"/>
+              </w:rPr>
+            </w:pPr>
+            <w:r>
+              <w:rPr>
+                <w:rFonts w:eastAsia="arial" w:ascii="arial" w:hAnsi="arial"/>
+                <w:color w:val="000000"/>
+                <w:sz w:val="16"/>
+                <w:szCs w:val="16"/>
+              </w:rPr>
+              <w:t>Train Light Off</w:t>
+            </w:r>
+          </w:p>
+        </w:tc>
+        <w:tc>
+          <w:tcPr>
+            <w:tcW w:w="1017" w:type="dxa"/>
+            <w:tcBorders>
+              <w:top w:val="single" w:sz="4" w:space="0" w:color="000000"/>
+              <w:left w:val="single" w:sz="4" w:space="0" w:color="000000"/>
+              <w:bottom w:val="single" w:sz="4" w:space="0" w:color="000000"/>
+            </w:tcBorders>
+            <w:vAlign w:val="bottom"/>
+          </w:tcPr>
+          <w:p>
+            <w:pPr>
+              <w:pStyle w:val="Normal"/>
+              <w:widowControl w:val="false"/>
+              <w:jc w:val="center"/>
+              <w:rPr>
+                <w:rFonts w:ascii="arial" w:hAnsi="arial" w:eastAsia="arial"/>
+                <w:color w:val="000000"/>
+                <w:sz w:val="16"/>
+                <w:szCs w:val="16"/>
+              </w:rPr>
+            </w:pPr>
+            <w:r>
+              <w:rPr>
+                <w:rFonts w:eastAsia="arial" w:ascii="arial" w:hAnsi="arial"/>
+                <w:color w:val="000000"/>
+                <w:sz w:val="16"/>
+                <w:szCs w:val="16"/>
+              </w:rPr>
+              <w:t>Signal Light TL</w:t>
+            </w:r>
+          </w:p>
+        </w:tc>
+        <w:tc>
+          <w:tcPr>
+            <w:tcW w:w="1016" w:type="dxa"/>
+            <w:tcBorders>
+              <w:top w:val="single" w:sz="4" w:space="0" w:color="000000"/>
+              <w:left w:val="single" w:sz="4" w:space="0" w:color="000000"/>
+              <w:bottom w:val="single" w:sz="4" w:space="0" w:color="000000"/>
+            </w:tcBorders>
+            <w:vAlign w:val="bottom"/>
+          </w:tcPr>
+          <w:p>
+            <w:pPr>
+              <w:pStyle w:val="Normal"/>
+              <w:widowControl w:val="false"/>
+              <w:jc w:val="center"/>
+              <w:rPr>
+                <w:rFonts w:ascii="arial" w:hAnsi="arial" w:eastAsia="arial"/>
+                <w:color w:val="000000"/>
+                <w:sz w:val="16"/>
+                <w:szCs w:val="16"/>
+              </w:rPr>
+            </w:pPr>
+            <w:r>
+              <w:rPr>
+                <w:rFonts w:eastAsia="arial" w:ascii="arial" w:hAnsi="arial"/>
+                <w:color w:val="000000"/>
+                <w:sz w:val="16"/>
+                <w:szCs w:val="16"/>
+              </w:rPr>
+              <w:t>Master Light Dw.</w:t>
+            </w:r>
+          </w:p>
+        </w:tc>
+        <w:tc>
+          <w:tcPr>
+            <w:tcW w:w="1020" w:type="dxa"/>
+            <w:tcBorders>
+              <w:top w:val="single" w:sz="4" w:space="0" w:color="000000"/>
+              <w:left w:val="single" w:sz="4" w:space="0" w:color="000000"/>
+              <w:bottom w:val="single" w:sz="4" w:space="0" w:color="000000"/>
+            </w:tcBorders>
+            <w:vAlign w:val="bottom"/>
+          </w:tcPr>
+          <w:p>
+            <w:pPr>
+              <w:pStyle w:val="Normal"/>
+              <w:widowControl w:val="false"/>
               <w:spacing w:lineRule="auto" w:line="180"/>
               <w:jc w:val="center"/>
               <w:rPr>
@@ -936,101 +1033,6 @@
                 <w:szCs w:val="16"/>
               </w:rPr>
               <w:t>Brake Lock</w:t>
-            </w:r>
-          </w:p>
-        </w:tc>
-        <w:tc>
-          <w:tcPr>
-            <w:tcW w:w="1017" w:type="dxa"/>
-            <w:tcBorders>
-              <w:top w:val="single" w:sz="4" w:space="0" w:color="000000"/>
-              <w:left w:val="single" w:sz="4" w:space="0" w:color="000000"/>
-              <w:bottom w:val="single" w:sz="4" w:space="0" w:color="000000"/>
-            </w:tcBorders>
-            <w:vAlign w:val="bottom"/>
-          </w:tcPr>
-          <w:p>
-            <w:pPr>
-              <w:pStyle w:val="Normal"/>
-              <w:widowControl w:val="false"/>
-              <w:jc w:val="center"/>
-              <w:rPr>
-                <w:rFonts w:ascii="arial" w:hAnsi="arial" w:eastAsia="arial"/>
-                <w:color w:val="000000"/>
-                <w:sz w:val="16"/>
-                <w:szCs w:val="16"/>
-              </w:rPr>
-            </w:pPr>
-            <w:r>
-              <w:rPr>
-                <w:rFonts w:eastAsia="arial" w:ascii="arial" w:hAnsi="arial"/>
-                <w:color w:val="000000"/>
-                <w:sz w:val="16"/>
-                <w:szCs w:val="16"/>
-              </w:rPr>
-              <w:t>Signal Light TL</w:t>
-            </w:r>
-          </w:p>
-        </w:tc>
-        <w:tc>
-          <w:tcPr>
-            <w:tcW w:w="1016" w:type="dxa"/>
-            <w:tcBorders>
-              <w:top w:val="single" w:sz="4" w:space="0" w:color="000000"/>
-              <w:left w:val="single" w:sz="4" w:space="0" w:color="000000"/>
-              <w:bottom w:val="single" w:sz="4" w:space="0" w:color="000000"/>
-            </w:tcBorders>
-            <w:vAlign w:val="bottom"/>
-          </w:tcPr>
-          <w:p>
-            <w:pPr>
-              <w:pStyle w:val="Normal"/>
-              <w:widowControl w:val="false"/>
-              <w:jc w:val="center"/>
-              <w:rPr>
-                <w:rFonts w:ascii="arial" w:hAnsi="arial" w:eastAsia="arial"/>
-                <w:color w:val="000000"/>
-                <w:sz w:val="16"/>
-                <w:szCs w:val="16"/>
-              </w:rPr>
-            </w:pPr>
-            <w:r>
-              <w:rPr>
-                <w:rFonts w:eastAsia="arial" w:ascii="arial" w:hAnsi="arial"/>
-                <w:color w:val="000000"/>
-                <w:sz w:val="16"/>
-                <w:szCs w:val="16"/>
-              </w:rPr>
-              <w:t>Master Light Dw.</w:t>
-            </w:r>
-          </w:p>
-        </w:tc>
-        <w:tc>
-          <w:tcPr>
-            <w:tcW w:w="1020" w:type="dxa"/>
-            <w:tcBorders>
-              <w:top w:val="single" w:sz="4" w:space="0" w:color="000000"/>
-              <w:left w:val="single" w:sz="4" w:space="0" w:color="000000"/>
-              <w:bottom w:val="single" w:sz="4" w:space="0" w:color="000000"/>
-            </w:tcBorders>
-            <w:vAlign w:val="bottom"/>
-          </w:tcPr>
-          <w:p>
-            <w:pPr>
-              <w:pStyle w:val="Normal"/>
-              <w:widowControl w:val="false"/>
-              <w:jc w:val="center"/>
-              <w:rPr>
-                <w:sz w:val="16"/>
-                <w:szCs w:val="16"/>
-              </w:rPr>
-            </w:pPr>
-            <w:r>
-              <w:rPr>
-                <w:sz w:val="16"/>
-                <w:szCs w:val="16"/>
-              </w:rPr>
-              <w:t>Emer. Brake</w:t>
             </w:r>
           </w:p>
         </w:tc>
@@ -1557,6 +1559,126 @@
                 <w:sz w:val="16"/>
                 <w:szCs w:val="16"/>
               </w:rPr>
+              <w:t>Train Light On</w:t>
+            </w:r>
+          </w:p>
+        </w:tc>
+        <w:tc>
+          <w:tcPr>
+            <w:tcW w:w="1017" w:type="dxa"/>
+            <w:tcBorders>
+              <w:top w:val="single" w:sz="4" w:space="0" w:color="000000"/>
+              <w:left w:val="single" w:sz="4" w:space="0" w:color="000000"/>
+              <w:bottom w:val="single" w:sz="4" w:space="0" w:color="000000"/>
+            </w:tcBorders>
+            <w:vAlign w:val="bottom"/>
+          </w:tcPr>
+          <w:p>
+            <w:pPr>
+              <w:pStyle w:val="Normal"/>
+              <w:widowControl w:val="false"/>
+              <w:jc w:val="center"/>
+              <w:rPr>
+                <w:rFonts w:ascii="arial" w:hAnsi="arial" w:eastAsia="arial"/>
+                <w:color w:val="000000"/>
+                <w:sz w:val="16"/>
+                <w:szCs w:val="16"/>
+              </w:rPr>
+            </w:pPr>
+            <w:r>
+              <w:rPr>
+                <w:rFonts w:eastAsia="arial" w:ascii="arial" w:hAnsi="arial"/>
+                <w:color w:val="000000"/>
+                <w:sz w:val="16"/>
+                <w:szCs w:val="16"/>
+              </w:rPr>
+              <w:t>Signal Light HL</w:t>
+            </w:r>
+          </w:p>
+        </w:tc>
+        <w:tc>
+          <w:tcPr>
+            <w:tcW w:w="1016" w:type="dxa"/>
+            <w:tcBorders>
+              <w:top w:val="single" w:sz="4" w:space="0" w:color="000000"/>
+              <w:left w:val="single" w:sz="4" w:space="0" w:color="000000"/>
+              <w:bottom w:val="single" w:sz="4" w:space="0" w:color="000000"/>
+            </w:tcBorders>
+            <w:vAlign w:val="bottom"/>
+          </w:tcPr>
+          <w:p>
+            <w:pPr>
+              <w:pStyle w:val="Normal"/>
+              <w:widowControl w:val="false"/>
+              <w:jc w:val="center"/>
+              <w:rPr>
+                <w:rFonts w:ascii="arial" w:hAnsi="arial" w:eastAsia="arial"/>
+                <w:color w:val="000000"/>
+                <w:sz w:val="16"/>
+                <w:szCs w:val="16"/>
+              </w:rPr>
+            </w:pPr>
+            <w:r>
+              <w:rPr>
+                <w:rFonts w:eastAsia="arial" w:ascii="arial" w:hAnsi="arial"/>
+                <w:color w:val="000000"/>
+                <w:sz w:val="16"/>
+                <w:szCs w:val="16"/>
+              </w:rPr>
+              <w:t>Inst. Light</w:t>
+            </w:r>
+          </w:p>
+          <w:p>
+            <w:pPr>
+              <w:pStyle w:val="Normal"/>
+              <w:widowControl w:val="false"/>
+              <w:jc w:val="center"/>
+              <w:rPr>
+                <w:rFonts w:ascii="arial" w:hAnsi="arial" w:eastAsia="arial"/>
+                <w:color w:val="000000"/>
+                <w:sz w:val="16"/>
+                <w:szCs w:val="16"/>
+              </w:rPr>
+            </w:pPr>
+            <w:r>
+              <w:rPr>
+                <w:rFonts w:eastAsia="arial" w:ascii="arial" w:hAnsi="arial"/>
+                <w:color w:val="000000"/>
+                <w:sz w:val="16"/>
+                <w:szCs w:val="16"/>
+              </w:rPr>
+              <w:t>Up</w:t>
+            </w:r>
+          </w:p>
+        </w:tc>
+        <w:tc>
+          <w:tcPr>
+            <w:tcW w:w="1020" w:type="dxa"/>
+            <w:tcBorders>
+              <w:top w:val="single" w:sz="4" w:space="0" w:color="000000"/>
+              <w:left w:val="single" w:sz="4" w:space="0" w:color="000000"/>
+              <w:bottom w:val="single" w:sz="4" w:space="0" w:color="000000"/>
+            </w:tcBorders>
+            <w:vAlign w:val="bottom"/>
+          </w:tcPr>
+          <w:p>
+            <w:pPr>
+              <w:pStyle w:val="Normal"/>
+              <w:widowControl w:val="false"/>
+              <w:jc w:val="center"/>
+              <w:rPr>
+                <w:color w:val="000000"/>
+                <w:sz w:val="16"/>
+                <w:szCs w:val="16"/>
+              </w:rPr>
+            </w:pPr>
+            <w:r>
+              <w:rPr>
+                <w:rFonts w:eastAsia="arial" w:ascii="arial" w:hAnsi="arial"/>
+                <w:color w:val="000000"/>
+                <w:sz w:val="16"/>
+                <w:szCs w:val="16"/>
+              </w:rPr>
               <w:t>Brake</w:t>
             </w:r>
           </w:p>
@@ -1579,127 +1701,6 @@
                 <w:szCs w:val="16"/>
               </w:rPr>
               <w:t>Unlock</w:t>
-            </w:r>
-          </w:p>
-        </w:tc>
-        <w:tc>
-          <w:tcPr>
-            <w:tcW w:w="1017" w:type="dxa"/>
-            <w:tcBorders>
-              <w:top w:val="single" w:sz="4" w:space="0" w:color="000000"/>
-              <w:left w:val="single" w:sz="4" w:space="0" w:color="000000"/>
-              <w:bottom w:val="single" w:sz="4" w:space="0" w:color="000000"/>
-            </w:tcBorders>
-            <w:vAlign w:val="bottom"/>
-          </w:tcPr>
-          <w:p>
-            <w:pPr>
-              <w:pStyle w:val="Normal"/>
-              <w:widowControl w:val="false"/>
-              <w:jc w:val="center"/>
-              <w:rPr>
-                <w:rFonts w:ascii="arial" w:hAnsi="arial" w:eastAsia="arial"/>
-                <w:color w:val="000000"/>
-                <w:sz w:val="16"/>
-                <w:szCs w:val="16"/>
-              </w:rPr>
-            </w:pPr>
-            <w:r>
-              <w:rPr>
-                <w:rFonts w:eastAsia="arial" w:ascii="arial" w:hAnsi="arial"/>
-                <w:color w:val="000000"/>
-                <w:sz w:val="16"/>
-                <w:szCs w:val="16"/>
-              </w:rPr>
-              <w:t>Signal Light HL</w:t>
-            </w:r>
-          </w:p>
-        </w:tc>
-        <w:tc>
-          <w:tcPr>
-            <w:tcW w:w="1016" w:type="dxa"/>
-            <w:tcBorders>
-              <w:top w:val="single" w:sz="4" w:space="0" w:color="000000"/>
-              <w:left w:val="single" w:sz="4" w:space="0" w:color="000000"/>
-              <w:bottom w:val="single" w:sz="4" w:space="0" w:color="000000"/>
-            </w:tcBorders>
-            <w:vAlign w:val="bottom"/>
-          </w:tcPr>
-          <w:p>
-            <w:pPr>
-              <w:pStyle w:val="Normal"/>
-              <w:widowControl w:val="false"/>
-              <w:jc w:val="center"/>
-              <w:rPr>
-                <w:rFonts w:ascii="arial" w:hAnsi="arial" w:eastAsia="arial"/>
-                <w:color w:val="000000"/>
-                <w:sz w:val="16"/>
-                <w:szCs w:val="16"/>
-              </w:rPr>
-            </w:pPr>
-            <w:r>
-              <w:rPr>
-                <w:rFonts w:eastAsia="arial" w:ascii="arial" w:hAnsi="arial"/>
-                <w:color w:val="000000"/>
-                <w:sz w:val="16"/>
-                <w:szCs w:val="16"/>
-              </w:rPr>
-              <w:t>Inst. Light</w:t>
-            </w:r>
-          </w:p>
-          <w:p>
-            <w:pPr>
-              <w:pStyle w:val="Normal"/>
-              <w:widowControl w:val="false"/>
-              <w:jc w:val="center"/>
-              <w:rPr>
-                <w:rFonts w:ascii="arial" w:hAnsi="arial" w:eastAsia="arial"/>
-                <w:color w:val="000000"/>
-                <w:sz w:val="16"/>
-                <w:szCs w:val="16"/>
-              </w:rPr>
-            </w:pPr>
-            <w:r>
-              <w:rPr>
-                <w:rFonts w:eastAsia="arial" w:ascii="arial" w:hAnsi="arial"/>
-                <w:color w:val="000000"/>
-                <w:sz w:val="16"/>
-                <w:szCs w:val="16"/>
-              </w:rPr>
-              <w:t>Up</w:t>
-            </w:r>
-          </w:p>
-        </w:tc>
-        <w:tc>
-          <w:tcPr>
-            <w:tcW w:w="1020" w:type="dxa"/>
-            <w:tcBorders>
-              <w:top w:val="single" w:sz="4" w:space="0" w:color="000000"/>
-              <w:left w:val="single" w:sz="4" w:space="0" w:color="000000"/>
-              <w:bottom w:val="single" w:sz="4" w:space="0" w:color="000000"/>
-            </w:tcBorders>
-            <w:vAlign w:val="bottom"/>
-          </w:tcPr>
-          <w:p>
-            <w:pPr>
-              <w:pStyle w:val="Normal"/>
-              <w:widowControl w:val="false"/>
-              <w:jc w:val="center"/>
-              <w:rPr>
-                <w:rFonts w:ascii="arial" w:hAnsi="arial" w:eastAsia="arial"/>
-                <w:color w:val="000000"/>
-                <w:sz w:val="16"/>
-                <w:szCs w:val="16"/>
-              </w:rPr>
-            </w:pPr>
-            <w:r>
-              <w:rPr>
-                <w:rFonts w:eastAsia="arial" w:ascii="arial" w:hAnsi="arial"/>
-                <w:color w:val="000000"/>
-                <w:sz w:val="16"/>
-                <w:szCs w:val="16"/>
-              </w:rPr>
-              <w:t>Emer. Brake</w:t>
             </w:r>
           </w:p>
         </w:tc>
@@ -2188,6 +2189,126 @@
             <w:pPr>
               <w:pStyle w:val="Normal"/>
               <w:widowControl w:val="false"/>
+              <w:jc w:val="center"/>
+              <w:rPr>
+                <w:color w:val="000000"/>
+                <w:sz w:val="16"/>
+                <w:szCs w:val="16"/>
+              </w:rPr>
+            </w:pPr>
+            <w:r>
+              <w:rPr>
+                <w:rFonts w:eastAsia="arial" w:ascii="arial" w:hAnsi="arial"/>
+                <w:color w:val="000000"/>
+                <w:sz w:val="16"/>
+                <w:szCs w:val="16"/>
+              </w:rPr>
+              <w:t>Train Light Off</w:t>
+            </w:r>
+          </w:p>
+        </w:tc>
+        <w:tc>
+          <w:tcPr>
+            <w:tcW w:w="1017" w:type="dxa"/>
+            <w:tcBorders>
+              <w:top w:val="single" w:sz="4" w:space="0" w:color="000000"/>
+              <w:left w:val="single" w:sz="4" w:space="0" w:color="000000"/>
+              <w:bottom w:val="single" w:sz="4" w:space="0" w:color="000000"/>
+            </w:tcBorders>
+            <w:vAlign w:val="bottom"/>
+          </w:tcPr>
+          <w:p>
+            <w:pPr>
+              <w:pStyle w:val="Normal"/>
+              <w:widowControl w:val="false"/>
+              <w:jc w:val="center"/>
+              <w:rPr>
+                <w:rFonts w:ascii="arial" w:hAnsi="arial" w:eastAsia="arial"/>
+                <w:color w:val="000000"/>
+                <w:sz w:val="16"/>
+                <w:szCs w:val="16"/>
+              </w:rPr>
+            </w:pPr>
+            <w:r>
+              <w:rPr>
+                <w:rFonts w:eastAsia="arial" w:ascii="arial" w:hAnsi="arial"/>
+                <w:color w:val="000000"/>
+                <w:sz w:val="16"/>
+                <w:szCs w:val="16"/>
+              </w:rPr>
+              <w:t>Signal Light TL</w:t>
+            </w:r>
+          </w:p>
+        </w:tc>
+        <w:tc>
+          <w:tcPr>
+            <w:tcW w:w="1016" w:type="dxa"/>
+            <w:tcBorders>
+              <w:top w:val="single" w:sz="4" w:space="0" w:color="000000"/>
+              <w:left w:val="single" w:sz="4" w:space="0" w:color="000000"/>
+              <w:bottom w:val="single" w:sz="4" w:space="0" w:color="000000"/>
+            </w:tcBorders>
+            <w:vAlign w:val="bottom"/>
+          </w:tcPr>
+          <w:p>
+            <w:pPr>
+              <w:pStyle w:val="Normal"/>
+              <w:widowControl w:val="false"/>
+              <w:jc w:val="center"/>
+              <w:rPr>
+                <w:rFonts w:ascii="arial" w:hAnsi="arial" w:eastAsia="arial"/>
+                <w:color w:val="000000"/>
+                <w:sz w:val="16"/>
+                <w:szCs w:val="16"/>
+              </w:rPr>
+            </w:pPr>
+            <w:r>
+              <w:rPr>
+                <w:rFonts w:eastAsia="arial" w:ascii="arial" w:hAnsi="arial"/>
+                <w:color w:val="000000"/>
+                <w:sz w:val="16"/>
+                <w:szCs w:val="16"/>
+              </w:rPr>
+              <w:t>Inst. Light</w:t>
+            </w:r>
+          </w:p>
+          <w:p>
+            <w:pPr>
+              <w:pStyle w:val="Normal"/>
+              <w:widowControl w:val="false"/>
+              <w:jc w:val="center"/>
+              <w:rPr>
+                <w:rFonts w:ascii="arial" w:hAnsi="arial" w:eastAsia="arial"/>
+                <w:color w:val="000000"/>
+                <w:sz w:val="16"/>
+                <w:szCs w:val="16"/>
+              </w:rPr>
+            </w:pPr>
+            <w:r>
+              <w:rPr>
+                <w:rFonts w:eastAsia="arial" w:ascii="arial" w:hAnsi="arial"/>
+                <w:color w:val="000000"/>
+                <w:sz w:val="16"/>
+                <w:szCs w:val="16"/>
+              </w:rPr>
+              <w:t>Down</w:t>
+            </w:r>
+          </w:p>
+        </w:tc>
+        <w:tc>
+          <w:tcPr>
+            <w:tcW w:w="1020" w:type="dxa"/>
+            <w:tcBorders>
+              <w:top w:val="single" w:sz="4" w:space="0" w:color="000000"/>
+              <w:left w:val="single" w:sz="4" w:space="0" w:color="000000"/>
+              <w:bottom w:val="single" w:sz="4" w:space="0" w:color="000000"/>
+            </w:tcBorders>
+            <w:vAlign w:val="bottom"/>
+          </w:tcPr>
+          <w:p>
+            <w:pPr>
+              <w:pStyle w:val="Normal"/>
+              <w:widowControl w:val="false"/>
               <w:spacing w:lineRule="auto" w:line="180"/>
               <w:jc w:val="center"/>
               <w:rPr>
@@ -2204,123 +2325,6 @@
                 <w:szCs w:val="16"/>
               </w:rPr>
               <w:t>Brake Lock</w:t>
-            </w:r>
-          </w:p>
-        </w:tc>
-        <w:tc>
-          <w:tcPr>
-            <w:tcW w:w="1017" w:type="dxa"/>
-            <w:tcBorders>
-              <w:top w:val="single" w:sz="4" w:space="0" w:color="000000"/>
-              <w:left w:val="single" w:sz="4" w:space="0" w:color="000000"/>
-              <w:bottom w:val="single" w:sz="4" w:space="0" w:color="000000"/>
-            </w:tcBorders>
-            <w:vAlign w:val="bottom"/>
-          </w:tcPr>
-          <w:p>
-            <w:pPr>
-              <w:pStyle w:val="Normal"/>
-              <w:widowControl w:val="false"/>
-              <w:jc w:val="center"/>
-              <w:rPr>
-                <w:rFonts w:ascii="arial" w:hAnsi="arial" w:eastAsia="arial"/>
-                <w:color w:val="000000"/>
-                <w:sz w:val="16"/>
-                <w:szCs w:val="16"/>
-              </w:rPr>
-            </w:pPr>
-            <w:r>
-              <w:rPr>
-                <w:rFonts w:eastAsia="arial" w:ascii="arial" w:hAnsi="arial"/>
-                <w:color w:val="000000"/>
-                <w:sz w:val="16"/>
-                <w:szCs w:val="16"/>
-              </w:rPr>
-              <w:t>Signal Light TL</w:t>
-            </w:r>
-          </w:p>
-        </w:tc>
-        <w:tc>
-          <w:tcPr>
-            <w:tcW w:w="1016" w:type="dxa"/>
-            <w:tcBorders>
-              <w:top w:val="single" w:sz="4" w:space="0" w:color="000000"/>
-              <w:left w:val="single" w:sz="4" w:space="0" w:color="000000"/>
-              <w:bottom w:val="single" w:sz="4" w:space="0" w:color="000000"/>
-            </w:tcBorders>
-            <w:vAlign w:val="bottom"/>
-          </w:tcPr>
-          <w:p>
-            <w:pPr>
-              <w:pStyle w:val="Normal"/>
-              <w:widowControl w:val="false"/>
-              <w:jc w:val="center"/>
-              <w:rPr>
-                <w:rFonts w:ascii="arial" w:hAnsi="arial" w:eastAsia="arial"/>
-                <w:color w:val="000000"/>
-                <w:sz w:val="16"/>
-                <w:szCs w:val="16"/>
-              </w:rPr>
-            </w:pPr>
-            <w:r>
-              <w:rPr>
-                <w:rFonts w:eastAsia="arial" w:ascii="arial" w:hAnsi="arial"/>
-                <w:color w:val="000000"/>
-                <w:sz w:val="16"/>
-                <w:szCs w:val="16"/>
-              </w:rPr>
-              <w:t>Inst. Light</w:t>
-            </w:r>
-          </w:p>
-          <w:p>
-            <w:pPr>
-              <w:pStyle w:val="Normal"/>
-              <w:widowControl w:val="false"/>
-              <w:jc w:val="center"/>
-              <w:rPr>
-                <w:rFonts w:ascii="arial" w:hAnsi="arial" w:eastAsia="arial"/>
-                <w:color w:val="000000"/>
-                <w:sz w:val="16"/>
-                <w:szCs w:val="16"/>
-              </w:rPr>
-            </w:pPr>
-            <w:r>
-              <w:rPr>
-                <w:rFonts w:eastAsia="arial" w:ascii="arial" w:hAnsi="arial"/>
-                <w:color w:val="000000"/>
-                <w:sz w:val="16"/>
-                <w:szCs w:val="16"/>
-              </w:rPr>
-              <w:t>Down</w:t>
-            </w:r>
-          </w:p>
-        </w:tc>
-        <w:tc>
-          <w:tcPr>
-            <w:tcW w:w="1020" w:type="dxa"/>
-            <w:tcBorders>
-              <w:top w:val="single" w:sz="4" w:space="0" w:color="000000"/>
-              <w:left w:val="single" w:sz="4" w:space="0" w:color="000000"/>
-              <w:bottom w:val="single" w:sz="4" w:space="0" w:color="000000"/>
-            </w:tcBorders>
-            <w:vAlign w:val="bottom"/>
-          </w:tcPr>
-          <w:p>
-            <w:pPr>
-              <w:pStyle w:val="Normal"/>
-              <w:widowControl w:val="false"/>
-              <w:jc w:val="center"/>
-              <w:rPr>
-                <w:sz w:val="16"/>
-                <w:szCs w:val="16"/>
-              </w:rPr>
-            </w:pPr>
-            <w:r>
-              <w:rPr>
-                <w:sz w:val="16"/>
-                <w:szCs w:val="16"/>
-              </w:rPr>
-              <w:t>Emer. Brake</w:t>
             </w:r>
           </w:p>
         </w:tc>
@@ -4150,6 +4154,104 @@
                 <w:sz w:val="16"/>
                 <w:szCs w:val="16"/>
               </w:rPr>
+              <w:t>Train Light Up</w:t>
+            </w:r>
+          </w:p>
+        </w:tc>
+        <w:tc>
+          <w:tcPr>
+            <w:tcW w:w="1017" w:type="dxa"/>
+            <w:tcBorders>
+              <w:top w:val="single" w:sz="4" w:space="0" w:color="000000"/>
+              <w:left w:val="single" w:sz="4" w:space="0" w:color="000000"/>
+              <w:bottom w:val="single" w:sz="4" w:space="0" w:color="000000"/>
+            </w:tcBorders>
+            <w:vAlign w:val="bottom"/>
+          </w:tcPr>
+          <w:p>
+            <w:pPr>
+              <w:pStyle w:val="Normal"/>
+              <w:widowControl w:val="false"/>
+              <w:jc w:val="center"/>
+              <w:rPr>
+                <w:rFonts w:ascii="arial" w:hAnsi="arial" w:eastAsia="arial"/>
+                <w:color w:val="000000"/>
+                <w:sz w:val="16"/>
+                <w:szCs w:val="16"/>
+              </w:rPr>
+            </w:pPr>
+            <w:r>
+              <w:rPr>
+                <w:rFonts w:eastAsia="arial" w:ascii="arial" w:hAnsi="arial"/>
+                <w:color w:val="000000"/>
+                <w:sz w:val="16"/>
+                <w:szCs w:val="16"/>
+              </w:rPr>
+              <w:t>Signal Light HL</w:t>
+            </w:r>
+          </w:p>
+        </w:tc>
+        <w:tc>
+          <w:tcPr>
+            <w:tcW w:w="1016" w:type="dxa"/>
+            <w:tcBorders>
+              <w:top w:val="single" w:sz="4" w:space="0" w:color="000000"/>
+              <w:left w:val="single" w:sz="4" w:space="0" w:color="000000"/>
+              <w:bottom w:val="single" w:sz="4" w:space="0" w:color="000000"/>
+            </w:tcBorders>
+            <w:vAlign w:val="bottom"/>
+          </w:tcPr>
+          <w:p>
+            <w:pPr>
+              <w:pStyle w:val="Normal"/>
+              <w:widowControl w:val="false"/>
+              <w:jc w:val="center"/>
+              <w:rPr>
+                <w:rFonts w:ascii="arial" w:hAnsi="arial" w:eastAsia="arial"/>
+                <w:color w:val="000000"/>
+                <w:sz w:val="16"/>
+                <w:szCs w:val="16"/>
+              </w:rPr>
+            </w:pPr>
+            <w:r>
+              <w:rPr>
+                <w:rFonts w:eastAsia="arial" w:ascii="arial" w:hAnsi="arial"/>
+                <w:color w:val="000000"/>
+                <w:sz w:val="16"/>
+                <w:szCs w:val="16"/>
+              </w:rPr>
+              <w:t>Master Light Up</w:t>
+            </w:r>
+          </w:p>
+        </w:tc>
+        <w:tc>
+          <w:tcPr>
+            <w:tcW w:w="1020" w:type="dxa"/>
+            <w:tcBorders>
+              <w:top w:val="single" w:sz="4" w:space="0" w:color="000000"/>
+              <w:left w:val="single" w:sz="4" w:space="0" w:color="000000"/>
+              <w:bottom w:val="single" w:sz="4" w:space="0" w:color="000000"/>
+            </w:tcBorders>
+            <w:vAlign w:val="bottom"/>
+          </w:tcPr>
+          <w:p>
+            <w:pPr>
+              <w:pStyle w:val="Normal"/>
+              <w:widowControl w:val="false"/>
+              <w:jc w:val="center"/>
+              <w:rPr>
+                <w:color w:val="000000"/>
+                <w:sz w:val="16"/>
+                <w:szCs w:val="16"/>
+              </w:rPr>
+            </w:pPr>
+            <w:r>
+              <w:rPr>
+                <w:rFonts w:eastAsia="arial" w:ascii="arial" w:hAnsi="arial"/>
+                <w:color w:val="000000"/>
+                <w:sz w:val="16"/>
+                <w:szCs w:val="16"/>
+              </w:rPr>
               <w:t>Brake</w:t>
             </w:r>
           </w:p>
@@ -4172,105 +4274,6 @@
                 <w:szCs w:val="16"/>
               </w:rPr>
               <w:t>Unlock</w:t>
-            </w:r>
-          </w:p>
-        </w:tc>
-        <w:tc>
-          <w:tcPr>
-            <w:tcW w:w="1017" w:type="dxa"/>
-            <w:tcBorders>
-              <w:top w:val="single" w:sz="4" w:space="0" w:color="000000"/>
-              <w:left w:val="single" w:sz="4" w:space="0" w:color="000000"/>
-              <w:bottom w:val="single" w:sz="4" w:space="0" w:color="000000"/>
-            </w:tcBorders>
-            <w:vAlign w:val="bottom"/>
-          </w:tcPr>
-          <w:p>
-            <w:pPr>
-              <w:pStyle w:val="Normal"/>
-              <w:widowControl w:val="false"/>
-              <w:jc w:val="center"/>
-              <w:rPr>
-                <w:rFonts w:ascii="arial" w:hAnsi="arial" w:eastAsia="arial"/>
-                <w:color w:val="000000"/>
-                <w:sz w:val="16"/>
-                <w:szCs w:val="16"/>
-              </w:rPr>
-            </w:pPr>
-            <w:r>
-              <w:rPr>
-                <w:rFonts w:eastAsia="arial" w:ascii="arial" w:hAnsi="arial"/>
-                <w:color w:val="000000"/>
-                <w:sz w:val="16"/>
-                <w:szCs w:val="16"/>
-              </w:rPr>
-              <w:t>Signal Light HL</w:t>
-            </w:r>
-          </w:p>
-        </w:tc>
-        <w:tc>
-          <w:tcPr>
-            <w:tcW w:w="1016" w:type="dxa"/>
-            <w:tcBorders>
-              <w:top w:val="single" w:sz="4" w:space="0" w:color="000000"/>
-              <w:left w:val="single" w:sz="4" w:space="0" w:color="000000"/>
-              <w:bottom w:val="single" w:sz="4" w:space="0" w:color="000000"/>
-            </w:tcBorders>
-            <w:vAlign w:val="bottom"/>
-          </w:tcPr>
-          <w:p>
-            <w:pPr>
-              <w:pStyle w:val="Normal"/>
-              <w:widowControl w:val="false"/>
-              <w:jc w:val="center"/>
-              <w:rPr>
-                <w:rFonts w:ascii="arial" w:hAnsi="arial" w:eastAsia="arial"/>
-                <w:color w:val="000000"/>
-                <w:sz w:val="16"/>
-                <w:szCs w:val="16"/>
-              </w:rPr>
-            </w:pPr>
-            <w:r>
-              <w:rPr>
-                <w:rFonts w:eastAsia="arial" w:ascii="arial" w:hAnsi="arial"/>
-                <w:color w:val="000000"/>
-                <w:sz w:val="16"/>
-                <w:szCs w:val="16"/>
-              </w:rPr>
-              <w:t>Master Light Up</w:t>
-            </w:r>
-          </w:p>
-        </w:tc>
-        <w:tc>
-          <w:tcPr>
-            <w:tcW w:w="1020" w:type="dxa"/>
-            <w:tcBorders>
-              <w:top w:val="single" w:sz="4" w:space="0" w:color="000000"/>
-              <w:left w:val="single" w:sz="4" w:space="0" w:color="000000"/>
-              <w:bottom w:val="single" w:sz="4" w:space="0" w:color="000000"/>
-            </w:tcBorders>
-            <w:vAlign w:val="bottom"/>
-          </w:tcPr>
-          <w:p>
-            <w:pPr>
-              <w:pStyle w:val="Normal"/>
-              <w:widowControl w:val="false"/>
-              <w:jc w:val="center"/>
-              <w:rPr>
-                <w:rFonts w:ascii="arial" w:hAnsi="arial" w:eastAsia="arial"/>
-                <w:color w:val="000000"/>
-                <w:sz w:val="16"/>
-                <w:szCs w:val="16"/>
-              </w:rPr>
-            </w:pPr>
-            <w:r>
-              <w:rPr>
-                <w:rFonts w:eastAsia="arial" w:ascii="arial" w:hAnsi="arial"/>
-                <w:color w:val="000000"/>
-                <w:sz w:val="16"/>
-                <w:szCs w:val="16"/>
-              </w:rPr>
-              <w:t>Emer. Brake</w:t>
             </w:r>
           </w:p>
         </w:tc>
@@ -4759,6 +4762,104 @@
             <w:pPr>
               <w:pStyle w:val="Normal"/>
               <w:widowControl w:val="false"/>
+              <w:jc w:val="center"/>
+              <w:rPr>
+                <w:color w:val="000000"/>
+                <w:sz w:val="16"/>
+                <w:szCs w:val="16"/>
+              </w:rPr>
+            </w:pPr>
+            <w:r>
+              <w:rPr>
+                <w:rFonts w:eastAsia="arial" w:ascii="arial" w:hAnsi="arial"/>
+                <w:color w:val="000000"/>
+                <w:sz w:val="16"/>
+                <w:szCs w:val="16"/>
+              </w:rPr>
+              <w:t>Train Light Down</w:t>
+            </w:r>
+          </w:p>
+        </w:tc>
+        <w:tc>
+          <w:tcPr>
+            <w:tcW w:w="1017" w:type="dxa"/>
+            <w:tcBorders>
+              <w:top w:val="single" w:sz="4" w:space="0" w:color="000000"/>
+              <w:left w:val="single" w:sz="4" w:space="0" w:color="000000"/>
+              <w:bottom w:val="single" w:sz="4" w:space="0" w:color="000000"/>
+            </w:tcBorders>
+            <w:vAlign w:val="bottom"/>
+          </w:tcPr>
+          <w:p>
+            <w:pPr>
+              <w:pStyle w:val="Normal"/>
+              <w:widowControl w:val="false"/>
+              <w:jc w:val="center"/>
+              <w:rPr>
+                <w:rFonts w:ascii="arial" w:hAnsi="arial" w:eastAsia="arial"/>
+                <w:color w:val="000000"/>
+                <w:sz w:val="16"/>
+                <w:szCs w:val="16"/>
+              </w:rPr>
+            </w:pPr>
+            <w:r>
+              <w:rPr>
+                <w:rFonts w:eastAsia="arial" w:ascii="arial" w:hAnsi="arial"/>
+                <w:color w:val="000000"/>
+                <w:sz w:val="16"/>
+                <w:szCs w:val="16"/>
+              </w:rPr>
+              <w:t>Signal Light TL</w:t>
+            </w:r>
+          </w:p>
+        </w:tc>
+        <w:tc>
+          <w:tcPr>
+            <w:tcW w:w="1016" w:type="dxa"/>
+            <w:tcBorders>
+              <w:top w:val="single" w:sz="4" w:space="0" w:color="000000"/>
+              <w:left w:val="single" w:sz="4" w:space="0" w:color="000000"/>
+              <w:bottom w:val="single" w:sz="4" w:space="0" w:color="000000"/>
+            </w:tcBorders>
+            <w:vAlign w:val="bottom"/>
+          </w:tcPr>
+          <w:p>
+            <w:pPr>
+              <w:pStyle w:val="Normal"/>
+              <w:widowControl w:val="false"/>
+              <w:jc w:val="center"/>
+              <w:rPr>
+                <w:rFonts w:ascii="arial" w:hAnsi="arial" w:eastAsia="arial"/>
+                <w:color w:val="000000"/>
+                <w:sz w:val="16"/>
+                <w:szCs w:val="16"/>
+              </w:rPr>
+            </w:pPr>
+            <w:r>
+              <w:rPr>
+                <w:rFonts w:eastAsia="arial" w:ascii="arial" w:hAnsi="arial"/>
+                <w:color w:val="000000"/>
+                <w:sz w:val="16"/>
+                <w:szCs w:val="16"/>
+              </w:rPr>
+              <w:t>Master Light Dw.</w:t>
+            </w:r>
+          </w:p>
+        </w:tc>
+        <w:tc>
+          <w:tcPr>
+            <w:tcW w:w="1020" w:type="dxa"/>
+            <w:tcBorders>
+              <w:top w:val="single" w:sz="4" w:space="0" w:color="000000"/>
+              <w:left w:val="single" w:sz="4" w:space="0" w:color="000000"/>
+              <w:bottom w:val="single" w:sz="4" w:space="0" w:color="000000"/>
+            </w:tcBorders>
+            <w:vAlign w:val="bottom"/>
+          </w:tcPr>
+          <w:p>
+            <w:pPr>
+              <w:pStyle w:val="Normal"/>
+              <w:widowControl w:val="false"/>
               <w:spacing w:lineRule="auto" w:line="180"/>
               <w:jc w:val="center"/>
               <w:rPr>
@@ -4775,101 +4876,6 @@
                 <w:szCs w:val="16"/>
               </w:rPr>
               <w:t>Brake Lock</w:t>
-            </w:r>
-          </w:p>
-        </w:tc>
-        <w:tc>
-          <w:tcPr>
-            <w:tcW w:w="1017" w:type="dxa"/>
-            <w:tcBorders>
-              <w:top w:val="single" w:sz="4" w:space="0" w:color="000000"/>
-              <w:left w:val="single" w:sz="4" w:space="0" w:color="000000"/>
-              <w:bottom w:val="single" w:sz="4" w:space="0" w:color="000000"/>
-            </w:tcBorders>
-            <w:vAlign w:val="bottom"/>
-          </w:tcPr>
-          <w:p>
-            <w:pPr>
-              <w:pStyle w:val="Normal"/>
-              <w:widowControl w:val="false"/>
-              <w:jc w:val="center"/>
-              <w:rPr>
-                <w:rFonts w:ascii="arial" w:hAnsi="arial" w:eastAsia="arial"/>
-                <w:color w:val="000000"/>
-                <w:sz w:val="16"/>
-                <w:szCs w:val="16"/>
-              </w:rPr>
-            </w:pPr>
-            <w:r>
-              <w:rPr>
-                <w:rFonts w:eastAsia="arial" w:ascii="arial" w:hAnsi="arial"/>
-                <w:color w:val="000000"/>
-                <w:sz w:val="16"/>
-                <w:szCs w:val="16"/>
-              </w:rPr>
-              <w:t>Signal Light TL</w:t>
-            </w:r>
-          </w:p>
-        </w:tc>
-        <w:tc>
-          <w:tcPr>
-            <w:tcW w:w="1016" w:type="dxa"/>
-            <w:tcBorders>
-              <w:top w:val="single" w:sz="4" w:space="0" w:color="000000"/>
-              <w:left w:val="single" w:sz="4" w:space="0" w:color="000000"/>
-              <w:bottom w:val="single" w:sz="4" w:space="0" w:color="000000"/>
-            </w:tcBorders>
-            <w:vAlign w:val="bottom"/>
-          </w:tcPr>
-          <w:p>
-            <w:pPr>
-              <w:pStyle w:val="Normal"/>
-              <w:widowControl w:val="false"/>
-              <w:jc w:val="center"/>
-              <w:rPr>
-                <w:rFonts w:ascii="arial" w:hAnsi="arial" w:eastAsia="arial"/>
-                <w:color w:val="000000"/>
-                <w:sz w:val="16"/>
-                <w:szCs w:val="16"/>
-              </w:rPr>
-            </w:pPr>
-            <w:r>
-              <w:rPr>
-                <w:rFonts w:eastAsia="arial" w:ascii="arial" w:hAnsi="arial"/>
-                <w:color w:val="000000"/>
-                <w:sz w:val="16"/>
-                <w:szCs w:val="16"/>
-              </w:rPr>
-              <w:t>Master Light Dw.</w:t>
-            </w:r>
-          </w:p>
-        </w:tc>
-        <w:tc>
-          <w:tcPr>
-            <w:tcW w:w="1020" w:type="dxa"/>
-            <w:tcBorders>
-              <w:top w:val="single" w:sz="4" w:space="0" w:color="000000"/>
-              <w:left w:val="single" w:sz="4" w:space="0" w:color="000000"/>
-              <w:bottom w:val="single" w:sz="4" w:space="0" w:color="000000"/>
-            </w:tcBorders>
-            <w:vAlign w:val="bottom"/>
-          </w:tcPr>
-          <w:p>
-            <w:pPr>
-              <w:pStyle w:val="Normal"/>
-              <w:widowControl w:val="false"/>
-              <w:jc w:val="center"/>
-              <w:rPr>
-                <w:sz w:val="16"/>
-                <w:szCs w:val="16"/>
-              </w:rPr>
-            </w:pPr>
-            <w:r>
-              <w:rPr>
-                <w:sz w:val="16"/>
-                <w:szCs w:val="16"/>
-              </w:rPr>
-              <w:t>Emer. Brake</w:t>
             </w:r>
           </w:p>
         </w:tc>
@@ -5394,6 +5400,7 @@
                 <w:sz w:val="16"/>
                 <w:szCs w:val="16"/>
               </w:rPr>
+              <w:t>Transformer On</w:t>
             </w:r>
           </w:p>
         </w:tc>
@@ -5426,6 +5433,7 @@
                 <w:sz w:val="16"/>
                 <w:szCs w:val="16"/>
               </w:rPr>
+              <w:t>Brake Key On</w:t>
             </w:r>
           </w:p>
         </w:tc>
@@ -5958,20 +5966,20 @@
             <w:pPr>
               <w:pStyle w:val="Normal"/>
               <w:widowControl w:val="false"/>
-              <w:spacing w:lineRule="auto" w:line="180"/>
-              <w:jc w:val="center"/>
-              <w:rPr>
-                <w:color w:val="000000"/>
-                <w:sz w:val="16"/>
-                <w:szCs w:val="16"/>
-              </w:rPr>
-            </w:pPr>
-            <w:r>
-              <w:rPr>
-                <w:color w:val="000000"/>
-                <w:sz w:val="16"/>
-                <w:szCs w:val="16"/>
-              </w:rPr>
+              <w:jc w:val="center"/>
+              <w:rPr>
+                <w:color w:val="000000"/>
+                <w:sz w:val="16"/>
+                <w:szCs w:val="16"/>
+              </w:rPr>
+            </w:pPr>
+            <w:r>
+              <w:rPr>
+                <w:color w:val="000000"/>
+                <w:sz w:val="16"/>
+                <w:szCs w:val="16"/>
+              </w:rPr>
+              <w:t>Transformer On</w:t>
             </w:r>
           </w:p>
         </w:tc>
@@ -6004,68 +6012,71 @@
                 <w:sz w:val="16"/>
                 <w:szCs w:val="16"/>
               </w:rPr>
+              <w:t>Brake Key Off</w:t>
+            </w:r>
+          </w:p>
+        </w:tc>
+        <w:tc>
+          <w:tcPr>
+            <w:tcW w:w="1016" w:type="dxa"/>
+            <w:tcBorders>
+              <w:top w:val="single" w:sz="4" w:space="0" w:color="000000"/>
+              <w:left w:val="single" w:sz="4" w:space="0" w:color="000000"/>
+              <w:bottom w:val="single" w:sz="4" w:space="0" w:color="000000"/>
+            </w:tcBorders>
+            <w:vAlign w:val="bottom"/>
+          </w:tcPr>
+          <w:p>
+            <w:pPr>
+              <w:pStyle w:val="Normal"/>
+              <w:widowControl w:val="false"/>
+              <w:jc w:val="center"/>
+              <w:rPr>
+                <w:rFonts w:ascii="arial" w:hAnsi="arial" w:eastAsia="arial"/>
+                <w:color w:val="000000"/>
+                <w:sz w:val="16"/>
+                <w:szCs w:val="16"/>
+              </w:rPr>
+            </w:pPr>
+            <w:r>
+              <w:rPr>
+                <w:rFonts w:eastAsia="arial" w:ascii="arial" w:hAnsi="arial"/>
+                <w:color w:val="000000"/>
+                <w:sz w:val="16"/>
+                <w:szCs w:val="16"/>
+              </w:rPr>
+              <w:t>Master Light Dw.</w:t>
+            </w:r>
+          </w:p>
+        </w:tc>
+        <w:tc>
+          <w:tcPr>
+            <w:tcW w:w="1020" w:type="dxa"/>
+            <w:tcBorders>
+              <w:top w:val="single" w:sz="4" w:space="0" w:color="000000"/>
+              <w:left w:val="single" w:sz="4" w:space="0" w:color="000000"/>
+              <w:bottom w:val="single" w:sz="4" w:space="0" w:color="000000"/>
+            </w:tcBorders>
+            <w:vAlign w:val="bottom"/>
+          </w:tcPr>
+          <w:p>
+            <w:pPr>
+              <w:pStyle w:val="Normal"/>
+              <w:widowControl w:val="false"/>
+              <w:jc w:val="center"/>
+              <w:rPr>
+                <w:sz w:val="16"/>
+                <w:szCs w:val="16"/>
+              </w:rPr>
+            </w:pPr>
+            <w:r>
+              <w:rPr>
+                <w:rFonts w:eastAsia="arial" w:ascii="arial" w:hAnsi="arial"/>
+                <w:color w:val="000000"/>
+                <w:sz w:val="16"/>
+                <w:szCs w:val="16"/>
+              </w:rPr>
               <w:t>Tail Light</w:t>
-            </w:r>
-          </w:p>
-        </w:tc>
-        <w:tc>
-          <w:tcPr>
-            <w:tcW w:w="1016" w:type="dxa"/>
-            <w:tcBorders>
-              <w:top w:val="single" w:sz="4" w:space="0" w:color="000000"/>
-              <w:left w:val="single" w:sz="4" w:space="0" w:color="000000"/>
-              <w:bottom w:val="single" w:sz="4" w:space="0" w:color="000000"/>
-            </w:tcBorders>
-            <w:vAlign w:val="bottom"/>
-          </w:tcPr>
-          <w:p>
-            <w:pPr>
-              <w:pStyle w:val="Normal"/>
-              <w:widowControl w:val="false"/>
-              <w:jc w:val="center"/>
-              <w:rPr>
-                <w:rFonts w:ascii="arial" w:hAnsi="arial" w:eastAsia="arial"/>
-                <w:color w:val="000000"/>
-                <w:sz w:val="16"/>
-                <w:szCs w:val="16"/>
-              </w:rPr>
-            </w:pPr>
-            <w:r>
-              <w:rPr>
-                <w:rFonts w:eastAsia="arial" w:ascii="arial" w:hAnsi="arial"/>
-                <w:color w:val="000000"/>
-                <w:sz w:val="16"/>
-                <w:szCs w:val="16"/>
-              </w:rPr>
-              <w:t>Master Light Dw.</w:t>
-            </w:r>
-          </w:p>
-        </w:tc>
-        <w:tc>
-          <w:tcPr>
-            <w:tcW w:w="1020" w:type="dxa"/>
-            <w:tcBorders>
-              <w:top w:val="single" w:sz="4" w:space="0" w:color="000000"/>
-              <w:left w:val="single" w:sz="4" w:space="0" w:color="000000"/>
-              <w:bottom w:val="single" w:sz="4" w:space="0" w:color="000000"/>
-            </w:tcBorders>
-            <w:vAlign w:val="bottom"/>
-          </w:tcPr>
-          <w:p>
-            <w:pPr>
-              <w:pStyle w:val="Normal"/>
-              <w:widowControl w:val="false"/>
-              <w:jc w:val="center"/>
-              <w:rPr>
-                <w:sz w:val="16"/>
-                <w:szCs w:val="16"/>
-              </w:rPr>
-            </w:pPr>
-            <w:r>
-              <w:rPr>
-                <w:sz w:val="16"/>
-                <w:szCs w:val="16"/>
-              </w:rPr>
             </w:r>
           </w:p>
         </w:tc>
@@ -8909,18 +8920,18 @@
               <w:widowControl w:val="false"/>
               <w:jc w:val="center"/>
               <w:rPr>
-                <w:color w:val="000000"/>
-                <w:sz w:val="16"/>
-                <w:szCs w:val="16"/>
-              </w:rPr>
-            </w:pPr>
-            <w:r>
-              <w:rPr>
-                <w:color w:val="000000"/>
-                <w:sz w:val="16"/>
-                <w:szCs w:val="16"/>
-              </w:rPr>
-              <w:t>Brake Key</w:t>
+                <w:sz w:val="16"/>
+                <w:szCs w:val="16"/>
+              </w:rPr>
+            </w:pPr>
+            <w:r>
+              <w:rPr>
+                <w:rFonts w:eastAsia="arial" w:ascii="arial" w:hAnsi="arial"/>
+                <w:color w:val="000000"/>
+                <w:sz w:val="16"/>
+                <w:szCs w:val="16"/>
+              </w:rPr>
+              <w:t>Train Light On</w:t>
             </w:r>
           </w:p>
         </w:tc>
@@ -9485,20 +9496,19 @@
             <w:pPr>
               <w:pStyle w:val="Normal"/>
               <w:widowControl w:val="false"/>
-              <w:spacing w:lineRule="auto" w:line="180"/>
-              <w:jc w:val="center"/>
-              <w:rPr>
-                <w:color w:val="000000"/>
-                <w:sz w:val="16"/>
-                <w:szCs w:val="16"/>
-              </w:rPr>
-            </w:pPr>
-            <w:r>
-              <w:rPr>
-                <w:color w:val="000000"/>
-                <w:sz w:val="16"/>
-                <w:szCs w:val="16"/>
-              </w:rPr>
+              <w:jc w:val="center"/>
+              <w:rPr>
+                <w:sz w:val="16"/>
+                <w:szCs w:val="16"/>
+              </w:rPr>
+            </w:pPr>
+            <w:r>
+              <w:rPr>
+                <w:rFonts w:eastAsia="arial" w:ascii="arial" w:hAnsi="arial"/>
+                <w:sz w:val="16"/>
+                <w:szCs w:val="16"/>
+              </w:rPr>
+              <w:t>Train Light Off</w:t>
             </w:r>
           </w:p>
         </w:tc>
@@ -9615,19 +9625,16 @@
               <w:widowControl w:val="false"/>
               <w:jc w:val="center"/>
               <w:rPr>
-                <w:rFonts w:ascii="arial" w:hAnsi="arial" w:eastAsia="arial"/>
-                <w:color w:val="000000"/>
-                <w:sz w:val="16"/>
-                <w:szCs w:val="16"/>
-              </w:rPr>
-            </w:pPr>
-            <w:r>
-              <w:rPr>
-                <w:rFonts w:eastAsia="arial" w:ascii="arial" w:hAnsi="arial"/>
-                <w:color w:val="000000"/>
-                <w:sz w:val="16"/>
-                <w:szCs w:val="16"/>
-              </w:rPr>
+                <w:sz w:val="16"/>
+                <w:szCs w:val="16"/>
+              </w:rPr>
+            </w:pPr>
+            <w:r>
+              <w:rPr>
+                <w:sz w:val="16"/>
+                <w:szCs w:val="16"/>
+              </w:rPr>
+              <w:t>Brake Key</w:t>
             </w:r>
           </w:p>
         </w:tc>
@@ -11236,6 +11243,7 @@
                 <w:sz w:val="16"/>
                 <w:szCs w:val="16"/>
               </w:rPr>
+              <w:t>PZB Mode O</w:t>
             </w:r>
           </w:p>
         </w:tc>
@@ -11796,18 +11804,20 @@
             <w:pPr>
               <w:pStyle w:val="Normal"/>
               <w:widowControl w:val="false"/>
-              <w:spacing w:lineRule="auto" w:line="180"/>
-              <w:jc w:val="center"/>
-              <w:rPr>
-                <w:sz w:val="16"/>
-                <w:szCs w:val="16"/>
-              </w:rPr>
-            </w:pPr>
-            <w:r>
-              <w:rPr>
-                <w:sz w:val="16"/>
-                <w:szCs w:val="16"/>
-              </w:rPr>
+              <w:jc w:val="center"/>
+              <w:rPr>
+                <w:color w:val="000000"/>
+                <w:sz w:val="16"/>
+                <w:szCs w:val="16"/>
+              </w:rPr>
+            </w:pPr>
+            <w:r>
+              <w:rPr>
+                <w:color w:val="000000"/>
+                <w:sz w:val="16"/>
+                <w:szCs w:val="16"/>
+              </w:rPr>
+              <w:t>PZB Mode U</w:t>
             </w:r>
           </w:p>
         </w:tc>
@@ -12255,7 +12265,7 @@
                 <w:sz w:val="16"/>
                 <w:szCs w:val="16"/>
               </w:rPr>
-              <w:t>Brake Key</w:t>
+              <w:t>Reverser/Brake Key</w:t>
             </w:r>
           </w:p>
         </w:tc>
@@ -17340,7 +17350,7 @@
                 <w:sz w:val="16"/>
                 <w:szCs w:val="16"/>
               </w:rPr>
-              <w:t>Reading Light On</w:t>
+              <w:t>PZB Mode O</w:t>
             </w:r>
           </w:p>
         </w:tc>
@@ -17919,7 +17929,7 @@
                 <w:sz w:val="16"/>
                 <w:szCs w:val="16"/>
               </w:rPr>
-              <w:t>Reading Light Off</w:t>
+              <w:t>PZB Mode U</w:t>
             </w:r>
           </w:p>
         </w:tc>
@@ -18420,12 +18430,9 @@
             </w:pPr>
             <w:r>
               <w:rPr>
-                <w:rFonts w:eastAsia="arial" w:ascii="arial" w:hAnsi="arial"/>
-                <w:color w:val="000000"/>
-                <w:sz w:val="16"/>
-                <w:szCs w:val="16"/>
-              </w:rPr>
-              <w:t>Train Light On</w:t>
+                <w:sz w:val="16"/>
+                <w:szCs w:val="16"/>
+              </w:rPr>
             </w:r>
           </w:p>
         </w:tc>
@@ -19021,12 +19028,9 @@
             </w:pPr>
             <w:r>
               <w:rPr>
-                <w:rFonts w:eastAsia="arial" w:ascii="arial" w:hAnsi="arial"/>
-                <w:color w:val="000000"/>
-                <w:sz w:val="16"/>
-                <w:szCs w:val="16"/>
-              </w:rPr>
-              <w:t>Train Light Off</w:t>
+                <w:sz w:val="16"/>
+                <w:szCs w:val="16"/>
+              </w:rPr>
             </w:r>
           </w:p>
         </w:tc>
@@ -19621,7 +19625,7 @@
                 <w:sz w:val="16"/>
                 <w:szCs w:val="16"/>
               </w:rPr>
-              <w:t>Train Supply On</w:t>
+              <w:t>Train Line</w:t>
             </w:r>
           </w:p>
         </w:tc>
@@ -20211,12 +20215,9 @@
             </w:pPr>
             <w:r>
               <w:rPr>
-                <w:rFonts w:eastAsia="arial" w:ascii="arial" w:hAnsi="arial"/>
-                <w:color w:val="000000"/>
-                <w:sz w:val="16"/>
-                <w:szCs w:val="16"/>
-              </w:rPr>
-              <w:t>Train Supply Off</w:t>
+                <w:sz w:val="16"/>
+                <w:szCs w:val="16"/>
+              </w:rPr>
             </w:r>
           </w:p>
         </w:tc>
@@ -21936,6 +21937,7 @@
                 <w:sz w:val="16"/>
                 <w:szCs w:val="16"/>
               </w:rPr>
+              <w:t>Reverser Lock</w:t>
             </w:r>
           </w:p>
         </w:tc>
@@ -21967,7 +21969,6 @@
                 <w:sz w:val="16"/>
                 <w:szCs w:val="16"/>
               </w:rPr>
-              <w:t>MCB Close</w:t>
             </w:r>
           </w:p>
         </w:tc>
@@ -22020,48 +22021,47 @@
               <w:spacing w:lineRule="auto" w:line="180"/>
               <w:jc w:val="center"/>
               <w:rPr>
-                <w:color w:val="000000"/>
-                <w:sz w:val="16"/>
-                <w:szCs w:val="16"/>
-              </w:rPr>
-            </w:pPr>
-            <w:r>
-              <w:rPr>
-                <w:color w:val="000000"/>
-                <w:sz w:val="16"/>
-                <w:szCs w:val="16"/>
-              </w:rPr>
-            </w:r>
-          </w:p>
-        </w:tc>
-        <w:tc>
-          <w:tcPr>
-            <w:tcW w:w="1016" w:type="dxa"/>
-            <w:tcBorders>
-              <w:top w:val="single" w:sz="4" w:space="0" w:color="000000"/>
-              <w:left w:val="single" w:sz="4" w:space="0" w:color="000000"/>
-              <w:bottom w:val="single" w:sz="4" w:space="0" w:color="000000"/>
-            </w:tcBorders>
-            <w:vAlign w:val="bottom"/>
-          </w:tcPr>
-          <w:p>
-            <w:pPr>
-              <w:pStyle w:val="Normal"/>
-              <w:widowControl w:val="false"/>
-              <w:jc w:val="center"/>
-              <w:rPr>
-                <w:color w:val="000000"/>
-                <w:sz w:val="16"/>
-                <w:szCs w:val="16"/>
-              </w:rPr>
-            </w:pPr>
-            <w:r>
-              <w:rPr>
-                <w:color w:val="000000"/>
-                <w:sz w:val="16"/>
-                <w:szCs w:val="16"/>
-              </w:rPr>
-              <w:t>Compressor</w:t>
+                <w:sz w:val="16"/>
+                <w:szCs w:val="16"/>
+              </w:rPr>
+            </w:pPr>
+            <w:r>
+              <w:rPr>
+                <w:sz w:val="16"/>
+                <w:szCs w:val="16"/>
+              </w:rPr>
+              <w:t>Panto. Raise</w:t>
+            </w:r>
+          </w:p>
+        </w:tc>
+        <w:tc>
+          <w:tcPr>
+            <w:tcW w:w="1016" w:type="dxa"/>
+            <w:tcBorders>
+              <w:top w:val="single" w:sz="4" w:space="0" w:color="000000"/>
+              <w:left w:val="single" w:sz="4" w:space="0" w:color="000000"/>
+              <w:bottom w:val="single" w:sz="4" w:space="0" w:color="000000"/>
+            </w:tcBorders>
+            <w:vAlign w:val="bottom"/>
+          </w:tcPr>
+          <w:p>
+            <w:pPr>
+              <w:pStyle w:val="Normal"/>
+              <w:widowControl w:val="false"/>
+              <w:jc w:val="center"/>
+              <w:rPr>
+                <w:color w:val="000000"/>
+                <w:sz w:val="16"/>
+                <w:szCs w:val="16"/>
+              </w:rPr>
+            </w:pPr>
+            <w:r>
+              <w:rPr>
+                <w:color w:val="000000"/>
+                <w:sz w:val="16"/>
+                <w:szCs w:val="16"/>
+              </w:rPr>
+              <w:t>Compressor On</w:t>
             </w:r>
           </w:p>
         </w:tc>
@@ -22189,7 +22189,6 @@
                 <w:sz w:val="16"/>
                 <w:szCs w:val="16"/>
               </w:rPr>
-              <w:t>Emer. Brake</w:t>
             </w:r>
           </w:p>
         </w:tc>
@@ -22516,12 +22515,10 @@
             </w:pPr>
             <w:r>
               <w:rPr>
-                <w:rFonts w:eastAsia="arial" w:ascii="arial" w:hAnsi="arial"/>
-                <w:color w:val="000000"/>
-                <w:sz w:val="16"/>
-                <w:szCs w:val="16"/>
-              </w:rPr>
-              <w:t>MCB Open</w:t>
+                <w:color w:val="000000"/>
+                <w:sz w:val="16"/>
+                <w:szCs w:val="16"/>
+              </w:rPr>
             </w:r>
           </w:p>
         </w:tc>
@@ -22571,6 +22568,113 @@
               <w:widowControl w:val="false"/>
               <w:jc w:val="center"/>
               <w:rPr>
+                <w:sz w:val="16"/>
+                <w:szCs w:val="16"/>
+              </w:rPr>
+            </w:pPr>
+            <w:r>
+              <w:rPr>
+                <w:rFonts w:eastAsia="arial" w:ascii="arial" w:hAnsi="arial"/>
+                <w:color w:val="000000"/>
+                <w:sz w:val="16"/>
+                <w:szCs w:val="16"/>
+              </w:rPr>
+              <w:t>Panto.</w:t>
+            </w:r>
+          </w:p>
+          <w:p>
+            <w:pPr>
+              <w:pStyle w:val="Normal"/>
+              <w:widowControl w:val="false"/>
+              <w:jc w:val="center"/>
+              <w:rPr>
+                <w:sz w:val="16"/>
+                <w:szCs w:val="16"/>
+              </w:rPr>
+            </w:pPr>
+            <w:r>
+              <w:rPr>
+                <w:sz w:val="16"/>
+                <w:szCs w:val="16"/>
+              </w:rPr>
+              <w:t>Low</w:t>
+            </w:r>
+          </w:p>
+        </w:tc>
+        <w:tc>
+          <w:tcPr>
+            <w:tcW w:w="1016" w:type="dxa"/>
+            <w:tcBorders>
+              <w:top w:val="single" w:sz="4" w:space="0" w:color="000000"/>
+              <w:left w:val="single" w:sz="4" w:space="0" w:color="000000"/>
+              <w:bottom w:val="single" w:sz="4" w:space="0" w:color="000000"/>
+            </w:tcBorders>
+            <w:vAlign w:val="bottom"/>
+          </w:tcPr>
+          <w:p>
+            <w:pPr>
+              <w:pStyle w:val="Normal"/>
+              <w:widowControl w:val="false"/>
+              <w:jc w:val="center"/>
+              <w:rPr>
+                <w:sz w:val="16"/>
+                <w:szCs w:val="16"/>
+              </w:rPr>
+            </w:pPr>
+            <w:r>
+              <w:rPr>
+                <w:color w:val="000000"/>
+                <w:sz w:val="16"/>
+                <w:szCs w:val="16"/>
+              </w:rPr>
+              <w:t>Compressor Off</w:t>
+            </w:r>
+          </w:p>
+        </w:tc>
+        <w:tc>
+          <w:tcPr>
+            <w:tcW w:w="1016" w:type="dxa"/>
+            <w:tcBorders>
+              <w:top w:val="single" w:sz="4" w:space="0" w:color="000000"/>
+              <w:left w:val="single" w:sz="4" w:space="0" w:color="000000"/>
+              <w:bottom w:val="single" w:sz="4" w:space="0" w:color="000000"/>
+            </w:tcBorders>
+            <w:vAlign w:val="bottom"/>
+          </w:tcPr>
+          <w:p>
+            <w:pPr>
+              <w:pStyle w:val="Normal"/>
+              <w:widowControl w:val="false"/>
+              <w:jc w:val="center"/>
+              <w:rPr>
+                <w:sz w:val="16"/>
+                <w:szCs w:val="16"/>
+              </w:rPr>
+            </w:pPr>
+            <w:r>
+              <w:rPr>
+                <w:sz w:val="16"/>
+                <w:szCs w:val="16"/>
+              </w:rPr>
+            </w:r>
+          </w:p>
+        </w:tc>
+        <w:tc>
+          <w:tcPr>
+            <w:tcW w:w="1017" w:type="dxa"/>
+            <w:tcBorders>
+              <w:top w:val="single" w:sz="4" w:space="0" w:color="000000"/>
+              <w:left w:val="single" w:sz="4" w:space="0" w:color="000000"/>
+              <w:bottom w:val="single" w:sz="4" w:space="0" w:color="000000"/>
+            </w:tcBorders>
+            <w:vAlign w:val="bottom"/>
+          </w:tcPr>
+          <w:p>
+            <w:pPr>
+              <w:pStyle w:val="Normal"/>
+              <w:widowControl w:val="false"/>
+              <w:jc w:val="center"/>
+              <w:rPr>
                 <w:rFonts w:ascii="arial" w:hAnsi="arial" w:eastAsia="arial"/>
                 <w:color w:val="000000"/>
                 <w:sz w:val="16"/>
@@ -22601,63 +22705,6 @@
             <w:pPr>
               <w:pStyle w:val="Normal"/>
               <w:widowControl w:val="false"/>
-              <w:spacing w:lineRule="auto" w:line="180"/>
-              <w:jc w:val="center"/>
-              <w:rPr>
-                <w:sz w:val="16"/>
-                <w:szCs w:val="16"/>
-              </w:rPr>
-            </w:pPr>
-            <w:r>
-              <w:rPr>
-                <w:sz w:val="16"/>
-                <w:szCs w:val="16"/>
-              </w:rPr>
-            </w:r>
-          </w:p>
-        </w:tc>
-        <w:tc>
-          <w:tcPr>
-            <w:tcW w:w="1016" w:type="dxa"/>
-            <w:tcBorders>
-              <w:top w:val="single" w:sz="4" w:space="0" w:color="000000"/>
-              <w:left w:val="single" w:sz="4" w:space="0" w:color="000000"/>
-              <w:bottom w:val="single" w:sz="4" w:space="0" w:color="000000"/>
-            </w:tcBorders>
-            <w:vAlign w:val="bottom"/>
-          </w:tcPr>
-          <w:p>
-            <w:pPr>
-              <w:pStyle w:val="Normal"/>
-              <w:widowControl w:val="false"/>
-              <w:jc w:val="center"/>
-              <w:rPr>
-                <w:sz w:val="16"/>
-                <w:szCs w:val="16"/>
-              </w:rPr>
-            </w:pPr>
-            <w:r>
-              <w:rPr>
-                <w:sz w:val="16"/>
-                <w:szCs w:val="16"/>
-              </w:rPr>
-            </w:r>
-          </w:p>
-        </w:tc>
-        <w:tc>
-          <w:tcPr>
-            <w:tcW w:w="1017" w:type="dxa"/>
-            <w:tcBorders>
-              <w:top w:val="single" w:sz="4" w:space="0" w:color="000000"/>
-              <w:left w:val="single" w:sz="4" w:space="0" w:color="000000"/>
-              <w:bottom w:val="single" w:sz="4" w:space="0" w:color="000000"/>
-            </w:tcBorders>
-            <w:vAlign w:val="bottom"/>
-          </w:tcPr>
-          <w:p>
-            <w:pPr>
-              <w:pStyle w:val="Normal"/>
-              <w:widowControl w:val="false"/>
               <w:jc w:val="center"/>
               <w:rPr>
                 <w:rFonts w:ascii="arial" w:hAnsi="arial" w:eastAsia="arial"/>
@@ -22673,12 +22720,13 @@
                 <w:sz w:val="16"/>
                 <w:szCs w:val="16"/>
               </w:rPr>
-            </w:r>
-          </w:p>
-        </w:tc>
-        <w:tc>
-          <w:tcPr>
-            <w:tcW w:w="1016" w:type="dxa"/>
+              <w:t>Timetable Light</w:t>
+            </w:r>
+          </w:p>
+        </w:tc>
+        <w:tc>
+          <w:tcPr>
+            <w:tcW w:w="1020" w:type="dxa"/>
             <w:tcBorders>
               <w:top w:val="single" w:sz="4" w:space="0" w:color="000000"/>
               <w:left w:val="single" w:sz="4" w:space="0" w:color="000000"/>
@@ -22705,38 +22753,7 @@
                 <w:sz w:val="16"/>
                 <w:szCs w:val="16"/>
               </w:rPr>
-            </w:r>
-          </w:p>
-        </w:tc>
-        <w:tc>
-          <w:tcPr>
-            <w:tcW w:w="1020" w:type="dxa"/>
-            <w:tcBorders>
-              <w:top w:val="single" w:sz="4" w:space="0" w:color="000000"/>
-              <w:left w:val="single" w:sz="4" w:space="0" w:color="000000"/>
-              <w:bottom w:val="single" w:sz="4" w:space="0" w:color="000000"/>
-            </w:tcBorders>
-            <w:vAlign w:val="bottom"/>
-          </w:tcPr>
-          <w:p>
-            <w:pPr>
-              <w:pStyle w:val="Normal"/>
-              <w:widowControl w:val="false"/>
-              <w:jc w:val="center"/>
-              <w:rPr>
-                <w:rFonts w:ascii="arial" w:hAnsi="arial" w:eastAsia="arial"/>
-                <w:color w:val="000000"/>
-                <w:sz w:val="16"/>
-                <w:szCs w:val="16"/>
-              </w:rPr>
-            </w:pPr>
-            <w:r>
-              <w:rPr>
-                <w:rFonts w:eastAsia="arial" w:ascii="arial" w:hAnsi="arial"/>
-                <w:color w:val="000000"/>
-                <w:sz w:val="16"/>
-                <w:szCs w:val="16"/>
-              </w:rPr>
+              <w:t>Gauge Light</w:t>
             </w:r>
           </w:p>
         </w:tc>
@@ -26901,19 +26918,16 @@
               <w:widowControl w:val="false"/>
               <w:jc w:val="center"/>
               <w:rPr>
-                <w:rFonts w:ascii="arial" w:hAnsi="arial" w:eastAsia="arial"/>
-                <w:color w:val="000000"/>
-                <w:sz w:val="16"/>
-                <w:szCs w:val="16"/>
-              </w:rPr>
-            </w:pPr>
-            <w:r>
-              <w:rPr>
-                <w:rFonts w:eastAsia="arial" w:ascii="arial" w:hAnsi="arial"/>
-                <w:color w:val="000000"/>
-                <w:sz w:val="16"/>
-                <w:szCs w:val="16"/>
-              </w:rPr>
+                <w:sz w:val="16"/>
+                <w:szCs w:val="16"/>
+              </w:rPr>
+            </w:pPr>
+            <w:r>
+              <w:rPr>
+                <w:sz w:val="16"/>
+                <w:szCs w:val="16"/>
+              </w:rPr>
+              <w:t>Brake Key On</w:t>
             </w:r>
           </w:p>
         </w:tc>
@@ -27479,19 +27493,16 @@
               <w:widowControl w:val="false"/>
               <w:jc w:val="center"/>
               <w:rPr>
-                <w:rFonts w:ascii="arial" w:hAnsi="arial" w:eastAsia="arial"/>
-                <w:color w:val="000000"/>
-                <w:sz w:val="16"/>
-                <w:szCs w:val="16"/>
-              </w:rPr>
-            </w:pPr>
-            <w:r>
-              <w:rPr>
-                <w:rFonts w:eastAsia="arial" w:ascii="arial" w:hAnsi="arial"/>
-                <w:color w:val="000000"/>
-                <w:sz w:val="16"/>
-                <w:szCs w:val="16"/>
-              </w:rPr>
+                <w:sz w:val="16"/>
+                <w:szCs w:val="16"/>
+              </w:rPr>
+            </w:pPr>
+            <w:r>
+              <w:rPr>
+                <w:sz w:val="16"/>
+                <w:szCs w:val="16"/>
+              </w:rPr>
+              <w:t>Brake Key Off</w:t>
             </w:r>
           </w:p>
         </w:tc>
@@ -29333,6 +29344,7 @@
                 <w:sz w:val="16"/>
                 <w:szCs w:val="16"/>
               </w:rPr>
+              <w:t>Window Opaque</w:t>
             </w:r>
           </w:p>
         </w:tc>
@@ -30019,6 +30031,7 @@
                 <w:sz w:val="16"/>
                 <w:szCs w:val="16"/>
               </w:rPr>
+              <w:t>Coupling Control</w:t>
             </w:r>
           </w:p>
         </w:tc>
@@ -30549,6 +30562,7 @@
                 <w:sz w:val="16"/>
                 <w:szCs w:val="16"/>
               </w:rPr>
+              <w:t>Window Opaque</w:t>
             </w:r>
           </w:p>
         </w:tc>
@@ -31235,6 +31249,7 @@
                 <w:sz w:val="16"/>
                 <w:szCs w:val="16"/>
               </w:rPr>
+              <w:t>Coupling Control</w:t>
             </w:r>
           </w:p>
         </w:tc>
@@ -32400,6 +32415,7 @@
                 <w:sz w:val="16"/>
                 <w:szCs w:val="16"/>
               </w:rPr>
+              <w:t>Coupling Control</w:t>
             </w:r>
           </w:p>
         </w:tc>
@@ -32886,7 +32902,10 @@
               </w:rPr>
             </w:pPr>
             <w:r>
-              <w:rPr/>
+              <w:rPr>
+                <w:sz w:val="16"/>
+                <w:szCs w:val="16"/>
+              </w:rPr>
             </w:r>
           </w:p>
         </w:tc>
@@ -33520,7 +33539,10 @@
               </w:rPr>
             </w:pPr>
             <w:r>
-              <w:rPr/>
+              <w:rPr>
+                <w:sz w:val="16"/>
+                <w:szCs w:val="16"/>
+              </w:rPr>
             </w:r>
           </w:p>
         </w:tc>
@@ -34158,7 +34180,10 @@
               </w:rPr>
             </w:pPr>
             <w:r>
-              <w:rPr/>
+              <w:rPr>
+                <w:sz w:val="16"/>
+                <w:szCs w:val="16"/>
+              </w:rPr>
             </w:r>
           </w:p>
         </w:tc>
@@ -34792,7 +34817,10 @@
               </w:rPr>
             </w:pPr>
             <w:r>
-              <w:rPr/>
+              <w:rPr>
+                <w:sz w:val="16"/>
+                <w:szCs w:val="16"/>
+              </w:rPr>
             </w:r>
           </w:p>
         </w:tc>
@@ -35430,7 +35458,10 @@
               </w:rPr>
             </w:pPr>
             <w:r>
-              <w:rPr/>
+              <w:rPr>
+                <w:sz w:val="16"/>
+                <w:szCs w:val="16"/>
+              </w:rPr>
             </w:r>
           </w:p>
         </w:tc>
@@ -36064,7 +36095,10 @@
               </w:rPr>
             </w:pPr>
             <w:r>
-              <w:rPr/>
+              <w:rPr>
+                <w:sz w:val="16"/>
+                <w:szCs w:val="16"/>
+              </w:rPr>
             </w:r>
           </w:p>
         </w:tc>
@@ -36702,7 +36736,10 @@
               </w:rPr>
             </w:pPr>
             <w:r>
-              <w:rPr/>
+              <w:rPr>
+                <w:sz w:val="16"/>
+                <w:szCs w:val="16"/>
+              </w:rPr>
             </w:r>
           </w:p>
         </w:tc>
@@ -37334,7 +37371,10 @@
               </w:rPr>
             </w:pPr>
             <w:r>
-              <w:rPr/>
+              <w:rPr>
+                <w:sz w:val="16"/>
+                <w:szCs w:val="16"/>
+              </w:rPr>
             </w:r>
           </w:p>
         </w:tc>
@@ -37948,7 +37988,10 @@
               </w:rPr>
             </w:pPr>
             <w:r>
-              <w:rPr/>
+              <w:rPr>
+                <w:sz w:val="16"/>
+                <w:szCs w:val="16"/>
+              </w:rPr>
             </w:r>
           </w:p>
         </w:tc>
@@ -38582,7 +38625,10 @@
               </w:rPr>
             </w:pPr>
             <w:r>
-              <w:rPr/>
+              <w:rPr>
+                <w:sz w:val="16"/>
+                <w:szCs w:val="16"/>
+              </w:rPr>
             </w:r>
           </w:p>
         </w:tc>
@@ -39076,6 +39122,7 @@
                 <w:sz w:val="16"/>
                 <w:szCs w:val="16"/>
               </w:rPr>
+              <w:t>Power On</w:t>
             </w:r>
           </w:p>
         </w:tc>
@@ -39139,61 +39186,84 @@
                 <w:sz w:val="16"/>
                 <w:szCs w:val="16"/>
               </w:rPr>
-            </w:r>
-          </w:p>
-        </w:tc>
-        <w:tc>
-          <w:tcPr>
-            <w:tcW w:w="1016" w:type="dxa"/>
-            <w:tcBorders>
-              <w:top w:val="single" w:sz="4" w:space="0" w:color="000000"/>
-              <w:left w:val="single" w:sz="4" w:space="0" w:color="000000"/>
-              <w:bottom w:val="single" w:sz="4" w:space="0" w:color="000000"/>
-            </w:tcBorders>
-            <w:vAlign w:val="bottom"/>
-          </w:tcPr>
-          <w:p>
-            <w:pPr>
-              <w:pStyle w:val="Normal"/>
-              <w:widowControl w:val="false"/>
-              <w:jc w:val="center"/>
-              <w:rPr>
-                <w:color w:val="000000"/>
-                <w:sz w:val="16"/>
-                <w:szCs w:val="16"/>
-              </w:rPr>
-            </w:pPr>
-            <w:r>
-              <w:rPr>
-                <w:color w:val="000000"/>
-                <w:sz w:val="16"/>
-                <w:szCs w:val="16"/>
-              </w:rPr>
-            </w:r>
-          </w:p>
-        </w:tc>
-        <w:tc>
-          <w:tcPr>
-            <w:tcW w:w="1016" w:type="dxa"/>
-            <w:tcBorders>
-              <w:top w:val="single" w:sz="4" w:space="0" w:color="000000"/>
-              <w:left w:val="single" w:sz="4" w:space="0" w:color="000000"/>
-              <w:bottom w:val="single" w:sz="4" w:space="0" w:color="000000"/>
-            </w:tcBorders>
-            <w:vAlign w:val="bottom"/>
-          </w:tcPr>
-          <w:p>
-            <w:pPr>
-              <w:pStyle w:val="Normal"/>
-              <w:widowControl w:val="false"/>
-              <w:jc w:val="center"/>
-              <w:rPr>
-                <w:sz w:val="16"/>
-                <w:szCs w:val="16"/>
-              </w:rPr>
-            </w:pPr>
-            <w:r>
-              <w:rPr/>
+              <w:t>Engine Start</w:t>
+            </w:r>
+          </w:p>
+        </w:tc>
+        <w:tc>
+          <w:tcPr>
+            <w:tcW w:w="1016" w:type="dxa"/>
+            <w:tcBorders>
+              <w:top w:val="single" w:sz="4" w:space="0" w:color="000000"/>
+              <w:left w:val="single" w:sz="4" w:space="0" w:color="000000"/>
+              <w:bottom w:val="single" w:sz="4" w:space="0" w:color="000000"/>
+            </w:tcBorders>
+            <w:vAlign w:val="bottom"/>
+          </w:tcPr>
+          <w:p>
+            <w:pPr>
+              <w:pStyle w:val="Normal"/>
+              <w:widowControl w:val="false"/>
+              <w:jc w:val="center"/>
+              <w:rPr>
+                <w:sz w:val="16"/>
+                <w:szCs w:val="16"/>
+              </w:rPr>
+            </w:pPr>
+            <w:r>
+              <w:rPr>
+                <w:color w:val="000000"/>
+                <w:sz w:val="16"/>
+                <w:szCs w:val="16"/>
+              </w:rPr>
+              <w:t>Pass.</w:t>
+            </w:r>
+          </w:p>
+          <w:p>
+            <w:pPr>
+              <w:pStyle w:val="Normal"/>
+              <w:widowControl w:val="false"/>
+              <w:jc w:val="center"/>
+              <w:rPr>
+                <w:sz w:val="16"/>
+                <w:szCs w:val="16"/>
+              </w:rPr>
+            </w:pPr>
+            <w:r>
+              <w:rPr>
+                <w:sz w:val="16"/>
+                <w:szCs w:val="16"/>
+              </w:rPr>
+              <w:t>Light On</w:t>
+            </w:r>
+          </w:p>
+        </w:tc>
+        <w:tc>
+          <w:tcPr>
+            <w:tcW w:w="1016" w:type="dxa"/>
+            <w:tcBorders>
+              <w:top w:val="single" w:sz="4" w:space="0" w:color="000000"/>
+              <w:left w:val="single" w:sz="4" w:space="0" w:color="000000"/>
+              <w:bottom w:val="single" w:sz="4" w:space="0" w:color="000000"/>
+            </w:tcBorders>
+            <w:vAlign w:val="bottom"/>
+          </w:tcPr>
+          <w:p>
+            <w:pPr>
+              <w:pStyle w:val="Normal"/>
+              <w:widowControl w:val="false"/>
+              <w:jc w:val="center"/>
+              <w:rPr>
+                <w:sz w:val="16"/>
+                <w:szCs w:val="16"/>
+              </w:rPr>
+            </w:pPr>
+            <w:r>
+              <w:rPr>
+                <w:sz w:val="16"/>
+                <w:szCs w:val="16"/>
+              </w:rPr>
+              <w:t>Brake Key On</w:t>
             </w:r>
           </w:p>
         </w:tc>
@@ -39244,20 +39314,19 @@
             <w:pPr>
               <w:pStyle w:val="Normal"/>
               <w:widowControl w:val="false"/>
-              <w:spacing w:lineRule="auto" w:line="180"/>
-              <w:jc w:val="center"/>
-              <w:rPr>
-                <w:color w:val="000000"/>
-                <w:sz w:val="16"/>
-                <w:szCs w:val="16"/>
-              </w:rPr>
-            </w:pPr>
-            <w:r>
-              <w:rPr>
-                <w:color w:val="000000"/>
-                <w:sz w:val="16"/>
-                <w:szCs w:val="16"/>
-              </w:rPr>
+              <w:jc w:val="center"/>
+              <w:rPr>
+                <w:sz w:val="16"/>
+                <w:szCs w:val="16"/>
+              </w:rPr>
+            </w:pPr>
+            <w:r>
+              <w:rPr>
+                <w:rFonts w:eastAsia="arial" w:ascii="arial" w:hAnsi="arial"/>
+                <w:sz w:val="16"/>
+                <w:szCs w:val="16"/>
+              </w:rPr>
+              <w:t>Compressor On</w:t>
             </w:r>
           </w:p>
         </w:tc>
@@ -39288,37 +39357,39 @@
                 <w:sz w:val="16"/>
                 <w:szCs w:val="16"/>
               </w:rPr>
-            </w:r>
-          </w:p>
-        </w:tc>
-        <w:tc>
-          <w:tcPr>
-            <w:tcW w:w="1016" w:type="dxa"/>
-            <w:tcBorders>
-              <w:top w:val="single" w:sz="4" w:space="0" w:color="000000"/>
-              <w:left w:val="single" w:sz="4" w:space="0" w:color="000000"/>
-              <w:bottom w:val="single" w:sz="4" w:space="0" w:color="000000"/>
-            </w:tcBorders>
-            <w:vAlign w:val="bottom"/>
-          </w:tcPr>
-          <w:p>
-            <w:pPr>
-              <w:pStyle w:val="Normal"/>
-              <w:widowControl w:val="false"/>
-              <w:spacing w:lineRule="auto" w:line="180"/>
-              <w:jc w:val="center"/>
-              <w:rPr>
-                <w:color w:val="000000"/>
-                <w:sz w:val="16"/>
-                <w:szCs w:val="16"/>
-              </w:rPr>
-            </w:pPr>
-            <w:r>
-              <w:rPr>
-                <w:color w:val="000000"/>
-                <w:sz w:val="16"/>
-                <w:szCs w:val="16"/>
-              </w:rPr>
+              <w:t>GST On</w:t>
+            </w:r>
+          </w:p>
+        </w:tc>
+        <w:tc>
+          <w:tcPr>
+            <w:tcW w:w="1016" w:type="dxa"/>
+            <w:tcBorders>
+              <w:top w:val="single" w:sz="4" w:space="0" w:color="000000"/>
+              <w:left w:val="single" w:sz="4" w:space="0" w:color="000000"/>
+              <w:bottom w:val="single" w:sz="4" w:space="0" w:color="000000"/>
+            </w:tcBorders>
+            <w:vAlign w:val="bottom"/>
+          </w:tcPr>
+          <w:p>
+            <w:pPr>
+              <w:pStyle w:val="Normal"/>
+              <w:widowControl w:val="false"/>
+              <w:spacing w:lineRule="auto" w:line="180"/>
+              <w:jc w:val="center"/>
+              <w:rPr>
+                <w:color w:val="000000"/>
+                <w:sz w:val="16"/>
+                <w:szCs w:val="16"/>
+              </w:rPr>
+            </w:pPr>
+            <w:r>
+              <w:rPr>
+                <w:color w:val="000000"/>
+                <w:sz w:val="16"/>
+                <w:szCs w:val="16"/>
+              </w:rPr>
+              <w:t>Desk Light On</w:t>
             </w:r>
           </w:p>
         </w:tc>
@@ -39638,6 +39709,7 @@
                 <w:sz w:val="16"/>
                 <w:szCs w:val="16"/>
               </w:rPr>
+              <w:t>Power Off</w:t>
             </w:r>
           </w:p>
         </w:tc>
@@ -39699,61 +39771,84 @@
                 <w:sz w:val="16"/>
                 <w:szCs w:val="16"/>
               </w:rPr>
-            </w:r>
-          </w:p>
-        </w:tc>
-        <w:tc>
-          <w:tcPr>
-            <w:tcW w:w="1016" w:type="dxa"/>
-            <w:tcBorders>
-              <w:top w:val="single" w:sz="4" w:space="0" w:color="000000"/>
-              <w:left w:val="single" w:sz="4" w:space="0" w:color="000000"/>
-              <w:bottom w:val="single" w:sz="4" w:space="0" w:color="000000"/>
-            </w:tcBorders>
-            <w:vAlign w:val="bottom"/>
-          </w:tcPr>
-          <w:p>
-            <w:pPr>
-              <w:pStyle w:val="Normal"/>
-              <w:widowControl w:val="false"/>
-              <w:jc w:val="center"/>
-              <w:rPr>
-                <w:color w:val="000000"/>
-                <w:sz w:val="16"/>
-                <w:szCs w:val="16"/>
-              </w:rPr>
-            </w:pPr>
-            <w:r>
-              <w:rPr>
-                <w:color w:val="000000"/>
-                <w:sz w:val="16"/>
-                <w:szCs w:val="16"/>
-              </w:rPr>
-            </w:r>
-          </w:p>
-        </w:tc>
-        <w:tc>
-          <w:tcPr>
-            <w:tcW w:w="1016" w:type="dxa"/>
-            <w:tcBorders>
-              <w:top w:val="single" w:sz="4" w:space="0" w:color="000000"/>
-              <w:left w:val="single" w:sz="4" w:space="0" w:color="000000"/>
-              <w:bottom w:val="single" w:sz="4" w:space="0" w:color="000000"/>
-            </w:tcBorders>
-            <w:vAlign w:val="bottom"/>
-          </w:tcPr>
-          <w:p>
-            <w:pPr>
-              <w:pStyle w:val="Normal"/>
-              <w:widowControl w:val="false"/>
-              <w:jc w:val="center"/>
-              <w:rPr>
-                <w:sz w:val="16"/>
-                <w:szCs w:val="16"/>
-              </w:rPr>
-            </w:pPr>
-            <w:r>
-              <w:rPr/>
+              <w:t>Engine Stop</w:t>
+            </w:r>
+          </w:p>
+        </w:tc>
+        <w:tc>
+          <w:tcPr>
+            <w:tcW w:w="1016" w:type="dxa"/>
+            <w:tcBorders>
+              <w:top w:val="single" w:sz="4" w:space="0" w:color="000000"/>
+              <w:left w:val="single" w:sz="4" w:space="0" w:color="000000"/>
+              <w:bottom w:val="single" w:sz="4" w:space="0" w:color="000000"/>
+            </w:tcBorders>
+            <w:vAlign w:val="bottom"/>
+          </w:tcPr>
+          <w:p>
+            <w:pPr>
+              <w:pStyle w:val="Normal"/>
+              <w:widowControl w:val="false"/>
+              <w:jc w:val="center"/>
+              <w:rPr>
+                <w:sz w:val="16"/>
+                <w:szCs w:val="16"/>
+              </w:rPr>
+            </w:pPr>
+            <w:r>
+              <w:rPr>
+                <w:color w:val="000000"/>
+                <w:sz w:val="16"/>
+                <w:szCs w:val="16"/>
+              </w:rPr>
+              <w:t>Pass.</w:t>
+            </w:r>
+          </w:p>
+          <w:p>
+            <w:pPr>
+              <w:pStyle w:val="Normal"/>
+              <w:widowControl w:val="false"/>
+              <w:jc w:val="center"/>
+              <w:rPr>
+                <w:sz w:val="16"/>
+                <w:szCs w:val="16"/>
+              </w:rPr>
+            </w:pPr>
+            <w:r>
+              <w:rPr>
+                <w:sz w:val="16"/>
+                <w:szCs w:val="16"/>
+              </w:rPr>
+              <w:t>Light Off</w:t>
+            </w:r>
+          </w:p>
+        </w:tc>
+        <w:tc>
+          <w:tcPr>
+            <w:tcW w:w="1016" w:type="dxa"/>
+            <w:tcBorders>
+              <w:top w:val="single" w:sz="4" w:space="0" w:color="000000"/>
+              <w:left w:val="single" w:sz="4" w:space="0" w:color="000000"/>
+              <w:bottom w:val="single" w:sz="4" w:space="0" w:color="000000"/>
+            </w:tcBorders>
+            <w:vAlign w:val="bottom"/>
+          </w:tcPr>
+          <w:p>
+            <w:pPr>
+              <w:pStyle w:val="Normal"/>
+              <w:widowControl w:val="false"/>
+              <w:jc w:val="center"/>
+              <w:rPr>
+                <w:sz w:val="16"/>
+                <w:szCs w:val="16"/>
+              </w:rPr>
+            </w:pPr>
+            <w:r>
+              <w:rPr>
+                <w:sz w:val="16"/>
+                <w:szCs w:val="16"/>
+              </w:rPr>
+              <w:t>Brake Key Off</w:t>
             </w:r>
           </w:p>
         </w:tc>
@@ -39779,40 +39874,41 @@
             </w:pPr>
             <w:r>
               <w:rPr>
-                <w:sz w:val="16"/>
-                <w:szCs w:val="16"/>
-              </w:rPr>
-            </w:r>
-          </w:p>
-        </w:tc>
-        <w:tc>
-          <w:tcPr>
-            <w:tcW w:w="1016" w:type="dxa"/>
-            <w:tcBorders>
-              <w:top w:val="single" w:sz="4" w:space="0" w:color="000000"/>
-              <w:left w:val="single" w:sz="4" w:space="0" w:color="000000"/>
-              <w:bottom w:val="single" w:sz="4" w:space="0" w:color="000000"/>
-            </w:tcBorders>
-            <w:vAlign w:val="bottom"/>
-          </w:tcPr>
-          <w:p>
-            <w:pPr>
-              <w:pStyle w:val="Normal"/>
-              <w:widowControl w:val="false"/>
-              <w:spacing w:lineRule="auto" w:line="180"/>
-              <w:jc w:val="center"/>
-              <w:rPr>
-                <w:color w:val="000000"/>
-                <w:sz w:val="16"/>
-                <w:szCs w:val="16"/>
-              </w:rPr>
-            </w:pPr>
-            <w:r>
-              <w:rPr>
-                <w:color w:val="000000"/>
-                <w:sz w:val="16"/>
-                <w:szCs w:val="16"/>
-              </w:rPr>
+                <w:rFonts w:eastAsia="arial" w:ascii="arial" w:hAnsi="arial"/>
+                <w:sz w:val="16"/>
+                <w:szCs w:val="16"/>
+              </w:rPr>
+              <w:t>Signal Light</w:t>
+            </w:r>
+          </w:p>
+        </w:tc>
+        <w:tc>
+          <w:tcPr>
+            <w:tcW w:w="1016" w:type="dxa"/>
+            <w:tcBorders>
+              <w:top w:val="single" w:sz="4" w:space="0" w:color="000000"/>
+              <w:left w:val="single" w:sz="4" w:space="0" w:color="000000"/>
+              <w:bottom w:val="single" w:sz="4" w:space="0" w:color="000000"/>
+            </w:tcBorders>
+            <w:vAlign w:val="bottom"/>
+          </w:tcPr>
+          <w:p>
+            <w:pPr>
+              <w:pStyle w:val="Normal"/>
+              <w:widowControl w:val="false"/>
+              <w:jc w:val="center"/>
+              <w:rPr>
+                <w:sz w:val="16"/>
+                <w:szCs w:val="16"/>
+              </w:rPr>
+            </w:pPr>
+            <w:r>
+              <w:rPr>
+                <w:rFonts w:eastAsia="arial" w:ascii="arial" w:hAnsi="arial"/>
+                <w:sz w:val="16"/>
+                <w:szCs w:val="16"/>
+              </w:rPr>
+              <w:t>Compressor Off</w:t>
             </w:r>
           </w:p>
         </w:tc>
@@ -39832,46 +39928,50 @@
               <w:widowControl w:val="false"/>
               <w:jc w:val="center"/>
               <w:rPr>
-                <w:sz w:val="16"/>
-                <w:szCs w:val="16"/>
-              </w:rPr>
-            </w:pPr>
-            <w:r>
-              <w:rPr>
-                <w:sz w:val="16"/>
-                <w:szCs w:val="16"/>
-              </w:rPr>
-            </w:r>
-          </w:p>
-        </w:tc>
-        <w:tc>
-          <w:tcPr>
-            <w:tcW w:w="1016" w:type="dxa"/>
-            <w:tcBorders>
-              <w:top w:val="single" w:sz="4" w:space="0" w:color="000000"/>
-              <w:left w:val="single" w:sz="4" w:space="0" w:color="000000"/>
-              <w:bottom w:val="single" w:sz="4" w:space="0" w:color="000000"/>
-            </w:tcBorders>
-            <w:vAlign w:val="bottom"/>
-          </w:tcPr>
-          <w:p>
-            <w:pPr>
-              <w:pStyle w:val="Normal"/>
-              <w:widowControl w:val="false"/>
-              <w:spacing w:lineRule="auto" w:line="180"/>
-              <w:jc w:val="center"/>
-              <w:rPr>
-                <w:color w:val="000000"/>
-                <w:sz w:val="16"/>
-                <w:szCs w:val="16"/>
-              </w:rPr>
-            </w:pPr>
-            <w:r>
-              <w:rPr>
-                <w:color w:val="000000"/>
-                <w:sz w:val="16"/>
-                <w:szCs w:val="16"/>
-              </w:rPr>
+                <w:color w:val="000000"/>
+                <w:sz w:val="16"/>
+                <w:szCs w:val="16"/>
+              </w:rPr>
+            </w:pPr>
+            <w:r>
+              <w:rPr>
+                <w:color w:val="000000"/>
+                <w:sz w:val="16"/>
+                <w:szCs w:val="16"/>
+              </w:rPr>
+              <w:t>GST Off</w:t>
+            </w:r>
+          </w:p>
+        </w:tc>
+        <w:tc>
+          <w:tcPr>
+            <w:tcW w:w="1016" w:type="dxa"/>
+            <w:tcBorders>
+              <w:top w:val="single" w:sz="4" w:space="0" w:color="000000"/>
+              <w:left w:val="single" w:sz="4" w:space="0" w:color="000000"/>
+              <w:bottom w:val="single" w:sz="4" w:space="0" w:color="000000"/>
+            </w:tcBorders>
+            <w:vAlign w:val="bottom"/>
+          </w:tcPr>
+          <w:p>
+            <w:pPr>
+              <w:pStyle w:val="Normal"/>
+              <w:widowControl w:val="false"/>
+              <w:spacing w:lineRule="auto" w:line="180"/>
+              <w:jc w:val="center"/>
+              <w:rPr>
+                <w:color w:val="000000"/>
+                <w:sz w:val="16"/>
+                <w:szCs w:val="16"/>
+              </w:rPr>
+            </w:pPr>
+            <w:r>
+              <w:rPr>
+                <w:color w:val="000000"/>
+                <w:sz w:val="16"/>
+                <w:szCs w:val="16"/>
+              </w:rPr>
+              <w:t>Desk Light Off</w:t>
             </w:r>
           </w:p>
         </w:tc>
@@ -40239,6 +40339,7 @@
                 <w:sz w:val="16"/>
                 <w:szCs w:val="16"/>
               </w:rPr>
+              <w:t>Power On</w:t>
             </w:r>
           </w:p>
         </w:tc>
@@ -40383,6 +40484,7 @@
                 <w:sz w:val="16"/>
                 <w:szCs w:val="16"/>
               </w:rPr>
+              <w:t>Brake Key On</w:t>
             </w:r>
           </w:p>
         </w:tc>
@@ -40829,6 +40931,7 @@
                 <w:sz w:val="16"/>
                 <w:szCs w:val="16"/>
               </w:rPr>
+              <w:t>Power Off</w:t>
             </w:r>
           </w:p>
         </w:tc>
@@ -40971,6 +41074,7 @@
                 <w:sz w:val="16"/>
                 <w:szCs w:val="16"/>
               </w:rPr>
+              <w:t>Brake Key Off</w:t>
             </w:r>
           </w:p>
         </w:tc>
@@ -41313,25 +41417,7 @@
           <w:sz w:val="16"/>
           <w:szCs w:val="16"/>
         </w:rPr>
-        <w:t xml:space="preserve">    DB BR 6</w:t>
-      </w:r>
-      <w:r>
-        <w:rPr>
-          <w:rFonts w:eastAsia="arial" w:ascii="arial" w:hAnsi="arial"/>
-          <w:color w:val="000000"/>
-          <w:sz w:val="16"/>
-          <w:szCs w:val="16"/>
-        </w:rPr>
-        <w:t>42</w:t>
-      </w:r>
-      <w:r>
-        <w:rPr>
-          <w:rFonts w:eastAsia="arial" w:ascii="arial" w:hAnsi="arial"/>
-          <w:color w:val="000000"/>
-          <w:sz w:val="16"/>
-          <w:szCs w:val="16"/>
-        </w:rPr>
-        <w:t>-1</w:t>
+        <w:t xml:space="preserve">    DB BR 642-1</w:t>
       </w:r>
     </w:p>
     <w:tbl>
@@ -41426,7 +41512,11 @@
               </w:rPr>
             </w:pPr>
             <w:r>
-              <w:rPr/>
+              <w:rPr>
+                <w:color w:val="000000"/>
+                <w:sz w:val="16"/>
+                <w:szCs w:val="16"/>
+              </w:rPr>
             </w:r>
           </w:p>
         </w:tc>
@@ -41524,33 +41614,42 @@
               </w:rPr>
             </w:pPr>
             <w:r>
-              <w:rPr/>
-            </w:r>
-          </w:p>
-        </w:tc>
-        <w:tc>
-          <w:tcPr>
-            <w:tcW w:w="1016" w:type="dxa"/>
-            <w:tcBorders>
-              <w:top w:val="single" w:sz="4" w:space="0" w:color="000000"/>
-              <w:left w:val="single" w:sz="4" w:space="0" w:color="000000"/>
-              <w:bottom w:val="single" w:sz="4" w:space="0" w:color="000000"/>
-            </w:tcBorders>
-            <w:vAlign w:val="bottom"/>
-          </w:tcPr>
-          <w:p>
-            <w:pPr>
-              <w:pStyle w:val="Normal"/>
-              <w:widowControl w:val="false"/>
-              <w:jc w:val="center"/>
-              <w:rPr>
-                <w:color w:val="000000"/>
-                <w:sz w:val="16"/>
-                <w:szCs w:val="16"/>
-              </w:rPr>
-            </w:pPr>
-            <w:r>
-              <w:rPr/>
+              <w:rPr>
+                <w:color w:val="000000"/>
+                <w:sz w:val="16"/>
+                <w:szCs w:val="16"/>
+              </w:rPr>
+            </w:r>
+          </w:p>
+        </w:tc>
+        <w:tc>
+          <w:tcPr>
+            <w:tcW w:w="1016" w:type="dxa"/>
+            <w:tcBorders>
+              <w:top w:val="single" w:sz="4" w:space="0" w:color="000000"/>
+              <w:left w:val="single" w:sz="4" w:space="0" w:color="000000"/>
+              <w:bottom w:val="single" w:sz="4" w:space="0" w:color="000000"/>
+            </w:tcBorders>
+            <w:vAlign w:val="bottom"/>
+          </w:tcPr>
+          <w:p>
+            <w:pPr>
+              <w:pStyle w:val="Normal"/>
+              <w:widowControl w:val="false"/>
+              <w:jc w:val="center"/>
+              <w:rPr>
+                <w:color w:val="000000"/>
+                <w:sz w:val="16"/>
+                <w:szCs w:val="16"/>
+              </w:rPr>
+            </w:pPr>
+            <w:r>
+              <w:rPr>
+                <w:color w:val="000000"/>
+                <w:sz w:val="16"/>
+                <w:szCs w:val="16"/>
+              </w:rPr>
+              <w:t>Aux. Travel On</w:t>
             </w:r>
           </w:p>
         </w:tc>
@@ -41573,13 +41672,27 @@
               <w:rPr>
                 <w:rFonts w:ascii="arial" w:hAnsi="arial" w:eastAsia="arial"/>
                 <w:color w:val="000000"/>
-              </w:rPr>
-            </w:pPr>
-            <w:r>
-              <w:rPr>
-                <w:sz w:val="16"/>
-                <w:szCs w:val="16"/>
-              </w:rPr>
+                <w:sz w:val="16"/>
+                <w:szCs w:val="16"/>
+              </w:rPr>
+            </w:pPr>
+            <w:r>
+              <w:rPr>
+                <w:rFonts w:ascii="arial" w:hAnsi="arial" w:eastAsia="arial"/>
+                <w:color w:val="000000"/>
+                <w:sz w:val="16"/>
+                <w:szCs w:val="16"/>
+              </w:rPr>
+              <w:t xml:space="preserve"> </w:t>
+            </w:r>
+            <w:r>
+              <w:rPr>
+                <w:rFonts w:eastAsia="arial" w:ascii="arial" w:hAnsi="arial"/>
+                <w:color w:val="000000"/>
+                <w:sz w:val="16"/>
+                <w:szCs w:val="16"/>
+              </w:rPr>
+              <w:t>Desk Dim Up</w:t>
             </w:r>
           </w:p>
         </w:tc>
@@ -41606,7 +41719,12 @@
               </w:rPr>
             </w:pPr>
             <w:r>
-              <w:rPr/>
+              <w:rPr>
+                <w:color w:val="000000"/>
+                <w:sz w:val="16"/>
+                <w:szCs w:val="16"/>
+              </w:rPr>
+              <w:t>Gauge Dim Up</w:t>
             </w:r>
           </w:p>
         </w:tc>
@@ -41886,25 +42004,7 @@
           <w:szCs w:val="16"/>
         </w:rPr>
         <w:tab/>
-        <w:t xml:space="preserve">           DB BR 6</w:t>
-      </w:r>
-      <w:r>
-        <w:rPr>
-          <w:rFonts w:eastAsia="arial" w:ascii="arial" w:hAnsi="arial"/>
-          <w:color w:val="000000"/>
-          <w:sz w:val="16"/>
-          <w:szCs w:val="16"/>
-        </w:rPr>
-        <w:t>42</w:t>
-      </w:r>
-      <w:r>
-        <w:rPr>
-          <w:rFonts w:eastAsia="arial" w:ascii="arial" w:hAnsi="arial"/>
-          <w:color w:val="000000"/>
-          <w:sz w:val="16"/>
-          <w:szCs w:val="16"/>
-        </w:rPr>
-        <w:t>-2</w:t>
+        <w:t xml:space="preserve">           DB BR 642-2</w:t>
       </w:r>
     </w:p>
     <w:tbl>
@@ -42094,66 +42194,84 @@
             </w:pPr>
             <w:r>
               <w:rPr>
+                <w:color w:val="000000"/>
+                <w:sz w:val="16"/>
+                <w:szCs w:val="16"/>
+              </w:rPr>
+            </w:r>
+          </w:p>
+        </w:tc>
+        <w:tc>
+          <w:tcPr>
+            <w:tcW w:w="1016" w:type="dxa"/>
+            <w:tcBorders>
+              <w:top w:val="single" w:sz="4" w:space="0" w:color="000000"/>
+              <w:left w:val="single" w:sz="4" w:space="0" w:color="000000"/>
+              <w:bottom w:val="single" w:sz="4" w:space="0" w:color="000000"/>
+            </w:tcBorders>
+            <w:vAlign w:val="bottom"/>
+          </w:tcPr>
+          <w:p>
+            <w:pPr>
+              <w:pStyle w:val="Normal"/>
+              <w:widowControl w:val="false"/>
+              <w:jc w:val="center"/>
+              <w:rPr>
+                <w:color w:val="000000"/>
+                <w:sz w:val="16"/>
+                <w:szCs w:val="16"/>
+              </w:rPr>
+            </w:pPr>
+            <w:r>
+              <w:rPr>
+                <w:color w:val="000000"/>
+                <w:sz w:val="16"/>
+                <w:szCs w:val="16"/>
+              </w:rPr>
+              <w:t>Aux. Travel Off</w:t>
+            </w:r>
+          </w:p>
+        </w:tc>
+        <w:tc>
+          <w:tcPr>
+            <w:tcW w:w="1016" w:type="dxa"/>
+            <w:tcBorders>
+              <w:top w:val="single" w:sz="4" w:space="0" w:color="000000"/>
+              <w:left w:val="single" w:sz="4" w:space="0" w:color="000000"/>
+              <w:bottom w:val="single" w:sz="4" w:space="0" w:color="000000"/>
+            </w:tcBorders>
+            <w:vAlign w:val="bottom"/>
+          </w:tcPr>
+          <w:p>
+            <w:pPr>
+              <w:pStyle w:val="Normal"/>
+              <w:widowControl w:val="false"/>
+              <w:spacing w:lineRule="auto" w:line="180"/>
+              <w:jc w:val="center"/>
+              <w:rPr>
                 <w:rFonts w:ascii="arial" w:hAnsi="arial" w:eastAsia="arial"/>
                 <w:color w:val="000000"/>
                 <w:sz w:val="16"/>
                 <w:szCs w:val="16"/>
               </w:rPr>
+            </w:pPr>
+            <w:r>
+              <w:rPr>
+                <w:rFonts w:ascii="arial" w:hAnsi="arial" w:eastAsia="arial"/>
+                <w:color w:val="000000"/>
+                <w:sz w:val="16"/>
+                <w:szCs w:val="16"/>
+              </w:rPr>
               <w:t xml:space="preserve"> </w:t>
             </w:r>
-          </w:p>
-        </w:tc>
-        <w:tc>
-          <w:tcPr>
-            <w:tcW w:w="1016" w:type="dxa"/>
-            <w:tcBorders>
-              <w:top w:val="single" w:sz="4" w:space="0" w:color="000000"/>
-              <w:left w:val="single" w:sz="4" w:space="0" w:color="000000"/>
-              <w:bottom w:val="single" w:sz="4" w:space="0" w:color="000000"/>
-            </w:tcBorders>
-            <w:vAlign w:val="bottom"/>
-          </w:tcPr>
-          <w:p>
-            <w:pPr>
-              <w:pStyle w:val="Normal"/>
-              <w:widowControl w:val="false"/>
-              <w:jc w:val="center"/>
-              <w:rPr>
-                <w:color w:val="000000"/>
-                <w:sz w:val="16"/>
-                <w:szCs w:val="16"/>
-              </w:rPr>
-            </w:pPr>
-            <w:r>
-              <w:rPr/>
-            </w:r>
-          </w:p>
-        </w:tc>
-        <w:tc>
-          <w:tcPr>
-            <w:tcW w:w="1016" w:type="dxa"/>
-            <w:tcBorders>
-              <w:top w:val="single" w:sz="4" w:space="0" w:color="000000"/>
-              <w:left w:val="single" w:sz="4" w:space="0" w:color="000000"/>
-              <w:bottom w:val="single" w:sz="4" w:space="0" w:color="000000"/>
-            </w:tcBorders>
-            <w:vAlign w:val="bottom"/>
-          </w:tcPr>
-          <w:p>
-            <w:pPr>
-              <w:pStyle w:val="Normal"/>
-              <w:widowControl w:val="false"/>
-              <w:jc w:val="center"/>
-              <w:rPr>
-                <w:sz w:val="16"/>
-                <w:szCs w:val="16"/>
-              </w:rPr>
-            </w:pPr>
-            <w:r>
-              <w:rPr>
-                <w:sz w:val="16"/>
-                <w:szCs w:val="16"/>
-              </w:rPr>
+            <w:r>
+              <w:rPr>
+                <w:rFonts w:eastAsia="arial" w:ascii="arial" w:hAnsi="arial"/>
+                <w:color w:val="000000"/>
+                <w:sz w:val="16"/>
+                <w:szCs w:val="16"/>
+              </w:rPr>
+              <w:t>Desk Dim Down</w:t>
             </w:r>
           </w:p>
         </w:tc>
@@ -42180,7 +42298,12 @@
               </w:rPr>
             </w:pPr>
             <w:r>
-              <w:rPr/>
+              <w:rPr>
+                <w:color w:val="000000"/>
+                <w:sz w:val="16"/>
+                <w:szCs w:val="16"/>
+              </w:rPr>
+              <w:t>Gauge Dim Down</w:t>
             </w:r>
           </w:p>
         </w:tc>
@@ -42492,25 +42615,7 @@
           <w:sz w:val="16"/>
           <w:szCs w:val="16"/>
         </w:rPr>
-        <w:t xml:space="preserve">    DB BR </w:t>
-      </w:r>
-      <w:r>
-        <w:rPr>
-          <w:rFonts w:eastAsia="arial" w:ascii="arial" w:hAnsi="arial"/>
-          <w:color w:val="000000"/>
-          <w:sz w:val="16"/>
-          <w:szCs w:val="16"/>
-        </w:rPr>
-        <w:t>204</w:t>
-      </w:r>
-      <w:r>
-        <w:rPr>
-          <w:rFonts w:eastAsia="arial" w:ascii="arial" w:hAnsi="arial"/>
-          <w:color w:val="000000"/>
-          <w:sz w:val="16"/>
-          <w:szCs w:val="16"/>
-        </w:rPr>
-        <w:t>-1</w:t>
+        <w:t xml:space="preserve">    DB BR 204-1</w:t>
       </w:r>
     </w:p>
     <w:tbl>
@@ -43114,25 +43219,7 @@
           <w:szCs w:val="16"/>
         </w:rPr>
         <w:tab/>
-        <w:t xml:space="preserve">           DB BR </w:t>
-      </w:r>
-      <w:r>
-        <w:rPr>
-          <w:rFonts w:eastAsia="arial" w:ascii="arial" w:hAnsi="arial"/>
-          <w:color w:val="000000"/>
-          <w:sz w:val="16"/>
-          <w:szCs w:val="16"/>
-        </w:rPr>
-        <w:t>204</w:t>
-      </w:r>
-      <w:r>
-        <w:rPr>
-          <w:rFonts w:eastAsia="arial" w:ascii="arial" w:hAnsi="arial"/>
-          <w:color w:val="000000"/>
-          <w:sz w:val="16"/>
-          <w:szCs w:val="16"/>
-        </w:rPr>
-        <w:t>-2</w:t>
+        <w:t xml:space="preserve">           DB BR 204-2</w:t>
       </w:r>
     </w:p>
     <w:tbl>
@@ -43463,7 +43550,10 @@
               </w:rPr>
             </w:pPr>
             <w:r>
-              <w:rPr/>
+              <w:rPr>
+                <w:sz w:val="16"/>
+                <w:szCs w:val="16"/>
+              </w:rPr>
             </w:r>
           </w:p>
         </w:tc>
@@ -43736,25 +43826,7 @@
           <w:sz w:val="16"/>
           <w:szCs w:val="16"/>
         </w:rPr>
-        <w:t xml:space="preserve">    DB BR </w:t>
-      </w:r>
-      <w:r>
-        <w:rPr>
-          <w:rFonts w:eastAsia="arial" w:ascii="arial" w:hAnsi="arial"/>
-          <w:color w:val="000000"/>
-          <w:sz w:val="16"/>
-          <w:szCs w:val="16"/>
-        </w:rPr>
-        <w:t>218</w:t>
-      </w:r>
-      <w:r>
-        <w:rPr>
-          <w:rFonts w:eastAsia="arial" w:ascii="arial" w:hAnsi="arial"/>
-          <w:color w:val="000000"/>
-          <w:sz w:val="16"/>
-          <w:szCs w:val="16"/>
-        </w:rPr>
-        <w:t>-1</w:t>
+        <w:t xml:space="preserve">    DB BR 218-1</w:t>
       </w:r>
     </w:p>
     <w:tbl>
@@ -44032,14 +44104,7 @@
                 <w:sz w:val="16"/>
                 <w:szCs w:val="16"/>
               </w:rPr>
-              <w:t xml:space="preserve">Brake Key </w:t>
-            </w:r>
-            <w:r>
-              <w:rPr>
-                <w:sz w:val="16"/>
-                <w:szCs w:val="16"/>
-              </w:rPr>
-              <w:t>On</w:t>
+              <w:t>Brake Key On</w:t>
             </w:r>
           </w:p>
         </w:tc>
@@ -44133,16 +44198,7 @@
                 <w:sz w:val="16"/>
                 <w:szCs w:val="16"/>
               </w:rPr>
-              <w:t xml:space="preserve">Gauge Light </w:t>
-            </w:r>
-            <w:r>
-              <w:rPr>
-                <w:rFonts w:eastAsia="arial" w:ascii="arial" w:hAnsi="arial"/>
-                <w:color w:val="000000"/>
-                <w:sz w:val="16"/>
-                <w:szCs w:val="16"/>
-              </w:rPr>
-              <w:t>Up</w:t>
+              <w:t>Gauge Light Up</w:t>
             </w:r>
           </w:p>
         </w:tc>
@@ -44184,16 +44240,7 @@
                 <w:sz w:val="16"/>
                 <w:szCs w:val="16"/>
               </w:rPr>
-              <w:t xml:space="preserve">Cab Light </w:t>
-            </w:r>
-            <w:r>
-              <w:rPr>
-                <w:rFonts w:eastAsia="arial" w:ascii="arial" w:hAnsi="arial"/>
-                <w:color w:val="000000"/>
-                <w:sz w:val="16"/>
-                <w:szCs w:val="16"/>
-              </w:rPr>
-              <w:t>Up</w:t>
+              <w:t>Cab Light Up</w:t>
             </w:r>
           </w:p>
         </w:tc>
@@ -44357,25 +44404,7 @@
           <w:szCs w:val="16"/>
         </w:rPr>
         <w:tab/>
-        <w:t xml:space="preserve">           DB BR </w:t>
-      </w:r>
-      <w:r>
-        <w:rPr>
-          <w:rFonts w:eastAsia="arial" w:ascii="arial" w:hAnsi="arial"/>
-          <w:color w:val="000000"/>
-          <w:sz w:val="16"/>
-          <w:szCs w:val="16"/>
-        </w:rPr>
-        <w:t>218</w:t>
-      </w:r>
-      <w:r>
-        <w:rPr>
-          <w:rFonts w:eastAsia="arial" w:ascii="arial" w:hAnsi="arial"/>
-          <w:color w:val="000000"/>
-          <w:sz w:val="16"/>
-          <w:szCs w:val="16"/>
-        </w:rPr>
-        <w:t>-2</w:t>
+        <w:t xml:space="preserve">           DB BR 218-2</w:t>
       </w:r>
     </w:p>
     <w:tbl>
@@ -44633,14 +44662,7 @@
                 <w:sz w:val="16"/>
                 <w:szCs w:val="16"/>
               </w:rPr>
-              <w:t xml:space="preserve">Brake Key </w:t>
-            </w:r>
-            <w:r>
-              <w:rPr>
-                <w:sz w:val="16"/>
-                <w:szCs w:val="16"/>
-              </w:rPr>
-              <w:t>Off</w:t>
+              <w:t>Brake Key Off</w:t>
             </w:r>
           </w:p>
         </w:tc>
@@ -44734,16 +44756,7 @@
                 <w:sz w:val="16"/>
                 <w:szCs w:val="16"/>
               </w:rPr>
-              <w:t xml:space="preserve">Gauge Light </w:t>
-            </w:r>
-            <w:r>
-              <w:rPr>
-                <w:rFonts w:eastAsia="arial" w:ascii="arial" w:hAnsi="arial"/>
-                <w:color w:val="000000"/>
-                <w:sz w:val="16"/>
-                <w:szCs w:val="16"/>
-              </w:rPr>
-              <w:t>Dw</w:t>
+              <w:t>Gauge Light Dw</w:t>
             </w:r>
           </w:p>
         </w:tc>
@@ -44785,43 +44798,38 @@
                 <w:sz w:val="16"/>
                 <w:szCs w:val="16"/>
               </w:rPr>
-              <w:t xml:space="preserve">Cab Light </w:t>
-            </w:r>
-            <w:r>
-              <w:rPr>
-                <w:rFonts w:eastAsia="arial" w:ascii="arial" w:hAnsi="arial"/>
-                <w:color w:val="000000"/>
-                <w:sz w:val="16"/>
-                <w:szCs w:val="16"/>
-              </w:rPr>
-              <w:t>Down</w:t>
-            </w:r>
-          </w:p>
-        </w:tc>
-        <w:tc>
-          <w:tcPr>
-            <w:tcW w:w="1016" w:type="dxa"/>
-            <w:tcBorders>
-              <w:top w:val="single" w:sz="4" w:space="0" w:color="000000"/>
-              <w:left w:val="single" w:sz="4" w:space="0" w:color="000000"/>
-              <w:bottom w:val="single" w:sz="4" w:space="0" w:color="000000"/>
-            </w:tcBorders>
-            <w:vAlign w:val="bottom"/>
-          </w:tcPr>
-          <w:p>
-            <w:pPr>
-              <w:pStyle w:val="Normal"/>
-              <w:widowControl w:val="false"/>
-              <w:spacing w:lineRule="auto" w:line="180"/>
-              <w:jc w:val="center"/>
-              <w:rPr>
-                <w:color w:val="000000"/>
-                <w:sz w:val="16"/>
-                <w:szCs w:val="16"/>
-              </w:rPr>
-            </w:pPr>
-            <w:r>
-              <w:rPr/>
+              <w:t>Cab Light Down</w:t>
+            </w:r>
+          </w:p>
+        </w:tc>
+        <w:tc>
+          <w:tcPr>
+            <w:tcW w:w="1016" w:type="dxa"/>
+            <w:tcBorders>
+              <w:top w:val="single" w:sz="4" w:space="0" w:color="000000"/>
+              <w:left w:val="single" w:sz="4" w:space="0" w:color="000000"/>
+              <w:bottom w:val="single" w:sz="4" w:space="0" w:color="000000"/>
+            </w:tcBorders>
+            <w:vAlign w:val="bottom"/>
+          </w:tcPr>
+          <w:p>
+            <w:pPr>
+              <w:pStyle w:val="Normal"/>
+              <w:widowControl w:val="false"/>
+              <w:spacing w:lineRule="auto" w:line="180"/>
+              <w:jc w:val="center"/>
+              <w:rPr>
+                <w:sz w:val="16"/>
+                <w:szCs w:val="16"/>
+              </w:rPr>
+            </w:pPr>
+            <w:r>
+              <w:rPr>
+                <w:rFonts w:eastAsia="arial" w:ascii="arial" w:hAnsi="arial"/>
+                <w:sz w:val="16"/>
+                <w:szCs w:val="16"/>
+              </w:rPr>
+              <w:t>Parking Brake Off</w:t>
             </w:r>
           </w:p>
         </w:tc>
@@ -44981,34 +44989,7 @@
           <w:sz w:val="16"/>
           <w:szCs w:val="16"/>
         </w:rPr>
-        <w:t xml:space="preserve">    DB BR </w:t>
-      </w:r>
-      <w:r>
-        <w:rPr>
-          <w:rFonts w:eastAsia="arial" w:ascii="arial" w:hAnsi="arial"/>
-          <w:color w:val="000000"/>
-          <w:sz w:val="16"/>
-          <w:szCs w:val="16"/>
-        </w:rPr>
-        <w:t>2</w:t>
-      </w:r>
-      <w:r>
-        <w:rPr>
-          <w:rFonts w:eastAsia="arial" w:ascii="arial" w:hAnsi="arial"/>
-          <w:color w:val="000000"/>
-          <w:sz w:val="16"/>
-          <w:szCs w:val="16"/>
-        </w:rPr>
-        <w:t>94</w:t>
-      </w:r>
-      <w:r>
-        <w:rPr>
-          <w:rFonts w:eastAsia="arial" w:ascii="arial" w:hAnsi="arial"/>
-          <w:color w:val="000000"/>
-          <w:sz w:val="16"/>
-          <w:szCs w:val="16"/>
-        </w:rPr>
-        <w:t>-1</w:t>
+        <w:t xml:space="preserve">    DB BR 294-1</w:t>
       </w:r>
     </w:p>
     <w:tbl>
@@ -45307,14 +45288,7 @@
                 <w:sz w:val="16"/>
                 <w:szCs w:val="16"/>
               </w:rPr>
-              <w:t xml:space="preserve">Brake </w:t>
-            </w:r>
-            <w:r>
-              <w:rPr>
-                <w:sz w:val="16"/>
-                <w:szCs w:val="16"/>
-              </w:rPr>
-              <w:t>Train</w:t>
+              <w:t>Brake Train</w:t>
             </w:r>
           </w:p>
         </w:tc>
@@ -45397,25 +45371,7 @@
                 <w:sz w:val="16"/>
                 <w:szCs w:val="16"/>
               </w:rPr>
-              <w:t>Rear</w:t>
-            </w:r>
-            <w:r>
-              <w:rPr>
-                <w:rFonts w:eastAsia="arial" w:ascii="arial" w:hAnsi="arial"/>
-                <w:color w:val="000000"/>
-                <w:sz w:val="16"/>
-                <w:szCs w:val="16"/>
-              </w:rPr>
-              <w:t xml:space="preserve"> Light </w:t>
-            </w:r>
-            <w:r>
-              <w:rPr>
-                <w:rFonts w:eastAsia="arial" w:ascii="arial" w:hAnsi="arial"/>
-                <w:color w:val="000000"/>
-                <w:sz w:val="16"/>
-                <w:szCs w:val="16"/>
-              </w:rPr>
-              <w:t>White</w:t>
+              <w:t>Rear Light White</w:t>
             </w:r>
           </w:p>
         </w:tc>
@@ -45446,16 +45402,7 @@
                 <w:sz w:val="16"/>
                 <w:szCs w:val="16"/>
               </w:rPr>
-              <w:t xml:space="preserve">Gauge Light </w:t>
-            </w:r>
-            <w:r>
-              <w:rPr>
-                <w:rFonts w:eastAsia="arial" w:ascii="arial" w:hAnsi="arial"/>
-                <w:color w:val="000000"/>
-                <w:sz w:val="16"/>
-                <w:szCs w:val="16"/>
-              </w:rPr>
-              <w:t>Up</w:t>
+              <w:t>Gauge Light Up</w:t>
             </w:r>
           </w:p>
         </w:tc>
@@ -45497,16 +45444,7 @@
                 <w:sz w:val="16"/>
                 <w:szCs w:val="16"/>
               </w:rPr>
-              <w:t xml:space="preserve">Cab Light </w:t>
-            </w:r>
-            <w:r>
-              <w:rPr>
-                <w:rFonts w:eastAsia="arial" w:ascii="arial" w:hAnsi="arial"/>
-                <w:color w:val="000000"/>
-                <w:sz w:val="16"/>
-                <w:szCs w:val="16"/>
-              </w:rPr>
-              <w:t>Up</w:t>
+              <w:t>Cab Light Up</w:t>
             </w:r>
           </w:p>
         </w:tc>
@@ -45664,7 +45602,6 @@
       </w:pPr>
       <w:r>
         <w:rPr>
-          <w:rFonts w:eastAsia="arial" w:ascii="arial" w:hAnsi="arial"/>
           <w:color w:val="000000"/>
           <w:sz w:val="16"/>
           <w:szCs w:val="16"/>
@@ -45682,7 +45619,6 @@
       </w:pPr>
       <w:r>
         <w:rPr>
-          <w:rFonts w:eastAsia="arial" w:ascii="arial" w:hAnsi="arial"/>
           <w:color w:val="000000"/>
           <w:sz w:val="16"/>
           <w:szCs w:val="16"/>
@@ -45700,7 +45636,6 @@
       </w:pPr>
       <w:r>
         <w:rPr>
-          <w:rFonts w:eastAsia="arial" w:ascii="arial" w:hAnsi="arial"/>
           <w:color w:val="000000"/>
           <w:sz w:val="16"/>
           <w:szCs w:val="16"/>
@@ -45724,34 +45659,7 @@
           <w:szCs w:val="16"/>
         </w:rPr>
         <w:tab/>
-        <w:t xml:space="preserve">           DB BR </w:t>
-      </w:r>
-      <w:r>
-        <w:rPr>
-          <w:rFonts w:eastAsia="arial" w:ascii="arial" w:hAnsi="arial"/>
-          <w:color w:val="000000"/>
-          <w:sz w:val="16"/>
-          <w:szCs w:val="16"/>
-        </w:rPr>
-        <w:t>2</w:t>
-      </w:r>
-      <w:r>
-        <w:rPr>
-          <w:rFonts w:eastAsia="arial" w:ascii="arial" w:hAnsi="arial"/>
-          <w:color w:val="000000"/>
-          <w:sz w:val="16"/>
-          <w:szCs w:val="16"/>
-        </w:rPr>
-        <w:t>94</w:t>
-      </w:r>
-      <w:r>
-        <w:rPr>
-          <w:rFonts w:eastAsia="arial" w:ascii="arial" w:hAnsi="arial"/>
-          <w:color w:val="000000"/>
-          <w:sz w:val="16"/>
-          <w:szCs w:val="16"/>
-        </w:rPr>
-        <w:t>-2</w:t>
+        <w:t xml:space="preserve">           DB BR 294-2</w:t>
       </w:r>
     </w:p>
     <w:tbl>
@@ -46029,14 +45937,7 @@
                 <w:sz w:val="16"/>
                 <w:szCs w:val="16"/>
               </w:rPr>
-              <w:t xml:space="preserve">Brake </w:t>
-            </w:r>
-            <w:r>
-              <w:rPr>
-                <w:sz w:val="16"/>
-                <w:szCs w:val="16"/>
-              </w:rPr>
-              <w:t>Loco</w:t>
+              <w:t>Brake Loco</w:t>
             </w:r>
           </w:p>
         </w:tc>
@@ -46119,25 +46020,7 @@
                 <w:sz w:val="16"/>
                 <w:szCs w:val="16"/>
               </w:rPr>
-              <w:t>Rear</w:t>
-            </w:r>
-            <w:r>
-              <w:rPr>
-                <w:rFonts w:eastAsia="arial" w:ascii="arial" w:hAnsi="arial"/>
-                <w:color w:val="000000"/>
-                <w:sz w:val="16"/>
-                <w:szCs w:val="16"/>
-              </w:rPr>
-              <w:t xml:space="preserve"> Light </w:t>
-            </w:r>
-            <w:r>
-              <w:rPr>
-                <w:rFonts w:eastAsia="arial" w:ascii="arial" w:hAnsi="arial"/>
-                <w:color w:val="000000"/>
-                <w:sz w:val="16"/>
-                <w:szCs w:val="16"/>
-              </w:rPr>
-              <w:t>Red</w:t>
+              <w:t>Rear Light Red</w:t>
             </w:r>
           </w:p>
         </w:tc>
@@ -46168,16 +46051,7 @@
                 <w:sz w:val="16"/>
                 <w:szCs w:val="16"/>
               </w:rPr>
-              <w:t xml:space="preserve">Gauge Light </w:t>
-            </w:r>
-            <w:r>
-              <w:rPr>
-                <w:rFonts w:eastAsia="arial" w:ascii="arial" w:hAnsi="arial"/>
-                <w:color w:val="000000"/>
-                <w:sz w:val="16"/>
-                <w:szCs w:val="16"/>
-              </w:rPr>
-              <w:t>Dw</w:t>
+              <w:t>Gauge Light Dw</w:t>
             </w:r>
           </w:p>
         </w:tc>
@@ -46219,16 +46093,7 @@
                 <w:sz w:val="16"/>
                 <w:szCs w:val="16"/>
               </w:rPr>
-              <w:t xml:space="preserve">Cab Light </w:t>
-            </w:r>
-            <w:r>
-              <w:rPr>
-                <w:rFonts w:eastAsia="arial" w:ascii="arial" w:hAnsi="arial"/>
-                <w:color w:val="000000"/>
-                <w:sz w:val="16"/>
-                <w:szCs w:val="16"/>
-              </w:rPr>
-              <w:t>Down</w:t>
+              <w:t>Cab Light Down</w:t>
             </w:r>
           </w:p>
         </w:tc>
@@ -46421,25 +46286,7 @@
           <w:sz w:val="16"/>
           <w:szCs w:val="16"/>
         </w:rPr>
-        <w:t xml:space="preserve">    DB BR </w:t>
-      </w:r>
-      <w:r>
-        <w:rPr>
-          <w:rFonts w:eastAsia="arial" w:ascii="arial" w:hAnsi="arial"/>
-          <w:color w:val="000000"/>
-          <w:sz w:val="16"/>
-          <w:szCs w:val="16"/>
-        </w:rPr>
-        <w:t>363/365</w:t>
-      </w:r>
-      <w:r>
-        <w:rPr>
-          <w:rFonts w:eastAsia="arial" w:ascii="arial" w:hAnsi="arial"/>
-          <w:color w:val="000000"/>
-          <w:sz w:val="16"/>
-          <w:szCs w:val="16"/>
-        </w:rPr>
-        <w:t>-1</w:t>
+        <w:t xml:space="preserve">    DB BR 363/365-1</w:t>
       </w:r>
     </w:p>
     <w:tbl>
@@ -46776,25 +46623,7 @@
                 <w:sz w:val="16"/>
                 <w:szCs w:val="16"/>
               </w:rPr>
-              <w:t>Rear</w:t>
-            </w:r>
-            <w:r>
-              <w:rPr>
-                <w:rFonts w:eastAsia="arial" w:ascii="arial" w:hAnsi="arial"/>
-                <w:color w:val="000000"/>
-                <w:sz w:val="16"/>
-                <w:szCs w:val="16"/>
-              </w:rPr>
-              <w:t xml:space="preserve"> Light </w:t>
-            </w:r>
-            <w:r>
-              <w:rPr>
-                <w:rFonts w:eastAsia="arial" w:ascii="arial" w:hAnsi="arial"/>
-                <w:color w:val="000000"/>
-                <w:sz w:val="16"/>
-                <w:szCs w:val="16"/>
-              </w:rPr>
-              <w:t>On</w:t>
+              <w:t>Rear Light On</w:t>
             </w:r>
           </w:p>
         </w:tc>
@@ -46825,16 +46654,7 @@
                 <w:sz w:val="16"/>
                 <w:szCs w:val="16"/>
               </w:rPr>
-              <w:t xml:space="preserve">Gauge Light </w:t>
-            </w:r>
-            <w:r>
-              <w:rPr>
-                <w:rFonts w:eastAsia="arial" w:ascii="arial" w:hAnsi="arial"/>
-                <w:color w:val="000000"/>
-                <w:sz w:val="16"/>
-                <w:szCs w:val="16"/>
-              </w:rPr>
-              <w:t>On</w:t>
+              <w:t>Gauge Light On</w:t>
             </w:r>
           </w:p>
         </w:tc>
@@ -46876,16 +46696,7 @@
                 <w:sz w:val="16"/>
                 <w:szCs w:val="16"/>
               </w:rPr>
-              <w:t xml:space="preserve">Cab Light </w:t>
-            </w:r>
-            <w:r>
-              <w:rPr>
-                <w:rFonts w:eastAsia="arial" w:ascii="arial" w:hAnsi="arial"/>
-                <w:color w:val="000000"/>
-                <w:sz w:val="16"/>
-                <w:szCs w:val="16"/>
-              </w:rPr>
-              <w:t>On</w:t>
+              <w:t>Cab Light On</w:t>
             </w:r>
           </w:p>
         </w:tc>
@@ -47049,25 +46860,7 @@
           <w:szCs w:val="16"/>
         </w:rPr>
         <w:tab/>
-        <w:t xml:space="preserve">           DB BR </w:t>
-      </w:r>
-      <w:r>
-        <w:rPr>
-          <w:rFonts w:eastAsia="arial" w:ascii="arial" w:hAnsi="arial"/>
-          <w:color w:val="000000"/>
-          <w:sz w:val="16"/>
-          <w:szCs w:val="16"/>
-        </w:rPr>
-        <w:t>363/365</w:t>
-      </w:r>
-      <w:r>
-        <w:rPr>
-          <w:rFonts w:eastAsia="arial" w:ascii="arial" w:hAnsi="arial"/>
-          <w:color w:val="000000"/>
-          <w:sz w:val="16"/>
-          <w:szCs w:val="16"/>
-        </w:rPr>
-        <w:t>-2</w:t>
+        <w:t xml:space="preserve">           DB BR 363/365-2</w:t>
       </w:r>
     </w:p>
     <w:tbl>
@@ -47405,25 +47198,7 @@
                 <w:sz w:val="16"/>
                 <w:szCs w:val="16"/>
               </w:rPr>
-              <w:t>Rear</w:t>
-            </w:r>
-            <w:r>
-              <w:rPr>
-                <w:rFonts w:eastAsia="arial" w:ascii="arial" w:hAnsi="arial"/>
-                <w:color w:val="000000"/>
-                <w:sz w:val="16"/>
-                <w:szCs w:val="16"/>
-              </w:rPr>
-              <w:t xml:space="preserve"> Light </w:t>
-            </w:r>
-            <w:r>
-              <w:rPr>
-                <w:rFonts w:eastAsia="arial" w:ascii="arial" w:hAnsi="arial"/>
-                <w:color w:val="000000"/>
-                <w:sz w:val="16"/>
-                <w:szCs w:val="16"/>
-              </w:rPr>
-              <w:t>Off</w:t>
+              <w:t>Rear Light Off</w:t>
             </w:r>
           </w:p>
         </w:tc>
@@ -47454,16 +47229,7 @@
                 <w:sz w:val="16"/>
                 <w:szCs w:val="16"/>
               </w:rPr>
-              <w:t xml:space="preserve">Gauge Light </w:t>
-            </w:r>
-            <w:r>
-              <w:rPr>
-                <w:rFonts w:eastAsia="arial" w:ascii="arial" w:hAnsi="arial"/>
-                <w:color w:val="000000"/>
-                <w:sz w:val="16"/>
-                <w:szCs w:val="16"/>
-              </w:rPr>
-              <w:t>Off</w:t>
+              <w:t>Gauge Light Off</w:t>
             </w:r>
           </w:p>
         </w:tc>
@@ -47505,16 +47271,7 @@
                 <w:sz w:val="16"/>
                 <w:szCs w:val="16"/>
               </w:rPr>
-              <w:t xml:space="preserve">Cab Light </w:t>
-            </w:r>
-            <w:r>
-              <w:rPr>
-                <w:rFonts w:eastAsia="arial" w:ascii="arial" w:hAnsi="arial"/>
-                <w:color w:val="000000"/>
-                <w:sz w:val="16"/>
-                <w:szCs w:val="16"/>
-              </w:rPr>
-              <w:t>Off</w:t>
+              <w:t>Cab Light Off</w:t>
             </w:r>
           </w:p>
         </w:tc>
@@ -47707,25 +47464,7 @@
           <w:sz w:val="16"/>
           <w:szCs w:val="16"/>
         </w:rPr>
-        <w:t xml:space="preserve">    DB </w:t>
-      </w:r>
-      <w:r>
-        <w:rPr>
-          <w:rFonts w:eastAsia="arial" w:ascii="arial" w:hAnsi="arial"/>
-          <w:color w:val="000000"/>
-          <w:sz w:val="16"/>
-          <w:szCs w:val="16"/>
-        </w:rPr>
-        <w:t>G6</w:t>
-      </w:r>
-      <w:r>
-        <w:rPr>
-          <w:rFonts w:eastAsia="arial" w:ascii="arial" w:hAnsi="arial"/>
-          <w:color w:val="000000"/>
-          <w:sz w:val="16"/>
-          <w:szCs w:val="16"/>
-        </w:rPr>
-        <w:t>-1</w:t>
+        <w:t xml:space="preserve">    DB G6-1</w:t>
       </w:r>
     </w:p>
     <w:tbl>
@@ -47819,8 +47558,7 @@
             </w:pPr>
             <w:r>
               <w:rPr>
-                <w:sz w:val="16"/>
-                <w:szCs w:val="16"/>
+                <w:rFonts w:eastAsia="arial" w:ascii="arial" w:hAnsi="arial"/>
               </w:rPr>
             </w:r>
           </w:p>
@@ -48114,16 +47852,7 @@
                 <w:sz w:val="16"/>
                 <w:szCs w:val="16"/>
               </w:rPr>
-              <w:t xml:space="preserve">Cab Light </w:t>
-            </w:r>
-            <w:r>
-              <w:rPr>
-                <w:rFonts w:eastAsia="arial" w:ascii="arial" w:hAnsi="arial"/>
-                <w:color w:val="000000"/>
-                <w:sz w:val="16"/>
-                <w:szCs w:val="16"/>
-              </w:rPr>
-              <w:t>45s</w:t>
+              <w:t>Cab Light 45s</w:t>
             </w:r>
           </w:p>
         </w:tc>
@@ -48287,25 +48016,7 @@
           <w:szCs w:val="16"/>
         </w:rPr>
         <w:tab/>
-        <w:t xml:space="preserve">           DB </w:t>
-      </w:r>
-      <w:r>
-        <w:rPr>
-          <w:rFonts w:eastAsia="arial" w:ascii="arial" w:hAnsi="arial"/>
-          <w:color w:val="000000"/>
-          <w:sz w:val="16"/>
-          <w:szCs w:val="16"/>
-        </w:rPr>
-        <w:t>G6</w:t>
-      </w:r>
-      <w:r>
-        <w:rPr>
-          <w:rFonts w:eastAsia="arial" w:ascii="arial" w:hAnsi="arial"/>
-          <w:color w:val="000000"/>
-          <w:sz w:val="16"/>
-          <w:szCs w:val="16"/>
-        </w:rPr>
-        <w:t>-2</w:t>
+        <w:t xml:space="preserve">           DB G6-2</w:t>
       </w:r>
     </w:p>
     <w:tbl>
@@ -48697,16 +48408,7 @@
                 <w:sz w:val="16"/>
                 <w:szCs w:val="16"/>
               </w:rPr>
-              <w:t xml:space="preserve">Cab Light </w:t>
-            </w:r>
-            <w:r>
-              <w:rPr>
-                <w:rFonts w:eastAsia="arial" w:ascii="arial" w:hAnsi="arial"/>
-                <w:color w:val="000000"/>
-                <w:sz w:val="16"/>
-                <w:szCs w:val="16"/>
-              </w:rPr>
-              <w:t>On</w:t>
+              <w:t>Cab Light On</w:t>
             </w:r>
           </w:p>
         </w:tc>
@@ -48872,6 +48574,388 @@
           <w:sz w:val="16"/>
           <w:szCs w:val="16"/>
         </w:rPr>
+      </w:r>
+    </w:p>
+    <w:p>
+      <w:pPr>
+        <w:pStyle w:val="Normal"/>
+        <w:bidi w:val="0"/>
+        <w:rPr>
+          <w:color w:val="000000"/>
+          <w:sz w:val="16"/>
+          <w:szCs w:val="16"/>
+        </w:rPr>
+      </w:pPr>
+      <w:r>
+        <w:rPr>
+          <w:color w:val="000000"/>
+          <w:sz w:val="16"/>
+          <w:szCs w:val="16"/>
+        </w:rPr>
+        <w:t>101</w:t>
+      </w:r>
+    </w:p>
+    <w:p>
+      <w:pPr>
+        <w:pStyle w:val="Normal"/>
+        <w:bidi w:val="0"/>
+        <w:rPr>
+          <w:color w:val="000000"/>
+          <w:sz w:val="16"/>
+          <w:szCs w:val="16"/>
+        </w:rPr>
+      </w:pPr>
+      <w:r>
+        <w:rPr>
+          <w:color w:val="000000"/>
+          <w:sz w:val="16"/>
+          <w:szCs w:val="16"/>
+        </w:rPr>
+        <w:t>286</w:t>
+      </w:r>
+    </w:p>
+    <w:p>
+      <w:pPr>
+        <w:pStyle w:val="Normal"/>
+        <w:bidi w:val="0"/>
+        <w:rPr>
+          <w:color w:val="000000"/>
+          <w:sz w:val="16"/>
+          <w:szCs w:val="16"/>
+        </w:rPr>
+      </w:pPr>
+      <w:r>
+        <w:rPr>
+          <w:color w:val="000000"/>
+          <w:sz w:val="16"/>
+          <w:szCs w:val="16"/>
+        </w:rPr>
+        <w:t>101expert</w:t>
+      </w:r>
+    </w:p>
+    <w:p>
+      <w:pPr>
+        <w:pStyle w:val="Normal"/>
+        <w:bidi w:val="0"/>
+        <w:rPr>
+          <w:color w:val="000000"/>
+          <w:sz w:val="16"/>
+          <w:szCs w:val="16"/>
+        </w:rPr>
+      </w:pPr>
+      <w:r>
+        <w:rPr>
+          <w:color w:val="000000"/>
+          <w:sz w:val="16"/>
+          <w:szCs w:val="16"/>
+        </w:rPr>
+        <w:t>103</w:t>
+      </w:r>
+    </w:p>
+    <w:p>
+      <w:pPr>
+        <w:pStyle w:val="Normal"/>
+        <w:bidi w:val="0"/>
+        <w:rPr>
+          <w:color w:val="000000"/>
+          <w:sz w:val="16"/>
+          <w:szCs w:val="16"/>
+        </w:rPr>
+      </w:pPr>
+      <w:r>
+        <w:rPr>
+          <w:color w:val="000000"/>
+          <w:sz w:val="16"/>
+          <w:szCs w:val="16"/>
+        </w:rPr>
+        <w:t>110</w:t>
+      </w:r>
+    </w:p>
+    <w:p>
+      <w:pPr>
+        <w:pStyle w:val="Normal"/>
+        <w:bidi w:val="0"/>
+        <w:rPr>
+          <w:color w:val="000000"/>
+          <w:sz w:val="16"/>
+          <w:szCs w:val="16"/>
+        </w:rPr>
+      </w:pPr>
+      <w:r>
+        <w:rPr>
+          <w:color w:val="000000"/>
+          <w:sz w:val="16"/>
+          <w:szCs w:val="16"/>
+        </w:rPr>
+        <w:t>111</w:t>
+      </w:r>
+    </w:p>
+    <w:p>
+      <w:pPr>
+        <w:pStyle w:val="Normal"/>
+        <w:bidi w:val="0"/>
+        <w:rPr>
+          <w:color w:val="000000"/>
+          <w:sz w:val="16"/>
+          <w:szCs w:val="16"/>
+        </w:rPr>
+      </w:pPr>
+      <w:r>
+        <w:rPr>
+          <w:color w:val="000000"/>
+          <w:sz w:val="16"/>
+          <w:szCs w:val="16"/>
+        </w:rPr>
+        <w:t>112</w:t>
+        <w:br/>
+        <w:t>140</w:t>
+      </w:r>
+    </w:p>
+    <w:p>
+      <w:pPr>
+        <w:pStyle w:val="Normal"/>
+        <w:bidi w:val="0"/>
+        <w:rPr>
+          <w:color w:val="000000"/>
+          <w:sz w:val="16"/>
+          <w:szCs w:val="16"/>
+        </w:rPr>
+      </w:pPr>
+      <w:r>
+        <w:rPr>
+          <w:color w:val="000000"/>
+          <w:sz w:val="16"/>
+          <w:szCs w:val="16"/>
+        </w:rPr>
+        <w:t>143</w:t>
+      </w:r>
+    </w:p>
+    <w:p>
+      <w:pPr>
+        <w:pStyle w:val="Normal"/>
+        <w:bidi w:val="0"/>
+        <w:rPr>
+          <w:color w:val="000000"/>
+          <w:sz w:val="16"/>
+          <w:szCs w:val="16"/>
+        </w:rPr>
+      </w:pPr>
+      <w:r>
+        <w:rPr>
+          <w:color w:val="000000"/>
+          <w:sz w:val="16"/>
+          <w:szCs w:val="16"/>
+        </w:rPr>
+        <w:t>182</w:t>
+      </w:r>
+    </w:p>
+    <w:p>
+      <w:pPr>
+        <w:pStyle w:val="Normal"/>
+        <w:bidi w:val="0"/>
+        <w:rPr>
+          <w:color w:val="000000"/>
+          <w:sz w:val="16"/>
+          <w:szCs w:val="16"/>
+        </w:rPr>
+      </w:pPr>
+      <w:r>
+        <w:rPr>
+          <w:color w:val="000000"/>
+          <w:sz w:val="16"/>
+          <w:szCs w:val="16"/>
+        </w:rPr>
+        <w:t>185</w:t>
+      </w:r>
+    </w:p>
+    <w:p>
+      <w:pPr>
+        <w:pStyle w:val="Normal"/>
+        <w:bidi w:val="0"/>
+        <w:rPr>
+          <w:color w:val="000000"/>
+          <w:sz w:val="16"/>
+          <w:szCs w:val="16"/>
+        </w:rPr>
+      </w:pPr>
+      <w:r>
+        <w:rPr>
+          <w:color w:val="000000"/>
+          <w:sz w:val="16"/>
+          <w:szCs w:val="16"/>
+        </w:rPr>
+        <w:t>187</w:t>
+      </w:r>
+    </w:p>
+    <w:p>
+      <w:pPr>
+        <w:pStyle w:val="Normal"/>
+        <w:bidi w:val="0"/>
+        <w:rPr>
+          <w:color w:val="000000"/>
+          <w:sz w:val="16"/>
+          <w:szCs w:val="16"/>
+        </w:rPr>
+      </w:pPr>
+      <w:r>
+        <w:rPr>
+          <w:color w:val="000000"/>
+          <w:sz w:val="16"/>
+          <w:szCs w:val="16"/>
+        </w:rPr>
+        <w:t>194</w:t>
+      </w:r>
+    </w:p>
+    <w:p>
+      <w:pPr>
+        <w:pStyle w:val="Normal"/>
+        <w:bidi w:val="0"/>
+        <w:rPr>
+          <w:color w:val="000000"/>
+          <w:sz w:val="16"/>
+          <w:szCs w:val="16"/>
+        </w:rPr>
+      </w:pPr>
+      <w:r>
+        <w:rPr>
+          <w:color w:val="000000"/>
+          <w:sz w:val="16"/>
+          <w:szCs w:val="16"/>
+        </w:rPr>
+        <w:t>463 diesel</w:t>
+      </w:r>
+    </w:p>
+    <w:p>
+      <w:pPr>
+        <w:pStyle w:val="Normal"/>
+        <w:bidi w:val="0"/>
+        <w:rPr>
+          <w:color w:val="000000"/>
+          <w:sz w:val="16"/>
+          <w:szCs w:val="16"/>
+        </w:rPr>
+      </w:pPr>
+      <w:r>
+        <w:rPr>
+          <w:color w:val="000000"/>
+          <w:sz w:val="16"/>
+          <w:szCs w:val="16"/>
+        </w:rPr>
+        <w:t>403</w:t>
+      </w:r>
+    </w:p>
+    <w:p>
+      <w:pPr>
+        <w:pStyle w:val="Normal"/>
+        <w:bidi w:val="0"/>
+        <w:rPr>
+          <w:color w:val="000000"/>
+          <w:sz w:val="16"/>
+          <w:szCs w:val="16"/>
+        </w:rPr>
+      </w:pPr>
+      <w:r>
+        <w:rPr>
+          <w:color w:val="000000"/>
+          <w:sz w:val="16"/>
+          <w:szCs w:val="16"/>
+        </w:rPr>
+        <w:t>406</w:t>
+      </w:r>
+    </w:p>
+    <w:p>
+      <w:pPr>
+        <w:pStyle w:val="Normal"/>
+        <w:bidi w:val="0"/>
+        <w:rPr>
+          <w:color w:val="000000"/>
+          <w:sz w:val="16"/>
+          <w:szCs w:val="16"/>
+        </w:rPr>
+      </w:pPr>
+      <w:r>
+        <w:rPr>
+          <w:color w:val="000000"/>
+          <w:sz w:val="16"/>
+          <w:szCs w:val="16"/>
+        </w:rPr>
+        <w:t>411</w:t>
+      </w:r>
+    </w:p>
+    <w:p>
+      <w:pPr>
+        <w:pStyle w:val="Normal"/>
+        <w:bidi w:val="0"/>
+        <w:rPr>
+          <w:color w:val="000000"/>
+          <w:sz w:val="16"/>
+          <w:szCs w:val="16"/>
+        </w:rPr>
+      </w:pPr>
+      <w:r>
+        <w:rPr>
+          <w:color w:val="000000"/>
+          <w:sz w:val="16"/>
+          <w:szCs w:val="16"/>
+        </w:rPr>
+        <w:t>612</w:t>
+      </w:r>
+    </w:p>
+    <w:p>
+      <w:pPr>
+        <w:pStyle w:val="Normal"/>
+        <w:bidi w:val="0"/>
+        <w:rPr>
+          <w:color w:val="000000"/>
+          <w:sz w:val="16"/>
+          <w:szCs w:val="16"/>
+        </w:rPr>
+      </w:pPr>
+      <w:r>
+        <w:rPr>
+          <w:color w:val="000000"/>
+          <w:sz w:val="16"/>
+          <w:szCs w:val="16"/>
+        </w:rPr>
+        <w:t>628</w:t>
+      </w:r>
+    </w:p>
+    <w:p>
+      <w:pPr>
+        <w:pStyle w:val="Normal"/>
+        <w:bidi w:val="0"/>
+        <w:rPr>
+          <w:color w:val="000000"/>
+          <w:sz w:val="16"/>
+          <w:szCs w:val="16"/>
+        </w:rPr>
+      </w:pPr>
+      <w:r>
+        <w:rPr>
+          <w:color w:val="000000"/>
+          <w:sz w:val="16"/>
+          <w:szCs w:val="16"/>
+        </w:rPr>
+        <w:t>642</w:t>
+      </w:r>
+    </w:p>
+    <w:p>
+      <w:pPr>
+        <w:pStyle w:val="Normal"/>
+        <w:bidi w:val="0"/>
+        <w:rPr>
+          <w:color w:val="000000"/>
+          <w:sz w:val="16"/>
+          <w:szCs w:val="16"/>
+        </w:rPr>
+      </w:pPr>
+      <w:r>
+        <w:rPr>
+          <w:color w:val="000000"/>
+          <w:sz w:val="16"/>
+          <w:szCs w:val="16"/>
+        </w:rPr>
+        <w:t>218</w:t>
       </w:r>
     </w:p>
     <w:sectPr>
@@ -49895,13 +49979,13 @@
       <w:rFonts w:ascii="Symbol" w:hAnsi="Symbol" w:cs="Symbol"/>
     </w:rPr>
   </w:style>
-  <w:style w:type="character" w:styleId="Style5" w:customStyle="1">
-    <w:name w:val="번호 매기기 기호"/>
+  <w:style w:type="character" w:styleId="user" w:customStyle="1">
+    <w:name w:val="번호 매기기 기호 (user)"/>
     <w:qFormat/>
     <w:rPr/>
   </w:style>
-  <w:style w:type="character" w:styleId="user">
-    <w:name w:val="번호 매기기 기호 (user)"/>
+  <w:style w:type="character" w:styleId="Style5">
+    <w:name w:val="번호 매기기 기호"/>
     <w:qFormat/>
     <w:rPr/>
   </w:style>
@@ -49915,7 +49999,7 @@
       <w:spacing w:before="240" w:after="120"/>
     </w:pPr>
     <w:rPr>
-      <w:rFonts w:ascii="Liberation Sans" w:hAnsi="Liberation Sans" w:eastAsia="Noto Sans KR" w:cs="Arial"/>
+      <w:rFonts w:ascii="Liberation Sans" w:hAnsi="Liberation Sans" w:eastAsia="Noto Sans CJK KR" w:cs="Lohit Devanagari"/>
       <w:sz w:val="28"/>
       <w:szCs w:val="28"/>
     </w:rPr>
@@ -49952,7 +50036,7 @@
       <w:szCs w:val="24"/>
     </w:rPr>
   </w:style>
-  <w:style w:type="paragraph" w:styleId="Style7">
+  <w:style w:type="paragraph" w:styleId="Style7" w:customStyle="1">
     <w:name w:val="색인"/>
     <w:basedOn w:val="Normal"/>
     <w:qFormat/>
@@ -49960,8 +50044,7 @@
       <w:suppressLineNumbers/>
     </w:pPr>
     <w:rPr>
-      <w:rFonts w:cs="Arial"/>
-      <w:sz w:val="24"/>
+      <w:rFonts w:cs="Lohit Devanagari"/>
     </w:rPr>
   </w:style>
   <w:style w:type="paragraph" w:styleId="user1">
@@ -49974,12 +50057,12 @@
       <w:spacing w:before="240" w:after="120"/>
     </w:pPr>
     <w:rPr>
-      <w:rFonts w:ascii="Liberation Sans" w:hAnsi="Liberation Sans" w:eastAsia="Noto Sans CJK KR" w:cs="Lohit Devanagari"/>
+      <w:rFonts w:ascii="Liberation Sans" w:hAnsi="Liberation Sans" w:eastAsia="Noto Sans KR" w:cs="Arial"/>
       <w:sz w:val="28"/>
       <w:szCs w:val="28"/>
     </w:rPr>
   </w:style>
-  <w:style w:type="paragraph" w:styleId="user2" w:customStyle="1">
+  <w:style w:type="paragraph" w:styleId="user2">
     <w:name w:val="색인 (user)"/>
     <w:basedOn w:val="Normal"/>
     <w:qFormat/>
@@ -49987,7 +50070,8 @@
       <w:suppressLineNumbers/>
     </w:pPr>
     <w:rPr>
-      <w:rFonts w:cs="Lohit Devanagari"/>
+      <w:rFonts w:cs="Arial"/>
+      <w:sz w:val="24"/>
     </w:rPr>
   </w:style>
   <w:style w:type="paragraph" w:styleId="Title">
@@ -50669,8 +50753,8 @@
       <w:szCs w:val="24"/>
     </w:rPr>
   </w:style>
-  <w:style w:type="paragraph" w:styleId="user3" w:customStyle="1">
-    <w:name w:val="표 내용 (user)"/>
+  <w:style w:type="paragraph" w:styleId="Style8" w:customStyle="1">
+    <w:name w:val="표 내용"/>
     <w:basedOn w:val="Normal"/>
     <w:qFormat/>
     <w:pPr>
@@ -50678,9 +50762,9 @@
     </w:pPr>
     <w:rPr/>
   </w:style>
-  <w:style w:type="paragraph" w:styleId="user4" w:customStyle="1">
-    <w:name w:val="표제목 (user)"/>
-    <w:basedOn w:val="user3"/>
+  <w:style w:type="paragraph" w:styleId="Style9" w:customStyle="1">
+    <w:name w:val="표제목"/>
+    <w:basedOn w:val="Style8"/>
     <w:qFormat/>
     <w:pPr>
       <w:jc w:val="center"/>
@@ -50690,8 +50774,8 @@
       <w:bCs/>
     </w:rPr>
   </w:style>
-  <w:style w:type="paragraph" w:styleId="Style8">
-    <w:name w:val="표 내용"/>
+  <w:style w:type="paragraph" w:styleId="user3">
+    <w:name w:val="표 내용 (user)"/>
     <w:basedOn w:val="Normal"/>
     <w:qFormat/>
     <w:pPr>
@@ -50700,9 +50784,9 @@
     </w:pPr>
     <w:rPr/>
   </w:style>
-  <w:style w:type="paragraph" w:styleId="Style9">
-    <w:name w:val="표제목"/>
-    <w:basedOn w:val="Style8"/>
+  <w:style w:type="paragraph" w:styleId="user4">
+    <w:name w:val="표제목 (user)"/>
+    <w:basedOn w:val="user3"/>
     <w:qFormat/>
     <w:pPr>
       <w:suppressLineNumbers/>

--- a/raildriver-Germany-Remapped.docx
+++ b/raildriver-Germany-Remapped.docx
@@ -48569,393 +48569,7 @@
         </w:rPr>
       </w:pPr>
       <w:r>
-        <w:rPr>
-          <w:color w:val="000000"/>
-          <w:sz w:val="16"/>
-          <w:szCs w:val="16"/>
-        </w:rPr>
-      </w:r>
-    </w:p>
-    <w:p>
-      <w:pPr>
-        <w:pStyle w:val="Normal"/>
-        <w:bidi w:val="0"/>
-        <w:rPr>
-          <w:color w:val="000000"/>
-          <w:sz w:val="16"/>
-          <w:szCs w:val="16"/>
-        </w:rPr>
-      </w:pPr>
-      <w:r>
-        <w:rPr>
-          <w:color w:val="000000"/>
-          <w:sz w:val="16"/>
-          <w:szCs w:val="16"/>
-        </w:rPr>
-        <w:t>101</w:t>
-      </w:r>
-    </w:p>
-    <w:p>
-      <w:pPr>
-        <w:pStyle w:val="Normal"/>
-        <w:bidi w:val="0"/>
-        <w:rPr>
-          <w:color w:val="000000"/>
-          <w:sz w:val="16"/>
-          <w:szCs w:val="16"/>
-        </w:rPr>
-      </w:pPr>
-      <w:r>
-        <w:rPr>
-          <w:color w:val="000000"/>
-          <w:sz w:val="16"/>
-          <w:szCs w:val="16"/>
-        </w:rPr>
-        <w:t>286</w:t>
-      </w:r>
-    </w:p>
-    <w:p>
-      <w:pPr>
-        <w:pStyle w:val="Normal"/>
-        <w:bidi w:val="0"/>
-        <w:rPr>
-          <w:color w:val="000000"/>
-          <w:sz w:val="16"/>
-          <w:szCs w:val="16"/>
-        </w:rPr>
-      </w:pPr>
-      <w:r>
-        <w:rPr>
-          <w:color w:val="000000"/>
-          <w:sz w:val="16"/>
-          <w:szCs w:val="16"/>
-        </w:rPr>
-        <w:t>101expert</w:t>
-      </w:r>
-    </w:p>
-    <w:p>
-      <w:pPr>
-        <w:pStyle w:val="Normal"/>
-        <w:bidi w:val="0"/>
-        <w:rPr>
-          <w:color w:val="000000"/>
-          <w:sz w:val="16"/>
-          <w:szCs w:val="16"/>
-        </w:rPr>
-      </w:pPr>
-      <w:r>
-        <w:rPr>
-          <w:color w:val="000000"/>
-          <w:sz w:val="16"/>
-          <w:szCs w:val="16"/>
-        </w:rPr>
-        <w:t>103</w:t>
-      </w:r>
-    </w:p>
-    <w:p>
-      <w:pPr>
-        <w:pStyle w:val="Normal"/>
-        <w:bidi w:val="0"/>
-        <w:rPr>
-          <w:color w:val="000000"/>
-          <w:sz w:val="16"/>
-          <w:szCs w:val="16"/>
-        </w:rPr>
-      </w:pPr>
-      <w:r>
-        <w:rPr>
-          <w:color w:val="000000"/>
-          <w:sz w:val="16"/>
-          <w:szCs w:val="16"/>
-        </w:rPr>
-        <w:t>110</w:t>
-      </w:r>
-    </w:p>
-    <w:p>
-      <w:pPr>
-        <w:pStyle w:val="Normal"/>
-        <w:bidi w:val="0"/>
-        <w:rPr>
-          <w:color w:val="000000"/>
-          <w:sz w:val="16"/>
-          <w:szCs w:val="16"/>
-        </w:rPr>
-      </w:pPr>
-      <w:r>
-        <w:rPr>
-          <w:color w:val="000000"/>
-          <w:sz w:val="16"/>
-          <w:szCs w:val="16"/>
-        </w:rPr>
-        <w:t>111</w:t>
-      </w:r>
-    </w:p>
-    <w:p>
-      <w:pPr>
-        <w:pStyle w:val="Normal"/>
-        <w:bidi w:val="0"/>
-        <w:rPr>
-          <w:color w:val="000000"/>
-          <w:sz w:val="16"/>
-          <w:szCs w:val="16"/>
-        </w:rPr>
-      </w:pPr>
-      <w:r>
-        <w:rPr>
-          <w:color w:val="000000"/>
-          <w:sz w:val="16"/>
-          <w:szCs w:val="16"/>
-        </w:rPr>
-        <w:t>112</w:t>
-        <w:br/>
-        <w:t>140</w:t>
-      </w:r>
-    </w:p>
-    <w:p>
-      <w:pPr>
-        <w:pStyle w:val="Normal"/>
-        <w:bidi w:val="0"/>
-        <w:rPr>
-          <w:color w:val="000000"/>
-          <w:sz w:val="16"/>
-          <w:szCs w:val="16"/>
-        </w:rPr>
-      </w:pPr>
-      <w:r>
-        <w:rPr>
-          <w:color w:val="000000"/>
-          <w:sz w:val="16"/>
-          <w:szCs w:val="16"/>
-        </w:rPr>
-        <w:t>143</w:t>
-      </w:r>
-    </w:p>
-    <w:p>
-      <w:pPr>
-        <w:pStyle w:val="Normal"/>
-        <w:bidi w:val="0"/>
-        <w:rPr>
-          <w:color w:val="000000"/>
-          <w:sz w:val="16"/>
-          <w:szCs w:val="16"/>
-        </w:rPr>
-      </w:pPr>
-      <w:r>
-        <w:rPr>
-          <w:color w:val="000000"/>
-          <w:sz w:val="16"/>
-          <w:szCs w:val="16"/>
-        </w:rPr>
-        <w:t>182</w:t>
-      </w:r>
-    </w:p>
-    <w:p>
-      <w:pPr>
-        <w:pStyle w:val="Normal"/>
-        <w:bidi w:val="0"/>
-        <w:rPr>
-          <w:color w:val="000000"/>
-          <w:sz w:val="16"/>
-          <w:szCs w:val="16"/>
-        </w:rPr>
-      </w:pPr>
-      <w:r>
-        <w:rPr>
-          <w:color w:val="000000"/>
-          <w:sz w:val="16"/>
-          <w:szCs w:val="16"/>
-        </w:rPr>
-        <w:t>185</w:t>
-      </w:r>
-    </w:p>
-    <w:p>
-      <w:pPr>
-        <w:pStyle w:val="Normal"/>
-        <w:bidi w:val="0"/>
-        <w:rPr>
-          <w:color w:val="000000"/>
-          <w:sz w:val="16"/>
-          <w:szCs w:val="16"/>
-        </w:rPr>
-      </w:pPr>
-      <w:r>
-        <w:rPr>
-          <w:color w:val="000000"/>
-          <w:sz w:val="16"/>
-          <w:szCs w:val="16"/>
-        </w:rPr>
-        <w:t>187</w:t>
-      </w:r>
-    </w:p>
-    <w:p>
-      <w:pPr>
-        <w:pStyle w:val="Normal"/>
-        <w:bidi w:val="0"/>
-        <w:rPr>
-          <w:color w:val="000000"/>
-          <w:sz w:val="16"/>
-          <w:szCs w:val="16"/>
-        </w:rPr>
-      </w:pPr>
-      <w:r>
-        <w:rPr>
-          <w:color w:val="000000"/>
-          <w:sz w:val="16"/>
-          <w:szCs w:val="16"/>
-        </w:rPr>
-        <w:t>194</w:t>
-      </w:r>
-    </w:p>
-    <w:p>
-      <w:pPr>
-        <w:pStyle w:val="Normal"/>
-        <w:bidi w:val="0"/>
-        <w:rPr>
-          <w:color w:val="000000"/>
-          <w:sz w:val="16"/>
-          <w:szCs w:val="16"/>
-        </w:rPr>
-      </w:pPr>
-      <w:r>
-        <w:rPr>
-          <w:color w:val="000000"/>
-          <w:sz w:val="16"/>
-          <w:szCs w:val="16"/>
-        </w:rPr>
-        <w:t>463 diesel</w:t>
-      </w:r>
-    </w:p>
-    <w:p>
-      <w:pPr>
-        <w:pStyle w:val="Normal"/>
-        <w:bidi w:val="0"/>
-        <w:rPr>
-          <w:color w:val="000000"/>
-          <w:sz w:val="16"/>
-          <w:szCs w:val="16"/>
-        </w:rPr>
-      </w:pPr>
-      <w:r>
-        <w:rPr>
-          <w:color w:val="000000"/>
-          <w:sz w:val="16"/>
-          <w:szCs w:val="16"/>
-        </w:rPr>
-        <w:t>403</w:t>
-      </w:r>
-    </w:p>
-    <w:p>
-      <w:pPr>
-        <w:pStyle w:val="Normal"/>
-        <w:bidi w:val="0"/>
-        <w:rPr>
-          <w:color w:val="000000"/>
-          <w:sz w:val="16"/>
-          <w:szCs w:val="16"/>
-        </w:rPr>
-      </w:pPr>
-      <w:r>
-        <w:rPr>
-          <w:color w:val="000000"/>
-          <w:sz w:val="16"/>
-          <w:szCs w:val="16"/>
-        </w:rPr>
-        <w:t>406</w:t>
-      </w:r>
-    </w:p>
-    <w:p>
-      <w:pPr>
-        <w:pStyle w:val="Normal"/>
-        <w:bidi w:val="0"/>
-        <w:rPr>
-          <w:color w:val="000000"/>
-          <w:sz w:val="16"/>
-          <w:szCs w:val="16"/>
-        </w:rPr>
-      </w:pPr>
-      <w:r>
-        <w:rPr>
-          <w:color w:val="000000"/>
-          <w:sz w:val="16"/>
-          <w:szCs w:val="16"/>
-        </w:rPr>
-        <w:t>411</w:t>
-      </w:r>
-    </w:p>
-    <w:p>
-      <w:pPr>
-        <w:pStyle w:val="Normal"/>
-        <w:bidi w:val="0"/>
-        <w:rPr>
-          <w:color w:val="000000"/>
-          <w:sz w:val="16"/>
-          <w:szCs w:val="16"/>
-        </w:rPr>
-      </w:pPr>
-      <w:r>
-        <w:rPr>
-          <w:color w:val="000000"/>
-          <w:sz w:val="16"/>
-          <w:szCs w:val="16"/>
-        </w:rPr>
-        <w:t>612</w:t>
-      </w:r>
-    </w:p>
-    <w:p>
-      <w:pPr>
-        <w:pStyle w:val="Normal"/>
-        <w:bidi w:val="0"/>
-        <w:rPr>
-          <w:color w:val="000000"/>
-          <w:sz w:val="16"/>
-          <w:szCs w:val="16"/>
-        </w:rPr>
-      </w:pPr>
-      <w:r>
-        <w:rPr>
-          <w:color w:val="000000"/>
-          <w:sz w:val="16"/>
-          <w:szCs w:val="16"/>
-        </w:rPr>
-        <w:t>628</w:t>
-      </w:r>
-    </w:p>
-    <w:p>
-      <w:pPr>
-        <w:pStyle w:val="Normal"/>
-        <w:bidi w:val="0"/>
-        <w:rPr>
-          <w:color w:val="000000"/>
-          <w:sz w:val="16"/>
-          <w:szCs w:val="16"/>
-        </w:rPr>
-      </w:pPr>
-      <w:r>
-        <w:rPr>
-          <w:color w:val="000000"/>
-          <w:sz w:val="16"/>
-          <w:szCs w:val="16"/>
-        </w:rPr>
-        <w:t>642</w:t>
-      </w:r>
-    </w:p>
-    <w:p>
-      <w:pPr>
-        <w:pStyle w:val="Normal"/>
-        <w:bidi w:val="0"/>
-        <w:rPr>
-          <w:color w:val="000000"/>
-          <w:sz w:val="16"/>
-          <w:szCs w:val="16"/>
-        </w:rPr>
-      </w:pPr>
-      <w:r>
-        <w:rPr>
-          <w:color w:val="000000"/>
-          <w:sz w:val="16"/>
-          <w:szCs w:val="16"/>
-        </w:rPr>
-        <w:t>218</w:t>
+        <w:rPr/>
       </w:r>
     </w:p>
     <w:sectPr>
@@ -49979,13 +49593,13 @@
       <w:rFonts w:ascii="Symbol" w:hAnsi="Symbol" w:cs="Symbol"/>
     </w:rPr>
   </w:style>
-  <w:style w:type="character" w:styleId="user" w:customStyle="1">
-    <w:name w:val="번호 매기기 기호 (user)"/>
+  <w:style w:type="character" w:styleId="Style5" w:customStyle="1">
+    <w:name w:val="번호 매기기 기호"/>
     <w:qFormat/>
     <w:rPr/>
   </w:style>
-  <w:style w:type="character" w:styleId="Style5">
-    <w:name w:val="번호 매기기 기호"/>
+  <w:style w:type="character" w:styleId="user">
+    <w:name w:val="번호 매기기 기호 (user)"/>
     <w:qFormat/>
     <w:rPr/>
   </w:style>
@@ -49999,7 +49613,7 @@
       <w:spacing w:before="240" w:after="120"/>
     </w:pPr>
     <w:rPr>
-      <w:rFonts w:ascii="Liberation Sans" w:hAnsi="Liberation Sans" w:eastAsia="Noto Sans CJK KR" w:cs="Lohit Devanagari"/>
+      <w:rFonts w:ascii="Liberation Sans" w:hAnsi="Liberation Sans" w:eastAsia="Noto Sans KR" w:cs="Arial"/>
       <w:sz w:val="28"/>
       <w:szCs w:val="28"/>
     </w:rPr>
@@ -50036,7 +49650,7 @@
       <w:szCs w:val="24"/>
     </w:rPr>
   </w:style>
-  <w:style w:type="paragraph" w:styleId="Style7" w:customStyle="1">
+  <w:style w:type="paragraph" w:styleId="Style7">
     <w:name w:val="색인"/>
     <w:basedOn w:val="Normal"/>
     <w:qFormat/>
@@ -50044,7 +49658,8 @@
       <w:suppressLineNumbers/>
     </w:pPr>
     <w:rPr>
-      <w:rFonts w:cs="Lohit Devanagari"/>
+      <w:rFonts w:cs="Arial"/>
+      <w:sz w:val="24"/>
     </w:rPr>
   </w:style>
   <w:style w:type="paragraph" w:styleId="user1">
@@ -50057,12 +49672,12 @@
       <w:spacing w:before="240" w:after="120"/>
     </w:pPr>
     <w:rPr>
-      <w:rFonts w:ascii="Liberation Sans" w:hAnsi="Liberation Sans" w:eastAsia="Noto Sans KR" w:cs="Arial"/>
+      <w:rFonts w:ascii="Liberation Sans" w:hAnsi="Liberation Sans" w:eastAsia="Noto Sans CJK KR" w:cs="Lohit Devanagari"/>
       <w:sz w:val="28"/>
       <w:szCs w:val="28"/>
     </w:rPr>
   </w:style>
-  <w:style w:type="paragraph" w:styleId="user2">
+  <w:style w:type="paragraph" w:styleId="user2" w:customStyle="1">
     <w:name w:val="색인 (user)"/>
     <w:basedOn w:val="Normal"/>
     <w:qFormat/>
@@ -50070,8 +49685,7 @@
       <w:suppressLineNumbers/>
     </w:pPr>
     <w:rPr>
-      <w:rFonts w:cs="Arial"/>
-      <w:sz w:val="24"/>
+      <w:rFonts w:cs="Lohit Devanagari"/>
     </w:rPr>
   </w:style>
   <w:style w:type="paragraph" w:styleId="Title">
@@ -50753,8 +50367,8 @@
       <w:szCs w:val="24"/>
     </w:rPr>
   </w:style>
-  <w:style w:type="paragraph" w:styleId="Style8" w:customStyle="1">
-    <w:name w:val="표 내용"/>
+  <w:style w:type="paragraph" w:styleId="user3" w:customStyle="1">
+    <w:name w:val="표 내용 (user)"/>
     <w:basedOn w:val="Normal"/>
     <w:qFormat/>
     <w:pPr>
@@ -50762,9 +50376,9 @@
     </w:pPr>
     <w:rPr/>
   </w:style>
-  <w:style w:type="paragraph" w:styleId="Style9" w:customStyle="1">
-    <w:name w:val="표제목"/>
-    <w:basedOn w:val="Style8"/>
+  <w:style w:type="paragraph" w:styleId="user4" w:customStyle="1">
+    <w:name w:val="표제목 (user)"/>
+    <w:basedOn w:val="user3"/>
     <w:qFormat/>
     <w:pPr>
       <w:jc w:val="center"/>
@@ -50774,8 +50388,8 @@
       <w:bCs/>
     </w:rPr>
   </w:style>
-  <w:style w:type="paragraph" w:styleId="user3">
-    <w:name w:val="표 내용 (user)"/>
+  <w:style w:type="paragraph" w:styleId="Style8">
+    <w:name w:val="표 내용"/>
     <w:basedOn w:val="Normal"/>
     <w:qFormat/>
     <w:pPr>
@@ -50784,9 +50398,9 @@
     </w:pPr>
     <w:rPr/>
   </w:style>
-  <w:style w:type="paragraph" w:styleId="user4">
-    <w:name w:val="표제목 (user)"/>
-    <w:basedOn w:val="user3"/>
+  <w:style w:type="paragraph" w:styleId="Style9">
+    <w:name w:val="표제목"/>
+    <w:basedOn w:val="Style8"/>
     <w:qFormat/>
     <w:pPr>
       <w:suppressLineNumbers/>

--- a/raildriver-Germany-Remapped.docx
+++ b/raildriver-Germany-Remapped.docx
@@ -1453,17 +1453,17 @@
               <w:spacing w:lineRule="auto" w:line="180"/>
               <w:jc w:val="center"/>
               <w:rPr>
-                <w:color w:val="000000"/>
-                <w:sz w:val="16"/>
-                <w:szCs w:val="16"/>
-              </w:rPr>
-            </w:pPr>
-            <w:r>
-              <w:rPr>
-                <w:color w:val="000000"/>
-                <w:sz w:val="16"/>
-                <w:szCs w:val="16"/>
-              </w:rPr>
+                <w:sz w:val="16"/>
+                <w:szCs w:val="16"/>
+              </w:rPr>
+            </w:pPr>
+            <w:r>
+              <w:rPr>
+                <w:rFonts w:eastAsia="arial" w:ascii="arial" w:hAnsi="arial"/>
+                <w:sz w:val="16"/>
+                <w:szCs w:val="16"/>
+              </w:rPr>
+              <w:t>PZB/LZB</w:t>
             </w:r>
           </w:p>
         </w:tc>
@@ -1787,6 +1787,7 @@
                 <w:sz w:val="16"/>
                 <w:szCs w:val="16"/>
               </w:rPr>
+              <w:t>Sifa On</w:t>
             </w:r>
           </w:p>
         </w:tc>
@@ -2396,19 +2397,20 @@
             <w:pPr>
               <w:pStyle w:val="Normal"/>
               <w:widowControl w:val="false"/>
-              <w:jc w:val="center"/>
-              <w:rPr>
-                <w:color w:val="000000"/>
-                <w:sz w:val="16"/>
-                <w:szCs w:val="16"/>
-              </w:rPr>
-            </w:pPr>
-            <w:r>
-              <w:rPr>
-                <w:color w:val="000000"/>
-                <w:sz w:val="16"/>
-                <w:szCs w:val="16"/>
-              </w:rPr>
+              <w:spacing w:lineRule="auto" w:line="180"/>
+              <w:jc w:val="center"/>
+              <w:rPr>
+                <w:sz w:val="16"/>
+                <w:szCs w:val="16"/>
+              </w:rPr>
+            </w:pPr>
+            <w:r>
+              <w:rPr>
+                <w:rFonts w:eastAsia="arial" w:ascii="arial" w:hAnsi="arial"/>
+                <w:sz w:val="16"/>
+                <w:szCs w:val="16"/>
+              </w:rPr>
+              <w:t>Sifa Off</w:t>
             </w:r>
           </w:p>
         </w:tc>
@@ -8010,25 +8012,6 @@
         </w:tc>
       </w:tr>
     </w:tbl>
-    <w:p>
-      <w:pPr>
-        <w:pStyle w:val="Normal"/>
-        <w:rPr>
-          <w:rFonts w:ascii="arial" w:hAnsi="arial" w:eastAsia="arial"/>
-          <w:color w:val="000000"/>
-          <w:sz w:val="16"/>
-          <w:szCs w:val="16"/>
-        </w:rPr>
-      </w:pPr>
-      <w:r>
-        <w:rPr>
-          <w:rFonts w:eastAsia="arial" w:ascii="arial" w:hAnsi="arial"/>
-          <w:color w:val="000000"/>
-          <w:sz w:val="16"/>
-          <w:szCs w:val="16"/>
-        </w:rPr>
-      </w:r>
-    </w:p>
     <w:p>
       <w:pPr>
         <w:pStyle w:val="Normal"/>
@@ -15134,57 +15117,6 @@
       </w:pPr>
       <w:r>
         <w:rPr>
-          <w:color w:val="000000"/>
-          <w:sz w:val="16"/>
-          <w:szCs w:val="16"/>
-        </w:rPr>
-      </w:r>
-    </w:p>
-    <w:p>
-      <w:pPr>
-        <w:pStyle w:val="Normal"/>
-        <w:rPr>
-          <w:color w:val="000000"/>
-          <w:sz w:val="16"/>
-          <w:szCs w:val="16"/>
-        </w:rPr>
-      </w:pPr>
-      <w:r>
-        <w:rPr>
-          <w:color w:val="000000"/>
-          <w:sz w:val="16"/>
-          <w:szCs w:val="16"/>
-        </w:rPr>
-      </w:r>
-    </w:p>
-    <w:p>
-      <w:pPr>
-        <w:pStyle w:val="Normal"/>
-        <w:rPr>
-          <w:color w:val="000000"/>
-          <w:sz w:val="16"/>
-          <w:szCs w:val="16"/>
-        </w:rPr>
-      </w:pPr>
-      <w:r>
-        <w:rPr>
-          <w:color w:val="000000"/>
-          <w:sz w:val="16"/>
-          <w:szCs w:val="16"/>
-        </w:rPr>
-      </w:r>
-    </w:p>
-    <w:p>
-      <w:pPr>
-        <w:pStyle w:val="Normal"/>
-        <w:rPr>
-          <w:color w:val="000000"/>
-          <w:sz w:val="16"/>
-          <w:szCs w:val="16"/>
-        </w:rPr>
-      </w:pPr>
-      <w:r>
-        <w:rPr>
           <w:rFonts w:eastAsia="arial" w:ascii="arial" w:hAnsi="arial"/>
           <w:color w:val="000000"/>
           <w:sz w:val="16"/>
@@ -15775,23 +15707,6 @@
         </w:tc>
       </w:tr>
     </w:tbl>
-    <w:p>
-      <w:pPr>
-        <w:pStyle w:val="Normal"/>
-        <w:rPr>
-          <w:color w:val="000000"/>
-          <w:sz w:val="16"/>
-          <w:szCs w:val="16"/>
-        </w:rPr>
-      </w:pPr>
-      <w:r>
-        <w:rPr>
-          <w:color w:val="000000"/>
-          <w:sz w:val="16"/>
-          <w:szCs w:val="16"/>
-        </w:rPr>
-      </w:r>
-    </w:p>
     <w:p>
       <w:pPr>
         <w:pStyle w:val="Normal"/>
@@ -23545,25 +23460,6 @@
       <w:pPr>
         <w:pStyle w:val="Normal"/>
         <w:rPr>
-          <w:rFonts w:ascii="arial" w:hAnsi="arial" w:eastAsia="arial"/>
-          <w:color w:val="000000"/>
-          <w:sz w:val="16"/>
-          <w:szCs w:val="16"/>
-        </w:rPr>
-      </w:pPr>
-      <w:r>
-        <w:rPr>
-          <w:rFonts w:eastAsia="arial" w:ascii="arial" w:hAnsi="arial"/>
-          <w:color w:val="000000"/>
-          <w:sz w:val="16"/>
-          <w:szCs w:val="16"/>
-        </w:rPr>
-      </w:r>
-    </w:p>
-    <w:p>
-      <w:pPr>
-        <w:pStyle w:val="Normal"/>
-        <w:rPr>
           <w:color w:val="000000"/>
           <w:sz w:val="16"/>
           <w:szCs w:val="16"/>
@@ -30214,57 +30110,6 @@
           <w:sz w:val="16"/>
           <w:szCs w:val="16"/>
         </w:rPr>
-      </w:r>
-    </w:p>
-    <w:p>
-      <w:pPr>
-        <w:pStyle w:val="Normal"/>
-        <w:rPr>
-          <w:color w:val="000000"/>
-          <w:sz w:val="16"/>
-          <w:szCs w:val="16"/>
-        </w:rPr>
-      </w:pPr>
-      <w:r>
-        <w:rPr>
-          <w:color w:val="000000"/>
-          <w:sz w:val="16"/>
-          <w:szCs w:val="16"/>
-        </w:rPr>
-      </w:r>
-    </w:p>
-    <w:p>
-      <w:pPr>
-        <w:pStyle w:val="Normal"/>
-        <w:rPr>
-          <w:color w:val="000000"/>
-          <w:sz w:val="16"/>
-          <w:szCs w:val="16"/>
-        </w:rPr>
-      </w:pPr>
-      <w:r>
-        <w:rPr>
-          <w:color w:val="000000"/>
-          <w:sz w:val="16"/>
-          <w:szCs w:val="16"/>
-        </w:rPr>
-      </w:r>
-    </w:p>
-    <w:p>
-      <w:pPr>
-        <w:pStyle w:val="Normal"/>
-        <w:rPr>
-          <w:color w:val="000000"/>
-          <w:sz w:val="16"/>
-          <w:szCs w:val="16"/>
-        </w:rPr>
-      </w:pPr>
-      <w:r>
-        <w:rPr>
-          <w:color w:val="000000"/>
-          <w:sz w:val="16"/>
-          <w:szCs w:val="16"/>
-        </w:rPr>
         <w:tab/>
         <w:t xml:space="preserve">       </w:t>
       </w:r>
@@ -31399,24 +31244,6 @@
         </w:tc>
       </w:tr>
     </w:tbl>
-    <w:p>
-      <w:pPr>
-        <w:pStyle w:val="Normal"/>
-        <w:bidi w:val="0"/>
-        <w:rPr>
-          <w:color w:val="000000"/>
-          <w:sz w:val="16"/>
-          <w:szCs w:val="16"/>
-        </w:rPr>
-      </w:pPr>
-      <w:r>
-        <w:rPr>
-          <w:color w:val="000000"/>
-          <w:sz w:val="16"/>
-          <w:szCs w:val="16"/>
-        </w:rPr>
-      </w:r>
-    </w:p>
     <w:p>
       <w:pPr>
         <w:pStyle w:val="Normal"/>
@@ -39539,25 +39366,6 @@
         </w:tc>
       </w:tr>
     </w:tbl>
-    <w:p>
-      <w:pPr>
-        <w:pStyle w:val="Normal"/>
-        <w:rPr>
-          <w:rFonts w:ascii="arial" w:hAnsi="arial" w:eastAsia="arial"/>
-          <w:color w:val="000000"/>
-          <w:sz w:val="16"/>
-          <w:szCs w:val="16"/>
-        </w:rPr>
-      </w:pPr>
-      <w:r>
-        <w:rPr>
-          <w:rFonts w:eastAsia="arial" w:ascii="arial" w:hAnsi="arial"/>
-          <w:color w:val="000000"/>
-          <w:sz w:val="16"/>
-          <w:szCs w:val="16"/>
-        </w:rPr>
-      </w:r>
-    </w:p>
     <w:p>
       <w:pPr>
         <w:pStyle w:val="Normal"/>
@@ -45602,57 +45410,6 @@
       </w:pPr>
       <w:r>
         <w:rPr>
-          <w:color w:val="000000"/>
-          <w:sz w:val="16"/>
-          <w:szCs w:val="16"/>
-        </w:rPr>
-      </w:r>
-    </w:p>
-    <w:p>
-      <w:pPr>
-        <w:pStyle w:val="Normal"/>
-        <w:rPr>
-          <w:color w:val="000000"/>
-          <w:sz w:val="16"/>
-          <w:szCs w:val="16"/>
-        </w:rPr>
-      </w:pPr>
-      <w:r>
-        <w:rPr>
-          <w:color w:val="000000"/>
-          <w:sz w:val="16"/>
-          <w:szCs w:val="16"/>
-        </w:rPr>
-      </w:r>
-    </w:p>
-    <w:p>
-      <w:pPr>
-        <w:pStyle w:val="Normal"/>
-        <w:rPr>
-          <w:color w:val="000000"/>
-          <w:sz w:val="16"/>
-          <w:szCs w:val="16"/>
-        </w:rPr>
-      </w:pPr>
-      <w:r>
-        <w:rPr>
-          <w:color w:val="000000"/>
-          <w:sz w:val="16"/>
-          <w:szCs w:val="16"/>
-        </w:rPr>
-      </w:r>
-    </w:p>
-    <w:p>
-      <w:pPr>
-        <w:pStyle w:val="Normal"/>
-        <w:rPr>
-          <w:color w:val="000000"/>
-          <w:sz w:val="16"/>
-          <w:szCs w:val="16"/>
-        </w:rPr>
-      </w:pPr>
-      <w:r>
-        <w:rPr>
           <w:rFonts w:eastAsia="arial" w:ascii="arial" w:hAnsi="arial"/>
           <w:color w:val="000000"/>
           <w:sz w:val="16"/>
@@ -47424,24 +47181,6 @@
     <w:p>
       <w:pPr>
         <w:pStyle w:val="Normal"/>
-        <w:bidi w:val="0"/>
-        <w:rPr>
-          <w:color w:val="000000"/>
-          <w:sz w:val="16"/>
-          <w:szCs w:val="16"/>
-        </w:rPr>
-      </w:pPr>
-      <w:r>
-        <w:rPr>
-          <w:color w:val="000000"/>
-          <w:sz w:val="16"/>
-          <w:szCs w:val="16"/>
-        </w:rPr>
-      </w:r>
-    </w:p>
-    <w:p>
-      <w:pPr>
-        <w:pStyle w:val="Normal"/>
         <w:rPr>
           <w:color w:val="000000"/>
           <w:sz w:val="16"/>
@@ -48569,7 +48308,11 @@
         </w:rPr>
       </w:pPr>
       <w:r>
-        <w:rPr/>
+        <w:rPr>
+          <w:color w:val="000000"/>
+          <w:sz w:val="16"/>
+          <w:szCs w:val="16"/>
+        </w:rPr>
       </w:r>
     </w:p>
     <w:sectPr>
@@ -49593,13 +49336,13 @@
       <w:rFonts w:ascii="Symbol" w:hAnsi="Symbol" w:cs="Symbol"/>
     </w:rPr>
   </w:style>
-  <w:style w:type="character" w:styleId="Style5" w:customStyle="1">
-    <w:name w:val="번호 매기기 기호"/>
+  <w:style w:type="character" w:styleId="user" w:customStyle="1">
+    <w:name w:val="번호 매기기 기호 (user)"/>
     <w:qFormat/>
     <w:rPr/>
   </w:style>
-  <w:style w:type="character" w:styleId="user">
-    <w:name w:val="번호 매기기 기호 (user)"/>
+  <w:style w:type="character" w:styleId="Style5">
+    <w:name w:val="번호 매기기 기호"/>
     <w:qFormat/>
     <w:rPr/>
   </w:style>
@@ -49613,7 +49356,7 @@
       <w:spacing w:before="240" w:after="120"/>
     </w:pPr>
     <w:rPr>
-      <w:rFonts w:ascii="Liberation Sans" w:hAnsi="Liberation Sans" w:eastAsia="Noto Sans KR" w:cs="Arial"/>
+      <w:rFonts w:ascii="Liberation Sans" w:hAnsi="Liberation Sans" w:eastAsia="Noto Sans CJK KR" w:cs="Lohit Devanagari"/>
       <w:sz w:val="28"/>
       <w:szCs w:val="28"/>
     </w:rPr>
@@ -49650,7 +49393,7 @@
       <w:szCs w:val="24"/>
     </w:rPr>
   </w:style>
-  <w:style w:type="paragraph" w:styleId="Style7">
+  <w:style w:type="paragraph" w:styleId="Style7" w:customStyle="1">
     <w:name w:val="색인"/>
     <w:basedOn w:val="Normal"/>
     <w:qFormat/>
@@ -49658,8 +49401,7 @@
       <w:suppressLineNumbers/>
     </w:pPr>
     <w:rPr>
-      <w:rFonts w:cs="Arial"/>
-      <w:sz w:val="24"/>
+      <w:rFonts w:cs="Lohit Devanagari"/>
     </w:rPr>
   </w:style>
   <w:style w:type="paragraph" w:styleId="user1">
@@ -49672,12 +49414,12 @@
       <w:spacing w:before="240" w:after="120"/>
     </w:pPr>
     <w:rPr>
-      <w:rFonts w:ascii="Liberation Sans" w:hAnsi="Liberation Sans" w:eastAsia="Noto Sans CJK KR" w:cs="Lohit Devanagari"/>
+      <w:rFonts w:ascii="Liberation Sans" w:hAnsi="Liberation Sans" w:eastAsia="Noto Sans KR" w:cs="Arial"/>
       <w:sz w:val="28"/>
       <w:szCs w:val="28"/>
     </w:rPr>
   </w:style>
-  <w:style w:type="paragraph" w:styleId="user2" w:customStyle="1">
+  <w:style w:type="paragraph" w:styleId="user2">
     <w:name w:val="색인 (user)"/>
     <w:basedOn w:val="Normal"/>
     <w:qFormat/>
@@ -49685,7 +49427,8 @@
       <w:suppressLineNumbers/>
     </w:pPr>
     <w:rPr>
-      <w:rFonts w:cs="Lohit Devanagari"/>
+      <w:rFonts w:cs="Arial"/>
+      <w:sz w:val="24"/>
     </w:rPr>
   </w:style>
   <w:style w:type="paragraph" w:styleId="Title">
@@ -50367,8 +50110,8 @@
       <w:szCs w:val="24"/>
     </w:rPr>
   </w:style>
-  <w:style w:type="paragraph" w:styleId="user3" w:customStyle="1">
-    <w:name w:val="표 내용 (user)"/>
+  <w:style w:type="paragraph" w:styleId="Style8" w:customStyle="1">
+    <w:name w:val="표 내용"/>
     <w:basedOn w:val="Normal"/>
     <w:qFormat/>
     <w:pPr>
@@ -50376,9 +50119,9 @@
     </w:pPr>
     <w:rPr/>
   </w:style>
-  <w:style w:type="paragraph" w:styleId="user4" w:customStyle="1">
-    <w:name w:val="표제목 (user)"/>
-    <w:basedOn w:val="user3"/>
+  <w:style w:type="paragraph" w:styleId="Style9" w:customStyle="1">
+    <w:name w:val="표제목"/>
+    <w:basedOn w:val="Style8"/>
     <w:qFormat/>
     <w:pPr>
       <w:jc w:val="center"/>
@@ -50388,8 +50131,8 @@
       <w:bCs/>
     </w:rPr>
   </w:style>
-  <w:style w:type="paragraph" w:styleId="Style8">
-    <w:name w:val="표 내용"/>
+  <w:style w:type="paragraph" w:styleId="user3">
+    <w:name w:val="표 내용 (user)"/>
     <w:basedOn w:val="Normal"/>
     <w:qFormat/>
     <w:pPr>
@@ -50398,9 +50141,9 @@
     </w:pPr>
     <w:rPr/>
   </w:style>
-  <w:style w:type="paragraph" w:styleId="Style9">
-    <w:name w:val="표제목"/>
-    <w:basedOn w:val="Style8"/>
+  <w:style w:type="paragraph" w:styleId="user4">
+    <w:name w:val="표제목 (user)"/>
+    <w:basedOn w:val="user3"/>
     <w:qFormat/>
     <w:pPr>
       <w:suppressLineNumbers/>

--- a/raildriver-Germany-Remapped.docx
+++ b/raildriver-Germany-Remapped.docx
@@ -20874,6 +20874,7 @@
                 <w:sz w:val="16"/>
                 <w:szCs w:val="16"/>
               </w:rPr>
+              <w:t>AFB Confirm</w:t>
             </w:r>
           </w:p>
         </w:tc>
@@ -49336,13 +49337,13 @@
       <w:rFonts w:ascii="Symbol" w:hAnsi="Symbol" w:cs="Symbol"/>
     </w:rPr>
   </w:style>
-  <w:style w:type="character" w:styleId="user" w:customStyle="1">
-    <w:name w:val="번호 매기기 기호 (user)"/>
+  <w:style w:type="character" w:styleId="Style5" w:customStyle="1">
+    <w:name w:val="번호 매기기 기호"/>
     <w:qFormat/>
     <w:rPr/>
   </w:style>
-  <w:style w:type="character" w:styleId="Style5">
-    <w:name w:val="번호 매기기 기호"/>
+  <w:style w:type="character" w:styleId="user">
+    <w:name w:val="번호 매기기 기호 (user)"/>
     <w:qFormat/>
     <w:rPr/>
   </w:style>
@@ -49356,7 +49357,7 @@
       <w:spacing w:before="240" w:after="120"/>
     </w:pPr>
     <w:rPr>
-      <w:rFonts w:ascii="Liberation Sans" w:hAnsi="Liberation Sans" w:eastAsia="Noto Sans CJK KR" w:cs="Lohit Devanagari"/>
+      <w:rFonts w:ascii="Liberation Sans" w:hAnsi="Liberation Sans" w:eastAsia="Noto Sans KR" w:cs="Arial"/>
       <w:sz w:val="28"/>
       <w:szCs w:val="28"/>
     </w:rPr>
@@ -49393,7 +49394,7 @@
       <w:szCs w:val="24"/>
     </w:rPr>
   </w:style>
-  <w:style w:type="paragraph" w:styleId="Style7" w:customStyle="1">
+  <w:style w:type="paragraph" w:styleId="Style7">
     <w:name w:val="색인"/>
     <w:basedOn w:val="Normal"/>
     <w:qFormat/>
@@ -49401,7 +49402,8 @@
       <w:suppressLineNumbers/>
     </w:pPr>
     <w:rPr>
-      <w:rFonts w:cs="Lohit Devanagari"/>
+      <w:rFonts w:cs="Arial"/>
+      <w:sz w:val="24"/>
     </w:rPr>
   </w:style>
   <w:style w:type="paragraph" w:styleId="user1">
@@ -49414,12 +49416,12 @@
       <w:spacing w:before="240" w:after="120"/>
     </w:pPr>
     <w:rPr>
-      <w:rFonts w:ascii="Liberation Sans" w:hAnsi="Liberation Sans" w:eastAsia="Noto Sans KR" w:cs="Arial"/>
+      <w:rFonts w:ascii="Liberation Sans" w:hAnsi="Liberation Sans" w:eastAsia="Noto Sans CJK KR" w:cs="Lohit Devanagari"/>
       <w:sz w:val="28"/>
       <w:szCs w:val="28"/>
     </w:rPr>
   </w:style>
-  <w:style w:type="paragraph" w:styleId="user2">
+  <w:style w:type="paragraph" w:styleId="user2" w:customStyle="1">
     <w:name w:val="색인 (user)"/>
     <w:basedOn w:val="Normal"/>
     <w:qFormat/>
@@ -49427,8 +49429,7 @@
       <w:suppressLineNumbers/>
     </w:pPr>
     <w:rPr>
-      <w:rFonts w:cs="Arial"/>
-      <w:sz w:val="24"/>
+      <w:rFonts w:cs="Lohit Devanagari"/>
     </w:rPr>
   </w:style>
   <w:style w:type="paragraph" w:styleId="Title">
@@ -50110,8 +50111,8 @@
       <w:szCs w:val="24"/>
     </w:rPr>
   </w:style>
-  <w:style w:type="paragraph" w:styleId="Style8" w:customStyle="1">
-    <w:name w:val="표 내용"/>
+  <w:style w:type="paragraph" w:styleId="user3" w:customStyle="1">
+    <w:name w:val="표 내용 (user)"/>
     <w:basedOn w:val="Normal"/>
     <w:qFormat/>
     <w:pPr>
@@ -50119,9 +50120,9 @@
     </w:pPr>
     <w:rPr/>
   </w:style>
-  <w:style w:type="paragraph" w:styleId="Style9" w:customStyle="1">
-    <w:name w:val="표제목"/>
-    <w:basedOn w:val="Style8"/>
+  <w:style w:type="paragraph" w:styleId="user4" w:customStyle="1">
+    <w:name w:val="표제목 (user)"/>
+    <w:basedOn w:val="user3"/>
     <w:qFormat/>
     <w:pPr>
       <w:jc w:val="center"/>
@@ -50131,8 +50132,8 @@
       <w:bCs/>
     </w:rPr>
   </w:style>
-  <w:style w:type="paragraph" w:styleId="user3">
-    <w:name w:val="표 내용 (user)"/>
+  <w:style w:type="paragraph" w:styleId="Style8">
+    <w:name w:val="표 내용"/>
     <w:basedOn w:val="Normal"/>
     <w:qFormat/>
     <w:pPr>
@@ -50141,9 +50142,9 @@
     </w:pPr>
     <w:rPr/>
   </w:style>
-  <w:style w:type="paragraph" w:styleId="user4">
-    <w:name w:val="표제목 (user)"/>
-    <w:basedOn w:val="user3"/>
+  <w:style w:type="paragraph" w:styleId="Style9">
+    <w:name w:val="표제목"/>
+    <w:basedOn w:val="Style8"/>
     <w:qFormat/>
     <w:pPr>
       <w:suppressLineNumbers/>
